--- a/Кинотеатр.docx
+++ b/Кинотеатр.docx
@@ -2175,7 +2175,39 @@
           <w:sz w:val="28"/>
           <w:szCs w:val="28"/>
         </w:rPr>
-        <w:t>Главное окно содержит список фильмов, где каждый элемент представлен названием и постером (визуальной обложкой). Рядом с названием отображается информация о жанре и текущий рейтинг фильма. Доступ</w:t>
+        <w:t xml:space="preserve">Главное окно содержит список фильмов, где каждый элемент представлен названием и постером (визуальной обложкой). </w:t>
+      </w:r>
+      <w:r>
+        <w:rPr>
+          <w:rFonts w:ascii="Times New Roman" w:hAnsi="Times New Roman" w:cs="Times New Roman"/>
+          <w:sz w:val="28"/>
+          <w:szCs w:val="28"/>
+        </w:rPr>
+        <w:t>При нажатии на карточку фильма</w:t>
+      </w:r>
+      <w:r>
+        <w:rPr>
+          <w:rFonts w:ascii="Times New Roman" w:hAnsi="Times New Roman" w:cs="Times New Roman"/>
+          <w:sz w:val="28"/>
+          <w:szCs w:val="28"/>
+        </w:rPr>
+        <w:t xml:space="preserve"> отображается информация </w:t>
+      </w:r>
+      <w:r>
+        <w:rPr>
+          <w:rFonts w:ascii="Times New Roman" w:hAnsi="Times New Roman" w:cs="Times New Roman"/>
+          <w:sz w:val="28"/>
+          <w:szCs w:val="28"/>
+        </w:rPr>
+        <w:t>описание</w:t>
+      </w:r>
+      <w:r>
+        <w:rPr>
+          <w:rFonts w:ascii="Times New Roman" w:hAnsi="Times New Roman" w:cs="Times New Roman"/>
+          <w:sz w:val="28"/>
+          <w:szCs w:val="28"/>
+        </w:rPr>
+        <w:t xml:space="preserve"> и текущий рейтинг фильма. Доступ</w:t>
       </w:r>
       <w:r>
         <w:rPr>
@@ -2397,6 +2429,7 @@
           <w:rFonts w:ascii="Times New Roman" w:hAnsi="Times New Roman" w:cs="Times New Roman"/>
           <w:sz w:val="28"/>
           <w:szCs w:val="28"/>
+          <w:lang w:val="en-US"/>
         </w:rPr>
       </w:pPr>
       <w:r>
@@ -3451,11 +3484,11 @@
             <v:path o:extrusionok="f" gradientshapeok="t" o:connecttype="rect"/>
             <o:lock v:ext="edit" aspectratio="t"/>
           </v:shapetype>
-          <v:shape id="_x0000_s1028" type="#_x0000_t75" style="position:absolute;left:0;text-align:left;margin-left:104pt;margin-top:0;width:581.65pt;height:507.45pt;z-index:251660288;mso-position-horizontal-relative:text;mso-position-vertical-relative:text" wrapcoords="1461 277 -32 485 -32 4881 1016 5262 1461 5331 2382 5815 2509 5815 2509 7477 1429 8031 1429 14123 413 14435 413 14538 1429 14677 1398 17446 445 17481 349 17515 349 21531 3716 21531 3716 21323 8767 21219 8704 20215 11149 20215 13849 19938 13881 18069 13691 18000 12420 18000 12420 15231 13246 15092 13246 14954 12420 14677 12484 10246 8862 9692 9593 9242 14040 8688 14104 5469 20075 5054 20044 4708 21187 4708 21600 4569 21600 762 20044 277 1461 277">
+          <v:shape id="_x0000_s1028" type="#_x0000_t75" style="position:absolute;left:0;text-align:left;margin-left:104pt;margin-top:0;width:581pt;height:507.8pt;z-index:251660288;mso-position-horizontal-relative:text;mso-position-vertical-relative:text" wrapcoords="1461 277 -32 485 -32 4881 1016 5262 1461 5331 2382 5815 2509 5815 2509 7477 1429 8031 1429 14123 413 14435 413 14538 1429 14677 1398 17446 445 17481 349 17515 349 21531 3716 21531 3716 21323 8767 21219 8704 20215 11149 20215 13849 19938 13881 18069 13691 18000 12420 18000 12420 15231 13246 15092 13246 14954 12420 14677 12484 10246 8862 9692 9593 9242 14040 8688 14104 5469 20075 5054 20044 4708 21187 4708 21600 4569 21600 762 20044 277 1461 277">
             <v:imagedata r:id="rId6" o:title=""/>
             <w10:wrap type="tight"/>
           </v:shape>
-          <o:OLEObject Type="Embed" ProgID="Visio.Drawing.15" ShapeID="_x0000_s1028" DrawAspect="Content" ObjectID="_1842105324" r:id="rId7"/>
+          <o:OLEObject Type="Embed" ProgID="Visio.Drawing.15" ShapeID="_x0000_s1028" DrawAspect="Content" ObjectID="_1843923013" r:id="rId7"/>
         </w:object>
       </w:r>
     </w:p>
@@ -3806,15 +3839,1930 @@
           <w:sz w:val="28"/>
           <w:szCs w:val="28"/>
         </w:rPr>
-        <w:t>Класс MediaPlayer – класс-обертка для управления видео. Содержит методы для запуска, остановки, паузы, перемотки видео и регулировки громкости. Инкапсулирует работ</w:t>
-      </w:r>
-      <w:r>
-        <w:rPr>
-          <w:rFonts w:ascii="Times New Roman" w:hAnsi="Times New Roman" w:cs="Times New Roman"/>
-          <w:sz w:val="28"/>
-          <w:szCs w:val="28"/>
-        </w:rPr>
-        <w:t>у с мультимедийной библиотекой</w:t>
+        <w:t>Класс Movie – модель фильма. Содержит поля: уникальный ID, название, описание, жанр, рейтинг, путь к фай</w:t>
+      </w:r>
+      <w:r>
+        <w:rPr>
+          <w:rFonts w:ascii="Times New Roman" w:hAnsi="Times New Roman" w:cs="Times New Roman"/>
+          <w:sz w:val="28"/>
+          <w:szCs w:val="28"/>
+        </w:rPr>
+        <w:t>лу постера, путь к файлу видео.</w:t>
+      </w:r>
+    </w:p>
+    <w:p>
+      <w:pPr>
+        <w:spacing w:after="0" w:line="360" w:lineRule="auto"/>
+        <w:ind w:firstLine="709"/>
+        <w:jc w:val="both"/>
+        <w:rPr>
+          <w:rFonts w:ascii="Times New Roman" w:hAnsi="Times New Roman" w:cs="Times New Roman"/>
+          <w:sz w:val="28"/>
+          <w:szCs w:val="28"/>
+        </w:rPr>
+      </w:pPr>
+      <w:r>
+        <w:rPr>
+          <w:rFonts w:ascii="Times New Roman" w:hAnsi="Times New Roman" w:cs="Times New Roman"/>
+          <w:sz w:val="28"/>
+          <w:szCs w:val="28"/>
+        </w:rPr>
+        <w:t xml:space="preserve">Класс User – модель пользователя системы. Содержит поля: </w:t>
+      </w:r>
+      <w:r>
+        <w:rPr>
+          <w:rFonts w:ascii="Times New Roman" w:hAnsi="Times New Roman" w:cs="Times New Roman"/>
+          <w:sz w:val="28"/>
+          <w:szCs w:val="28"/>
+        </w:rPr>
+        <w:t>ID, логин, пароль</w:t>
+      </w:r>
+      <w:r>
+        <w:rPr>
+          <w:rFonts w:ascii="Times New Roman" w:hAnsi="Times New Roman" w:cs="Times New Roman"/>
+          <w:sz w:val="28"/>
+          <w:szCs w:val="28"/>
+        </w:rPr>
+        <w:t>, история просмотров (список ID фильм</w:t>
+      </w:r>
+      <w:r>
+        <w:rPr>
+          <w:rFonts w:ascii="Times New Roman" w:hAnsi="Times New Roman" w:cs="Times New Roman"/>
+          <w:sz w:val="28"/>
+          <w:szCs w:val="28"/>
+        </w:rPr>
+        <w:t>ов), роль («User» или «Admin»).</w:t>
+      </w:r>
+    </w:p>
+    <w:p>
+      <w:pPr>
+        <w:spacing w:after="0" w:line="360" w:lineRule="auto"/>
+        <w:ind w:firstLine="709"/>
+        <w:jc w:val="both"/>
+        <w:rPr>
+          <w:rFonts w:ascii="Times New Roman" w:hAnsi="Times New Roman" w:cs="Times New Roman"/>
+          <w:sz w:val="28"/>
+          <w:szCs w:val="28"/>
+        </w:rPr>
+      </w:pPr>
+      <w:r>
+        <w:rPr>
+          <w:rFonts w:ascii="Times New Roman" w:hAnsi="Times New Roman" w:cs="Times New Roman"/>
+          <w:sz w:val="28"/>
+          <w:szCs w:val="28"/>
+        </w:rPr>
+        <w:t>Описание классов и их методов</w:t>
+      </w:r>
+    </w:p>
+    <w:p>
+      <w:pPr>
+        <w:spacing w:after="0" w:line="360" w:lineRule="auto"/>
+        <w:ind w:firstLine="709"/>
+        <w:jc w:val="both"/>
+        <w:rPr>
+          <w:rFonts w:ascii="Times New Roman" w:hAnsi="Times New Roman" w:cs="Times New Roman"/>
+          <w:sz w:val="28"/>
+          <w:szCs w:val="28"/>
+        </w:rPr>
+      </w:pPr>
+      <w:r>
+        <w:rPr>
+          <w:rFonts w:ascii="Times New Roman" w:hAnsi="Times New Roman" w:cs="Times New Roman"/>
+          <w:sz w:val="28"/>
+          <w:szCs w:val="28"/>
+        </w:rPr>
+        <w:t>Класс MainForm (глав</w:t>
+      </w:r>
+      <w:r>
+        <w:rPr>
+          <w:rFonts w:ascii="Times New Roman" w:hAnsi="Times New Roman" w:cs="Times New Roman"/>
+          <w:sz w:val="28"/>
+          <w:szCs w:val="28"/>
+        </w:rPr>
+        <w:t>ная форма)</w:t>
+      </w:r>
+    </w:p>
+    <w:p>
+      <w:pPr>
+        <w:spacing w:after="0" w:line="360" w:lineRule="auto"/>
+        <w:ind w:firstLine="709"/>
+        <w:jc w:val="both"/>
+        <w:rPr>
+          <w:rFonts w:ascii="Times New Roman" w:hAnsi="Times New Roman" w:cs="Times New Roman"/>
+          <w:sz w:val="28"/>
+          <w:szCs w:val="28"/>
+        </w:rPr>
+      </w:pPr>
+      <w:r>
+        <w:rPr>
+          <w:rFonts w:ascii="Times New Roman" w:hAnsi="Times New Roman" w:cs="Times New Roman"/>
+          <w:sz w:val="28"/>
+          <w:szCs w:val="28"/>
+        </w:rPr>
+        <w:t>Элементы управления:</w:t>
+      </w:r>
+    </w:p>
+    <w:p>
+      <w:pPr>
+        <w:spacing w:after="0" w:line="360" w:lineRule="auto"/>
+        <w:ind w:firstLine="709"/>
+        <w:jc w:val="both"/>
+        <w:rPr>
+          <w:rFonts w:ascii="Times New Roman" w:hAnsi="Times New Roman" w:cs="Times New Roman"/>
+          <w:sz w:val="28"/>
+          <w:szCs w:val="28"/>
+        </w:rPr>
+      </w:pPr>
+      <w:r>
+        <w:rPr>
+          <w:rFonts w:ascii="Times New Roman" w:hAnsi="Times New Roman" w:cs="Times New Roman"/>
+          <w:sz w:val="28"/>
+          <w:szCs w:val="28"/>
+        </w:rPr>
+        <w:t>FlowLayoutPanel flpMovieCatalog — панель для динамическог</w:t>
+      </w:r>
+      <w:r>
+        <w:rPr>
+          <w:rFonts w:ascii="Times New Roman" w:hAnsi="Times New Roman" w:cs="Times New Roman"/>
+          <w:sz w:val="28"/>
+          <w:szCs w:val="28"/>
+        </w:rPr>
+        <w:t>о отображения карточек фильмов.</w:t>
+      </w:r>
+    </w:p>
+    <w:p>
+      <w:pPr>
+        <w:spacing w:after="0" w:line="360" w:lineRule="auto"/>
+        <w:ind w:firstLine="709"/>
+        <w:jc w:val="both"/>
+        <w:rPr>
+          <w:rFonts w:ascii="Times New Roman" w:hAnsi="Times New Roman" w:cs="Times New Roman"/>
+          <w:sz w:val="28"/>
+          <w:szCs w:val="28"/>
+        </w:rPr>
+      </w:pPr>
+      <w:r>
+        <w:rPr>
+          <w:rFonts w:ascii="Times New Roman" w:hAnsi="Times New Roman" w:cs="Times New Roman"/>
+          <w:sz w:val="28"/>
+          <w:szCs w:val="28"/>
+        </w:rPr>
+        <w:t>TextBox txtSearch — пол</w:t>
+      </w:r>
+      <w:r>
+        <w:rPr>
+          <w:rFonts w:ascii="Times New Roman" w:hAnsi="Times New Roman" w:cs="Times New Roman"/>
+          <w:sz w:val="28"/>
+          <w:szCs w:val="28"/>
+        </w:rPr>
+        <w:t>е для ввода поискового запроса.</w:t>
+      </w:r>
+    </w:p>
+    <w:p>
+      <w:pPr>
+        <w:spacing w:after="0" w:line="360" w:lineRule="auto"/>
+        <w:ind w:firstLine="709"/>
+        <w:jc w:val="both"/>
+        <w:rPr>
+          <w:rFonts w:ascii="Times New Roman" w:hAnsi="Times New Roman" w:cs="Times New Roman"/>
+          <w:sz w:val="28"/>
+          <w:szCs w:val="28"/>
+        </w:rPr>
+      </w:pPr>
+      <w:r>
+        <w:rPr>
+          <w:rFonts w:ascii="Times New Roman" w:hAnsi="Times New Roman" w:cs="Times New Roman"/>
+          <w:sz w:val="28"/>
+          <w:szCs w:val="28"/>
+        </w:rPr>
+        <w:t>ComboBox cmbGenreFilter — выпадающий с</w:t>
+      </w:r>
+      <w:r>
+        <w:rPr>
+          <w:rFonts w:ascii="Times New Roman" w:hAnsi="Times New Roman" w:cs="Times New Roman"/>
+          <w:sz w:val="28"/>
+          <w:szCs w:val="28"/>
+        </w:rPr>
+        <w:t>писок для фильтрации по жанрам.</w:t>
+      </w:r>
+    </w:p>
+    <w:p>
+      <w:pPr>
+        <w:spacing w:after="0" w:line="360" w:lineRule="auto"/>
+        <w:ind w:firstLine="709"/>
+        <w:jc w:val="both"/>
+        <w:rPr>
+          <w:rFonts w:ascii="Times New Roman" w:hAnsi="Times New Roman" w:cs="Times New Roman"/>
+          <w:sz w:val="28"/>
+          <w:szCs w:val="28"/>
+        </w:rPr>
+      </w:pPr>
+      <w:r>
+        <w:rPr>
+          <w:rFonts w:ascii="Times New Roman" w:hAnsi="Times New Roman" w:cs="Times New Roman"/>
+          <w:sz w:val="28"/>
+          <w:szCs w:val="28"/>
+        </w:rPr>
+        <w:t>Button btnAdminPanel — кнопка для отображения панели администратора (</w:t>
+      </w:r>
+      <w:r>
+        <w:rPr>
+          <w:rFonts w:ascii="Times New Roman" w:hAnsi="Times New Roman" w:cs="Times New Roman"/>
+          <w:sz w:val="28"/>
+          <w:szCs w:val="28"/>
+        </w:rPr>
+        <w:t>видна только при роли «Admin»).</w:t>
+      </w:r>
+    </w:p>
+    <w:p>
+      <w:pPr>
+        <w:spacing w:after="0" w:line="360" w:lineRule="auto"/>
+        <w:ind w:firstLine="709"/>
+        <w:jc w:val="both"/>
+        <w:rPr>
+          <w:rFonts w:ascii="Times New Roman" w:hAnsi="Times New Roman" w:cs="Times New Roman"/>
+          <w:sz w:val="28"/>
+          <w:szCs w:val="28"/>
+        </w:rPr>
+      </w:pPr>
+      <w:r>
+        <w:rPr>
+          <w:rFonts w:ascii="Times New Roman" w:hAnsi="Times New Roman" w:cs="Times New Roman"/>
+          <w:sz w:val="28"/>
+          <w:szCs w:val="28"/>
+        </w:rPr>
+        <w:t>Методы:</w:t>
+      </w:r>
+    </w:p>
+    <w:p>
+      <w:pPr>
+        <w:spacing w:after="0" w:line="360" w:lineRule="auto"/>
+        <w:ind w:firstLine="709"/>
+        <w:jc w:val="both"/>
+        <w:rPr>
+          <w:rFonts w:ascii="Times New Roman" w:hAnsi="Times New Roman" w:cs="Times New Roman"/>
+          <w:sz w:val="28"/>
+          <w:szCs w:val="28"/>
+        </w:rPr>
+      </w:pPr>
+      <w:r>
+        <w:rPr>
+          <w:rFonts w:ascii="Times New Roman" w:hAnsi="Times New Roman" w:cs="Times New Roman"/>
+          <w:sz w:val="28"/>
+          <w:szCs w:val="28"/>
+        </w:rPr>
+        <w:t>void MainForm_Load(object sender, EventArgs e) — при загрузке формы инициализирует MovieManager, загружает каталог, настраивает выпадающие списки, отображает историю и рекоменд</w:t>
+      </w:r>
+      <w:r>
+        <w:rPr>
+          <w:rFonts w:ascii="Times New Roman" w:hAnsi="Times New Roman" w:cs="Times New Roman"/>
+          <w:sz w:val="28"/>
+          <w:szCs w:val="28"/>
+        </w:rPr>
+        <w:t>ации для текущего пользователя.</w:t>
+      </w:r>
+    </w:p>
+    <w:p>
+      <w:pPr>
+        <w:spacing w:after="0" w:line="360" w:lineRule="auto"/>
+        <w:ind w:firstLine="709"/>
+        <w:jc w:val="both"/>
+        <w:rPr>
+          <w:rFonts w:ascii="Times New Roman" w:hAnsi="Times New Roman" w:cs="Times New Roman"/>
+          <w:sz w:val="28"/>
+          <w:szCs w:val="28"/>
+        </w:rPr>
+      </w:pPr>
+      <w:r>
+        <w:rPr>
+          <w:rFonts w:ascii="Times New Roman" w:hAnsi="Times New Roman" w:cs="Times New Roman"/>
+          <w:sz w:val="28"/>
+          <w:szCs w:val="28"/>
+        </w:rPr>
+        <w:t>void LoadMovieCatalog(List&lt;Movie&gt; movies) — отображает переданный список фильмов на панели flpMovieCatalog, создавая для каждого фильма визуальную карточку с п</w:t>
+      </w:r>
+      <w:r>
+        <w:rPr>
+          <w:rFonts w:ascii="Times New Roman" w:hAnsi="Times New Roman" w:cs="Times New Roman"/>
+          <w:sz w:val="28"/>
+          <w:szCs w:val="28"/>
+        </w:rPr>
+        <w:t>остером, названием и рейтингом.</w:t>
+      </w:r>
+    </w:p>
+    <w:p>
+      <w:pPr>
+        <w:spacing w:after="0" w:line="360" w:lineRule="auto"/>
+        <w:ind w:firstLine="709"/>
+        <w:jc w:val="both"/>
+        <w:rPr>
+          <w:rFonts w:ascii="Times New Roman" w:hAnsi="Times New Roman" w:cs="Times New Roman"/>
+          <w:sz w:val="28"/>
+          <w:szCs w:val="28"/>
+        </w:rPr>
+      </w:pPr>
+      <w:r>
+        <w:rPr>
+          <w:rFonts w:ascii="Times New Roman" w:hAnsi="Times New Roman" w:cs="Times New Roman"/>
+          <w:sz w:val="28"/>
+          <w:szCs w:val="28"/>
+        </w:rPr>
+        <w:lastRenderedPageBreak/>
+        <w:t>void txtSearch_TextChanged(object sender, EventArgs e) — обрабатывает изменение текста в поле поиска, вызывает MovieManager.Sear</w:t>
+      </w:r>
+      <w:r>
+        <w:rPr>
+          <w:rFonts w:ascii="Times New Roman" w:hAnsi="Times New Roman" w:cs="Times New Roman"/>
+          <w:sz w:val="28"/>
+          <w:szCs w:val="28"/>
+        </w:rPr>
+        <w:t>chMovies() и обновляет каталог.</w:t>
+      </w:r>
+    </w:p>
+    <w:p>
+      <w:pPr>
+        <w:spacing w:after="0" w:line="360" w:lineRule="auto"/>
+        <w:ind w:firstLine="709"/>
+        <w:jc w:val="both"/>
+        <w:rPr>
+          <w:rFonts w:ascii="Times New Roman" w:hAnsi="Times New Roman" w:cs="Times New Roman"/>
+          <w:sz w:val="28"/>
+          <w:szCs w:val="28"/>
+        </w:rPr>
+      </w:pPr>
+      <w:r>
+        <w:rPr>
+          <w:rFonts w:ascii="Times New Roman" w:hAnsi="Times New Roman" w:cs="Times New Roman"/>
+          <w:sz w:val="28"/>
+          <w:szCs w:val="28"/>
+        </w:rPr>
+        <w:t>void cmbGenreFilter_SelectedIndexChanged(object sender, EventArgs e) — обрабатывает выбор жанра, вызывает MovieManager.Filte</w:t>
+      </w:r>
+      <w:r>
+        <w:rPr>
+          <w:rFonts w:ascii="Times New Roman" w:hAnsi="Times New Roman" w:cs="Times New Roman"/>
+          <w:sz w:val="28"/>
+          <w:szCs w:val="28"/>
+        </w:rPr>
+        <w:t>rByGenre() и обновляет каталог.</w:t>
+      </w:r>
+    </w:p>
+    <w:p>
+      <w:pPr>
+        <w:spacing w:after="0" w:line="360" w:lineRule="auto"/>
+        <w:ind w:firstLine="709"/>
+        <w:jc w:val="both"/>
+        <w:rPr>
+          <w:rFonts w:ascii="Times New Roman" w:hAnsi="Times New Roman" w:cs="Times New Roman"/>
+          <w:sz w:val="28"/>
+          <w:szCs w:val="28"/>
+        </w:rPr>
+      </w:pPr>
+      <w:r>
+        <w:rPr>
+          <w:rFonts w:ascii="Times New Roman" w:hAnsi="Times New Roman" w:cs="Times New Roman"/>
+          <w:sz w:val="28"/>
+          <w:szCs w:val="28"/>
+        </w:rPr>
+        <w:t>void MovieCard_Click(object sender, EventArgs e) — обрабатывает нажатие на карточку фильма, запоминает выбранный фильм и открывает форму выбора к</w:t>
+      </w:r>
+      <w:r>
+        <w:rPr>
+          <w:rFonts w:ascii="Times New Roman" w:hAnsi="Times New Roman" w:cs="Times New Roman"/>
+          <w:sz w:val="28"/>
+          <w:szCs w:val="28"/>
+        </w:rPr>
+        <w:t>ачества (QualitySelectionForm).</w:t>
+      </w:r>
+    </w:p>
+    <w:p>
+      <w:pPr>
+        <w:spacing w:after="0" w:line="360" w:lineRule="auto"/>
+        <w:ind w:firstLine="709"/>
+        <w:jc w:val="both"/>
+        <w:rPr>
+          <w:rFonts w:ascii="Times New Roman" w:hAnsi="Times New Roman" w:cs="Times New Roman"/>
+          <w:sz w:val="28"/>
+          <w:szCs w:val="28"/>
+          <w:lang w:val="en-US"/>
+        </w:rPr>
+      </w:pPr>
+      <w:r>
+        <w:rPr>
+          <w:rFonts w:ascii="Times New Roman" w:hAnsi="Times New Roman" w:cs="Times New Roman"/>
+          <w:sz w:val="28"/>
+          <w:szCs w:val="28"/>
+        </w:rPr>
+        <w:t>Класс</w:t>
+      </w:r>
+      <w:r>
+        <w:rPr>
+          <w:rFonts w:ascii="Times New Roman" w:hAnsi="Times New Roman" w:cs="Times New Roman"/>
+          <w:sz w:val="28"/>
+          <w:szCs w:val="28"/>
+        </w:rPr>
+        <w:t xml:space="preserve"> VideoPlayerForm (форма плеера)</w:t>
+      </w:r>
+    </w:p>
+    <w:p>
+      <w:pPr>
+        <w:spacing w:after="0" w:line="360" w:lineRule="auto"/>
+        <w:ind w:firstLine="709"/>
+        <w:jc w:val="both"/>
+        <w:rPr>
+          <w:rFonts w:ascii="Times New Roman" w:hAnsi="Times New Roman" w:cs="Times New Roman"/>
+          <w:sz w:val="28"/>
+          <w:szCs w:val="28"/>
+        </w:rPr>
+      </w:pPr>
+      <w:r>
+        <w:rPr>
+          <w:rFonts w:ascii="Times New Roman" w:hAnsi="Times New Roman" w:cs="Times New Roman"/>
+          <w:sz w:val="28"/>
+          <w:szCs w:val="28"/>
+        </w:rPr>
+        <w:t>Для видеоплеера была использована библиотека</w:t>
+      </w:r>
+      <w:r>
+        <w:rPr>
+          <w:rFonts w:ascii="Times New Roman" w:hAnsi="Times New Roman" w:cs="Times New Roman"/>
+          <w:sz w:val="28"/>
+          <w:szCs w:val="28"/>
+        </w:rPr>
+        <w:t xml:space="preserve"> </w:t>
+      </w:r>
+      <w:r>
+        <w:rPr>
+          <w:rFonts w:ascii="Times New Roman" w:hAnsi="Times New Roman" w:cs="Times New Roman"/>
+          <w:sz w:val="28"/>
+          <w:szCs w:val="28"/>
+        </w:rPr>
+        <w:t>«</w:t>
+      </w:r>
+      <w:r>
+        <w:rPr>
+          <w:rFonts w:ascii="Times New Roman" w:hAnsi="Times New Roman" w:cs="Times New Roman"/>
+          <w:sz w:val="28"/>
+          <w:szCs w:val="28"/>
+        </w:rPr>
+        <w:t>AxWMPLib</w:t>
+      </w:r>
+      <w:r>
+        <w:rPr>
+          <w:rFonts w:ascii="Times New Roman" w:hAnsi="Times New Roman" w:cs="Times New Roman"/>
+          <w:sz w:val="28"/>
+          <w:szCs w:val="28"/>
+        </w:rPr>
+        <w:t>», для упрощения задачи работы с плеером.</w:t>
+      </w:r>
+    </w:p>
+    <w:p>
+      <w:pPr>
+        <w:spacing w:after="0" w:line="360" w:lineRule="auto"/>
+        <w:ind w:firstLine="709"/>
+        <w:jc w:val="both"/>
+        <w:rPr>
+          <w:rFonts w:ascii="Times New Roman" w:hAnsi="Times New Roman" w:cs="Times New Roman"/>
+          <w:sz w:val="28"/>
+          <w:szCs w:val="28"/>
+        </w:rPr>
+      </w:pPr>
+      <w:r>
+        <w:rPr>
+          <w:rFonts w:ascii="Times New Roman" w:hAnsi="Times New Roman" w:cs="Times New Roman"/>
+          <w:sz w:val="28"/>
+          <w:szCs w:val="28"/>
+        </w:rPr>
+        <w:t>Элементы управления:</w:t>
+      </w:r>
+    </w:p>
+    <w:p>
+      <w:pPr>
+        <w:spacing w:after="0" w:line="360" w:lineRule="auto"/>
+        <w:ind w:firstLine="709"/>
+        <w:jc w:val="both"/>
+        <w:rPr>
+          <w:rFonts w:ascii="Times New Roman" w:hAnsi="Times New Roman" w:cs="Times New Roman"/>
+          <w:sz w:val="28"/>
+          <w:szCs w:val="28"/>
+        </w:rPr>
+      </w:pPr>
+      <w:r>
+        <w:rPr>
+          <w:rFonts w:ascii="Times New Roman" w:hAnsi="Times New Roman" w:cs="Times New Roman"/>
+          <w:sz w:val="28"/>
+          <w:szCs w:val="28"/>
+          <w:lang w:val="en-US"/>
+        </w:rPr>
+        <w:t>Windows</w:t>
+      </w:r>
+      <w:r>
+        <w:rPr>
+          <w:rFonts w:ascii="Times New Roman" w:hAnsi="Times New Roman" w:cs="Times New Roman"/>
+          <w:sz w:val="28"/>
+          <w:szCs w:val="28"/>
+        </w:rPr>
+        <w:t xml:space="preserve"> </w:t>
+      </w:r>
+      <w:r>
+        <w:rPr>
+          <w:rFonts w:ascii="Times New Roman" w:hAnsi="Times New Roman" w:cs="Times New Roman"/>
+          <w:sz w:val="28"/>
+          <w:szCs w:val="28"/>
+          <w:lang w:val="en-US"/>
+        </w:rPr>
+        <w:t>media</w:t>
+      </w:r>
+      <w:r>
+        <w:rPr>
+          <w:rFonts w:ascii="Times New Roman" w:hAnsi="Times New Roman" w:cs="Times New Roman"/>
+          <w:sz w:val="28"/>
+          <w:szCs w:val="28"/>
+        </w:rPr>
+        <w:t xml:space="preserve"> </w:t>
+      </w:r>
+      <w:r>
+        <w:rPr>
+          <w:rFonts w:ascii="Times New Roman" w:hAnsi="Times New Roman" w:cs="Times New Roman"/>
+          <w:sz w:val="28"/>
+          <w:szCs w:val="28"/>
+          <w:lang w:val="en-US"/>
+        </w:rPr>
+        <w:t>player</w:t>
+      </w:r>
+      <w:r>
+        <w:rPr>
+          <w:rFonts w:ascii="Times New Roman" w:hAnsi="Times New Roman" w:cs="Times New Roman"/>
+          <w:sz w:val="28"/>
+          <w:szCs w:val="28"/>
+        </w:rPr>
+        <w:t xml:space="preserve"> – </w:t>
+      </w:r>
+      <w:r>
+        <w:rPr>
+          <w:rFonts w:ascii="Times New Roman" w:hAnsi="Times New Roman" w:cs="Times New Roman"/>
+          <w:sz w:val="28"/>
+          <w:szCs w:val="28"/>
+        </w:rPr>
+        <w:t>сам</w:t>
+      </w:r>
+      <w:r>
+        <w:rPr>
+          <w:rFonts w:ascii="Times New Roman" w:hAnsi="Times New Roman" w:cs="Times New Roman"/>
+          <w:sz w:val="28"/>
+          <w:szCs w:val="28"/>
+        </w:rPr>
+        <w:t xml:space="preserve"> </w:t>
+      </w:r>
+      <w:r>
+        <w:rPr>
+          <w:rFonts w:ascii="Times New Roman" w:hAnsi="Times New Roman" w:cs="Times New Roman"/>
+          <w:sz w:val="28"/>
+          <w:szCs w:val="28"/>
+        </w:rPr>
+        <w:t>плеер</w:t>
+      </w:r>
+      <w:r>
+        <w:rPr>
+          <w:rFonts w:ascii="Times New Roman" w:hAnsi="Times New Roman" w:cs="Times New Roman"/>
+          <w:sz w:val="28"/>
+          <w:szCs w:val="28"/>
+        </w:rPr>
+        <w:t xml:space="preserve">, </w:t>
+      </w:r>
+      <w:r>
+        <w:rPr>
+          <w:rFonts w:ascii="Times New Roman" w:hAnsi="Times New Roman" w:cs="Times New Roman"/>
+          <w:sz w:val="28"/>
+          <w:szCs w:val="28"/>
+        </w:rPr>
+        <w:t>где</w:t>
+      </w:r>
+      <w:r>
+        <w:rPr>
+          <w:rFonts w:ascii="Times New Roman" w:hAnsi="Times New Roman" w:cs="Times New Roman"/>
+          <w:sz w:val="28"/>
+          <w:szCs w:val="28"/>
+        </w:rPr>
+        <w:t xml:space="preserve"> </w:t>
+      </w:r>
+      <w:r>
+        <w:rPr>
+          <w:rFonts w:ascii="Times New Roman" w:hAnsi="Times New Roman" w:cs="Times New Roman"/>
+          <w:sz w:val="28"/>
+          <w:szCs w:val="28"/>
+        </w:rPr>
+        <w:t>показываются фильмы.</w:t>
+      </w:r>
+    </w:p>
+    <w:p>
+      <w:pPr>
+        <w:spacing w:after="0" w:line="360" w:lineRule="auto"/>
+        <w:ind w:firstLine="709"/>
+        <w:jc w:val="both"/>
+        <w:rPr>
+          <w:rFonts w:ascii="Times New Roman" w:hAnsi="Times New Roman" w:cs="Times New Roman"/>
+          <w:sz w:val="28"/>
+          <w:szCs w:val="28"/>
+          <w:lang w:val="en-US"/>
+        </w:rPr>
+      </w:pPr>
+      <w:r>
+        <w:rPr>
+          <w:rFonts w:ascii="Times New Roman" w:hAnsi="Times New Roman" w:cs="Times New Roman"/>
+          <w:sz w:val="28"/>
+          <w:szCs w:val="28"/>
+        </w:rPr>
+        <w:t>Поля</w:t>
+      </w:r>
+      <w:r>
+        <w:rPr>
+          <w:rFonts w:ascii="Times New Roman" w:hAnsi="Times New Roman" w:cs="Times New Roman"/>
+          <w:sz w:val="28"/>
+          <w:szCs w:val="28"/>
+          <w:lang w:val="en-US"/>
+        </w:rPr>
+        <w:t xml:space="preserve">: </w:t>
+      </w:r>
+    </w:p>
+    <w:p>
+      <w:pPr>
+        <w:spacing w:after="0" w:line="360" w:lineRule="auto"/>
+        <w:ind w:firstLine="709"/>
+        <w:jc w:val="both"/>
+        <w:rPr>
+          <w:rFonts w:ascii="Times New Roman" w:hAnsi="Times New Roman" w:cs="Times New Roman"/>
+          <w:sz w:val="28"/>
+          <w:szCs w:val="28"/>
+        </w:rPr>
+      </w:pPr>
+      <w:r>
+        <w:rPr>
+          <w:rFonts w:ascii="Times New Roman" w:hAnsi="Times New Roman" w:cs="Times New Roman"/>
+          <w:sz w:val="28"/>
+          <w:szCs w:val="28"/>
+          <w:lang w:val="en-US"/>
+        </w:rPr>
+        <w:t>private</w:t>
+      </w:r>
+      <w:r>
+        <w:rPr>
+          <w:rFonts w:ascii="Times New Roman" w:hAnsi="Times New Roman" w:cs="Times New Roman"/>
+          <w:sz w:val="28"/>
+          <w:szCs w:val="28"/>
+        </w:rPr>
+        <w:t xml:space="preserve"> </w:t>
+      </w:r>
+      <w:r>
+        <w:rPr>
+          <w:rFonts w:ascii="Times New Roman" w:hAnsi="Times New Roman" w:cs="Times New Roman"/>
+          <w:sz w:val="28"/>
+          <w:szCs w:val="28"/>
+          <w:lang w:val="en-US"/>
+        </w:rPr>
+        <w:t>string</w:t>
+      </w:r>
+      <w:r>
+        <w:rPr>
+          <w:rFonts w:ascii="Times New Roman" w:hAnsi="Times New Roman" w:cs="Times New Roman"/>
+          <w:sz w:val="28"/>
+          <w:szCs w:val="28"/>
+        </w:rPr>
+        <w:t xml:space="preserve"> </w:t>
+      </w:r>
+      <w:r>
+        <w:rPr>
+          <w:rFonts w:ascii="Times New Roman" w:hAnsi="Times New Roman" w:cs="Times New Roman"/>
+          <w:sz w:val="28"/>
+          <w:szCs w:val="28"/>
+          <w:lang w:val="en-US"/>
+        </w:rPr>
+        <w:t>videoPath</w:t>
+      </w:r>
+      <w:r>
+        <w:rPr>
+          <w:rFonts w:ascii="Times New Roman" w:hAnsi="Times New Roman" w:cs="Times New Roman"/>
+          <w:sz w:val="28"/>
+          <w:szCs w:val="28"/>
+        </w:rPr>
+        <w:t>_</w:t>
+      </w:r>
+      <w:r>
+        <w:rPr>
+          <w:rFonts w:ascii="Times New Roman" w:hAnsi="Times New Roman" w:cs="Times New Roman"/>
+          <w:sz w:val="28"/>
+          <w:szCs w:val="28"/>
+        </w:rPr>
+        <w:t xml:space="preserve"> - </w:t>
+      </w:r>
+      <w:r>
+        <w:rPr>
+          <w:rFonts w:ascii="Times New Roman" w:hAnsi="Times New Roman" w:cs="Times New Roman"/>
+          <w:sz w:val="28"/>
+          <w:szCs w:val="28"/>
+        </w:rPr>
+        <w:t>строка</w:t>
+      </w:r>
+      <w:r>
+        <w:rPr>
+          <w:rFonts w:ascii="Times New Roman" w:hAnsi="Times New Roman" w:cs="Times New Roman"/>
+          <w:sz w:val="28"/>
+          <w:szCs w:val="28"/>
+        </w:rPr>
+        <w:t xml:space="preserve">, </w:t>
+      </w:r>
+      <w:r>
+        <w:rPr>
+          <w:rFonts w:ascii="Times New Roman" w:hAnsi="Times New Roman" w:cs="Times New Roman"/>
+          <w:sz w:val="28"/>
+          <w:szCs w:val="28"/>
+        </w:rPr>
+        <w:t>где</w:t>
+      </w:r>
+      <w:r>
+        <w:rPr>
+          <w:rFonts w:ascii="Times New Roman" w:hAnsi="Times New Roman" w:cs="Times New Roman"/>
+          <w:sz w:val="28"/>
+          <w:szCs w:val="28"/>
+        </w:rPr>
+        <w:t xml:space="preserve"> </w:t>
+      </w:r>
+      <w:r>
+        <w:rPr>
+          <w:rFonts w:ascii="Times New Roman" w:hAnsi="Times New Roman" w:cs="Times New Roman"/>
+          <w:sz w:val="28"/>
+          <w:szCs w:val="28"/>
+        </w:rPr>
+        <w:t>хранится</w:t>
+      </w:r>
+      <w:r>
+        <w:rPr>
+          <w:rFonts w:ascii="Times New Roman" w:hAnsi="Times New Roman" w:cs="Times New Roman"/>
+          <w:sz w:val="28"/>
+          <w:szCs w:val="28"/>
+        </w:rPr>
+        <w:t xml:space="preserve"> </w:t>
+      </w:r>
+      <w:r>
+        <w:rPr>
+          <w:rFonts w:ascii="Times New Roman" w:hAnsi="Times New Roman" w:cs="Times New Roman"/>
+          <w:sz w:val="28"/>
+          <w:szCs w:val="28"/>
+        </w:rPr>
+        <w:t>путь до фильма.</w:t>
+      </w:r>
+    </w:p>
+    <w:p>
+      <w:pPr>
+        <w:spacing w:after="0" w:line="360" w:lineRule="auto"/>
+        <w:ind w:firstLine="709"/>
+        <w:jc w:val="both"/>
+        <w:rPr>
+          <w:rFonts w:ascii="Times New Roman" w:hAnsi="Times New Roman" w:cs="Times New Roman"/>
+          <w:sz w:val="28"/>
+          <w:szCs w:val="28"/>
+        </w:rPr>
+      </w:pPr>
+      <w:r>
+        <w:rPr>
+          <w:rFonts w:ascii="Times New Roman" w:hAnsi="Times New Roman" w:cs="Times New Roman"/>
+          <w:sz w:val="28"/>
+          <w:szCs w:val="28"/>
+        </w:rPr>
+        <w:t>Методы:</w:t>
+      </w:r>
+    </w:p>
+    <w:p>
+      <w:pPr>
+        <w:spacing w:after="0" w:line="360" w:lineRule="auto"/>
+        <w:ind w:firstLine="709"/>
+        <w:jc w:val="both"/>
+        <w:rPr>
+          <w:rFonts w:ascii="Times New Roman" w:hAnsi="Times New Roman" w:cs="Times New Roman"/>
+          <w:sz w:val="28"/>
+          <w:szCs w:val="28"/>
+        </w:rPr>
+      </w:pPr>
+      <w:r>
+        <w:rPr>
+          <w:rFonts w:ascii="Times New Roman" w:hAnsi="Times New Roman" w:cs="Times New Roman"/>
+          <w:sz w:val="28"/>
+          <w:szCs w:val="28"/>
+          <w:lang w:val="en-US"/>
+        </w:rPr>
+        <w:t>public</w:t>
+      </w:r>
+      <w:r>
+        <w:rPr>
+          <w:rFonts w:ascii="Times New Roman" w:hAnsi="Times New Roman" w:cs="Times New Roman"/>
+          <w:sz w:val="28"/>
+          <w:szCs w:val="28"/>
+        </w:rPr>
+        <w:t xml:space="preserve"> </w:t>
+      </w:r>
+      <w:r>
+        <w:rPr>
+          <w:rFonts w:ascii="Times New Roman" w:hAnsi="Times New Roman" w:cs="Times New Roman"/>
+          <w:sz w:val="28"/>
+          <w:szCs w:val="28"/>
+          <w:lang w:val="en-US"/>
+        </w:rPr>
+        <w:t>VideoPlayerForm</w:t>
+      </w:r>
+      <w:r>
+        <w:rPr>
+          <w:rFonts w:ascii="Times New Roman" w:hAnsi="Times New Roman" w:cs="Times New Roman"/>
+          <w:sz w:val="28"/>
+          <w:szCs w:val="28"/>
+        </w:rPr>
+        <w:t>(</w:t>
+      </w:r>
+      <w:r>
+        <w:rPr>
+          <w:rFonts w:ascii="Times New Roman" w:hAnsi="Times New Roman" w:cs="Times New Roman"/>
+          <w:sz w:val="28"/>
+          <w:szCs w:val="28"/>
+          <w:lang w:val="en-US"/>
+        </w:rPr>
+        <w:t>string</w:t>
+      </w:r>
+      <w:r>
+        <w:rPr>
+          <w:rFonts w:ascii="Times New Roman" w:hAnsi="Times New Roman" w:cs="Times New Roman"/>
+          <w:sz w:val="28"/>
+          <w:szCs w:val="28"/>
+        </w:rPr>
+        <w:t xml:space="preserve"> </w:t>
+      </w:r>
+      <w:r>
+        <w:rPr>
+          <w:rFonts w:ascii="Times New Roman" w:hAnsi="Times New Roman" w:cs="Times New Roman"/>
+          <w:sz w:val="28"/>
+          <w:szCs w:val="28"/>
+          <w:lang w:val="en-US"/>
+        </w:rPr>
+        <w:t>videoPath</w:t>
+      </w:r>
+      <w:r>
+        <w:rPr>
+          <w:rFonts w:ascii="Times New Roman" w:hAnsi="Times New Roman" w:cs="Times New Roman"/>
+          <w:sz w:val="28"/>
+          <w:szCs w:val="28"/>
+        </w:rPr>
+        <w:t>)</w:t>
+      </w:r>
+      <w:r>
+        <w:rPr>
+          <w:rFonts w:ascii="Times New Roman" w:hAnsi="Times New Roman" w:cs="Times New Roman"/>
+          <w:sz w:val="28"/>
+          <w:szCs w:val="28"/>
+        </w:rPr>
+        <w:t xml:space="preserve"> – </w:t>
+      </w:r>
+      <w:r>
+        <w:rPr>
+          <w:rFonts w:ascii="Times New Roman" w:hAnsi="Times New Roman" w:cs="Times New Roman"/>
+          <w:sz w:val="28"/>
+          <w:szCs w:val="28"/>
+        </w:rPr>
+        <w:t>инициализация</w:t>
+      </w:r>
+      <w:r>
+        <w:rPr>
+          <w:rFonts w:ascii="Times New Roman" w:hAnsi="Times New Roman" w:cs="Times New Roman"/>
+          <w:sz w:val="28"/>
+          <w:szCs w:val="28"/>
+        </w:rPr>
+        <w:t xml:space="preserve"> </w:t>
+      </w:r>
+      <w:r>
+        <w:rPr>
+          <w:rFonts w:ascii="Times New Roman" w:hAnsi="Times New Roman" w:cs="Times New Roman"/>
+          <w:sz w:val="28"/>
+          <w:szCs w:val="28"/>
+        </w:rPr>
+        <w:t>плеера</w:t>
+      </w:r>
+      <w:r>
+        <w:rPr>
+          <w:rFonts w:ascii="Times New Roman" w:hAnsi="Times New Roman" w:cs="Times New Roman"/>
+          <w:sz w:val="28"/>
+          <w:szCs w:val="28"/>
+        </w:rPr>
+        <w:t xml:space="preserve"> </w:t>
+      </w:r>
+      <w:r>
+        <w:rPr>
+          <w:rFonts w:ascii="Times New Roman" w:hAnsi="Times New Roman" w:cs="Times New Roman"/>
+          <w:sz w:val="28"/>
+          <w:szCs w:val="28"/>
+        </w:rPr>
+        <w:t>и</w:t>
+      </w:r>
+      <w:r>
+        <w:rPr>
+          <w:rFonts w:ascii="Times New Roman" w:hAnsi="Times New Roman" w:cs="Times New Roman"/>
+          <w:sz w:val="28"/>
+          <w:szCs w:val="28"/>
+        </w:rPr>
+        <w:t xml:space="preserve"> </w:t>
+      </w:r>
+      <w:r>
+        <w:rPr>
+          <w:rFonts w:ascii="Times New Roman" w:hAnsi="Times New Roman" w:cs="Times New Roman"/>
+          <w:sz w:val="28"/>
+          <w:szCs w:val="28"/>
+        </w:rPr>
+        <w:t>пути</w:t>
+      </w:r>
+      <w:r>
+        <w:rPr>
+          <w:rFonts w:ascii="Times New Roman" w:hAnsi="Times New Roman" w:cs="Times New Roman"/>
+          <w:sz w:val="28"/>
+          <w:szCs w:val="28"/>
+        </w:rPr>
+        <w:t xml:space="preserve"> </w:t>
+      </w:r>
+      <w:r>
+        <w:rPr>
+          <w:rFonts w:ascii="Times New Roman" w:hAnsi="Times New Roman" w:cs="Times New Roman"/>
+          <w:sz w:val="28"/>
+          <w:szCs w:val="28"/>
+        </w:rPr>
+        <w:t>к фильму.</w:t>
+      </w:r>
+    </w:p>
+    <w:p>
+      <w:pPr>
+        <w:spacing w:after="0" w:line="360" w:lineRule="auto"/>
+        <w:ind w:firstLine="709"/>
+        <w:jc w:val="both"/>
+        <w:rPr>
+          <w:rFonts w:ascii="Times New Roman" w:hAnsi="Times New Roman" w:cs="Times New Roman"/>
+          <w:sz w:val="28"/>
+          <w:szCs w:val="28"/>
+        </w:rPr>
+      </w:pPr>
+      <w:r>
+        <w:rPr>
+          <w:rFonts w:ascii="Times New Roman" w:hAnsi="Times New Roman" w:cs="Times New Roman"/>
+          <w:sz w:val="28"/>
+          <w:szCs w:val="28"/>
+          <w:lang w:val="en-US"/>
+        </w:rPr>
+        <w:t>private</w:t>
+      </w:r>
+      <w:r>
+        <w:rPr>
+          <w:rFonts w:ascii="Times New Roman" w:hAnsi="Times New Roman" w:cs="Times New Roman"/>
+          <w:sz w:val="28"/>
+          <w:szCs w:val="28"/>
+        </w:rPr>
+        <w:t xml:space="preserve"> </w:t>
+      </w:r>
+      <w:r>
+        <w:rPr>
+          <w:rFonts w:ascii="Times New Roman" w:hAnsi="Times New Roman" w:cs="Times New Roman"/>
+          <w:sz w:val="28"/>
+          <w:szCs w:val="28"/>
+          <w:lang w:val="en-US"/>
+        </w:rPr>
+        <w:t>void</w:t>
+      </w:r>
+      <w:r>
+        <w:rPr>
+          <w:rFonts w:ascii="Times New Roman" w:hAnsi="Times New Roman" w:cs="Times New Roman"/>
+          <w:sz w:val="28"/>
+          <w:szCs w:val="28"/>
+        </w:rPr>
+        <w:t xml:space="preserve"> </w:t>
+      </w:r>
+      <w:r>
+        <w:rPr>
+          <w:rFonts w:ascii="Times New Roman" w:hAnsi="Times New Roman" w:cs="Times New Roman"/>
+          <w:sz w:val="28"/>
+          <w:szCs w:val="28"/>
+          <w:lang w:val="en-US"/>
+        </w:rPr>
+        <w:t>VideoPlayerForm</w:t>
+      </w:r>
+      <w:r>
+        <w:rPr>
+          <w:rFonts w:ascii="Times New Roman" w:hAnsi="Times New Roman" w:cs="Times New Roman"/>
+          <w:sz w:val="28"/>
+          <w:szCs w:val="28"/>
+        </w:rPr>
+        <w:t>_</w:t>
+      </w:r>
+      <w:r>
+        <w:rPr>
+          <w:rFonts w:ascii="Times New Roman" w:hAnsi="Times New Roman" w:cs="Times New Roman"/>
+          <w:sz w:val="28"/>
+          <w:szCs w:val="28"/>
+          <w:lang w:val="en-US"/>
+        </w:rPr>
+        <w:t>Load</w:t>
+      </w:r>
+      <w:r>
+        <w:rPr>
+          <w:rFonts w:ascii="Times New Roman" w:hAnsi="Times New Roman" w:cs="Times New Roman"/>
+          <w:sz w:val="28"/>
+          <w:szCs w:val="28"/>
+        </w:rPr>
+        <w:t xml:space="preserve"> – </w:t>
+      </w:r>
+      <w:r>
+        <w:rPr>
+          <w:rFonts w:ascii="Times New Roman" w:hAnsi="Times New Roman" w:cs="Times New Roman"/>
+          <w:sz w:val="28"/>
+          <w:szCs w:val="28"/>
+        </w:rPr>
+        <w:t>загрузка</w:t>
+      </w:r>
+      <w:r>
+        <w:rPr>
+          <w:rFonts w:ascii="Times New Roman" w:hAnsi="Times New Roman" w:cs="Times New Roman"/>
+          <w:sz w:val="28"/>
+          <w:szCs w:val="28"/>
+        </w:rPr>
+        <w:t xml:space="preserve"> </w:t>
+      </w:r>
+      <w:r>
+        <w:rPr>
+          <w:rFonts w:ascii="Times New Roman" w:hAnsi="Times New Roman" w:cs="Times New Roman"/>
+          <w:sz w:val="28"/>
+          <w:szCs w:val="28"/>
+        </w:rPr>
+        <w:t>пути</w:t>
+      </w:r>
+      <w:r>
+        <w:rPr>
+          <w:rFonts w:ascii="Times New Roman" w:hAnsi="Times New Roman" w:cs="Times New Roman"/>
+          <w:sz w:val="28"/>
+          <w:szCs w:val="28"/>
+        </w:rPr>
+        <w:t xml:space="preserve"> </w:t>
+      </w:r>
+      <w:r>
+        <w:rPr>
+          <w:rFonts w:ascii="Times New Roman" w:hAnsi="Times New Roman" w:cs="Times New Roman"/>
+          <w:sz w:val="28"/>
+          <w:szCs w:val="28"/>
+        </w:rPr>
+        <w:t>к</w:t>
+      </w:r>
+      <w:r>
+        <w:rPr>
+          <w:rFonts w:ascii="Times New Roman" w:hAnsi="Times New Roman" w:cs="Times New Roman"/>
+          <w:sz w:val="28"/>
+          <w:szCs w:val="28"/>
+        </w:rPr>
+        <w:t xml:space="preserve"> </w:t>
+      </w:r>
+      <w:r>
+        <w:rPr>
+          <w:rFonts w:ascii="Times New Roman" w:hAnsi="Times New Roman" w:cs="Times New Roman"/>
+          <w:sz w:val="28"/>
+          <w:szCs w:val="28"/>
+        </w:rPr>
+        <w:t>фильму</w:t>
+      </w:r>
+      <w:r>
+        <w:rPr>
+          <w:rFonts w:ascii="Times New Roman" w:hAnsi="Times New Roman" w:cs="Times New Roman"/>
+          <w:sz w:val="28"/>
+          <w:szCs w:val="28"/>
+        </w:rPr>
+        <w:t xml:space="preserve"> </w:t>
+      </w:r>
+      <w:r>
+        <w:rPr>
+          <w:rFonts w:ascii="Times New Roman" w:hAnsi="Times New Roman" w:cs="Times New Roman"/>
+          <w:sz w:val="28"/>
+          <w:szCs w:val="28"/>
+        </w:rPr>
+        <w:t>и</w:t>
+      </w:r>
+      <w:r>
+        <w:rPr>
+          <w:rFonts w:ascii="Times New Roman" w:hAnsi="Times New Roman" w:cs="Times New Roman"/>
+          <w:sz w:val="28"/>
+          <w:szCs w:val="28"/>
+        </w:rPr>
+        <w:t xml:space="preserve"> </w:t>
+      </w:r>
+      <w:r>
+        <w:rPr>
+          <w:rFonts w:ascii="Times New Roman" w:hAnsi="Times New Roman" w:cs="Times New Roman"/>
+          <w:sz w:val="28"/>
+          <w:szCs w:val="28"/>
+        </w:rPr>
+        <w:t>настройка элементов.</w:t>
+      </w:r>
+    </w:p>
+    <w:p>
+      <w:pPr>
+        <w:spacing w:after="0" w:line="360" w:lineRule="auto"/>
+        <w:ind w:firstLine="709"/>
+        <w:jc w:val="both"/>
+        <w:rPr>
+          <w:rFonts w:ascii="Times New Roman" w:hAnsi="Times New Roman" w:cs="Times New Roman"/>
+          <w:sz w:val="28"/>
+          <w:szCs w:val="28"/>
+          <w:lang w:val="en-US"/>
+        </w:rPr>
+      </w:pPr>
+      <w:r>
+        <w:rPr>
+          <w:rFonts w:ascii="Times New Roman" w:hAnsi="Times New Roman" w:cs="Times New Roman"/>
+          <w:sz w:val="28"/>
+          <w:szCs w:val="28"/>
+        </w:rPr>
+        <w:t>Класс</w:t>
+      </w:r>
+      <w:r>
+        <w:rPr>
+          <w:rFonts w:ascii="Times New Roman" w:hAnsi="Times New Roman" w:cs="Times New Roman"/>
+          <w:sz w:val="28"/>
+          <w:szCs w:val="28"/>
+          <w:lang w:val="en-US"/>
+        </w:rPr>
+        <w:t xml:space="preserve"> MovieRepository</w:t>
+      </w:r>
+    </w:p>
+    <w:p>
+      <w:pPr>
+        <w:spacing w:after="0" w:line="360" w:lineRule="auto"/>
+        <w:ind w:firstLine="709"/>
+        <w:jc w:val="both"/>
+        <w:rPr>
+          <w:rFonts w:ascii="Times New Roman" w:hAnsi="Times New Roman" w:cs="Times New Roman"/>
+          <w:sz w:val="28"/>
+          <w:szCs w:val="28"/>
+        </w:rPr>
+      </w:pPr>
+      <w:r>
+        <w:rPr>
+          <w:rFonts w:ascii="Times New Roman" w:hAnsi="Times New Roman" w:cs="Times New Roman"/>
+          <w:sz w:val="28"/>
+          <w:szCs w:val="28"/>
+        </w:rPr>
+        <w:t>Поля:</w:t>
+      </w:r>
+    </w:p>
+    <w:p>
+      <w:pPr>
+        <w:spacing w:after="0" w:line="360" w:lineRule="auto"/>
+        <w:ind w:firstLine="709"/>
+        <w:jc w:val="both"/>
+        <w:rPr>
+          <w:rFonts w:ascii="Times New Roman" w:hAnsi="Times New Roman" w:cs="Times New Roman"/>
+          <w:sz w:val="28"/>
+          <w:szCs w:val="28"/>
+        </w:rPr>
+      </w:pPr>
+      <w:r>
+        <w:rPr>
+          <w:rFonts w:ascii="Times New Roman" w:hAnsi="Times New Roman" w:cs="Times New Roman"/>
+          <w:sz w:val="28"/>
+          <w:szCs w:val="28"/>
+        </w:rPr>
+        <w:t>connectionString : string – строка подключения к базе данных.</w:t>
+      </w:r>
+    </w:p>
+    <w:p>
+      <w:pPr>
+        <w:spacing w:after="0" w:line="360" w:lineRule="auto"/>
+        <w:ind w:firstLine="709"/>
+        <w:jc w:val="both"/>
+        <w:rPr>
+          <w:rFonts w:ascii="Times New Roman" w:hAnsi="Times New Roman" w:cs="Times New Roman"/>
+          <w:sz w:val="28"/>
+          <w:szCs w:val="28"/>
+        </w:rPr>
+      </w:pPr>
+      <w:r>
+        <w:rPr>
+          <w:rFonts w:ascii="Times New Roman" w:hAnsi="Times New Roman" w:cs="Times New Roman"/>
+          <w:sz w:val="28"/>
+          <w:szCs w:val="28"/>
+        </w:rPr>
+        <w:t>Методы:</w:t>
+      </w:r>
+    </w:p>
+    <w:p>
+      <w:pPr>
+        <w:spacing w:after="0" w:line="360" w:lineRule="auto"/>
+        <w:ind w:firstLine="709"/>
+        <w:jc w:val="both"/>
+        <w:rPr>
+          <w:rFonts w:ascii="Times New Roman" w:hAnsi="Times New Roman" w:cs="Times New Roman"/>
+          <w:sz w:val="28"/>
+          <w:szCs w:val="28"/>
+        </w:rPr>
+      </w:pPr>
+      <w:r>
+        <w:rPr>
+          <w:rFonts w:ascii="Times New Roman" w:hAnsi="Times New Roman" w:cs="Times New Roman"/>
+          <w:sz w:val="28"/>
+          <w:szCs w:val="28"/>
+        </w:rPr>
+        <w:t>ConnectionDB() – внутренний приватный метод для создания, настройки и возврата объекта подключения к базе данных.</w:t>
+      </w:r>
+    </w:p>
+    <w:p>
+      <w:pPr>
+        <w:spacing w:after="0" w:line="360" w:lineRule="auto"/>
+        <w:ind w:firstLine="709"/>
+        <w:jc w:val="both"/>
+        <w:rPr>
+          <w:rFonts w:ascii="Times New Roman" w:hAnsi="Times New Roman" w:cs="Times New Roman"/>
+          <w:sz w:val="28"/>
+          <w:szCs w:val="28"/>
+        </w:rPr>
+      </w:pPr>
+      <w:r>
+        <w:rPr>
+          <w:rFonts w:ascii="Times New Roman" w:hAnsi="Times New Roman" w:cs="Times New Roman"/>
+          <w:sz w:val="28"/>
+          <w:szCs w:val="28"/>
+        </w:rPr>
+        <w:t>GetAllMovies() : List – выполняет SQL-запрос к БД для получения полного списка всех доступных фильмов и возвращает его в виде коллекции объектов Movie.</w:t>
+      </w:r>
+    </w:p>
+    <w:p>
+      <w:pPr>
+        <w:spacing w:after="0" w:line="360" w:lineRule="auto"/>
+        <w:ind w:firstLine="709"/>
+        <w:jc w:val="both"/>
+        <w:rPr>
+          <w:rFonts w:ascii="Times New Roman" w:hAnsi="Times New Roman" w:cs="Times New Roman"/>
+          <w:sz w:val="28"/>
+          <w:szCs w:val="28"/>
+        </w:rPr>
+      </w:pPr>
+      <w:r>
+        <w:rPr>
+          <w:rFonts w:ascii="Times New Roman" w:hAnsi="Times New Roman" w:cs="Times New Roman"/>
+          <w:sz w:val="28"/>
+          <w:szCs w:val="28"/>
+        </w:rPr>
+        <w:lastRenderedPageBreak/>
+        <w:t>GetMovieById(id : int) : Movie – выбирает из базы данных одну запись о фильме по его уникальному идентификатору.</w:t>
+      </w:r>
+    </w:p>
+    <w:p>
+      <w:pPr>
+        <w:spacing w:after="0" w:line="360" w:lineRule="auto"/>
+        <w:ind w:firstLine="709"/>
+        <w:jc w:val="both"/>
+        <w:rPr>
+          <w:rFonts w:ascii="Times New Roman" w:hAnsi="Times New Roman" w:cs="Times New Roman"/>
+          <w:sz w:val="28"/>
+          <w:szCs w:val="28"/>
+        </w:rPr>
+      </w:pPr>
+      <w:r>
+        <w:rPr>
+          <w:rFonts w:ascii="Times New Roman" w:hAnsi="Times New Roman" w:cs="Times New Roman"/>
+          <w:sz w:val="28"/>
+          <w:szCs w:val="28"/>
+        </w:rPr>
+        <w:t>GetMoviesByGenre(genre : string) : List – выполняет выборку фильмов из базы данных, отфильтрованных по указанному жанру.</w:t>
+      </w:r>
+    </w:p>
+    <w:p>
+      <w:pPr>
+        <w:spacing w:after="0" w:line="360" w:lineRule="auto"/>
+        <w:ind w:firstLine="709"/>
+        <w:jc w:val="both"/>
+        <w:rPr>
+          <w:rFonts w:ascii="Times New Roman" w:hAnsi="Times New Roman" w:cs="Times New Roman"/>
+          <w:sz w:val="28"/>
+          <w:szCs w:val="28"/>
+        </w:rPr>
+      </w:pPr>
+      <w:r>
+        <w:rPr>
+          <w:rFonts w:ascii="Times New Roman" w:hAnsi="Times New Roman" w:cs="Times New Roman"/>
+          <w:sz w:val="28"/>
+          <w:szCs w:val="28"/>
+        </w:rPr>
+        <w:t>SearchMovies(searchTerm : string) : List – осуществляет текстовый поиск по названиям фильмов в базе данных.</w:t>
+      </w:r>
+    </w:p>
+    <w:p>
+      <w:pPr>
+        <w:spacing w:after="0" w:line="360" w:lineRule="auto"/>
+        <w:ind w:firstLine="709"/>
+        <w:jc w:val="both"/>
+        <w:rPr>
+          <w:rFonts w:ascii="Times New Roman" w:hAnsi="Times New Roman" w:cs="Times New Roman"/>
+          <w:sz w:val="28"/>
+          <w:szCs w:val="28"/>
+        </w:rPr>
+      </w:pPr>
+      <w:r>
+        <w:rPr>
+          <w:rFonts w:ascii="Times New Roman" w:hAnsi="Times New Roman" w:cs="Times New Roman"/>
+          <w:sz w:val="28"/>
+          <w:szCs w:val="28"/>
+        </w:rPr>
+        <w:t>AddMovie(movie : Movie) : void – формирует и выполняет SQL-запрос на добавление новой записи о фильме в базу данных.</w:t>
+      </w:r>
+    </w:p>
+    <w:p>
+      <w:pPr>
+        <w:spacing w:after="0" w:line="360" w:lineRule="auto"/>
+        <w:ind w:firstLine="709"/>
+        <w:jc w:val="both"/>
+        <w:rPr>
+          <w:rFonts w:ascii="Times New Roman" w:hAnsi="Times New Roman" w:cs="Times New Roman"/>
+          <w:sz w:val="28"/>
+          <w:szCs w:val="28"/>
+        </w:rPr>
+      </w:pPr>
+      <w:r>
+        <w:rPr>
+          <w:rFonts w:ascii="Times New Roman" w:hAnsi="Times New Roman" w:cs="Times New Roman"/>
+          <w:sz w:val="28"/>
+          <w:szCs w:val="28"/>
+        </w:rPr>
+        <w:t>UpdateMovie(movie : Movie) : void – обновляет существующие поля фильма (название, описание, рейтинг, пути к файлам постера и видео) в базе данных по его идентификатору.</w:t>
+      </w:r>
+    </w:p>
+    <w:p>
+      <w:pPr>
+        <w:spacing w:after="0" w:line="360" w:lineRule="auto"/>
+        <w:ind w:firstLine="709"/>
+        <w:jc w:val="both"/>
+        <w:rPr>
+          <w:rFonts w:ascii="Times New Roman" w:hAnsi="Times New Roman" w:cs="Times New Roman"/>
+          <w:sz w:val="28"/>
+          <w:szCs w:val="28"/>
+        </w:rPr>
+      </w:pPr>
+      <w:r>
+        <w:rPr>
+          <w:rFonts w:ascii="Times New Roman" w:hAnsi="Times New Roman" w:cs="Times New Roman"/>
+          <w:sz w:val="28"/>
+          <w:szCs w:val="28"/>
+        </w:rPr>
+        <w:t>DeleteMovie(id : int) : void – безвозвратно удаляет запись о фильме из базы данных по переданному идентификатору.</w:t>
+      </w:r>
+    </w:p>
+    <w:p>
+      <w:pPr>
+        <w:spacing w:after="0" w:line="360" w:lineRule="auto"/>
+        <w:ind w:firstLine="709"/>
+        <w:jc w:val="both"/>
+        <w:rPr>
+          <w:rFonts w:ascii="Times New Roman" w:hAnsi="Times New Roman" w:cs="Times New Roman"/>
+          <w:sz w:val="28"/>
+          <w:szCs w:val="28"/>
+        </w:rPr>
+      </w:pPr>
+      <w:r>
+        <w:rPr>
+          <w:rFonts w:ascii="Times New Roman" w:hAnsi="Times New Roman" w:cs="Times New Roman"/>
+          <w:sz w:val="28"/>
+          <w:szCs w:val="28"/>
+        </w:rPr>
+        <w:t>Класс UserRepository</w:t>
+      </w:r>
+    </w:p>
+    <w:p>
+      <w:pPr>
+        <w:spacing w:after="0" w:line="360" w:lineRule="auto"/>
+        <w:ind w:firstLine="709"/>
+        <w:jc w:val="both"/>
+        <w:rPr>
+          <w:rFonts w:ascii="Times New Roman" w:hAnsi="Times New Roman" w:cs="Times New Roman"/>
+          <w:sz w:val="28"/>
+          <w:szCs w:val="28"/>
+        </w:rPr>
+      </w:pPr>
+      <w:r>
+        <w:rPr>
+          <w:rFonts w:ascii="Times New Roman" w:hAnsi="Times New Roman" w:cs="Times New Roman"/>
+          <w:sz w:val="28"/>
+          <w:szCs w:val="28"/>
+        </w:rPr>
+        <w:t>Поля:</w:t>
+      </w:r>
+    </w:p>
+    <w:p>
+      <w:pPr>
+        <w:spacing w:after="0" w:line="360" w:lineRule="auto"/>
+        <w:ind w:firstLine="709"/>
+        <w:jc w:val="both"/>
+        <w:rPr>
+          <w:rFonts w:ascii="Times New Roman" w:hAnsi="Times New Roman" w:cs="Times New Roman"/>
+          <w:sz w:val="28"/>
+          <w:szCs w:val="28"/>
+        </w:rPr>
+      </w:pPr>
+      <w:r>
+        <w:rPr>
+          <w:rFonts w:ascii="Times New Roman" w:hAnsi="Times New Roman" w:cs="Times New Roman"/>
+          <w:sz w:val="28"/>
+          <w:szCs w:val="28"/>
+        </w:rPr>
+        <w:t>connectionString : string – строка подключения к базе данных.</w:t>
+      </w:r>
+    </w:p>
+    <w:p>
+      <w:pPr>
+        <w:spacing w:after="0" w:line="360" w:lineRule="auto"/>
+        <w:ind w:firstLine="709"/>
+        <w:jc w:val="both"/>
+        <w:rPr>
+          <w:rFonts w:ascii="Times New Roman" w:hAnsi="Times New Roman" w:cs="Times New Roman"/>
+          <w:sz w:val="28"/>
+          <w:szCs w:val="28"/>
+        </w:rPr>
+      </w:pPr>
+      <w:r>
+        <w:rPr>
+          <w:rFonts w:ascii="Times New Roman" w:hAnsi="Times New Roman" w:cs="Times New Roman"/>
+          <w:sz w:val="28"/>
+          <w:szCs w:val="28"/>
+        </w:rPr>
+        <w:t>Методы:</w:t>
+      </w:r>
+    </w:p>
+    <w:p>
+      <w:pPr>
+        <w:spacing w:after="0" w:line="360" w:lineRule="auto"/>
+        <w:ind w:firstLine="709"/>
+        <w:jc w:val="both"/>
+        <w:rPr>
+          <w:rFonts w:ascii="Times New Roman" w:hAnsi="Times New Roman" w:cs="Times New Roman"/>
+          <w:sz w:val="28"/>
+          <w:szCs w:val="28"/>
+        </w:rPr>
+      </w:pPr>
+      <w:r>
+        <w:rPr>
+          <w:rFonts w:ascii="Times New Roman" w:hAnsi="Times New Roman" w:cs="Times New Roman"/>
+          <w:sz w:val="28"/>
+          <w:szCs w:val="28"/>
+        </w:rPr>
+        <w:t>ConnectionDB() – внутренний приватный метод для создания и открытия соединения с базой данных.</w:t>
+      </w:r>
+    </w:p>
+    <w:p>
+      <w:pPr>
+        <w:spacing w:after="0" w:line="360" w:lineRule="auto"/>
+        <w:ind w:firstLine="709"/>
+        <w:jc w:val="both"/>
+        <w:rPr>
+          <w:rFonts w:ascii="Times New Roman" w:hAnsi="Times New Roman" w:cs="Times New Roman"/>
+          <w:sz w:val="28"/>
+          <w:szCs w:val="28"/>
+        </w:rPr>
+      </w:pPr>
+      <w:r>
+        <w:rPr>
+          <w:rFonts w:ascii="Times New Roman" w:hAnsi="Times New Roman" w:cs="Times New Roman"/>
+          <w:sz w:val="28"/>
+          <w:szCs w:val="28"/>
+        </w:rPr>
+        <w:t>TestDB() : bool – выполняет тестовое подключение к базе данных при старте приложения для проверки доступности сервера. Возвращает true, если связь успешно установлена.</w:t>
+      </w:r>
+    </w:p>
+    <w:p>
+      <w:pPr>
+        <w:spacing w:after="0" w:line="360" w:lineRule="auto"/>
+        <w:ind w:firstLine="709"/>
+        <w:jc w:val="both"/>
+        <w:rPr>
+          <w:rFonts w:ascii="Times New Roman" w:hAnsi="Times New Roman" w:cs="Times New Roman"/>
+          <w:sz w:val="28"/>
+          <w:szCs w:val="28"/>
+        </w:rPr>
+      </w:pPr>
+      <w:r>
+        <w:rPr>
+          <w:rFonts w:ascii="Times New Roman" w:hAnsi="Times New Roman" w:cs="Times New Roman"/>
+          <w:sz w:val="28"/>
+          <w:szCs w:val="28"/>
+        </w:rPr>
+        <w:t>Authenticate(login : string, passwordHash : string) : User – выполняет запрос к базе данных для поиска пользователя с указанным логином и хэшем пароля. Возвращает заполненный объект User в случае успеха.</w:t>
+      </w:r>
+    </w:p>
+    <w:p>
+      <w:pPr>
+        <w:spacing w:after="0" w:line="360" w:lineRule="auto"/>
+        <w:ind w:firstLine="709"/>
+        <w:jc w:val="both"/>
+        <w:rPr>
+          <w:rFonts w:ascii="Times New Roman" w:hAnsi="Times New Roman" w:cs="Times New Roman"/>
+          <w:sz w:val="28"/>
+          <w:szCs w:val="28"/>
+        </w:rPr>
+      </w:pPr>
+      <w:r>
+        <w:rPr>
+          <w:rFonts w:ascii="Times New Roman" w:hAnsi="Times New Roman" w:cs="Times New Roman"/>
+          <w:sz w:val="28"/>
+          <w:szCs w:val="28"/>
+        </w:rPr>
+        <w:t>IsLoginExists(login : string) : bool – проверяет в базе данных, занят ли указанный логин другим пользователем. Используется при регистрации нового аккаунта.</w:t>
+      </w:r>
+    </w:p>
+    <w:p>
+      <w:pPr>
+        <w:spacing w:after="0" w:line="360" w:lineRule="auto"/>
+        <w:ind w:firstLine="709"/>
+        <w:jc w:val="both"/>
+        <w:rPr>
+          <w:rFonts w:ascii="Times New Roman" w:hAnsi="Times New Roman" w:cs="Times New Roman"/>
+          <w:sz w:val="28"/>
+          <w:szCs w:val="28"/>
+        </w:rPr>
+      </w:pPr>
+      <w:r>
+        <w:rPr>
+          <w:rFonts w:ascii="Times New Roman" w:hAnsi="Times New Roman" w:cs="Times New Roman"/>
+          <w:sz w:val="28"/>
+          <w:szCs w:val="28"/>
+        </w:rPr>
+        <w:lastRenderedPageBreak/>
+        <w:t>RegisterUser(login : string, passwordHash : string, role : string) : void – создает новую запись пользователя в таблице базы данных с присвоением роли.</w:t>
+      </w:r>
+    </w:p>
+    <w:p>
+      <w:pPr>
+        <w:spacing w:after="0" w:line="360" w:lineRule="auto"/>
+        <w:ind w:firstLine="709"/>
+        <w:jc w:val="both"/>
+        <w:rPr>
+          <w:rFonts w:ascii="Times New Roman" w:hAnsi="Times New Roman" w:cs="Times New Roman"/>
+          <w:sz w:val="28"/>
+          <w:szCs w:val="28"/>
+        </w:rPr>
+      </w:pPr>
+      <w:r>
+        <w:rPr>
+          <w:rFonts w:ascii="Times New Roman" w:hAnsi="Times New Roman" w:cs="Times New Roman"/>
+          <w:sz w:val="28"/>
+          <w:szCs w:val="28"/>
+        </w:rPr>
+        <w:t>GetUserHistory(userId : int) : List – загружает из связанной таблицы базы данных историю просмотров конкретного пользователя, возвращая список записей.</w:t>
+      </w:r>
+    </w:p>
+    <w:p>
+      <w:pPr>
+        <w:spacing w:after="0" w:line="360" w:lineRule="auto"/>
+        <w:ind w:firstLine="709"/>
+        <w:jc w:val="both"/>
+        <w:rPr>
+          <w:rFonts w:ascii="Times New Roman" w:hAnsi="Times New Roman" w:cs="Times New Roman"/>
+          <w:sz w:val="28"/>
+          <w:szCs w:val="28"/>
+        </w:rPr>
+      </w:pPr>
+      <w:r>
+        <w:rPr>
+          <w:rFonts w:ascii="Times New Roman" w:hAnsi="Times New Roman" w:cs="Times New Roman"/>
+          <w:sz w:val="28"/>
+          <w:szCs w:val="28"/>
+        </w:rPr>
+        <w:t>AddToHistory(userId : int, movieId : int) : void – фиксирует факт просмотра фильма пользователем, добавляя запись с текущей датой в таблицу истории просмотров.</w:t>
+      </w:r>
+    </w:p>
+    <w:p>
+      <w:pPr>
+        <w:spacing w:after="0" w:line="360" w:lineRule="auto"/>
+        <w:ind w:firstLine="709"/>
+        <w:jc w:val="both"/>
+        <w:rPr>
+          <w:rFonts w:ascii="Times New Roman" w:hAnsi="Times New Roman" w:cs="Times New Roman"/>
+          <w:sz w:val="28"/>
+          <w:szCs w:val="28"/>
+        </w:rPr>
+      </w:pPr>
+      <w:r>
+        <w:rPr>
+          <w:rFonts w:ascii="Times New Roman" w:hAnsi="Times New Roman" w:cs="Times New Roman"/>
+          <w:sz w:val="28"/>
+          <w:szCs w:val="28"/>
+        </w:rPr>
+        <w:t>GetPersonalRecommendations(userId : int) : List – выполняет сложный SQL-запрос со смежными таблицами для генерации персональной выборки фильмов на основе истории просмотров пользователя.</w:t>
+      </w:r>
+    </w:p>
+    <w:p>
+      <w:pPr>
+        <w:spacing w:after="0" w:line="360" w:lineRule="auto"/>
+        <w:ind w:firstLine="709"/>
+        <w:jc w:val="both"/>
+        <w:rPr>
+          <w:rFonts w:ascii="Times New Roman" w:hAnsi="Times New Roman" w:cs="Times New Roman"/>
+          <w:sz w:val="28"/>
+          <w:szCs w:val="28"/>
+        </w:rPr>
+      </w:pPr>
+      <w:r>
+        <w:rPr>
+          <w:rFonts w:ascii="Times New Roman" w:hAnsi="Times New Roman" w:cs="Times New Roman"/>
+          <w:sz w:val="28"/>
+          <w:szCs w:val="28"/>
+        </w:rPr>
+        <w:t>Класс UserManager</w:t>
+      </w:r>
+    </w:p>
+    <w:p>
+      <w:pPr>
+        <w:spacing w:after="0" w:line="360" w:lineRule="auto"/>
+        <w:ind w:firstLine="709"/>
+        <w:jc w:val="both"/>
+        <w:rPr>
+          <w:rFonts w:ascii="Times New Roman" w:hAnsi="Times New Roman" w:cs="Times New Roman"/>
+          <w:sz w:val="28"/>
+          <w:szCs w:val="28"/>
+        </w:rPr>
+      </w:pPr>
+      <w:r>
+        <w:rPr>
+          <w:rFonts w:ascii="Times New Roman" w:hAnsi="Times New Roman" w:cs="Times New Roman"/>
+          <w:sz w:val="28"/>
+          <w:szCs w:val="28"/>
+        </w:rPr>
+        <w:t>Поля:</w:t>
+      </w:r>
+    </w:p>
+    <w:p>
+      <w:pPr>
+        <w:spacing w:after="0" w:line="360" w:lineRule="auto"/>
+        <w:ind w:firstLine="709"/>
+        <w:jc w:val="both"/>
+        <w:rPr>
+          <w:rFonts w:ascii="Times New Roman" w:hAnsi="Times New Roman" w:cs="Times New Roman"/>
+          <w:sz w:val="28"/>
+          <w:szCs w:val="28"/>
+        </w:rPr>
+      </w:pPr>
+      <w:r>
+        <w:rPr>
+          <w:rFonts w:ascii="Times New Roman" w:hAnsi="Times New Roman" w:cs="Times New Roman"/>
+          <w:sz w:val="28"/>
+          <w:szCs w:val="28"/>
+        </w:rPr>
+        <w:t xml:space="preserve">private List&lt;User&gt; </w:t>
+      </w:r>
+      <w:r>
+        <w:rPr>
+          <w:rFonts w:ascii="Times New Roman" w:hAnsi="Times New Roman" w:cs="Times New Roman"/>
+          <w:sz w:val="28"/>
+          <w:szCs w:val="28"/>
+        </w:rPr>
+        <w:t>users</w:t>
+      </w:r>
+      <w:r>
+        <w:rPr>
+          <w:rFonts w:ascii="Times New Roman" w:hAnsi="Times New Roman" w:cs="Times New Roman"/>
+          <w:sz w:val="28"/>
+          <w:szCs w:val="28"/>
+        </w:rPr>
+        <w:t>_</w:t>
+      </w:r>
+      <w:r>
+        <w:rPr>
+          <w:rFonts w:ascii="Times New Roman" w:hAnsi="Times New Roman" w:cs="Times New Roman"/>
+          <w:sz w:val="28"/>
+          <w:szCs w:val="28"/>
+        </w:rPr>
+        <w:t xml:space="preserve"> — в</w:t>
+      </w:r>
+      <w:r>
+        <w:rPr>
+          <w:rFonts w:ascii="Times New Roman" w:hAnsi="Times New Roman" w:cs="Times New Roman"/>
+          <w:sz w:val="28"/>
+          <w:szCs w:val="28"/>
+        </w:rPr>
+        <w:t>нутренний список пользователей.</w:t>
+      </w:r>
+    </w:p>
+    <w:p>
+      <w:pPr>
+        <w:spacing w:after="0" w:line="360" w:lineRule="auto"/>
+        <w:ind w:firstLine="709"/>
+        <w:jc w:val="both"/>
+        <w:rPr>
+          <w:rFonts w:ascii="Times New Roman" w:hAnsi="Times New Roman" w:cs="Times New Roman"/>
+          <w:sz w:val="28"/>
+          <w:szCs w:val="28"/>
+        </w:rPr>
+      </w:pPr>
+      <w:r>
+        <w:rPr>
+          <w:rFonts w:ascii="Times New Roman" w:hAnsi="Times New Roman" w:cs="Times New Roman"/>
+          <w:sz w:val="28"/>
+          <w:szCs w:val="28"/>
+        </w:rPr>
+        <w:t xml:space="preserve">private User </w:t>
+      </w:r>
+      <w:r>
+        <w:rPr>
+          <w:rFonts w:ascii="Times New Roman" w:hAnsi="Times New Roman" w:cs="Times New Roman"/>
+          <w:sz w:val="28"/>
+          <w:szCs w:val="28"/>
+        </w:rPr>
+        <w:t>currentUser</w:t>
+      </w:r>
+      <w:r>
+        <w:rPr>
+          <w:rFonts w:ascii="Times New Roman" w:hAnsi="Times New Roman" w:cs="Times New Roman"/>
+          <w:sz w:val="28"/>
+          <w:szCs w:val="28"/>
+        </w:rPr>
+        <w:t>_</w:t>
+      </w:r>
+      <w:r>
+        <w:rPr>
+          <w:rFonts w:ascii="Times New Roman" w:hAnsi="Times New Roman" w:cs="Times New Roman"/>
+          <w:sz w:val="28"/>
+          <w:szCs w:val="28"/>
+        </w:rPr>
+        <w:t xml:space="preserve"> — текущ</w:t>
+      </w:r>
+      <w:r>
+        <w:rPr>
+          <w:rFonts w:ascii="Times New Roman" w:hAnsi="Times New Roman" w:cs="Times New Roman"/>
+          <w:sz w:val="28"/>
+          <w:szCs w:val="28"/>
+        </w:rPr>
+        <w:t>ий авторизованный пользователь.</w:t>
+      </w:r>
+    </w:p>
+    <w:p>
+      <w:pPr>
+        <w:spacing w:after="0" w:line="360" w:lineRule="auto"/>
+        <w:ind w:firstLine="709"/>
+        <w:jc w:val="both"/>
+        <w:rPr>
+          <w:rFonts w:ascii="Times New Roman" w:hAnsi="Times New Roman" w:cs="Times New Roman"/>
+          <w:sz w:val="28"/>
+          <w:szCs w:val="28"/>
+        </w:rPr>
+      </w:pPr>
+      <w:r>
+        <w:rPr>
+          <w:rFonts w:ascii="Times New Roman" w:hAnsi="Times New Roman" w:cs="Times New Roman"/>
+          <w:sz w:val="28"/>
+          <w:szCs w:val="28"/>
+        </w:rPr>
+        <w:t>Методы:</w:t>
+      </w:r>
+    </w:p>
+    <w:p>
+      <w:pPr>
+        <w:spacing w:after="0" w:line="360" w:lineRule="auto"/>
+        <w:ind w:firstLine="709"/>
+        <w:jc w:val="both"/>
+        <w:rPr>
+          <w:rFonts w:ascii="Times New Roman" w:hAnsi="Times New Roman" w:cs="Times New Roman"/>
+          <w:sz w:val="28"/>
+          <w:szCs w:val="28"/>
+        </w:rPr>
+      </w:pPr>
+      <w:r>
+        <w:rPr>
+          <w:rFonts w:ascii="Times New Roman" w:hAnsi="Times New Roman" w:cs="Times New Roman"/>
+          <w:sz w:val="28"/>
+          <w:szCs w:val="28"/>
+        </w:rPr>
+        <w:t>public bool Register(string login, string password) — проверяет уникальность логина, создает нового пользователя с ролью «</w:t>
+      </w:r>
+      <w:r>
+        <w:rPr>
+          <w:rFonts w:ascii="Times New Roman" w:hAnsi="Times New Roman" w:cs="Times New Roman"/>
+          <w:sz w:val="28"/>
+          <w:szCs w:val="28"/>
+        </w:rPr>
+        <w:t>User» и добавляет его в список.</w:t>
+      </w:r>
+    </w:p>
+    <w:p>
+      <w:pPr>
+        <w:spacing w:after="0" w:line="360" w:lineRule="auto"/>
+        <w:ind w:firstLine="709"/>
+        <w:jc w:val="both"/>
+        <w:rPr>
+          <w:rFonts w:ascii="Times New Roman" w:hAnsi="Times New Roman" w:cs="Times New Roman"/>
+          <w:sz w:val="28"/>
+          <w:szCs w:val="28"/>
+        </w:rPr>
+      </w:pPr>
+      <w:r>
+        <w:rPr>
+          <w:rFonts w:ascii="Times New Roman" w:hAnsi="Times New Roman" w:cs="Times New Roman"/>
+          <w:sz w:val="28"/>
+          <w:szCs w:val="28"/>
+        </w:rPr>
+        <w:t>public User Authenticate(string login, string password) — ищет пользователя с совпадающим логином и пар</w:t>
+      </w:r>
+      <w:r>
+        <w:rPr>
+          <w:rFonts w:ascii="Times New Roman" w:hAnsi="Times New Roman" w:cs="Times New Roman"/>
+          <w:sz w:val="28"/>
+          <w:szCs w:val="28"/>
+        </w:rPr>
+        <w:t>олем</w:t>
+      </w:r>
+      <w:r>
+        <w:rPr>
+          <w:rFonts w:ascii="Times New Roman" w:hAnsi="Times New Roman" w:cs="Times New Roman"/>
+          <w:sz w:val="28"/>
+          <w:szCs w:val="28"/>
+        </w:rPr>
+        <w:t xml:space="preserve">. При успехе устанавливает </w:t>
+      </w:r>
+      <w:r>
+        <w:rPr>
+          <w:rFonts w:ascii="Times New Roman" w:hAnsi="Times New Roman" w:cs="Times New Roman"/>
+          <w:sz w:val="28"/>
+          <w:szCs w:val="28"/>
+          <w:lang w:val="en-US"/>
+        </w:rPr>
+        <w:t>c</w:t>
+      </w:r>
+      <w:r>
+        <w:rPr>
+          <w:rFonts w:ascii="Times New Roman" w:hAnsi="Times New Roman" w:cs="Times New Roman"/>
+          <w:sz w:val="28"/>
+          <w:szCs w:val="28"/>
+        </w:rPr>
+        <w:t>urrentUser</w:t>
+      </w:r>
+      <w:r>
+        <w:rPr>
+          <w:rFonts w:ascii="Times New Roman" w:hAnsi="Times New Roman" w:cs="Times New Roman"/>
+          <w:sz w:val="28"/>
+          <w:szCs w:val="28"/>
+        </w:rPr>
+        <w:t>_</w:t>
+      </w:r>
+      <w:r>
+        <w:rPr>
+          <w:rFonts w:ascii="Times New Roman" w:hAnsi="Times New Roman" w:cs="Times New Roman"/>
+          <w:sz w:val="28"/>
+          <w:szCs w:val="28"/>
+        </w:rPr>
+        <w:t xml:space="preserve"> и возвращает объе</w:t>
+      </w:r>
+      <w:r>
+        <w:rPr>
+          <w:rFonts w:ascii="Times New Roman" w:hAnsi="Times New Roman" w:cs="Times New Roman"/>
+          <w:sz w:val="28"/>
+          <w:szCs w:val="28"/>
+        </w:rPr>
+        <w:t>кт User, иначе возвращает null.</w:t>
+      </w:r>
+    </w:p>
+    <w:p>
+      <w:pPr>
+        <w:spacing w:after="0" w:line="360" w:lineRule="auto"/>
+        <w:ind w:firstLine="709"/>
+        <w:jc w:val="both"/>
+        <w:rPr>
+          <w:rFonts w:ascii="Times New Roman" w:hAnsi="Times New Roman" w:cs="Times New Roman"/>
+          <w:sz w:val="28"/>
+          <w:szCs w:val="28"/>
+        </w:rPr>
+      </w:pPr>
+      <w:r>
+        <w:rPr>
+          <w:rFonts w:ascii="Times New Roman" w:hAnsi="Times New Roman" w:cs="Times New Roman"/>
+          <w:sz w:val="28"/>
+          <w:szCs w:val="28"/>
+        </w:rPr>
+        <w:t>public void AddToHistory(int movieId) — добавляет ID фильма в и</w:t>
+      </w:r>
+      <w:r>
+        <w:rPr>
+          <w:rFonts w:ascii="Times New Roman" w:hAnsi="Times New Roman" w:cs="Times New Roman"/>
+          <w:sz w:val="28"/>
+          <w:szCs w:val="28"/>
+        </w:rPr>
+        <w:t xml:space="preserve">сторию просмотров </w:t>
+      </w:r>
+      <w:r>
+        <w:rPr>
+          <w:rFonts w:ascii="Times New Roman" w:hAnsi="Times New Roman" w:cs="Times New Roman"/>
+          <w:sz w:val="28"/>
+          <w:szCs w:val="28"/>
+        </w:rPr>
+        <w:t>currentUser</w:t>
+      </w:r>
+      <w:r>
+        <w:rPr>
+          <w:rFonts w:ascii="Times New Roman" w:hAnsi="Times New Roman" w:cs="Times New Roman"/>
+          <w:sz w:val="28"/>
+          <w:szCs w:val="28"/>
+        </w:rPr>
+        <w:t>_</w:t>
       </w:r>
       <w:r>
         <w:rPr>
@@ -3834,710 +5782,204 @@
           <w:rFonts w:ascii="Times New Roman" w:hAnsi="Times New Roman" w:cs="Times New Roman"/>
           <w:sz w:val="28"/>
           <w:szCs w:val="28"/>
-        </w:rPr>
-      </w:pPr>
-      <w:r>
-        <w:rPr>
-          <w:rFonts w:ascii="Times New Roman" w:hAnsi="Times New Roman" w:cs="Times New Roman"/>
-          <w:sz w:val="28"/>
-          <w:szCs w:val="28"/>
-        </w:rPr>
-        <w:t>Класс Movie – модель фильма. Содержит поля: уникальный ID, название, описание, жанр, рейтинг, путь к фай</w:t>
-      </w:r>
-      <w:r>
-        <w:rPr>
-          <w:rFonts w:ascii="Times New Roman" w:hAnsi="Times New Roman" w:cs="Times New Roman"/>
-          <w:sz w:val="28"/>
-          <w:szCs w:val="28"/>
-        </w:rPr>
-        <w:t>лу постера, путь к файлу видео.</w:t>
-      </w:r>
-    </w:p>
-    <w:p>
-      <w:pPr>
-        <w:spacing w:after="0" w:line="360" w:lineRule="auto"/>
-        <w:ind w:firstLine="709"/>
-        <w:jc w:val="both"/>
-        <w:rPr>
-          <w:rFonts w:ascii="Times New Roman" w:hAnsi="Times New Roman" w:cs="Times New Roman"/>
-          <w:sz w:val="28"/>
-          <w:szCs w:val="28"/>
-        </w:rPr>
-      </w:pPr>
-      <w:r>
-        <w:rPr>
-          <w:rFonts w:ascii="Times New Roman" w:hAnsi="Times New Roman" w:cs="Times New Roman"/>
-          <w:sz w:val="28"/>
-          <w:szCs w:val="28"/>
-        </w:rPr>
-        <w:t xml:space="preserve">Класс User – модель пользователя системы. Содержит поля: </w:t>
-      </w:r>
-      <w:r>
-        <w:rPr>
-          <w:rFonts w:ascii="Times New Roman" w:hAnsi="Times New Roman" w:cs="Times New Roman"/>
-          <w:sz w:val="28"/>
-          <w:szCs w:val="28"/>
-        </w:rPr>
-        <w:t>ID, логин, пароль</w:t>
-      </w:r>
-      <w:r>
-        <w:rPr>
-          <w:rFonts w:ascii="Times New Roman" w:hAnsi="Times New Roman" w:cs="Times New Roman"/>
-          <w:sz w:val="28"/>
-          <w:szCs w:val="28"/>
-        </w:rPr>
-        <w:t>, история просмотров (список ID фильм</w:t>
-      </w:r>
-      <w:r>
-        <w:rPr>
-          <w:rFonts w:ascii="Times New Roman" w:hAnsi="Times New Roman" w:cs="Times New Roman"/>
-          <w:sz w:val="28"/>
-          <w:szCs w:val="28"/>
-        </w:rPr>
-        <w:t>ов), роль («User» или «Admin»).</w:t>
-      </w:r>
-    </w:p>
-    <w:p>
-      <w:pPr>
-        <w:spacing w:after="0" w:line="360" w:lineRule="auto"/>
-        <w:ind w:firstLine="709"/>
-        <w:jc w:val="both"/>
-        <w:rPr>
-          <w:rFonts w:ascii="Times New Roman" w:hAnsi="Times New Roman" w:cs="Times New Roman"/>
-          <w:sz w:val="28"/>
-          <w:szCs w:val="28"/>
-        </w:rPr>
-      </w:pPr>
-      <w:r>
-        <w:rPr>
-          <w:rFonts w:ascii="Times New Roman" w:hAnsi="Times New Roman" w:cs="Times New Roman"/>
-          <w:sz w:val="28"/>
-          <w:szCs w:val="28"/>
-        </w:rPr>
-        <w:t>Описание классов и их методов</w:t>
-      </w:r>
-    </w:p>
-    <w:p>
-      <w:pPr>
-        <w:spacing w:after="0" w:line="360" w:lineRule="auto"/>
-        <w:ind w:firstLine="709"/>
-        <w:jc w:val="both"/>
-        <w:rPr>
-          <w:rFonts w:ascii="Times New Roman" w:hAnsi="Times New Roman" w:cs="Times New Roman"/>
-          <w:sz w:val="28"/>
-          <w:szCs w:val="28"/>
-        </w:rPr>
-      </w:pPr>
-      <w:r>
-        <w:rPr>
-          <w:rFonts w:ascii="Times New Roman" w:hAnsi="Times New Roman" w:cs="Times New Roman"/>
-          <w:sz w:val="28"/>
-          <w:szCs w:val="28"/>
-        </w:rPr>
-        <w:t>Класс MainForm (глав</w:t>
-      </w:r>
-      <w:r>
-        <w:rPr>
-          <w:rFonts w:ascii="Times New Roman" w:hAnsi="Times New Roman" w:cs="Times New Roman"/>
-          <w:sz w:val="28"/>
-          <w:szCs w:val="28"/>
-        </w:rPr>
-        <w:t>ная форма)</w:t>
-      </w:r>
-    </w:p>
-    <w:p>
-      <w:pPr>
-        <w:spacing w:after="0" w:line="360" w:lineRule="auto"/>
-        <w:ind w:firstLine="709"/>
-        <w:jc w:val="both"/>
-        <w:rPr>
-          <w:rFonts w:ascii="Times New Roman" w:hAnsi="Times New Roman" w:cs="Times New Roman"/>
-          <w:sz w:val="28"/>
-          <w:szCs w:val="28"/>
-        </w:rPr>
-      </w:pPr>
-      <w:r>
-        <w:rPr>
-          <w:rFonts w:ascii="Times New Roman" w:hAnsi="Times New Roman" w:cs="Times New Roman"/>
-          <w:sz w:val="28"/>
-          <w:szCs w:val="28"/>
-        </w:rPr>
-        <w:t>Элементы управления:</w:t>
-      </w:r>
-    </w:p>
-    <w:p>
-      <w:pPr>
-        <w:spacing w:after="0" w:line="360" w:lineRule="auto"/>
-        <w:ind w:firstLine="709"/>
-        <w:jc w:val="both"/>
-        <w:rPr>
-          <w:rFonts w:ascii="Times New Roman" w:hAnsi="Times New Roman" w:cs="Times New Roman"/>
-          <w:sz w:val="28"/>
-          <w:szCs w:val="28"/>
-        </w:rPr>
-      </w:pPr>
-      <w:r>
-        <w:rPr>
-          <w:rFonts w:ascii="Times New Roman" w:hAnsi="Times New Roman" w:cs="Times New Roman"/>
-          <w:sz w:val="28"/>
-          <w:szCs w:val="28"/>
-        </w:rPr>
-        <w:t>FlowLayoutPanel flpMovieCatalog — панель для динамическог</w:t>
-      </w:r>
-      <w:r>
-        <w:rPr>
-          <w:rFonts w:ascii="Times New Roman" w:hAnsi="Times New Roman" w:cs="Times New Roman"/>
-          <w:sz w:val="28"/>
-          <w:szCs w:val="28"/>
-        </w:rPr>
-        <w:t>о отображения карточек фильмов.</w:t>
-      </w:r>
-    </w:p>
-    <w:p>
-      <w:pPr>
-        <w:spacing w:after="0" w:line="360" w:lineRule="auto"/>
-        <w:ind w:firstLine="709"/>
-        <w:jc w:val="both"/>
-        <w:rPr>
-          <w:rFonts w:ascii="Times New Roman" w:hAnsi="Times New Roman" w:cs="Times New Roman"/>
-          <w:sz w:val="28"/>
-          <w:szCs w:val="28"/>
-        </w:rPr>
-      </w:pPr>
-      <w:r>
-        <w:rPr>
-          <w:rFonts w:ascii="Times New Roman" w:hAnsi="Times New Roman" w:cs="Times New Roman"/>
-          <w:sz w:val="28"/>
-          <w:szCs w:val="28"/>
-        </w:rPr>
-        <w:t>TextBox txtSearch — пол</w:t>
-      </w:r>
-      <w:r>
-        <w:rPr>
-          <w:rFonts w:ascii="Times New Roman" w:hAnsi="Times New Roman" w:cs="Times New Roman"/>
-          <w:sz w:val="28"/>
-          <w:szCs w:val="28"/>
-        </w:rPr>
-        <w:t>е для ввода поискового запроса.</w:t>
-      </w:r>
-    </w:p>
-    <w:p>
-      <w:pPr>
-        <w:spacing w:after="0" w:line="360" w:lineRule="auto"/>
-        <w:ind w:firstLine="709"/>
-        <w:jc w:val="both"/>
-        <w:rPr>
-          <w:rFonts w:ascii="Times New Roman" w:hAnsi="Times New Roman" w:cs="Times New Roman"/>
-          <w:sz w:val="28"/>
-          <w:szCs w:val="28"/>
-        </w:rPr>
-      </w:pPr>
-      <w:r>
-        <w:rPr>
-          <w:rFonts w:ascii="Times New Roman" w:hAnsi="Times New Roman" w:cs="Times New Roman"/>
-          <w:sz w:val="28"/>
-          <w:szCs w:val="28"/>
-        </w:rPr>
-        <w:t>ComboBox cmbGenreFilter — выпадающий с</w:t>
-      </w:r>
-      <w:r>
-        <w:rPr>
-          <w:rFonts w:ascii="Times New Roman" w:hAnsi="Times New Roman" w:cs="Times New Roman"/>
-          <w:sz w:val="28"/>
-          <w:szCs w:val="28"/>
-        </w:rPr>
-        <w:t>писок для фильтрации по жанрам.</w:t>
-      </w:r>
-    </w:p>
-    <w:p>
-      <w:pPr>
-        <w:spacing w:after="0" w:line="360" w:lineRule="auto"/>
-        <w:ind w:firstLine="709"/>
-        <w:jc w:val="both"/>
-        <w:rPr>
-          <w:rFonts w:ascii="Times New Roman" w:hAnsi="Times New Roman" w:cs="Times New Roman"/>
-          <w:sz w:val="28"/>
-          <w:szCs w:val="28"/>
-        </w:rPr>
-      </w:pPr>
-      <w:r>
-        <w:rPr>
-          <w:rFonts w:ascii="Times New Roman" w:hAnsi="Times New Roman" w:cs="Times New Roman"/>
-          <w:sz w:val="28"/>
-          <w:szCs w:val="28"/>
-        </w:rPr>
-        <w:t>Button btnAdminPanel — кнопка для отображения панели администратора (</w:t>
-      </w:r>
-      <w:r>
-        <w:rPr>
-          <w:rFonts w:ascii="Times New Roman" w:hAnsi="Times New Roman" w:cs="Times New Roman"/>
-          <w:sz w:val="28"/>
-          <w:szCs w:val="28"/>
-        </w:rPr>
-        <w:t>видна только при роли «Admin»).</w:t>
-      </w:r>
-    </w:p>
-    <w:p>
-      <w:pPr>
-        <w:spacing w:after="0" w:line="360" w:lineRule="auto"/>
-        <w:ind w:firstLine="709"/>
-        <w:jc w:val="both"/>
-        <w:rPr>
-          <w:rFonts w:ascii="Times New Roman" w:hAnsi="Times New Roman" w:cs="Times New Roman"/>
-          <w:sz w:val="28"/>
-          <w:szCs w:val="28"/>
-        </w:rPr>
-      </w:pPr>
-      <w:r>
-        <w:rPr>
-          <w:rFonts w:ascii="Times New Roman" w:hAnsi="Times New Roman" w:cs="Times New Roman"/>
-          <w:sz w:val="28"/>
-          <w:szCs w:val="28"/>
-        </w:rPr>
-        <w:t>Методы:</w:t>
-      </w:r>
-    </w:p>
-    <w:p>
-      <w:pPr>
-        <w:spacing w:after="0" w:line="360" w:lineRule="auto"/>
-        <w:ind w:firstLine="709"/>
-        <w:jc w:val="both"/>
-        <w:rPr>
-          <w:rFonts w:ascii="Times New Roman" w:hAnsi="Times New Roman" w:cs="Times New Roman"/>
-          <w:sz w:val="28"/>
-          <w:szCs w:val="28"/>
-        </w:rPr>
-      </w:pPr>
-      <w:r>
-        <w:rPr>
-          <w:rFonts w:ascii="Times New Roman" w:hAnsi="Times New Roman" w:cs="Times New Roman"/>
-          <w:sz w:val="28"/>
-          <w:szCs w:val="28"/>
-        </w:rPr>
-        <w:t>void MainForm_Load(object sender, EventArgs e) — при загрузке формы инициализирует MovieManager, загружает каталог, настраивает выпадающие списки, отображает историю и рекоменд</w:t>
-      </w:r>
-      <w:r>
-        <w:rPr>
-          <w:rFonts w:ascii="Times New Roman" w:hAnsi="Times New Roman" w:cs="Times New Roman"/>
-          <w:sz w:val="28"/>
-          <w:szCs w:val="28"/>
-        </w:rPr>
-        <w:t>ации для текущего пользователя.</w:t>
-      </w:r>
-    </w:p>
-    <w:p>
-      <w:pPr>
-        <w:spacing w:after="0" w:line="360" w:lineRule="auto"/>
-        <w:ind w:firstLine="709"/>
-        <w:jc w:val="both"/>
-        <w:rPr>
-          <w:rFonts w:ascii="Times New Roman" w:hAnsi="Times New Roman" w:cs="Times New Roman"/>
-          <w:sz w:val="28"/>
-          <w:szCs w:val="28"/>
-        </w:rPr>
-      </w:pPr>
-      <w:r>
-        <w:rPr>
-          <w:rFonts w:ascii="Times New Roman" w:hAnsi="Times New Roman" w:cs="Times New Roman"/>
-          <w:sz w:val="28"/>
-          <w:szCs w:val="28"/>
+          <w:lang w:val="en-US"/>
+        </w:rPr>
+      </w:pPr>
+      <w:r>
+        <w:rPr>
+          <w:rFonts w:ascii="Times New Roman" w:hAnsi="Times New Roman" w:cs="Times New Roman"/>
+          <w:sz w:val="28"/>
+          <w:szCs w:val="28"/>
+          <w:lang w:val="en-US"/>
+        </w:rPr>
+        <w:t xml:space="preserve">public List&lt;Movie&gt; GetPersonalRecommendations(MovieManager movieManager) — </w:t>
+      </w:r>
+      <w:r>
+        <w:rPr>
+          <w:rFonts w:ascii="Times New Roman" w:hAnsi="Times New Roman" w:cs="Times New Roman"/>
+          <w:sz w:val="28"/>
+          <w:szCs w:val="28"/>
+        </w:rPr>
+        <w:t>вызывает</w:t>
+      </w:r>
+      <w:r>
+        <w:rPr>
+          <w:rFonts w:ascii="Times New Roman" w:hAnsi="Times New Roman" w:cs="Times New Roman"/>
+          <w:sz w:val="28"/>
+          <w:szCs w:val="28"/>
+          <w:lang w:val="en-US"/>
+        </w:rPr>
+        <w:t xml:space="preserve"> </w:t>
+      </w:r>
+      <w:r>
+        <w:rPr>
+          <w:rFonts w:ascii="Times New Roman" w:hAnsi="Times New Roman" w:cs="Times New Roman"/>
+          <w:sz w:val="28"/>
+          <w:szCs w:val="28"/>
+        </w:rPr>
+        <w:t>метод</w:t>
+      </w:r>
+      <w:r>
+        <w:rPr>
+          <w:rFonts w:ascii="Times New Roman" w:hAnsi="Times New Roman" w:cs="Times New Roman"/>
+          <w:sz w:val="28"/>
+          <w:szCs w:val="28"/>
+          <w:lang w:val="en-US"/>
+        </w:rPr>
+        <w:t xml:space="preserve"> MovieManager.GetRecommendations() </w:t>
+      </w:r>
+      <w:r>
+        <w:rPr>
+          <w:rFonts w:ascii="Times New Roman" w:hAnsi="Times New Roman" w:cs="Times New Roman"/>
+          <w:sz w:val="28"/>
+          <w:szCs w:val="28"/>
+        </w:rPr>
+        <w:t>для</w:t>
+      </w:r>
+      <w:r>
+        <w:rPr>
+          <w:rFonts w:ascii="Times New Roman" w:hAnsi="Times New Roman" w:cs="Times New Roman"/>
+          <w:sz w:val="28"/>
+          <w:szCs w:val="28"/>
+          <w:lang w:val="en-US"/>
+        </w:rPr>
+        <w:t xml:space="preserve"> </w:t>
+      </w:r>
+      <w:r>
+        <w:rPr>
+          <w:rFonts w:ascii="Times New Roman" w:hAnsi="Times New Roman" w:cs="Times New Roman"/>
+          <w:sz w:val="28"/>
+          <w:szCs w:val="28"/>
+        </w:rPr>
+        <w:t>текущего</w:t>
+      </w:r>
+      <w:r>
+        <w:rPr>
+          <w:rFonts w:ascii="Times New Roman" w:hAnsi="Times New Roman" w:cs="Times New Roman"/>
+          <w:sz w:val="28"/>
+          <w:szCs w:val="28"/>
+          <w:lang w:val="en-US"/>
+        </w:rPr>
+        <w:t xml:space="preserve"> </w:t>
+      </w:r>
+      <w:r>
+        <w:rPr>
+          <w:rFonts w:ascii="Times New Roman" w:hAnsi="Times New Roman" w:cs="Times New Roman"/>
+          <w:sz w:val="28"/>
+          <w:szCs w:val="28"/>
+        </w:rPr>
+        <w:t>пользователя</w:t>
+      </w:r>
+      <w:r>
+        <w:rPr>
+          <w:rFonts w:ascii="Times New Roman" w:hAnsi="Times New Roman" w:cs="Times New Roman"/>
+          <w:sz w:val="28"/>
+          <w:szCs w:val="28"/>
+          <w:lang w:val="en-US"/>
+        </w:rPr>
+        <w:t>.</w:t>
+      </w:r>
+    </w:p>
+    <w:p>
+      <w:pPr>
+        <w:spacing w:after="0" w:line="360" w:lineRule="auto"/>
+        <w:ind w:firstLine="709"/>
+        <w:jc w:val="both"/>
+        <w:rPr>
+          <w:rFonts w:ascii="Times New Roman" w:hAnsi="Times New Roman" w:cs="Times New Roman"/>
+          <w:sz w:val="28"/>
+          <w:szCs w:val="28"/>
+          <w:lang w:val="en-US"/>
+        </w:rPr>
+      </w:pPr>
+      <w:r>
+        <w:rPr>
+          <w:rFonts w:ascii="Times New Roman" w:hAnsi="Times New Roman" w:cs="Times New Roman"/>
+          <w:sz w:val="28"/>
+          <w:szCs w:val="28"/>
+        </w:rPr>
+        <w:t>Класс</w:t>
+      </w:r>
+      <w:r>
+        <w:rPr>
+          <w:rFonts w:ascii="Times New Roman" w:hAnsi="Times New Roman" w:cs="Times New Roman"/>
+          <w:sz w:val="28"/>
+          <w:szCs w:val="28"/>
+          <w:lang w:val="en-US"/>
+        </w:rPr>
+        <w:t xml:space="preserve"> Mov</w:t>
+      </w:r>
+      <w:r>
+        <w:rPr>
+          <w:rFonts w:ascii="Times New Roman" w:hAnsi="Times New Roman" w:cs="Times New Roman"/>
+          <w:sz w:val="28"/>
+          <w:szCs w:val="28"/>
+          <w:lang w:val="en-US"/>
+        </w:rPr>
+        <w:t>ie</w:t>
+      </w:r>
+    </w:p>
+    <w:p>
+      <w:pPr>
+        <w:spacing w:after="0" w:line="360" w:lineRule="auto"/>
+        <w:ind w:firstLine="709"/>
+        <w:jc w:val="both"/>
+        <w:rPr>
+          <w:rFonts w:ascii="Times New Roman" w:hAnsi="Times New Roman" w:cs="Times New Roman"/>
+          <w:sz w:val="28"/>
+          <w:szCs w:val="28"/>
+          <w:lang w:val="en-US"/>
+        </w:rPr>
+      </w:pPr>
+      <w:r>
+        <w:rPr>
+          <w:rFonts w:ascii="Times New Roman" w:hAnsi="Times New Roman" w:cs="Times New Roman"/>
+          <w:sz w:val="28"/>
+          <w:szCs w:val="28"/>
+        </w:rPr>
+        <w:t>Свойства</w:t>
+      </w:r>
+      <w:r>
+        <w:rPr>
+          <w:rFonts w:ascii="Times New Roman" w:hAnsi="Times New Roman" w:cs="Times New Roman"/>
+          <w:sz w:val="28"/>
+          <w:szCs w:val="28"/>
+          <w:lang w:val="en-US"/>
+        </w:rPr>
+        <w:t>:</w:t>
+      </w:r>
+    </w:p>
+    <w:p>
+      <w:pPr>
+        <w:spacing w:after="0" w:line="360" w:lineRule="auto"/>
+        <w:ind w:firstLine="709"/>
+        <w:jc w:val="both"/>
+        <w:rPr>
+          <w:rFonts w:ascii="Times New Roman" w:hAnsi="Times New Roman" w:cs="Times New Roman"/>
+          <w:sz w:val="28"/>
+          <w:szCs w:val="28"/>
+          <w:lang w:val="en-US"/>
+        </w:rPr>
+      </w:pPr>
+      <w:r>
+        <w:rPr>
+          <w:rFonts w:ascii="Times New Roman" w:hAnsi="Times New Roman" w:cs="Times New Roman"/>
+          <w:sz w:val="28"/>
+          <w:szCs w:val="28"/>
+          <w:lang w:val="en-US"/>
         </w:rPr>
         <w:lastRenderedPageBreak/>
-        <w:t>void LoadMovieCatalog(List&lt;Movie&gt; movies) — отображает переданный список фильмов на панели flpMovieCatalog, создавая для каждого фильма визуальную карточку с п</w:t>
-      </w:r>
-      <w:r>
-        <w:rPr>
-          <w:rFonts w:ascii="Times New Roman" w:hAnsi="Times New Roman" w:cs="Times New Roman"/>
-          <w:sz w:val="28"/>
-          <w:szCs w:val="28"/>
-        </w:rPr>
-        <w:t>остером, названием и рейтингом.</w:t>
-      </w:r>
-    </w:p>
-    <w:p>
-      <w:pPr>
-        <w:spacing w:after="0" w:line="360" w:lineRule="auto"/>
-        <w:ind w:firstLine="709"/>
-        <w:jc w:val="both"/>
-        <w:rPr>
-          <w:rFonts w:ascii="Times New Roman" w:hAnsi="Times New Roman" w:cs="Times New Roman"/>
-          <w:sz w:val="28"/>
-          <w:szCs w:val="28"/>
-        </w:rPr>
-      </w:pPr>
-      <w:r>
-        <w:rPr>
-          <w:rFonts w:ascii="Times New Roman" w:hAnsi="Times New Roman" w:cs="Times New Roman"/>
-          <w:sz w:val="28"/>
-          <w:szCs w:val="28"/>
-        </w:rPr>
-        <w:t>void txtSearch_TextChanged(object sender, EventArgs e) — обрабатывает изменение текста в поле поиска, вызывает MovieManager.Sear</w:t>
-      </w:r>
-      <w:r>
-        <w:rPr>
-          <w:rFonts w:ascii="Times New Roman" w:hAnsi="Times New Roman" w:cs="Times New Roman"/>
-          <w:sz w:val="28"/>
-          <w:szCs w:val="28"/>
-        </w:rPr>
-        <w:t>chMovies() и обновляет каталог.</w:t>
-      </w:r>
-    </w:p>
-    <w:p>
-      <w:pPr>
-        <w:spacing w:after="0" w:line="360" w:lineRule="auto"/>
-        <w:ind w:firstLine="709"/>
-        <w:jc w:val="both"/>
-        <w:rPr>
-          <w:rFonts w:ascii="Times New Roman" w:hAnsi="Times New Roman" w:cs="Times New Roman"/>
-          <w:sz w:val="28"/>
-          <w:szCs w:val="28"/>
-        </w:rPr>
-      </w:pPr>
-      <w:r>
-        <w:rPr>
-          <w:rFonts w:ascii="Times New Roman" w:hAnsi="Times New Roman" w:cs="Times New Roman"/>
-          <w:sz w:val="28"/>
-          <w:szCs w:val="28"/>
-        </w:rPr>
-        <w:t>void cmbGenreFilter_SelectedIndexChanged(object sender, EventArgs e) — обрабатывает выбор жанра, вызывает MovieManager.Filte</w:t>
-      </w:r>
-      <w:r>
-        <w:rPr>
-          <w:rFonts w:ascii="Times New Roman" w:hAnsi="Times New Roman" w:cs="Times New Roman"/>
-          <w:sz w:val="28"/>
-          <w:szCs w:val="28"/>
-        </w:rPr>
-        <w:t>rByGenre() и обновляет каталог.</w:t>
-      </w:r>
-    </w:p>
-    <w:p>
-      <w:pPr>
-        <w:spacing w:after="0" w:line="360" w:lineRule="auto"/>
-        <w:ind w:firstLine="709"/>
-        <w:jc w:val="both"/>
-        <w:rPr>
-          <w:rFonts w:ascii="Times New Roman" w:hAnsi="Times New Roman" w:cs="Times New Roman"/>
-          <w:sz w:val="28"/>
-          <w:szCs w:val="28"/>
-        </w:rPr>
-      </w:pPr>
-      <w:r>
-        <w:rPr>
-          <w:rFonts w:ascii="Times New Roman" w:hAnsi="Times New Roman" w:cs="Times New Roman"/>
-          <w:sz w:val="28"/>
-          <w:szCs w:val="28"/>
-        </w:rPr>
-        <w:t>void MovieCard_Click(object sender, EventArgs e) — обрабатывает нажатие на карточку фильма, запоминает выбранный фильм и открывает форму выбора к</w:t>
-      </w:r>
-      <w:r>
-        <w:rPr>
-          <w:rFonts w:ascii="Times New Roman" w:hAnsi="Times New Roman" w:cs="Times New Roman"/>
-          <w:sz w:val="28"/>
-          <w:szCs w:val="28"/>
-        </w:rPr>
-        <w:t>ачества (QualitySelectionForm).</w:t>
-      </w:r>
-    </w:p>
-    <w:p>
-      <w:pPr>
-        <w:spacing w:after="0" w:line="360" w:lineRule="auto"/>
-        <w:ind w:firstLine="709"/>
-        <w:jc w:val="both"/>
-        <w:rPr>
-          <w:rFonts w:ascii="Times New Roman" w:hAnsi="Times New Roman" w:cs="Times New Roman"/>
-          <w:sz w:val="28"/>
-          <w:szCs w:val="28"/>
-        </w:rPr>
-      </w:pPr>
-      <w:r>
-        <w:rPr>
-          <w:rFonts w:ascii="Times New Roman" w:hAnsi="Times New Roman" w:cs="Times New Roman"/>
-          <w:sz w:val="28"/>
-          <w:szCs w:val="28"/>
-        </w:rPr>
-        <w:t>Класс</w:t>
-      </w:r>
-      <w:r>
-        <w:rPr>
-          <w:rFonts w:ascii="Times New Roman" w:hAnsi="Times New Roman" w:cs="Times New Roman"/>
-          <w:sz w:val="28"/>
-          <w:szCs w:val="28"/>
-        </w:rPr>
-        <w:t xml:space="preserve"> VideoPlayerForm (форма плеера)</w:t>
-      </w:r>
-    </w:p>
-    <w:p>
-      <w:pPr>
-        <w:spacing w:after="0" w:line="360" w:lineRule="auto"/>
-        <w:ind w:firstLine="709"/>
-        <w:jc w:val="both"/>
-        <w:rPr>
-          <w:rFonts w:ascii="Times New Roman" w:hAnsi="Times New Roman" w:cs="Times New Roman"/>
-          <w:sz w:val="28"/>
-          <w:szCs w:val="28"/>
-        </w:rPr>
-      </w:pPr>
-      <w:r>
-        <w:rPr>
-          <w:rFonts w:ascii="Times New Roman" w:hAnsi="Times New Roman" w:cs="Times New Roman"/>
-          <w:sz w:val="28"/>
-          <w:szCs w:val="28"/>
-        </w:rPr>
-        <w:t>Элементы управления:</w:t>
-      </w:r>
-    </w:p>
-    <w:p>
-      <w:pPr>
-        <w:spacing w:after="0" w:line="360" w:lineRule="auto"/>
-        <w:ind w:firstLine="709"/>
-        <w:jc w:val="both"/>
-        <w:rPr>
-          <w:rFonts w:ascii="Times New Roman" w:hAnsi="Times New Roman" w:cs="Times New Roman"/>
-          <w:sz w:val="28"/>
-          <w:szCs w:val="28"/>
-        </w:rPr>
-      </w:pPr>
-      <w:r>
-        <w:rPr>
-          <w:rFonts w:ascii="Times New Roman" w:hAnsi="Times New Roman" w:cs="Times New Roman"/>
-          <w:sz w:val="28"/>
-          <w:szCs w:val="28"/>
-        </w:rPr>
-        <w:t>Panel videoPanel — к</w:t>
-      </w:r>
-      <w:r>
-        <w:rPr>
-          <w:rFonts w:ascii="Times New Roman" w:hAnsi="Times New Roman" w:cs="Times New Roman"/>
-          <w:sz w:val="28"/>
-          <w:szCs w:val="28"/>
-        </w:rPr>
-        <w:t>онтейнер для отображения видео.</w:t>
-      </w:r>
-    </w:p>
-    <w:p>
-      <w:pPr>
-        <w:spacing w:after="0" w:line="360" w:lineRule="auto"/>
-        <w:ind w:firstLine="709"/>
-        <w:jc w:val="both"/>
-        <w:rPr>
-          <w:rFonts w:ascii="Times New Roman" w:hAnsi="Times New Roman" w:cs="Times New Roman"/>
-          <w:sz w:val="28"/>
-          <w:szCs w:val="28"/>
-        </w:rPr>
-      </w:pPr>
-      <w:r>
-        <w:rPr>
-          <w:rFonts w:ascii="Times New Roman" w:hAnsi="Times New Roman" w:cs="Times New Roman"/>
-          <w:sz w:val="28"/>
-          <w:szCs w:val="28"/>
-        </w:rPr>
-        <w:t xml:space="preserve">Button btnPlayPause </w:t>
-      </w:r>
-      <w:r>
-        <w:rPr>
-          <w:rFonts w:ascii="Times New Roman" w:hAnsi="Times New Roman" w:cs="Times New Roman"/>
-          <w:sz w:val="28"/>
-          <w:szCs w:val="28"/>
-        </w:rPr>
-        <w:t>— кнопка воспроизведения/паузы.</w:t>
-      </w:r>
-    </w:p>
-    <w:p>
-      <w:pPr>
-        <w:spacing w:after="0" w:line="360" w:lineRule="auto"/>
-        <w:ind w:firstLine="709"/>
-        <w:jc w:val="both"/>
-        <w:rPr>
-          <w:rFonts w:ascii="Times New Roman" w:hAnsi="Times New Roman" w:cs="Times New Roman"/>
-          <w:sz w:val="28"/>
-          <w:szCs w:val="28"/>
-        </w:rPr>
-      </w:pPr>
-      <w:r>
-        <w:rPr>
-          <w:rFonts w:ascii="Times New Roman" w:hAnsi="Times New Roman" w:cs="Times New Roman"/>
-          <w:sz w:val="28"/>
-          <w:szCs w:val="28"/>
-        </w:rPr>
-        <w:t>But</w:t>
-      </w:r>
-      <w:r>
-        <w:rPr>
-          <w:rFonts w:ascii="Times New Roman" w:hAnsi="Times New Roman" w:cs="Times New Roman"/>
-          <w:sz w:val="28"/>
-          <w:szCs w:val="28"/>
-        </w:rPr>
-        <w:t>ton btnStop — кнопка остановки.</w:t>
-      </w:r>
-    </w:p>
-    <w:p>
-      <w:pPr>
-        <w:spacing w:after="0" w:line="360" w:lineRule="auto"/>
-        <w:ind w:firstLine="709"/>
-        <w:jc w:val="both"/>
-        <w:rPr>
-          <w:rFonts w:ascii="Times New Roman" w:hAnsi="Times New Roman" w:cs="Times New Roman"/>
-          <w:sz w:val="28"/>
-          <w:szCs w:val="28"/>
-        </w:rPr>
-      </w:pPr>
-      <w:r>
-        <w:rPr>
-          <w:rFonts w:ascii="Times New Roman" w:hAnsi="Times New Roman" w:cs="Times New Roman"/>
-          <w:sz w:val="28"/>
-          <w:szCs w:val="28"/>
-        </w:rPr>
-        <w:t xml:space="preserve">TrackBar tbVolume — </w:t>
-      </w:r>
-      <w:r>
-        <w:rPr>
-          <w:rFonts w:ascii="Times New Roman" w:hAnsi="Times New Roman" w:cs="Times New Roman"/>
-          <w:sz w:val="28"/>
-          <w:szCs w:val="28"/>
-        </w:rPr>
-        <w:t>ползунок регулировки громкости.</w:t>
-      </w:r>
-    </w:p>
-    <w:p>
-      <w:pPr>
-        <w:spacing w:after="0" w:line="360" w:lineRule="auto"/>
-        <w:ind w:firstLine="709"/>
-        <w:jc w:val="both"/>
-        <w:rPr>
-          <w:rFonts w:ascii="Times New Roman" w:hAnsi="Times New Roman" w:cs="Times New Roman"/>
-          <w:sz w:val="28"/>
-          <w:szCs w:val="28"/>
-        </w:rPr>
-      </w:pPr>
-      <w:r>
-        <w:rPr>
-          <w:rFonts w:ascii="Times New Roman" w:hAnsi="Times New Roman" w:cs="Times New Roman"/>
-          <w:sz w:val="28"/>
-          <w:szCs w:val="28"/>
-        </w:rPr>
-        <w:t>TrackB</w:t>
-      </w:r>
-      <w:r>
-        <w:rPr>
-          <w:rFonts w:ascii="Times New Roman" w:hAnsi="Times New Roman" w:cs="Times New Roman"/>
-          <w:sz w:val="28"/>
-          <w:szCs w:val="28"/>
-        </w:rPr>
-        <w:t>ar tbSeek — ползунок перемотки.</w:t>
-      </w:r>
-    </w:p>
-    <w:p>
-      <w:pPr>
-        <w:spacing w:after="0" w:line="360" w:lineRule="auto"/>
-        <w:ind w:firstLine="709"/>
-        <w:jc w:val="both"/>
-        <w:rPr>
-          <w:rFonts w:ascii="Times New Roman" w:hAnsi="Times New Roman" w:cs="Times New Roman"/>
-          <w:sz w:val="28"/>
-          <w:szCs w:val="28"/>
-        </w:rPr>
-      </w:pPr>
-      <w:r>
-        <w:rPr>
-          <w:rFonts w:ascii="Times New Roman" w:hAnsi="Times New Roman" w:cs="Times New Roman"/>
-          <w:sz w:val="28"/>
-          <w:szCs w:val="28"/>
-        </w:rPr>
-        <w:t>Методы:</w:t>
-      </w:r>
-    </w:p>
-    <w:p>
-      <w:pPr>
-        <w:spacing w:after="0" w:line="360" w:lineRule="auto"/>
-        <w:ind w:firstLine="709"/>
-        <w:jc w:val="both"/>
-        <w:rPr>
-          <w:rFonts w:ascii="Times New Roman" w:hAnsi="Times New Roman" w:cs="Times New Roman"/>
-          <w:sz w:val="28"/>
-          <w:szCs w:val="28"/>
-        </w:rPr>
-      </w:pPr>
-      <w:r>
-        <w:rPr>
-          <w:rFonts w:ascii="Times New Roman" w:hAnsi="Times New Roman" w:cs="Times New Roman"/>
-          <w:sz w:val="28"/>
-          <w:szCs w:val="28"/>
-        </w:rPr>
-        <w:t>void VideoPlayerForm_Load(object sender, EventArgs e) — инициализирует MediaPlayer, передавая ему выбранны</w:t>
-      </w:r>
-      <w:r>
-        <w:rPr>
-          <w:rFonts w:ascii="Times New Roman" w:hAnsi="Times New Roman" w:cs="Times New Roman"/>
-          <w:sz w:val="28"/>
-          <w:szCs w:val="28"/>
-        </w:rPr>
-        <w:t>й путь к видеофайлу и качество.</w:t>
-      </w:r>
-    </w:p>
-    <w:p>
-      <w:pPr>
-        <w:spacing w:after="0" w:line="360" w:lineRule="auto"/>
-        <w:ind w:firstLine="709"/>
-        <w:jc w:val="both"/>
-        <w:rPr>
-          <w:rFonts w:ascii="Times New Roman" w:hAnsi="Times New Roman" w:cs="Times New Roman"/>
-          <w:sz w:val="28"/>
-          <w:szCs w:val="28"/>
-        </w:rPr>
-      </w:pPr>
-      <w:r>
-        <w:rPr>
-          <w:rFonts w:ascii="Times New Roman" w:hAnsi="Times New Roman" w:cs="Times New Roman"/>
-          <w:sz w:val="28"/>
-          <w:szCs w:val="28"/>
-        </w:rPr>
-        <w:t>void btnPlayPause_Click(object sender,</w:t>
-      </w:r>
-      <w:r>
-        <w:rPr>
-          <w:rFonts w:ascii="Times New Roman" w:hAnsi="Times New Roman" w:cs="Times New Roman"/>
-          <w:sz w:val="28"/>
-          <w:szCs w:val="28"/>
-        </w:rPr>
-        <w:t xml:space="preserve"> EventArgs e) — вызывает метод </w:t>
-      </w:r>
-      <w:r>
-        <w:rPr>
-          <w:rFonts w:ascii="Times New Roman" w:hAnsi="Times New Roman" w:cs="Times New Roman"/>
-          <w:sz w:val="28"/>
-          <w:szCs w:val="28"/>
-        </w:rPr>
-        <w:t xml:space="preserve">mediaPlayer.Pause() или </w:t>
-      </w:r>
-      <w:r>
-        <w:rPr>
-          <w:rFonts w:ascii="Times New Roman" w:hAnsi="Times New Roman" w:cs="Times New Roman"/>
-          <w:sz w:val="28"/>
-          <w:szCs w:val="28"/>
-        </w:rPr>
-        <w:t>mediaPlayer.Play() в зав</w:t>
-      </w:r>
-      <w:r>
-        <w:rPr>
-          <w:rFonts w:ascii="Times New Roman" w:hAnsi="Times New Roman" w:cs="Times New Roman"/>
-          <w:sz w:val="28"/>
-          <w:szCs w:val="28"/>
-        </w:rPr>
-        <w:t>исимости от текущего состояния.</w:t>
-      </w:r>
-    </w:p>
-    <w:p>
-      <w:pPr>
-        <w:spacing w:after="0" w:line="360" w:lineRule="auto"/>
-        <w:ind w:firstLine="709"/>
-        <w:jc w:val="both"/>
+        <w:t>public</w:t>
+      </w:r>
+      <w:r>
         <w:rPr>
           <w:rFonts w:ascii="Times New Roman" w:hAnsi="Times New Roman" w:cs="Times New Roman"/>
           <w:sz w:val="28"/>
           <w:szCs w:val="28"/>
           <w:lang w:val="en-US"/>
         </w:rPr>
-      </w:pPr>
+        <w:t xml:space="preserve"> </w:t>
+      </w:r>
       <w:r>
         <w:rPr>
           <w:rFonts w:ascii="Times New Roman" w:hAnsi="Times New Roman" w:cs="Times New Roman"/>
@@ -4545,15 +5987,7 @@
           <w:szCs w:val="28"/>
           <w:lang w:val="en-US"/>
         </w:rPr>
-        <w:t xml:space="preserve">void btnStop_Click(object sender, EventArgs e) — </w:t>
-      </w:r>
-      <w:r>
-        <w:rPr>
-          <w:rFonts w:ascii="Times New Roman" w:hAnsi="Times New Roman" w:cs="Times New Roman"/>
-          <w:sz w:val="28"/>
-          <w:szCs w:val="28"/>
-        </w:rPr>
-        <w:t>вызывает</w:t>
+        <w:t>int</w:t>
       </w:r>
       <w:r>
         <w:rPr>
@@ -4571,15 +6005,7 @@
           <w:szCs w:val="28"/>
           <w:lang w:val="en-US"/>
         </w:rPr>
-        <w:t xml:space="preserve">mediaPlayer.Stop() </w:t>
-      </w:r>
-      <w:r>
-        <w:rPr>
-          <w:rFonts w:ascii="Times New Roman" w:hAnsi="Times New Roman" w:cs="Times New Roman"/>
-          <w:sz w:val="28"/>
-          <w:szCs w:val="28"/>
-        </w:rPr>
-        <w:t>и</w:t>
+        <w:t>Id</w:t>
       </w:r>
       <w:r>
         <w:rPr>
@@ -4588,6 +6014,59 @@
           <w:szCs w:val="28"/>
           <w:lang w:val="en-US"/>
         </w:rPr>
+        <w:t xml:space="preserve"> { </w:t>
+      </w:r>
+      <w:r>
+        <w:rPr>
+          <w:rFonts w:ascii="Times New Roman" w:hAnsi="Times New Roman" w:cs="Times New Roman"/>
+          <w:sz w:val="28"/>
+          <w:szCs w:val="28"/>
+          <w:lang w:val="en-US"/>
+        </w:rPr>
+        <w:t>get</w:t>
+      </w:r>
+      <w:r>
+        <w:rPr>
+          <w:rFonts w:ascii="Times New Roman" w:hAnsi="Times New Roman" w:cs="Times New Roman"/>
+          <w:sz w:val="28"/>
+          <w:szCs w:val="28"/>
+          <w:lang w:val="en-US"/>
+        </w:rPr>
+        <w:t xml:space="preserve">; </w:t>
+      </w:r>
+      <w:r>
+        <w:rPr>
+          <w:rFonts w:ascii="Times New Roman" w:hAnsi="Times New Roman" w:cs="Times New Roman"/>
+          <w:sz w:val="28"/>
+          <w:szCs w:val="28"/>
+          <w:lang w:val="en-US"/>
+        </w:rPr>
+        <w:t>set</w:t>
+      </w:r>
+      <w:r>
+        <w:rPr>
+          <w:rFonts w:ascii="Times New Roman" w:hAnsi="Times New Roman" w:cs="Times New Roman"/>
+          <w:sz w:val="28"/>
+          <w:szCs w:val="28"/>
+          <w:lang w:val="en-US"/>
+        </w:rPr>
+        <w:t xml:space="preserve">; } — </w:t>
+      </w:r>
+      <w:r>
+        <w:rPr>
+          <w:rFonts w:ascii="Times New Roman" w:hAnsi="Times New Roman" w:cs="Times New Roman"/>
+          <w:sz w:val="28"/>
+          <w:szCs w:val="28"/>
+        </w:rPr>
+        <w:t>уникальный</w:t>
+      </w:r>
+      <w:r>
+        <w:rPr>
+          <w:rFonts w:ascii="Times New Roman" w:hAnsi="Times New Roman" w:cs="Times New Roman"/>
+          <w:sz w:val="28"/>
+          <w:szCs w:val="28"/>
+          <w:lang w:val="en-US"/>
+        </w:rPr>
         <w:t xml:space="preserve"> </w:t>
       </w:r>
       <w:r>
@@ -4596,7 +6075,7 @@
           <w:sz w:val="28"/>
           <w:szCs w:val="28"/>
         </w:rPr>
-        <w:t>закрывает</w:t>
+        <w:t>идентификатор</w:t>
       </w:r>
       <w:r>
         <w:rPr>
@@ -4613,7 +6092,7 @@
           <w:sz w:val="28"/>
           <w:szCs w:val="28"/>
         </w:rPr>
-        <w:t>форму</w:t>
+        <w:t>фильма</w:t>
       </w:r>
       <w:r>
         <w:rPr>
@@ -4644,15 +6123,15 @@
           <w:szCs w:val="28"/>
           <w:lang w:val="en-US"/>
         </w:rPr>
-        <w:t xml:space="preserve">void tbVolume_Scroll(object sender, EventArgs e) — </w:t>
-      </w:r>
-      <w:r>
-        <w:rPr>
-          <w:rFonts w:ascii="Times New Roman" w:hAnsi="Times New Roman" w:cs="Times New Roman"/>
-          <w:sz w:val="28"/>
-          <w:szCs w:val="28"/>
-        </w:rPr>
-        <w:t>вызывает</w:t>
+        <w:t xml:space="preserve">public string Title { get; set; } — </w:t>
+      </w:r>
+      <w:r>
+        <w:rPr>
+          <w:rFonts w:ascii="Times New Roman" w:hAnsi="Times New Roman" w:cs="Times New Roman"/>
+          <w:sz w:val="28"/>
+          <w:szCs w:val="28"/>
+        </w:rPr>
+        <w:t>название</w:t>
       </w:r>
       <w:r>
         <w:rPr>
@@ -4668,32 +6147,48 @@
           <w:rFonts w:ascii="Times New Roman" w:hAnsi="Times New Roman" w:cs="Times New Roman"/>
           <w:sz w:val="28"/>
           <w:szCs w:val="28"/>
+        </w:rPr>
+        <w:t>фильма</w:t>
+      </w:r>
+      <w:r>
+        <w:rPr>
+          <w:rFonts w:ascii="Times New Roman" w:hAnsi="Times New Roman" w:cs="Times New Roman"/>
+          <w:sz w:val="28"/>
+          <w:szCs w:val="28"/>
           <w:lang w:val="en-US"/>
         </w:rPr>
-        <w:t>mediaPlayer.Set</w:t>
-      </w:r>
-      <w:r>
+        <w:t>.</w:t>
+      </w:r>
+    </w:p>
+    <w:p>
+      <w:pPr>
+        <w:spacing w:after="0" w:line="360" w:lineRule="auto"/>
+        <w:ind w:firstLine="709"/>
+        <w:jc w:val="both"/>
         <w:rPr>
           <w:rFonts w:ascii="Times New Roman" w:hAnsi="Times New Roman" w:cs="Times New Roman"/>
           <w:sz w:val="28"/>
           <w:szCs w:val="28"/>
           <w:lang w:val="en-US"/>
         </w:rPr>
-        <w:t>Volume(tbVolume.Value).</w:t>
-      </w:r>
-    </w:p>
-    <w:p>
-      <w:pPr>
-        <w:spacing w:after="0" w:line="360" w:lineRule="auto"/>
-        <w:ind w:firstLine="709"/>
-        <w:jc w:val="both"/>
+      </w:pPr>
+      <w:r>
         <w:rPr>
           <w:rFonts w:ascii="Times New Roman" w:hAnsi="Times New Roman" w:cs="Times New Roman"/>
           <w:sz w:val="28"/>
           <w:szCs w:val="28"/>
           <w:lang w:val="en-US"/>
         </w:rPr>
-      </w:pPr>
+        <w:t xml:space="preserve">public string Description { get; set; } — </w:t>
+      </w:r>
+      <w:r>
+        <w:rPr>
+          <w:rFonts w:ascii="Times New Roman" w:hAnsi="Times New Roman" w:cs="Times New Roman"/>
+          <w:sz w:val="28"/>
+          <w:szCs w:val="28"/>
+        </w:rPr>
+        <w:t>описание</w:t>
+      </w:r>
       <w:r>
         <w:rPr>
           <w:rFonts w:ascii="Times New Roman" w:hAnsi="Times New Roman" w:cs="Times New Roman"/>
@@ -4701,3377 +6196,970 @@
           <w:szCs w:val="28"/>
           <w:lang w:val="en-US"/>
         </w:rPr>
+        <w:t>.</w:t>
+      </w:r>
+    </w:p>
+    <w:p>
+      <w:pPr>
+        <w:spacing w:after="0" w:line="360" w:lineRule="auto"/>
+        <w:ind w:firstLine="709"/>
+        <w:jc w:val="both"/>
+        <w:rPr>
+          <w:rFonts w:ascii="Times New Roman" w:hAnsi="Times New Roman" w:cs="Times New Roman"/>
+          <w:sz w:val="28"/>
+          <w:szCs w:val="28"/>
+          <w:lang w:val="en-US"/>
+        </w:rPr>
+      </w:pPr>
+      <w:r>
+        <w:rPr>
+          <w:rFonts w:ascii="Times New Roman" w:hAnsi="Times New Roman" w:cs="Times New Roman"/>
+          <w:sz w:val="28"/>
+          <w:szCs w:val="28"/>
+          <w:lang w:val="en-US"/>
+        </w:rPr>
+        <w:t xml:space="preserve">public string Genre { get; set; } — </w:t>
+      </w:r>
+      <w:r>
+        <w:rPr>
+          <w:rFonts w:ascii="Times New Roman" w:hAnsi="Times New Roman" w:cs="Times New Roman"/>
+          <w:sz w:val="28"/>
+          <w:szCs w:val="28"/>
+        </w:rPr>
+        <w:t>жанр</w:t>
+      </w:r>
+      <w:r>
+        <w:rPr>
+          <w:rFonts w:ascii="Times New Roman" w:hAnsi="Times New Roman" w:cs="Times New Roman"/>
+          <w:sz w:val="28"/>
+          <w:szCs w:val="28"/>
+          <w:lang w:val="en-US"/>
+        </w:rPr>
+        <w:t>.</w:t>
+      </w:r>
+    </w:p>
+    <w:p>
+      <w:pPr>
+        <w:spacing w:after="0" w:line="360" w:lineRule="auto"/>
+        <w:ind w:firstLine="709"/>
+        <w:jc w:val="both"/>
+        <w:rPr>
+          <w:rFonts w:ascii="Times New Roman" w:hAnsi="Times New Roman" w:cs="Times New Roman"/>
+          <w:sz w:val="28"/>
+          <w:szCs w:val="28"/>
+          <w:lang w:val="en-US"/>
+        </w:rPr>
+      </w:pPr>
+      <w:r>
+        <w:rPr>
+          <w:rFonts w:ascii="Times New Roman" w:hAnsi="Times New Roman" w:cs="Times New Roman"/>
+          <w:sz w:val="28"/>
+          <w:szCs w:val="28"/>
+          <w:lang w:val="en-US"/>
+        </w:rPr>
+        <w:t xml:space="preserve">public double Rating { get; set; } — </w:t>
+      </w:r>
+      <w:r>
+        <w:rPr>
+          <w:rFonts w:ascii="Times New Roman" w:hAnsi="Times New Roman" w:cs="Times New Roman"/>
+          <w:sz w:val="28"/>
+          <w:szCs w:val="28"/>
+        </w:rPr>
+        <w:t>рейтинг</w:t>
+      </w:r>
+      <w:r>
+        <w:rPr>
+          <w:rFonts w:ascii="Times New Roman" w:hAnsi="Times New Roman" w:cs="Times New Roman"/>
+          <w:sz w:val="28"/>
+          <w:szCs w:val="28"/>
+          <w:lang w:val="en-US"/>
+        </w:rPr>
+        <w:t xml:space="preserve"> (</w:t>
+      </w:r>
+      <w:r>
+        <w:rPr>
+          <w:rFonts w:ascii="Times New Roman" w:hAnsi="Times New Roman" w:cs="Times New Roman"/>
+          <w:sz w:val="28"/>
+          <w:szCs w:val="28"/>
+        </w:rPr>
+        <w:t>например</w:t>
+      </w:r>
+      <w:r>
+        <w:rPr>
+          <w:rFonts w:ascii="Times New Roman" w:hAnsi="Times New Roman" w:cs="Times New Roman"/>
+          <w:sz w:val="28"/>
+          <w:szCs w:val="28"/>
+          <w:lang w:val="en-US"/>
+        </w:rPr>
+        <w:t xml:space="preserve">, </w:t>
+      </w:r>
+      <w:r>
+        <w:rPr>
+          <w:rFonts w:ascii="Times New Roman" w:hAnsi="Times New Roman" w:cs="Times New Roman"/>
+          <w:sz w:val="28"/>
+          <w:szCs w:val="28"/>
+        </w:rPr>
+        <w:t>от</w:t>
+      </w:r>
+      <w:r>
+        <w:rPr>
+          <w:rFonts w:ascii="Times New Roman" w:hAnsi="Times New Roman" w:cs="Times New Roman"/>
+          <w:sz w:val="28"/>
+          <w:szCs w:val="28"/>
+          <w:lang w:val="en-US"/>
+        </w:rPr>
+        <w:t xml:space="preserve"> 0 </w:t>
+      </w:r>
+      <w:r>
+        <w:rPr>
+          <w:rFonts w:ascii="Times New Roman" w:hAnsi="Times New Roman" w:cs="Times New Roman"/>
+          <w:sz w:val="28"/>
+          <w:szCs w:val="28"/>
+        </w:rPr>
+        <w:t>до</w:t>
+      </w:r>
+      <w:r>
+        <w:rPr>
+          <w:rFonts w:ascii="Times New Roman" w:hAnsi="Times New Roman" w:cs="Times New Roman"/>
+          <w:sz w:val="28"/>
+          <w:szCs w:val="28"/>
+          <w:lang w:val="en-US"/>
+        </w:rPr>
+        <w:t xml:space="preserve"> 10).</w:t>
+      </w:r>
+    </w:p>
+    <w:p>
+      <w:pPr>
+        <w:spacing w:after="0" w:line="360" w:lineRule="auto"/>
+        <w:ind w:firstLine="709"/>
+        <w:jc w:val="both"/>
+        <w:rPr>
+          <w:rFonts w:ascii="Times New Roman" w:hAnsi="Times New Roman" w:cs="Times New Roman"/>
+          <w:sz w:val="28"/>
+          <w:szCs w:val="28"/>
+          <w:lang w:val="en-US"/>
+        </w:rPr>
+      </w:pPr>
+      <w:r>
+        <w:rPr>
+          <w:rFonts w:ascii="Times New Roman" w:hAnsi="Times New Roman" w:cs="Times New Roman"/>
+          <w:sz w:val="28"/>
+          <w:szCs w:val="28"/>
+          <w:lang w:val="en-US"/>
+        </w:rPr>
+        <w:t xml:space="preserve">public string PosterPath { get; set; } — </w:t>
+      </w:r>
+      <w:r>
+        <w:rPr>
+          <w:rFonts w:ascii="Times New Roman" w:hAnsi="Times New Roman" w:cs="Times New Roman"/>
+          <w:sz w:val="28"/>
+          <w:szCs w:val="28"/>
+        </w:rPr>
+        <w:t>путь</w:t>
+      </w:r>
+      <w:r>
+        <w:rPr>
+          <w:rFonts w:ascii="Times New Roman" w:hAnsi="Times New Roman" w:cs="Times New Roman"/>
+          <w:sz w:val="28"/>
+          <w:szCs w:val="28"/>
+          <w:lang w:val="en-US"/>
+        </w:rPr>
+        <w:t xml:space="preserve"> </w:t>
+      </w:r>
+      <w:r>
+        <w:rPr>
+          <w:rFonts w:ascii="Times New Roman" w:hAnsi="Times New Roman" w:cs="Times New Roman"/>
+          <w:sz w:val="28"/>
+          <w:szCs w:val="28"/>
+        </w:rPr>
+        <w:t>к</w:t>
+      </w:r>
+      <w:r>
+        <w:rPr>
+          <w:rFonts w:ascii="Times New Roman" w:hAnsi="Times New Roman" w:cs="Times New Roman"/>
+          <w:sz w:val="28"/>
+          <w:szCs w:val="28"/>
+          <w:lang w:val="en-US"/>
+        </w:rPr>
+        <w:t xml:space="preserve"> </w:t>
+      </w:r>
+      <w:r>
+        <w:rPr>
+          <w:rFonts w:ascii="Times New Roman" w:hAnsi="Times New Roman" w:cs="Times New Roman"/>
+          <w:sz w:val="28"/>
+          <w:szCs w:val="28"/>
+        </w:rPr>
+        <w:t>файлу</w:t>
+      </w:r>
+      <w:r>
+        <w:rPr>
+          <w:rFonts w:ascii="Times New Roman" w:hAnsi="Times New Roman" w:cs="Times New Roman"/>
+          <w:sz w:val="28"/>
+          <w:szCs w:val="28"/>
+          <w:lang w:val="en-US"/>
+        </w:rPr>
+        <w:t xml:space="preserve"> </w:t>
+      </w:r>
+      <w:r>
+        <w:rPr>
+          <w:rFonts w:ascii="Times New Roman" w:hAnsi="Times New Roman" w:cs="Times New Roman"/>
+          <w:sz w:val="28"/>
+          <w:szCs w:val="28"/>
+        </w:rPr>
+        <w:t>постера</w:t>
+      </w:r>
+      <w:r>
+        <w:rPr>
+          <w:rFonts w:ascii="Times New Roman" w:hAnsi="Times New Roman" w:cs="Times New Roman"/>
+          <w:sz w:val="28"/>
+          <w:szCs w:val="28"/>
+          <w:lang w:val="en-US"/>
+        </w:rPr>
+        <w:t>.</w:t>
+      </w:r>
+    </w:p>
+    <w:p>
+      <w:pPr>
+        <w:spacing w:after="0" w:line="360" w:lineRule="auto"/>
+        <w:ind w:firstLine="709"/>
+        <w:jc w:val="both"/>
+        <w:rPr>
+          <w:rFonts w:ascii="Times New Roman" w:hAnsi="Times New Roman" w:cs="Times New Roman"/>
+          <w:sz w:val="28"/>
+          <w:szCs w:val="28"/>
+          <w:lang w:val="en-US"/>
+        </w:rPr>
+      </w:pPr>
+      <w:r>
+        <w:rPr>
+          <w:rFonts w:ascii="Times New Roman" w:hAnsi="Times New Roman" w:cs="Times New Roman"/>
+          <w:sz w:val="28"/>
+          <w:szCs w:val="28"/>
+          <w:lang w:val="en-US"/>
+        </w:rPr>
+        <w:t xml:space="preserve">public string VideoPath480p { get; set; } — </w:t>
+      </w:r>
+      <w:r>
+        <w:rPr>
+          <w:rFonts w:ascii="Times New Roman" w:hAnsi="Times New Roman" w:cs="Times New Roman"/>
+          <w:sz w:val="28"/>
+          <w:szCs w:val="28"/>
+        </w:rPr>
+        <w:t>путь</w:t>
+      </w:r>
+      <w:r>
+        <w:rPr>
+          <w:rFonts w:ascii="Times New Roman" w:hAnsi="Times New Roman" w:cs="Times New Roman"/>
+          <w:sz w:val="28"/>
+          <w:szCs w:val="28"/>
+          <w:lang w:val="en-US"/>
+        </w:rPr>
+        <w:t xml:space="preserve"> </w:t>
+      </w:r>
+      <w:r>
+        <w:rPr>
+          <w:rFonts w:ascii="Times New Roman" w:hAnsi="Times New Roman" w:cs="Times New Roman"/>
+          <w:sz w:val="28"/>
+          <w:szCs w:val="28"/>
+        </w:rPr>
+        <w:t>к</w:t>
+      </w:r>
+      <w:r>
+        <w:rPr>
+          <w:rFonts w:ascii="Times New Roman" w:hAnsi="Times New Roman" w:cs="Times New Roman"/>
+          <w:sz w:val="28"/>
+          <w:szCs w:val="28"/>
+          <w:lang w:val="en-US"/>
+        </w:rPr>
+        <w:t xml:space="preserve"> </w:t>
+      </w:r>
+      <w:r>
+        <w:rPr>
+          <w:rFonts w:ascii="Times New Roman" w:hAnsi="Times New Roman" w:cs="Times New Roman"/>
+          <w:sz w:val="28"/>
+          <w:szCs w:val="28"/>
+        </w:rPr>
+        <w:t>видео</w:t>
+      </w:r>
+      <w:r>
+        <w:rPr>
+          <w:rFonts w:ascii="Times New Roman" w:hAnsi="Times New Roman" w:cs="Times New Roman"/>
+          <w:sz w:val="28"/>
+          <w:szCs w:val="28"/>
+          <w:lang w:val="en-US"/>
+        </w:rPr>
+        <w:t xml:space="preserve"> 480p.</w:t>
+      </w:r>
+    </w:p>
+    <w:p>
+      <w:pPr>
+        <w:spacing w:after="0" w:line="360" w:lineRule="auto"/>
+        <w:ind w:firstLine="709"/>
+        <w:jc w:val="both"/>
+        <w:rPr>
+          <w:rFonts w:ascii="Times New Roman" w:hAnsi="Times New Roman" w:cs="Times New Roman"/>
+          <w:sz w:val="28"/>
+          <w:szCs w:val="28"/>
+          <w:lang w:val="en-US"/>
+        </w:rPr>
+      </w:pPr>
+      <w:r>
+        <w:rPr>
+          <w:rFonts w:ascii="Times New Roman" w:hAnsi="Times New Roman" w:cs="Times New Roman"/>
+          <w:sz w:val="28"/>
+          <w:szCs w:val="28"/>
+          <w:lang w:val="en-US"/>
+        </w:rPr>
+        <w:t xml:space="preserve">public string VideoPath720p { get; set; } — </w:t>
+      </w:r>
+      <w:r>
+        <w:rPr>
+          <w:rFonts w:ascii="Times New Roman" w:hAnsi="Times New Roman" w:cs="Times New Roman"/>
+          <w:sz w:val="28"/>
+          <w:szCs w:val="28"/>
+        </w:rPr>
+        <w:t>путь</w:t>
+      </w:r>
+      <w:r>
+        <w:rPr>
+          <w:rFonts w:ascii="Times New Roman" w:hAnsi="Times New Roman" w:cs="Times New Roman"/>
+          <w:sz w:val="28"/>
+          <w:szCs w:val="28"/>
+          <w:lang w:val="en-US"/>
+        </w:rPr>
+        <w:t xml:space="preserve"> </w:t>
+      </w:r>
+      <w:r>
+        <w:rPr>
+          <w:rFonts w:ascii="Times New Roman" w:hAnsi="Times New Roman" w:cs="Times New Roman"/>
+          <w:sz w:val="28"/>
+          <w:szCs w:val="28"/>
+        </w:rPr>
+        <w:t>к</w:t>
+      </w:r>
+      <w:r>
+        <w:rPr>
+          <w:rFonts w:ascii="Times New Roman" w:hAnsi="Times New Roman" w:cs="Times New Roman"/>
+          <w:sz w:val="28"/>
+          <w:szCs w:val="28"/>
+          <w:lang w:val="en-US"/>
+        </w:rPr>
+        <w:t xml:space="preserve"> </w:t>
+      </w:r>
+      <w:r>
+        <w:rPr>
+          <w:rFonts w:ascii="Times New Roman" w:hAnsi="Times New Roman" w:cs="Times New Roman"/>
+          <w:sz w:val="28"/>
+          <w:szCs w:val="28"/>
+        </w:rPr>
+        <w:t>видео</w:t>
+      </w:r>
+      <w:r>
+        <w:rPr>
+          <w:rFonts w:ascii="Times New Roman" w:hAnsi="Times New Roman" w:cs="Times New Roman"/>
+          <w:sz w:val="28"/>
+          <w:szCs w:val="28"/>
+          <w:lang w:val="en-US"/>
+        </w:rPr>
+        <w:t xml:space="preserve"> 7</w:t>
+      </w:r>
+      <w:r>
+        <w:rPr>
+          <w:rFonts w:ascii="Times New Roman" w:hAnsi="Times New Roman" w:cs="Times New Roman"/>
+          <w:sz w:val="28"/>
+          <w:szCs w:val="28"/>
+          <w:lang w:val="en-US"/>
+        </w:rPr>
+        <w:t>20p.</w:t>
+      </w:r>
+    </w:p>
+    <w:p>
+      <w:pPr>
+        <w:spacing w:after="0" w:line="360" w:lineRule="auto"/>
+        <w:ind w:firstLine="709"/>
+        <w:jc w:val="both"/>
+        <w:rPr>
+          <w:rFonts w:ascii="Times New Roman" w:hAnsi="Times New Roman" w:cs="Times New Roman"/>
+          <w:sz w:val="28"/>
+          <w:szCs w:val="28"/>
+          <w:lang w:val="en-US"/>
+        </w:rPr>
+      </w:pPr>
+      <w:r>
+        <w:rPr>
+          <w:rFonts w:ascii="Times New Roman" w:hAnsi="Times New Roman" w:cs="Times New Roman"/>
+          <w:sz w:val="28"/>
+          <w:szCs w:val="28"/>
+          <w:lang w:val="en-US"/>
+        </w:rPr>
+        <w:t xml:space="preserve">public string VideoPath1080p { get; set; } — </w:t>
+      </w:r>
+      <w:r>
+        <w:rPr>
+          <w:rFonts w:ascii="Times New Roman" w:hAnsi="Times New Roman" w:cs="Times New Roman"/>
+          <w:sz w:val="28"/>
+          <w:szCs w:val="28"/>
+        </w:rPr>
+        <w:t>путь</w:t>
+      </w:r>
+      <w:r>
+        <w:rPr>
+          <w:rFonts w:ascii="Times New Roman" w:hAnsi="Times New Roman" w:cs="Times New Roman"/>
+          <w:sz w:val="28"/>
+          <w:szCs w:val="28"/>
+          <w:lang w:val="en-US"/>
+        </w:rPr>
+        <w:t xml:space="preserve"> </w:t>
+      </w:r>
+      <w:r>
+        <w:rPr>
+          <w:rFonts w:ascii="Times New Roman" w:hAnsi="Times New Roman" w:cs="Times New Roman"/>
+          <w:sz w:val="28"/>
+          <w:szCs w:val="28"/>
+        </w:rPr>
+        <w:t>к</w:t>
+      </w:r>
+      <w:r>
+        <w:rPr>
+          <w:rFonts w:ascii="Times New Roman" w:hAnsi="Times New Roman" w:cs="Times New Roman"/>
+          <w:sz w:val="28"/>
+          <w:szCs w:val="28"/>
+          <w:lang w:val="en-US"/>
+        </w:rPr>
+        <w:t xml:space="preserve"> </w:t>
+      </w:r>
+      <w:r>
+        <w:rPr>
+          <w:rFonts w:ascii="Times New Roman" w:hAnsi="Times New Roman" w:cs="Times New Roman"/>
+          <w:sz w:val="28"/>
+          <w:szCs w:val="28"/>
+        </w:rPr>
+        <w:t>видео</w:t>
+      </w:r>
+      <w:r>
+        <w:rPr>
+          <w:rFonts w:ascii="Times New Roman" w:hAnsi="Times New Roman" w:cs="Times New Roman"/>
+          <w:sz w:val="28"/>
+          <w:szCs w:val="28"/>
+          <w:lang w:val="en-US"/>
+        </w:rPr>
+        <w:t xml:space="preserve"> 1080p.</w:t>
+      </w:r>
+    </w:p>
+    <w:p>
+      <w:pPr>
+        <w:spacing w:after="0" w:line="360" w:lineRule="auto"/>
+        <w:ind w:firstLine="709"/>
+        <w:jc w:val="both"/>
+        <w:rPr>
+          <w:rFonts w:ascii="Times New Roman" w:hAnsi="Times New Roman" w:cs="Times New Roman"/>
+          <w:sz w:val="28"/>
+          <w:szCs w:val="28"/>
+          <w:lang w:val="en-US"/>
+        </w:rPr>
+      </w:pPr>
+      <w:r>
+        <w:rPr>
+          <w:rFonts w:ascii="Times New Roman" w:hAnsi="Times New Roman" w:cs="Times New Roman"/>
+          <w:sz w:val="28"/>
+          <w:szCs w:val="28"/>
+        </w:rPr>
+        <w:t>Методы</w:t>
+      </w:r>
+      <w:r>
+        <w:rPr>
+          <w:rFonts w:ascii="Times New Roman" w:hAnsi="Times New Roman" w:cs="Times New Roman"/>
+          <w:sz w:val="28"/>
+          <w:szCs w:val="28"/>
+          <w:lang w:val="en-US"/>
+        </w:rPr>
+        <w:t>:</w:t>
+      </w:r>
+    </w:p>
+    <w:p>
+      <w:pPr>
+        <w:spacing w:after="0" w:line="360" w:lineRule="auto"/>
+        <w:ind w:firstLine="709"/>
+        <w:jc w:val="both"/>
+        <w:rPr>
+          <w:rFonts w:ascii="Times New Roman" w:hAnsi="Times New Roman" w:cs="Times New Roman"/>
+          <w:sz w:val="28"/>
+          <w:szCs w:val="28"/>
+          <w:lang w:val="en-US"/>
+        </w:rPr>
+      </w:pPr>
+      <w:r>
+        <w:rPr>
+          <w:rFonts w:ascii="Times New Roman" w:hAnsi="Times New Roman" w:cs="Times New Roman"/>
+          <w:sz w:val="28"/>
+          <w:szCs w:val="28"/>
+          <w:lang w:val="en-US"/>
+        </w:rPr>
+        <w:t xml:space="preserve">public Movie(int id, string title, string genre, double rating) — </w:t>
+      </w:r>
+      <w:r>
+        <w:rPr>
+          <w:rFonts w:ascii="Times New Roman" w:hAnsi="Times New Roman" w:cs="Times New Roman"/>
+          <w:sz w:val="28"/>
+          <w:szCs w:val="28"/>
+        </w:rPr>
+        <w:t>конструктор</w:t>
+      </w:r>
+      <w:r>
+        <w:rPr>
+          <w:rFonts w:ascii="Times New Roman" w:hAnsi="Times New Roman" w:cs="Times New Roman"/>
+          <w:sz w:val="28"/>
+          <w:szCs w:val="28"/>
+          <w:lang w:val="en-US"/>
+        </w:rPr>
+        <w:t xml:space="preserve"> </w:t>
+      </w:r>
+      <w:r>
+        <w:rPr>
+          <w:rFonts w:ascii="Times New Roman" w:hAnsi="Times New Roman" w:cs="Times New Roman"/>
+          <w:sz w:val="28"/>
+          <w:szCs w:val="28"/>
+        </w:rPr>
+        <w:t>для</w:t>
+      </w:r>
+      <w:r>
+        <w:rPr>
+          <w:rFonts w:ascii="Times New Roman" w:hAnsi="Times New Roman" w:cs="Times New Roman"/>
+          <w:sz w:val="28"/>
+          <w:szCs w:val="28"/>
+          <w:lang w:val="en-US"/>
+        </w:rPr>
+        <w:t xml:space="preserve"> </w:t>
+      </w:r>
+      <w:r>
+        <w:rPr>
+          <w:rFonts w:ascii="Times New Roman" w:hAnsi="Times New Roman" w:cs="Times New Roman"/>
+          <w:sz w:val="28"/>
+          <w:szCs w:val="28"/>
+        </w:rPr>
+        <w:t>быстрого</w:t>
+      </w:r>
+      <w:r>
+        <w:rPr>
+          <w:rFonts w:ascii="Times New Roman" w:hAnsi="Times New Roman" w:cs="Times New Roman"/>
+          <w:sz w:val="28"/>
+          <w:szCs w:val="28"/>
+          <w:lang w:val="en-US"/>
+        </w:rPr>
+        <w:t xml:space="preserve"> </w:t>
+      </w:r>
+      <w:r>
+        <w:rPr>
+          <w:rFonts w:ascii="Times New Roman" w:hAnsi="Times New Roman" w:cs="Times New Roman"/>
+          <w:sz w:val="28"/>
+          <w:szCs w:val="28"/>
+        </w:rPr>
+        <w:t>создания</w:t>
+      </w:r>
+      <w:r>
+        <w:rPr>
+          <w:rFonts w:ascii="Times New Roman" w:hAnsi="Times New Roman" w:cs="Times New Roman"/>
+          <w:sz w:val="28"/>
+          <w:szCs w:val="28"/>
+          <w:lang w:val="en-US"/>
+        </w:rPr>
+        <w:t xml:space="preserve"> </w:t>
+      </w:r>
+      <w:r>
+        <w:rPr>
+          <w:rFonts w:ascii="Times New Roman" w:hAnsi="Times New Roman" w:cs="Times New Roman"/>
+          <w:sz w:val="28"/>
+          <w:szCs w:val="28"/>
+        </w:rPr>
+        <w:t>фильма</w:t>
+      </w:r>
+      <w:r>
+        <w:rPr>
+          <w:rFonts w:ascii="Times New Roman" w:hAnsi="Times New Roman" w:cs="Times New Roman"/>
+          <w:sz w:val="28"/>
+          <w:szCs w:val="28"/>
+          <w:lang w:val="en-US"/>
+        </w:rPr>
+        <w:t>.</w:t>
+      </w:r>
+    </w:p>
+    <w:p>
+      <w:pPr>
+        <w:spacing w:after="0" w:line="360" w:lineRule="auto"/>
+        <w:ind w:firstLine="709"/>
+        <w:jc w:val="both"/>
+        <w:rPr>
+          <w:rFonts w:ascii="Times New Roman" w:hAnsi="Times New Roman" w:cs="Times New Roman"/>
+          <w:sz w:val="28"/>
+          <w:szCs w:val="28"/>
+        </w:rPr>
+      </w:pPr>
+      <w:r>
+        <w:rPr>
+          <w:rFonts w:ascii="Times New Roman" w:hAnsi="Times New Roman" w:cs="Times New Roman"/>
+          <w:sz w:val="28"/>
+          <w:szCs w:val="28"/>
+          <w:lang w:val="en-US"/>
+        </w:rPr>
+        <w:t xml:space="preserve">public string GetVideoPathByQuality(string quality) — </w:t>
+      </w:r>
+      <w:r>
+        <w:rPr>
+          <w:rFonts w:ascii="Times New Roman" w:hAnsi="Times New Roman" w:cs="Times New Roman"/>
+          <w:sz w:val="28"/>
+          <w:szCs w:val="28"/>
+        </w:rPr>
+        <w:t>возвращает</w:t>
+      </w:r>
+      <w:r>
+        <w:rPr>
+          <w:rFonts w:ascii="Times New Roman" w:hAnsi="Times New Roman" w:cs="Times New Roman"/>
+          <w:sz w:val="28"/>
+          <w:szCs w:val="28"/>
+          <w:lang w:val="en-US"/>
+        </w:rPr>
+        <w:t xml:space="preserve"> </w:t>
+      </w:r>
+      <w:r>
+        <w:rPr>
+          <w:rFonts w:ascii="Times New Roman" w:hAnsi="Times New Roman" w:cs="Times New Roman"/>
+          <w:sz w:val="28"/>
+          <w:szCs w:val="28"/>
+        </w:rPr>
+        <w:t>путь</w:t>
+      </w:r>
+      <w:r>
+        <w:rPr>
+          <w:rFonts w:ascii="Times New Roman" w:hAnsi="Times New Roman" w:cs="Times New Roman"/>
+          <w:sz w:val="28"/>
+          <w:szCs w:val="28"/>
+          <w:lang w:val="en-US"/>
+        </w:rPr>
+        <w:t xml:space="preserve"> </w:t>
+      </w:r>
+      <w:r>
+        <w:rPr>
+          <w:rFonts w:ascii="Times New Roman" w:hAnsi="Times New Roman" w:cs="Times New Roman"/>
+          <w:sz w:val="28"/>
+          <w:szCs w:val="28"/>
+        </w:rPr>
+        <w:t>к</w:t>
+      </w:r>
+      <w:r>
+        <w:rPr>
+          <w:rFonts w:ascii="Times New Roman" w:hAnsi="Times New Roman" w:cs="Times New Roman"/>
+          <w:sz w:val="28"/>
+          <w:szCs w:val="28"/>
+          <w:lang w:val="en-US"/>
+        </w:rPr>
+        <w:t xml:space="preserve"> </w:t>
+      </w:r>
+      <w:r>
+        <w:rPr>
+          <w:rFonts w:ascii="Times New Roman" w:hAnsi="Times New Roman" w:cs="Times New Roman"/>
+          <w:sz w:val="28"/>
+          <w:szCs w:val="28"/>
+        </w:rPr>
+        <w:t>видеофайлу</w:t>
+      </w:r>
+      <w:r>
+        <w:rPr>
+          <w:rFonts w:ascii="Times New Roman" w:hAnsi="Times New Roman" w:cs="Times New Roman"/>
+          <w:sz w:val="28"/>
+          <w:szCs w:val="28"/>
+          <w:lang w:val="en-US"/>
+        </w:rPr>
+        <w:t xml:space="preserve"> </w:t>
+      </w:r>
+      <w:r>
+        <w:rPr>
+          <w:rFonts w:ascii="Times New Roman" w:hAnsi="Times New Roman" w:cs="Times New Roman"/>
+          <w:sz w:val="28"/>
+          <w:szCs w:val="28"/>
+        </w:rPr>
+        <w:t>в</w:t>
+      </w:r>
+      <w:r>
+        <w:rPr>
+          <w:rFonts w:ascii="Times New Roman" w:hAnsi="Times New Roman" w:cs="Times New Roman"/>
+          <w:sz w:val="28"/>
+          <w:szCs w:val="28"/>
+          <w:lang w:val="en-US"/>
+        </w:rPr>
+        <w:t xml:space="preserve"> </w:t>
+      </w:r>
+      <w:r>
+        <w:rPr>
+          <w:rFonts w:ascii="Times New Roman" w:hAnsi="Times New Roman" w:cs="Times New Roman"/>
+          <w:sz w:val="28"/>
+          <w:szCs w:val="28"/>
+        </w:rPr>
+        <w:t>зависимости</w:t>
+      </w:r>
+      <w:r>
+        <w:rPr>
+          <w:rFonts w:ascii="Times New Roman" w:hAnsi="Times New Roman" w:cs="Times New Roman"/>
+          <w:sz w:val="28"/>
+          <w:szCs w:val="28"/>
+          <w:lang w:val="en-US"/>
+        </w:rPr>
+        <w:t xml:space="preserve"> </w:t>
+      </w:r>
+      <w:r>
+        <w:rPr>
+          <w:rFonts w:ascii="Times New Roman" w:hAnsi="Times New Roman" w:cs="Times New Roman"/>
+          <w:sz w:val="28"/>
+          <w:szCs w:val="28"/>
+        </w:rPr>
+        <w:t>от</w:t>
+      </w:r>
+      <w:r>
+        <w:rPr>
+          <w:rFonts w:ascii="Times New Roman" w:hAnsi="Times New Roman" w:cs="Times New Roman"/>
+          <w:sz w:val="28"/>
+          <w:szCs w:val="28"/>
+          <w:lang w:val="en-US"/>
+        </w:rPr>
+        <w:t xml:space="preserve"> </w:t>
+      </w:r>
+      <w:r>
+        <w:rPr>
+          <w:rFonts w:ascii="Times New Roman" w:hAnsi="Times New Roman" w:cs="Times New Roman"/>
+          <w:sz w:val="28"/>
+          <w:szCs w:val="28"/>
+        </w:rPr>
+        <w:t>выбранного</w:t>
+      </w:r>
+      <w:r>
+        <w:rPr>
+          <w:rFonts w:ascii="Times New Roman" w:hAnsi="Times New Roman" w:cs="Times New Roman"/>
+          <w:sz w:val="28"/>
+          <w:szCs w:val="28"/>
+          <w:lang w:val="en-US"/>
+        </w:rPr>
+        <w:t xml:space="preserve"> </w:t>
+      </w:r>
+      <w:r>
+        <w:rPr>
+          <w:rFonts w:ascii="Times New Roman" w:hAnsi="Times New Roman" w:cs="Times New Roman"/>
+          <w:sz w:val="28"/>
+          <w:szCs w:val="28"/>
+        </w:rPr>
+        <w:t>качества</w:t>
+      </w:r>
+      <w:r>
+        <w:rPr>
+          <w:rFonts w:ascii="Times New Roman" w:hAnsi="Times New Roman" w:cs="Times New Roman"/>
+          <w:sz w:val="28"/>
+          <w:szCs w:val="28"/>
+          <w:lang w:val="en-US"/>
+        </w:rPr>
+        <w:t xml:space="preserve"> (480p, 720p, 1080p). </w:t>
+      </w:r>
+      <w:r>
+        <w:rPr>
+          <w:rFonts w:ascii="Times New Roman" w:hAnsi="Times New Roman" w:cs="Times New Roman"/>
+          <w:sz w:val="28"/>
+          <w:szCs w:val="28"/>
+        </w:rPr>
+        <w:t>Если запрошенного качества нет</w:t>
+      </w:r>
+      <w:r>
+        <w:rPr>
+          <w:rFonts w:ascii="Times New Roman" w:hAnsi="Times New Roman" w:cs="Times New Roman"/>
+          <w:sz w:val="28"/>
+          <w:szCs w:val="28"/>
+        </w:rPr>
+        <w:t>, выбирает ближайшее доступное.</w:t>
+      </w:r>
+    </w:p>
+    <w:p>
+      <w:pPr>
+        <w:spacing w:after="0" w:line="360" w:lineRule="auto"/>
+        <w:ind w:firstLine="709"/>
+        <w:jc w:val="both"/>
+        <w:rPr>
+          <w:rFonts w:ascii="Times New Roman" w:hAnsi="Times New Roman" w:cs="Times New Roman"/>
+          <w:sz w:val="28"/>
+          <w:szCs w:val="28"/>
+        </w:rPr>
+      </w:pPr>
+      <w:r>
+        <w:rPr>
+          <w:rFonts w:ascii="Times New Roman" w:hAnsi="Times New Roman" w:cs="Times New Roman"/>
+          <w:sz w:val="28"/>
+          <w:szCs w:val="28"/>
+        </w:rPr>
+        <w:t>Взаимосвязь классов</w:t>
+      </w:r>
+    </w:p>
+    <w:p>
+      <w:pPr>
+        <w:spacing w:after="0" w:line="360" w:lineRule="auto"/>
+        <w:ind w:firstLine="709"/>
+        <w:jc w:val="both"/>
+        <w:rPr>
+          <w:rFonts w:ascii="Times New Roman" w:hAnsi="Times New Roman" w:cs="Times New Roman"/>
+          <w:sz w:val="28"/>
+          <w:szCs w:val="28"/>
+        </w:rPr>
+      </w:pPr>
+      <w:r>
+        <w:rPr>
+          <w:rFonts w:ascii="Times New Roman" w:hAnsi="Times New Roman" w:cs="Times New Roman"/>
+          <w:sz w:val="28"/>
+          <w:szCs w:val="28"/>
+        </w:rPr>
+        <w:t xml:space="preserve">Взаимодействие между компонентами </w:t>
+      </w:r>
+      <w:r>
+        <w:rPr>
+          <w:rFonts w:ascii="Times New Roman" w:hAnsi="Times New Roman" w:cs="Times New Roman"/>
+          <w:sz w:val="28"/>
+          <w:szCs w:val="28"/>
+        </w:rPr>
+        <w:t>организовано следующим образом:</w:t>
+      </w:r>
+    </w:p>
+    <w:p>
+      <w:pPr>
+        <w:spacing w:after="0" w:line="360" w:lineRule="auto"/>
+        <w:ind w:firstLine="709"/>
+        <w:jc w:val="both"/>
+        <w:rPr>
+          <w:rFonts w:ascii="Times New Roman" w:hAnsi="Times New Roman" w:cs="Times New Roman"/>
+          <w:sz w:val="28"/>
+          <w:szCs w:val="28"/>
+        </w:rPr>
+      </w:pPr>
+      <w:r>
+        <w:rPr>
+          <w:rFonts w:ascii="Times New Roman" w:hAnsi="Times New Roman" w:cs="Times New Roman"/>
+          <w:sz w:val="28"/>
+          <w:szCs w:val="28"/>
+        </w:rPr>
+        <w:t>Этап запуска и входа. При старте приложения открывается LoginForm. Она взаимодействует с UserManager для проверки учетных данных. В случае успеха создается MainF</w:t>
+      </w:r>
+      <w:r>
+        <w:rPr>
+          <w:rFonts w:ascii="Times New Roman" w:hAnsi="Times New Roman" w:cs="Times New Roman"/>
+          <w:sz w:val="28"/>
+          <w:szCs w:val="28"/>
+        </w:rPr>
+        <w:t xml:space="preserve">orm, которой передается объект </w:t>
+      </w:r>
+      <w:r>
+        <w:rPr>
+          <w:rFonts w:ascii="Times New Roman" w:hAnsi="Times New Roman" w:cs="Times New Roman"/>
+          <w:sz w:val="28"/>
+          <w:szCs w:val="28"/>
+        </w:rPr>
+        <w:t>currentUser</w:t>
+      </w:r>
+      <w:r>
+        <w:rPr>
+          <w:rFonts w:ascii="Times New Roman" w:hAnsi="Times New Roman" w:cs="Times New Roman"/>
+          <w:sz w:val="28"/>
+          <w:szCs w:val="28"/>
+        </w:rPr>
+        <w:t>_</w:t>
+      </w:r>
+      <w:r>
+        <w:rPr>
+          <w:rFonts w:ascii="Times New Roman" w:hAnsi="Times New Roman" w:cs="Times New Roman"/>
+          <w:sz w:val="28"/>
+          <w:szCs w:val="28"/>
+        </w:rPr>
+        <w:t>. На основе его роли в MainForm отображаются или скрываются элементы администрирова</w:t>
+      </w:r>
+      <w:r>
+        <w:rPr>
+          <w:rFonts w:ascii="Times New Roman" w:hAnsi="Times New Roman" w:cs="Times New Roman"/>
+          <w:sz w:val="28"/>
+          <w:szCs w:val="28"/>
+        </w:rPr>
+        <w:t>ния.</w:t>
+      </w:r>
+    </w:p>
+    <w:p>
+      <w:pPr>
+        <w:spacing w:after="0" w:line="360" w:lineRule="auto"/>
+        <w:ind w:firstLine="709"/>
+        <w:jc w:val="both"/>
+        <w:rPr>
+          <w:rFonts w:ascii="Times New Roman" w:hAnsi="Times New Roman" w:cs="Times New Roman"/>
+          <w:sz w:val="28"/>
+          <w:szCs w:val="28"/>
+        </w:rPr>
+      </w:pPr>
+      <w:r>
+        <w:rPr>
+          <w:rFonts w:ascii="Times New Roman" w:hAnsi="Times New Roman" w:cs="Times New Roman"/>
+          <w:sz w:val="28"/>
+          <w:szCs w:val="28"/>
+        </w:rPr>
+        <w:t>Регистрация пользователя. RegisterForm использует метод UserManager.Register(), который проверяет уникальность логина и создае</w:t>
+      </w:r>
+      <w:r>
+        <w:rPr>
+          <w:rFonts w:ascii="Times New Roman" w:hAnsi="Times New Roman" w:cs="Times New Roman"/>
+          <w:sz w:val="28"/>
+          <w:szCs w:val="28"/>
+        </w:rPr>
+        <w:t xml:space="preserve">т новую запись в списке </w:t>
+      </w:r>
+      <w:r>
+        <w:rPr>
+          <w:rFonts w:ascii="Times New Roman" w:hAnsi="Times New Roman" w:cs="Times New Roman"/>
+          <w:sz w:val="28"/>
+          <w:szCs w:val="28"/>
+        </w:rPr>
+        <w:t>users</w:t>
+      </w:r>
+      <w:r>
+        <w:rPr>
+          <w:rFonts w:ascii="Times New Roman" w:hAnsi="Times New Roman" w:cs="Times New Roman"/>
+          <w:sz w:val="28"/>
+          <w:szCs w:val="28"/>
+        </w:rPr>
+        <w:t>_</w:t>
+      </w:r>
+      <w:r>
+        <w:rPr>
+          <w:rFonts w:ascii="Times New Roman" w:hAnsi="Times New Roman" w:cs="Times New Roman"/>
+          <w:sz w:val="28"/>
+          <w:szCs w:val="28"/>
+        </w:rPr>
+        <w:t>.</w:t>
+      </w:r>
+    </w:p>
+    <w:p>
+      <w:pPr>
+        <w:spacing w:after="0" w:line="360" w:lineRule="auto"/>
+        <w:ind w:firstLine="709"/>
+        <w:jc w:val="both"/>
+        <w:rPr>
+          <w:rFonts w:ascii="Times New Roman" w:hAnsi="Times New Roman" w:cs="Times New Roman"/>
+          <w:sz w:val="28"/>
+          <w:szCs w:val="28"/>
+        </w:rPr>
+      </w:pPr>
+      <w:r>
+        <w:rPr>
+          <w:rFonts w:ascii="Times New Roman" w:hAnsi="Times New Roman" w:cs="Times New Roman"/>
+          <w:sz w:val="28"/>
+          <w:szCs w:val="28"/>
+        </w:rPr>
+        <w:t xml:space="preserve">Просмотр и управление каталогом. MainForm обрабатывает действия пользователя (клик по жанру, поиск) и вызывает методы MovieManager. MovieManager, в свою очередь, делегирует запросы классу MovieRepository. MovieRepository через внутренний метод ConnectionDB() подключается к базе </w:t>
+      </w:r>
+      <w:r>
+        <w:rPr>
+          <w:rFonts w:ascii="Times New Roman" w:hAnsi="Times New Roman" w:cs="Times New Roman"/>
+          <w:sz w:val="28"/>
+          <w:szCs w:val="28"/>
+        </w:rPr>
         <w:lastRenderedPageBreak/>
-        <w:t xml:space="preserve">void tbSeek_Scroll(object sender, EventArgs e) — </w:t>
-      </w:r>
-      <w:r>
-        <w:rPr>
-          <w:rFonts w:ascii="Times New Roman" w:hAnsi="Times New Roman" w:cs="Times New Roman"/>
-          <w:sz w:val="28"/>
-          <w:szCs w:val="28"/>
-        </w:rPr>
-        <w:t>вызывает</w:t>
-      </w:r>
-      <w:r>
-        <w:rPr>
-          <w:rFonts w:ascii="Times New Roman" w:hAnsi="Times New Roman" w:cs="Times New Roman"/>
-          <w:sz w:val="28"/>
-          <w:szCs w:val="28"/>
-          <w:lang w:val="en-US"/>
-        </w:rPr>
-        <w:t xml:space="preserve"> </w:t>
-      </w:r>
-      <w:r>
-        <w:rPr>
-          <w:rFonts w:ascii="Times New Roman" w:hAnsi="Times New Roman" w:cs="Times New Roman"/>
-          <w:sz w:val="28"/>
-          <w:szCs w:val="28"/>
-          <w:lang w:val="en-US"/>
-        </w:rPr>
-        <w:t>mediaPlayer.Seek(tbSeek.Value).</w:t>
-      </w:r>
-    </w:p>
-    <w:p>
-      <w:pPr>
-        <w:spacing w:after="0" w:line="360" w:lineRule="auto"/>
-        <w:ind w:firstLine="709"/>
-        <w:jc w:val="both"/>
-        <w:rPr>
-          <w:rFonts w:ascii="Times New Roman" w:hAnsi="Times New Roman" w:cs="Times New Roman"/>
-          <w:sz w:val="28"/>
-          <w:szCs w:val="28"/>
-          <w:lang w:val="en-US"/>
-        </w:rPr>
-      </w:pPr>
-      <w:r>
-        <w:rPr>
-          <w:rFonts w:ascii="Times New Roman" w:hAnsi="Times New Roman" w:cs="Times New Roman"/>
-          <w:sz w:val="28"/>
-          <w:szCs w:val="28"/>
-        </w:rPr>
-        <w:t>Класс</w:t>
-      </w:r>
-      <w:r>
-        <w:rPr>
-          <w:rFonts w:ascii="Times New Roman" w:hAnsi="Times New Roman" w:cs="Times New Roman"/>
-          <w:sz w:val="28"/>
-          <w:szCs w:val="28"/>
-          <w:lang w:val="en-US"/>
-        </w:rPr>
-        <w:t xml:space="preserve"> MovieManager</w:t>
-      </w:r>
-    </w:p>
-    <w:p>
-      <w:pPr>
-        <w:spacing w:after="0" w:line="360" w:lineRule="auto"/>
-        <w:ind w:firstLine="709"/>
-        <w:jc w:val="both"/>
-        <w:rPr>
-          <w:rFonts w:ascii="Times New Roman" w:hAnsi="Times New Roman" w:cs="Times New Roman"/>
-          <w:sz w:val="28"/>
-          <w:szCs w:val="28"/>
-          <w:lang w:val="en-US"/>
-        </w:rPr>
-      </w:pPr>
-      <w:r>
-        <w:rPr>
-          <w:rFonts w:ascii="Times New Roman" w:hAnsi="Times New Roman" w:cs="Times New Roman"/>
-          <w:sz w:val="28"/>
-          <w:szCs w:val="28"/>
-        </w:rPr>
-        <w:t>Поля</w:t>
-      </w:r>
-      <w:r>
-        <w:rPr>
-          <w:rFonts w:ascii="Times New Roman" w:hAnsi="Times New Roman" w:cs="Times New Roman"/>
-          <w:sz w:val="28"/>
-          <w:szCs w:val="28"/>
-          <w:lang w:val="en-US"/>
-        </w:rPr>
-        <w:t>:</w:t>
-      </w:r>
-    </w:p>
-    <w:p>
-      <w:pPr>
-        <w:spacing w:after="0" w:line="360" w:lineRule="auto"/>
-        <w:ind w:firstLine="709"/>
-        <w:jc w:val="both"/>
-        <w:rPr>
-          <w:rFonts w:ascii="Times New Roman" w:hAnsi="Times New Roman" w:cs="Times New Roman"/>
-          <w:sz w:val="28"/>
-          <w:szCs w:val="28"/>
-          <w:lang w:val="en-US"/>
-        </w:rPr>
-      </w:pPr>
-      <w:r>
-        <w:rPr>
-          <w:rFonts w:ascii="Times New Roman" w:hAnsi="Times New Roman" w:cs="Times New Roman"/>
-          <w:sz w:val="28"/>
-          <w:szCs w:val="28"/>
-          <w:lang w:val="en-US"/>
-        </w:rPr>
-        <w:t xml:space="preserve">private List&lt;Movie&gt; </w:t>
-      </w:r>
-      <w:r>
-        <w:rPr>
-          <w:rFonts w:ascii="Times New Roman" w:hAnsi="Times New Roman" w:cs="Times New Roman"/>
-          <w:sz w:val="28"/>
-          <w:szCs w:val="28"/>
-          <w:lang w:val="en-US"/>
-        </w:rPr>
-        <w:t>movies</w:t>
-      </w:r>
-      <w:r>
-        <w:rPr>
-          <w:rFonts w:ascii="Times New Roman" w:hAnsi="Times New Roman" w:cs="Times New Roman"/>
-          <w:sz w:val="28"/>
-          <w:szCs w:val="28"/>
-          <w:lang w:val="en-US"/>
-        </w:rPr>
-        <w:t>_</w:t>
-      </w:r>
-      <w:r>
-        <w:rPr>
-          <w:rFonts w:ascii="Times New Roman" w:hAnsi="Times New Roman" w:cs="Times New Roman"/>
-          <w:sz w:val="28"/>
-          <w:szCs w:val="28"/>
-          <w:lang w:val="en-US"/>
-        </w:rPr>
-        <w:t xml:space="preserve"> — </w:t>
-      </w:r>
-      <w:r>
-        <w:rPr>
-          <w:rFonts w:ascii="Times New Roman" w:hAnsi="Times New Roman" w:cs="Times New Roman"/>
-          <w:sz w:val="28"/>
-          <w:szCs w:val="28"/>
-        </w:rPr>
-        <w:t>внутренний</w:t>
-      </w:r>
-      <w:r>
-        <w:rPr>
-          <w:rFonts w:ascii="Times New Roman" w:hAnsi="Times New Roman" w:cs="Times New Roman"/>
-          <w:sz w:val="28"/>
-          <w:szCs w:val="28"/>
-          <w:lang w:val="en-US"/>
-        </w:rPr>
-        <w:t xml:space="preserve"> </w:t>
-      </w:r>
-      <w:r>
-        <w:rPr>
-          <w:rFonts w:ascii="Times New Roman" w:hAnsi="Times New Roman" w:cs="Times New Roman"/>
-          <w:sz w:val="28"/>
-          <w:szCs w:val="28"/>
-        </w:rPr>
-        <w:t>список</w:t>
-      </w:r>
-      <w:r>
-        <w:rPr>
-          <w:rFonts w:ascii="Times New Roman" w:hAnsi="Times New Roman" w:cs="Times New Roman"/>
-          <w:sz w:val="28"/>
-          <w:szCs w:val="28"/>
-          <w:lang w:val="en-US"/>
-        </w:rPr>
-        <w:t xml:space="preserve"> </w:t>
-      </w:r>
-      <w:r>
-        <w:rPr>
-          <w:rFonts w:ascii="Times New Roman" w:hAnsi="Times New Roman" w:cs="Times New Roman"/>
-          <w:sz w:val="28"/>
-          <w:szCs w:val="28"/>
-        </w:rPr>
-        <w:t>всех</w:t>
-      </w:r>
-      <w:r>
-        <w:rPr>
-          <w:rFonts w:ascii="Times New Roman" w:hAnsi="Times New Roman" w:cs="Times New Roman"/>
-          <w:sz w:val="28"/>
-          <w:szCs w:val="28"/>
-          <w:lang w:val="en-US"/>
-        </w:rPr>
-        <w:t xml:space="preserve"> </w:t>
-      </w:r>
-      <w:r>
-        <w:rPr>
-          <w:rFonts w:ascii="Times New Roman" w:hAnsi="Times New Roman" w:cs="Times New Roman"/>
-          <w:sz w:val="28"/>
-          <w:szCs w:val="28"/>
-        </w:rPr>
-        <w:t>фильмов</w:t>
-      </w:r>
-      <w:r>
-        <w:rPr>
-          <w:rFonts w:ascii="Times New Roman" w:hAnsi="Times New Roman" w:cs="Times New Roman"/>
-          <w:sz w:val="28"/>
-          <w:szCs w:val="28"/>
-          <w:lang w:val="en-US"/>
-        </w:rPr>
-        <w:t>.</w:t>
-      </w:r>
-    </w:p>
-    <w:p>
-      <w:pPr>
-        <w:spacing w:after="0" w:line="360" w:lineRule="auto"/>
-        <w:ind w:firstLine="709"/>
-        <w:jc w:val="both"/>
-        <w:rPr>
-          <w:rFonts w:ascii="Times New Roman" w:hAnsi="Times New Roman" w:cs="Times New Roman"/>
-          <w:sz w:val="28"/>
-          <w:szCs w:val="28"/>
-          <w:lang w:val="en-US"/>
-        </w:rPr>
-      </w:pPr>
-      <w:r>
-        <w:rPr>
-          <w:rFonts w:ascii="Times New Roman" w:hAnsi="Times New Roman" w:cs="Times New Roman"/>
-          <w:sz w:val="28"/>
-          <w:szCs w:val="28"/>
-        </w:rPr>
-        <w:t>Методы</w:t>
-      </w:r>
-      <w:r>
-        <w:rPr>
-          <w:rFonts w:ascii="Times New Roman" w:hAnsi="Times New Roman" w:cs="Times New Roman"/>
-          <w:sz w:val="28"/>
-          <w:szCs w:val="28"/>
-          <w:lang w:val="en-US"/>
-        </w:rPr>
-        <w:t>:</w:t>
-      </w:r>
-    </w:p>
-    <w:p>
-      <w:pPr>
-        <w:spacing w:after="0" w:line="360" w:lineRule="auto"/>
-        <w:ind w:firstLine="709"/>
-        <w:jc w:val="both"/>
-        <w:rPr>
-          <w:rFonts w:ascii="Times New Roman" w:hAnsi="Times New Roman" w:cs="Times New Roman"/>
-          <w:sz w:val="28"/>
-          <w:szCs w:val="28"/>
-          <w:lang w:val="en-US"/>
-        </w:rPr>
-      </w:pPr>
-      <w:r>
-        <w:rPr>
-          <w:rFonts w:ascii="Times New Roman" w:hAnsi="Times New Roman" w:cs="Times New Roman"/>
-          <w:sz w:val="28"/>
-          <w:szCs w:val="28"/>
-          <w:lang w:val="en-US"/>
-        </w:rPr>
-        <w:t xml:space="preserve">public List&lt;Movie&gt; GetAllMovies() — </w:t>
-      </w:r>
-      <w:r>
-        <w:rPr>
-          <w:rFonts w:ascii="Times New Roman" w:hAnsi="Times New Roman" w:cs="Times New Roman"/>
-          <w:sz w:val="28"/>
-          <w:szCs w:val="28"/>
-        </w:rPr>
-        <w:t>возвращает</w:t>
-      </w:r>
-      <w:r>
-        <w:rPr>
-          <w:rFonts w:ascii="Times New Roman" w:hAnsi="Times New Roman" w:cs="Times New Roman"/>
-          <w:sz w:val="28"/>
-          <w:szCs w:val="28"/>
-          <w:lang w:val="en-US"/>
-        </w:rPr>
-        <w:t xml:space="preserve"> </w:t>
-      </w:r>
-      <w:r>
-        <w:rPr>
-          <w:rFonts w:ascii="Times New Roman" w:hAnsi="Times New Roman" w:cs="Times New Roman"/>
-          <w:sz w:val="28"/>
-          <w:szCs w:val="28"/>
-        </w:rPr>
-        <w:t>полный</w:t>
-      </w:r>
-      <w:r>
-        <w:rPr>
-          <w:rFonts w:ascii="Times New Roman" w:hAnsi="Times New Roman" w:cs="Times New Roman"/>
-          <w:sz w:val="28"/>
-          <w:szCs w:val="28"/>
-          <w:lang w:val="en-US"/>
-        </w:rPr>
-        <w:t xml:space="preserve"> </w:t>
-      </w:r>
-      <w:r>
-        <w:rPr>
-          <w:rFonts w:ascii="Times New Roman" w:hAnsi="Times New Roman" w:cs="Times New Roman"/>
-          <w:sz w:val="28"/>
-          <w:szCs w:val="28"/>
-        </w:rPr>
-        <w:t>список</w:t>
-      </w:r>
-      <w:r>
-        <w:rPr>
-          <w:rFonts w:ascii="Times New Roman" w:hAnsi="Times New Roman" w:cs="Times New Roman"/>
-          <w:sz w:val="28"/>
-          <w:szCs w:val="28"/>
-          <w:lang w:val="en-US"/>
-        </w:rPr>
-        <w:t xml:space="preserve"> </w:t>
-      </w:r>
-      <w:r>
-        <w:rPr>
-          <w:rFonts w:ascii="Times New Roman" w:hAnsi="Times New Roman" w:cs="Times New Roman"/>
-          <w:sz w:val="28"/>
-          <w:szCs w:val="28"/>
-        </w:rPr>
-        <w:t>всех</w:t>
-      </w:r>
-      <w:r>
-        <w:rPr>
-          <w:rFonts w:ascii="Times New Roman" w:hAnsi="Times New Roman" w:cs="Times New Roman"/>
-          <w:sz w:val="28"/>
-          <w:szCs w:val="28"/>
-          <w:lang w:val="en-US"/>
-        </w:rPr>
-        <w:t xml:space="preserve"> </w:t>
-      </w:r>
-      <w:r>
-        <w:rPr>
-          <w:rFonts w:ascii="Times New Roman" w:hAnsi="Times New Roman" w:cs="Times New Roman"/>
-          <w:sz w:val="28"/>
-          <w:szCs w:val="28"/>
-        </w:rPr>
-        <w:t>фильмов</w:t>
-      </w:r>
-      <w:r>
-        <w:rPr>
-          <w:rFonts w:ascii="Times New Roman" w:hAnsi="Times New Roman" w:cs="Times New Roman"/>
-          <w:sz w:val="28"/>
-          <w:szCs w:val="28"/>
-          <w:lang w:val="en-US"/>
-        </w:rPr>
-        <w:t>.</w:t>
-      </w:r>
-    </w:p>
-    <w:p>
-      <w:pPr>
-        <w:spacing w:after="0" w:line="360" w:lineRule="auto"/>
-        <w:ind w:firstLine="709"/>
-        <w:jc w:val="both"/>
-        <w:rPr>
-          <w:rFonts w:ascii="Times New Roman" w:hAnsi="Times New Roman" w:cs="Times New Roman"/>
-          <w:sz w:val="28"/>
-          <w:szCs w:val="28"/>
-        </w:rPr>
-      </w:pPr>
-      <w:r>
-        <w:rPr>
-          <w:rFonts w:ascii="Times New Roman" w:hAnsi="Times New Roman" w:cs="Times New Roman"/>
-          <w:sz w:val="28"/>
-          <w:szCs w:val="28"/>
-          <w:lang w:val="en-US"/>
-        </w:rPr>
-        <w:t xml:space="preserve">public List&lt;Movie&gt; SearchMovies(string query) — </w:t>
-      </w:r>
-      <w:r>
-        <w:rPr>
-          <w:rFonts w:ascii="Times New Roman" w:hAnsi="Times New Roman" w:cs="Times New Roman"/>
-          <w:sz w:val="28"/>
-          <w:szCs w:val="28"/>
-        </w:rPr>
-        <w:t>выполняет</w:t>
-      </w:r>
-      <w:r>
-        <w:rPr>
-          <w:rFonts w:ascii="Times New Roman" w:hAnsi="Times New Roman" w:cs="Times New Roman"/>
-          <w:sz w:val="28"/>
-          <w:szCs w:val="28"/>
-          <w:lang w:val="en-US"/>
-        </w:rPr>
-        <w:t xml:space="preserve"> </w:t>
-      </w:r>
-      <w:r>
-        <w:rPr>
-          <w:rFonts w:ascii="Times New Roman" w:hAnsi="Times New Roman" w:cs="Times New Roman"/>
-          <w:sz w:val="28"/>
-          <w:szCs w:val="28"/>
-        </w:rPr>
-        <w:t>поиск</w:t>
-      </w:r>
-      <w:r>
-        <w:rPr>
-          <w:rFonts w:ascii="Times New Roman" w:hAnsi="Times New Roman" w:cs="Times New Roman"/>
-          <w:sz w:val="28"/>
-          <w:szCs w:val="28"/>
-          <w:lang w:val="en-US"/>
-        </w:rPr>
-        <w:t xml:space="preserve"> </w:t>
-      </w:r>
-      <w:r>
-        <w:rPr>
-          <w:rFonts w:ascii="Times New Roman" w:hAnsi="Times New Roman" w:cs="Times New Roman"/>
-          <w:sz w:val="28"/>
-          <w:szCs w:val="28"/>
-        </w:rPr>
-        <w:t>фильмов</w:t>
-      </w:r>
-      <w:r>
-        <w:rPr>
-          <w:rFonts w:ascii="Times New Roman" w:hAnsi="Times New Roman" w:cs="Times New Roman"/>
-          <w:sz w:val="28"/>
-          <w:szCs w:val="28"/>
-          <w:lang w:val="en-US"/>
-        </w:rPr>
-        <w:t xml:space="preserve">, </w:t>
-      </w:r>
-      <w:r>
-        <w:rPr>
-          <w:rFonts w:ascii="Times New Roman" w:hAnsi="Times New Roman" w:cs="Times New Roman"/>
-          <w:sz w:val="28"/>
-          <w:szCs w:val="28"/>
-        </w:rPr>
-        <w:t>название</w:t>
-      </w:r>
-      <w:r>
-        <w:rPr>
-          <w:rFonts w:ascii="Times New Roman" w:hAnsi="Times New Roman" w:cs="Times New Roman"/>
-          <w:sz w:val="28"/>
-          <w:szCs w:val="28"/>
-          <w:lang w:val="en-US"/>
-        </w:rPr>
-        <w:t xml:space="preserve"> </w:t>
-      </w:r>
-      <w:r>
-        <w:rPr>
-          <w:rFonts w:ascii="Times New Roman" w:hAnsi="Times New Roman" w:cs="Times New Roman"/>
-          <w:sz w:val="28"/>
-          <w:szCs w:val="28"/>
-        </w:rPr>
-        <w:t>которых</w:t>
-      </w:r>
-      <w:r>
-        <w:rPr>
-          <w:rFonts w:ascii="Times New Roman" w:hAnsi="Times New Roman" w:cs="Times New Roman"/>
-          <w:sz w:val="28"/>
-          <w:szCs w:val="28"/>
-          <w:lang w:val="en-US"/>
-        </w:rPr>
-        <w:t xml:space="preserve"> </w:t>
-      </w:r>
-      <w:r>
-        <w:rPr>
-          <w:rFonts w:ascii="Times New Roman" w:hAnsi="Times New Roman" w:cs="Times New Roman"/>
-          <w:sz w:val="28"/>
-          <w:szCs w:val="28"/>
-        </w:rPr>
-        <w:t>содержит</w:t>
-      </w:r>
-      <w:r>
-        <w:rPr>
-          <w:rFonts w:ascii="Times New Roman" w:hAnsi="Times New Roman" w:cs="Times New Roman"/>
-          <w:sz w:val="28"/>
-          <w:szCs w:val="28"/>
-          <w:lang w:val="en-US"/>
-        </w:rPr>
-        <w:t xml:space="preserve"> </w:t>
-      </w:r>
-      <w:r>
-        <w:rPr>
-          <w:rFonts w:ascii="Times New Roman" w:hAnsi="Times New Roman" w:cs="Times New Roman"/>
-          <w:sz w:val="28"/>
-          <w:szCs w:val="28"/>
-        </w:rPr>
-        <w:t>строку</w:t>
-      </w:r>
-      <w:r>
-        <w:rPr>
-          <w:rFonts w:ascii="Times New Roman" w:hAnsi="Times New Roman" w:cs="Times New Roman"/>
-          <w:sz w:val="28"/>
-          <w:szCs w:val="28"/>
-          <w:lang w:val="en-US"/>
-        </w:rPr>
-        <w:t xml:space="preserve"> query. </w:t>
-      </w:r>
-      <w:r>
-        <w:rPr>
-          <w:rFonts w:ascii="Times New Roman" w:hAnsi="Times New Roman" w:cs="Times New Roman"/>
-          <w:sz w:val="28"/>
-          <w:szCs w:val="28"/>
-        </w:rPr>
-        <w:t>Возвр</w:t>
-      </w:r>
-      <w:r>
-        <w:rPr>
-          <w:rFonts w:ascii="Times New Roman" w:hAnsi="Times New Roman" w:cs="Times New Roman"/>
-          <w:sz w:val="28"/>
-          <w:szCs w:val="28"/>
-        </w:rPr>
-        <w:t>ащает список найденных фильмов.</w:t>
-      </w:r>
-    </w:p>
-    <w:p>
-      <w:pPr>
-        <w:spacing w:after="0" w:line="360" w:lineRule="auto"/>
-        <w:ind w:firstLine="709"/>
-        <w:jc w:val="both"/>
-        <w:rPr>
-          <w:rFonts w:ascii="Times New Roman" w:hAnsi="Times New Roman" w:cs="Times New Roman"/>
-          <w:sz w:val="28"/>
-          <w:szCs w:val="28"/>
-        </w:rPr>
-      </w:pPr>
-      <w:r>
-        <w:rPr>
-          <w:rFonts w:ascii="Times New Roman" w:hAnsi="Times New Roman" w:cs="Times New Roman"/>
-          <w:sz w:val="28"/>
-          <w:szCs w:val="28"/>
-        </w:rPr>
-        <w:t>public List&lt;Movie&gt; FilterByGenre(string genre) — возвращает список фильмов, принадлежащих указанному жанру. Если жан</w:t>
-      </w:r>
-      <w:r>
-        <w:rPr>
-          <w:rFonts w:ascii="Times New Roman" w:hAnsi="Times New Roman" w:cs="Times New Roman"/>
-          <w:sz w:val="28"/>
-          <w:szCs w:val="28"/>
-        </w:rPr>
-        <w:t>р «Все», возвращает все фильмы.</w:t>
-      </w:r>
-    </w:p>
-    <w:p>
-      <w:pPr>
-        <w:spacing w:after="0" w:line="360" w:lineRule="auto"/>
-        <w:ind w:firstLine="709"/>
-        <w:jc w:val="both"/>
-        <w:rPr>
-          <w:rFonts w:ascii="Times New Roman" w:hAnsi="Times New Roman" w:cs="Times New Roman"/>
-          <w:sz w:val="28"/>
-          <w:szCs w:val="28"/>
-        </w:rPr>
-      </w:pPr>
-      <w:r>
-        <w:rPr>
-          <w:rFonts w:ascii="Times New Roman" w:hAnsi="Times New Roman" w:cs="Times New Roman"/>
-          <w:sz w:val="28"/>
-          <w:szCs w:val="28"/>
-        </w:rPr>
-        <w:t>public void AddMovie(Movie newMovie) — добавляет новый фильм в список и сохран</w:t>
-      </w:r>
-      <w:r>
-        <w:rPr>
-          <w:rFonts w:ascii="Times New Roman" w:hAnsi="Times New Roman" w:cs="Times New Roman"/>
-          <w:sz w:val="28"/>
-          <w:szCs w:val="28"/>
-        </w:rPr>
-        <w:t>яет изменения через DataHelper.</w:t>
-      </w:r>
-    </w:p>
-    <w:p>
-      <w:pPr>
-        <w:spacing w:after="0" w:line="360" w:lineRule="auto"/>
-        <w:ind w:firstLine="709"/>
-        <w:jc w:val="both"/>
-        <w:rPr>
-          <w:rFonts w:ascii="Times New Roman" w:hAnsi="Times New Roman" w:cs="Times New Roman"/>
-          <w:sz w:val="28"/>
-          <w:szCs w:val="28"/>
-        </w:rPr>
-      </w:pPr>
-      <w:r>
-        <w:rPr>
-          <w:rFonts w:ascii="Times New Roman" w:hAnsi="Times New Roman" w:cs="Times New Roman"/>
-          <w:sz w:val="28"/>
-          <w:szCs w:val="28"/>
-        </w:rPr>
-        <w:t>public void UpdateMovie(Movie updatedMovie) — обновляет информацию о существующем фильме и сохраняет изменения.</w:t>
-      </w:r>
-    </w:p>
-    <w:p>
-      <w:pPr>
-        <w:spacing w:after="0" w:line="360" w:lineRule="auto"/>
-        <w:ind w:firstLine="709"/>
-        <w:jc w:val="both"/>
-        <w:rPr>
-          <w:rFonts w:ascii="Times New Roman" w:hAnsi="Times New Roman" w:cs="Times New Roman"/>
-          <w:sz w:val="28"/>
-          <w:szCs w:val="28"/>
-        </w:rPr>
-      </w:pPr>
-      <w:r>
-        <w:rPr>
-          <w:rFonts w:ascii="Times New Roman" w:hAnsi="Times New Roman" w:cs="Times New Roman"/>
-          <w:sz w:val="28"/>
-          <w:szCs w:val="28"/>
-        </w:rPr>
-        <w:t>public void DeleteMovie(int movieId) — удаляет фил</w:t>
-      </w:r>
-      <w:r>
-        <w:rPr>
-          <w:rFonts w:ascii="Times New Roman" w:hAnsi="Times New Roman" w:cs="Times New Roman"/>
-          <w:sz w:val="28"/>
-          <w:szCs w:val="28"/>
-        </w:rPr>
-        <w:t>ьм по ID и сохраняет изменения.</w:t>
-      </w:r>
-    </w:p>
-    <w:p>
-      <w:pPr>
-        <w:spacing w:after="0" w:line="360" w:lineRule="auto"/>
-        <w:ind w:firstLine="709"/>
-        <w:jc w:val="both"/>
-        <w:rPr>
-          <w:rFonts w:ascii="Times New Roman" w:hAnsi="Times New Roman" w:cs="Times New Roman"/>
-          <w:sz w:val="28"/>
-          <w:szCs w:val="28"/>
-        </w:rPr>
-      </w:pPr>
-      <w:r>
-        <w:rPr>
-          <w:rFonts w:ascii="Times New Roman" w:hAnsi="Times New Roman" w:cs="Times New Roman"/>
-          <w:sz w:val="28"/>
-          <w:szCs w:val="28"/>
-        </w:rPr>
-        <w:t>public Movie GetMovieById(int id) — возвращает фильм по его ID или null, если фильм н</w:t>
-      </w:r>
-      <w:r>
-        <w:rPr>
-          <w:rFonts w:ascii="Times New Roman" w:hAnsi="Times New Roman" w:cs="Times New Roman"/>
-          <w:sz w:val="28"/>
-          <w:szCs w:val="28"/>
-        </w:rPr>
-        <w:t>е найден.</w:t>
-      </w:r>
-    </w:p>
-    <w:p>
-      <w:pPr>
-        <w:spacing w:after="0" w:line="360" w:lineRule="auto"/>
-        <w:ind w:firstLine="709"/>
-        <w:jc w:val="both"/>
-        <w:rPr>
-          <w:rFonts w:ascii="Times New Roman" w:hAnsi="Times New Roman" w:cs="Times New Roman"/>
-          <w:sz w:val="28"/>
-          <w:szCs w:val="28"/>
-        </w:rPr>
-      </w:pPr>
-      <w:r>
-        <w:rPr>
-          <w:rFonts w:ascii="Times New Roman" w:hAnsi="Times New Roman" w:cs="Times New Roman"/>
-          <w:sz w:val="28"/>
-          <w:szCs w:val="28"/>
-        </w:rPr>
-        <w:t>Класс MovieRepository</w:t>
-      </w:r>
-    </w:p>
-    <w:p>
-      <w:pPr>
-        <w:spacing w:after="0" w:line="360" w:lineRule="auto"/>
-        <w:ind w:firstLine="709"/>
-        <w:jc w:val="both"/>
-        <w:rPr>
-          <w:rFonts w:ascii="Times New Roman" w:hAnsi="Times New Roman" w:cs="Times New Roman"/>
-          <w:sz w:val="28"/>
-          <w:szCs w:val="28"/>
-        </w:rPr>
-      </w:pPr>
-      <w:r>
-        <w:rPr>
-          <w:rFonts w:ascii="Times New Roman" w:hAnsi="Times New Roman" w:cs="Times New Roman"/>
-          <w:sz w:val="28"/>
-          <w:szCs w:val="28"/>
-        </w:rPr>
-        <w:t>Поля:</w:t>
-      </w:r>
-    </w:p>
-    <w:p>
-      <w:pPr>
-        <w:spacing w:after="0" w:line="360" w:lineRule="auto"/>
-        <w:ind w:firstLine="709"/>
-        <w:jc w:val="both"/>
-        <w:rPr>
-          <w:rFonts w:ascii="Times New Roman" w:hAnsi="Times New Roman" w:cs="Times New Roman"/>
-          <w:sz w:val="28"/>
-          <w:szCs w:val="28"/>
-        </w:rPr>
-      </w:pPr>
-      <w:r>
-        <w:rPr>
-          <w:rFonts w:ascii="Times New Roman" w:hAnsi="Times New Roman" w:cs="Times New Roman"/>
-          <w:sz w:val="28"/>
-          <w:szCs w:val="28"/>
-        </w:rPr>
-        <w:t>connectionString : string – строка подключения к базе данных.</w:t>
-      </w:r>
-    </w:p>
-    <w:p>
-      <w:pPr>
-        <w:spacing w:after="0" w:line="360" w:lineRule="auto"/>
-        <w:ind w:firstLine="709"/>
-        <w:jc w:val="both"/>
-        <w:rPr>
-          <w:rFonts w:ascii="Times New Roman" w:hAnsi="Times New Roman" w:cs="Times New Roman"/>
-          <w:sz w:val="28"/>
-          <w:szCs w:val="28"/>
-        </w:rPr>
-      </w:pPr>
-      <w:r>
-        <w:rPr>
-          <w:rFonts w:ascii="Times New Roman" w:hAnsi="Times New Roman" w:cs="Times New Roman"/>
-          <w:sz w:val="28"/>
-          <w:szCs w:val="28"/>
-        </w:rPr>
-        <w:t>Методы:</w:t>
-      </w:r>
-    </w:p>
-    <w:p>
-      <w:pPr>
-        <w:spacing w:after="0" w:line="360" w:lineRule="auto"/>
-        <w:ind w:firstLine="709"/>
-        <w:jc w:val="both"/>
-        <w:rPr>
-          <w:rFonts w:ascii="Times New Roman" w:hAnsi="Times New Roman" w:cs="Times New Roman"/>
-          <w:sz w:val="28"/>
-          <w:szCs w:val="28"/>
-        </w:rPr>
-      </w:pPr>
-      <w:r>
-        <w:rPr>
-          <w:rFonts w:ascii="Times New Roman" w:hAnsi="Times New Roman" w:cs="Times New Roman"/>
-          <w:sz w:val="28"/>
-          <w:szCs w:val="28"/>
-        </w:rPr>
-        <w:t>ConnectionDB() – внутренний приватный метод для создания, настройки и возврата объекта подключения к базе данных.</w:t>
-      </w:r>
-    </w:p>
-    <w:p>
-      <w:pPr>
-        <w:spacing w:after="0" w:line="360" w:lineRule="auto"/>
-        <w:ind w:firstLine="709"/>
-        <w:jc w:val="both"/>
-        <w:rPr>
-          <w:rFonts w:ascii="Times New Roman" w:hAnsi="Times New Roman" w:cs="Times New Roman"/>
-          <w:sz w:val="28"/>
-          <w:szCs w:val="28"/>
-        </w:rPr>
-      </w:pPr>
-      <w:r>
-        <w:rPr>
-          <w:rFonts w:ascii="Times New Roman" w:hAnsi="Times New Roman" w:cs="Times New Roman"/>
-          <w:sz w:val="28"/>
-          <w:szCs w:val="28"/>
-        </w:rPr>
-        <w:lastRenderedPageBreak/>
-        <w:t>GetAllMovies() : List – выполняет SQL-запрос к БД для получения полного списка всех доступных фильмов и возвращает его в виде коллекции объектов Movie.</w:t>
-      </w:r>
-    </w:p>
-    <w:p>
-      <w:pPr>
-        <w:spacing w:after="0" w:line="360" w:lineRule="auto"/>
-        <w:ind w:firstLine="709"/>
-        <w:jc w:val="both"/>
-        <w:rPr>
-          <w:rFonts w:ascii="Times New Roman" w:hAnsi="Times New Roman" w:cs="Times New Roman"/>
-          <w:sz w:val="28"/>
-          <w:szCs w:val="28"/>
-        </w:rPr>
-      </w:pPr>
-      <w:r>
-        <w:rPr>
-          <w:rFonts w:ascii="Times New Roman" w:hAnsi="Times New Roman" w:cs="Times New Roman"/>
-          <w:sz w:val="28"/>
-          <w:szCs w:val="28"/>
-        </w:rPr>
-        <w:t>GetMovieById(id : int) : Movie – выбирает из базы данных одну запись о фильме по его уникальному идентификатору.</w:t>
-      </w:r>
-    </w:p>
-    <w:p>
-      <w:pPr>
-        <w:spacing w:after="0" w:line="360" w:lineRule="auto"/>
-        <w:ind w:firstLine="709"/>
-        <w:jc w:val="both"/>
-        <w:rPr>
-          <w:rFonts w:ascii="Times New Roman" w:hAnsi="Times New Roman" w:cs="Times New Roman"/>
-          <w:sz w:val="28"/>
-          <w:szCs w:val="28"/>
-        </w:rPr>
-      </w:pPr>
-      <w:r>
-        <w:rPr>
-          <w:rFonts w:ascii="Times New Roman" w:hAnsi="Times New Roman" w:cs="Times New Roman"/>
-          <w:sz w:val="28"/>
-          <w:szCs w:val="28"/>
-        </w:rPr>
-        <w:t>GetMoviesByGenre(genre : string) : List – выполняет выборку фильмов из базы данных, отфильтрованных по указанному жанру.</w:t>
-      </w:r>
-    </w:p>
-    <w:p>
-      <w:pPr>
-        <w:spacing w:after="0" w:line="360" w:lineRule="auto"/>
-        <w:ind w:firstLine="709"/>
-        <w:jc w:val="both"/>
-        <w:rPr>
-          <w:rFonts w:ascii="Times New Roman" w:hAnsi="Times New Roman" w:cs="Times New Roman"/>
-          <w:sz w:val="28"/>
-          <w:szCs w:val="28"/>
-        </w:rPr>
-      </w:pPr>
-      <w:r>
-        <w:rPr>
-          <w:rFonts w:ascii="Times New Roman" w:hAnsi="Times New Roman" w:cs="Times New Roman"/>
-          <w:sz w:val="28"/>
-          <w:szCs w:val="28"/>
-        </w:rPr>
-        <w:t>SearchMovies(searchTerm : string) : List – осуществляет текстовый поиск по названиям фильмов в базе данных.</w:t>
-      </w:r>
-    </w:p>
-    <w:p>
-      <w:pPr>
-        <w:spacing w:after="0" w:line="360" w:lineRule="auto"/>
-        <w:ind w:firstLine="709"/>
-        <w:jc w:val="both"/>
-        <w:rPr>
-          <w:rFonts w:ascii="Times New Roman" w:hAnsi="Times New Roman" w:cs="Times New Roman"/>
-          <w:sz w:val="28"/>
-          <w:szCs w:val="28"/>
-        </w:rPr>
-      </w:pPr>
-      <w:r>
-        <w:rPr>
-          <w:rFonts w:ascii="Times New Roman" w:hAnsi="Times New Roman" w:cs="Times New Roman"/>
-          <w:sz w:val="28"/>
-          <w:szCs w:val="28"/>
-        </w:rPr>
-        <w:t>AddMovie(movie : Movie) : void – формирует и выполняет SQL-запрос на добавление новой записи о фильме в базу данных.</w:t>
-      </w:r>
-    </w:p>
-    <w:p>
-      <w:pPr>
-        <w:spacing w:after="0" w:line="360" w:lineRule="auto"/>
-        <w:ind w:firstLine="709"/>
-        <w:jc w:val="both"/>
-        <w:rPr>
-          <w:rFonts w:ascii="Times New Roman" w:hAnsi="Times New Roman" w:cs="Times New Roman"/>
-          <w:sz w:val="28"/>
-          <w:szCs w:val="28"/>
-        </w:rPr>
-      </w:pPr>
-      <w:r>
-        <w:rPr>
-          <w:rFonts w:ascii="Times New Roman" w:hAnsi="Times New Roman" w:cs="Times New Roman"/>
-          <w:sz w:val="28"/>
-          <w:szCs w:val="28"/>
-        </w:rPr>
-        <w:t>UpdateMovie(movie : Movie) : void – обновляет существующие поля фильма (название, описание, рейтинг, пути к файлам постера и видео) в базе данных по его идентификатору.</w:t>
-      </w:r>
-    </w:p>
-    <w:p>
-      <w:pPr>
-        <w:spacing w:after="0" w:line="360" w:lineRule="auto"/>
-        <w:ind w:firstLine="709"/>
-        <w:jc w:val="both"/>
-        <w:rPr>
-          <w:rFonts w:ascii="Times New Roman" w:hAnsi="Times New Roman" w:cs="Times New Roman"/>
-          <w:sz w:val="28"/>
-          <w:szCs w:val="28"/>
-        </w:rPr>
-      </w:pPr>
-      <w:r>
-        <w:rPr>
-          <w:rFonts w:ascii="Times New Roman" w:hAnsi="Times New Roman" w:cs="Times New Roman"/>
-          <w:sz w:val="28"/>
-          <w:szCs w:val="28"/>
-        </w:rPr>
-        <w:t>DeleteMovie(id : int) : void – безвозвратно удаляет запись о фильме из базы данных по переданному идентификатору.</w:t>
-      </w:r>
-    </w:p>
-    <w:p>
-      <w:pPr>
-        <w:spacing w:after="0" w:line="360" w:lineRule="auto"/>
-        <w:ind w:firstLine="709"/>
-        <w:jc w:val="both"/>
-        <w:rPr>
-          <w:rFonts w:ascii="Times New Roman" w:hAnsi="Times New Roman" w:cs="Times New Roman"/>
-          <w:sz w:val="28"/>
-          <w:szCs w:val="28"/>
-        </w:rPr>
-      </w:pPr>
-      <w:r>
-        <w:rPr>
-          <w:rFonts w:ascii="Times New Roman" w:hAnsi="Times New Roman" w:cs="Times New Roman"/>
-          <w:sz w:val="28"/>
-          <w:szCs w:val="28"/>
-        </w:rPr>
-        <w:t>Класс UserRepository</w:t>
-      </w:r>
-    </w:p>
-    <w:p>
-      <w:pPr>
-        <w:spacing w:after="0" w:line="360" w:lineRule="auto"/>
-        <w:ind w:firstLine="709"/>
-        <w:jc w:val="both"/>
-        <w:rPr>
-          <w:rFonts w:ascii="Times New Roman" w:hAnsi="Times New Roman" w:cs="Times New Roman"/>
-          <w:sz w:val="28"/>
-          <w:szCs w:val="28"/>
-        </w:rPr>
-      </w:pPr>
-      <w:r>
-        <w:rPr>
-          <w:rFonts w:ascii="Times New Roman" w:hAnsi="Times New Roman" w:cs="Times New Roman"/>
-          <w:sz w:val="28"/>
-          <w:szCs w:val="28"/>
-        </w:rPr>
-        <w:t>Поля:</w:t>
-      </w:r>
-    </w:p>
-    <w:p>
-      <w:pPr>
-        <w:spacing w:after="0" w:line="360" w:lineRule="auto"/>
-        <w:ind w:firstLine="709"/>
-        <w:jc w:val="both"/>
-        <w:rPr>
-          <w:rFonts w:ascii="Times New Roman" w:hAnsi="Times New Roman" w:cs="Times New Roman"/>
-          <w:sz w:val="28"/>
-          <w:szCs w:val="28"/>
-        </w:rPr>
-      </w:pPr>
-      <w:r>
-        <w:rPr>
-          <w:rFonts w:ascii="Times New Roman" w:hAnsi="Times New Roman" w:cs="Times New Roman"/>
-          <w:sz w:val="28"/>
-          <w:szCs w:val="28"/>
-        </w:rPr>
-        <w:t>connectionString : string – строка подключения к базе данных.</w:t>
-      </w:r>
-    </w:p>
-    <w:p>
-      <w:pPr>
-        <w:spacing w:after="0" w:line="360" w:lineRule="auto"/>
-        <w:ind w:firstLine="709"/>
-        <w:jc w:val="both"/>
-        <w:rPr>
-          <w:rFonts w:ascii="Times New Roman" w:hAnsi="Times New Roman" w:cs="Times New Roman"/>
-          <w:sz w:val="28"/>
-          <w:szCs w:val="28"/>
-        </w:rPr>
-      </w:pPr>
-      <w:r>
-        <w:rPr>
-          <w:rFonts w:ascii="Times New Roman" w:hAnsi="Times New Roman" w:cs="Times New Roman"/>
-          <w:sz w:val="28"/>
-          <w:szCs w:val="28"/>
-        </w:rPr>
-        <w:t>Методы:</w:t>
-      </w:r>
-    </w:p>
-    <w:p>
-      <w:pPr>
-        <w:spacing w:after="0" w:line="360" w:lineRule="auto"/>
-        <w:ind w:firstLine="709"/>
-        <w:jc w:val="both"/>
-        <w:rPr>
-          <w:rFonts w:ascii="Times New Roman" w:hAnsi="Times New Roman" w:cs="Times New Roman"/>
-          <w:sz w:val="28"/>
-          <w:szCs w:val="28"/>
-        </w:rPr>
-      </w:pPr>
-      <w:r>
-        <w:rPr>
-          <w:rFonts w:ascii="Times New Roman" w:hAnsi="Times New Roman" w:cs="Times New Roman"/>
-          <w:sz w:val="28"/>
-          <w:szCs w:val="28"/>
-        </w:rPr>
-        <w:t>ConnectionDB() – внутренний приватный метод для создания и открытия соединения с базой данных.</w:t>
-      </w:r>
-    </w:p>
-    <w:p>
-      <w:pPr>
-        <w:spacing w:after="0" w:line="360" w:lineRule="auto"/>
-        <w:ind w:firstLine="709"/>
-        <w:jc w:val="both"/>
-        <w:rPr>
-          <w:rFonts w:ascii="Times New Roman" w:hAnsi="Times New Roman" w:cs="Times New Roman"/>
-          <w:sz w:val="28"/>
-          <w:szCs w:val="28"/>
-        </w:rPr>
-      </w:pPr>
-      <w:r>
-        <w:rPr>
-          <w:rFonts w:ascii="Times New Roman" w:hAnsi="Times New Roman" w:cs="Times New Roman"/>
-          <w:sz w:val="28"/>
-          <w:szCs w:val="28"/>
-        </w:rPr>
-        <w:t>TestDB() : bool – выполняет тестовое подключение к базе данных при старте приложения для проверки доступности сервера. Возвращает true, если связь успешно установлена.</w:t>
-      </w:r>
-    </w:p>
-    <w:p>
-      <w:pPr>
-        <w:spacing w:after="0" w:line="360" w:lineRule="auto"/>
-        <w:ind w:firstLine="709"/>
-        <w:jc w:val="both"/>
-        <w:rPr>
-          <w:rFonts w:ascii="Times New Roman" w:hAnsi="Times New Roman" w:cs="Times New Roman"/>
-          <w:sz w:val="28"/>
-          <w:szCs w:val="28"/>
-        </w:rPr>
-      </w:pPr>
-      <w:r>
-        <w:rPr>
-          <w:rFonts w:ascii="Times New Roman" w:hAnsi="Times New Roman" w:cs="Times New Roman"/>
-          <w:sz w:val="28"/>
-          <w:szCs w:val="28"/>
-        </w:rPr>
-        <w:t>Authenticate(login : string, passwordHash : string) : User – выполняет запрос к базе данных для поиска пользователя с указанным логином и хэшем пароля. Возвращает заполненный объект User в случае успеха.</w:t>
-      </w:r>
-    </w:p>
-    <w:p>
-      <w:pPr>
-        <w:spacing w:after="0" w:line="360" w:lineRule="auto"/>
-        <w:ind w:firstLine="709"/>
-        <w:jc w:val="both"/>
-        <w:rPr>
-          <w:rFonts w:ascii="Times New Roman" w:hAnsi="Times New Roman" w:cs="Times New Roman"/>
-          <w:sz w:val="28"/>
-          <w:szCs w:val="28"/>
-        </w:rPr>
-      </w:pPr>
-      <w:r>
-        <w:rPr>
-          <w:rFonts w:ascii="Times New Roman" w:hAnsi="Times New Roman" w:cs="Times New Roman"/>
-          <w:sz w:val="28"/>
-          <w:szCs w:val="28"/>
-        </w:rPr>
-        <w:lastRenderedPageBreak/>
-        <w:t>IsLoginExists(login : string) : bool – проверяет в базе данных, занят ли указанный логин другим пользователем. Используется при регистрации нового аккаунта.</w:t>
-      </w:r>
-    </w:p>
-    <w:p>
-      <w:pPr>
-        <w:spacing w:after="0" w:line="360" w:lineRule="auto"/>
-        <w:ind w:firstLine="709"/>
-        <w:jc w:val="both"/>
-        <w:rPr>
-          <w:rFonts w:ascii="Times New Roman" w:hAnsi="Times New Roman" w:cs="Times New Roman"/>
-          <w:sz w:val="28"/>
-          <w:szCs w:val="28"/>
-        </w:rPr>
-      </w:pPr>
-      <w:r>
-        <w:rPr>
-          <w:rFonts w:ascii="Times New Roman" w:hAnsi="Times New Roman" w:cs="Times New Roman"/>
-          <w:sz w:val="28"/>
-          <w:szCs w:val="28"/>
-        </w:rPr>
-        <w:t>RegisterUser(login : string, passwordHash : string, role : string) : void – создает новую запись пользователя в таблице базы данных с присвоением роли.</w:t>
-      </w:r>
-    </w:p>
-    <w:p>
-      <w:pPr>
-        <w:spacing w:after="0" w:line="360" w:lineRule="auto"/>
-        <w:ind w:firstLine="709"/>
-        <w:jc w:val="both"/>
-        <w:rPr>
-          <w:rFonts w:ascii="Times New Roman" w:hAnsi="Times New Roman" w:cs="Times New Roman"/>
-          <w:sz w:val="28"/>
-          <w:szCs w:val="28"/>
-        </w:rPr>
-      </w:pPr>
-      <w:r>
-        <w:rPr>
-          <w:rFonts w:ascii="Times New Roman" w:hAnsi="Times New Roman" w:cs="Times New Roman"/>
-          <w:sz w:val="28"/>
-          <w:szCs w:val="28"/>
-        </w:rPr>
-        <w:t>GetUserHistory(userId : int) : List – загружает из связанной таблицы базы данных историю просмотров конкретного пользователя, возвращая список записей.</w:t>
-      </w:r>
-    </w:p>
-    <w:p>
-      <w:pPr>
-        <w:spacing w:after="0" w:line="360" w:lineRule="auto"/>
-        <w:ind w:firstLine="709"/>
-        <w:jc w:val="both"/>
-        <w:rPr>
-          <w:rFonts w:ascii="Times New Roman" w:hAnsi="Times New Roman" w:cs="Times New Roman"/>
-          <w:sz w:val="28"/>
-          <w:szCs w:val="28"/>
-        </w:rPr>
-      </w:pPr>
-      <w:r>
-        <w:rPr>
-          <w:rFonts w:ascii="Times New Roman" w:hAnsi="Times New Roman" w:cs="Times New Roman"/>
-          <w:sz w:val="28"/>
-          <w:szCs w:val="28"/>
-        </w:rPr>
-        <w:t>AddToHistory(userId : int, movieId : int) : void – фиксирует факт просмотра фильма пользователем, добавляя запись с текущей датой в таблицу истории просмотров.</w:t>
-      </w:r>
-    </w:p>
-    <w:p>
-      <w:pPr>
-        <w:spacing w:after="0" w:line="360" w:lineRule="auto"/>
-        <w:ind w:firstLine="709"/>
-        <w:jc w:val="both"/>
-        <w:rPr>
-          <w:rFonts w:ascii="Times New Roman" w:hAnsi="Times New Roman" w:cs="Times New Roman"/>
-          <w:sz w:val="28"/>
-          <w:szCs w:val="28"/>
-        </w:rPr>
-      </w:pPr>
-      <w:r>
-        <w:rPr>
-          <w:rFonts w:ascii="Times New Roman" w:hAnsi="Times New Roman" w:cs="Times New Roman"/>
-          <w:sz w:val="28"/>
-          <w:szCs w:val="28"/>
-        </w:rPr>
-        <w:t>GetPersonalRecommendations(userId : int) : List – выполняет сложный SQL-запрос со смежными таблицами для генерации персональной выборки фильмов на основе истории просмотров пользователя.</w:t>
-      </w:r>
-    </w:p>
-    <w:p>
-      <w:pPr>
-        <w:spacing w:after="0" w:line="360" w:lineRule="auto"/>
-        <w:ind w:firstLine="709"/>
-        <w:jc w:val="both"/>
-        <w:rPr>
-          <w:rFonts w:ascii="Times New Roman" w:hAnsi="Times New Roman" w:cs="Times New Roman"/>
-          <w:sz w:val="28"/>
-          <w:szCs w:val="28"/>
-        </w:rPr>
-      </w:pPr>
-      <w:r>
-        <w:rPr>
-          <w:rFonts w:ascii="Times New Roman" w:hAnsi="Times New Roman" w:cs="Times New Roman"/>
-          <w:sz w:val="28"/>
-          <w:szCs w:val="28"/>
-        </w:rPr>
-        <w:t>Класс</w:t>
-      </w:r>
-      <w:r>
-        <w:rPr>
-          <w:rFonts w:ascii="Times New Roman" w:hAnsi="Times New Roman" w:cs="Times New Roman"/>
-          <w:sz w:val="28"/>
-          <w:szCs w:val="28"/>
-        </w:rPr>
-        <w:t xml:space="preserve"> </w:t>
-      </w:r>
-      <w:r>
-        <w:rPr>
-          <w:rFonts w:ascii="Times New Roman" w:hAnsi="Times New Roman" w:cs="Times New Roman"/>
-          <w:sz w:val="28"/>
-          <w:szCs w:val="28"/>
-          <w:lang w:val="en-US"/>
-        </w:rPr>
-        <w:t>MediaPlayer</w:t>
-      </w:r>
-    </w:p>
-    <w:p>
-      <w:pPr>
-        <w:spacing w:after="0" w:line="360" w:lineRule="auto"/>
-        <w:ind w:firstLine="709"/>
-        <w:jc w:val="both"/>
-        <w:rPr>
-          <w:rFonts w:ascii="Times New Roman" w:hAnsi="Times New Roman" w:cs="Times New Roman"/>
-          <w:sz w:val="28"/>
-          <w:szCs w:val="28"/>
-        </w:rPr>
-      </w:pPr>
-      <w:r>
-        <w:rPr>
-          <w:rFonts w:ascii="Times New Roman" w:hAnsi="Times New Roman" w:cs="Times New Roman"/>
-          <w:sz w:val="28"/>
-          <w:szCs w:val="28"/>
-        </w:rPr>
-        <w:t>Поля</w:t>
-      </w:r>
-      <w:r>
-        <w:rPr>
-          <w:rFonts w:ascii="Times New Roman" w:hAnsi="Times New Roman" w:cs="Times New Roman"/>
-          <w:sz w:val="28"/>
-          <w:szCs w:val="28"/>
-        </w:rPr>
-        <w:t>:</w:t>
-      </w:r>
-    </w:p>
-    <w:p>
-      <w:pPr>
-        <w:spacing w:after="0" w:line="360" w:lineRule="auto"/>
-        <w:ind w:firstLine="709"/>
-        <w:jc w:val="both"/>
-        <w:rPr>
-          <w:rFonts w:ascii="Times New Roman" w:hAnsi="Times New Roman" w:cs="Times New Roman"/>
-          <w:sz w:val="28"/>
-          <w:szCs w:val="28"/>
-        </w:rPr>
-      </w:pPr>
-      <w:r>
-        <w:rPr>
-          <w:rFonts w:ascii="Times New Roman" w:hAnsi="Times New Roman" w:cs="Times New Roman"/>
-          <w:sz w:val="28"/>
-          <w:szCs w:val="28"/>
-          <w:lang w:val="en-US"/>
-        </w:rPr>
-        <w:t>private</w:t>
-      </w:r>
-      <w:r>
-        <w:rPr>
-          <w:rFonts w:ascii="Times New Roman" w:hAnsi="Times New Roman" w:cs="Times New Roman"/>
-          <w:sz w:val="28"/>
-          <w:szCs w:val="28"/>
-        </w:rPr>
-        <w:t xml:space="preserve"> </w:t>
-      </w:r>
-      <w:r>
-        <w:rPr>
-          <w:rFonts w:ascii="Times New Roman" w:hAnsi="Times New Roman" w:cs="Times New Roman"/>
-          <w:sz w:val="28"/>
-          <w:szCs w:val="28"/>
-          <w:lang w:val="en-US"/>
-        </w:rPr>
-        <w:t>MediaPlayer</w:t>
-      </w:r>
-      <w:r>
-        <w:rPr>
-          <w:rFonts w:ascii="Times New Roman" w:hAnsi="Times New Roman" w:cs="Times New Roman"/>
-          <w:sz w:val="28"/>
-          <w:szCs w:val="28"/>
-        </w:rPr>
-        <w:t xml:space="preserve"> </w:t>
-      </w:r>
-      <w:r>
-        <w:rPr>
-          <w:rFonts w:ascii="Times New Roman" w:hAnsi="Times New Roman" w:cs="Times New Roman"/>
-          <w:sz w:val="28"/>
-          <w:szCs w:val="28"/>
-          <w:lang w:val="en-US"/>
-        </w:rPr>
-        <w:t>player</w:t>
-      </w:r>
-      <w:r>
-        <w:rPr>
-          <w:rFonts w:ascii="Times New Roman" w:hAnsi="Times New Roman" w:cs="Times New Roman"/>
-          <w:sz w:val="28"/>
-          <w:szCs w:val="28"/>
-        </w:rPr>
-        <w:t>_</w:t>
-      </w:r>
-      <w:r>
-        <w:rPr>
-          <w:rFonts w:ascii="Times New Roman" w:hAnsi="Times New Roman" w:cs="Times New Roman"/>
-          <w:sz w:val="28"/>
-          <w:szCs w:val="28"/>
-        </w:rPr>
-        <w:t xml:space="preserve"> — </w:t>
-      </w:r>
-      <w:r>
-        <w:rPr>
-          <w:rFonts w:ascii="Times New Roman" w:hAnsi="Times New Roman" w:cs="Times New Roman"/>
-          <w:sz w:val="28"/>
-          <w:szCs w:val="28"/>
-        </w:rPr>
-        <w:t>внутренний</w:t>
-      </w:r>
-      <w:r>
-        <w:rPr>
-          <w:rFonts w:ascii="Times New Roman" w:hAnsi="Times New Roman" w:cs="Times New Roman"/>
-          <w:sz w:val="28"/>
-          <w:szCs w:val="28"/>
-        </w:rPr>
-        <w:t xml:space="preserve"> </w:t>
-      </w:r>
-      <w:r>
-        <w:rPr>
-          <w:rFonts w:ascii="Times New Roman" w:hAnsi="Times New Roman" w:cs="Times New Roman"/>
-          <w:sz w:val="28"/>
-          <w:szCs w:val="28"/>
-        </w:rPr>
-        <w:t>объект</w:t>
-      </w:r>
-      <w:r>
-        <w:rPr>
-          <w:rFonts w:ascii="Times New Roman" w:hAnsi="Times New Roman" w:cs="Times New Roman"/>
-          <w:sz w:val="28"/>
-          <w:szCs w:val="28"/>
-        </w:rPr>
-        <w:t xml:space="preserve"> </w:t>
-      </w:r>
-      <w:r>
-        <w:rPr>
-          <w:rFonts w:ascii="Times New Roman" w:hAnsi="Times New Roman" w:cs="Times New Roman"/>
-          <w:sz w:val="28"/>
-          <w:szCs w:val="28"/>
-        </w:rPr>
-        <w:t>мультимедийного</w:t>
-      </w:r>
-      <w:r>
-        <w:rPr>
-          <w:rFonts w:ascii="Times New Roman" w:hAnsi="Times New Roman" w:cs="Times New Roman"/>
-          <w:sz w:val="28"/>
-          <w:szCs w:val="28"/>
-        </w:rPr>
-        <w:t xml:space="preserve"> </w:t>
-      </w:r>
-      <w:r>
-        <w:rPr>
-          <w:rFonts w:ascii="Times New Roman" w:hAnsi="Times New Roman" w:cs="Times New Roman"/>
-          <w:sz w:val="28"/>
-          <w:szCs w:val="28"/>
-        </w:rPr>
-        <w:t>плеера</w:t>
-      </w:r>
-      <w:r>
-        <w:rPr>
-          <w:rFonts w:ascii="Times New Roman" w:hAnsi="Times New Roman" w:cs="Times New Roman"/>
-          <w:sz w:val="28"/>
-          <w:szCs w:val="28"/>
-        </w:rPr>
-        <w:t>.</w:t>
-      </w:r>
-    </w:p>
-    <w:p>
-      <w:pPr>
-        <w:spacing w:after="0" w:line="360" w:lineRule="auto"/>
-        <w:ind w:firstLine="709"/>
-        <w:jc w:val="both"/>
-        <w:rPr>
-          <w:rFonts w:ascii="Times New Roman" w:hAnsi="Times New Roman" w:cs="Times New Roman"/>
-          <w:sz w:val="28"/>
-          <w:szCs w:val="28"/>
-        </w:rPr>
-      </w:pPr>
-      <w:r>
-        <w:rPr>
-          <w:rFonts w:ascii="Times New Roman" w:hAnsi="Times New Roman" w:cs="Times New Roman"/>
-          <w:sz w:val="28"/>
-          <w:szCs w:val="28"/>
-        </w:rPr>
-        <w:t>Методы</w:t>
-      </w:r>
-      <w:r>
-        <w:rPr>
-          <w:rFonts w:ascii="Times New Roman" w:hAnsi="Times New Roman" w:cs="Times New Roman"/>
-          <w:sz w:val="28"/>
-          <w:szCs w:val="28"/>
-        </w:rPr>
-        <w:t>:</w:t>
-      </w:r>
-    </w:p>
-    <w:p>
-      <w:pPr>
-        <w:spacing w:after="0" w:line="360" w:lineRule="auto"/>
-        <w:ind w:firstLine="709"/>
-        <w:jc w:val="both"/>
-        <w:rPr>
-          <w:rFonts w:ascii="Times New Roman" w:hAnsi="Times New Roman" w:cs="Times New Roman"/>
-          <w:sz w:val="28"/>
-          <w:szCs w:val="28"/>
-        </w:rPr>
-      </w:pPr>
-      <w:r>
-        <w:rPr>
-          <w:rFonts w:ascii="Times New Roman" w:hAnsi="Times New Roman" w:cs="Times New Roman"/>
-          <w:sz w:val="28"/>
-          <w:szCs w:val="28"/>
-          <w:lang w:val="en-US"/>
-        </w:rPr>
-        <w:t>public</w:t>
-      </w:r>
-      <w:r>
-        <w:rPr>
-          <w:rFonts w:ascii="Times New Roman" w:hAnsi="Times New Roman" w:cs="Times New Roman"/>
-          <w:sz w:val="28"/>
-          <w:szCs w:val="28"/>
-        </w:rPr>
-        <w:t xml:space="preserve"> </w:t>
-      </w:r>
-      <w:r>
-        <w:rPr>
-          <w:rFonts w:ascii="Times New Roman" w:hAnsi="Times New Roman" w:cs="Times New Roman"/>
-          <w:sz w:val="28"/>
-          <w:szCs w:val="28"/>
-          <w:lang w:val="en-US"/>
-        </w:rPr>
-        <w:t>void</w:t>
-      </w:r>
-      <w:r>
-        <w:rPr>
-          <w:rFonts w:ascii="Times New Roman" w:hAnsi="Times New Roman" w:cs="Times New Roman"/>
-          <w:sz w:val="28"/>
-          <w:szCs w:val="28"/>
-        </w:rPr>
-        <w:t xml:space="preserve"> </w:t>
-      </w:r>
-      <w:r>
-        <w:rPr>
-          <w:rFonts w:ascii="Times New Roman" w:hAnsi="Times New Roman" w:cs="Times New Roman"/>
-          <w:sz w:val="28"/>
-          <w:szCs w:val="28"/>
-          <w:lang w:val="en-US"/>
-        </w:rPr>
-        <w:t>LoadMovie</w:t>
-      </w:r>
-      <w:r>
-        <w:rPr>
-          <w:rFonts w:ascii="Times New Roman" w:hAnsi="Times New Roman" w:cs="Times New Roman"/>
-          <w:sz w:val="28"/>
-          <w:szCs w:val="28"/>
-        </w:rPr>
-        <w:t>(</w:t>
-      </w:r>
-      <w:r>
-        <w:rPr>
-          <w:rFonts w:ascii="Times New Roman" w:hAnsi="Times New Roman" w:cs="Times New Roman"/>
-          <w:sz w:val="28"/>
-          <w:szCs w:val="28"/>
-          <w:lang w:val="en-US"/>
-        </w:rPr>
-        <w:t>string</w:t>
-      </w:r>
-      <w:r>
-        <w:rPr>
-          <w:rFonts w:ascii="Times New Roman" w:hAnsi="Times New Roman" w:cs="Times New Roman"/>
-          <w:sz w:val="28"/>
-          <w:szCs w:val="28"/>
-        </w:rPr>
-        <w:t xml:space="preserve"> </w:t>
-      </w:r>
-      <w:r>
-        <w:rPr>
-          <w:rFonts w:ascii="Times New Roman" w:hAnsi="Times New Roman" w:cs="Times New Roman"/>
-          <w:sz w:val="28"/>
-          <w:szCs w:val="28"/>
-          <w:lang w:val="en-US"/>
-        </w:rPr>
-        <w:t>filePath</w:t>
-      </w:r>
-      <w:r>
-        <w:rPr>
-          <w:rFonts w:ascii="Times New Roman" w:hAnsi="Times New Roman" w:cs="Times New Roman"/>
-          <w:sz w:val="28"/>
-          <w:szCs w:val="28"/>
-        </w:rPr>
-        <w:t xml:space="preserve">) — </w:t>
-      </w:r>
-      <w:r>
-        <w:rPr>
-          <w:rFonts w:ascii="Times New Roman" w:hAnsi="Times New Roman" w:cs="Times New Roman"/>
-          <w:sz w:val="28"/>
-          <w:szCs w:val="28"/>
-        </w:rPr>
-        <w:t>загружает</w:t>
-      </w:r>
-      <w:r>
-        <w:rPr>
-          <w:rFonts w:ascii="Times New Roman" w:hAnsi="Times New Roman" w:cs="Times New Roman"/>
-          <w:sz w:val="28"/>
-          <w:szCs w:val="28"/>
-        </w:rPr>
-        <w:t xml:space="preserve"> </w:t>
-      </w:r>
-      <w:r>
-        <w:rPr>
-          <w:rFonts w:ascii="Times New Roman" w:hAnsi="Times New Roman" w:cs="Times New Roman"/>
-          <w:sz w:val="28"/>
-          <w:szCs w:val="28"/>
-        </w:rPr>
-        <w:t>видеофайл</w:t>
-      </w:r>
-      <w:r>
-        <w:rPr>
-          <w:rFonts w:ascii="Times New Roman" w:hAnsi="Times New Roman" w:cs="Times New Roman"/>
-          <w:sz w:val="28"/>
-          <w:szCs w:val="28"/>
-        </w:rPr>
-        <w:t xml:space="preserve"> </w:t>
-      </w:r>
-      <w:r>
-        <w:rPr>
-          <w:rFonts w:ascii="Times New Roman" w:hAnsi="Times New Roman" w:cs="Times New Roman"/>
-          <w:sz w:val="28"/>
-          <w:szCs w:val="28"/>
-        </w:rPr>
-        <w:t>для</w:t>
-      </w:r>
-      <w:r>
-        <w:rPr>
-          <w:rFonts w:ascii="Times New Roman" w:hAnsi="Times New Roman" w:cs="Times New Roman"/>
-          <w:sz w:val="28"/>
-          <w:szCs w:val="28"/>
-        </w:rPr>
-        <w:t xml:space="preserve"> </w:t>
-      </w:r>
-      <w:r>
-        <w:rPr>
-          <w:rFonts w:ascii="Times New Roman" w:hAnsi="Times New Roman" w:cs="Times New Roman"/>
-          <w:sz w:val="28"/>
-          <w:szCs w:val="28"/>
-        </w:rPr>
-        <w:t>воспроизведения</w:t>
-      </w:r>
-      <w:r>
-        <w:rPr>
-          <w:rFonts w:ascii="Times New Roman" w:hAnsi="Times New Roman" w:cs="Times New Roman"/>
-          <w:sz w:val="28"/>
-          <w:szCs w:val="28"/>
-        </w:rPr>
-        <w:t>.</w:t>
-      </w:r>
-    </w:p>
-    <w:p>
-      <w:pPr>
-        <w:spacing w:after="0" w:line="360" w:lineRule="auto"/>
-        <w:ind w:firstLine="709"/>
-        <w:jc w:val="both"/>
-        <w:rPr>
-          <w:rFonts w:ascii="Times New Roman" w:hAnsi="Times New Roman" w:cs="Times New Roman"/>
-          <w:sz w:val="28"/>
-          <w:szCs w:val="28"/>
-        </w:rPr>
-      </w:pPr>
-      <w:r>
-        <w:rPr>
-          <w:rFonts w:ascii="Times New Roman" w:hAnsi="Times New Roman" w:cs="Times New Roman"/>
-          <w:sz w:val="28"/>
-          <w:szCs w:val="28"/>
-        </w:rPr>
-        <w:t>public void Play</w:t>
-      </w:r>
-      <w:r>
-        <w:rPr>
-          <w:rFonts w:ascii="Times New Roman" w:hAnsi="Times New Roman" w:cs="Times New Roman"/>
-          <w:sz w:val="28"/>
-          <w:szCs w:val="28"/>
-        </w:rPr>
-        <w:t>() — запускает воспроизведение.</w:t>
-      </w:r>
-    </w:p>
-    <w:p>
-      <w:pPr>
-        <w:spacing w:after="0" w:line="360" w:lineRule="auto"/>
-        <w:ind w:firstLine="709"/>
-        <w:jc w:val="both"/>
-        <w:rPr>
-          <w:rFonts w:ascii="Times New Roman" w:hAnsi="Times New Roman" w:cs="Times New Roman"/>
-          <w:sz w:val="28"/>
-          <w:szCs w:val="28"/>
-        </w:rPr>
-      </w:pPr>
-      <w:r>
-        <w:rPr>
-          <w:rFonts w:ascii="Times New Roman" w:hAnsi="Times New Roman" w:cs="Times New Roman"/>
-          <w:sz w:val="28"/>
-          <w:szCs w:val="28"/>
-        </w:rPr>
-        <w:t>public void Pause() — пр</w:t>
-      </w:r>
-      <w:r>
-        <w:rPr>
-          <w:rFonts w:ascii="Times New Roman" w:hAnsi="Times New Roman" w:cs="Times New Roman"/>
-          <w:sz w:val="28"/>
-          <w:szCs w:val="28"/>
-        </w:rPr>
-        <w:t>иостанавливает воспроизведение.</w:t>
-      </w:r>
-    </w:p>
-    <w:p>
-      <w:pPr>
-        <w:spacing w:after="0" w:line="360" w:lineRule="auto"/>
-        <w:ind w:firstLine="709"/>
-        <w:jc w:val="both"/>
-        <w:rPr>
-          <w:rFonts w:ascii="Times New Roman" w:hAnsi="Times New Roman" w:cs="Times New Roman"/>
-          <w:sz w:val="28"/>
-          <w:szCs w:val="28"/>
-        </w:rPr>
-      </w:pPr>
-      <w:r>
-        <w:rPr>
-          <w:rFonts w:ascii="Times New Roman" w:hAnsi="Times New Roman" w:cs="Times New Roman"/>
-          <w:sz w:val="28"/>
-          <w:szCs w:val="28"/>
-        </w:rPr>
-        <w:t>public void Stop() — полностью</w:t>
-      </w:r>
-      <w:r>
-        <w:rPr>
-          <w:rFonts w:ascii="Times New Roman" w:hAnsi="Times New Roman" w:cs="Times New Roman"/>
-          <w:sz w:val="28"/>
-          <w:szCs w:val="28"/>
-        </w:rPr>
-        <w:t xml:space="preserve"> останавливает воспроизведение.</w:t>
-      </w:r>
-    </w:p>
-    <w:p>
-      <w:pPr>
-        <w:spacing w:after="0" w:line="360" w:lineRule="auto"/>
-        <w:ind w:firstLine="709"/>
-        <w:jc w:val="both"/>
-        <w:rPr>
-          <w:rFonts w:ascii="Times New Roman" w:hAnsi="Times New Roman" w:cs="Times New Roman"/>
-          <w:sz w:val="28"/>
-          <w:szCs w:val="28"/>
-        </w:rPr>
-      </w:pPr>
-      <w:r>
-        <w:rPr>
-          <w:rFonts w:ascii="Times New Roman" w:hAnsi="Times New Roman" w:cs="Times New Roman"/>
-          <w:sz w:val="28"/>
-          <w:szCs w:val="28"/>
-        </w:rPr>
-        <w:t>public void Seek(int seconds) — перемещает воспроизведение на указанную</w:t>
-      </w:r>
-      <w:r>
-        <w:rPr>
-          <w:rFonts w:ascii="Times New Roman" w:hAnsi="Times New Roman" w:cs="Times New Roman"/>
-          <w:sz w:val="28"/>
-          <w:szCs w:val="28"/>
-        </w:rPr>
-        <w:t xml:space="preserve"> секунду.</w:t>
-      </w:r>
-    </w:p>
-    <w:p>
-      <w:pPr>
-        <w:spacing w:after="0" w:line="360" w:lineRule="auto"/>
-        <w:ind w:firstLine="709"/>
-        <w:jc w:val="both"/>
-        <w:rPr>
-          <w:rFonts w:ascii="Times New Roman" w:hAnsi="Times New Roman" w:cs="Times New Roman"/>
-          <w:sz w:val="28"/>
-          <w:szCs w:val="28"/>
-        </w:rPr>
-      </w:pPr>
-      <w:r>
-        <w:rPr>
-          <w:rFonts w:ascii="Times New Roman" w:hAnsi="Times New Roman" w:cs="Times New Roman"/>
-          <w:sz w:val="28"/>
-          <w:szCs w:val="28"/>
-        </w:rPr>
-        <w:t>public void SetVolume(int volume) — изменяет у</w:t>
-      </w:r>
-      <w:r>
-        <w:rPr>
-          <w:rFonts w:ascii="Times New Roman" w:hAnsi="Times New Roman" w:cs="Times New Roman"/>
-          <w:sz w:val="28"/>
-          <w:szCs w:val="28"/>
-        </w:rPr>
-        <w:t>ровень громкости (от 0 до 100).</w:t>
-      </w:r>
-    </w:p>
-    <w:p>
-      <w:pPr>
-        <w:spacing w:after="0" w:line="360" w:lineRule="auto"/>
-        <w:ind w:firstLine="709"/>
-        <w:jc w:val="both"/>
-        <w:rPr>
-          <w:rFonts w:ascii="Times New Roman" w:hAnsi="Times New Roman" w:cs="Times New Roman"/>
-          <w:sz w:val="28"/>
-          <w:szCs w:val="28"/>
-        </w:rPr>
-      </w:pPr>
-      <w:r>
-        <w:rPr>
-          <w:rFonts w:ascii="Times New Roman" w:hAnsi="Times New Roman" w:cs="Times New Roman"/>
-          <w:sz w:val="28"/>
-          <w:szCs w:val="28"/>
-        </w:rPr>
-        <w:lastRenderedPageBreak/>
-        <w:t>public TimeSpan GetCurrentPosition() — возвращает т</w:t>
-      </w:r>
-      <w:r>
-        <w:rPr>
-          <w:rFonts w:ascii="Times New Roman" w:hAnsi="Times New Roman" w:cs="Times New Roman"/>
-          <w:sz w:val="28"/>
-          <w:szCs w:val="28"/>
-        </w:rPr>
-        <w:t>екущую позицию воспроизведения.</w:t>
-      </w:r>
-    </w:p>
-    <w:p>
-      <w:pPr>
-        <w:spacing w:after="0" w:line="360" w:lineRule="auto"/>
-        <w:ind w:firstLine="709"/>
-        <w:jc w:val="both"/>
-        <w:rPr>
-          <w:rFonts w:ascii="Times New Roman" w:hAnsi="Times New Roman" w:cs="Times New Roman"/>
-          <w:sz w:val="28"/>
-          <w:szCs w:val="28"/>
-        </w:rPr>
-      </w:pPr>
-      <w:r>
-        <w:rPr>
-          <w:rFonts w:ascii="Times New Roman" w:hAnsi="Times New Roman" w:cs="Times New Roman"/>
-          <w:sz w:val="28"/>
-          <w:szCs w:val="28"/>
-        </w:rPr>
-        <w:t>Класс UserManager</w:t>
-      </w:r>
-    </w:p>
-    <w:p>
-      <w:pPr>
-        <w:spacing w:after="0" w:line="360" w:lineRule="auto"/>
-        <w:ind w:firstLine="709"/>
-        <w:jc w:val="both"/>
-        <w:rPr>
-          <w:rFonts w:ascii="Times New Roman" w:hAnsi="Times New Roman" w:cs="Times New Roman"/>
-          <w:sz w:val="28"/>
-          <w:szCs w:val="28"/>
-        </w:rPr>
-      </w:pPr>
-      <w:r>
-        <w:rPr>
-          <w:rFonts w:ascii="Times New Roman" w:hAnsi="Times New Roman" w:cs="Times New Roman"/>
-          <w:sz w:val="28"/>
-          <w:szCs w:val="28"/>
-        </w:rPr>
-        <w:t>Поля:</w:t>
-      </w:r>
-    </w:p>
-    <w:p>
-      <w:pPr>
-        <w:spacing w:after="0" w:line="360" w:lineRule="auto"/>
-        <w:ind w:firstLine="709"/>
-        <w:jc w:val="both"/>
-        <w:rPr>
-          <w:rFonts w:ascii="Times New Roman" w:hAnsi="Times New Roman" w:cs="Times New Roman"/>
-          <w:sz w:val="28"/>
-          <w:szCs w:val="28"/>
-        </w:rPr>
-      </w:pPr>
-      <w:r>
-        <w:rPr>
-          <w:rFonts w:ascii="Times New Roman" w:hAnsi="Times New Roman" w:cs="Times New Roman"/>
-          <w:sz w:val="28"/>
-          <w:szCs w:val="28"/>
-        </w:rPr>
-        <w:t xml:space="preserve">private List&lt;User&gt; </w:t>
-      </w:r>
-      <w:r>
-        <w:rPr>
-          <w:rFonts w:ascii="Times New Roman" w:hAnsi="Times New Roman" w:cs="Times New Roman"/>
-          <w:sz w:val="28"/>
-          <w:szCs w:val="28"/>
-        </w:rPr>
-        <w:t>users</w:t>
-      </w:r>
-      <w:r>
-        <w:rPr>
-          <w:rFonts w:ascii="Times New Roman" w:hAnsi="Times New Roman" w:cs="Times New Roman"/>
-          <w:sz w:val="28"/>
-          <w:szCs w:val="28"/>
-        </w:rPr>
-        <w:t>_</w:t>
-      </w:r>
-      <w:r>
-        <w:rPr>
-          <w:rFonts w:ascii="Times New Roman" w:hAnsi="Times New Roman" w:cs="Times New Roman"/>
-          <w:sz w:val="28"/>
-          <w:szCs w:val="28"/>
-        </w:rPr>
-        <w:t xml:space="preserve"> — в</w:t>
-      </w:r>
-      <w:r>
-        <w:rPr>
-          <w:rFonts w:ascii="Times New Roman" w:hAnsi="Times New Roman" w:cs="Times New Roman"/>
-          <w:sz w:val="28"/>
-          <w:szCs w:val="28"/>
-        </w:rPr>
-        <w:t>нутренний список пользователей.</w:t>
-      </w:r>
-    </w:p>
-    <w:p>
-      <w:pPr>
-        <w:spacing w:after="0" w:line="360" w:lineRule="auto"/>
-        <w:ind w:firstLine="709"/>
-        <w:jc w:val="both"/>
-        <w:rPr>
-          <w:rFonts w:ascii="Times New Roman" w:hAnsi="Times New Roman" w:cs="Times New Roman"/>
-          <w:sz w:val="28"/>
-          <w:szCs w:val="28"/>
-        </w:rPr>
-      </w:pPr>
-      <w:r>
-        <w:rPr>
-          <w:rFonts w:ascii="Times New Roman" w:hAnsi="Times New Roman" w:cs="Times New Roman"/>
-          <w:sz w:val="28"/>
-          <w:szCs w:val="28"/>
-        </w:rPr>
-        <w:t xml:space="preserve">private User </w:t>
-      </w:r>
-      <w:r>
-        <w:rPr>
-          <w:rFonts w:ascii="Times New Roman" w:hAnsi="Times New Roman" w:cs="Times New Roman"/>
-          <w:sz w:val="28"/>
-          <w:szCs w:val="28"/>
-        </w:rPr>
-        <w:t>currentUser</w:t>
-      </w:r>
-      <w:r>
-        <w:rPr>
-          <w:rFonts w:ascii="Times New Roman" w:hAnsi="Times New Roman" w:cs="Times New Roman"/>
-          <w:sz w:val="28"/>
-          <w:szCs w:val="28"/>
-        </w:rPr>
-        <w:t>_</w:t>
-      </w:r>
-      <w:r>
-        <w:rPr>
-          <w:rFonts w:ascii="Times New Roman" w:hAnsi="Times New Roman" w:cs="Times New Roman"/>
-          <w:sz w:val="28"/>
-          <w:szCs w:val="28"/>
-        </w:rPr>
-        <w:t xml:space="preserve"> — текущ</w:t>
-      </w:r>
-      <w:r>
-        <w:rPr>
-          <w:rFonts w:ascii="Times New Roman" w:hAnsi="Times New Roman" w:cs="Times New Roman"/>
-          <w:sz w:val="28"/>
-          <w:szCs w:val="28"/>
-        </w:rPr>
-        <w:t>ий авторизованный пользователь.</w:t>
-      </w:r>
-    </w:p>
-    <w:p>
-      <w:pPr>
-        <w:spacing w:after="0" w:line="360" w:lineRule="auto"/>
-        <w:ind w:firstLine="709"/>
-        <w:jc w:val="both"/>
-        <w:rPr>
-          <w:rFonts w:ascii="Times New Roman" w:hAnsi="Times New Roman" w:cs="Times New Roman"/>
-          <w:sz w:val="28"/>
-          <w:szCs w:val="28"/>
-        </w:rPr>
-      </w:pPr>
-      <w:r>
-        <w:rPr>
-          <w:rFonts w:ascii="Times New Roman" w:hAnsi="Times New Roman" w:cs="Times New Roman"/>
-          <w:sz w:val="28"/>
-          <w:szCs w:val="28"/>
-        </w:rPr>
-        <w:t>Методы:</w:t>
-      </w:r>
-    </w:p>
-    <w:p>
-      <w:pPr>
-        <w:spacing w:after="0" w:line="360" w:lineRule="auto"/>
-        <w:ind w:firstLine="709"/>
-        <w:jc w:val="both"/>
-        <w:rPr>
-          <w:rFonts w:ascii="Times New Roman" w:hAnsi="Times New Roman" w:cs="Times New Roman"/>
-          <w:sz w:val="28"/>
-          <w:szCs w:val="28"/>
-        </w:rPr>
-      </w:pPr>
-      <w:r>
-        <w:rPr>
-          <w:rFonts w:ascii="Times New Roman" w:hAnsi="Times New Roman" w:cs="Times New Roman"/>
-          <w:sz w:val="28"/>
-          <w:szCs w:val="28"/>
-        </w:rPr>
-        <w:t>public bool Register(string login, string password) — проверяет уникальность логина, создает нового пользователя с ролью «</w:t>
-      </w:r>
-      <w:r>
-        <w:rPr>
-          <w:rFonts w:ascii="Times New Roman" w:hAnsi="Times New Roman" w:cs="Times New Roman"/>
-          <w:sz w:val="28"/>
-          <w:szCs w:val="28"/>
-        </w:rPr>
-        <w:t>User» и добавляет его в список.</w:t>
-      </w:r>
-    </w:p>
-    <w:p>
-      <w:pPr>
-        <w:spacing w:after="0" w:line="360" w:lineRule="auto"/>
-        <w:ind w:firstLine="709"/>
-        <w:jc w:val="both"/>
-        <w:rPr>
-          <w:rFonts w:ascii="Times New Roman" w:hAnsi="Times New Roman" w:cs="Times New Roman"/>
-          <w:sz w:val="28"/>
-          <w:szCs w:val="28"/>
-        </w:rPr>
-      </w:pPr>
-      <w:r>
-        <w:rPr>
-          <w:rFonts w:ascii="Times New Roman" w:hAnsi="Times New Roman" w:cs="Times New Roman"/>
-          <w:sz w:val="28"/>
-          <w:szCs w:val="28"/>
-        </w:rPr>
-        <w:t>public User Authenticate(string login, string password) — ищет пользователя с совпадающим логином и пар</w:t>
-      </w:r>
-      <w:r>
-        <w:rPr>
-          <w:rFonts w:ascii="Times New Roman" w:hAnsi="Times New Roman" w:cs="Times New Roman"/>
-          <w:sz w:val="28"/>
-          <w:szCs w:val="28"/>
-        </w:rPr>
-        <w:t>олем</w:t>
-      </w:r>
-      <w:r>
-        <w:rPr>
-          <w:rFonts w:ascii="Times New Roman" w:hAnsi="Times New Roman" w:cs="Times New Roman"/>
-          <w:sz w:val="28"/>
-          <w:szCs w:val="28"/>
-        </w:rPr>
-        <w:t xml:space="preserve">. При успехе устанавливает </w:t>
-      </w:r>
-      <w:r>
-        <w:rPr>
-          <w:rFonts w:ascii="Times New Roman" w:hAnsi="Times New Roman" w:cs="Times New Roman"/>
-          <w:sz w:val="28"/>
-          <w:szCs w:val="28"/>
-          <w:lang w:val="en-US"/>
-        </w:rPr>
-        <w:t>c</w:t>
-      </w:r>
-      <w:r>
-        <w:rPr>
-          <w:rFonts w:ascii="Times New Roman" w:hAnsi="Times New Roman" w:cs="Times New Roman"/>
-          <w:sz w:val="28"/>
-          <w:szCs w:val="28"/>
-        </w:rPr>
-        <w:t>urrentUser</w:t>
-      </w:r>
-      <w:r>
-        <w:rPr>
-          <w:rFonts w:ascii="Times New Roman" w:hAnsi="Times New Roman" w:cs="Times New Roman"/>
-          <w:sz w:val="28"/>
-          <w:szCs w:val="28"/>
-        </w:rPr>
-        <w:t>_</w:t>
-      </w:r>
-      <w:r>
-        <w:rPr>
-          <w:rFonts w:ascii="Times New Roman" w:hAnsi="Times New Roman" w:cs="Times New Roman"/>
-          <w:sz w:val="28"/>
-          <w:szCs w:val="28"/>
-        </w:rPr>
-        <w:t xml:space="preserve"> и возвращает объе</w:t>
-      </w:r>
-      <w:r>
-        <w:rPr>
-          <w:rFonts w:ascii="Times New Roman" w:hAnsi="Times New Roman" w:cs="Times New Roman"/>
-          <w:sz w:val="28"/>
-          <w:szCs w:val="28"/>
-        </w:rPr>
-        <w:t>кт User, иначе возвращает null.</w:t>
-      </w:r>
-    </w:p>
-    <w:p>
-      <w:pPr>
-        <w:spacing w:after="0" w:line="360" w:lineRule="auto"/>
-        <w:ind w:firstLine="709"/>
-        <w:jc w:val="both"/>
-        <w:rPr>
-          <w:rFonts w:ascii="Times New Roman" w:hAnsi="Times New Roman" w:cs="Times New Roman"/>
-          <w:sz w:val="28"/>
-          <w:szCs w:val="28"/>
-        </w:rPr>
-      </w:pPr>
-      <w:r>
-        <w:rPr>
-          <w:rFonts w:ascii="Times New Roman" w:hAnsi="Times New Roman" w:cs="Times New Roman"/>
-          <w:sz w:val="28"/>
-          <w:szCs w:val="28"/>
-        </w:rPr>
-        <w:t>public void AddToHistory(int movieId) — добавляет ID фильма в и</w:t>
-      </w:r>
-      <w:r>
-        <w:rPr>
-          <w:rFonts w:ascii="Times New Roman" w:hAnsi="Times New Roman" w:cs="Times New Roman"/>
-          <w:sz w:val="28"/>
-          <w:szCs w:val="28"/>
-        </w:rPr>
-        <w:t xml:space="preserve">сторию просмотров </w:t>
-      </w:r>
-      <w:r>
-        <w:rPr>
-          <w:rFonts w:ascii="Times New Roman" w:hAnsi="Times New Roman" w:cs="Times New Roman"/>
-          <w:sz w:val="28"/>
-          <w:szCs w:val="28"/>
-        </w:rPr>
-        <w:t>currentUser</w:t>
-      </w:r>
-      <w:r>
-        <w:rPr>
-          <w:rFonts w:ascii="Times New Roman" w:hAnsi="Times New Roman" w:cs="Times New Roman"/>
-          <w:sz w:val="28"/>
-          <w:szCs w:val="28"/>
-        </w:rPr>
-        <w:t>_</w:t>
-      </w:r>
-      <w:r>
-        <w:rPr>
-          <w:rFonts w:ascii="Times New Roman" w:hAnsi="Times New Roman" w:cs="Times New Roman"/>
-          <w:sz w:val="28"/>
-          <w:szCs w:val="28"/>
-        </w:rPr>
-        <w:t>.</w:t>
-      </w:r>
-    </w:p>
-    <w:p>
-      <w:pPr>
-        <w:spacing w:after="0" w:line="360" w:lineRule="auto"/>
-        <w:ind w:firstLine="709"/>
-        <w:jc w:val="both"/>
-        <w:rPr>
-          <w:rFonts w:ascii="Times New Roman" w:hAnsi="Times New Roman" w:cs="Times New Roman"/>
-          <w:sz w:val="28"/>
-          <w:szCs w:val="28"/>
-          <w:lang w:val="en-US"/>
-        </w:rPr>
-      </w:pPr>
-      <w:r>
-        <w:rPr>
-          <w:rFonts w:ascii="Times New Roman" w:hAnsi="Times New Roman" w:cs="Times New Roman"/>
-          <w:sz w:val="28"/>
-          <w:szCs w:val="28"/>
-          <w:lang w:val="en-US"/>
-        </w:rPr>
-        <w:t xml:space="preserve">public List&lt;Movie&gt; GetPersonalRecommendations(MovieManager movieManager) — </w:t>
-      </w:r>
-      <w:r>
-        <w:rPr>
-          <w:rFonts w:ascii="Times New Roman" w:hAnsi="Times New Roman" w:cs="Times New Roman"/>
-          <w:sz w:val="28"/>
-          <w:szCs w:val="28"/>
-        </w:rPr>
-        <w:t>вызывает</w:t>
-      </w:r>
-      <w:r>
-        <w:rPr>
-          <w:rFonts w:ascii="Times New Roman" w:hAnsi="Times New Roman" w:cs="Times New Roman"/>
-          <w:sz w:val="28"/>
-          <w:szCs w:val="28"/>
-          <w:lang w:val="en-US"/>
-        </w:rPr>
-        <w:t xml:space="preserve"> </w:t>
-      </w:r>
-      <w:r>
-        <w:rPr>
-          <w:rFonts w:ascii="Times New Roman" w:hAnsi="Times New Roman" w:cs="Times New Roman"/>
-          <w:sz w:val="28"/>
-          <w:szCs w:val="28"/>
-        </w:rPr>
-        <w:t>метод</w:t>
-      </w:r>
-      <w:r>
-        <w:rPr>
-          <w:rFonts w:ascii="Times New Roman" w:hAnsi="Times New Roman" w:cs="Times New Roman"/>
-          <w:sz w:val="28"/>
-          <w:szCs w:val="28"/>
-          <w:lang w:val="en-US"/>
-        </w:rPr>
-        <w:t xml:space="preserve"> MovieManager.GetRecommendations() </w:t>
-      </w:r>
-      <w:r>
-        <w:rPr>
-          <w:rFonts w:ascii="Times New Roman" w:hAnsi="Times New Roman" w:cs="Times New Roman"/>
-          <w:sz w:val="28"/>
-          <w:szCs w:val="28"/>
-        </w:rPr>
-        <w:t>для</w:t>
-      </w:r>
-      <w:r>
-        <w:rPr>
-          <w:rFonts w:ascii="Times New Roman" w:hAnsi="Times New Roman" w:cs="Times New Roman"/>
-          <w:sz w:val="28"/>
-          <w:szCs w:val="28"/>
-          <w:lang w:val="en-US"/>
-        </w:rPr>
-        <w:t xml:space="preserve"> </w:t>
-      </w:r>
-      <w:r>
-        <w:rPr>
-          <w:rFonts w:ascii="Times New Roman" w:hAnsi="Times New Roman" w:cs="Times New Roman"/>
-          <w:sz w:val="28"/>
-          <w:szCs w:val="28"/>
-        </w:rPr>
-        <w:t>текущего</w:t>
-      </w:r>
-      <w:r>
-        <w:rPr>
-          <w:rFonts w:ascii="Times New Roman" w:hAnsi="Times New Roman" w:cs="Times New Roman"/>
-          <w:sz w:val="28"/>
-          <w:szCs w:val="28"/>
-          <w:lang w:val="en-US"/>
-        </w:rPr>
-        <w:t xml:space="preserve"> </w:t>
-      </w:r>
-      <w:r>
-        <w:rPr>
-          <w:rFonts w:ascii="Times New Roman" w:hAnsi="Times New Roman" w:cs="Times New Roman"/>
-          <w:sz w:val="28"/>
-          <w:szCs w:val="28"/>
-        </w:rPr>
-        <w:t>пользователя</w:t>
-      </w:r>
-      <w:r>
-        <w:rPr>
-          <w:rFonts w:ascii="Times New Roman" w:hAnsi="Times New Roman" w:cs="Times New Roman"/>
-          <w:sz w:val="28"/>
-          <w:szCs w:val="28"/>
-          <w:lang w:val="en-US"/>
-        </w:rPr>
-        <w:t>.</w:t>
-      </w:r>
-    </w:p>
-    <w:p>
-      <w:pPr>
-        <w:spacing w:after="0" w:line="360" w:lineRule="auto"/>
-        <w:ind w:firstLine="709"/>
-        <w:jc w:val="both"/>
-        <w:rPr>
-          <w:rFonts w:ascii="Times New Roman" w:hAnsi="Times New Roman" w:cs="Times New Roman"/>
-          <w:sz w:val="28"/>
-          <w:szCs w:val="28"/>
-          <w:lang w:val="en-US"/>
-        </w:rPr>
-      </w:pPr>
-      <w:r>
-        <w:rPr>
-          <w:rFonts w:ascii="Times New Roman" w:hAnsi="Times New Roman" w:cs="Times New Roman"/>
-          <w:sz w:val="28"/>
-          <w:szCs w:val="28"/>
-        </w:rPr>
-        <w:t>Класс</w:t>
-      </w:r>
-      <w:r>
-        <w:rPr>
-          <w:rFonts w:ascii="Times New Roman" w:hAnsi="Times New Roman" w:cs="Times New Roman"/>
-          <w:sz w:val="28"/>
-          <w:szCs w:val="28"/>
-          <w:lang w:val="en-US"/>
-        </w:rPr>
-        <w:t xml:space="preserve"> Mov</w:t>
-      </w:r>
-      <w:r>
-        <w:rPr>
-          <w:rFonts w:ascii="Times New Roman" w:hAnsi="Times New Roman" w:cs="Times New Roman"/>
-          <w:sz w:val="28"/>
-          <w:szCs w:val="28"/>
-          <w:lang w:val="en-US"/>
-        </w:rPr>
-        <w:t>ie</w:t>
-      </w:r>
-    </w:p>
-    <w:p>
-      <w:pPr>
-        <w:spacing w:after="0" w:line="360" w:lineRule="auto"/>
-        <w:ind w:firstLine="709"/>
-        <w:jc w:val="both"/>
-        <w:rPr>
-          <w:rFonts w:ascii="Times New Roman" w:hAnsi="Times New Roman" w:cs="Times New Roman"/>
-          <w:sz w:val="28"/>
-          <w:szCs w:val="28"/>
-          <w:lang w:val="en-US"/>
-        </w:rPr>
-      </w:pPr>
-      <w:r>
-        <w:rPr>
-          <w:rFonts w:ascii="Times New Roman" w:hAnsi="Times New Roman" w:cs="Times New Roman"/>
-          <w:sz w:val="28"/>
-          <w:szCs w:val="28"/>
-        </w:rPr>
-        <w:t>Свойства</w:t>
-      </w:r>
-      <w:r>
-        <w:rPr>
-          <w:rFonts w:ascii="Times New Roman" w:hAnsi="Times New Roman" w:cs="Times New Roman"/>
-          <w:sz w:val="28"/>
-          <w:szCs w:val="28"/>
-          <w:lang w:val="en-US"/>
-        </w:rPr>
-        <w:t>:</w:t>
-      </w:r>
-    </w:p>
-    <w:p>
-      <w:pPr>
-        <w:spacing w:after="0" w:line="360" w:lineRule="auto"/>
-        <w:ind w:firstLine="709"/>
-        <w:jc w:val="both"/>
-        <w:rPr>
-          <w:rFonts w:ascii="Times New Roman" w:hAnsi="Times New Roman" w:cs="Times New Roman"/>
-          <w:sz w:val="28"/>
-          <w:szCs w:val="28"/>
-          <w:lang w:val="en-US"/>
-        </w:rPr>
-      </w:pPr>
-      <w:r>
-        <w:rPr>
-          <w:rFonts w:ascii="Times New Roman" w:hAnsi="Times New Roman" w:cs="Times New Roman"/>
-          <w:sz w:val="28"/>
-          <w:szCs w:val="28"/>
-          <w:lang w:val="en-US"/>
-        </w:rPr>
-        <w:t>public</w:t>
-      </w:r>
-      <w:r>
-        <w:rPr>
-          <w:rFonts w:ascii="Times New Roman" w:hAnsi="Times New Roman" w:cs="Times New Roman"/>
-          <w:sz w:val="28"/>
-          <w:szCs w:val="28"/>
-          <w:lang w:val="en-US"/>
-        </w:rPr>
-        <w:t xml:space="preserve"> </w:t>
-      </w:r>
-      <w:r>
-        <w:rPr>
-          <w:rFonts w:ascii="Times New Roman" w:hAnsi="Times New Roman" w:cs="Times New Roman"/>
-          <w:sz w:val="28"/>
-          <w:szCs w:val="28"/>
-          <w:lang w:val="en-US"/>
-        </w:rPr>
-        <w:t>int</w:t>
-      </w:r>
-      <w:r>
-        <w:rPr>
-          <w:rFonts w:ascii="Times New Roman" w:hAnsi="Times New Roman" w:cs="Times New Roman"/>
-          <w:sz w:val="28"/>
-          <w:szCs w:val="28"/>
-          <w:lang w:val="en-US"/>
-        </w:rPr>
-        <w:t xml:space="preserve"> </w:t>
-      </w:r>
-      <w:r>
-        <w:rPr>
-          <w:rFonts w:ascii="Times New Roman" w:hAnsi="Times New Roman" w:cs="Times New Roman"/>
-          <w:sz w:val="28"/>
-          <w:szCs w:val="28"/>
-          <w:lang w:val="en-US"/>
-        </w:rPr>
-        <w:t>Id</w:t>
-      </w:r>
-      <w:r>
-        <w:rPr>
-          <w:rFonts w:ascii="Times New Roman" w:hAnsi="Times New Roman" w:cs="Times New Roman"/>
-          <w:sz w:val="28"/>
-          <w:szCs w:val="28"/>
-          <w:lang w:val="en-US"/>
-        </w:rPr>
-        <w:t xml:space="preserve"> { </w:t>
-      </w:r>
-      <w:r>
-        <w:rPr>
-          <w:rFonts w:ascii="Times New Roman" w:hAnsi="Times New Roman" w:cs="Times New Roman"/>
-          <w:sz w:val="28"/>
-          <w:szCs w:val="28"/>
-          <w:lang w:val="en-US"/>
-        </w:rPr>
-        <w:t>get</w:t>
-      </w:r>
-      <w:r>
-        <w:rPr>
-          <w:rFonts w:ascii="Times New Roman" w:hAnsi="Times New Roman" w:cs="Times New Roman"/>
-          <w:sz w:val="28"/>
-          <w:szCs w:val="28"/>
-          <w:lang w:val="en-US"/>
-        </w:rPr>
-        <w:t xml:space="preserve">; </w:t>
-      </w:r>
-      <w:r>
-        <w:rPr>
-          <w:rFonts w:ascii="Times New Roman" w:hAnsi="Times New Roman" w:cs="Times New Roman"/>
-          <w:sz w:val="28"/>
-          <w:szCs w:val="28"/>
-          <w:lang w:val="en-US"/>
-        </w:rPr>
-        <w:t>set</w:t>
-      </w:r>
-      <w:r>
-        <w:rPr>
-          <w:rFonts w:ascii="Times New Roman" w:hAnsi="Times New Roman" w:cs="Times New Roman"/>
-          <w:sz w:val="28"/>
-          <w:szCs w:val="28"/>
-          <w:lang w:val="en-US"/>
-        </w:rPr>
-        <w:t xml:space="preserve">; } — </w:t>
-      </w:r>
-      <w:r>
-        <w:rPr>
-          <w:rFonts w:ascii="Times New Roman" w:hAnsi="Times New Roman" w:cs="Times New Roman"/>
-          <w:sz w:val="28"/>
-          <w:szCs w:val="28"/>
-        </w:rPr>
-        <w:t>уникальный</w:t>
-      </w:r>
-      <w:r>
-        <w:rPr>
-          <w:rFonts w:ascii="Times New Roman" w:hAnsi="Times New Roman" w:cs="Times New Roman"/>
-          <w:sz w:val="28"/>
-          <w:szCs w:val="28"/>
-          <w:lang w:val="en-US"/>
-        </w:rPr>
-        <w:t xml:space="preserve"> </w:t>
-      </w:r>
-      <w:r>
-        <w:rPr>
-          <w:rFonts w:ascii="Times New Roman" w:hAnsi="Times New Roman" w:cs="Times New Roman"/>
-          <w:sz w:val="28"/>
-          <w:szCs w:val="28"/>
-        </w:rPr>
-        <w:t>идентификатор</w:t>
-      </w:r>
-      <w:r>
-        <w:rPr>
-          <w:rFonts w:ascii="Times New Roman" w:hAnsi="Times New Roman" w:cs="Times New Roman"/>
-          <w:sz w:val="28"/>
-          <w:szCs w:val="28"/>
-          <w:lang w:val="en-US"/>
-        </w:rPr>
-        <w:t xml:space="preserve"> </w:t>
-      </w:r>
-      <w:r>
-        <w:rPr>
-          <w:rFonts w:ascii="Times New Roman" w:hAnsi="Times New Roman" w:cs="Times New Roman"/>
-          <w:sz w:val="28"/>
-          <w:szCs w:val="28"/>
-        </w:rPr>
-        <w:t>фильма</w:t>
-      </w:r>
-      <w:r>
-        <w:rPr>
-          <w:rFonts w:ascii="Times New Roman" w:hAnsi="Times New Roman" w:cs="Times New Roman"/>
-          <w:sz w:val="28"/>
-          <w:szCs w:val="28"/>
-          <w:lang w:val="en-US"/>
-        </w:rPr>
-        <w:t>.</w:t>
-      </w:r>
-    </w:p>
-    <w:p>
-      <w:pPr>
-        <w:spacing w:after="0" w:line="360" w:lineRule="auto"/>
-        <w:ind w:firstLine="709"/>
-        <w:jc w:val="both"/>
-        <w:rPr>
-          <w:rFonts w:ascii="Times New Roman" w:hAnsi="Times New Roman" w:cs="Times New Roman"/>
-          <w:sz w:val="28"/>
-          <w:szCs w:val="28"/>
-          <w:lang w:val="en-US"/>
-        </w:rPr>
-      </w:pPr>
-      <w:r>
-        <w:rPr>
-          <w:rFonts w:ascii="Times New Roman" w:hAnsi="Times New Roman" w:cs="Times New Roman"/>
-          <w:sz w:val="28"/>
-          <w:szCs w:val="28"/>
-          <w:lang w:val="en-US"/>
-        </w:rPr>
-        <w:t xml:space="preserve">public string Title { get; set; } — </w:t>
-      </w:r>
-      <w:r>
-        <w:rPr>
-          <w:rFonts w:ascii="Times New Roman" w:hAnsi="Times New Roman" w:cs="Times New Roman"/>
-          <w:sz w:val="28"/>
-          <w:szCs w:val="28"/>
-        </w:rPr>
-        <w:t>название</w:t>
-      </w:r>
-      <w:r>
-        <w:rPr>
-          <w:rFonts w:ascii="Times New Roman" w:hAnsi="Times New Roman" w:cs="Times New Roman"/>
-          <w:sz w:val="28"/>
-          <w:szCs w:val="28"/>
-          <w:lang w:val="en-US"/>
-        </w:rPr>
-        <w:t xml:space="preserve"> </w:t>
-      </w:r>
-      <w:r>
-        <w:rPr>
-          <w:rFonts w:ascii="Times New Roman" w:hAnsi="Times New Roman" w:cs="Times New Roman"/>
-          <w:sz w:val="28"/>
-          <w:szCs w:val="28"/>
-        </w:rPr>
-        <w:t>фильма</w:t>
-      </w:r>
-      <w:r>
-        <w:rPr>
-          <w:rFonts w:ascii="Times New Roman" w:hAnsi="Times New Roman" w:cs="Times New Roman"/>
-          <w:sz w:val="28"/>
-          <w:szCs w:val="28"/>
-          <w:lang w:val="en-US"/>
-        </w:rPr>
-        <w:t>.</w:t>
-      </w:r>
-    </w:p>
-    <w:p>
-      <w:pPr>
-        <w:spacing w:after="0" w:line="360" w:lineRule="auto"/>
-        <w:ind w:firstLine="709"/>
-        <w:jc w:val="both"/>
-        <w:rPr>
-          <w:rFonts w:ascii="Times New Roman" w:hAnsi="Times New Roman" w:cs="Times New Roman"/>
-          <w:sz w:val="28"/>
-          <w:szCs w:val="28"/>
-          <w:lang w:val="en-US"/>
-        </w:rPr>
-      </w:pPr>
-      <w:r>
-        <w:rPr>
-          <w:rFonts w:ascii="Times New Roman" w:hAnsi="Times New Roman" w:cs="Times New Roman"/>
-          <w:sz w:val="28"/>
-          <w:szCs w:val="28"/>
-          <w:lang w:val="en-US"/>
-        </w:rPr>
-        <w:t xml:space="preserve">public string Description { get; set; } — </w:t>
-      </w:r>
-      <w:r>
-        <w:rPr>
-          <w:rFonts w:ascii="Times New Roman" w:hAnsi="Times New Roman" w:cs="Times New Roman"/>
-          <w:sz w:val="28"/>
-          <w:szCs w:val="28"/>
-        </w:rPr>
-        <w:t>описание</w:t>
-      </w:r>
-      <w:r>
-        <w:rPr>
-          <w:rFonts w:ascii="Times New Roman" w:hAnsi="Times New Roman" w:cs="Times New Roman"/>
-          <w:sz w:val="28"/>
-          <w:szCs w:val="28"/>
-          <w:lang w:val="en-US"/>
-        </w:rPr>
-        <w:t>.</w:t>
-      </w:r>
-    </w:p>
-    <w:p>
-      <w:pPr>
-        <w:spacing w:after="0" w:line="360" w:lineRule="auto"/>
-        <w:ind w:firstLine="709"/>
-        <w:jc w:val="both"/>
-        <w:rPr>
-          <w:rFonts w:ascii="Times New Roman" w:hAnsi="Times New Roman" w:cs="Times New Roman"/>
-          <w:sz w:val="28"/>
-          <w:szCs w:val="28"/>
-          <w:lang w:val="en-US"/>
-        </w:rPr>
-      </w:pPr>
-      <w:r>
-        <w:rPr>
-          <w:rFonts w:ascii="Times New Roman" w:hAnsi="Times New Roman" w:cs="Times New Roman"/>
-          <w:sz w:val="28"/>
-          <w:szCs w:val="28"/>
-          <w:lang w:val="en-US"/>
-        </w:rPr>
-        <w:t xml:space="preserve">public string Genre { get; set; } — </w:t>
-      </w:r>
-      <w:r>
-        <w:rPr>
-          <w:rFonts w:ascii="Times New Roman" w:hAnsi="Times New Roman" w:cs="Times New Roman"/>
-          <w:sz w:val="28"/>
-          <w:szCs w:val="28"/>
-        </w:rPr>
-        <w:t>жанр</w:t>
-      </w:r>
-      <w:r>
-        <w:rPr>
-          <w:rFonts w:ascii="Times New Roman" w:hAnsi="Times New Roman" w:cs="Times New Roman"/>
-          <w:sz w:val="28"/>
-          <w:szCs w:val="28"/>
-          <w:lang w:val="en-US"/>
-        </w:rPr>
-        <w:t>.</w:t>
-      </w:r>
-    </w:p>
-    <w:p>
-      <w:pPr>
-        <w:spacing w:after="0" w:line="360" w:lineRule="auto"/>
-        <w:ind w:firstLine="709"/>
-        <w:jc w:val="both"/>
-        <w:rPr>
-          <w:rFonts w:ascii="Times New Roman" w:hAnsi="Times New Roman" w:cs="Times New Roman"/>
-          <w:sz w:val="28"/>
-          <w:szCs w:val="28"/>
-          <w:lang w:val="en-US"/>
-        </w:rPr>
-      </w:pPr>
-      <w:r>
-        <w:rPr>
-          <w:rFonts w:ascii="Times New Roman" w:hAnsi="Times New Roman" w:cs="Times New Roman"/>
-          <w:sz w:val="28"/>
-          <w:szCs w:val="28"/>
-          <w:lang w:val="en-US"/>
-        </w:rPr>
-        <w:t xml:space="preserve">public double Rating { get; set; } — </w:t>
-      </w:r>
-      <w:r>
-        <w:rPr>
-          <w:rFonts w:ascii="Times New Roman" w:hAnsi="Times New Roman" w:cs="Times New Roman"/>
-          <w:sz w:val="28"/>
-          <w:szCs w:val="28"/>
-        </w:rPr>
-        <w:t>рейтинг</w:t>
-      </w:r>
-      <w:r>
-        <w:rPr>
-          <w:rFonts w:ascii="Times New Roman" w:hAnsi="Times New Roman" w:cs="Times New Roman"/>
-          <w:sz w:val="28"/>
-          <w:szCs w:val="28"/>
-          <w:lang w:val="en-US"/>
-        </w:rPr>
-        <w:t xml:space="preserve"> (</w:t>
-      </w:r>
-      <w:r>
-        <w:rPr>
-          <w:rFonts w:ascii="Times New Roman" w:hAnsi="Times New Roman" w:cs="Times New Roman"/>
-          <w:sz w:val="28"/>
-          <w:szCs w:val="28"/>
-        </w:rPr>
-        <w:t>например</w:t>
-      </w:r>
-      <w:r>
-        <w:rPr>
-          <w:rFonts w:ascii="Times New Roman" w:hAnsi="Times New Roman" w:cs="Times New Roman"/>
-          <w:sz w:val="28"/>
-          <w:szCs w:val="28"/>
-          <w:lang w:val="en-US"/>
-        </w:rPr>
-        <w:t xml:space="preserve">, </w:t>
-      </w:r>
-      <w:r>
-        <w:rPr>
-          <w:rFonts w:ascii="Times New Roman" w:hAnsi="Times New Roman" w:cs="Times New Roman"/>
-          <w:sz w:val="28"/>
-          <w:szCs w:val="28"/>
-        </w:rPr>
-        <w:t>от</w:t>
-      </w:r>
-      <w:r>
-        <w:rPr>
-          <w:rFonts w:ascii="Times New Roman" w:hAnsi="Times New Roman" w:cs="Times New Roman"/>
-          <w:sz w:val="28"/>
-          <w:szCs w:val="28"/>
-          <w:lang w:val="en-US"/>
-        </w:rPr>
-        <w:t xml:space="preserve"> 0 </w:t>
-      </w:r>
-      <w:r>
-        <w:rPr>
-          <w:rFonts w:ascii="Times New Roman" w:hAnsi="Times New Roman" w:cs="Times New Roman"/>
-          <w:sz w:val="28"/>
-          <w:szCs w:val="28"/>
-        </w:rPr>
-        <w:t>до</w:t>
-      </w:r>
-      <w:r>
-        <w:rPr>
-          <w:rFonts w:ascii="Times New Roman" w:hAnsi="Times New Roman" w:cs="Times New Roman"/>
-          <w:sz w:val="28"/>
-          <w:szCs w:val="28"/>
-          <w:lang w:val="en-US"/>
-        </w:rPr>
-        <w:t xml:space="preserve"> 10).</w:t>
-      </w:r>
-    </w:p>
-    <w:p>
-      <w:pPr>
-        <w:spacing w:after="0" w:line="360" w:lineRule="auto"/>
-        <w:ind w:firstLine="709"/>
-        <w:jc w:val="both"/>
-        <w:rPr>
-          <w:rFonts w:ascii="Times New Roman" w:hAnsi="Times New Roman" w:cs="Times New Roman"/>
-          <w:sz w:val="28"/>
-          <w:szCs w:val="28"/>
-          <w:lang w:val="en-US"/>
-        </w:rPr>
-      </w:pPr>
-      <w:r>
-        <w:rPr>
-          <w:rFonts w:ascii="Times New Roman" w:hAnsi="Times New Roman" w:cs="Times New Roman"/>
-          <w:sz w:val="28"/>
-          <w:szCs w:val="28"/>
-          <w:lang w:val="en-US"/>
-        </w:rPr>
-        <w:t xml:space="preserve">public string PosterPath { get; set; } — </w:t>
-      </w:r>
-      <w:r>
-        <w:rPr>
-          <w:rFonts w:ascii="Times New Roman" w:hAnsi="Times New Roman" w:cs="Times New Roman"/>
-          <w:sz w:val="28"/>
-          <w:szCs w:val="28"/>
-        </w:rPr>
-        <w:t>путь</w:t>
-      </w:r>
-      <w:r>
-        <w:rPr>
-          <w:rFonts w:ascii="Times New Roman" w:hAnsi="Times New Roman" w:cs="Times New Roman"/>
-          <w:sz w:val="28"/>
-          <w:szCs w:val="28"/>
-          <w:lang w:val="en-US"/>
-        </w:rPr>
-        <w:t xml:space="preserve"> </w:t>
-      </w:r>
-      <w:r>
-        <w:rPr>
-          <w:rFonts w:ascii="Times New Roman" w:hAnsi="Times New Roman" w:cs="Times New Roman"/>
-          <w:sz w:val="28"/>
-          <w:szCs w:val="28"/>
-        </w:rPr>
-        <w:t>к</w:t>
-      </w:r>
-      <w:r>
-        <w:rPr>
-          <w:rFonts w:ascii="Times New Roman" w:hAnsi="Times New Roman" w:cs="Times New Roman"/>
-          <w:sz w:val="28"/>
-          <w:szCs w:val="28"/>
-          <w:lang w:val="en-US"/>
-        </w:rPr>
-        <w:t xml:space="preserve"> </w:t>
-      </w:r>
-      <w:r>
-        <w:rPr>
-          <w:rFonts w:ascii="Times New Roman" w:hAnsi="Times New Roman" w:cs="Times New Roman"/>
-          <w:sz w:val="28"/>
-          <w:szCs w:val="28"/>
-        </w:rPr>
-        <w:t>файлу</w:t>
-      </w:r>
-      <w:r>
-        <w:rPr>
-          <w:rFonts w:ascii="Times New Roman" w:hAnsi="Times New Roman" w:cs="Times New Roman"/>
-          <w:sz w:val="28"/>
-          <w:szCs w:val="28"/>
-          <w:lang w:val="en-US"/>
-        </w:rPr>
-        <w:t xml:space="preserve"> </w:t>
-      </w:r>
-      <w:r>
-        <w:rPr>
-          <w:rFonts w:ascii="Times New Roman" w:hAnsi="Times New Roman" w:cs="Times New Roman"/>
-          <w:sz w:val="28"/>
-          <w:szCs w:val="28"/>
-        </w:rPr>
-        <w:t>постера</w:t>
-      </w:r>
-      <w:r>
-        <w:rPr>
-          <w:rFonts w:ascii="Times New Roman" w:hAnsi="Times New Roman" w:cs="Times New Roman"/>
-          <w:sz w:val="28"/>
-          <w:szCs w:val="28"/>
-          <w:lang w:val="en-US"/>
-        </w:rPr>
-        <w:t>.</w:t>
-      </w:r>
-    </w:p>
-    <w:p>
-      <w:pPr>
-        <w:spacing w:after="0" w:line="360" w:lineRule="auto"/>
-        <w:ind w:firstLine="709"/>
-        <w:jc w:val="both"/>
-        <w:rPr>
-          <w:rFonts w:ascii="Times New Roman" w:hAnsi="Times New Roman" w:cs="Times New Roman"/>
-          <w:sz w:val="28"/>
-          <w:szCs w:val="28"/>
-          <w:lang w:val="en-US"/>
-        </w:rPr>
-      </w:pPr>
-      <w:r>
-        <w:rPr>
-          <w:rFonts w:ascii="Times New Roman" w:hAnsi="Times New Roman" w:cs="Times New Roman"/>
-          <w:sz w:val="28"/>
-          <w:szCs w:val="28"/>
-          <w:lang w:val="en-US"/>
-        </w:rPr>
-        <w:t xml:space="preserve">public string VideoPath480p { get; set; } — </w:t>
-      </w:r>
-      <w:r>
-        <w:rPr>
-          <w:rFonts w:ascii="Times New Roman" w:hAnsi="Times New Roman" w:cs="Times New Roman"/>
-          <w:sz w:val="28"/>
-          <w:szCs w:val="28"/>
-        </w:rPr>
-        <w:t>путь</w:t>
-      </w:r>
-      <w:r>
-        <w:rPr>
-          <w:rFonts w:ascii="Times New Roman" w:hAnsi="Times New Roman" w:cs="Times New Roman"/>
-          <w:sz w:val="28"/>
-          <w:szCs w:val="28"/>
-          <w:lang w:val="en-US"/>
-        </w:rPr>
-        <w:t xml:space="preserve"> </w:t>
-      </w:r>
-      <w:r>
-        <w:rPr>
-          <w:rFonts w:ascii="Times New Roman" w:hAnsi="Times New Roman" w:cs="Times New Roman"/>
-          <w:sz w:val="28"/>
-          <w:szCs w:val="28"/>
-        </w:rPr>
-        <w:t>к</w:t>
-      </w:r>
-      <w:r>
-        <w:rPr>
-          <w:rFonts w:ascii="Times New Roman" w:hAnsi="Times New Roman" w:cs="Times New Roman"/>
-          <w:sz w:val="28"/>
-          <w:szCs w:val="28"/>
-          <w:lang w:val="en-US"/>
-        </w:rPr>
-        <w:t xml:space="preserve"> </w:t>
-      </w:r>
-      <w:r>
-        <w:rPr>
-          <w:rFonts w:ascii="Times New Roman" w:hAnsi="Times New Roman" w:cs="Times New Roman"/>
-          <w:sz w:val="28"/>
-          <w:szCs w:val="28"/>
-        </w:rPr>
-        <w:t>видео</w:t>
-      </w:r>
-      <w:r>
-        <w:rPr>
-          <w:rFonts w:ascii="Times New Roman" w:hAnsi="Times New Roman" w:cs="Times New Roman"/>
-          <w:sz w:val="28"/>
-          <w:szCs w:val="28"/>
-          <w:lang w:val="en-US"/>
-        </w:rPr>
-        <w:t xml:space="preserve"> 480p.</w:t>
-      </w:r>
-    </w:p>
-    <w:p>
-      <w:pPr>
-        <w:spacing w:after="0" w:line="360" w:lineRule="auto"/>
-        <w:ind w:firstLine="709"/>
-        <w:jc w:val="both"/>
-        <w:rPr>
-          <w:rFonts w:ascii="Times New Roman" w:hAnsi="Times New Roman" w:cs="Times New Roman"/>
-          <w:sz w:val="28"/>
-          <w:szCs w:val="28"/>
-          <w:lang w:val="en-US"/>
-        </w:rPr>
-      </w:pPr>
-      <w:r>
-        <w:rPr>
-          <w:rFonts w:ascii="Times New Roman" w:hAnsi="Times New Roman" w:cs="Times New Roman"/>
-          <w:sz w:val="28"/>
-          <w:szCs w:val="28"/>
-          <w:lang w:val="en-US"/>
-        </w:rPr>
-        <w:t xml:space="preserve">public string VideoPath720p { get; set; } — </w:t>
-      </w:r>
-      <w:r>
-        <w:rPr>
-          <w:rFonts w:ascii="Times New Roman" w:hAnsi="Times New Roman" w:cs="Times New Roman"/>
-          <w:sz w:val="28"/>
-          <w:szCs w:val="28"/>
-        </w:rPr>
-        <w:t>путь</w:t>
-      </w:r>
-      <w:r>
-        <w:rPr>
-          <w:rFonts w:ascii="Times New Roman" w:hAnsi="Times New Roman" w:cs="Times New Roman"/>
-          <w:sz w:val="28"/>
-          <w:szCs w:val="28"/>
-          <w:lang w:val="en-US"/>
-        </w:rPr>
-        <w:t xml:space="preserve"> </w:t>
-      </w:r>
-      <w:r>
-        <w:rPr>
-          <w:rFonts w:ascii="Times New Roman" w:hAnsi="Times New Roman" w:cs="Times New Roman"/>
-          <w:sz w:val="28"/>
-          <w:szCs w:val="28"/>
-        </w:rPr>
-        <w:t>к</w:t>
-      </w:r>
-      <w:r>
-        <w:rPr>
-          <w:rFonts w:ascii="Times New Roman" w:hAnsi="Times New Roman" w:cs="Times New Roman"/>
-          <w:sz w:val="28"/>
-          <w:szCs w:val="28"/>
-          <w:lang w:val="en-US"/>
-        </w:rPr>
-        <w:t xml:space="preserve"> </w:t>
-      </w:r>
-      <w:r>
-        <w:rPr>
-          <w:rFonts w:ascii="Times New Roman" w:hAnsi="Times New Roman" w:cs="Times New Roman"/>
-          <w:sz w:val="28"/>
-          <w:szCs w:val="28"/>
-        </w:rPr>
-        <w:t>видео</w:t>
-      </w:r>
-      <w:r>
-        <w:rPr>
-          <w:rFonts w:ascii="Times New Roman" w:hAnsi="Times New Roman" w:cs="Times New Roman"/>
-          <w:sz w:val="28"/>
-          <w:szCs w:val="28"/>
-          <w:lang w:val="en-US"/>
-        </w:rPr>
-        <w:t xml:space="preserve"> 7</w:t>
-      </w:r>
-      <w:r>
-        <w:rPr>
-          <w:rFonts w:ascii="Times New Roman" w:hAnsi="Times New Roman" w:cs="Times New Roman"/>
-          <w:sz w:val="28"/>
-          <w:szCs w:val="28"/>
-          <w:lang w:val="en-US"/>
-        </w:rPr>
-        <w:t>20p.</w:t>
-      </w:r>
-    </w:p>
-    <w:p>
-      <w:pPr>
-        <w:spacing w:after="0" w:line="360" w:lineRule="auto"/>
-        <w:ind w:firstLine="709"/>
-        <w:jc w:val="both"/>
-        <w:rPr>
-          <w:rFonts w:ascii="Times New Roman" w:hAnsi="Times New Roman" w:cs="Times New Roman"/>
-          <w:sz w:val="28"/>
-          <w:szCs w:val="28"/>
-          <w:lang w:val="en-US"/>
-        </w:rPr>
-      </w:pPr>
-      <w:r>
-        <w:rPr>
-          <w:rFonts w:ascii="Times New Roman" w:hAnsi="Times New Roman" w:cs="Times New Roman"/>
-          <w:sz w:val="28"/>
-          <w:szCs w:val="28"/>
-          <w:lang w:val="en-US"/>
-        </w:rPr>
-        <w:t xml:space="preserve">public string VideoPath1080p { get; set; } — </w:t>
-      </w:r>
-      <w:r>
-        <w:rPr>
-          <w:rFonts w:ascii="Times New Roman" w:hAnsi="Times New Roman" w:cs="Times New Roman"/>
-          <w:sz w:val="28"/>
-          <w:szCs w:val="28"/>
-        </w:rPr>
-        <w:t>путь</w:t>
-      </w:r>
-      <w:r>
-        <w:rPr>
-          <w:rFonts w:ascii="Times New Roman" w:hAnsi="Times New Roman" w:cs="Times New Roman"/>
-          <w:sz w:val="28"/>
-          <w:szCs w:val="28"/>
-          <w:lang w:val="en-US"/>
-        </w:rPr>
-        <w:t xml:space="preserve"> </w:t>
-      </w:r>
-      <w:r>
-        <w:rPr>
-          <w:rFonts w:ascii="Times New Roman" w:hAnsi="Times New Roman" w:cs="Times New Roman"/>
-          <w:sz w:val="28"/>
-          <w:szCs w:val="28"/>
-        </w:rPr>
-        <w:t>к</w:t>
-      </w:r>
-      <w:r>
-        <w:rPr>
-          <w:rFonts w:ascii="Times New Roman" w:hAnsi="Times New Roman" w:cs="Times New Roman"/>
-          <w:sz w:val="28"/>
-          <w:szCs w:val="28"/>
-          <w:lang w:val="en-US"/>
-        </w:rPr>
-        <w:t xml:space="preserve"> </w:t>
-      </w:r>
-      <w:r>
-        <w:rPr>
-          <w:rFonts w:ascii="Times New Roman" w:hAnsi="Times New Roman" w:cs="Times New Roman"/>
-          <w:sz w:val="28"/>
-          <w:szCs w:val="28"/>
-        </w:rPr>
-        <w:t>видео</w:t>
-      </w:r>
-      <w:r>
-        <w:rPr>
-          <w:rFonts w:ascii="Times New Roman" w:hAnsi="Times New Roman" w:cs="Times New Roman"/>
-          <w:sz w:val="28"/>
-          <w:szCs w:val="28"/>
-          <w:lang w:val="en-US"/>
-        </w:rPr>
-        <w:t xml:space="preserve"> 1080p.</w:t>
-      </w:r>
-    </w:p>
-    <w:p>
-      <w:pPr>
-        <w:spacing w:after="0" w:line="360" w:lineRule="auto"/>
-        <w:ind w:firstLine="709"/>
-        <w:jc w:val="both"/>
-        <w:rPr>
-          <w:rFonts w:ascii="Times New Roman" w:hAnsi="Times New Roman" w:cs="Times New Roman"/>
-          <w:sz w:val="28"/>
-          <w:szCs w:val="28"/>
-          <w:lang w:val="en-US"/>
-        </w:rPr>
-      </w:pPr>
-      <w:r>
-        <w:rPr>
-          <w:rFonts w:ascii="Times New Roman" w:hAnsi="Times New Roman" w:cs="Times New Roman"/>
-          <w:sz w:val="28"/>
-          <w:szCs w:val="28"/>
-        </w:rPr>
-        <w:t>Методы</w:t>
-      </w:r>
-      <w:r>
-        <w:rPr>
-          <w:rFonts w:ascii="Times New Roman" w:hAnsi="Times New Roman" w:cs="Times New Roman"/>
-          <w:sz w:val="28"/>
-          <w:szCs w:val="28"/>
-          <w:lang w:val="en-US"/>
-        </w:rPr>
-        <w:t>:</w:t>
-      </w:r>
-    </w:p>
-    <w:p>
-      <w:pPr>
-        <w:spacing w:after="0" w:line="360" w:lineRule="auto"/>
-        <w:ind w:firstLine="709"/>
-        <w:jc w:val="both"/>
-        <w:rPr>
-          <w:rFonts w:ascii="Times New Roman" w:hAnsi="Times New Roman" w:cs="Times New Roman"/>
-          <w:sz w:val="28"/>
-          <w:szCs w:val="28"/>
-          <w:lang w:val="en-US"/>
-        </w:rPr>
-      </w:pPr>
-      <w:r>
-        <w:rPr>
-          <w:rFonts w:ascii="Times New Roman" w:hAnsi="Times New Roman" w:cs="Times New Roman"/>
-          <w:sz w:val="28"/>
-          <w:szCs w:val="28"/>
-          <w:lang w:val="en-US"/>
-        </w:rPr>
-        <w:lastRenderedPageBreak/>
-        <w:t xml:space="preserve">public Movie(int id, string title, string genre, double rating) — </w:t>
-      </w:r>
-      <w:r>
-        <w:rPr>
-          <w:rFonts w:ascii="Times New Roman" w:hAnsi="Times New Roman" w:cs="Times New Roman"/>
-          <w:sz w:val="28"/>
-          <w:szCs w:val="28"/>
-        </w:rPr>
-        <w:t>конструктор</w:t>
-      </w:r>
-      <w:r>
-        <w:rPr>
-          <w:rFonts w:ascii="Times New Roman" w:hAnsi="Times New Roman" w:cs="Times New Roman"/>
-          <w:sz w:val="28"/>
-          <w:szCs w:val="28"/>
-          <w:lang w:val="en-US"/>
-        </w:rPr>
-        <w:t xml:space="preserve"> </w:t>
-      </w:r>
-      <w:r>
-        <w:rPr>
-          <w:rFonts w:ascii="Times New Roman" w:hAnsi="Times New Roman" w:cs="Times New Roman"/>
-          <w:sz w:val="28"/>
-          <w:szCs w:val="28"/>
-        </w:rPr>
-        <w:t>для</w:t>
-      </w:r>
-      <w:r>
-        <w:rPr>
-          <w:rFonts w:ascii="Times New Roman" w:hAnsi="Times New Roman" w:cs="Times New Roman"/>
-          <w:sz w:val="28"/>
-          <w:szCs w:val="28"/>
-          <w:lang w:val="en-US"/>
-        </w:rPr>
-        <w:t xml:space="preserve"> </w:t>
-      </w:r>
-      <w:r>
-        <w:rPr>
-          <w:rFonts w:ascii="Times New Roman" w:hAnsi="Times New Roman" w:cs="Times New Roman"/>
-          <w:sz w:val="28"/>
-          <w:szCs w:val="28"/>
-        </w:rPr>
-        <w:t>быстрого</w:t>
-      </w:r>
-      <w:r>
-        <w:rPr>
-          <w:rFonts w:ascii="Times New Roman" w:hAnsi="Times New Roman" w:cs="Times New Roman"/>
-          <w:sz w:val="28"/>
-          <w:szCs w:val="28"/>
-          <w:lang w:val="en-US"/>
-        </w:rPr>
-        <w:t xml:space="preserve"> </w:t>
-      </w:r>
-      <w:r>
-        <w:rPr>
-          <w:rFonts w:ascii="Times New Roman" w:hAnsi="Times New Roman" w:cs="Times New Roman"/>
-          <w:sz w:val="28"/>
-          <w:szCs w:val="28"/>
-        </w:rPr>
-        <w:t>создания</w:t>
-      </w:r>
-      <w:r>
-        <w:rPr>
-          <w:rFonts w:ascii="Times New Roman" w:hAnsi="Times New Roman" w:cs="Times New Roman"/>
-          <w:sz w:val="28"/>
-          <w:szCs w:val="28"/>
-          <w:lang w:val="en-US"/>
-        </w:rPr>
-        <w:t xml:space="preserve"> </w:t>
-      </w:r>
-      <w:r>
-        <w:rPr>
-          <w:rFonts w:ascii="Times New Roman" w:hAnsi="Times New Roman" w:cs="Times New Roman"/>
-          <w:sz w:val="28"/>
-          <w:szCs w:val="28"/>
-        </w:rPr>
-        <w:t>фильма</w:t>
-      </w:r>
-      <w:r>
-        <w:rPr>
-          <w:rFonts w:ascii="Times New Roman" w:hAnsi="Times New Roman" w:cs="Times New Roman"/>
-          <w:sz w:val="28"/>
-          <w:szCs w:val="28"/>
-          <w:lang w:val="en-US"/>
-        </w:rPr>
-        <w:t>.</w:t>
-      </w:r>
-    </w:p>
-    <w:p>
-      <w:pPr>
-        <w:spacing w:after="0" w:line="360" w:lineRule="auto"/>
-        <w:ind w:firstLine="709"/>
-        <w:jc w:val="both"/>
-        <w:rPr>
-          <w:rFonts w:ascii="Times New Roman" w:hAnsi="Times New Roman" w:cs="Times New Roman"/>
-          <w:sz w:val="28"/>
-          <w:szCs w:val="28"/>
-        </w:rPr>
-      </w:pPr>
-      <w:r>
-        <w:rPr>
-          <w:rFonts w:ascii="Times New Roman" w:hAnsi="Times New Roman" w:cs="Times New Roman"/>
-          <w:sz w:val="28"/>
-          <w:szCs w:val="28"/>
-          <w:lang w:val="en-US"/>
-        </w:rPr>
-        <w:t xml:space="preserve">public string GetVideoPathByQuality(string quality) — </w:t>
-      </w:r>
-      <w:r>
-        <w:rPr>
-          <w:rFonts w:ascii="Times New Roman" w:hAnsi="Times New Roman" w:cs="Times New Roman"/>
-          <w:sz w:val="28"/>
-          <w:szCs w:val="28"/>
-        </w:rPr>
-        <w:t>возвращает</w:t>
-      </w:r>
-      <w:r>
-        <w:rPr>
-          <w:rFonts w:ascii="Times New Roman" w:hAnsi="Times New Roman" w:cs="Times New Roman"/>
-          <w:sz w:val="28"/>
-          <w:szCs w:val="28"/>
-          <w:lang w:val="en-US"/>
-        </w:rPr>
-        <w:t xml:space="preserve"> </w:t>
-      </w:r>
-      <w:r>
-        <w:rPr>
-          <w:rFonts w:ascii="Times New Roman" w:hAnsi="Times New Roman" w:cs="Times New Roman"/>
-          <w:sz w:val="28"/>
-          <w:szCs w:val="28"/>
-        </w:rPr>
-        <w:t>путь</w:t>
-      </w:r>
-      <w:r>
-        <w:rPr>
-          <w:rFonts w:ascii="Times New Roman" w:hAnsi="Times New Roman" w:cs="Times New Roman"/>
-          <w:sz w:val="28"/>
-          <w:szCs w:val="28"/>
-          <w:lang w:val="en-US"/>
-        </w:rPr>
-        <w:t xml:space="preserve"> </w:t>
-      </w:r>
-      <w:r>
-        <w:rPr>
-          <w:rFonts w:ascii="Times New Roman" w:hAnsi="Times New Roman" w:cs="Times New Roman"/>
-          <w:sz w:val="28"/>
-          <w:szCs w:val="28"/>
-        </w:rPr>
-        <w:t>к</w:t>
-      </w:r>
-      <w:r>
-        <w:rPr>
-          <w:rFonts w:ascii="Times New Roman" w:hAnsi="Times New Roman" w:cs="Times New Roman"/>
-          <w:sz w:val="28"/>
-          <w:szCs w:val="28"/>
-          <w:lang w:val="en-US"/>
-        </w:rPr>
-        <w:t xml:space="preserve"> </w:t>
-      </w:r>
-      <w:r>
-        <w:rPr>
-          <w:rFonts w:ascii="Times New Roman" w:hAnsi="Times New Roman" w:cs="Times New Roman"/>
-          <w:sz w:val="28"/>
-          <w:szCs w:val="28"/>
-        </w:rPr>
-        <w:t>видеофайлу</w:t>
-      </w:r>
-      <w:r>
-        <w:rPr>
-          <w:rFonts w:ascii="Times New Roman" w:hAnsi="Times New Roman" w:cs="Times New Roman"/>
-          <w:sz w:val="28"/>
-          <w:szCs w:val="28"/>
-          <w:lang w:val="en-US"/>
-        </w:rPr>
-        <w:t xml:space="preserve"> </w:t>
-      </w:r>
-      <w:r>
-        <w:rPr>
-          <w:rFonts w:ascii="Times New Roman" w:hAnsi="Times New Roman" w:cs="Times New Roman"/>
-          <w:sz w:val="28"/>
-          <w:szCs w:val="28"/>
-        </w:rPr>
-        <w:t>в</w:t>
-      </w:r>
-      <w:r>
-        <w:rPr>
-          <w:rFonts w:ascii="Times New Roman" w:hAnsi="Times New Roman" w:cs="Times New Roman"/>
-          <w:sz w:val="28"/>
-          <w:szCs w:val="28"/>
-          <w:lang w:val="en-US"/>
-        </w:rPr>
-        <w:t xml:space="preserve"> </w:t>
-      </w:r>
-      <w:r>
-        <w:rPr>
-          <w:rFonts w:ascii="Times New Roman" w:hAnsi="Times New Roman" w:cs="Times New Roman"/>
-          <w:sz w:val="28"/>
-          <w:szCs w:val="28"/>
-        </w:rPr>
-        <w:t>зависимости</w:t>
-      </w:r>
-      <w:r>
-        <w:rPr>
-          <w:rFonts w:ascii="Times New Roman" w:hAnsi="Times New Roman" w:cs="Times New Roman"/>
-          <w:sz w:val="28"/>
-          <w:szCs w:val="28"/>
-          <w:lang w:val="en-US"/>
-        </w:rPr>
-        <w:t xml:space="preserve"> </w:t>
-      </w:r>
-      <w:r>
-        <w:rPr>
-          <w:rFonts w:ascii="Times New Roman" w:hAnsi="Times New Roman" w:cs="Times New Roman"/>
-          <w:sz w:val="28"/>
-          <w:szCs w:val="28"/>
-        </w:rPr>
-        <w:t>от</w:t>
-      </w:r>
-      <w:r>
-        <w:rPr>
-          <w:rFonts w:ascii="Times New Roman" w:hAnsi="Times New Roman" w:cs="Times New Roman"/>
-          <w:sz w:val="28"/>
-          <w:szCs w:val="28"/>
-          <w:lang w:val="en-US"/>
-        </w:rPr>
-        <w:t xml:space="preserve"> </w:t>
-      </w:r>
-      <w:r>
-        <w:rPr>
-          <w:rFonts w:ascii="Times New Roman" w:hAnsi="Times New Roman" w:cs="Times New Roman"/>
-          <w:sz w:val="28"/>
-          <w:szCs w:val="28"/>
-        </w:rPr>
-        <w:t>выбранного</w:t>
-      </w:r>
-      <w:r>
-        <w:rPr>
-          <w:rFonts w:ascii="Times New Roman" w:hAnsi="Times New Roman" w:cs="Times New Roman"/>
-          <w:sz w:val="28"/>
-          <w:szCs w:val="28"/>
-          <w:lang w:val="en-US"/>
-        </w:rPr>
-        <w:t xml:space="preserve"> </w:t>
-      </w:r>
-      <w:r>
-        <w:rPr>
-          <w:rFonts w:ascii="Times New Roman" w:hAnsi="Times New Roman" w:cs="Times New Roman"/>
-          <w:sz w:val="28"/>
-          <w:szCs w:val="28"/>
-        </w:rPr>
-        <w:t>качества</w:t>
-      </w:r>
-      <w:r>
-        <w:rPr>
-          <w:rFonts w:ascii="Times New Roman" w:hAnsi="Times New Roman" w:cs="Times New Roman"/>
-          <w:sz w:val="28"/>
-          <w:szCs w:val="28"/>
-          <w:lang w:val="en-US"/>
-        </w:rPr>
-        <w:t xml:space="preserve"> (480p, 720p, 1080p). </w:t>
-      </w:r>
-      <w:r>
-        <w:rPr>
-          <w:rFonts w:ascii="Times New Roman" w:hAnsi="Times New Roman" w:cs="Times New Roman"/>
-          <w:sz w:val="28"/>
-          <w:szCs w:val="28"/>
-        </w:rPr>
-        <w:t>Если запрошенного качества нет</w:t>
-      </w:r>
-      <w:r>
-        <w:rPr>
-          <w:rFonts w:ascii="Times New Roman" w:hAnsi="Times New Roman" w:cs="Times New Roman"/>
-          <w:sz w:val="28"/>
-          <w:szCs w:val="28"/>
-        </w:rPr>
-        <w:t>, выбирает ближайшее доступное.</w:t>
-      </w:r>
-    </w:p>
-    <w:p>
-      <w:pPr>
-        <w:spacing w:after="0" w:line="360" w:lineRule="auto"/>
-        <w:ind w:firstLine="709"/>
-        <w:jc w:val="both"/>
-        <w:rPr>
-          <w:rFonts w:ascii="Times New Roman" w:hAnsi="Times New Roman" w:cs="Times New Roman"/>
-          <w:sz w:val="28"/>
-          <w:szCs w:val="28"/>
-        </w:rPr>
-      </w:pPr>
-      <w:r>
-        <w:rPr>
-          <w:rFonts w:ascii="Times New Roman" w:hAnsi="Times New Roman" w:cs="Times New Roman"/>
-          <w:sz w:val="28"/>
-          <w:szCs w:val="28"/>
-        </w:rPr>
-        <w:t>Взаимосвязь классов</w:t>
-      </w:r>
-    </w:p>
-    <w:p>
-      <w:pPr>
-        <w:spacing w:after="0" w:line="360" w:lineRule="auto"/>
-        <w:ind w:firstLine="709"/>
-        <w:jc w:val="both"/>
-        <w:rPr>
-          <w:rFonts w:ascii="Times New Roman" w:hAnsi="Times New Roman" w:cs="Times New Roman"/>
-          <w:sz w:val="28"/>
-          <w:szCs w:val="28"/>
-        </w:rPr>
-      </w:pPr>
-      <w:r>
-        <w:rPr>
-          <w:rFonts w:ascii="Times New Roman" w:hAnsi="Times New Roman" w:cs="Times New Roman"/>
-          <w:sz w:val="28"/>
-          <w:szCs w:val="28"/>
-        </w:rPr>
-        <w:t xml:space="preserve">Взаимодействие между компонентами </w:t>
-      </w:r>
-      <w:r>
-        <w:rPr>
-          <w:rFonts w:ascii="Times New Roman" w:hAnsi="Times New Roman" w:cs="Times New Roman"/>
-          <w:sz w:val="28"/>
-          <w:szCs w:val="28"/>
-        </w:rPr>
-        <w:t>организовано следующим образом:</w:t>
-      </w:r>
-    </w:p>
-    <w:p>
-      <w:pPr>
-        <w:spacing w:after="0" w:line="360" w:lineRule="auto"/>
-        <w:ind w:firstLine="709"/>
-        <w:jc w:val="both"/>
-        <w:rPr>
-          <w:rFonts w:ascii="Times New Roman" w:hAnsi="Times New Roman" w:cs="Times New Roman"/>
-          <w:sz w:val="28"/>
-          <w:szCs w:val="28"/>
-        </w:rPr>
-      </w:pPr>
-      <w:r>
-        <w:rPr>
-          <w:rFonts w:ascii="Times New Roman" w:hAnsi="Times New Roman" w:cs="Times New Roman"/>
-          <w:sz w:val="28"/>
-          <w:szCs w:val="28"/>
-        </w:rPr>
-        <w:t>Этап запуска и входа. При старте приложения открывается LoginForm. Она взаимодействует с UserManager для проверки учетных данных. В случае успеха создается MainF</w:t>
-      </w:r>
-      <w:r>
-        <w:rPr>
-          <w:rFonts w:ascii="Times New Roman" w:hAnsi="Times New Roman" w:cs="Times New Roman"/>
-          <w:sz w:val="28"/>
-          <w:szCs w:val="28"/>
-        </w:rPr>
-        <w:t xml:space="preserve">orm, которой передается объект </w:t>
-      </w:r>
-      <w:r>
-        <w:rPr>
-          <w:rFonts w:ascii="Times New Roman" w:hAnsi="Times New Roman" w:cs="Times New Roman"/>
-          <w:sz w:val="28"/>
-          <w:szCs w:val="28"/>
-        </w:rPr>
-        <w:t>currentUser</w:t>
-      </w:r>
-      <w:r>
-        <w:rPr>
-          <w:rFonts w:ascii="Times New Roman" w:hAnsi="Times New Roman" w:cs="Times New Roman"/>
-          <w:sz w:val="28"/>
-          <w:szCs w:val="28"/>
-        </w:rPr>
-        <w:t>_</w:t>
-      </w:r>
-      <w:r>
-        <w:rPr>
-          <w:rFonts w:ascii="Times New Roman" w:hAnsi="Times New Roman" w:cs="Times New Roman"/>
-          <w:sz w:val="28"/>
-          <w:szCs w:val="28"/>
-        </w:rPr>
-        <w:t>. На основе его роли в MainForm отображаются или скрываются элементы администрирова</w:t>
-      </w:r>
-      <w:r>
-        <w:rPr>
-          <w:rFonts w:ascii="Times New Roman" w:hAnsi="Times New Roman" w:cs="Times New Roman"/>
-          <w:sz w:val="28"/>
-          <w:szCs w:val="28"/>
-        </w:rPr>
-        <w:t>ния.</w:t>
-      </w:r>
-    </w:p>
-    <w:p>
-      <w:pPr>
-        <w:spacing w:after="0" w:line="360" w:lineRule="auto"/>
-        <w:ind w:firstLine="709"/>
-        <w:jc w:val="both"/>
-        <w:rPr>
-          <w:rFonts w:ascii="Times New Roman" w:hAnsi="Times New Roman" w:cs="Times New Roman"/>
-          <w:sz w:val="28"/>
-          <w:szCs w:val="28"/>
-        </w:rPr>
-      </w:pPr>
-      <w:r>
-        <w:rPr>
-          <w:rFonts w:ascii="Times New Roman" w:hAnsi="Times New Roman" w:cs="Times New Roman"/>
-          <w:sz w:val="28"/>
-          <w:szCs w:val="28"/>
-        </w:rPr>
-        <w:t>Регистрация пользователя. RegisterForm использует метод UserManager.Register(), который проверяет уникальность логина и создае</w:t>
-      </w:r>
-      <w:r>
-        <w:rPr>
-          <w:rFonts w:ascii="Times New Roman" w:hAnsi="Times New Roman" w:cs="Times New Roman"/>
-          <w:sz w:val="28"/>
-          <w:szCs w:val="28"/>
-        </w:rPr>
-        <w:t xml:space="preserve">т новую запись в списке </w:t>
-      </w:r>
-      <w:r>
-        <w:rPr>
-          <w:rFonts w:ascii="Times New Roman" w:hAnsi="Times New Roman" w:cs="Times New Roman"/>
-          <w:sz w:val="28"/>
-          <w:szCs w:val="28"/>
-        </w:rPr>
-        <w:t>users</w:t>
-      </w:r>
-      <w:r>
-        <w:rPr>
-          <w:rFonts w:ascii="Times New Roman" w:hAnsi="Times New Roman" w:cs="Times New Roman"/>
-          <w:sz w:val="28"/>
-          <w:szCs w:val="28"/>
-        </w:rPr>
-        <w:t>_</w:t>
-      </w:r>
-      <w:r>
-        <w:rPr>
-          <w:rFonts w:ascii="Times New Roman" w:hAnsi="Times New Roman" w:cs="Times New Roman"/>
-          <w:sz w:val="28"/>
-          <w:szCs w:val="28"/>
-        </w:rPr>
-        <w:t>.</w:t>
-      </w:r>
-    </w:p>
-    <w:p>
-      <w:pPr>
-        <w:spacing w:after="0" w:line="360" w:lineRule="auto"/>
-        <w:ind w:firstLine="709"/>
-        <w:jc w:val="both"/>
-        <w:rPr>
-          <w:rFonts w:ascii="Times New Roman" w:hAnsi="Times New Roman" w:cs="Times New Roman"/>
-          <w:sz w:val="28"/>
-          <w:szCs w:val="28"/>
-        </w:rPr>
-      </w:pPr>
-      <w:r>
-        <w:rPr>
-          <w:rFonts w:ascii="Times New Roman" w:hAnsi="Times New Roman" w:cs="Times New Roman"/>
-          <w:sz w:val="28"/>
-          <w:szCs w:val="28"/>
-        </w:rPr>
-        <w:t>Просмотр и управление каталогом. MainForm обрабатывает действия пользователя (клик по жанру, поиск) и вызывает методы MovieManager. MovieManager, в свою очередь, делегирует запросы классу MovieRepository. MovieRepository через внутренний метод ConnectionDB() подключается к базе данных, забирает актуальные данные, преобразует их в объекты Movie и передает вверх по цепочке для отображения в каталоге MainForm.</w:t>
+        <w:t>данных, забирает актуальные данные, преобразует их в объекты Movie и передает вверх по цепочке для отображения в каталоге MainForm.</w:t>
       </w:r>
     </w:p>
     <w:p>
@@ -8111,16 +7199,7 @@
           <w:sz w:val="28"/>
           <w:szCs w:val="28"/>
         </w:rPr>
-        <w:t xml:space="preserve">Авторизация и безопасность. LoginForm и RegisterForm вызывают бизнес-методы класса UserManager. Управляющий класс UserManager обращается к UserRepository для выполнения безопасных запросов аутентификации (Authenticate) и проверки уникальности имени (IsLoginExists) </w:t>
-      </w:r>
-      <w:r>
-        <w:rPr>
-          <w:rFonts w:ascii="Times New Roman" w:hAnsi="Times New Roman" w:cs="Times New Roman"/>
-          <w:sz w:val="28"/>
-          <w:szCs w:val="28"/>
-        </w:rPr>
-        <w:lastRenderedPageBreak/>
-        <w:t>напрямую в таблицах базы данных. Роль пользователя также считывается репозиторием из БД для последующей настройки интерфейса MainForm.</w:t>
+        <w:t>Авторизация и безопасность. LoginForm и RegisterForm вызывают бизнес-методы класса UserManager. Управляющий класс UserManager обращается к UserRepository для выполнения безопасных запросов аутентификации (Authenticate) и проверки уникальности имени (IsLoginExists) напрямую в таблицах базы данных. Роль пользователя также считывается репозиторием из БД для последующей настройки интерфейса MainForm.</w:t>
       </w:r>
     </w:p>
     <w:p>
@@ -8466,6 +7545,7 @@
       <w:r>
         <w:rPr>
           <w:rFonts w:ascii="Times New Roman" w:hAnsi="Times New Roman" w:cs="Times New Roman"/>
+          <w:noProof/>
           <w:sz w:val="28"/>
           <w:szCs w:val="28"/>
         </w:rPr>
@@ -8863,6 +7943,7 @@
       <w:r>
         <w:rPr>
           <w:rFonts w:ascii="Times New Roman" w:hAnsi="Times New Roman" w:cs="Times New Roman"/>
+          <w:noProof/>
           <w:sz w:val="28"/>
           <w:szCs w:val="28"/>
         </w:rPr>

--- a/Кинотеатр.docx
+++ b/Кинотеатр.docx
@@ -1020,11 +1020,12 @@
             </w:rPr>
             <w:fldChar w:fldCharType="separate"/>
           </w:r>
-          <w:hyperlink w:anchor="_Toc231492242" w:history="1">
+          <w:hyperlink w:anchor="_Toc233582774" w:history="1">
             <w:r>
               <w:rPr>
                 <w:rStyle w:val="ae"/>
                 <w:rFonts w:ascii="Times New Roman" w:hAnsi="Times New Roman" w:cs="Times New Roman"/>
+                <w:bCs/>
                 <w:noProof/>
                 <w:sz w:val="28"/>
                 <w:szCs w:val="28"/>
@@ -1059,7 +1060,7 @@
                 <w:sz w:val="28"/>
                 <w:szCs w:val="28"/>
               </w:rPr>
-              <w:instrText xml:space="preserve"> PAGEREF _Toc231492242 \h </w:instrText>
+              <w:instrText xml:space="preserve"> PAGEREF _Toc233582774 \h </w:instrText>
             </w:r>
             <w:r>
               <w:rPr>
@@ -1116,11 +1117,12 @@
               <w:lang w:eastAsia="ru-RU"/>
             </w:rPr>
           </w:pPr>
-          <w:hyperlink w:anchor="_Toc231492243" w:history="1">
+          <w:hyperlink w:anchor="_Toc233582775" w:history="1">
             <w:r>
               <w:rPr>
                 <w:rStyle w:val="ae"/>
                 <w:rFonts w:ascii="Times New Roman" w:hAnsi="Times New Roman" w:cs="Times New Roman"/>
+                <w:bCs/>
                 <w:noProof/>
                 <w:sz w:val="28"/>
                 <w:szCs w:val="28"/>
@@ -1155,7 +1157,7 @@
                 <w:sz w:val="28"/>
                 <w:szCs w:val="28"/>
               </w:rPr>
-              <w:instrText xml:space="preserve"> PAGEREF _Toc231492243 \h </w:instrText>
+              <w:instrText xml:space="preserve"> PAGEREF _Toc233582775 \h </w:instrText>
             </w:r>
             <w:r>
               <w:rPr>
@@ -1212,11 +1214,12 @@
               <w:lang w:eastAsia="ru-RU"/>
             </w:rPr>
           </w:pPr>
-          <w:hyperlink w:anchor="_Toc231492244" w:history="1">
+          <w:hyperlink w:anchor="_Toc233582776" w:history="1">
             <w:r>
               <w:rPr>
                 <w:rStyle w:val="ae"/>
                 <w:rFonts w:ascii="Times New Roman" w:hAnsi="Times New Roman" w:cs="Times New Roman"/>
+                <w:bCs/>
                 <w:noProof/>
                 <w:sz w:val="28"/>
                 <w:szCs w:val="28"/>
@@ -1251,7 +1254,7 @@
                 <w:sz w:val="28"/>
                 <w:szCs w:val="28"/>
               </w:rPr>
-              <w:instrText xml:space="preserve"> PAGEREF _Toc231492244 \h </w:instrText>
+              <w:instrText xml:space="preserve"> PAGEREF _Toc233582776 \h </w:instrText>
             </w:r>
             <w:r>
               <w:rPr>
@@ -1308,7 +1311,7 @@
               <w:lang w:eastAsia="ru-RU"/>
             </w:rPr>
           </w:pPr>
-          <w:hyperlink w:anchor="_Toc231492245" w:history="1">
+          <w:hyperlink w:anchor="_Toc233582777" w:history="1">
             <w:r>
               <w:rPr>
                 <w:rStyle w:val="ae"/>
@@ -1347,7 +1350,7 @@
                 <w:sz w:val="28"/>
                 <w:szCs w:val="28"/>
               </w:rPr>
-              <w:instrText xml:space="preserve"> PAGEREF _Toc231492245 \h </w:instrText>
+              <w:instrText xml:space="preserve"> PAGEREF _Toc233582777 \h </w:instrText>
             </w:r>
             <w:r>
               <w:rPr>
@@ -1404,11 +1407,12 @@
               <w:lang w:eastAsia="ru-RU"/>
             </w:rPr>
           </w:pPr>
-          <w:hyperlink w:anchor="_Toc231492246" w:history="1">
+          <w:hyperlink w:anchor="_Toc233582778" w:history="1">
             <w:r>
               <w:rPr>
                 <w:rStyle w:val="ae"/>
                 <w:rFonts w:ascii="Times New Roman" w:hAnsi="Times New Roman" w:cs="Times New Roman"/>
+                <w:bCs/>
                 <w:noProof/>
                 <w:sz w:val="28"/>
                 <w:szCs w:val="28"/>
@@ -1443,7 +1447,7 @@
                 <w:sz w:val="28"/>
                 <w:szCs w:val="28"/>
               </w:rPr>
-              <w:instrText xml:space="preserve"> PAGEREF _Toc231492246 \h </w:instrText>
+              <w:instrText xml:space="preserve"> PAGEREF _Toc233582778 \h </w:instrText>
             </w:r>
             <w:r>
               <w:rPr>
@@ -1472,7 +1476,103 @@
                 <w:sz w:val="28"/>
                 <w:szCs w:val="28"/>
               </w:rPr>
-              <w:t>20</w:t>
+              <w:t>18</w:t>
+            </w:r>
+            <w:r>
+              <w:rPr>
+                <w:rFonts w:ascii="Times New Roman" w:hAnsi="Times New Roman" w:cs="Times New Roman"/>
+                <w:noProof/>
+                <w:webHidden/>
+                <w:sz w:val="28"/>
+                <w:szCs w:val="28"/>
+              </w:rPr>
+              <w:fldChar w:fldCharType="end"/>
+            </w:r>
+          </w:hyperlink>
+        </w:p>
+        <w:p>
+          <w:pPr>
+            <w:pStyle w:val="11"/>
+            <w:tabs>
+              <w:tab w:val="right" w:pos="9345"/>
+            </w:tabs>
+            <w:rPr>
+              <w:rFonts w:ascii="Times New Roman" w:eastAsiaTheme="minorEastAsia" w:hAnsi="Times New Roman" w:cs="Times New Roman"/>
+              <w:noProof/>
+              <w:sz w:val="28"/>
+              <w:szCs w:val="28"/>
+              <w:lang w:eastAsia="ru-RU"/>
+            </w:rPr>
+          </w:pPr>
+          <w:hyperlink w:anchor="_Toc233582779" w:history="1">
+            <w:r>
+              <w:rPr>
+                <w:rStyle w:val="ae"/>
+                <w:rFonts w:ascii="Times New Roman" w:hAnsi="Times New Roman" w:cs="Times New Roman"/>
+                <w:noProof/>
+                <w:sz w:val="28"/>
+                <w:szCs w:val="28"/>
+              </w:rPr>
+              <w:t>5 Разработка Программного модуля</w:t>
+            </w:r>
+            <w:r>
+              <w:rPr>
+                <w:rFonts w:ascii="Times New Roman" w:hAnsi="Times New Roman" w:cs="Times New Roman"/>
+                <w:noProof/>
+                <w:webHidden/>
+                <w:sz w:val="28"/>
+                <w:szCs w:val="28"/>
+              </w:rPr>
+              <w:tab/>
+            </w:r>
+            <w:r>
+              <w:rPr>
+                <w:rFonts w:ascii="Times New Roman" w:hAnsi="Times New Roman" w:cs="Times New Roman"/>
+                <w:noProof/>
+                <w:webHidden/>
+                <w:sz w:val="28"/>
+                <w:szCs w:val="28"/>
+              </w:rPr>
+              <w:fldChar w:fldCharType="begin"/>
+            </w:r>
+            <w:r>
+              <w:rPr>
+                <w:rFonts w:ascii="Times New Roman" w:hAnsi="Times New Roman" w:cs="Times New Roman"/>
+                <w:noProof/>
+                <w:webHidden/>
+                <w:sz w:val="28"/>
+                <w:szCs w:val="28"/>
+              </w:rPr>
+              <w:instrText xml:space="preserve"> PAGEREF _Toc233582779 \h </w:instrText>
+            </w:r>
+            <w:r>
+              <w:rPr>
+                <w:rFonts w:ascii="Times New Roman" w:hAnsi="Times New Roman" w:cs="Times New Roman"/>
+                <w:noProof/>
+                <w:webHidden/>
+                <w:sz w:val="28"/>
+                <w:szCs w:val="28"/>
+              </w:rPr>
+            </w:r>
+            <w:r>
+              <w:rPr>
+                <w:rFonts w:ascii="Times New Roman" w:hAnsi="Times New Roman" w:cs="Times New Roman"/>
+                <w:noProof/>
+                <w:webHidden/>
+                <w:sz w:val="28"/>
+                <w:szCs w:val="28"/>
+              </w:rPr>
+              <w:fldChar w:fldCharType="separate"/>
+            </w:r>
+            <w:r>
+              <w:rPr>
+                <w:rFonts w:ascii="Times New Roman" w:hAnsi="Times New Roman" w:cs="Times New Roman"/>
+                <w:noProof/>
+                <w:webHidden/>
+                <w:sz w:val="28"/>
+                <w:szCs w:val="28"/>
+              </w:rPr>
+              <w:t>24</w:t>
             </w:r>
             <w:r>
               <w:rPr>
@@ -1529,7 +1629,7 @@
         </w:rPr>
       </w:pPr>
       <w:bookmarkStart w:id="0" w:name="_Toc227272749"/>
-      <w:bookmarkStart w:id="1" w:name="_Toc231492242"/>
+      <w:bookmarkStart w:id="1" w:name="_Toc233582774"/>
       <w:r>
         <w:rPr>
           <w:rFonts w:ascii="Times New Roman" w:hAnsi="Times New Roman" w:cs="Times New Roman"/>
@@ -1734,7 +1834,7 @@
         </w:rPr>
       </w:pPr>
       <w:bookmarkStart w:id="2" w:name="_Toc227272750"/>
-      <w:bookmarkStart w:id="3" w:name="_Toc231492243"/>
+      <w:bookmarkStart w:id="3" w:name="_Toc233582775"/>
       <w:r>
         <w:rPr>
           <w:rFonts w:ascii="Times New Roman" w:hAnsi="Times New Roman" w:cs="Times New Roman"/>
@@ -1999,7 +2099,7 @@
           <w:szCs w:val="28"/>
         </w:rPr>
       </w:pPr>
-      <w:bookmarkStart w:id="5" w:name="_Toc231492244"/>
+      <w:bookmarkStart w:id="5" w:name="_Toc233582776"/>
       <w:r>
         <w:rPr>
           <w:rFonts w:ascii="Times New Roman" w:hAnsi="Times New Roman" w:cs="Times New Roman"/>
@@ -3336,7 +3436,7 @@
           <w:szCs w:val="28"/>
         </w:rPr>
       </w:pPr>
-      <w:bookmarkStart w:id="11" w:name="_Toc231492245"/>
+      <w:bookmarkStart w:id="11" w:name="_Toc233582777"/>
       <w:r>
         <w:rPr>
           <w:rFonts w:ascii="Times New Roman" w:hAnsi="Times New Roman" w:cs="Times New Roman"/>
@@ -3464,7 +3564,7 @@
           <w:noProof/>
         </w:rPr>
         <w:lastRenderedPageBreak/>
-        <w:object w:dxaOrig="1440" w:dyaOrig="1440" w14:anchorId="2006A02F">
+        <w:object w:dxaOrig="1440" w:dyaOrig="1440" w14:anchorId="700BE28D">
           <v:shapetype id="_x0000_t75" coordsize="21600,21600" o:spt="75" o:preferrelative="t" path="m@4@5l@4@11@9@11@9@5xe" filled="f" stroked="f">
             <v:stroke joinstyle="miter"/>
             <v:formulas>
@@ -3484,11 +3584,11 @@
             <v:path o:extrusionok="f" gradientshapeok="t" o:connecttype="rect"/>
             <o:lock v:ext="edit" aspectratio="t"/>
           </v:shapetype>
-          <v:shape id="_x0000_s1028" type="#_x0000_t75" style="position:absolute;left:0;text-align:left;margin-left:104pt;margin-top:0;width:581pt;height:507.8pt;z-index:251660288;mso-position-horizontal-relative:text;mso-position-vertical-relative:text" wrapcoords="1461 277 -32 485 -32 4881 1016 5262 1461 5331 2382 5815 2509 5815 2509 7477 1429 8031 1429 14123 413 14435 413 14538 1429 14677 1398 17446 445 17481 349 17515 349 21531 3716 21531 3716 21323 8767 21219 8704 20215 11149 20215 13849 19938 13881 18069 13691 18000 12420 18000 12420 15231 13246 15092 13246 14954 12420 14677 12484 10246 8862 9692 9593 9242 14040 8688 14104 5469 20075 5054 20044 4708 21187 4708 21600 4569 21600 762 20044 277 1461 277">
+          <v:shape id="_x0000_s1029" type="#_x0000_t75" style="position:absolute;left:0;text-align:left;margin-left:129.25pt;margin-top:.15pt;width:504.6pt;height:466.95pt;z-index:251664384;mso-position-horizontal-relative:text;mso-position-vertical-relative:text;mso-width-relative:page;mso-height-relative:page">
             <v:imagedata r:id="rId6" o:title=""/>
-            <w10:wrap type="tight"/>
+            <w10:wrap type="topAndBottom"/>
           </v:shape>
-          <o:OLEObject Type="Embed" ProgID="Visio.Drawing.15" ShapeID="_x0000_s1028" DrawAspect="Content" ObjectID="_1843923013" r:id="rId7"/>
+          <o:OLEObject Type="Embed" ProgID="Visio.Drawing.15" ShapeID="_x0000_s1029" DrawAspect="Content" ObjectID="_1844195546" r:id="rId7"/>
         </w:object>
       </w:r>
     </w:p>
@@ -3678,15 +3778,7 @@
           <w:sz w:val="28"/>
           <w:szCs w:val="28"/>
         </w:rPr>
-        <w:t>и панель отображения видео. Взаимод</w:t>
-      </w:r>
-      <w:r>
-        <w:rPr>
-          <w:rFonts w:ascii="Times New Roman" w:hAnsi="Times New Roman" w:cs="Times New Roman"/>
-          <w:sz w:val="28"/>
-          <w:szCs w:val="28"/>
-        </w:rPr>
-        <w:t>ействует с классом MediaPlayer.</w:t>
+        <w:t>и панель отображения видео.</w:t>
       </w:r>
     </w:p>
     <w:p>
@@ -4244,8 +4336,95 @@
           <w:rFonts w:ascii="Times New Roman" w:hAnsi="Times New Roman" w:cs="Times New Roman"/>
           <w:sz w:val="28"/>
           <w:szCs w:val="28"/>
+        </w:rPr>
+      </w:pPr>
+      <w:r>
+        <w:rPr>
+          <w:rFonts w:ascii="Times New Roman" w:hAnsi="Times New Roman" w:cs="Times New Roman"/>
+          <w:sz w:val="28"/>
+          <w:szCs w:val="28"/>
           <w:lang w:val="en-US"/>
         </w:rPr>
+        <w:t>Void</w:t>
+      </w:r>
+      <w:r>
+        <w:rPr>
+          <w:rFonts w:ascii="Times New Roman" w:hAnsi="Times New Roman" w:cs="Times New Roman"/>
+          <w:sz w:val="28"/>
+          <w:szCs w:val="28"/>
+        </w:rPr>
+        <w:t xml:space="preserve"> </w:t>
+      </w:r>
+      <w:proofErr w:type="spellStart"/>
+      <w:r>
+        <w:rPr>
+          <w:rFonts w:ascii="Times New Roman" w:hAnsi="Times New Roman" w:cs="Times New Roman"/>
+          <w:sz w:val="28"/>
+          <w:szCs w:val="28"/>
+          <w:lang w:val="en-US"/>
+        </w:rPr>
+        <w:t>RenderRecomendations</w:t>
+      </w:r>
+      <w:proofErr w:type="spellEnd"/>
+      <w:r>
+        <w:rPr>
+          <w:rFonts w:ascii="Times New Roman" w:hAnsi="Times New Roman" w:cs="Times New Roman"/>
+          <w:sz w:val="28"/>
+          <w:szCs w:val="28"/>
+        </w:rPr>
+        <w:t xml:space="preserve">() – </w:t>
+      </w:r>
+      <w:r>
+        <w:rPr>
+          <w:rFonts w:ascii="Times New Roman" w:hAnsi="Times New Roman" w:cs="Times New Roman"/>
+          <w:sz w:val="28"/>
+          <w:szCs w:val="28"/>
+        </w:rPr>
+        <w:t>создаёт</w:t>
+      </w:r>
+      <w:r>
+        <w:rPr>
+          <w:rFonts w:ascii="Times New Roman" w:hAnsi="Times New Roman" w:cs="Times New Roman"/>
+          <w:sz w:val="28"/>
+          <w:szCs w:val="28"/>
+        </w:rPr>
+        <w:t xml:space="preserve"> </w:t>
+      </w:r>
+      <w:r>
+        <w:rPr>
+          <w:rFonts w:ascii="Times New Roman" w:hAnsi="Times New Roman" w:cs="Times New Roman"/>
+          <w:sz w:val="28"/>
+          <w:szCs w:val="28"/>
+        </w:rPr>
+        <w:t>персональные</w:t>
+      </w:r>
+      <w:r>
+        <w:rPr>
+          <w:rFonts w:ascii="Times New Roman" w:hAnsi="Times New Roman" w:cs="Times New Roman"/>
+          <w:sz w:val="28"/>
+          <w:szCs w:val="28"/>
+        </w:rPr>
+        <w:t xml:space="preserve"> </w:t>
+      </w:r>
+      <w:r>
+        <w:rPr>
+          <w:rFonts w:ascii="Times New Roman" w:hAnsi="Times New Roman" w:cs="Times New Roman"/>
+          <w:sz w:val="28"/>
+          <w:szCs w:val="28"/>
+        </w:rPr>
+        <w:t>рекомендации.</w:t>
+      </w:r>
+    </w:p>
+    <w:p>
+      <w:pPr>
+        <w:spacing w:after="0" w:line="360" w:lineRule="auto"/>
+        <w:ind w:firstLine="709"/>
+        <w:jc w:val="both"/>
+        <w:rPr>
+          <w:rFonts w:ascii="Times New Roman" w:hAnsi="Times New Roman" w:cs="Times New Roman"/>
+          <w:sz w:val="28"/>
+          <w:szCs w:val="28"/>
+        </w:rPr>
       </w:pPr>
       <w:r>
         <w:rPr>
@@ -4261,7 +4440,56 @@
           <w:sz w:val="28"/>
           <w:szCs w:val="28"/>
         </w:rPr>
-        <w:t xml:space="preserve"> VideoPlayerForm (форма плеера)</w:t>
+        <w:t xml:space="preserve"> </w:t>
+      </w:r>
+      <w:r>
+        <w:rPr>
+          <w:rFonts w:ascii="Times New Roman" w:hAnsi="Times New Roman" w:cs="Times New Roman"/>
+          <w:sz w:val="28"/>
+          <w:szCs w:val="28"/>
+          <w:lang w:val="en-US"/>
+        </w:rPr>
+        <w:t>VideoPlayerForm</w:t>
+      </w:r>
+      <w:r>
+        <w:rPr>
+          <w:rFonts w:ascii="Times New Roman" w:hAnsi="Times New Roman" w:cs="Times New Roman"/>
+          <w:sz w:val="28"/>
+          <w:szCs w:val="28"/>
+        </w:rPr>
+        <w:t xml:space="preserve"> (</w:t>
+      </w:r>
+      <w:r>
+        <w:rPr>
+          <w:rFonts w:ascii="Times New Roman" w:hAnsi="Times New Roman" w:cs="Times New Roman"/>
+          <w:sz w:val="28"/>
+          <w:szCs w:val="28"/>
+        </w:rPr>
+        <w:t>форма</w:t>
+      </w:r>
+      <w:r>
+        <w:rPr>
+          <w:rFonts w:ascii="Times New Roman" w:hAnsi="Times New Roman" w:cs="Times New Roman"/>
+          <w:sz w:val="28"/>
+          <w:szCs w:val="28"/>
+        </w:rPr>
+        <w:t xml:space="preserve"> </w:t>
+      </w:r>
+      <w:r>
+        <w:rPr>
+          <w:rFonts w:ascii="Times New Roman" w:hAnsi="Times New Roman" w:cs="Times New Roman"/>
+          <w:sz w:val="28"/>
+          <w:szCs w:val="28"/>
+        </w:rPr>
+        <w:t>плеера</w:t>
+      </w:r>
+      <w:r>
+        <w:rPr>
+          <w:rFonts w:ascii="Times New Roman" w:hAnsi="Times New Roman" w:cs="Times New Roman"/>
+          <w:sz w:val="28"/>
+          <w:szCs w:val="28"/>
+        </w:rPr>
+        <w:t>)</w:t>
       </w:r>
     </w:p>
     <w:p>
@@ -4464,16 +4692,52 @@
           <w:rFonts w:ascii="Times New Roman" w:hAnsi="Times New Roman" w:cs="Times New Roman"/>
           <w:sz w:val="28"/>
           <w:szCs w:val="28"/>
+        </w:rPr>
+      </w:pPr>
+      <w:r>
+        <w:rPr>
+          <w:rFonts w:ascii="Times New Roman" w:hAnsi="Times New Roman" w:cs="Times New Roman"/>
+          <w:sz w:val="28"/>
+          <w:szCs w:val="28"/>
+        </w:rPr>
+        <w:t>Поля</w:t>
+      </w:r>
+      <w:r>
+        <w:rPr>
+          <w:rFonts w:ascii="Times New Roman" w:hAnsi="Times New Roman" w:cs="Times New Roman"/>
+          <w:sz w:val="28"/>
+          <w:szCs w:val="28"/>
+        </w:rPr>
+        <w:t xml:space="preserve">: </w:t>
+      </w:r>
+    </w:p>
+    <w:p>
+      <w:pPr>
+        <w:spacing w:after="0" w:line="360" w:lineRule="auto"/>
+        <w:ind w:firstLine="709"/>
+        <w:jc w:val="both"/>
+        <w:rPr>
+          <w:rFonts w:ascii="Times New Roman" w:hAnsi="Times New Roman" w:cs="Times New Roman"/>
+          <w:sz w:val="28"/>
+          <w:szCs w:val="28"/>
+        </w:rPr>
+      </w:pPr>
+      <w:r>
+        <w:rPr>
+          <w:rFonts w:ascii="Times New Roman" w:hAnsi="Times New Roman" w:cs="Times New Roman"/>
+          <w:sz w:val="28"/>
+          <w:szCs w:val="28"/>
           <w:lang w:val="en-US"/>
         </w:rPr>
-      </w:pPr>
-      <w:r>
-        <w:rPr>
-          <w:rFonts w:ascii="Times New Roman" w:hAnsi="Times New Roman" w:cs="Times New Roman"/>
-          <w:sz w:val="28"/>
-          <w:szCs w:val="28"/>
-        </w:rPr>
-        <w:t>Поля</w:t>
+        <w:t>private</w:t>
+      </w:r>
+      <w:r>
+        <w:rPr>
+          <w:rFonts w:ascii="Times New Roman" w:hAnsi="Times New Roman" w:cs="Times New Roman"/>
+          <w:sz w:val="28"/>
+          <w:szCs w:val="28"/>
+        </w:rPr>
+        <w:t xml:space="preserve"> </w:t>
       </w:r>
       <w:r>
         <w:rPr>
@@ -4482,20 +4746,17 @@
           <w:szCs w:val="28"/>
           <w:lang w:val="en-US"/>
         </w:rPr>
-        <w:t xml:space="preserve">: </w:t>
-      </w:r>
-    </w:p>
-    <w:p>
-      <w:pPr>
-        <w:spacing w:after="0" w:line="360" w:lineRule="auto"/>
-        <w:ind w:firstLine="709"/>
-        <w:jc w:val="both"/>
-        <w:rPr>
-          <w:rFonts w:ascii="Times New Roman" w:hAnsi="Times New Roman" w:cs="Times New Roman"/>
-          <w:sz w:val="28"/>
-          <w:szCs w:val="28"/>
-        </w:rPr>
-      </w:pPr>
+        <w:t>string</w:t>
+      </w:r>
+      <w:r>
+        <w:rPr>
+          <w:rFonts w:ascii="Times New Roman" w:hAnsi="Times New Roman" w:cs="Times New Roman"/>
+          <w:sz w:val="28"/>
+          <w:szCs w:val="28"/>
+        </w:rPr>
+        <w:t xml:space="preserve"> </w:t>
+      </w:r>
+      <w:proofErr w:type="spellStart"/>
       <w:r>
         <w:rPr>
           <w:rFonts w:ascii="Times New Roman" w:hAnsi="Times New Roman" w:cs="Times New Roman"/>
@@ -4503,6 +4764,266 @@
           <w:szCs w:val="28"/>
           <w:lang w:val="en-US"/>
         </w:rPr>
+        <w:t>videoPath</w:t>
+      </w:r>
+      <w:proofErr w:type="spellEnd"/>
+      <w:r>
+        <w:rPr>
+          <w:rFonts w:ascii="Times New Roman" w:hAnsi="Times New Roman" w:cs="Times New Roman"/>
+          <w:sz w:val="28"/>
+          <w:szCs w:val="28"/>
+        </w:rPr>
+        <w:t xml:space="preserve">_ - </w:t>
+      </w:r>
+      <w:r>
+        <w:rPr>
+          <w:rFonts w:ascii="Times New Roman" w:hAnsi="Times New Roman" w:cs="Times New Roman"/>
+          <w:sz w:val="28"/>
+          <w:szCs w:val="28"/>
+        </w:rPr>
+        <w:t>строка</w:t>
+      </w:r>
+      <w:r>
+        <w:rPr>
+          <w:rFonts w:ascii="Times New Roman" w:hAnsi="Times New Roman" w:cs="Times New Roman"/>
+          <w:sz w:val="28"/>
+          <w:szCs w:val="28"/>
+        </w:rPr>
+        <w:t xml:space="preserve">, </w:t>
+      </w:r>
+      <w:r>
+        <w:rPr>
+          <w:rFonts w:ascii="Times New Roman" w:hAnsi="Times New Roman" w:cs="Times New Roman"/>
+          <w:sz w:val="28"/>
+          <w:szCs w:val="28"/>
+        </w:rPr>
+        <w:t>где</w:t>
+      </w:r>
+      <w:r>
+        <w:rPr>
+          <w:rFonts w:ascii="Times New Roman" w:hAnsi="Times New Roman" w:cs="Times New Roman"/>
+          <w:sz w:val="28"/>
+          <w:szCs w:val="28"/>
+        </w:rPr>
+        <w:t xml:space="preserve"> </w:t>
+      </w:r>
+      <w:r>
+        <w:rPr>
+          <w:rFonts w:ascii="Times New Roman" w:hAnsi="Times New Roman" w:cs="Times New Roman"/>
+          <w:sz w:val="28"/>
+          <w:szCs w:val="28"/>
+        </w:rPr>
+        <w:t>хранится</w:t>
+      </w:r>
+      <w:r>
+        <w:rPr>
+          <w:rFonts w:ascii="Times New Roman" w:hAnsi="Times New Roman" w:cs="Times New Roman"/>
+          <w:sz w:val="28"/>
+          <w:szCs w:val="28"/>
+        </w:rPr>
+        <w:t xml:space="preserve"> </w:t>
+      </w:r>
+      <w:r>
+        <w:rPr>
+          <w:rFonts w:ascii="Times New Roman" w:hAnsi="Times New Roman" w:cs="Times New Roman"/>
+          <w:sz w:val="28"/>
+          <w:szCs w:val="28"/>
+        </w:rPr>
+        <w:t>путь до фильма.</w:t>
+      </w:r>
+    </w:p>
+    <w:p>
+      <w:pPr>
+        <w:spacing w:after="0" w:line="360" w:lineRule="auto"/>
+        <w:ind w:firstLine="709"/>
+        <w:jc w:val="both"/>
+        <w:rPr>
+          <w:rFonts w:ascii="Times New Roman" w:hAnsi="Times New Roman" w:cs="Times New Roman"/>
+          <w:sz w:val="28"/>
+          <w:szCs w:val="28"/>
+        </w:rPr>
+      </w:pPr>
+      <w:r>
+        <w:rPr>
+          <w:rFonts w:ascii="Times New Roman" w:hAnsi="Times New Roman" w:cs="Times New Roman"/>
+          <w:sz w:val="28"/>
+          <w:szCs w:val="28"/>
+        </w:rPr>
+        <w:t>Методы:</w:t>
+      </w:r>
+    </w:p>
+    <w:p>
+      <w:pPr>
+        <w:spacing w:after="0" w:line="360" w:lineRule="auto"/>
+        <w:ind w:firstLine="709"/>
+        <w:jc w:val="both"/>
+        <w:rPr>
+          <w:rFonts w:ascii="Times New Roman" w:hAnsi="Times New Roman" w:cs="Times New Roman"/>
+          <w:sz w:val="28"/>
+          <w:szCs w:val="28"/>
+        </w:rPr>
+      </w:pPr>
+      <w:r>
+        <w:rPr>
+          <w:rFonts w:ascii="Times New Roman" w:hAnsi="Times New Roman" w:cs="Times New Roman"/>
+          <w:sz w:val="28"/>
+          <w:szCs w:val="28"/>
+          <w:lang w:val="en-US"/>
+        </w:rPr>
+        <w:t>public</w:t>
+      </w:r>
+      <w:r>
+        <w:rPr>
+          <w:rFonts w:ascii="Times New Roman" w:hAnsi="Times New Roman" w:cs="Times New Roman"/>
+          <w:sz w:val="28"/>
+          <w:szCs w:val="28"/>
+        </w:rPr>
+        <w:t xml:space="preserve"> </w:t>
+      </w:r>
+      <w:r>
+        <w:rPr>
+          <w:rFonts w:ascii="Times New Roman" w:hAnsi="Times New Roman" w:cs="Times New Roman"/>
+          <w:sz w:val="28"/>
+          <w:szCs w:val="28"/>
+          <w:lang w:val="en-US"/>
+        </w:rPr>
+        <w:t>VideoPlayerForm</w:t>
+      </w:r>
+      <w:r>
+        <w:rPr>
+          <w:rFonts w:ascii="Times New Roman" w:hAnsi="Times New Roman" w:cs="Times New Roman"/>
+          <w:sz w:val="28"/>
+          <w:szCs w:val="28"/>
+        </w:rPr>
+        <w:t>(</w:t>
+      </w:r>
+      <w:r>
+        <w:rPr>
+          <w:rFonts w:ascii="Times New Roman" w:hAnsi="Times New Roman" w:cs="Times New Roman"/>
+          <w:sz w:val="28"/>
+          <w:szCs w:val="28"/>
+          <w:lang w:val="en-US"/>
+        </w:rPr>
+        <w:t>string</w:t>
+      </w:r>
+      <w:r>
+        <w:rPr>
+          <w:rFonts w:ascii="Times New Roman" w:hAnsi="Times New Roman" w:cs="Times New Roman"/>
+          <w:sz w:val="28"/>
+          <w:szCs w:val="28"/>
+        </w:rPr>
+        <w:t xml:space="preserve"> </w:t>
+      </w:r>
+      <w:proofErr w:type="spellStart"/>
+      <w:r>
+        <w:rPr>
+          <w:rFonts w:ascii="Times New Roman" w:hAnsi="Times New Roman" w:cs="Times New Roman"/>
+          <w:sz w:val="28"/>
+          <w:szCs w:val="28"/>
+          <w:lang w:val="en-US"/>
+        </w:rPr>
+        <w:t>videoPath</w:t>
+      </w:r>
+      <w:proofErr w:type="spellEnd"/>
+      <w:r>
+        <w:rPr>
+          <w:rFonts w:ascii="Times New Roman" w:hAnsi="Times New Roman" w:cs="Times New Roman"/>
+          <w:sz w:val="28"/>
+          <w:szCs w:val="28"/>
+        </w:rPr>
+        <w:t xml:space="preserve">) – </w:t>
+      </w:r>
+      <w:r>
+        <w:rPr>
+          <w:rFonts w:ascii="Times New Roman" w:hAnsi="Times New Roman" w:cs="Times New Roman"/>
+          <w:sz w:val="28"/>
+          <w:szCs w:val="28"/>
+        </w:rPr>
+        <w:t>инициализация</w:t>
+      </w:r>
+      <w:r>
+        <w:rPr>
+          <w:rFonts w:ascii="Times New Roman" w:hAnsi="Times New Roman" w:cs="Times New Roman"/>
+          <w:sz w:val="28"/>
+          <w:szCs w:val="28"/>
+        </w:rPr>
+        <w:t xml:space="preserve"> </w:t>
+      </w:r>
+      <w:r>
+        <w:rPr>
+          <w:rFonts w:ascii="Times New Roman" w:hAnsi="Times New Roman" w:cs="Times New Roman"/>
+          <w:sz w:val="28"/>
+          <w:szCs w:val="28"/>
+        </w:rPr>
+        <w:t>плеера</w:t>
+      </w:r>
+      <w:r>
+        <w:rPr>
+          <w:rFonts w:ascii="Times New Roman" w:hAnsi="Times New Roman" w:cs="Times New Roman"/>
+          <w:sz w:val="28"/>
+          <w:szCs w:val="28"/>
+        </w:rPr>
+        <w:t xml:space="preserve"> </w:t>
+      </w:r>
+      <w:r>
+        <w:rPr>
+          <w:rFonts w:ascii="Times New Roman" w:hAnsi="Times New Roman" w:cs="Times New Roman"/>
+          <w:sz w:val="28"/>
+          <w:szCs w:val="28"/>
+        </w:rPr>
+        <w:t>и</w:t>
+      </w:r>
+      <w:r>
+        <w:rPr>
+          <w:rFonts w:ascii="Times New Roman" w:hAnsi="Times New Roman" w:cs="Times New Roman"/>
+          <w:sz w:val="28"/>
+          <w:szCs w:val="28"/>
+        </w:rPr>
+        <w:t xml:space="preserve"> </w:t>
+      </w:r>
+      <w:r>
+        <w:rPr>
+          <w:rFonts w:ascii="Times New Roman" w:hAnsi="Times New Roman" w:cs="Times New Roman"/>
+          <w:sz w:val="28"/>
+          <w:szCs w:val="28"/>
+        </w:rPr>
+        <w:t>пути</w:t>
+      </w:r>
+      <w:r>
+        <w:rPr>
+          <w:rFonts w:ascii="Times New Roman" w:hAnsi="Times New Roman" w:cs="Times New Roman"/>
+          <w:sz w:val="28"/>
+          <w:szCs w:val="28"/>
+        </w:rPr>
+        <w:t xml:space="preserve"> </w:t>
+      </w:r>
+      <w:r>
+        <w:rPr>
+          <w:rFonts w:ascii="Times New Roman" w:hAnsi="Times New Roman" w:cs="Times New Roman"/>
+          <w:sz w:val="28"/>
+          <w:szCs w:val="28"/>
+        </w:rPr>
+        <w:t>к фильму.</w:t>
+      </w:r>
+    </w:p>
+    <w:p>
+      <w:pPr>
+        <w:spacing w:after="0" w:line="360" w:lineRule="auto"/>
+        <w:ind w:firstLine="709"/>
+        <w:jc w:val="both"/>
+        <w:rPr>
+          <w:rFonts w:ascii="Times New Roman" w:hAnsi="Times New Roman" w:cs="Times New Roman"/>
+          <w:sz w:val="28"/>
+          <w:szCs w:val="28"/>
+        </w:rPr>
+      </w:pPr>
+      <w:r>
+        <w:rPr>
+          <w:rFonts w:ascii="Times New Roman" w:hAnsi="Times New Roman" w:cs="Times New Roman"/>
+          <w:sz w:val="28"/>
+          <w:szCs w:val="28"/>
+          <w:lang w:val="en-US"/>
+        </w:rPr>
         <w:t>private</w:t>
       </w:r>
       <w:r>
@@ -4520,7 +5041,7 @@
           <w:szCs w:val="28"/>
           <w:lang w:val="en-US"/>
         </w:rPr>
-        <w:t>string</w:t>
+        <w:t>void</w:t>
       </w:r>
       <w:r>
         <w:rPr>
@@ -4537,7 +5058,7 @@
           <w:szCs w:val="28"/>
           <w:lang w:val="en-US"/>
         </w:rPr>
-        <w:t>videoPath</w:t>
+        <w:t>VideoPlayerForm</w:t>
       </w:r>
       <w:r>
         <w:rPr>
@@ -4552,32 +5073,25 @@
           <w:rFonts w:ascii="Times New Roman" w:hAnsi="Times New Roman" w:cs="Times New Roman"/>
           <w:sz w:val="28"/>
           <w:szCs w:val="28"/>
-        </w:rPr>
-        <w:t xml:space="preserve"> - </w:t>
-      </w:r>
-      <w:r>
-        <w:rPr>
-          <w:rFonts w:ascii="Times New Roman" w:hAnsi="Times New Roman" w:cs="Times New Roman"/>
-          <w:sz w:val="28"/>
-          <w:szCs w:val="28"/>
-        </w:rPr>
-        <w:t>строка</w:t>
-      </w:r>
-      <w:r>
-        <w:rPr>
-          <w:rFonts w:ascii="Times New Roman" w:hAnsi="Times New Roman" w:cs="Times New Roman"/>
-          <w:sz w:val="28"/>
-          <w:szCs w:val="28"/>
-        </w:rPr>
-        <w:t xml:space="preserve">, </w:t>
-      </w:r>
-      <w:r>
-        <w:rPr>
-          <w:rFonts w:ascii="Times New Roman" w:hAnsi="Times New Roman" w:cs="Times New Roman"/>
-          <w:sz w:val="28"/>
-          <w:szCs w:val="28"/>
-        </w:rPr>
-        <w:t>где</w:t>
+          <w:lang w:val="en-US"/>
+        </w:rPr>
+        <w:t>Load</w:t>
+      </w:r>
+      <w:r>
+        <w:rPr>
+          <w:rFonts w:ascii="Times New Roman" w:hAnsi="Times New Roman" w:cs="Times New Roman"/>
+          <w:sz w:val="28"/>
+          <w:szCs w:val="28"/>
+        </w:rPr>
+        <w:t xml:space="preserve"> – </w:t>
+      </w:r>
+      <w:r>
+        <w:rPr>
+          <w:rFonts w:ascii="Times New Roman" w:hAnsi="Times New Roman" w:cs="Times New Roman"/>
+          <w:sz w:val="28"/>
+          <w:szCs w:val="28"/>
+        </w:rPr>
+        <w:t>загрузка</w:t>
       </w:r>
       <w:r>
         <w:rPr>
@@ -4593,7 +5107,7 @@
           <w:sz w:val="28"/>
           <w:szCs w:val="28"/>
         </w:rPr>
-        <w:t>хранится</w:t>
+        <w:t>пути</w:t>
       </w:r>
       <w:r>
         <w:rPr>
@@ -4609,7 +5123,132 @@
           <w:sz w:val="28"/>
           <w:szCs w:val="28"/>
         </w:rPr>
-        <w:t>путь до фильма.</w:t>
+        <w:t>к</w:t>
+      </w:r>
+      <w:r>
+        <w:rPr>
+          <w:rFonts w:ascii="Times New Roman" w:hAnsi="Times New Roman" w:cs="Times New Roman"/>
+          <w:sz w:val="28"/>
+          <w:szCs w:val="28"/>
+        </w:rPr>
+        <w:t xml:space="preserve"> </w:t>
+      </w:r>
+      <w:r>
+        <w:rPr>
+          <w:rFonts w:ascii="Times New Roman" w:hAnsi="Times New Roman" w:cs="Times New Roman"/>
+          <w:sz w:val="28"/>
+          <w:szCs w:val="28"/>
+        </w:rPr>
+        <w:t>фильму</w:t>
+      </w:r>
+      <w:r>
+        <w:rPr>
+          <w:rFonts w:ascii="Times New Roman" w:hAnsi="Times New Roman" w:cs="Times New Roman"/>
+          <w:sz w:val="28"/>
+          <w:szCs w:val="28"/>
+        </w:rPr>
+        <w:t xml:space="preserve"> </w:t>
+      </w:r>
+      <w:r>
+        <w:rPr>
+          <w:rFonts w:ascii="Times New Roman" w:hAnsi="Times New Roman" w:cs="Times New Roman"/>
+          <w:sz w:val="28"/>
+          <w:szCs w:val="28"/>
+        </w:rPr>
+        <w:t>и</w:t>
+      </w:r>
+      <w:r>
+        <w:rPr>
+          <w:rFonts w:ascii="Times New Roman" w:hAnsi="Times New Roman" w:cs="Times New Roman"/>
+          <w:sz w:val="28"/>
+          <w:szCs w:val="28"/>
+        </w:rPr>
+        <w:t xml:space="preserve"> </w:t>
+      </w:r>
+      <w:r>
+        <w:rPr>
+          <w:rFonts w:ascii="Times New Roman" w:hAnsi="Times New Roman" w:cs="Times New Roman"/>
+          <w:sz w:val="28"/>
+          <w:szCs w:val="28"/>
+        </w:rPr>
+        <w:t>настройка элементов.</w:t>
+      </w:r>
+    </w:p>
+    <w:p>
+      <w:pPr>
+        <w:spacing w:after="0" w:line="360" w:lineRule="auto"/>
+        <w:ind w:firstLine="709"/>
+        <w:jc w:val="both"/>
+        <w:rPr>
+          <w:rFonts w:ascii="Times New Roman" w:hAnsi="Times New Roman" w:cs="Times New Roman"/>
+          <w:sz w:val="28"/>
+          <w:szCs w:val="28"/>
+        </w:rPr>
+      </w:pPr>
+      <w:r>
+        <w:rPr>
+          <w:rFonts w:ascii="Times New Roman" w:hAnsi="Times New Roman" w:cs="Times New Roman"/>
+          <w:sz w:val="28"/>
+          <w:szCs w:val="28"/>
+        </w:rPr>
+        <w:t>Класс</w:t>
+      </w:r>
+      <w:r>
+        <w:rPr>
+          <w:rFonts w:ascii="Times New Roman" w:hAnsi="Times New Roman" w:cs="Times New Roman"/>
+          <w:sz w:val="28"/>
+          <w:szCs w:val="28"/>
+        </w:rPr>
+        <w:t xml:space="preserve"> </w:t>
+      </w:r>
+      <w:r>
+        <w:rPr>
+          <w:rFonts w:ascii="Times New Roman" w:hAnsi="Times New Roman" w:cs="Times New Roman"/>
+          <w:sz w:val="28"/>
+          <w:szCs w:val="28"/>
+          <w:lang w:val="en-US"/>
+        </w:rPr>
+        <w:t>MovieRepository</w:t>
+      </w:r>
+    </w:p>
+    <w:p>
+      <w:pPr>
+        <w:spacing w:after="0" w:line="360" w:lineRule="auto"/>
+        <w:ind w:firstLine="709"/>
+        <w:jc w:val="both"/>
+        <w:rPr>
+          <w:rFonts w:ascii="Times New Roman" w:hAnsi="Times New Roman" w:cs="Times New Roman"/>
+          <w:sz w:val="28"/>
+          <w:szCs w:val="28"/>
+        </w:rPr>
+      </w:pPr>
+      <w:r>
+        <w:rPr>
+          <w:rFonts w:ascii="Times New Roman" w:hAnsi="Times New Roman" w:cs="Times New Roman"/>
+          <w:sz w:val="28"/>
+          <w:szCs w:val="28"/>
+        </w:rPr>
+        <w:t>Поля:</w:t>
+      </w:r>
+    </w:p>
+    <w:p>
+      <w:pPr>
+        <w:spacing w:after="0" w:line="360" w:lineRule="auto"/>
+        <w:ind w:firstLine="709"/>
+        <w:jc w:val="both"/>
+        <w:rPr>
+          <w:rFonts w:ascii="Times New Roman" w:hAnsi="Times New Roman" w:cs="Times New Roman"/>
+          <w:sz w:val="28"/>
+          <w:szCs w:val="28"/>
+        </w:rPr>
+      </w:pPr>
+      <w:r>
+        <w:rPr>
+          <w:rFonts w:ascii="Times New Roman" w:hAnsi="Times New Roman" w:cs="Times New Roman"/>
+          <w:sz w:val="28"/>
+          <w:szCs w:val="28"/>
+        </w:rPr>
+        <w:t>connectionString : string – строка подключения к базе данных.</w:t>
       </w:r>
     </w:p>
     <w:p>
@@ -4630,444 +5269,6 @@
           <w:szCs w:val="28"/>
         </w:rPr>
         <w:t>Методы:</w:t>
-      </w:r>
-    </w:p>
-    <w:p>
-      <w:pPr>
-        <w:spacing w:after="0" w:line="360" w:lineRule="auto"/>
-        <w:ind w:firstLine="709"/>
-        <w:jc w:val="both"/>
-        <w:rPr>
-          <w:rFonts w:ascii="Times New Roman" w:hAnsi="Times New Roman" w:cs="Times New Roman"/>
-          <w:sz w:val="28"/>
-          <w:szCs w:val="28"/>
-        </w:rPr>
-      </w:pPr>
-      <w:r>
-        <w:rPr>
-          <w:rFonts w:ascii="Times New Roman" w:hAnsi="Times New Roman" w:cs="Times New Roman"/>
-          <w:sz w:val="28"/>
-          <w:szCs w:val="28"/>
-          <w:lang w:val="en-US"/>
-        </w:rPr>
-        <w:t>public</w:t>
-      </w:r>
-      <w:r>
-        <w:rPr>
-          <w:rFonts w:ascii="Times New Roman" w:hAnsi="Times New Roman" w:cs="Times New Roman"/>
-          <w:sz w:val="28"/>
-          <w:szCs w:val="28"/>
-        </w:rPr>
-        <w:t xml:space="preserve"> </w:t>
-      </w:r>
-      <w:r>
-        <w:rPr>
-          <w:rFonts w:ascii="Times New Roman" w:hAnsi="Times New Roman" w:cs="Times New Roman"/>
-          <w:sz w:val="28"/>
-          <w:szCs w:val="28"/>
-          <w:lang w:val="en-US"/>
-        </w:rPr>
-        <w:t>VideoPlayerForm</w:t>
-      </w:r>
-      <w:r>
-        <w:rPr>
-          <w:rFonts w:ascii="Times New Roman" w:hAnsi="Times New Roman" w:cs="Times New Roman"/>
-          <w:sz w:val="28"/>
-          <w:szCs w:val="28"/>
-        </w:rPr>
-        <w:t>(</w:t>
-      </w:r>
-      <w:r>
-        <w:rPr>
-          <w:rFonts w:ascii="Times New Roman" w:hAnsi="Times New Roman" w:cs="Times New Roman"/>
-          <w:sz w:val="28"/>
-          <w:szCs w:val="28"/>
-          <w:lang w:val="en-US"/>
-        </w:rPr>
-        <w:t>string</w:t>
-      </w:r>
-      <w:r>
-        <w:rPr>
-          <w:rFonts w:ascii="Times New Roman" w:hAnsi="Times New Roman" w:cs="Times New Roman"/>
-          <w:sz w:val="28"/>
-          <w:szCs w:val="28"/>
-        </w:rPr>
-        <w:t xml:space="preserve"> </w:t>
-      </w:r>
-      <w:r>
-        <w:rPr>
-          <w:rFonts w:ascii="Times New Roman" w:hAnsi="Times New Roman" w:cs="Times New Roman"/>
-          <w:sz w:val="28"/>
-          <w:szCs w:val="28"/>
-          <w:lang w:val="en-US"/>
-        </w:rPr>
-        <w:t>videoPath</w:t>
-      </w:r>
-      <w:r>
-        <w:rPr>
-          <w:rFonts w:ascii="Times New Roman" w:hAnsi="Times New Roman" w:cs="Times New Roman"/>
-          <w:sz w:val="28"/>
-          <w:szCs w:val="28"/>
-        </w:rPr>
-        <w:t>)</w:t>
-      </w:r>
-      <w:r>
-        <w:rPr>
-          <w:rFonts w:ascii="Times New Roman" w:hAnsi="Times New Roman" w:cs="Times New Roman"/>
-          <w:sz w:val="28"/>
-          <w:szCs w:val="28"/>
-        </w:rPr>
-        <w:t xml:space="preserve"> – </w:t>
-      </w:r>
-      <w:r>
-        <w:rPr>
-          <w:rFonts w:ascii="Times New Roman" w:hAnsi="Times New Roman" w:cs="Times New Roman"/>
-          <w:sz w:val="28"/>
-          <w:szCs w:val="28"/>
-        </w:rPr>
-        <w:t>инициализация</w:t>
-      </w:r>
-      <w:r>
-        <w:rPr>
-          <w:rFonts w:ascii="Times New Roman" w:hAnsi="Times New Roman" w:cs="Times New Roman"/>
-          <w:sz w:val="28"/>
-          <w:szCs w:val="28"/>
-        </w:rPr>
-        <w:t xml:space="preserve"> </w:t>
-      </w:r>
-      <w:r>
-        <w:rPr>
-          <w:rFonts w:ascii="Times New Roman" w:hAnsi="Times New Roman" w:cs="Times New Roman"/>
-          <w:sz w:val="28"/>
-          <w:szCs w:val="28"/>
-        </w:rPr>
-        <w:t>плеера</w:t>
-      </w:r>
-      <w:r>
-        <w:rPr>
-          <w:rFonts w:ascii="Times New Roman" w:hAnsi="Times New Roman" w:cs="Times New Roman"/>
-          <w:sz w:val="28"/>
-          <w:szCs w:val="28"/>
-        </w:rPr>
-        <w:t xml:space="preserve"> </w:t>
-      </w:r>
-      <w:r>
-        <w:rPr>
-          <w:rFonts w:ascii="Times New Roman" w:hAnsi="Times New Roman" w:cs="Times New Roman"/>
-          <w:sz w:val="28"/>
-          <w:szCs w:val="28"/>
-        </w:rPr>
-        <w:t>и</w:t>
-      </w:r>
-      <w:r>
-        <w:rPr>
-          <w:rFonts w:ascii="Times New Roman" w:hAnsi="Times New Roman" w:cs="Times New Roman"/>
-          <w:sz w:val="28"/>
-          <w:szCs w:val="28"/>
-        </w:rPr>
-        <w:t xml:space="preserve"> </w:t>
-      </w:r>
-      <w:r>
-        <w:rPr>
-          <w:rFonts w:ascii="Times New Roman" w:hAnsi="Times New Roman" w:cs="Times New Roman"/>
-          <w:sz w:val="28"/>
-          <w:szCs w:val="28"/>
-        </w:rPr>
-        <w:t>пути</w:t>
-      </w:r>
-      <w:r>
-        <w:rPr>
-          <w:rFonts w:ascii="Times New Roman" w:hAnsi="Times New Roman" w:cs="Times New Roman"/>
-          <w:sz w:val="28"/>
-          <w:szCs w:val="28"/>
-        </w:rPr>
-        <w:t xml:space="preserve"> </w:t>
-      </w:r>
-      <w:r>
-        <w:rPr>
-          <w:rFonts w:ascii="Times New Roman" w:hAnsi="Times New Roman" w:cs="Times New Roman"/>
-          <w:sz w:val="28"/>
-          <w:szCs w:val="28"/>
-        </w:rPr>
-        <w:t>к фильму.</w:t>
-      </w:r>
-    </w:p>
-    <w:p>
-      <w:pPr>
-        <w:spacing w:after="0" w:line="360" w:lineRule="auto"/>
-        <w:ind w:firstLine="709"/>
-        <w:jc w:val="both"/>
-        <w:rPr>
-          <w:rFonts w:ascii="Times New Roman" w:hAnsi="Times New Roman" w:cs="Times New Roman"/>
-          <w:sz w:val="28"/>
-          <w:szCs w:val="28"/>
-        </w:rPr>
-      </w:pPr>
-      <w:r>
-        <w:rPr>
-          <w:rFonts w:ascii="Times New Roman" w:hAnsi="Times New Roman" w:cs="Times New Roman"/>
-          <w:sz w:val="28"/>
-          <w:szCs w:val="28"/>
-          <w:lang w:val="en-US"/>
-        </w:rPr>
-        <w:t>private</w:t>
-      </w:r>
-      <w:r>
-        <w:rPr>
-          <w:rFonts w:ascii="Times New Roman" w:hAnsi="Times New Roman" w:cs="Times New Roman"/>
-          <w:sz w:val="28"/>
-          <w:szCs w:val="28"/>
-        </w:rPr>
-        <w:t xml:space="preserve"> </w:t>
-      </w:r>
-      <w:r>
-        <w:rPr>
-          <w:rFonts w:ascii="Times New Roman" w:hAnsi="Times New Roman" w:cs="Times New Roman"/>
-          <w:sz w:val="28"/>
-          <w:szCs w:val="28"/>
-          <w:lang w:val="en-US"/>
-        </w:rPr>
-        <w:t>void</w:t>
-      </w:r>
-      <w:r>
-        <w:rPr>
-          <w:rFonts w:ascii="Times New Roman" w:hAnsi="Times New Roman" w:cs="Times New Roman"/>
-          <w:sz w:val="28"/>
-          <w:szCs w:val="28"/>
-        </w:rPr>
-        <w:t xml:space="preserve"> </w:t>
-      </w:r>
-      <w:r>
-        <w:rPr>
-          <w:rFonts w:ascii="Times New Roman" w:hAnsi="Times New Roman" w:cs="Times New Roman"/>
-          <w:sz w:val="28"/>
-          <w:szCs w:val="28"/>
-          <w:lang w:val="en-US"/>
-        </w:rPr>
-        <w:t>VideoPlayerForm</w:t>
-      </w:r>
-      <w:r>
-        <w:rPr>
-          <w:rFonts w:ascii="Times New Roman" w:hAnsi="Times New Roman" w:cs="Times New Roman"/>
-          <w:sz w:val="28"/>
-          <w:szCs w:val="28"/>
-        </w:rPr>
-        <w:t>_</w:t>
-      </w:r>
-      <w:r>
-        <w:rPr>
-          <w:rFonts w:ascii="Times New Roman" w:hAnsi="Times New Roman" w:cs="Times New Roman"/>
-          <w:sz w:val="28"/>
-          <w:szCs w:val="28"/>
-          <w:lang w:val="en-US"/>
-        </w:rPr>
-        <w:t>Load</w:t>
-      </w:r>
-      <w:r>
-        <w:rPr>
-          <w:rFonts w:ascii="Times New Roman" w:hAnsi="Times New Roman" w:cs="Times New Roman"/>
-          <w:sz w:val="28"/>
-          <w:szCs w:val="28"/>
-        </w:rPr>
-        <w:t xml:space="preserve"> – </w:t>
-      </w:r>
-      <w:r>
-        <w:rPr>
-          <w:rFonts w:ascii="Times New Roman" w:hAnsi="Times New Roman" w:cs="Times New Roman"/>
-          <w:sz w:val="28"/>
-          <w:szCs w:val="28"/>
-        </w:rPr>
-        <w:t>загрузка</w:t>
-      </w:r>
-      <w:r>
-        <w:rPr>
-          <w:rFonts w:ascii="Times New Roman" w:hAnsi="Times New Roman" w:cs="Times New Roman"/>
-          <w:sz w:val="28"/>
-          <w:szCs w:val="28"/>
-        </w:rPr>
-        <w:t xml:space="preserve"> </w:t>
-      </w:r>
-      <w:r>
-        <w:rPr>
-          <w:rFonts w:ascii="Times New Roman" w:hAnsi="Times New Roman" w:cs="Times New Roman"/>
-          <w:sz w:val="28"/>
-          <w:szCs w:val="28"/>
-        </w:rPr>
-        <w:t>пути</w:t>
-      </w:r>
-      <w:r>
-        <w:rPr>
-          <w:rFonts w:ascii="Times New Roman" w:hAnsi="Times New Roman" w:cs="Times New Roman"/>
-          <w:sz w:val="28"/>
-          <w:szCs w:val="28"/>
-        </w:rPr>
-        <w:t xml:space="preserve"> </w:t>
-      </w:r>
-      <w:r>
-        <w:rPr>
-          <w:rFonts w:ascii="Times New Roman" w:hAnsi="Times New Roman" w:cs="Times New Roman"/>
-          <w:sz w:val="28"/>
-          <w:szCs w:val="28"/>
-        </w:rPr>
-        <w:t>к</w:t>
-      </w:r>
-      <w:r>
-        <w:rPr>
-          <w:rFonts w:ascii="Times New Roman" w:hAnsi="Times New Roman" w:cs="Times New Roman"/>
-          <w:sz w:val="28"/>
-          <w:szCs w:val="28"/>
-        </w:rPr>
-        <w:t xml:space="preserve"> </w:t>
-      </w:r>
-      <w:r>
-        <w:rPr>
-          <w:rFonts w:ascii="Times New Roman" w:hAnsi="Times New Roman" w:cs="Times New Roman"/>
-          <w:sz w:val="28"/>
-          <w:szCs w:val="28"/>
-        </w:rPr>
-        <w:t>фильму</w:t>
-      </w:r>
-      <w:r>
-        <w:rPr>
-          <w:rFonts w:ascii="Times New Roman" w:hAnsi="Times New Roman" w:cs="Times New Roman"/>
-          <w:sz w:val="28"/>
-          <w:szCs w:val="28"/>
-        </w:rPr>
-        <w:t xml:space="preserve"> </w:t>
-      </w:r>
-      <w:r>
-        <w:rPr>
-          <w:rFonts w:ascii="Times New Roman" w:hAnsi="Times New Roman" w:cs="Times New Roman"/>
-          <w:sz w:val="28"/>
-          <w:szCs w:val="28"/>
-        </w:rPr>
-        <w:t>и</w:t>
-      </w:r>
-      <w:r>
-        <w:rPr>
-          <w:rFonts w:ascii="Times New Roman" w:hAnsi="Times New Roman" w:cs="Times New Roman"/>
-          <w:sz w:val="28"/>
-          <w:szCs w:val="28"/>
-        </w:rPr>
-        <w:t xml:space="preserve"> </w:t>
-      </w:r>
-      <w:r>
-        <w:rPr>
-          <w:rFonts w:ascii="Times New Roman" w:hAnsi="Times New Roman" w:cs="Times New Roman"/>
-          <w:sz w:val="28"/>
-          <w:szCs w:val="28"/>
-        </w:rPr>
-        <w:t>настройка элементов.</w:t>
-      </w:r>
-    </w:p>
-    <w:p>
-      <w:pPr>
-        <w:spacing w:after="0" w:line="360" w:lineRule="auto"/>
-        <w:ind w:firstLine="709"/>
-        <w:jc w:val="both"/>
-        <w:rPr>
-          <w:rFonts w:ascii="Times New Roman" w:hAnsi="Times New Roman" w:cs="Times New Roman"/>
-          <w:sz w:val="28"/>
-          <w:szCs w:val="28"/>
-          <w:lang w:val="en-US"/>
-        </w:rPr>
-      </w:pPr>
-      <w:r>
-        <w:rPr>
-          <w:rFonts w:ascii="Times New Roman" w:hAnsi="Times New Roman" w:cs="Times New Roman"/>
-          <w:sz w:val="28"/>
-          <w:szCs w:val="28"/>
-        </w:rPr>
-        <w:t>Класс</w:t>
-      </w:r>
-      <w:r>
-        <w:rPr>
-          <w:rFonts w:ascii="Times New Roman" w:hAnsi="Times New Roman" w:cs="Times New Roman"/>
-          <w:sz w:val="28"/>
-          <w:szCs w:val="28"/>
-          <w:lang w:val="en-US"/>
-        </w:rPr>
-        <w:t xml:space="preserve"> MovieRepository</w:t>
-      </w:r>
-    </w:p>
-    <w:p>
-      <w:pPr>
-        <w:spacing w:after="0" w:line="360" w:lineRule="auto"/>
-        <w:ind w:firstLine="709"/>
-        <w:jc w:val="both"/>
-        <w:rPr>
-          <w:rFonts w:ascii="Times New Roman" w:hAnsi="Times New Roman" w:cs="Times New Roman"/>
-          <w:sz w:val="28"/>
-          <w:szCs w:val="28"/>
-        </w:rPr>
-      </w:pPr>
-      <w:r>
-        <w:rPr>
-          <w:rFonts w:ascii="Times New Roman" w:hAnsi="Times New Roman" w:cs="Times New Roman"/>
-          <w:sz w:val="28"/>
-          <w:szCs w:val="28"/>
-        </w:rPr>
-        <w:t>Поля:</w:t>
-      </w:r>
-    </w:p>
-    <w:p>
-      <w:pPr>
-        <w:spacing w:after="0" w:line="360" w:lineRule="auto"/>
-        <w:ind w:firstLine="709"/>
-        <w:jc w:val="both"/>
-        <w:rPr>
-          <w:rFonts w:ascii="Times New Roman" w:hAnsi="Times New Roman" w:cs="Times New Roman"/>
-          <w:sz w:val="28"/>
-          <w:szCs w:val="28"/>
-        </w:rPr>
-      </w:pPr>
-      <w:r>
-        <w:rPr>
-          <w:rFonts w:ascii="Times New Roman" w:hAnsi="Times New Roman" w:cs="Times New Roman"/>
-          <w:sz w:val="28"/>
-          <w:szCs w:val="28"/>
-        </w:rPr>
-        <w:t>connectionString : string – строка подключения к базе данных.</w:t>
-      </w:r>
-    </w:p>
-    <w:p>
-      <w:pPr>
-        <w:spacing w:after="0" w:line="360" w:lineRule="auto"/>
-        <w:ind w:firstLine="709"/>
-        <w:jc w:val="both"/>
-        <w:rPr>
-          <w:rFonts w:ascii="Times New Roman" w:hAnsi="Times New Roman" w:cs="Times New Roman"/>
-          <w:sz w:val="28"/>
-          <w:szCs w:val="28"/>
-        </w:rPr>
-      </w:pPr>
-      <w:r>
-        <w:rPr>
-          <w:rFonts w:ascii="Times New Roman" w:hAnsi="Times New Roman" w:cs="Times New Roman"/>
-          <w:sz w:val="28"/>
-          <w:szCs w:val="28"/>
-        </w:rPr>
-        <w:t>Методы:</w:t>
-      </w:r>
-    </w:p>
-    <w:p>
-      <w:pPr>
-        <w:spacing w:after="0" w:line="360" w:lineRule="auto"/>
-        <w:ind w:firstLine="709"/>
-        <w:jc w:val="both"/>
-        <w:rPr>
-          <w:rFonts w:ascii="Times New Roman" w:hAnsi="Times New Roman" w:cs="Times New Roman"/>
-          <w:sz w:val="28"/>
-          <w:szCs w:val="28"/>
-        </w:rPr>
-      </w:pPr>
-      <w:r>
-        <w:rPr>
-          <w:rFonts w:ascii="Times New Roman" w:hAnsi="Times New Roman" w:cs="Times New Roman"/>
-          <w:sz w:val="28"/>
-          <w:szCs w:val="28"/>
-        </w:rPr>
-        <w:t>ConnectionDB() – внутренний приватный метод для создания, настройки и возврата объекта подключения к базе данных.</w:t>
       </w:r>
     </w:p>
     <w:p>
@@ -5308,46 +5509,6 @@
           <w:sz w:val="28"/>
           <w:szCs w:val="28"/>
         </w:rPr>
-        <w:t>ConnectionDB() – внутренний приватный метод для создания и открытия соединения с базой данных.</w:t>
-      </w:r>
-    </w:p>
-    <w:p>
-      <w:pPr>
-        <w:spacing w:after="0" w:line="360" w:lineRule="auto"/>
-        <w:ind w:firstLine="709"/>
-        <w:jc w:val="both"/>
-        <w:rPr>
-          <w:rFonts w:ascii="Times New Roman" w:hAnsi="Times New Roman" w:cs="Times New Roman"/>
-          <w:sz w:val="28"/>
-          <w:szCs w:val="28"/>
-        </w:rPr>
-      </w:pPr>
-      <w:r>
-        <w:rPr>
-          <w:rFonts w:ascii="Times New Roman" w:hAnsi="Times New Roman" w:cs="Times New Roman"/>
-          <w:sz w:val="28"/>
-          <w:szCs w:val="28"/>
-        </w:rPr>
-        <w:t>TestDB() : bool – выполняет тестовое подключение к базе данных при старте приложения для проверки доступности сервера. Возвращает true, если связь успешно установлена.</w:t>
-      </w:r>
-    </w:p>
-    <w:p>
-      <w:pPr>
-        <w:spacing w:after="0" w:line="360" w:lineRule="auto"/>
-        <w:ind w:firstLine="709"/>
-        <w:jc w:val="both"/>
-        <w:rPr>
-          <w:rFonts w:ascii="Times New Roman" w:hAnsi="Times New Roman" w:cs="Times New Roman"/>
-          <w:sz w:val="28"/>
-          <w:szCs w:val="28"/>
-        </w:rPr>
-      </w:pPr>
-      <w:r>
-        <w:rPr>
-          <w:rFonts w:ascii="Times New Roman" w:hAnsi="Times New Roman" w:cs="Times New Roman"/>
-          <w:sz w:val="28"/>
-          <w:szCs w:val="28"/>
-        </w:rPr>
         <w:t>Authenticate(login : string, passwordHash : string) : User – выполняет запрос к базе данных для поиска пользователя с указанным логином и хэшем пароля. Возвращает заполненный объект User в случае успеха.</w:t>
       </w:r>
     </w:p>
@@ -5388,47 +5549,47 @@
           <w:sz w:val="28"/>
           <w:szCs w:val="28"/>
         </w:rPr>
+        <w:t>RegisterUser(login : string, passwordHash : string, role : string) : void – создает новую запись пользователя в таблице базы данных с присвоением роли.</w:t>
+      </w:r>
+    </w:p>
+    <w:p>
+      <w:pPr>
+        <w:spacing w:after="0" w:line="360" w:lineRule="auto"/>
+        <w:ind w:firstLine="709"/>
+        <w:jc w:val="both"/>
+        <w:rPr>
+          <w:rFonts w:ascii="Times New Roman" w:hAnsi="Times New Roman" w:cs="Times New Roman"/>
+          <w:sz w:val="28"/>
+          <w:szCs w:val="28"/>
+        </w:rPr>
+      </w:pPr>
+      <w:r>
+        <w:rPr>
+          <w:rFonts w:ascii="Times New Roman" w:hAnsi="Times New Roman" w:cs="Times New Roman"/>
+          <w:sz w:val="28"/>
+          <w:szCs w:val="28"/>
+        </w:rPr>
+        <w:t>GetUserHistory(userId : int) : List – загружает из связанной таблицы базы данных историю просмотров конкретного пользователя, возвращая список записей.</w:t>
+      </w:r>
+    </w:p>
+    <w:p>
+      <w:pPr>
+        <w:spacing w:after="0" w:line="360" w:lineRule="auto"/>
+        <w:ind w:firstLine="709"/>
+        <w:jc w:val="both"/>
+        <w:rPr>
+          <w:rFonts w:ascii="Times New Roman" w:hAnsi="Times New Roman" w:cs="Times New Roman"/>
+          <w:sz w:val="28"/>
+          <w:szCs w:val="28"/>
+        </w:rPr>
+      </w:pPr>
+      <w:r>
+        <w:rPr>
+          <w:rFonts w:ascii="Times New Roman" w:hAnsi="Times New Roman" w:cs="Times New Roman"/>
+          <w:sz w:val="28"/>
+          <w:szCs w:val="28"/>
+        </w:rPr>
         <w:lastRenderedPageBreak/>
-        <w:t>RegisterUser(login : string, passwordHash : string, role : string) : void – создает новую запись пользователя в таблице базы данных с присвоением роли.</w:t>
-      </w:r>
-    </w:p>
-    <w:p>
-      <w:pPr>
-        <w:spacing w:after="0" w:line="360" w:lineRule="auto"/>
-        <w:ind w:firstLine="709"/>
-        <w:jc w:val="both"/>
-        <w:rPr>
-          <w:rFonts w:ascii="Times New Roman" w:hAnsi="Times New Roman" w:cs="Times New Roman"/>
-          <w:sz w:val="28"/>
-          <w:szCs w:val="28"/>
-        </w:rPr>
-      </w:pPr>
-      <w:r>
-        <w:rPr>
-          <w:rFonts w:ascii="Times New Roman" w:hAnsi="Times New Roman" w:cs="Times New Roman"/>
-          <w:sz w:val="28"/>
-          <w:szCs w:val="28"/>
-        </w:rPr>
-        <w:t>GetUserHistory(userId : int) : List – загружает из связанной таблицы базы данных историю просмотров конкретного пользователя, возвращая список записей.</w:t>
-      </w:r>
-    </w:p>
-    <w:p>
-      <w:pPr>
-        <w:spacing w:after="0" w:line="360" w:lineRule="auto"/>
-        <w:ind w:firstLine="709"/>
-        <w:jc w:val="both"/>
-        <w:rPr>
-          <w:rFonts w:ascii="Times New Roman" w:hAnsi="Times New Roman" w:cs="Times New Roman"/>
-          <w:sz w:val="28"/>
-          <w:szCs w:val="28"/>
-        </w:rPr>
-      </w:pPr>
-      <w:r>
-        <w:rPr>
-          <w:rFonts w:ascii="Times New Roman" w:hAnsi="Times New Roman" w:cs="Times New Roman"/>
-          <w:sz w:val="28"/>
-          <w:szCs w:val="28"/>
-        </w:rPr>
         <w:t>AddToHistory(userId : int, movieId : int) : void – фиксирует факт просмотра фильма пользователем, добавляя запись с текущей датой в таблицу истории просмотров.</w:t>
       </w:r>
     </w:p>
@@ -5968,8 +6129,433 @@
           <w:szCs w:val="28"/>
           <w:lang w:val="en-US"/>
         </w:rPr>
+        <w:t>public</w:t>
+      </w:r>
+      <w:r>
+        <w:rPr>
+          <w:rFonts w:ascii="Times New Roman" w:hAnsi="Times New Roman" w:cs="Times New Roman"/>
+          <w:sz w:val="28"/>
+          <w:szCs w:val="28"/>
+          <w:lang w:val="en-US"/>
+        </w:rPr>
+        <w:t xml:space="preserve"> </w:t>
+      </w:r>
+      <w:r>
+        <w:rPr>
+          <w:rFonts w:ascii="Times New Roman" w:hAnsi="Times New Roman" w:cs="Times New Roman"/>
+          <w:sz w:val="28"/>
+          <w:szCs w:val="28"/>
+          <w:lang w:val="en-US"/>
+        </w:rPr>
+        <w:t>int</w:t>
+      </w:r>
+      <w:r>
+        <w:rPr>
+          <w:rFonts w:ascii="Times New Roman" w:hAnsi="Times New Roman" w:cs="Times New Roman"/>
+          <w:sz w:val="28"/>
+          <w:szCs w:val="28"/>
+          <w:lang w:val="en-US"/>
+        </w:rPr>
+        <w:t xml:space="preserve"> </w:t>
+      </w:r>
+      <w:r>
+        <w:rPr>
+          <w:rFonts w:ascii="Times New Roman" w:hAnsi="Times New Roman" w:cs="Times New Roman"/>
+          <w:sz w:val="28"/>
+          <w:szCs w:val="28"/>
+          <w:lang w:val="en-US"/>
+        </w:rPr>
+        <w:t>Id</w:t>
+      </w:r>
+      <w:r>
+        <w:rPr>
+          <w:rFonts w:ascii="Times New Roman" w:hAnsi="Times New Roman" w:cs="Times New Roman"/>
+          <w:sz w:val="28"/>
+          <w:szCs w:val="28"/>
+          <w:lang w:val="en-US"/>
+        </w:rPr>
+        <w:t xml:space="preserve"> { </w:t>
+      </w:r>
+      <w:r>
+        <w:rPr>
+          <w:rFonts w:ascii="Times New Roman" w:hAnsi="Times New Roman" w:cs="Times New Roman"/>
+          <w:sz w:val="28"/>
+          <w:szCs w:val="28"/>
+          <w:lang w:val="en-US"/>
+        </w:rPr>
+        <w:t>get</w:t>
+      </w:r>
+      <w:r>
+        <w:rPr>
+          <w:rFonts w:ascii="Times New Roman" w:hAnsi="Times New Roman" w:cs="Times New Roman"/>
+          <w:sz w:val="28"/>
+          <w:szCs w:val="28"/>
+          <w:lang w:val="en-US"/>
+        </w:rPr>
+        <w:t xml:space="preserve">; </w:t>
+      </w:r>
+      <w:r>
+        <w:rPr>
+          <w:rFonts w:ascii="Times New Roman" w:hAnsi="Times New Roman" w:cs="Times New Roman"/>
+          <w:sz w:val="28"/>
+          <w:szCs w:val="28"/>
+          <w:lang w:val="en-US"/>
+        </w:rPr>
+        <w:t>set</w:t>
+      </w:r>
+      <w:r>
+        <w:rPr>
+          <w:rFonts w:ascii="Times New Roman" w:hAnsi="Times New Roman" w:cs="Times New Roman"/>
+          <w:sz w:val="28"/>
+          <w:szCs w:val="28"/>
+          <w:lang w:val="en-US"/>
+        </w:rPr>
+        <w:t xml:space="preserve">; } — </w:t>
+      </w:r>
+      <w:r>
+        <w:rPr>
+          <w:rFonts w:ascii="Times New Roman" w:hAnsi="Times New Roman" w:cs="Times New Roman"/>
+          <w:sz w:val="28"/>
+          <w:szCs w:val="28"/>
+        </w:rPr>
+        <w:t>уникальный</w:t>
+      </w:r>
+      <w:r>
+        <w:rPr>
+          <w:rFonts w:ascii="Times New Roman" w:hAnsi="Times New Roman" w:cs="Times New Roman"/>
+          <w:sz w:val="28"/>
+          <w:szCs w:val="28"/>
+          <w:lang w:val="en-US"/>
+        </w:rPr>
+        <w:t xml:space="preserve"> </w:t>
+      </w:r>
+      <w:r>
+        <w:rPr>
+          <w:rFonts w:ascii="Times New Roman" w:hAnsi="Times New Roman" w:cs="Times New Roman"/>
+          <w:sz w:val="28"/>
+          <w:szCs w:val="28"/>
+        </w:rPr>
+        <w:t>идентификатор</w:t>
+      </w:r>
+      <w:r>
+        <w:rPr>
+          <w:rFonts w:ascii="Times New Roman" w:hAnsi="Times New Roman" w:cs="Times New Roman"/>
+          <w:sz w:val="28"/>
+          <w:szCs w:val="28"/>
+          <w:lang w:val="en-US"/>
+        </w:rPr>
+        <w:t xml:space="preserve"> </w:t>
+      </w:r>
+      <w:r>
+        <w:rPr>
+          <w:rFonts w:ascii="Times New Roman" w:hAnsi="Times New Roman" w:cs="Times New Roman"/>
+          <w:sz w:val="28"/>
+          <w:szCs w:val="28"/>
+        </w:rPr>
+        <w:t>фильма</w:t>
+      </w:r>
+      <w:r>
+        <w:rPr>
+          <w:rFonts w:ascii="Times New Roman" w:hAnsi="Times New Roman" w:cs="Times New Roman"/>
+          <w:sz w:val="28"/>
+          <w:szCs w:val="28"/>
+          <w:lang w:val="en-US"/>
+        </w:rPr>
+        <w:t>.</w:t>
+      </w:r>
+    </w:p>
+    <w:p>
+      <w:pPr>
+        <w:spacing w:after="0" w:line="360" w:lineRule="auto"/>
+        <w:ind w:firstLine="709"/>
+        <w:jc w:val="both"/>
+        <w:rPr>
+          <w:rFonts w:ascii="Times New Roman" w:hAnsi="Times New Roman" w:cs="Times New Roman"/>
+          <w:sz w:val="28"/>
+          <w:szCs w:val="28"/>
+          <w:lang w:val="en-US"/>
+        </w:rPr>
+      </w:pPr>
+      <w:r>
+        <w:rPr>
+          <w:rFonts w:ascii="Times New Roman" w:hAnsi="Times New Roman" w:cs="Times New Roman"/>
+          <w:sz w:val="28"/>
+          <w:szCs w:val="28"/>
+          <w:lang w:val="en-US"/>
+        </w:rPr>
+        <w:t xml:space="preserve">public string Title { get; set; } — </w:t>
+      </w:r>
+      <w:r>
+        <w:rPr>
+          <w:rFonts w:ascii="Times New Roman" w:hAnsi="Times New Roman" w:cs="Times New Roman"/>
+          <w:sz w:val="28"/>
+          <w:szCs w:val="28"/>
+        </w:rPr>
+        <w:t>название</w:t>
+      </w:r>
+      <w:r>
+        <w:rPr>
+          <w:rFonts w:ascii="Times New Roman" w:hAnsi="Times New Roman" w:cs="Times New Roman"/>
+          <w:sz w:val="28"/>
+          <w:szCs w:val="28"/>
+          <w:lang w:val="en-US"/>
+        </w:rPr>
+        <w:t xml:space="preserve"> </w:t>
+      </w:r>
+      <w:r>
+        <w:rPr>
+          <w:rFonts w:ascii="Times New Roman" w:hAnsi="Times New Roman" w:cs="Times New Roman"/>
+          <w:sz w:val="28"/>
+          <w:szCs w:val="28"/>
+        </w:rPr>
+        <w:t>фильма</w:t>
+      </w:r>
+      <w:r>
+        <w:rPr>
+          <w:rFonts w:ascii="Times New Roman" w:hAnsi="Times New Roman" w:cs="Times New Roman"/>
+          <w:sz w:val="28"/>
+          <w:szCs w:val="28"/>
+          <w:lang w:val="en-US"/>
+        </w:rPr>
+        <w:t>.</w:t>
+      </w:r>
+    </w:p>
+    <w:p>
+      <w:pPr>
+        <w:spacing w:after="0" w:line="360" w:lineRule="auto"/>
+        <w:ind w:firstLine="709"/>
+        <w:jc w:val="both"/>
+        <w:rPr>
+          <w:rFonts w:ascii="Times New Roman" w:hAnsi="Times New Roman" w:cs="Times New Roman"/>
+          <w:sz w:val="28"/>
+          <w:szCs w:val="28"/>
+          <w:lang w:val="en-US"/>
+        </w:rPr>
+      </w:pPr>
+      <w:r>
+        <w:rPr>
+          <w:rFonts w:ascii="Times New Roman" w:hAnsi="Times New Roman" w:cs="Times New Roman"/>
+          <w:sz w:val="28"/>
+          <w:szCs w:val="28"/>
+          <w:lang w:val="en-US"/>
+        </w:rPr>
+        <w:t xml:space="preserve">public string Description { get; set; } — </w:t>
+      </w:r>
+      <w:r>
+        <w:rPr>
+          <w:rFonts w:ascii="Times New Roman" w:hAnsi="Times New Roman" w:cs="Times New Roman"/>
+          <w:sz w:val="28"/>
+          <w:szCs w:val="28"/>
+        </w:rPr>
+        <w:t>описание</w:t>
+      </w:r>
+      <w:r>
+        <w:rPr>
+          <w:rFonts w:ascii="Times New Roman" w:hAnsi="Times New Roman" w:cs="Times New Roman"/>
+          <w:sz w:val="28"/>
+          <w:szCs w:val="28"/>
+          <w:lang w:val="en-US"/>
+        </w:rPr>
+        <w:t>.</w:t>
+      </w:r>
+    </w:p>
+    <w:p>
+      <w:pPr>
+        <w:spacing w:after="0" w:line="360" w:lineRule="auto"/>
+        <w:ind w:firstLine="709"/>
+        <w:jc w:val="both"/>
+        <w:rPr>
+          <w:rFonts w:ascii="Times New Roman" w:hAnsi="Times New Roman" w:cs="Times New Roman"/>
+          <w:sz w:val="28"/>
+          <w:szCs w:val="28"/>
+          <w:lang w:val="en-US"/>
+        </w:rPr>
+      </w:pPr>
+      <w:r>
+        <w:rPr>
+          <w:rFonts w:ascii="Times New Roman" w:hAnsi="Times New Roman" w:cs="Times New Roman"/>
+          <w:sz w:val="28"/>
+          <w:szCs w:val="28"/>
+          <w:lang w:val="en-US"/>
+        </w:rPr>
+        <w:t xml:space="preserve">public string Genre { get; set; } — </w:t>
+      </w:r>
+      <w:r>
+        <w:rPr>
+          <w:rFonts w:ascii="Times New Roman" w:hAnsi="Times New Roman" w:cs="Times New Roman"/>
+          <w:sz w:val="28"/>
+          <w:szCs w:val="28"/>
+        </w:rPr>
+        <w:t>жанр</w:t>
+      </w:r>
+      <w:r>
+        <w:rPr>
+          <w:rFonts w:ascii="Times New Roman" w:hAnsi="Times New Roman" w:cs="Times New Roman"/>
+          <w:sz w:val="28"/>
+          <w:szCs w:val="28"/>
+          <w:lang w:val="en-US"/>
+        </w:rPr>
+        <w:t>.</w:t>
+      </w:r>
+    </w:p>
+    <w:p>
+      <w:pPr>
+        <w:spacing w:after="0" w:line="360" w:lineRule="auto"/>
+        <w:ind w:firstLine="709"/>
+        <w:jc w:val="both"/>
+        <w:rPr>
+          <w:rFonts w:ascii="Times New Roman" w:hAnsi="Times New Roman" w:cs="Times New Roman"/>
+          <w:sz w:val="28"/>
+          <w:szCs w:val="28"/>
+          <w:lang w:val="en-US"/>
+        </w:rPr>
+      </w:pPr>
+      <w:r>
+        <w:rPr>
+          <w:rFonts w:ascii="Times New Roman" w:hAnsi="Times New Roman" w:cs="Times New Roman"/>
+          <w:sz w:val="28"/>
+          <w:szCs w:val="28"/>
+          <w:lang w:val="en-US"/>
+        </w:rPr>
+        <w:t xml:space="preserve">public double Rating { get; set; } — </w:t>
+      </w:r>
+      <w:r>
+        <w:rPr>
+          <w:rFonts w:ascii="Times New Roman" w:hAnsi="Times New Roman" w:cs="Times New Roman"/>
+          <w:sz w:val="28"/>
+          <w:szCs w:val="28"/>
+        </w:rPr>
+        <w:t>рейтинг</w:t>
+      </w:r>
+      <w:r>
+        <w:rPr>
+          <w:rFonts w:ascii="Times New Roman" w:hAnsi="Times New Roman" w:cs="Times New Roman"/>
+          <w:sz w:val="28"/>
+          <w:szCs w:val="28"/>
+          <w:lang w:val="en-US"/>
+        </w:rPr>
+        <w:t>.</w:t>
+      </w:r>
+    </w:p>
+    <w:p>
+      <w:pPr>
+        <w:spacing w:after="0" w:line="360" w:lineRule="auto"/>
+        <w:ind w:firstLine="709"/>
+        <w:jc w:val="both"/>
+        <w:rPr>
+          <w:rFonts w:ascii="Times New Roman" w:hAnsi="Times New Roman" w:cs="Times New Roman"/>
+          <w:sz w:val="28"/>
+          <w:szCs w:val="28"/>
+          <w:lang w:val="en-US"/>
+        </w:rPr>
+      </w:pPr>
+      <w:r>
+        <w:rPr>
+          <w:rFonts w:ascii="Times New Roman" w:hAnsi="Times New Roman" w:cs="Times New Roman"/>
+          <w:sz w:val="28"/>
+          <w:szCs w:val="28"/>
+          <w:lang w:val="en-US"/>
+        </w:rPr>
+        <w:t xml:space="preserve">public string PosterPath { get; set; } — </w:t>
+      </w:r>
+      <w:r>
+        <w:rPr>
+          <w:rFonts w:ascii="Times New Roman" w:hAnsi="Times New Roman" w:cs="Times New Roman"/>
+          <w:sz w:val="28"/>
+          <w:szCs w:val="28"/>
+        </w:rPr>
+        <w:t>путь</w:t>
+      </w:r>
+      <w:r>
+        <w:rPr>
+          <w:rFonts w:ascii="Times New Roman" w:hAnsi="Times New Roman" w:cs="Times New Roman"/>
+          <w:sz w:val="28"/>
+          <w:szCs w:val="28"/>
+          <w:lang w:val="en-US"/>
+        </w:rPr>
+        <w:t xml:space="preserve"> </w:t>
+      </w:r>
+      <w:r>
+        <w:rPr>
+          <w:rFonts w:ascii="Times New Roman" w:hAnsi="Times New Roman" w:cs="Times New Roman"/>
+          <w:sz w:val="28"/>
+          <w:szCs w:val="28"/>
+        </w:rPr>
+        <w:t>к</w:t>
+      </w:r>
+      <w:r>
+        <w:rPr>
+          <w:rFonts w:ascii="Times New Roman" w:hAnsi="Times New Roman" w:cs="Times New Roman"/>
+          <w:sz w:val="28"/>
+          <w:szCs w:val="28"/>
+          <w:lang w:val="en-US"/>
+        </w:rPr>
+        <w:t xml:space="preserve"> </w:t>
+      </w:r>
+      <w:r>
+        <w:rPr>
+          <w:rFonts w:ascii="Times New Roman" w:hAnsi="Times New Roman" w:cs="Times New Roman"/>
+          <w:sz w:val="28"/>
+          <w:szCs w:val="28"/>
+        </w:rPr>
+        <w:t>файлу</w:t>
+      </w:r>
+      <w:r>
+        <w:rPr>
+          <w:rFonts w:ascii="Times New Roman" w:hAnsi="Times New Roman" w:cs="Times New Roman"/>
+          <w:sz w:val="28"/>
+          <w:szCs w:val="28"/>
+          <w:lang w:val="en-US"/>
+        </w:rPr>
+        <w:t xml:space="preserve"> </w:t>
+      </w:r>
+      <w:r>
+        <w:rPr>
+          <w:rFonts w:ascii="Times New Roman" w:hAnsi="Times New Roman" w:cs="Times New Roman"/>
+          <w:sz w:val="28"/>
+          <w:szCs w:val="28"/>
+        </w:rPr>
+        <w:t>постера</w:t>
+      </w:r>
+      <w:r>
+        <w:rPr>
+          <w:rFonts w:ascii="Times New Roman" w:hAnsi="Times New Roman" w:cs="Times New Roman"/>
+          <w:sz w:val="28"/>
+          <w:szCs w:val="28"/>
+          <w:lang w:val="en-US"/>
+        </w:rPr>
+        <w:t>.</w:t>
+      </w:r>
+    </w:p>
+    <w:p>
+      <w:pPr>
+        <w:spacing w:after="0" w:line="360" w:lineRule="auto"/>
+        <w:ind w:firstLine="709"/>
+        <w:jc w:val="both"/>
+        <w:rPr>
+          <w:rFonts w:ascii="Times New Roman" w:hAnsi="Times New Roman" w:cs="Times New Roman"/>
+          <w:sz w:val="28"/>
+          <w:szCs w:val="28"/>
+          <w:lang w:val="en-US"/>
+        </w:rPr>
+      </w:pPr>
+      <w:r>
+        <w:rPr>
+          <w:rFonts w:ascii="Times New Roman" w:hAnsi="Times New Roman" w:cs="Times New Roman"/>
+          <w:sz w:val="28"/>
+          <w:szCs w:val="28"/>
+          <w:lang w:val="en-US"/>
+        </w:rPr>
         <w:lastRenderedPageBreak/>
-        <w:t>public</w:t>
+        <w:t xml:space="preserve">public string VideoPath480p { get; set; } — </w:t>
+      </w:r>
+      <w:r>
+        <w:rPr>
+          <w:rFonts w:ascii="Times New Roman" w:hAnsi="Times New Roman" w:cs="Times New Roman"/>
+          <w:sz w:val="28"/>
+          <w:szCs w:val="28"/>
+        </w:rPr>
+        <w:t>путь</w:t>
       </w:r>
       <w:r>
         <w:rPr>
@@ -5985,9 +6571,25 @@
           <w:rFonts w:ascii="Times New Roman" w:hAnsi="Times New Roman" w:cs="Times New Roman"/>
           <w:sz w:val="28"/>
           <w:szCs w:val="28"/>
+        </w:rPr>
+        <w:t>к</w:t>
+      </w:r>
+      <w:r>
+        <w:rPr>
+          <w:rFonts w:ascii="Times New Roman" w:hAnsi="Times New Roman" w:cs="Times New Roman"/>
+          <w:sz w:val="28"/>
+          <w:szCs w:val="28"/>
           <w:lang w:val="en-US"/>
         </w:rPr>
-        <w:t>int</w:t>
+        <w:t xml:space="preserve"> </w:t>
+      </w:r>
+      <w:r>
+        <w:rPr>
+          <w:rFonts w:ascii="Times New Roman" w:hAnsi="Times New Roman" w:cs="Times New Roman"/>
+          <w:sz w:val="28"/>
+          <w:szCs w:val="28"/>
+        </w:rPr>
+        <w:t>видео</w:t>
       </w:r>
       <w:r>
         <w:rPr>
@@ -5996,6 +6598,45 @@
           <w:szCs w:val="28"/>
           <w:lang w:val="en-US"/>
         </w:rPr>
+        <w:t xml:space="preserve"> 480p.</w:t>
+      </w:r>
+    </w:p>
+    <w:p>
+      <w:pPr>
+        <w:spacing w:after="0" w:line="360" w:lineRule="auto"/>
+        <w:ind w:firstLine="709"/>
+        <w:jc w:val="both"/>
+        <w:rPr>
+          <w:rFonts w:ascii="Times New Roman" w:hAnsi="Times New Roman" w:cs="Times New Roman"/>
+          <w:sz w:val="28"/>
+          <w:szCs w:val="28"/>
+          <w:lang w:val="en-US"/>
+        </w:rPr>
+      </w:pPr>
+      <w:r>
+        <w:rPr>
+          <w:rFonts w:ascii="Times New Roman" w:hAnsi="Times New Roman" w:cs="Times New Roman"/>
+          <w:sz w:val="28"/>
+          <w:szCs w:val="28"/>
+          <w:lang w:val="en-US"/>
+        </w:rPr>
+        <w:t xml:space="preserve">public string VideoPath720p { get; set; } — </w:t>
+      </w:r>
+      <w:r>
+        <w:rPr>
+          <w:rFonts w:ascii="Times New Roman" w:hAnsi="Times New Roman" w:cs="Times New Roman"/>
+          <w:sz w:val="28"/>
+          <w:szCs w:val="28"/>
+        </w:rPr>
+        <w:t>путь</w:t>
+      </w:r>
+      <w:r>
+        <w:rPr>
+          <w:rFonts w:ascii="Times New Roman" w:hAnsi="Times New Roman" w:cs="Times New Roman"/>
+          <w:sz w:val="28"/>
+          <w:szCs w:val="28"/>
+          <w:lang w:val="en-US"/>
+        </w:rPr>
         <w:t xml:space="preserve"> </w:t>
       </w:r>
       <w:r>
@@ -6003,9 +6644,25 @@
           <w:rFonts w:ascii="Times New Roman" w:hAnsi="Times New Roman" w:cs="Times New Roman"/>
           <w:sz w:val="28"/>
           <w:szCs w:val="28"/>
+        </w:rPr>
+        <w:t>к</w:t>
+      </w:r>
+      <w:r>
+        <w:rPr>
+          <w:rFonts w:ascii="Times New Roman" w:hAnsi="Times New Roman" w:cs="Times New Roman"/>
+          <w:sz w:val="28"/>
+          <w:szCs w:val="28"/>
           <w:lang w:val="en-US"/>
         </w:rPr>
-        <w:t>Id</w:t>
+        <w:t xml:space="preserve"> </w:t>
+      </w:r>
+      <w:r>
+        <w:rPr>
+          <w:rFonts w:ascii="Times New Roman" w:hAnsi="Times New Roman" w:cs="Times New Roman"/>
+          <w:sz w:val="28"/>
+          <w:szCs w:val="28"/>
+        </w:rPr>
+        <w:t>видео</w:t>
       </w:r>
       <w:r>
         <w:rPr>
@@ -6014,7 +6671,7 @@
           <w:szCs w:val="28"/>
           <w:lang w:val="en-US"/>
         </w:rPr>
-        <w:t xml:space="preserve"> { </w:t>
+        <w:t xml:space="preserve"> 7</w:t>
       </w:r>
       <w:r>
         <w:rPr>
@@ -6023,17 +6680,21 @@
           <w:szCs w:val="28"/>
           <w:lang w:val="en-US"/>
         </w:rPr>
-        <w:t>get</w:t>
-      </w:r>
-      <w:r>
+        <w:t>20p.</w:t>
+      </w:r>
+    </w:p>
+    <w:p>
+      <w:pPr>
+        <w:spacing w:after="0" w:line="360" w:lineRule="auto"/>
+        <w:ind w:firstLine="709"/>
+        <w:jc w:val="both"/>
         <w:rPr>
           <w:rFonts w:ascii="Times New Roman" w:hAnsi="Times New Roman" w:cs="Times New Roman"/>
           <w:sz w:val="28"/>
           <w:szCs w:val="28"/>
           <w:lang w:val="en-US"/>
         </w:rPr>
-        <w:t xml:space="preserve">; </w:t>
-      </w:r>
+      </w:pPr>
       <w:r>
         <w:rPr>
           <w:rFonts w:ascii="Times New Roman" w:hAnsi="Times New Roman" w:cs="Times New Roman"/>
@@ -6041,7 +6702,15 @@
           <w:szCs w:val="28"/>
           <w:lang w:val="en-US"/>
         </w:rPr>
-        <w:t>set</w:t>
+        <w:t xml:space="preserve">public string VideoPath1080p { get; set; } — </w:t>
+      </w:r>
+      <w:r>
+        <w:rPr>
+          <w:rFonts w:ascii="Times New Roman" w:hAnsi="Times New Roman" w:cs="Times New Roman"/>
+          <w:sz w:val="28"/>
+          <w:szCs w:val="28"/>
+        </w:rPr>
+        <w:t>путь</w:t>
       </w:r>
       <w:r>
         <w:rPr>
@@ -6050,15 +6719,15 @@
           <w:szCs w:val="28"/>
           <w:lang w:val="en-US"/>
         </w:rPr>
-        <w:t xml:space="preserve">; } — </w:t>
-      </w:r>
-      <w:r>
-        <w:rPr>
-          <w:rFonts w:ascii="Times New Roman" w:hAnsi="Times New Roman" w:cs="Times New Roman"/>
-          <w:sz w:val="28"/>
-          <w:szCs w:val="28"/>
-        </w:rPr>
-        <w:t>уникальный</w:t>
+        <w:t xml:space="preserve"> </w:t>
+      </w:r>
+      <w:r>
+        <w:rPr>
+          <w:rFonts w:ascii="Times New Roman" w:hAnsi="Times New Roman" w:cs="Times New Roman"/>
+          <w:sz w:val="28"/>
+          <w:szCs w:val="28"/>
+        </w:rPr>
+        <w:t>к</w:t>
       </w:r>
       <w:r>
         <w:rPr>
@@ -6075,7 +6744,7 @@
           <w:sz w:val="28"/>
           <w:szCs w:val="28"/>
         </w:rPr>
-        <w:t>идентификатор</w:t>
+        <w:t>видео</w:t>
       </w:r>
       <w:r>
         <w:rPr>
@@ -6084,6 +6753,75 @@
           <w:szCs w:val="28"/>
           <w:lang w:val="en-US"/>
         </w:rPr>
+        <w:t xml:space="preserve"> 1080p.</w:t>
+      </w:r>
+    </w:p>
+    <w:p>
+      <w:pPr>
+        <w:spacing w:after="0" w:line="360" w:lineRule="auto"/>
+        <w:ind w:firstLine="709"/>
+        <w:jc w:val="both"/>
+        <w:rPr>
+          <w:rFonts w:ascii="Times New Roman" w:hAnsi="Times New Roman" w:cs="Times New Roman"/>
+          <w:sz w:val="28"/>
+          <w:szCs w:val="28"/>
+          <w:lang w:val="en-US"/>
+        </w:rPr>
+      </w:pPr>
+      <w:r>
+        <w:rPr>
+          <w:rFonts w:ascii="Times New Roman" w:hAnsi="Times New Roman" w:cs="Times New Roman"/>
+          <w:sz w:val="28"/>
+          <w:szCs w:val="28"/>
+        </w:rPr>
+        <w:t>Методы</w:t>
+      </w:r>
+      <w:r>
+        <w:rPr>
+          <w:rFonts w:ascii="Times New Roman" w:hAnsi="Times New Roman" w:cs="Times New Roman"/>
+          <w:sz w:val="28"/>
+          <w:szCs w:val="28"/>
+          <w:lang w:val="en-US"/>
+        </w:rPr>
+        <w:t>:</w:t>
+      </w:r>
+    </w:p>
+    <w:p>
+      <w:pPr>
+        <w:spacing w:after="0" w:line="360" w:lineRule="auto"/>
+        <w:ind w:firstLine="709"/>
+        <w:jc w:val="both"/>
+        <w:rPr>
+          <w:rFonts w:ascii="Times New Roman" w:hAnsi="Times New Roman" w:cs="Times New Roman"/>
+          <w:sz w:val="28"/>
+          <w:szCs w:val="28"/>
+          <w:lang w:val="en-US"/>
+        </w:rPr>
+      </w:pPr>
+      <w:r>
+        <w:rPr>
+          <w:rFonts w:ascii="Times New Roman" w:hAnsi="Times New Roman" w:cs="Times New Roman"/>
+          <w:sz w:val="28"/>
+          <w:szCs w:val="28"/>
+          <w:lang w:val="en-US"/>
+        </w:rPr>
+        <w:t xml:space="preserve">public Movie(int id, string title, string genre, double rating) — </w:t>
+      </w:r>
+      <w:r>
+        <w:rPr>
+          <w:rFonts w:ascii="Times New Roman" w:hAnsi="Times New Roman" w:cs="Times New Roman"/>
+          <w:sz w:val="28"/>
+          <w:szCs w:val="28"/>
+        </w:rPr>
+        <w:t>конструктор</w:t>
+      </w:r>
+      <w:r>
+        <w:rPr>
+          <w:rFonts w:ascii="Times New Roman" w:hAnsi="Times New Roman" w:cs="Times New Roman"/>
+          <w:sz w:val="28"/>
+          <w:szCs w:val="28"/>
+          <w:lang w:val="en-US"/>
+        </w:rPr>
         <w:t xml:space="preserve"> </w:t>
       </w:r>
       <w:r>
@@ -6092,6 +6830,57 @@
           <w:sz w:val="28"/>
           <w:szCs w:val="28"/>
         </w:rPr>
+        <w:t>для</w:t>
+      </w:r>
+      <w:r>
+        <w:rPr>
+          <w:rFonts w:ascii="Times New Roman" w:hAnsi="Times New Roman" w:cs="Times New Roman"/>
+          <w:sz w:val="28"/>
+          <w:szCs w:val="28"/>
+          <w:lang w:val="en-US"/>
+        </w:rPr>
+        <w:t xml:space="preserve"> </w:t>
+      </w:r>
+      <w:r>
+        <w:rPr>
+          <w:rFonts w:ascii="Times New Roman" w:hAnsi="Times New Roman" w:cs="Times New Roman"/>
+          <w:sz w:val="28"/>
+          <w:szCs w:val="28"/>
+        </w:rPr>
+        <w:t>быстрого</w:t>
+      </w:r>
+      <w:r>
+        <w:rPr>
+          <w:rFonts w:ascii="Times New Roman" w:hAnsi="Times New Roman" w:cs="Times New Roman"/>
+          <w:sz w:val="28"/>
+          <w:szCs w:val="28"/>
+          <w:lang w:val="en-US"/>
+        </w:rPr>
+        <w:t xml:space="preserve"> </w:t>
+      </w:r>
+      <w:r>
+        <w:rPr>
+          <w:rFonts w:ascii="Times New Roman" w:hAnsi="Times New Roman" w:cs="Times New Roman"/>
+          <w:sz w:val="28"/>
+          <w:szCs w:val="28"/>
+        </w:rPr>
+        <w:t>создания</w:t>
+      </w:r>
+      <w:r>
+        <w:rPr>
+          <w:rFonts w:ascii="Times New Roman" w:hAnsi="Times New Roman" w:cs="Times New Roman"/>
+          <w:sz w:val="28"/>
+          <w:szCs w:val="28"/>
+          <w:lang w:val="en-US"/>
+        </w:rPr>
+        <w:t xml:space="preserve"> </w:t>
+      </w:r>
+      <w:r>
+        <w:rPr>
+          <w:rFonts w:ascii="Times New Roman" w:hAnsi="Times New Roman" w:cs="Times New Roman"/>
+          <w:sz w:val="28"/>
+          <w:szCs w:val="28"/>
+        </w:rPr>
         <w:t>фильма</w:t>
       </w:r>
       <w:r>
@@ -6113,9 +6902,25 @@
           <w:rFonts w:ascii="Times New Roman" w:hAnsi="Times New Roman" w:cs="Times New Roman"/>
           <w:sz w:val="28"/>
           <w:szCs w:val="28"/>
+        </w:rPr>
+      </w:pPr>
+      <w:r>
+        <w:rPr>
+          <w:rFonts w:ascii="Times New Roman" w:hAnsi="Times New Roman" w:cs="Times New Roman"/>
+          <w:sz w:val="28"/>
+          <w:szCs w:val="28"/>
           <w:lang w:val="en-US"/>
         </w:rPr>
-      </w:pPr>
+        <w:t xml:space="preserve">public string GetVideoPathByQuality(string quality) — </w:t>
+      </w:r>
+      <w:r>
+        <w:rPr>
+          <w:rFonts w:ascii="Times New Roman" w:hAnsi="Times New Roman" w:cs="Times New Roman"/>
+          <w:sz w:val="28"/>
+          <w:szCs w:val="28"/>
+        </w:rPr>
+        <w:t>возвращает</w:t>
+      </w:r>
       <w:r>
         <w:rPr>
           <w:rFonts w:ascii="Times New Roman" w:hAnsi="Times New Roman" w:cs="Times New Roman"/>
@@ -6123,15 +6928,15 @@
           <w:szCs w:val="28"/>
           <w:lang w:val="en-US"/>
         </w:rPr>
-        <w:t xml:space="preserve">public string Title { get; set; } — </w:t>
-      </w:r>
-      <w:r>
-        <w:rPr>
-          <w:rFonts w:ascii="Times New Roman" w:hAnsi="Times New Roman" w:cs="Times New Roman"/>
-          <w:sz w:val="28"/>
-          <w:szCs w:val="28"/>
-        </w:rPr>
-        <w:t>название</w:t>
+        <w:t xml:space="preserve"> </w:t>
+      </w:r>
+      <w:r>
+        <w:rPr>
+          <w:rFonts w:ascii="Times New Roman" w:hAnsi="Times New Roman" w:cs="Times New Roman"/>
+          <w:sz w:val="28"/>
+          <w:szCs w:val="28"/>
+        </w:rPr>
+        <w:t>путь</w:t>
       </w:r>
       <w:r>
         <w:rPr>
@@ -6148,7 +6953,7 @@
           <w:sz w:val="28"/>
           <w:szCs w:val="28"/>
         </w:rPr>
-        <w:t>фильма</w:t>
+        <w:t>к</w:t>
       </w:r>
       <w:r>
         <w:rPr>
@@ -6157,21 +6962,33 @@
           <w:szCs w:val="28"/>
           <w:lang w:val="en-US"/>
         </w:rPr>
-        <w:t>.</w:t>
-      </w:r>
-    </w:p>
-    <w:p>
-      <w:pPr>
-        <w:spacing w:after="0" w:line="360" w:lineRule="auto"/>
-        <w:ind w:firstLine="709"/>
-        <w:jc w:val="both"/>
+        <w:t xml:space="preserve"> </w:t>
+      </w:r>
+      <w:r>
+        <w:rPr>
+          <w:rFonts w:ascii="Times New Roman" w:hAnsi="Times New Roman" w:cs="Times New Roman"/>
+          <w:sz w:val="28"/>
+          <w:szCs w:val="28"/>
+        </w:rPr>
+        <w:t>видеофайлу</w:t>
+      </w:r>
+      <w:r>
         <w:rPr>
           <w:rFonts w:ascii="Times New Roman" w:hAnsi="Times New Roman" w:cs="Times New Roman"/>
           <w:sz w:val="28"/>
           <w:szCs w:val="28"/>
           <w:lang w:val="en-US"/>
         </w:rPr>
-      </w:pPr>
+        <w:t xml:space="preserve"> </w:t>
+      </w:r>
+      <w:r>
+        <w:rPr>
+          <w:rFonts w:ascii="Times New Roman" w:hAnsi="Times New Roman" w:cs="Times New Roman"/>
+          <w:sz w:val="28"/>
+          <w:szCs w:val="28"/>
+        </w:rPr>
+        <w:t>в</w:t>
+      </w:r>
       <w:r>
         <w:rPr>
           <w:rFonts w:ascii="Times New Roman" w:hAnsi="Times New Roman" w:cs="Times New Roman"/>
@@ -6179,15 +6996,15 @@
           <w:szCs w:val="28"/>
           <w:lang w:val="en-US"/>
         </w:rPr>
-        <w:t xml:space="preserve">public string Description { get; set; } — </w:t>
-      </w:r>
-      <w:r>
-        <w:rPr>
-          <w:rFonts w:ascii="Times New Roman" w:hAnsi="Times New Roman" w:cs="Times New Roman"/>
-          <w:sz w:val="28"/>
-          <w:szCs w:val="28"/>
-        </w:rPr>
-        <w:t>описание</w:t>
+        <w:t xml:space="preserve"> </w:t>
+      </w:r>
+      <w:r>
+        <w:rPr>
+          <w:rFonts w:ascii="Times New Roman" w:hAnsi="Times New Roman" w:cs="Times New Roman"/>
+          <w:sz w:val="28"/>
+          <w:szCs w:val="28"/>
+        </w:rPr>
+        <w:t>зависимости</w:t>
       </w:r>
       <w:r>
         <w:rPr>
@@ -6196,21 +7013,33 @@
           <w:szCs w:val="28"/>
           <w:lang w:val="en-US"/>
         </w:rPr>
-        <w:t>.</w:t>
-      </w:r>
-    </w:p>
-    <w:p>
-      <w:pPr>
-        <w:spacing w:after="0" w:line="360" w:lineRule="auto"/>
-        <w:ind w:firstLine="709"/>
-        <w:jc w:val="both"/>
+        <w:t xml:space="preserve"> </w:t>
+      </w:r>
+      <w:r>
+        <w:rPr>
+          <w:rFonts w:ascii="Times New Roman" w:hAnsi="Times New Roman" w:cs="Times New Roman"/>
+          <w:sz w:val="28"/>
+          <w:szCs w:val="28"/>
+        </w:rPr>
+        <w:t>от</w:t>
+      </w:r>
+      <w:r>
         <w:rPr>
           <w:rFonts w:ascii="Times New Roman" w:hAnsi="Times New Roman" w:cs="Times New Roman"/>
           <w:sz w:val="28"/>
           <w:szCs w:val="28"/>
           <w:lang w:val="en-US"/>
         </w:rPr>
-      </w:pPr>
+        <w:t xml:space="preserve"> </w:t>
+      </w:r>
+      <w:r>
+        <w:rPr>
+          <w:rFonts w:ascii="Times New Roman" w:hAnsi="Times New Roman" w:cs="Times New Roman"/>
+          <w:sz w:val="28"/>
+          <w:szCs w:val="28"/>
+        </w:rPr>
+        <w:t>выбранного</w:t>
+      </w:r>
       <w:r>
         <w:rPr>
           <w:rFonts w:ascii="Times New Roman" w:hAnsi="Times New Roman" w:cs="Times New Roman"/>
@@ -6218,15 +7047,15 @@
           <w:szCs w:val="28"/>
           <w:lang w:val="en-US"/>
         </w:rPr>
-        <w:t xml:space="preserve">public string Genre { get; set; } — </w:t>
-      </w:r>
-      <w:r>
-        <w:rPr>
-          <w:rFonts w:ascii="Times New Roman" w:hAnsi="Times New Roman" w:cs="Times New Roman"/>
-          <w:sz w:val="28"/>
-          <w:szCs w:val="28"/>
-        </w:rPr>
-        <w:t>жанр</w:t>
+        <w:t xml:space="preserve"> </w:t>
+      </w:r>
+      <w:r>
+        <w:rPr>
+          <w:rFonts w:ascii="Times New Roman" w:hAnsi="Times New Roman" w:cs="Times New Roman"/>
+          <w:sz w:val="28"/>
+          <w:szCs w:val="28"/>
+        </w:rPr>
+        <w:t>качества</w:t>
       </w:r>
       <w:r>
         <w:rPr>
@@ -6235,725 +7064,6 @@
           <w:szCs w:val="28"/>
           <w:lang w:val="en-US"/>
         </w:rPr>
-        <w:t>.</w:t>
-      </w:r>
-    </w:p>
-    <w:p>
-      <w:pPr>
-        <w:spacing w:after="0" w:line="360" w:lineRule="auto"/>
-        <w:ind w:firstLine="709"/>
-        <w:jc w:val="both"/>
-        <w:rPr>
-          <w:rFonts w:ascii="Times New Roman" w:hAnsi="Times New Roman" w:cs="Times New Roman"/>
-          <w:sz w:val="28"/>
-          <w:szCs w:val="28"/>
-          <w:lang w:val="en-US"/>
-        </w:rPr>
-      </w:pPr>
-      <w:r>
-        <w:rPr>
-          <w:rFonts w:ascii="Times New Roman" w:hAnsi="Times New Roman" w:cs="Times New Roman"/>
-          <w:sz w:val="28"/>
-          <w:szCs w:val="28"/>
-          <w:lang w:val="en-US"/>
-        </w:rPr>
-        <w:t xml:space="preserve">public double Rating { get; set; } — </w:t>
-      </w:r>
-      <w:r>
-        <w:rPr>
-          <w:rFonts w:ascii="Times New Roman" w:hAnsi="Times New Roman" w:cs="Times New Roman"/>
-          <w:sz w:val="28"/>
-          <w:szCs w:val="28"/>
-        </w:rPr>
-        <w:t>рейтинг</w:t>
-      </w:r>
-      <w:r>
-        <w:rPr>
-          <w:rFonts w:ascii="Times New Roman" w:hAnsi="Times New Roman" w:cs="Times New Roman"/>
-          <w:sz w:val="28"/>
-          <w:szCs w:val="28"/>
-          <w:lang w:val="en-US"/>
-        </w:rPr>
-        <w:t xml:space="preserve"> (</w:t>
-      </w:r>
-      <w:r>
-        <w:rPr>
-          <w:rFonts w:ascii="Times New Roman" w:hAnsi="Times New Roman" w:cs="Times New Roman"/>
-          <w:sz w:val="28"/>
-          <w:szCs w:val="28"/>
-        </w:rPr>
-        <w:t>например</w:t>
-      </w:r>
-      <w:r>
-        <w:rPr>
-          <w:rFonts w:ascii="Times New Roman" w:hAnsi="Times New Roman" w:cs="Times New Roman"/>
-          <w:sz w:val="28"/>
-          <w:szCs w:val="28"/>
-          <w:lang w:val="en-US"/>
-        </w:rPr>
-        <w:t xml:space="preserve">, </w:t>
-      </w:r>
-      <w:r>
-        <w:rPr>
-          <w:rFonts w:ascii="Times New Roman" w:hAnsi="Times New Roman" w:cs="Times New Roman"/>
-          <w:sz w:val="28"/>
-          <w:szCs w:val="28"/>
-        </w:rPr>
-        <w:t>от</w:t>
-      </w:r>
-      <w:r>
-        <w:rPr>
-          <w:rFonts w:ascii="Times New Roman" w:hAnsi="Times New Roman" w:cs="Times New Roman"/>
-          <w:sz w:val="28"/>
-          <w:szCs w:val="28"/>
-          <w:lang w:val="en-US"/>
-        </w:rPr>
-        <w:t xml:space="preserve"> 0 </w:t>
-      </w:r>
-      <w:r>
-        <w:rPr>
-          <w:rFonts w:ascii="Times New Roman" w:hAnsi="Times New Roman" w:cs="Times New Roman"/>
-          <w:sz w:val="28"/>
-          <w:szCs w:val="28"/>
-        </w:rPr>
-        <w:t>до</w:t>
-      </w:r>
-      <w:r>
-        <w:rPr>
-          <w:rFonts w:ascii="Times New Roman" w:hAnsi="Times New Roman" w:cs="Times New Roman"/>
-          <w:sz w:val="28"/>
-          <w:szCs w:val="28"/>
-          <w:lang w:val="en-US"/>
-        </w:rPr>
-        <w:t xml:space="preserve"> 10).</w:t>
-      </w:r>
-    </w:p>
-    <w:p>
-      <w:pPr>
-        <w:spacing w:after="0" w:line="360" w:lineRule="auto"/>
-        <w:ind w:firstLine="709"/>
-        <w:jc w:val="both"/>
-        <w:rPr>
-          <w:rFonts w:ascii="Times New Roman" w:hAnsi="Times New Roman" w:cs="Times New Roman"/>
-          <w:sz w:val="28"/>
-          <w:szCs w:val="28"/>
-          <w:lang w:val="en-US"/>
-        </w:rPr>
-      </w:pPr>
-      <w:r>
-        <w:rPr>
-          <w:rFonts w:ascii="Times New Roman" w:hAnsi="Times New Roman" w:cs="Times New Roman"/>
-          <w:sz w:val="28"/>
-          <w:szCs w:val="28"/>
-          <w:lang w:val="en-US"/>
-        </w:rPr>
-        <w:t xml:space="preserve">public string PosterPath { get; set; } — </w:t>
-      </w:r>
-      <w:r>
-        <w:rPr>
-          <w:rFonts w:ascii="Times New Roman" w:hAnsi="Times New Roman" w:cs="Times New Roman"/>
-          <w:sz w:val="28"/>
-          <w:szCs w:val="28"/>
-        </w:rPr>
-        <w:t>путь</w:t>
-      </w:r>
-      <w:r>
-        <w:rPr>
-          <w:rFonts w:ascii="Times New Roman" w:hAnsi="Times New Roman" w:cs="Times New Roman"/>
-          <w:sz w:val="28"/>
-          <w:szCs w:val="28"/>
-          <w:lang w:val="en-US"/>
-        </w:rPr>
-        <w:t xml:space="preserve"> </w:t>
-      </w:r>
-      <w:r>
-        <w:rPr>
-          <w:rFonts w:ascii="Times New Roman" w:hAnsi="Times New Roman" w:cs="Times New Roman"/>
-          <w:sz w:val="28"/>
-          <w:szCs w:val="28"/>
-        </w:rPr>
-        <w:t>к</w:t>
-      </w:r>
-      <w:r>
-        <w:rPr>
-          <w:rFonts w:ascii="Times New Roman" w:hAnsi="Times New Roman" w:cs="Times New Roman"/>
-          <w:sz w:val="28"/>
-          <w:szCs w:val="28"/>
-          <w:lang w:val="en-US"/>
-        </w:rPr>
-        <w:t xml:space="preserve"> </w:t>
-      </w:r>
-      <w:r>
-        <w:rPr>
-          <w:rFonts w:ascii="Times New Roman" w:hAnsi="Times New Roman" w:cs="Times New Roman"/>
-          <w:sz w:val="28"/>
-          <w:szCs w:val="28"/>
-        </w:rPr>
-        <w:t>файлу</w:t>
-      </w:r>
-      <w:r>
-        <w:rPr>
-          <w:rFonts w:ascii="Times New Roman" w:hAnsi="Times New Roman" w:cs="Times New Roman"/>
-          <w:sz w:val="28"/>
-          <w:szCs w:val="28"/>
-          <w:lang w:val="en-US"/>
-        </w:rPr>
-        <w:t xml:space="preserve"> </w:t>
-      </w:r>
-      <w:r>
-        <w:rPr>
-          <w:rFonts w:ascii="Times New Roman" w:hAnsi="Times New Roman" w:cs="Times New Roman"/>
-          <w:sz w:val="28"/>
-          <w:szCs w:val="28"/>
-        </w:rPr>
-        <w:t>постера</w:t>
-      </w:r>
-      <w:r>
-        <w:rPr>
-          <w:rFonts w:ascii="Times New Roman" w:hAnsi="Times New Roman" w:cs="Times New Roman"/>
-          <w:sz w:val="28"/>
-          <w:szCs w:val="28"/>
-          <w:lang w:val="en-US"/>
-        </w:rPr>
-        <w:t>.</w:t>
-      </w:r>
-    </w:p>
-    <w:p>
-      <w:pPr>
-        <w:spacing w:after="0" w:line="360" w:lineRule="auto"/>
-        <w:ind w:firstLine="709"/>
-        <w:jc w:val="both"/>
-        <w:rPr>
-          <w:rFonts w:ascii="Times New Roman" w:hAnsi="Times New Roman" w:cs="Times New Roman"/>
-          <w:sz w:val="28"/>
-          <w:szCs w:val="28"/>
-          <w:lang w:val="en-US"/>
-        </w:rPr>
-      </w:pPr>
-      <w:r>
-        <w:rPr>
-          <w:rFonts w:ascii="Times New Roman" w:hAnsi="Times New Roman" w:cs="Times New Roman"/>
-          <w:sz w:val="28"/>
-          <w:szCs w:val="28"/>
-          <w:lang w:val="en-US"/>
-        </w:rPr>
-        <w:t xml:space="preserve">public string VideoPath480p { get; set; } — </w:t>
-      </w:r>
-      <w:r>
-        <w:rPr>
-          <w:rFonts w:ascii="Times New Roman" w:hAnsi="Times New Roman" w:cs="Times New Roman"/>
-          <w:sz w:val="28"/>
-          <w:szCs w:val="28"/>
-        </w:rPr>
-        <w:t>путь</w:t>
-      </w:r>
-      <w:r>
-        <w:rPr>
-          <w:rFonts w:ascii="Times New Roman" w:hAnsi="Times New Roman" w:cs="Times New Roman"/>
-          <w:sz w:val="28"/>
-          <w:szCs w:val="28"/>
-          <w:lang w:val="en-US"/>
-        </w:rPr>
-        <w:t xml:space="preserve"> </w:t>
-      </w:r>
-      <w:r>
-        <w:rPr>
-          <w:rFonts w:ascii="Times New Roman" w:hAnsi="Times New Roman" w:cs="Times New Roman"/>
-          <w:sz w:val="28"/>
-          <w:szCs w:val="28"/>
-        </w:rPr>
-        <w:t>к</w:t>
-      </w:r>
-      <w:r>
-        <w:rPr>
-          <w:rFonts w:ascii="Times New Roman" w:hAnsi="Times New Roman" w:cs="Times New Roman"/>
-          <w:sz w:val="28"/>
-          <w:szCs w:val="28"/>
-          <w:lang w:val="en-US"/>
-        </w:rPr>
-        <w:t xml:space="preserve"> </w:t>
-      </w:r>
-      <w:r>
-        <w:rPr>
-          <w:rFonts w:ascii="Times New Roman" w:hAnsi="Times New Roman" w:cs="Times New Roman"/>
-          <w:sz w:val="28"/>
-          <w:szCs w:val="28"/>
-        </w:rPr>
-        <w:t>видео</w:t>
-      </w:r>
-      <w:r>
-        <w:rPr>
-          <w:rFonts w:ascii="Times New Roman" w:hAnsi="Times New Roman" w:cs="Times New Roman"/>
-          <w:sz w:val="28"/>
-          <w:szCs w:val="28"/>
-          <w:lang w:val="en-US"/>
-        </w:rPr>
-        <w:t xml:space="preserve"> 480p.</w:t>
-      </w:r>
-    </w:p>
-    <w:p>
-      <w:pPr>
-        <w:spacing w:after="0" w:line="360" w:lineRule="auto"/>
-        <w:ind w:firstLine="709"/>
-        <w:jc w:val="both"/>
-        <w:rPr>
-          <w:rFonts w:ascii="Times New Roman" w:hAnsi="Times New Roman" w:cs="Times New Roman"/>
-          <w:sz w:val="28"/>
-          <w:szCs w:val="28"/>
-          <w:lang w:val="en-US"/>
-        </w:rPr>
-      </w:pPr>
-      <w:r>
-        <w:rPr>
-          <w:rFonts w:ascii="Times New Roman" w:hAnsi="Times New Roman" w:cs="Times New Roman"/>
-          <w:sz w:val="28"/>
-          <w:szCs w:val="28"/>
-          <w:lang w:val="en-US"/>
-        </w:rPr>
-        <w:t xml:space="preserve">public string VideoPath720p { get; set; } — </w:t>
-      </w:r>
-      <w:r>
-        <w:rPr>
-          <w:rFonts w:ascii="Times New Roman" w:hAnsi="Times New Roman" w:cs="Times New Roman"/>
-          <w:sz w:val="28"/>
-          <w:szCs w:val="28"/>
-        </w:rPr>
-        <w:t>путь</w:t>
-      </w:r>
-      <w:r>
-        <w:rPr>
-          <w:rFonts w:ascii="Times New Roman" w:hAnsi="Times New Roman" w:cs="Times New Roman"/>
-          <w:sz w:val="28"/>
-          <w:szCs w:val="28"/>
-          <w:lang w:val="en-US"/>
-        </w:rPr>
-        <w:t xml:space="preserve"> </w:t>
-      </w:r>
-      <w:r>
-        <w:rPr>
-          <w:rFonts w:ascii="Times New Roman" w:hAnsi="Times New Roman" w:cs="Times New Roman"/>
-          <w:sz w:val="28"/>
-          <w:szCs w:val="28"/>
-        </w:rPr>
-        <w:t>к</w:t>
-      </w:r>
-      <w:r>
-        <w:rPr>
-          <w:rFonts w:ascii="Times New Roman" w:hAnsi="Times New Roman" w:cs="Times New Roman"/>
-          <w:sz w:val="28"/>
-          <w:szCs w:val="28"/>
-          <w:lang w:val="en-US"/>
-        </w:rPr>
-        <w:t xml:space="preserve"> </w:t>
-      </w:r>
-      <w:r>
-        <w:rPr>
-          <w:rFonts w:ascii="Times New Roman" w:hAnsi="Times New Roman" w:cs="Times New Roman"/>
-          <w:sz w:val="28"/>
-          <w:szCs w:val="28"/>
-        </w:rPr>
-        <w:t>видео</w:t>
-      </w:r>
-      <w:r>
-        <w:rPr>
-          <w:rFonts w:ascii="Times New Roman" w:hAnsi="Times New Roman" w:cs="Times New Roman"/>
-          <w:sz w:val="28"/>
-          <w:szCs w:val="28"/>
-          <w:lang w:val="en-US"/>
-        </w:rPr>
-        <w:t xml:space="preserve"> 7</w:t>
-      </w:r>
-      <w:r>
-        <w:rPr>
-          <w:rFonts w:ascii="Times New Roman" w:hAnsi="Times New Roman" w:cs="Times New Roman"/>
-          <w:sz w:val="28"/>
-          <w:szCs w:val="28"/>
-          <w:lang w:val="en-US"/>
-        </w:rPr>
-        <w:t>20p.</w:t>
-      </w:r>
-    </w:p>
-    <w:p>
-      <w:pPr>
-        <w:spacing w:after="0" w:line="360" w:lineRule="auto"/>
-        <w:ind w:firstLine="709"/>
-        <w:jc w:val="both"/>
-        <w:rPr>
-          <w:rFonts w:ascii="Times New Roman" w:hAnsi="Times New Roman" w:cs="Times New Roman"/>
-          <w:sz w:val="28"/>
-          <w:szCs w:val="28"/>
-          <w:lang w:val="en-US"/>
-        </w:rPr>
-      </w:pPr>
-      <w:r>
-        <w:rPr>
-          <w:rFonts w:ascii="Times New Roman" w:hAnsi="Times New Roman" w:cs="Times New Roman"/>
-          <w:sz w:val="28"/>
-          <w:szCs w:val="28"/>
-          <w:lang w:val="en-US"/>
-        </w:rPr>
-        <w:t xml:space="preserve">public string VideoPath1080p { get; set; } — </w:t>
-      </w:r>
-      <w:r>
-        <w:rPr>
-          <w:rFonts w:ascii="Times New Roman" w:hAnsi="Times New Roman" w:cs="Times New Roman"/>
-          <w:sz w:val="28"/>
-          <w:szCs w:val="28"/>
-        </w:rPr>
-        <w:t>путь</w:t>
-      </w:r>
-      <w:r>
-        <w:rPr>
-          <w:rFonts w:ascii="Times New Roman" w:hAnsi="Times New Roman" w:cs="Times New Roman"/>
-          <w:sz w:val="28"/>
-          <w:szCs w:val="28"/>
-          <w:lang w:val="en-US"/>
-        </w:rPr>
-        <w:t xml:space="preserve"> </w:t>
-      </w:r>
-      <w:r>
-        <w:rPr>
-          <w:rFonts w:ascii="Times New Roman" w:hAnsi="Times New Roman" w:cs="Times New Roman"/>
-          <w:sz w:val="28"/>
-          <w:szCs w:val="28"/>
-        </w:rPr>
-        <w:t>к</w:t>
-      </w:r>
-      <w:r>
-        <w:rPr>
-          <w:rFonts w:ascii="Times New Roman" w:hAnsi="Times New Roman" w:cs="Times New Roman"/>
-          <w:sz w:val="28"/>
-          <w:szCs w:val="28"/>
-          <w:lang w:val="en-US"/>
-        </w:rPr>
-        <w:t xml:space="preserve"> </w:t>
-      </w:r>
-      <w:r>
-        <w:rPr>
-          <w:rFonts w:ascii="Times New Roman" w:hAnsi="Times New Roman" w:cs="Times New Roman"/>
-          <w:sz w:val="28"/>
-          <w:szCs w:val="28"/>
-        </w:rPr>
-        <w:t>видео</w:t>
-      </w:r>
-      <w:r>
-        <w:rPr>
-          <w:rFonts w:ascii="Times New Roman" w:hAnsi="Times New Roman" w:cs="Times New Roman"/>
-          <w:sz w:val="28"/>
-          <w:szCs w:val="28"/>
-          <w:lang w:val="en-US"/>
-        </w:rPr>
-        <w:t xml:space="preserve"> 1080p.</w:t>
-      </w:r>
-    </w:p>
-    <w:p>
-      <w:pPr>
-        <w:spacing w:after="0" w:line="360" w:lineRule="auto"/>
-        <w:ind w:firstLine="709"/>
-        <w:jc w:val="both"/>
-        <w:rPr>
-          <w:rFonts w:ascii="Times New Roman" w:hAnsi="Times New Roman" w:cs="Times New Roman"/>
-          <w:sz w:val="28"/>
-          <w:szCs w:val="28"/>
-          <w:lang w:val="en-US"/>
-        </w:rPr>
-      </w:pPr>
-      <w:r>
-        <w:rPr>
-          <w:rFonts w:ascii="Times New Roman" w:hAnsi="Times New Roman" w:cs="Times New Roman"/>
-          <w:sz w:val="28"/>
-          <w:szCs w:val="28"/>
-        </w:rPr>
-        <w:t>Методы</w:t>
-      </w:r>
-      <w:r>
-        <w:rPr>
-          <w:rFonts w:ascii="Times New Roman" w:hAnsi="Times New Roman" w:cs="Times New Roman"/>
-          <w:sz w:val="28"/>
-          <w:szCs w:val="28"/>
-          <w:lang w:val="en-US"/>
-        </w:rPr>
-        <w:t>:</w:t>
-      </w:r>
-    </w:p>
-    <w:p>
-      <w:pPr>
-        <w:spacing w:after="0" w:line="360" w:lineRule="auto"/>
-        <w:ind w:firstLine="709"/>
-        <w:jc w:val="both"/>
-        <w:rPr>
-          <w:rFonts w:ascii="Times New Roman" w:hAnsi="Times New Roman" w:cs="Times New Roman"/>
-          <w:sz w:val="28"/>
-          <w:szCs w:val="28"/>
-          <w:lang w:val="en-US"/>
-        </w:rPr>
-      </w:pPr>
-      <w:r>
-        <w:rPr>
-          <w:rFonts w:ascii="Times New Roman" w:hAnsi="Times New Roman" w:cs="Times New Roman"/>
-          <w:sz w:val="28"/>
-          <w:szCs w:val="28"/>
-          <w:lang w:val="en-US"/>
-        </w:rPr>
-        <w:t xml:space="preserve">public Movie(int id, string title, string genre, double rating) — </w:t>
-      </w:r>
-      <w:r>
-        <w:rPr>
-          <w:rFonts w:ascii="Times New Roman" w:hAnsi="Times New Roman" w:cs="Times New Roman"/>
-          <w:sz w:val="28"/>
-          <w:szCs w:val="28"/>
-        </w:rPr>
-        <w:t>конструктор</w:t>
-      </w:r>
-      <w:r>
-        <w:rPr>
-          <w:rFonts w:ascii="Times New Roman" w:hAnsi="Times New Roman" w:cs="Times New Roman"/>
-          <w:sz w:val="28"/>
-          <w:szCs w:val="28"/>
-          <w:lang w:val="en-US"/>
-        </w:rPr>
-        <w:t xml:space="preserve"> </w:t>
-      </w:r>
-      <w:r>
-        <w:rPr>
-          <w:rFonts w:ascii="Times New Roman" w:hAnsi="Times New Roman" w:cs="Times New Roman"/>
-          <w:sz w:val="28"/>
-          <w:szCs w:val="28"/>
-        </w:rPr>
-        <w:t>для</w:t>
-      </w:r>
-      <w:r>
-        <w:rPr>
-          <w:rFonts w:ascii="Times New Roman" w:hAnsi="Times New Roman" w:cs="Times New Roman"/>
-          <w:sz w:val="28"/>
-          <w:szCs w:val="28"/>
-          <w:lang w:val="en-US"/>
-        </w:rPr>
-        <w:t xml:space="preserve"> </w:t>
-      </w:r>
-      <w:r>
-        <w:rPr>
-          <w:rFonts w:ascii="Times New Roman" w:hAnsi="Times New Roman" w:cs="Times New Roman"/>
-          <w:sz w:val="28"/>
-          <w:szCs w:val="28"/>
-        </w:rPr>
-        <w:t>быстрого</w:t>
-      </w:r>
-      <w:r>
-        <w:rPr>
-          <w:rFonts w:ascii="Times New Roman" w:hAnsi="Times New Roman" w:cs="Times New Roman"/>
-          <w:sz w:val="28"/>
-          <w:szCs w:val="28"/>
-          <w:lang w:val="en-US"/>
-        </w:rPr>
-        <w:t xml:space="preserve"> </w:t>
-      </w:r>
-      <w:r>
-        <w:rPr>
-          <w:rFonts w:ascii="Times New Roman" w:hAnsi="Times New Roman" w:cs="Times New Roman"/>
-          <w:sz w:val="28"/>
-          <w:szCs w:val="28"/>
-        </w:rPr>
-        <w:t>создания</w:t>
-      </w:r>
-      <w:r>
-        <w:rPr>
-          <w:rFonts w:ascii="Times New Roman" w:hAnsi="Times New Roman" w:cs="Times New Roman"/>
-          <w:sz w:val="28"/>
-          <w:szCs w:val="28"/>
-          <w:lang w:val="en-US"/>
-        </w:rPr>
-        <w:t xml:space="preserve"> </w:t>
-      </w:r>
-      <w:r>
-        <w:rPr>
-          <w:rFonts w:ascii="Times New Roman" w:hAnsi="Times New Roman" w:cs="Times New Roman"/>
-          <w:sz w:val="28"/>
-          <w:szCs w:val="28"/>
-        </w:rPr>
-        <w:t>фильма</w:t>
-      </w:r>
-      <w:r>
-        <w:rPr>
-          <w:rFonts w:ascii="Times New Roman" w:hAnsi="Times New Roman" w:cs="Times New Roman"/>
-          <w:sz w:val="28"/>
-          <w:szCs w:val="28"/>
-          <w:lang w:val="en-US"/>
-        </w:rPr>
-        <w:t>.</w:t>
-      </w:r>
-    </w:p>
-    <w:p>
-      <w:pPr>
-        <w:spacing w:after="0" w:line="360" w:lineRule="auto"/>
-        <w:ind w:firstLine="709"/>
-        <w:jc w:val="both"/>
-        <w:rPr>
-          <w:rFonts w:ascii="Times New Roman" w:hAnsi="Times New Roman" w:cs="Times New Roman"/>
-          <w:sz w:val="28"/>
-          <w:szCs w:val="28"/>
-        </w:rPr>
-      </w:pPr>
-      <w:r>
-        <w:rPr>
-          <w:rFonts w:ascii="Times New Roman" w:hAnsi="Times New Roman" w:cs="Times New Roman"/>
-          <w:sz w:val="28"/>
-          <w:szCs w:val="28"/>
-          <w:lang w:val="en-US"/>
-        </w:rPr>
-        <w:t xml:space="preserve">public string GetVideoPathByQuality(string quality) — </w:t>
-      </w:r>
-      <w:r>
-        <w:rPr>
-          <w:rFonts w:ascii="Times New Roman" w:hAnsi="Times New Roman" w:cs="Times New Roman"/>
-          <w:sz w:val="28"/>
-          <w:szCs w:val="28"/>
-        </w:rPr>
-        <w:t>возвращает</w:t>
-      </w:r>
-      <w:r>
-        <w:rPr>
-          <w:rFonts w:ascii="Times New Roman" w:hAnsi="Times New Roman" w:cs="Times New Roman"/>
-          <w:sz w:val="28"/>
-          <w:szCs w:val="28"/>
-          <w:lang w:val="en-US"/>
-        </w:rPr>
-        <w:t xml:space="preserve"> </w:t>
-      </w:r>
-      <w:r>
-        <w:rPr>
-          <w:rFonts w:ascii="Times New Roman" w:hAnsi="Times New Roman" w:cs="Times New Roman"/>
-          <w:sz w:val="28"/>
-          <w:szCs w:val="28"/>
-        </w:rPr>
-        <w:t>путь</w:t>
-      </w:r>
-      <w:r>
-        <w:rPr>
-          <w:rFonts w:ascii="Times New Roman" w:hAnsi="Times New Roman" w:cs="Times New Roman"/>
-          <w:sz w:val="28"/>
-          <w:szCs w:val="28"/>
-          <w:lang w:val="en-US"/>
-        </w:rPr>
-        <w:t xml:space="preserve"> </w:t>
-      </w:r>
-      <w:r>
-        <w:rPr>
-          <w:rFonts w:ascii="Times New Roman" w:hAnsi="Times New Roman" w:cs="Times New Roman"/>
-          <w:sz w:val="28"/>
-          <w:szCs w:val="28"/>
-        </w:rPr>
-        <w:t>к</w:t>
-      </w:r>
-      <w:r>
-        <w:rPr>
-          <w:rFonts w:ascii="Times New Roman" w:hAnsi="Times New Roman" w:cs="Times New Roman"/>
-          <w:sz w:val="28"/>
-          <w:szCs w:val="28"/>
-          <w:lang w:val="en-US"/>
-        </w:rPr>
-        <w:t xml:space="preserve"> </w:t>
-      </w:r>
-      <w:r>
-        <w:rPr>
-          <w:rFonts w:ascii="Times New Roman" w:hAnsi="Times New Roman" w:cs="Times New Roman"/>
-          <w:sz w:val="28"/>
-          <w:szCs w:val="28"/>
-        </w:rPr>
-        <w:t>видеофайлу</w:t>
-      </w:r>
-      <w:r>
-        <w:rPr>
-          <w:rFonts w:ascii="Times New Roman" w:hAnsi="Times New Roman" w:cs="Times New Roman"/>
-          <w:sz w:val="28"/>
-          <w:szCs w:val="28"/>
-          <w:lang w:val="en-US"/>
-        </w:rPr>
-        <w:t xml:space="preserve"> </w:t>
-      </w:r>
-      <w:r>
-        <w:rPr>
-          <w:rFonts w:ascii="Times New Roman" w:hAnsi="Times New Roman" w:cs="Times New Roman"/>
-          <w:sz w:val="28"/>
-          <w:szCs w:val="28"/>
-        </w:rPr>
-        <w:t>в</w:t>
-      </w:r>
-      <w:r>
-        <w:rPr>
-          <w:rFonts w:ascii="Times New Roman" w:hAnsi="Times New Roman" w:cs="Times New Roman"/>
-          <w:sz w:val="28"/>
-          <w:szCs w:val="28"/>
-          <w:lang w:val="en-US"/>
-        </w:rPr>
-        <w:t xml:space="preserve"> </w:t>
-      </w:r>
-      <w:r>
-        <w:rPr>
-          <w:rFonts w:ascii="Times New Roman" w:hAnsi="Times New Roman" w:cs="Times New Roman"/>
-          <w:sz w:val="28"/>
-          <w:szCs w:val="28"/>
-        </w:rPr>
-        <w:t>зависимости</w:t>
-      </w:r>
-      <w:r>
-        <w:rPr>
-          <w:rFonts w:ascii="Times New Roman" w:hAnsi="Times New Roman" w:cs="Times New Roman"/>
-          <w:sz w:val="28"/>
-          <w:szCs w:val="28"/>
-          <w:lang w:val="en-US"/>
-        </w:rPr>
-        <w:t xml:space="preserve"> </w:t>
-      </w:r>
-      <w:r>
-        <w:rPr>
-          <w:rFonts w:ascii="Times New Roman" w:hAnsi="Times New Roman" w:cs="Times New Roman"/>
-          <w:sz w:val="28"/>
-          <w:szCs w:val="28"/>
-        </w:rPr>
-        <w:t>от</w:t>
-      </w:r>
-      <w:r>
-        <w:rPr>
-          <w:rFonts w:ascii="Times New Roman" w:hAnsi="Times New Roman" w:cs="Times New Roman"/>
-          <w:sz w:val="28"/>
-          <w:szCs w:val="28"/>
-          <w:lang w:val="en-US"/>
-        </w:rPr>
-        <w:t xml:space="preserve"> </w:t>
-      </w:r>
-      <w:r>
-        <w:rPr>
-          <w:rFonts w:ascii="Times New Roman" w:hAnsi="Times New Roman" w:cs="Times New Roman"/>
-          <w:sz w:val="28"/>
-          <w:szCs w:val="28"/>
-        </w:rPr>
-        <w:t>выбранного</w:t>
-      </w:r>
-      <w:r>
-        <w:rPr>
-          <w:rFonts w:ascii="Times New Roman" w:hAnsi="Times New Roman" w:cs="Times New Roman"/>
-          <w:sz w:val="28"/>
-          <w:szCs w:val="28"/>
-          <w:lang w:val="en-US"/>
-        </w:rPr>
-        <w:t xml:space="preserve"> </w:t>
-      </w:r>
-      <w:r>
-        <w:rPr>
-          <w:rFonts w:ascii="Times New Roman" w:hAnsi="Times New Roman" w:cs="Times New Roman"/>
-          <w:sz w:val="28"/>
-          <w:szCs w:val="28"/>
-        </w:rPr>
-        <w:t>качества</w:t>
-      </w:r>
-      <w:r>
-        <w:rPr>
-          <w:rFonts w:ascii="Times New Roman" w:hAnsi="Times New Roman" w:cs="Times New Roman"/>
-          <w:sz w:val="28"/>
-          <w:szCs w:val="28"/>
-          <w:lang w:val="en-US"/>
-        </w:rPr>
         <w:t xml:space="preserve"> (480p, 720p, 1080p). </w:t>
       </w:r>
       <w:r>
@@ -7098,59 +7208,47 @@
           <w:sz w:val="28"/>
           <w:szCs w:val="28"/>
         </w:rPr>
-        <w:t>Регистрация пользователя. RegisterForm использует метод UserManager.Register(), который проверяет уникальность логина и создае</w:t>
-      </w:r>
-      <w:r>
-        <w:rPr>
-          <w:rFonts w:ascii="Times New Roman" w:hAnsi="Times New Roman" w:cs="Times New Roman"/>
-          <w:sz w:val="28"/>
-          <w:szCs w:val="28"/>
-        </w:rPr>
-        <w:t xml:space="preserve">т новую запись в списке </w:t>
-      </w:r>
-      <w:r>
-        <w:rPr>
-          <w:rFonts w:ascii="Times New Roman" w:hAnsi="Times New Roman" w:cs="Times New Roman"/>
-          <w:sz w:val="28"/>
-          <w:szCs w:val="28"/>
-        </w:rPr>
-        <w:t>users</w:t>
-      </w:r>
-      <w:r>
-        <w:rPr>
-          <w:rFonts w:ascii="Times New Roman" w:hAnsi="Times New Roman" w:cs="Times New Roman"/>
-          <w:sz w:val="28"/>
-          <w:szCs w:val="28"/>
-        </w:rPr>
-        <w:t>_</w:t>
-      </w:r>
-      <w:r>
-        <w:rPr>
-          <w:rFonts w:ascii="Times New Roman" w:hAnsi="Times New Roman" w:cs="Times New Roman"/>
-          <w:sz w:val="28"/>
-          <w:szCs w:val="28"/>
-        </w:rPr>
-        <w:t>.</w:t>
-      </w:r>
-    </w:p>
-    <w:p>
-      <w:pPr>
-        <w:spacing w:after="0" w:line="360" w:lineRule="auto"/>
-        <w:ind w:firstLine="709"/>
-        <w:jc w:val="both"/>
-        <w:rPr>
-          <w:rFonts w:ascii="Times New Roman" w:hAnsi="Times New Roman" w:cs="Times New Roman"/>
-          <w:sz w:val="28"/>
-          <w:szCs w:val="28"/>
-        </w:rPr>
-      </w:pPr>
-      <w:r>
-        <w:rPr>
-          <w:rFonts w:ascii="Times New Roman" w:hAnsi="Times New Roman" w:cs="Times New Roman"/>
-          <w:sz w:val="28"/>
-          <w:szCs w:val="28"/>
-        </w:rPr>
-        <w:t xml:space="preserve">Просмотр и управление каталогом. MainForm обрабатывает действия пользователя (клик по жанру, поиск) и вызывает методы MovieManager. MovieManager, в свою очередь, делегирует запросы классу MovieRepository. MovieRepository через внутренний метод ConnectionDB() подключается к базе </w:t>
+        <w:t>Просмотр и управление каталогом. MainForm обрабатывает действия пользователя (клик по жанру, поиск) и вызывает методы MovieManager. MovieManager, в свою очередь, делегирует запросы классу MovieRepository. MovieRepository подключается к базе данных, забирает актуальные данные, преобразует их в объекты Movie и передает вверх по цепочке для отображения в каталоге MainForm.</w:t>
+      </w:r>
+    </w:p>
+    <w:p>
+      <w:pPr>
+        <w:spacing w:after="0" w:line="360" w:lineRule="auto"/>
+        <w:ind w:firstLine="709"/>
+        <w:jc w:val="both"/>
+        <w:rPr>
+          <w:rFonts w:ascii="Times New Roman" w:hAnsi="Times New Roman" w:cs="Times New Roman"/>
+          <w:sz w:val="28"/>
+          <w:szCs w:val="28"/>
+        </w:rPr>
+      </w:pPr>
+      <w:r>
+        <w:rPr>
+          <w:rFonts w:ascii="Times New Roman" w:hAnsi="Times New Roman" w:cs="Times New Roman"/>
+          <w:sz w:val="28"/>
+          <w:szCs w:val="28"/>
+        </w:rPr>
+        <w:t>Администрирование. При сохранении изменений в MovieEditForm, данные передаются в MovieManager, который вызывает методы AddMovie() или UpdateMovie() внутри класса MovieRepository для персистентного сохранения физических записей напрямую в базу данных.</w:t>
+      </w:r>
+    </w:p>
+    <w:p>
+      <w:pPr>
+        <w:spacing w:after="0" w:line="360" w:lineRule="auto"/>
+        <w:ind w:firstLine="709"/>
+        <w:jc w:val="both"/>
+        <w:rPr>
+          <w:rFonts w:ascii="Times New Roman" w:hAnsi="Times New Roman" w:cs="Times New Roman"/>
+          <w:sz w:val="28"/>
+          <w:szCs w:val="28"/>
+        </w:rPr>
+      </w:pPr>
+      <w:r>
+        <w:rPr>
+          <w:rFonts w:ascii="Times New Roman" w:hAnsi="Times New Roman" w:cs="Times New Roman"/>
+          <w:sz w:val="28"/>
+          <w:szCs w:val="28"/>
+        </w:rPr>
+        <w:t xml:space="preserve">Авторизация и безопасность. LoginForm и RegisterForm вызывают бизнес-методы класса UserManager. Управляющий класс UserManager обращается к UserRepository для выполнения безопасных запросов </w:t>
       </w:r>
       <w:r>
         <w:rPr>
@@ -7159,47 +7257,7 @@
           <w:szCs w:val="28"/>
         </w:rPr>
         <w:lastRenderedPageBreak/>
-        <w:t>данных, забирает актуальные данные, преобразует их в объекты Movie и передает вверх по цепочке для отображения в каталоге MainForm.</w:t>
-      </w:r>
-    </w:p>
-    <w:p>
-      <w:pPr>
-        <w:spacing w:after="0" w:line="360" w:lineRule="auto"/>
-        <w:ind w:firstLine="709"/>
-        <w:jc w:val="both"/>
-        <w:rPr>
-          <w:rFonts w:ascii="Times New Roman" w:hAnsi="Times New Roman" w:cs="Times New Roman"/>
-          <w:sz w:val="28"/>
-          <w:szCs w:val="28"/>
-        </w:rPr>
-      </w:pPr>
-      <w:r>
-        <w:rPr>
-          <w:rFonts w:ascii="Times New Roman" w:hAnsi="Times New Roman" w:cs="Times New Roman"/>
-          <w:sz w:val="28"/>
-          <w:szCs w:val="28"/>
-        </w:rPr>
-        <w:t>Администрирование. При сохранении изменений в MovieEditForm, данные передаются в MovieManager, который вызывает методы AddMovie() или UpdateMovie() внутри класса MovieRepository для персистентного сохранения физических записей напрямую в базу данных.</w:t>
-      </w:r>
-    </w:p>
-    <w:p>
-      <w:pPr>
-        <w:spacing w:after="0" w:line="360" w:lineRule="auto"/>
-        <w:ind w:firstLine="709"/>
-        <w:jc w:val="both"/>
-        <w:rPr>
-          <w:rFonts w:ascii="Times New Roman" w:hAnsi="Times New Roman" w:cs="Times New Roman"/>
-          <w:sz w:val="28"/>
-          <w:szCs w:val="28"/>
-        </w:rPr>
-      </w:pPr>
-      <w:r>
-        <w:rPr>
-          <w:rFonts w:ascii="Times New Roman" w:hAnsi="Times New Roman" w:cs="Times New Roman"/>
-          <w:sz w:val="28"/>
-          <w:szCs w:val="28"/>
-        </w:rPr>
-        <w:t>Авторизация и безопасность. LoginForm и RegisterForm вызывают бизнес-методы класса UserManager. Управляющий класс UserManager обращается к UserRepository для выполнения безопасных запросов аутентификации (Authenticate) и проверки уникальности имени (IsLoginExists) напрямую в таблицах базы данных. Роль пользователя также считывается репозиторием из БД для последующей настройки интерфейса MainForm.</w:t>
+        <w:t>аутентификации (Authenticate) и проверки уникальности имени (IsLoginExists) напрямую в таблицах базы данных. Роль пользователя также считывается репозиторием из БД для последующей настройки интерфейса MainForm.</w:t>
       </w:r>
     </w:p>
     <w:p>
@@ -7234,7 +7292,7 @@
           <w:szCs w:val="28"/>
         </w:rPr>
       </w:pPr>
-      <w:bookmarkStart w:id="12" w:name="_Toc231492246"/>
+      <w:bookmarkStart w:id="12" w:name="_Toc233582778"/>
       <w:r>
         <w:rPr>
           <w:rFonts w:ascii="Times New Roman" w:hAnsi="Times New Roman" w:cs="Times New Roman"/>
@@ -7398,7 +7456,7 @@
           <w:sz w:val="28"/>
           <w:szCs w:val="28"/>
         </w:rPr>
-        <w:t>Инициализация подключения к источнику данных. Программа вызывает внутренний приватный метод ConnectionDB() для создания, настройки параметров и открытия соединения с базой данных.</w:t>
+        <w:t>Инициализация подключения к источнику данных. Программа вызывает внутренний метод для создания, настройки параметров и открытия соединения с базой данных.</w:t>
       </w:r>
     </w:p>
     <w:p>
@@ -8070,6 +8128,721 @@
         </w:rPr>
         <w:t xml:space="preserve"> - Блок-схема алгоритма метода GetPersonalRecommendations</w:t>
       </w:r>
+      <w:r>
+        <w:rPr>
+          <w:rFonts w:ascii="Times New Roman" w:hAnsi="Times New Roman" w:cs="Times New Roman"/>
+          <w:sz w:val="28"/>
+          <w:szCs w:val="28"/>
+        </w:rPr>
+        <w:br w:type="page"/>
+      </w:r>
+    </w:p>
+    <w:p>
+      <w:pPr>
+        <w:spacing w:after="0" w:line="360" w:lineRule="auto"/>
+        <w:ind w:firstLine="709"/>
+        <w:jc w:val="both"/>
+        <w:outlineLvl w:val="0"/>
+        <w:rPr>
+          <w:rFonts w:ascii="Times New Roman" w:hAnsi="Times New Roman" w:cs="Times New Roman"/>
+          <w:b/>
+          <w:caps/>
+          <w:sz w:val="28"/>
+          <w:szCs w:val="28"/>
+        </w:rPr>
+      </w:pPr>
+      <w:bookmarkStart w:id="13" w:name="_Toc233582779"/>
+      <w:r>
+        <w:rPr>
+          <w:rFonts w:ascii="Times New Roman" w:hAnsi="Times New Roman" w:cs="Times New Roman"/>
+          <w:b/>
+          <w:caps/>
+          <w:sz w:val="28"/>
+          <w:szCs w:val="28"/>
+        </w:rPr>
+        <w:lastRenderedPageBreak/>
+        <w:t>5 Разработка Программного модуля</w:t>
+      </w:r>
+      <w:bookmarkEnd w:id="13"/>
+    </w:p>
+    <w:p>
+      <w:pPr>
+        <w:spacing w:after="0" w:line="360" w:lineRule="auto"/>
+        <w:ind w:firstLine="709"/>
+        <w:jc w:val="both"/>
+        <w:rPr>
+          <w:rFonts w:ascii="Times New Roman" w:hAnsi="Times New Roman" w:cs="Times New Roman"/>
+          <w:bCs/>
+          <w:sz w:val="28"/>
+          <w:szCs w:val="28"/>
+        </w:rPr>
+      </w:pPr>
+      <w:r>
+        <w:rPr>
+          <w:rFonts w:ascii="Times New Roman" w:hAnsi="Times New Roman" w:cs="Times New Roman"/>
+          <w:bCs/>
+          <w:sz w:val="28"/>
+          <w:szCs w:val="28"/>
+        </w:rPr>
+        <w:drawing>
+          <wp:anchor distT="0" distB="0" distL="114300" distR="114300" simplePos="0" relativeHeight="251665408" behindDoc="0" locked="0" layoutInCell="1" allowOverlap="1" wp14:anchorId="4BE10156" wp14:editId="11777E4B">
+            <wp:simplePos x="0" y="0"/>
+            <wp:positionH relativeFrom="margin">
+              <wp:align>right</wp:align>
+            </wp:positionH>
+            <wp:positionV relativeFrom="paragraph">
+              <wp:posOffset>318507</wp:posOffset>
+            </wp:positionV>
+            <wp:extent cx="5940425" cy="4547870"/>
+            <wp:effectExtent l="0" t="0" r="3175" b="5080"/>
+            <wp:wrapTopAndBottom/>
+            <wp:docPr id="3" name="Рисунок 3"/>
+            <wp:cNvGraphicFramePr>
+              <a:graphicFrameLocks xmlns:a="http://schemas.openxmlformats.org/drawingml/2006/main" noChangeAspect="1"/>
+            </wp:cNvGraphicFramePr>
+            <a:graphic xmlns:a="http://schemas.openxmlformats.org/drawingml/2006/main">
+              <a:graphicData uri="http://schemas.openxmlformats.org/drawingml/2006/picture">
+                <pic:pic xmlns:pic="http://schemas.openxmlformats.org/drawingml/2006/picture">
+                  <pic:nvPicPr>
+                    <pic:cNvPr id="1" name=""/>
+                    <pic:cNvPicPr/>
+                  </pic:nvPicPr>
+                  <pic:blipFill>
+                    <a:blip r:embed="rId10">
+                      <a:extLst>
+                        <a:ext uri="{28A0092B-C50C-407E-A947-70E740481C1C}">
+                          <a14:useLocalDpi xmlns:a14="http://schemas.microsoft.com/office/drawing/2010/main" val="0"/>
+                        </a:ext>
+                      </a:extLst>
+                    </a:blip>
+                    <a:stretch>
+                      <a:fillRect/>
+                    </a:stretch>
+                  </pic:blipFill>
+                  <pic:spPr>
+                    <a:xfrm>
+                      <a:off x="0" y="0"/>
+                      <a:ext cx="5940425" cy="4547870"/>
+                    </a:xfrm>
+                    <a:prstGeom prst="rect">
+                      <a:avLst/>
+                    </a:prstGeom>
+                  </pic:spPr>
+                </pic:pic>
+              </a:graphicData>
+            </a:graphic>
+          </wp:anchor>
+        </w:drawing>
+      </w:r>
+      <w:r>
+        <w:rPr>
+          <w:rFonts w:ascii="Times New Roman" w:hAnsi="Times New Roman" w:cs="Times New Roman"/>
+          <w:bCs/>
+          <w:sz w:val="28"/>
+          <w:szCs w:val="28"/>
+        </w:rPr>
+        <w:t xml:space="preserve">Программный код формы </w:t>
+      </w:r>
+      <w:proofErr w:type="spellStart"/>
+      <w:r>
+        <w:rPr>
+          <w:rFonts w:ascii="Times New Roman" w:hAnsi="Times New Roman" w:cs="Times New Roman"/>
+          <w:bCs/>
+          <w:sz w:val="28"/>
+          <w:szCs w:val="28"/>
+          <w:lang w:val="en-US"/>
+        </w:rPr>
+        <w:t>HistoryForm</w:t>
+      </w:r>
+      <w:proofErr w:type="spellEnd"/>
+      <w:r>
+        <w:rPr>
+          <w:rFonts w:ascii="Times New Roman" w:hAnsi="Times New Roman" w:cs="Times New Roman"/>
+          <w:bCs/>
+          <w:sz w:val="28"/>
+          <w:szCs w:val="28"/>
+        </w:rPr>
+        <w:t>:</w:t>
+      </w:r>
+    </w:p>
+    <w:p>
+      <w:pPr>
+        <w:spacing w:after="0" w:line="360" w:lineRule="auto"/>
+        <w:jc w:val="both"/>
+        <w:rPr>
+          <w:rFonts w:ascii="Times New Roman" w:hAnsi="Times New Roman" w:cs="Times New Roman"/>
+          <w:bCs/>
+          <w:sz w:val="28"/>
+          <w:szCs w:val="28"/>
+        </w:rPr>
+      </w:pPr>
+    </w:p>
+    <w:p>
+      <w:pPr>
+        <w:spacing w:after="0" w:line="360" w:lineRule="auto"/>
+        <w:ind w:firstLine="709"/>
+        <w:jc w:val="both"/>
+        <w:rPr>
+          <w:rFonts w:ascii="Times New Roman" w:hAnsi="Times New Roman" w:cs="Times New Roman"/>
+          <w:bCs/>
+          <w:sz w:val="28"/>
+          <w:szCs w:val="28"/>
+        </w:rPr>
+      </w:pPr>
+      <w:r>
+        <w:rPr>
+          <w:rFonts w:ascii="Times New Roman" w:hAnsi="Times New Roman" w:cs="Times New Roman"/>
+          <w:bCs/>
+          <w:sz w:val="28"/>
+          <w:szCs w:val="28"/>
+        </w:rPr>
+        <w:drawing>
+          <wp:anchor distT="0" distB="0" distL="114300" distR="114300" simplePos="0" relativeHeight="251666432" behindDoc="0" locked="0" layoutInCell="1" allowOverlap="1" wp14:anchorId="2566AD82" wp14:editId="52206092">
+            <wp:simplePos x="0" y="0"/>
+            <wp:positionH relativeFrom="column">
+              <wp:posOffset>-71120</wp:posOffset>
+            </wp:positionH>
+            <wp:positionV relativeFrom="paragraph">
+              <wp:posOffset>325120</wp:posOffset>
+            </wp:positionV>
+            <wp:extent cx="5940425" cy="3432810"/>
+            <wp:effectExtent l="0" t="0" r="3175" b="0"/>
+            <wp:wrapTopAndBottom/>
+            <wp:docPr id="4" name="Рисунок 4"/>
+            <wp:cNvGraphicFramePr>
+              <a:graphicFrameLocks xmlns:a="http://schemas.openxmlformats.org/drawingml/2006/main" noChangeAspect="1"/>
+            </wp:cNvGraphicFramePr>
+            <a:graphic xmlns:a="http://schemas.openxmlformats.org/drawingml/2006/main">
+              <a:graphicData uri="http://schemas.openxmlformats.org/drawingml/2006/picture">
+                <pic:pic xmlns:pic="http://schemas.openxmlformats.org/drawingml/2006/picture">
+                  <pic:nvPicPr>
+                    <pic:cNvPr id="1" name=""/>
+                    <pic:cNvPicPr/>
+                  </pic:nvPicPr>
+                  <pic:blipFill>
+                    <a:blip r:embed="rId11">
+                      <a:extLst>
+                        <a:ext uri="{28A0092B-C50C-407E-A947-70E740481C1C}">
+                          <a14:useLocalDpi xmlns:a14="http://schemas.microsoft.com/office/drawing/2010/main" val="0"/>
+                        </a:ext>
+                      </a:extLst>
+                    </a:blip>
+                    <a:stretch>
+                      <a:fillRect/>
+                    </a:stretch>
+                  </pic:blipFill>
+                  <pic:spPr>
+                    <a:xfrm>
+                      <a:off x="0" y="0"/>
+                      <a:ext cx="5940425" cy="3432810"/>
+                    </a:xfrm>
+                    <a:prstGeom prst="rect">
+                      <a:avLst/>
+                    </a:prstGeom>
+                  </pic:spPr>
+                </pic:pic>
+              </a:graphicData>
+            </a:graphic>
+            <wp14:sizeRelV relativeFrom="margin">
+              <wp14:pctHeight>0</wp14:pctHeight>
+            </wp14:sizeRelV>
+          </wp:anchor>
+        </w:drawing>
+      </w:r>
+      <w:r>
+        <w:rPr>
+          <w:rFonts w:ascii="Times New Roman" w:hAnsi="Times New Roman" w:cs="Times New Roman"/>
+          <w:bCs/>
+          <w:sz w:val="28"/>
+          <w:szCs w:val="28"/>
+        </w:rPr>
+        <w:t xml:space="preserve">Программный код формы </w:t>
+      </w:r>
+      <w:r>
+        <w:rPr>
+          <w:rFonts w:ascii="Times New Roman" w:hAnsi="Times New Roman" w:cs="Times New Roman"/>
+          <w:bCs/>
+          <w:sz w:val="28"/>
+          <w:szCs w:val="28"/>
+          <w:lang w:val="en-US"/>
+        </w:rPr>
+        <w:t>Login</w:t>
+      </w:r>
+      <w:r>
+        <w:rPr>
+          <w:rFonts w:ascii="Times New Roman" w:hAnsi="Times New Roman" w:cs="Times New Roman"/>
+          <w:bCs/>
+          <w:sz w:val="28"/>
+          <w:szCs w:val="28"/>
+          <w:lang w:val="en-US"/>
+        </w:rPr>
+        <w:t>Form</w:t>
+      </w:r>
+      <w:r>
+        <w:rPr>
+          <w:rFonts w:ascii="Times New Roman" w:hAnsi="Times New Roman" w:cs="Times New Roman"/>
+          <w:bCs/>
+          <w:sz w:val="28"/>
+          <w:szCs w:val="28"/>
+        </w:rPr>
+        <w:t>:</w:t>
+      </w:r>
+    </w:p>
+    <w:p>
+      <w:pPr>
+        <w:spacing w:after="0" w:line="360" w:lineRule="auto"/>
+        <w:ind w:firstLine="709"/>
+        <w:jc w:val="both"/>
+        <w:rPr>
+          <w:noProof/>
+        </w:rPr>
+      </w:pPr>
+      <w:r>
+        <w:rPr>
+          <w:rFonts w:ascii="Times New Roman" w:hAnsi="Times New Roman" w:cs="Times New Roman"/>
+          <w:bCs/>
+          <w:sz w:val="28"/>
+          <w:szCs w:val="28"/>
+        </w:rPr>
+        <w:lastRenderedPageBreak/>
+        <w:drawing>
+          <wp:anchor distT="0" distB="0" distL="114300" distR="114300" simplePos="0" relativeHeight="251667456" behindDoc="0" locked="0" layoutInCell="1" allowOverlap="1" wp14:anchorId="6B8BD90B" wp14:editId="3FC40BD1">
+            <wp:simplePos x="0" y="0"/>
+            <wp:positionH relativeFrom="margin">
+              <wp:align>left</wp:align>
+            </wp:positionH>
+            <wp:positionV relativeFrom="paragraph">
+              <wp:posOffset>383540</wp:posOffset>
+            </wp:positionV>
+            <wp:extent cx="4923155" cy="8843645"/>
+            <wp:effectExtent l="0" t="0" r="0" b="0"/>
+            <wp:wrapTopAndBottom/>
+            <wp:docPr id="5" name="Рисунок 5"/>
+            <wp:cNvGraphicFramePr>
+              <a:graphicFrameLocks xmlns:a="http://schemas.openxmlformats.org/drawingml/2006/main" noChangeAspect="1"/>
+            </wp:cNvGraphicFramePr>
+            <a:graphic xmlns:a="http://schemas.openxmlformats.org/drawingml/2006/main">
+              <a:graphicData uri="http://schemas.openxmlformats.org/drawingml/2006/picture">
+                <pic:pic xmlns:pic="http://schemas.openxmlformats.org/drawingml/2006/picture">
+                  <pic:nvPicPr>
+                    <pic:cNvPr id="1" name=""/>
+                    <pic:cNvPicPr/>
+                  </pic:nvPicPr>
+                  <pic:blipFill>
+                    <a:blip r:embed="rId12">
+                      <a:extLst>
+                        <a:ext uri="{28A0092B-C50C-407E-A947-70E740481C1C}">
+                          <a14:useLocalDpi xmlns:a14="http://schemas.microsoft.com/office/drawing/2010/main" val="0"/>
+                        </a:ext>
+                      </a:extLst>
+                    </a:blip>
+                    <a:stretch>
+                      <a:fillRect/>
+                    </a:stretch>
+                  </pic:blipFill>
+                  <pic:spPr>
+                    <a:xfrm>
+                      <a:off x="0" y="0"/>
+                      <a:ext cx="4923155" cy="8843645"/>
+                    </a:xfrm>
+                    <a:prstGeom prst="rect">
+                      <a:avLst/>
+                    </a:prstGeom>
+                  </pic:spPr>
+                </pic:pic>
+              </a:graphicData>
+            </a:graphic>
+            <wp14:sizeRelH relativeFrom="margin">
+              <wp14:pctWidth>0</wp14:pctWidth>
+            </wp14:sizeRelH>
+            <wp14:sizeRelV relativeFrom="margin">
+              <wp14:pctHeight>0</wp14:pctHeight>
+            </wp14:sizeRelV>
+          </wp:anchor>
+        </w:drawing>
+      </w:r>
+      <w:r>
+        <w:rPr>
+          <w:rFonts w:ascii="Times New Roman" w:hAnsi="Times New Roman" w:cs="Times New Roman"/>
+          <w:bCs/>
+          <w:sz w:val="28"/>
+          <w:szCs w:val="28"/>
+        </w:rPr>
+        <w:t xml:space="preserve">Программный код </w:t>
+      </w:r>
+      <w:r>
+        <w:rPr>
+          <w:rFonts w:ascii="Times New Roman" w:hAnsi="Times New Roman" w:cs="Times New Roman"/>
+          <w:bCs/>
+          <w:sz w:val="28"/>
+          <w:szCs w:val="28"/>
+        </w:rPr>
+        <w:t>класса</w:t>
+      </w:r>
+      <w:r>
+        <w:rPr>
+          <w:rFonts w:ascii="Times New Roman" w:hAnsi="Times New Roman" w:cs="Times New Roman"/>
+          <w:bCs/>
+          <w:sz w:val="28"/>
+          <w:szCs w:val="28"/>
+        </w:rPr>
+        <w:t xml:space="preserve"> </w:t>
+      </w:r>
+      <w:r>
+        <w:rPr>
+          <w:rFonts w:ascii="Times New Roman" w:hAnsi="Times New Roman" w:cs="Times New Roman"/>
+          <w:bCs/>
+          <w:sz w:val="28"/>
+          <w:szCs w:val="28"/>
+          <w:lang w:val="en-US"/>
+        </w:rPr>
+        <w:t>Movie</w:t>
+      </w:r>
+      <w:r>
+        <w:rPr>
+          <w:rFonts w:ascii="Times New Roman" w:hAnsi="Times New Roman" w:cs="Times New Roman"/>
+          <w:bCs/>
+          <w:sz w:val="28"/>
+          <w:szCs w:val="28"/>
+        </w:rPr>
+        <w:t>:</w:t>
+      </w:r>
+      <w:r>
+        <w:rPr>
+          <w:noProof/>
+        </w:rPr>
+        <w:t xml:space="preserve"> </w:t>
+      </w:r>
+    </w:p>
+    <w:p>
+      <w:pPr>
+        <w:spacing w:after="0" w:line="360" w:lineRule="auto"/>
+        <w:ind w:firstLine="709"/>
+        <w:jc w:val="both"/>
+        <w:rPr>
+          <w:rFonts w:ascii="Times New Roman" w:hAnsi="Times New Roman" w:cs="Times New Roman"/>
+          <w:bCs/>
+          <w:sz w:val="28"/>
+          <w:szCs w:val="28"/>
+        </w:rPr>
+      </w:pPr>
+      <w:r>
+        <w:rPr>
+          <w:rFonts w:ascii="Times New Roman" w:hAnsi="Times New Roman" w:cs="Times New Roman"/>
+          <w:bCs/>
+          <w:sz w:val="28"/>
+          <w:szCs w:val="28"/>
+          <w:lang w:val="en-US"/>
+        </w:rPr>
+        <w:lastRenderedPageBreak/>
+        <w:drawing>
+          <wp:anchor distT="0" distB="0" distL="114300" distR="114300" simplePos="0" relativeHeight="251668480" behindDoc="0" locked="0" layoutInCell="1" allowOverlap="1" wp14:anchorId="2E6FA3B9" wp14:editId="49930FE1">
+            <wp:simplePos x="0" y="0"/>
+            <wp:positionH relativeFrom="column">
+              <wp:posOffset>343428</wp:posOffset>
+            </wp:positionH>
+            <wp:positionV relativeFrom="paragraph">
+              <wp:posOffset>292915</wp:posOffset>
+            </wp:positionV>
+            <wp:extent cx="4020111" cy="4067743"/>
+            <wp:effectExtent l="0" t="0" r="0" b="9525"/>
+            <wp:wrapTopAndBottom/>
+            <wp:docPr id="6" name="Рисунок 6"/>
+            <wp:cNvGraphicFramePr>
+              <a:graphicFrameLocks xmlns:a="http://schemas.openxmlformats.org/drawingml/2006/main" noChangeAspect="1"/>
+            </wp:cNvGraphicFramePr>
+            <a:graphic xmlns:a="http://schemas.openxmlformats.org/drawingml/2006/main">
+              <a:graphicData uri="http://schemas.openxmlformats.org/drawingml/2006/picture">
+                <pic:pic xmlns:pic="http://schemas.openxmlformats.org/drawingml/2006/picture">
+                  <pic:nvPicPr>
+                    <pic:cNvPr id="1" name=""/>
+                    <pic:cNvPicPr/>
+                  </pic:nvPicPr>
+                  <pic:blipFill>
+                    <a:blip r:embed="rId13">
+                      <a:extLst>
+                        <a:ext uri="{28A0092B-C50C-407E-A947-70E740481C1C}">
+                          <a14:useLocalDpi xmlns:a14="http://schemas.microsoft.com/office/drawing/2010/main" val="0"/>
+                        </a:ext>
+                      </a:extLst>
+                    </a:blip>
+                    <a:stretch>
+                      <a:fillRect/>
+                    </a:stretch>
+                  </pic:blipFill>
+                  <pic:spPr>
+                    <a:xfrm>
+                      <a:off x="0" y="0"/>
+                      <a:ext cx="4020111" cy="4067743"/>
+                    </a:xfrm>
+                    <a:prstGeom prst="rect">
+                      <a:avLst/>
+                    </a:prstGeom>
+                  </pic:spPr>
+                </pic:pic>
+              </a:graphicData>
+            </a:graphic>
+          </wp:anchor>
+        </w:drawing>
+      </w:r>
+      <w:r>
+        <w:rPr>
+          <w:rFonts w:ascii="Times New Roman" w:hAnsi="Times New Roman" w:cs="Times New Roman"/>
+          <w:bCs/>
+          <w:sz w:val="28"/>
+          <w:szCs w:val="28"/>
+        </w:rPr>
+        <w:t xml:space="preserve">Программный код класса </w:t>
+      </w:r>
+      <w:r>
+        <w:rPr>
+          <w:rFonts w:ascii="Times New Roman" w:hAnsi="Times New Roman" w:cs="Times New Roman"/>
+          <w:bCs/>
+          <w:sz w:val="28"/>
+          <w:szCs w:val="28"/>
+          <w:lang w:val="en-US"/>
+        </w:rPr>
+        <w:t>User</w:t>
+      </w:r>
+      <w:r>
+        <w:rPr>
+          <w:rFonts w:ascii="Times New Roman" w:hAnsi="Times New Roman" w:cs="Times New Roman"/>
+          <w:bCs/>
+          <w:sz w:val="28"/>
+          <w:szCs w:val="28"/>
+        </w:rPr>
+        <w:t>:</w:t>
+      </w:r>
+    </w:p>
+    <w:p>
+      <w:pPr>
+        <w:spacing w:before="360" w:after="0" w:line="360" w:lineRule="auto"/>
+        <w:ind w:firstLine="709"/>
+        <w:jc w:val="both"/>
+        <w:rPr>
+          <w:rFonts w:ascii="Times New Roman" w:hAnsi="Times New Roman" w:cs="Times New Roman"/>
+          <w:bCs/>
+          <w:sz w:val="28"/>
+          <w:szCs w:val="28"/>
+        </w:rPr>
+      </w:pPr>
+      <w:r>
+        <w:rPr>
+          <w:rFonts w:ascii="Times New Roman" w:hAnsi="Times New Roman" w:cs="Times New Roman"/>
+          <w:bCs/>
+          <w:sz w:val="28"/>
+          <w:szCs w:val="28"/>
+          <w:lang w:val="en-US"/>
+        </w:rPr>
+        <w:drawing>
+          <wp:anchor distT="0" distB="0" distL="114300" distR="114300" simplePos="0" relativeHeight="251669504" behindDoc="0" locked="0" layoutInCell="1" allowOverlap="1" wp14:anchorId="2B7F3570" wp14:editId="39BCBBE4">
+            <wp:simplePos x="0" y="0"/>
+            <wp:positionH relativeFrom="margin">
+              <wp:posOffset>808355</wp:posOffset>
+            </wp:positionH>
+            <wp:positionV relativeFrom="paragraph">
+              <wp:posOffset>4612784</wp:posOffset>
+            </wp:positionV>
+            <wp:extent cx="3070860" cy="4329430"/>
+            <wp:effectExtent l="0" t="0" r="0" b="0"/>
+            <wp:wrapTopAndBottom/>
+            <wp:docPr id="7" name="Рисунок 7"/>
+            <wp:cNvGraphicFramePr>
+              <a:graphicFrameLocks xmlns:a="http://schemas.openxmlformats.org/drawingml/2006/main" noChangeAspect="1"/>
+            </wp:cNvGraphicFramePr>
+            <a:graphic xmlns:a="http://schemas.openxmlformats.org/drawingml/2006/main">
+              <a:graphicData uri="http://schemas.openxmlformats.org/drawingml/2006/picture">
+                <pic:pic xmlns:pic="http://schemas.openxmlformats.org/drawingml/2006/picture">
+                  <pic:nvPicPr>
+                    <pic:cNvPr id="1" name=""/>
+                    <pic:cNvPicPr/>
+                  </pic:nvPicPr>
+                  <pic:blipFill>
+                    <a:blip r:embed="rId14">
+                      <a:extLst>
+                        <a:ext uri="{28A0092B-C50C-407E-A947-70E740481C1C}">
+                          <a14:useLocalDpi xmlns:a14="http://schemas.microsoft.com/office/drawing/2010/main" val="0"/>
+                        </a:ext>
+                      </a:extLst>
+                    </a:blip>
+                    <a:stretch>
+                      <a:fillRect/>
+                    </a:stretch>
+                  </pic:blipFill>
+                  <pic:spPr>
+                    <a:xfrm>
+                      <a:off x="0" y="0"/>
+                      <a:ext cx="3070860" cy="4329430"/>
+                    </a:xfrm>
+                    <a:prstGeom prst="rect">
+                      <a:avLst/>
+                    </a:prstGeom>
+                  </pic:spPr>
+                </pic:pic>
+              </a:graphicData>
+            </a:graphic>
+            <wp14:sizeRelH relativeFrom="margin">
+              <wp14:pctWidth>0</wp14:pctWidth>
+            </wp14:sizeRelH>
+            <wp14:sizeRelV relativeFrom="margin">
+              <wp14:pctHeight>0</wp14:pctHeight>
+            </wp14:sizeRelV>
+          </wp:anchor>
+        </w:drawing>
+      </w:r>
+      <w:r>
+        <w:rPr>
+          <w:rFonts w:ascii="Times New Roman" w:hAnsi="Times New Roman" w:cs="Times New Roman"/>
+          <w:bCs/>
+          <w:sz w:val="28"/>
+          <w:szCs w:val="28"/>
+        </w:rPr>
+        <w:t xml:space="preserve">Программный код класса </w:t>
+      </w:r>
+      <w:r>
+        <w:rPr>
+          <w:rFonts w:ascii="Times New Roman" w:hAnsi="Times New Roman" w:cs="Times New Roman"/>
+          <w:bCs/>
+          <w:sz w:val="28"/>
+          <w:szCs w:val="28"/>
+          <w:lang w:val="en-US"/>
+        </w:rPr>
+        <w:t>MovieManager</w:t>
+      </w:r>
+      <w:r>
+        <w:rPr>
+          <w:rFonts w:ascii="Times New Roman" w:hAnsi="Times New Roman" w:cs="Times New Roman"/>
+          <w:bCs/>
+          <w:sz w:val="28"/>
+          <w:szCs w:val="28"/>
+        </w:rPr>
+        <w:t>:</w:t>
+      </w:r>
+    </w:p>
+    <w:p>
+      <w:pPr>
+        <w:spacing w:after="0" w:line="360" w:lineRule="auto"/>
+        <w:ind w:firstLine="708"/>
+        <w:jc w:val="both"/>
+        <w:rPr>
+          <w:rFonts w:ascii="Times New Roman" w:hAnsi="Times New Roman" w:cs="Times New Roman"/>
+          <w:bCs/>
+          <w:sz w:val="28"/>
+          <w:szCs w:val="28"/>
+          <w:lang w:val="en-US"/>
+        </w:rPr>
+      </w:pPr>
+      <w:r>
+        <w:rPr>
+          <w:rFonts w:ascii="Times New Roman" w:hAnsi="Times New Roman" w:cs="Times New Roman"/>
+          <w:bCs/>
+          <w:sz w:val="28"/>
+          <w:szCs w:val="28"/>
+          <w:lang w:val="en-US"/>
+        </w:rPr>
+        <w:lastRenderedPageBreak/>
+        <w:drawing>
+          <wp:anchor distT="0" distB="0" distL="114300" distR="114300" simplePos="0" relativeHeight="251670528" behindDoc="0" locked="0" layoutInCell="1" allowOverlap="1" wp14:anchorId="1106AAEC" wp14:editId="008F2B04">
+            <wp:simplePos x="0" y="0"/>
+            <wp:positionH relativeFrom="margin">
+              <wp:align>right</wp:align>
+            </wp:positionH>
+            <wp:positionV relativeFrom="paragraph">
+              <wp:posOffset>298078</wp:posOffset>
+            </wp:positionV>
+            <wp:extent cx="5940425" cy="5897245"/>
+            <wp:effectExtent l="0" t="0" r="3175" b="8255"/>
+            <wp:wrapTopAndBottom/>
+            <wp:docPr id="8" name="Рисунок 8"/>
+            <wp:cNvGraphicFramePr>
+              <a:graphicFrameLocks xmlns:a="http://schemas.openxmlformats.org/drawingml/2006/main" noChangeAspect="1"/>
+            </wp:cNvGraphicFramePr>
+            <a:graphic xmlns:a="http://schemas.openxmlformats.org/drawingml/2006/main">
+              <a:graphicData uri="http://schemas.openxmlformats.org/drawingml/2006/picture">
+                <pic:pic xmlns:pic="http://schemas.openxmlformats.org/drawingml/2006/picture">
+                  <pic:nvPicPr>
+                    <pic:cNvPr id="1" name=""/>
+                    <pic:cNvPicPr/>
+                  </pic:nvPicPr>
+                  <pic:blipFill>
+                    <a:blip r:embed="rId15">
+                      <a:extLst>
+                        <a:ext uri="{28A0092B-C50C-407E-A947-70E740481C1C}">
+                          <a14:useLocalDpi xmlns:a14="http://schemas.microsoft.com/office/drawing/2010/main" val="0"/>
+                        </a:ext>
+                      </a:extLst>
+                    </a:blip>
+                    <a:stretch>
+                      <a:fillRect/>
+                    </a:stretch>
+                  </pic:blipFill>
+                  <pic:spPr>
+                    <a:xfrm>
+                      <a:off x="0" y="0"/>
+                      <a:ext cx="5940425" cy="5897245"/>
+                    </a:xfrm>
+                    <a:prstGeom prst="rect">
+                      <a:avLst/>
+                    </a:prstGeom>
+                  </pic:spPr>
+                </pic:pic>
+              </a:graphicData>
+            </a:graphic>
+          </wp:anchor>
+        </w:drawing>
+      </w:r>
+      <w:r>
+        <w:rPr>
+          <w:rFonts w:ascii="Times New Roman" w:hAnsi="Times New Roman" w:cs="Times New Roman"/>
+          <w:bCs/>
+          <w:sz w:val="28"/>
+          <w:szCs w:val="28"/>
+        </w:rPr>
+        <w:t xml:space="preserve">Программный код класса </w:t>
+      </w:r>
+      <w:r>
+        <w:rPr>
+          <w:rFonts w:ascii="Times New Roman" w:hAnsi="Times New Roman" w:cs="Times New Roman"/>
+          <w:bCs/>
+          <w:sz w:val="28"/>
+          <w:szCs w:val="28"/>
+          <w:lang w:val="en-US"/>
+        </w:rPr>
+        <w:t>User</w:t>
+      </w:r>
+      <w:r>
+        <w:rPr>
+          <w:rFonts w:ascii="Times New Roman" w:hAnsi="Times New Roman" w:cs="Times New Roman"/>
+          <w:bCs/>
+          <w:sz w:val="28"/>
+          <w:szCs w:val="28"/>
+          <w:lang w:val="en-US"/>
+        </w:rPr>
+        <w:t>Manager</w:t>
+      </w:r>
+      <w:r>
+        <w:rPr>
+          <w:rFonts w:ascii="Times New Roman" w:hAnsi="Times New Roman" w:cs="Times New Roman"/>
+          <w:bCs/>
+          <w:sz w:val="28"/>
+          <w:szCs w:val="28"/>
+        </w:rPr>
+        <w:t>:</w:t>
+      </w:r>
+    </w:p>
+    <w:p>
+      <w:pPr>
+        <w:spacing w:after="0" w:line="360" w:lineRule="auto"/>
+        <w:ind w:firstLine="708"/>
+        <w:jc w:val="both"/>
+        <w:rPr>
+          <w:rFonts w:ascii="Times New Roman" w:hAnsi="Times New Roman" w:cs="Times New Roman"/>
+          <w:bCs/>
+          <w:sz w:val="28"/>
+          <w:szCs w:val="28"/>
+          <w:lang w:val="en-US"/>
+        </w:rPr>
+      </w:pPr>
     </w:p>
     <w:sectPr>
       <w:pgSz w:w="11906" w:h="16838"/>
@@ -13909,6 +14682,7 @@
   <w:style w:type="character" w:default="1" w:styleId="a0">
     <w:name w:val="Default Paragraph Font"/>
     <w:uiPriority w:val="1"/>
+    <w:semiHidden/>
     <w:unhideWhenUsed/>
   </w:style>
   <w:style w:type="table" w:default="1" w:styleId="a1">

--- a/Кинотеатр.docx
+++ b/Кинотеатр.docx
@@ -1020,7 +1020,7 @@
             </w:rPr>
             <w:fldChar w:fldCharType="separate"/>
           </w:r>
-          <w:hyperlink w:anchor="_Toc233582774" w:history="1">
+          <w:hyperlink w:anchor="_Toc233588275" w:history="1">
             <w:r>
               <w:rPr>
                 <w:rStyle w:val="ae"/>
@@ -1060,7 +1060,7 @@
                 <w:sz w:val="28"/>
                 <w:szCs w:val="28"/>
               </w:rPr>
-              <w:instrText xml:space="preserve"> PAGEREF _Toc233582774 \h </w:instrText>
+              <w:instrText xml:space="preserve"> PAGEREF _Toc233588275 \h </w:instrText>
             </w:r>
             <w:r>
               <w:rPr>
@@ -1117,7 +1117,7 @@
               <w:lang w:eastAsia="ru-RU"/>
             </w:rPr>
           </w:pPr>
-          <w:hyperlink w:anchor="_Toc233582775" w:history="1">
+          <w:hyperlink w:anchor="_Toc233588276" w:history="1">
             <w:r>
               <w:rPr>
                 <w:rStyle w:val="ae"/>
@@ -1157,7 +1157,7 @@
                 <w:sz w:val="28"/>
                 <w:szCs w:val="28"/>
               </w:rPr>
-              <w:instrText xml:space="preserve"> PAGEREF _Toc233582775 \h </w:instrText>
+              <w:instrText xml:space="preserve"> PAGEREF _Toc233588276 \h </w:instrText>
             </w:r>
             <w:r>
               <w:rPr>
@@ -1214,7 +1214,7 @@
               <w:lang w:eastAsia="ru-RU"/>
             </w:rPr>
           </w:pPr>
-          <w:hyperlink w:anchor="_Toc233582776" w:history="1">
+          <w:hyperlink w:anchor="_Toc233588277" w:history="1">
             <w:r>
               <w:rPr>
                 <w:rStyle w:val="ae"/>
@@ -1254,7 +1254,7 @@
                 <w:sz w:val="28"/>
                 <w:szCs w:val="28"/>
               </w:rPr>
-              <w:instrText xml:space="preserve"> PAGEREF _Toc233582776 \h </w:instrText>
+              <w:instrText xml:space="preserve"> PAGEREF _Toc233588277 \h </w:instrText>
             </w:r>
             <w:r>
               <w:rPr>
@@ -1311,7 +1311,7 @@
               <w:lang w:eastAsia="ru-RU"/>
             </w:rPr>
           </w:pPr>
-          <w:hyperlink w:anchor="_Toc233582777" w:history="1">
+          <w:hyperlink w:anchor="_Toc233588278" w:history="1">
             <w:r>
               <w:rPr>
                 <w:rStyle w:val="ae"/>
@@ -1350,7 +1350,7 @@
                 <w:sz w:val="28"/>
                 <w:szCs w:val="28"/>
               </w:rPr>
-              <w:instrText xml:space="preserve"> PAGEREF _Toc233582777 \h </w:instrText>
+              <w:instrText xml:space="preserve"> PAGEREF _Toc233588278 \h </w:instrText>
             </w:r>
             <w:r>
               <w:rPr>
@@ -1407,7 +1407,7 @@
               <w:lang w:eastAsia="ru-RU"/>
             </w:rPr>
           </w:pPr>
-          <w:hyperlink w:anchor="_Toc233582778" w:history="1">
+          <w:hyperlink w:anchor="_Toc233588279" w:history="1">
             <w:r>
               <w:rPr>
                 <w:rStyle w:val="ae"/>
@@ -1447,7 +1447,7 @@
                 <w:sz w:val="28"/>
                 <w:szCs w:val="28"/>
               </w:rPr>
-              <w:instrText xml:space="preserve"> PAGEREF _Toc233582778 \h </w:instrText>
+              <w:instrText xml:space="preserve"> PAGEREF _Toc233588279 \h </w:instrText>
             </w:r>
             <w:r>
               <w:rPr>
@@ -1504,7 +1504,7 @@
               <w:lang w:eastAsia="ru-RU"/>
             </w:rPr>
           </w:pPr>
-          <w:hyperlink w:anchor="_Toc233582779" w:history="1">
+          <w:hyperlink w:anchor="_Toc233588280" w:history="1">
             <w:r>
               <w:rPr>
                 <w:rStyle w:val="ae"/>
@@ -1543,7 +1543,7 @@
                 <w:sz w:val="28"/>
                 <w:szCs w:val="28"/>
               </w:rPr>
-              <w:instrText xml:space="preserve"> PAGEREF _Toc233582779 \h </w:instrText>
+              <w:instrText xml:space="preserve"> PAGEREF _Toc233588280 \h </w:instrText>
             </w:r>
             <w:r>
               <w:rPr>
@@ -1588,6 +1588,103 @@
         </w:p>
         <w:p>
           <w:pPr>
+            <w:pStyle w:val="11"/>
+            <w:tabs>
+              <w:tab w:val="right" w:pos="9345"/>
+            </w:tabs>
+            <w:rPr>
+              <w:rFonts w:ascii="Times New Roman" w:eastAsiaTheme="minorEastAsia" w:hAnsi="Times New Roman" w:cs="Times New Roman"/>
+              <w:noProof/>
+              <w:sz w:val="28"/>
+              <w:szCs w:val="28"/>
+              <w:lang w:eastAsia="ru-RU"/>
+            </w:rPr>
+          </w:pPr>
+          <w:hyperlink w:anchor="_Toc233588281" w:history="1">
+            <w:r>
+              <w:rPr>
+                <w:rStyle w:val="ae"/>
+                <w:rFonts w:ascii="Times New Roman" w:hAnsi="Times New Roman" w:cs="Times New Roman"/>
+                <w:bCs/>
+                <w:noProof/>
+                <w:sz w:val="28"/>
+                <w:szCs w:val="28"/>
+              </w:rPr>
+              <w:t>Заключение</w:t>
+            </w:r>
+            <w:r>
+              <w:rPr>
+                <w:rFonts w:ascii="Times New Roman" w:hAnsi="Times New Roman" w:cs="Times New Roman"/>
+                <w:noProof/>
+                <w:webHidden/>
+                <w:sz w:val="28"/>
+                <w:szCs w:val="28"/>
+              </w:rPr>
+              <w:tab/>
+            </w:r>
+            <w:r>
+              <w:rPr>
+                <w:rFonts w:ascii="Times New Roman" w:hAnsi="Times New Roman" w:cs="Times New Roman"/>
+                <w:noProof/>
+                <w:webHidden/>
+                <w:sz w:val="28"/>
+                <w:szCs w:val="28"/>
+              </w:rPr>
+              <w:fldChar w:fldCharType="begin"/>
+            </w:r>
+            <w:r>
+              <w:rPr>
+                <w:rFonts w:ascii="Times New Roman" w:hAnsi="Times New Roman" w:cs="Times New Roman"/>
+                <w:noProof/>
+                <w:webHidden/>
+                <w:sz w:val="28"/>
+                <w:szCs w:val="28"/>
+              </w:rPr>
+              <w:instrText xml:space="preserve"> PAGEREF _Toc233588281 \h </w:instrText>
+            </w:r>
+            <w:r>
+              <w:rPr>
+                <w:rFonts w:ascii="Times New Roman" w:hAnsi="Times New Roman" w:cs="Times New Roman"/>
+                <w:noProof/>
+                <w:webHidden/>
+                <w:sz w:val="28"/>
+                <w:szCs w:val="28"/>
+              </w:rPr>
+            </w:r>
+            <w:r>
+              <w:rPr>
+                <w:rFonts w:ascii="Times New Roman" w:hAnsi="Times New Roman" w:cs="Times New Roman"/>
+                <w:noProof/>
+                <w:webHidden/>
+                <w:sz w:val="28"/>
+                <w:szCs w:val="28"/>
+              </w:rPr>
+              <w:fldChar w:fldCharType="separate"/>
+            </w:r>
+            <w:r>
+              <w:rPr>
+                <w:rFonts w:ascii="Times New Roman" w:hAnsi="Times New Roman" w:cs="Times New Roman"/>
+                <w:noProof/>
+                <w:webHidden/>
+                <w:sz w:val="28"/>
+                <w:szCs w:val="28"/>
+              </w:rPr>
+              <w:t>44</w:t>
+            </w:r>
+            <w:r>
+              <w:rPr>
+                <w:rFonts w:ascii="Times New Roman" w:hAnsi="Times New Roman" w:cs="Times New Roman"/>
+                <w:noProof/>
+                <w:webHidden/>
+                <w:sz w:val="28"/>
+                <w:szCs w:val="28"/>
+              </w:rPr>
+              <w:fldChar w:fldCharType="end"/>
+            </w:r>
+          </w:hyperlink>
+        </w:p>
+        <w:p>
+          <w:pPr>
             <w:rPr>
               <w:b/>
               <w:bCs/>
@@ -1629,7 +1726,7 @@
         </w:rPr>
       </w:pPr>
       <w:bookmarkStart w:id="0" w:name="_Toc227272749"/>
-      <w:bookmarkStart w:id="1" w:name="_Toc233582774"/>
+      <w:bookmarkStart w:id="1" w:name="_Toc233588275"/>
       <w:r>
         <w:rPr>
           <w:rFonts w:ascii="Times New Roman" w:hAnsi="Times New Roman" w:cs="Times New Roman"/>
@@ -1834,7 +1931,7 @@
         </w:rPr>
       </w:pPr>
       <w:bookmarkStart w:id="2" w:name="_Toc227272750"/>
-      <w:bookmarkStart w:id="3" w:name="_Toc233582775"/>
+      <w:bookmarkStart w:id="3" w:name="_Toc233588276"/>
       <w:r>
         <w:rPr>
           <w:rFonts w:ascii="Times New Roman" w:hAnsi="Times New Roman" w:cs="Times New Roman"/>
@@ -2099,7 +2196,7 @@
           <w:szCs w:val="28"/>
         </w:rPr>
       </w:pPr>
-      <w:bookmarkStart w:id="5" w:name="_Toc233582776"/>
+      <w:bookmarkStart w:id="5" w:name="_Toc233588277"/>
       <w:r>
         <w:rPr>
           <w:rFonts w:ascii="Times New Roman" w:hAnsi="Times New Roman" w:cs="Times New Roman"/>
@@ -2529,7 +2626,6 @@
           <w:rFonts w:ascii="Times New Roman" w:hAnsi="Times New Roman" w:cs="Times New Roman"/>
           <w:sz w:val="28"/>
           <w:szCs w:val="28"/>
-          <w:lang w:val="en-US"/>
         </w:rPr>
       </w:pPr>
       <w:r>
@@ -2688,7 +2784,7 @@
           <w:sz w:val="28"/>
           <w:szCs w:val="28"/>
         </w:rPr>
-        <w:t xml:space="preserve">Фильм не выбран → «Выберите фильм». </w:t>
+        <w:t>Файл не найден или поврежден → «Ошибка воспроизведения».</w:t>
       </w:r>
     </w:p>
     <w:p>
@@ -2702,14 +2798,16 @@
           <w:szCs w:val="28"/>
         </w:rPr>
       </w:pPr>
-      <w:r>
-        <w:rPr>
-          <w:rFonts w:ascii="Times New Roman" w:hAnsi="Times New Roman" w:cs="Times New Roman"/>
-          <w:sz w:val="28"/>
-          <w:szCs w:val="28"/>
-        </w:rPr>
-        <w:t>Файл не найден или поврежден → «Ошибка воспроизведения».</w:t>
-      </w:r>
+      <w:bookmarkStart w:id="8" w:name="_Toc227272759"/>
+      <w:r>
+        <w:rPr>
+          <w:rFonts w:ascii="Times New Roman" w:hAnsi="Times New Roman" w:cs="Times New Roman"/>
+          <w:sz w:val="28"/>
+          <w:szCs w:val="28"/>
+        </w:rPr>
+        <w:t>2.4 Требование №4. Управление воспроизведением</w:t>
+      </w:r>
+      <w:bookmarkEnd w:id="8"/>
     </w:p>
     <w:p>
       <w:pPr>
@@ -2722,16 +2820,14 @@
           <w:szCs w:val="28"/>
         </w:rPr>
       </w:pPr>
-      <w:bookmarkStart w:id="8" w:name="_Toc227272759"/>
-      <w:r>
-        <w:rPr>
-          <w:rFonts w:ascii="Times New Roman" w:hAnsi="Times New Roman" w:cs="Times New Roman"/>
-          <w:sz w:val="28"/>
-          <w:szCs w:val="28"/>
-        </w:rPr>
-        <w:t>2.4 Требование №4. Управление воспроизведением</w:t>
-      </w:r>
-      <w:bookmarkEnd w:id="8"/>
+      <w:r>
+        <w:rPr>
+          <w:rFonts w:ascii="Times New Roman" w:hAnsi="Times New Roman" w:cs="Times New Roman"/>
+          <w:sz w:val="28"/>
+          <w:szCs w:val="28"/>
+        </w:rPr>
+        <w:t>Что видит пользователь:</w:t>
+      </w:r>
     </w:p>
     <w:p>
       <w:pPr>
@@ -2750,6 +2846,150 @@
           <w:sz w:val="28"/>
           <w:szCs w:val="28"/>
         </w:rPr>
+        <w:t xml:space="preserve">Кнопки «Пауза», «Стоп» и ползунок для регулировки громкости. </w:t>
+      </w:r>
+    </w:p>
+    <w:p>
+      <w:pPr>
+        <w:spacing w:after="0" w:line="360" w:lineRule="auto"/>
+        <w:ind w:firstLine="709"/>
+        <w:jc w:val="both"/>
+        <w:rPr>
+          <w:rFonts w:ascii="Times New Roman" w:hAnsi="Times New Roman" w:cs="Times New Roman"/>
+          <w:sz w:val="28"/>
+          <w:szCs w:val="28"/>
+        </w:rPr>
+      </w:pPr>
+      <w:r>
+        <w:rPr>
+          <w:rFonts w:ascii="Times New Roman" w:hAnsi="Times New Roman" w:cs="Times New Roman"/>
+          <w:sz w:val="28"/>
+          <w:szCs w:val="28"/>
+        </w:rPr>
+        <w:t>Что делает система:</w:t>
+      </w:r>
+    </w:p>
+    <w:p>
+      <w:pPr>
+        <w:spacing w:after="0" w:line="360" w:lineRule="auto"/>
+        <w:ind w:firstLine="709"/>
+        <w:jc w:val="both"/>
+        <w:rPr>
+          <w:rFonts w:ascii="Times New Roman" w:hAnsi="Times New Roman" w:cs="Times New Roman"/>
+          <w:sz w:val="28"/>
+          <w:szCs w:val="28"/>
+        </w:rPr>
+      </w:pPr>
+      <w:r>
+        <w:rPr>
+          <w:rFonts w:ascii="Times New Roman" w:hAnsi="Times New Roman" w:cs="Times New Roman"/>
+          <w:sz w:val="28"/>
+          <w:szCs w:val="28"/>
+        </w:rPr>
+        <w:t xml:space="preserve">Останавливает, продолжает или полностью прекращает показ видео по команде. Изменяет уровень звука в зависимости от положения ползунка. </w:t>
+      </w:r>
+    </w:p>
+    <w:p>
+      <w:pPr>
+        <w:spacing w:after="0" w:line="360" w:lineRule="auto"/>
+        <w:ind w:firstLine="709"/>
+        <w:jc w:val="both"/>
+        <w:rPr>
+          <w:rFonts w:ascii="Times New Roman" w:hAnsi="Times New Roman" w:cs="Times New Roman"/>
+          <w:sz w:val="28"/>
+          <w:szCs w:val="28"/>
+        </w:rPr>
+      </w:pPr>
+      <w:r>
+        <w:rPr>
+          <w:rFonts w:ascii="Times New Roman" w:hAnsi="Times New Roman" w:cs="Times New Roman"/>
+          <w:sz w:val="28"/>
+          <w:szCs w:val="28"/>
+        </w:rPr>
+        <w:t>Ошибки:</w:t>
+      </w:r>
+    </w:p>
+    <w:p>
+      <w:pPr>
+        <w:spacing w:after="0" w:line="360" w:lineRule="auto"/>
+        <w:ind w:firstLine="709"/>
+        <w:jc w:val="both"/>
+        <w:rPr>
+          <w:rFonts w:ascii="Times New Roman" w:hAnsi="Times New Roman" w:cs="Times New Roman"/>
+          <w:sz w:val="28"/>
+          <w:szCs w:val="28"/>
+        </w:rPr>
+      </w:pPr>
+      <w:r>
+        <w:rPr>
+          <w:rFonts w:ascii="Times New Roman" w:hAnsi="Times New Roman" w:cs="Times New Roman"/>
+          <w:sz w:val="28"/>
+          <w:szCs w:val="28"/>
+        </w:rPr>
+        <w:t>Если видео еще не запущено → кнопки управления остаются неактивными.</w:t>
+      </w:r>
+    </w:p>
+    <w:p>
+      <w:pPr>
+        <w:spacing w:after="0" w:line="360" w:lineRule="auto"/>
+        <w:ind w:firstLine="709"/>
+        <w:jc w:val="both"/>
+        <w:rPr>
+          <w:rFonts w:ascii="Times New Roman" w:hAnsi="Times New Roman" w:cs="Times New Roman"/>
+          <w:sz w:val="28"/>
+          <w:szCs w:val="28"/>
+        </w:rPr>
+      </w:pPr>
+      <w:r>
+        <w:rPr>
+          <w:rFonts w:ascii="Times New Roman" w:hAnsi="Times New Roman" w:cs="Times New Roman"/>
+          <w:sz w:val="28"/>
+          <w:szCs w:val="28"/>
+        </w:rPr>
+        <w:t xml:space="preserve">2.5 </w:t>
+      </w:r>
+      <w:r>
+        <w:rPr>
+          <w:rFonts w:ascii="Times New Roman" w:hAnsi="Times New Roman" w:cs="Times New Roman"/>
+          <w:sz w:val="28"/>
+          <w:szCs w:val="28"/>
+        </w:rPr>
+        <w:t>Требование</w:t>
+      </w:r>
+      <w:r>
+        <w:rPr>
+          <w:rFonts w:ascii="Times New Roman" w:hAnsi="Times New Roman" w:cs="Times New Roman"/>
+          <w:sz w:val="28"/>
+          <w:szCs w:val="28"/>
+        </w:rPr>
+        <w:t xml:space="preserve"> №5. </w:t>
+      </w:r>
+      <w:r>
+        <w:rPr>
+          <w:rFonts w:ascii="Times New Roman" w:hAnsi="Times New Roman" w:cs="Times New Roman"/>
+          <w:sz w:val="28"/>
+          <w:szCs w:val="28"/>
+        </w:rPr>
+        <w:t>Общий поиск и рекомендации</w:t>
+      </w:r>
+    </w:p>
+    <w:p>
+      <w:pPr>
+        <w:spacing w:after="0" w:line="360" w:lineRule="auto"/>
+        <w:ind w:firstLine="709"/>
+        <w:jc w:val="both"/>
+        <w:rPr>
+          <w:rFonts w:ascii="Times New Roman" w:hAnsi="Times New Roman" w:cs="Times New Roman"/>
+          <w:sz w:val="28"/>
+          <w:szCs w:val="28"/>
+        </w:rPr>
+      </w:pPr>
+      <w:r>
+        <w:rPr>
+          <w:rFonts w:ascii="Times New Roman" w:hAnsi="Times New Roman" w:cs="Times New Roman"/>
+          <w:sz w:val="28"/>
+          <w:szCs w:val="28"/>
+        </w:rPr>
         <w:t>Что видит пользователь:</w:t>
       </w:r>
     </w:p>
@@ -2770,7 +3010,7 @@
           <w:sz w:val="28"/>
           <w:szCs w:val="28"/>
         </w:rPr>
-        <w:t xml:space="preserve">Кнопки «Пауза», «Стоп» и ползунок для регулировки громкости. </w:t>
+        <w:t xml:space="preserve">Строка поиска, в которую можно ввести название фильма. Также отображается история последних просмотров. </w:t>
       </w:r>
     </w:p>
     <w:p>
@@ -2810,7 +3050,7 @@
           <w:sz w:val="28"/>
           <w:szCs w:val="28"/>
         </w:rPr>
-        <w:t xml:space="preserve">Останавливает, продолжает или полностью прекращает показ видео по команде. Изменяет уровень звука в зависимости от положения ползунка. </w:t>
+        <w:t xml:space="preserve">Сравнивает введенный текст с названиями в каталоге и выводит совпадения. Анализирует историю просмотров и предлагает пользователю похожие фильмы тех же жанров. </w:t>
       </w:r>
     </w:p>
     <w:p>
@@ -2850,7 +3090,7 @@
           <w:sz w:val="28"/>
           <w:szCs w:val="28"/>
         </w:rPr>
-        <w:t>Если видео еще не запущено → кнопки управления остаются неактивными.</w:t>
+        <w:t>Если по запросу ничего не найдено → «По вашему запросу ничего не найдено».</w:t>
       </w:r>
     </w:p>
     <w:p>
@@ -2864,38 +3104,88 @@
           <w:szCs w:val="28"/>
         </w:rPr>
       </w:pPr>
-      <w:r>
-        <w:rPr>
-          <w:rFonts w:ascii="Times New Roman" w:hAnsi="Times New Roman" w:cs="Times New Roman"/>
-          <w:sz w:val="28"/>
-          <w:szCs w:val="28"/>
-        </w:rPr>
-        <w:t xml:space="preserve">2.5 </w:t>
-      </w:r>
-      <w:r>
-        <w:rPr>
-          <w:rFonts w:ascii="Times New Roman" w:hAnsi="Times New Roman" w:cs="Times New Roman"/>
-          <w:sz w:val="28"/>
-          <w:szCs w:val="28"/>
-        </w:rPr>
-        <w:t>Требование</w:t>
-      </w:r>
-      <w:r>
-        <w:rPr>
-          <w:rFonts w:ascii="Times New Roman" w:hAnsi="Times New Roman" w:cs="Times New Roman"/>
-          <w:sz w:val="28"/>
-          <w:szCs w:val="28"/>
-        </w:rPr>
-        <w:t xml:space="preserve"> №5. </w:t>
-      </w:r>
-      <w:r>
-        <w:rPr>
-          <w:rFonts w:ascii="Times New Roman" w:hAnsi="Times New Roman" w:cs="Times New Roman"/>
-          <w:sz w:val="28"/>
-          <w:szCs w:val="28"/>
-        </w:rPr>
-        <w:t>Общий поиск и рекомендации</w:t>
-      </w:r>
+      <w:bookmarkStart w:id="9" w:name="_Toc227272760"/>
+      <w:r>
+        <w:rPr>
+          <w:rFonts w:ascii="Times New Roman" w:hAnsi="Times New Roman" w:cs="Times New Roman"/>
+          <w:sz w:val="28"/>
+          <w:szCs w:val="28"/>
+        </w:rPr>
+        <w:t>2.</w:t>
+      </w:r>
+      <w:r>
+        <w:rPr>
+          <w:rFonts w:ascii="Times New Roman" w:hAnsi="Times New Roman" w:cs="Times New Roman"/>
+          <w:sz w:val="28"/>
+          <w:szCs w:val="28"/>
+        </w:rPr>
+        <w:t>6</w:t>
+      </w:r>
+      <w:r>
+        <w:rPr>
+          <w:rFonts w:ascii="Times New Roman" w:hAnsi="Times New Roman" w:cs="Times New Roman"/>
+          <w:sz w:val="28"/>
+          <w:szCs w:val="28"/>
+        </w:rPr>
+        <w:t xml:space="preserve"> Требование №</w:t>
+      </w:r>
+      <w:r>
+        <w:rPr>
+          <w:rFonts w:ascii="Times New Roman" w:hAnsi="Times New Roman" w:cs="Times New Roman"/>
+          <w:sz w:val="28"/>
+          <w:szCs w:val="28"/>
+        </w:rPr>
+        <w:t>6</w:t>
+      </w:r>
+      <w:r>
+        <w:rPr>
+          <w:rFonts w:ascii="Times New Roman" w:hAnsi="Times New Roman" w:cs="Times New Roman"/>
+          <w:sz w:val="28"/>
+          <w:szCs w:val="28"/>
+        </w:rPr>
+        <w:t>. Добавление</w:t>
+      </w:r>
+      <w:r>
+        <w:rPr>
+          <w:rFonts w:ascii="Times New Roman" w:hAnsi="Times New Roman" w:cs="Times New Roman"/>
+          <w:sz w:val="28"/>
+          <w:szCs w:val="28"/>
+        </w:rPr>
+        <w:t>,</w:t>
+      </w:r>
+      <w:r>
+        <w:rPr>
+          <w:rFonts w:ascii="Times New Roman" w:hAnsi="Times New Roman" w:cs="Times New Roman"/>
+          <w:sz w:val="28"/>
+          <w:szCs w:val="28"/>
+        </w:rPr>
+        <w:t xml:space="preserve"> удаление</w:t>
+      </w:r>
+      <w:r>
+        <w:rPr>
+          <w:rFonts w:ascii="Times New Roman" w:hAnsi="Times New Roman" w:cs="Times New Roman"/>
+          <w:sz w:val="28"/>
+          <w:szCs w:val="28"/>
+        </w:rPr>
+        <w:t xml:space="preserve"> </w:t>
+      </w:r>
+      <w:r>
+        <w:rPr>
+          <w:rFonts w:ascii="Times New Roman" w:hAnsi="Times New Roman" w:cs="Times New Roman"/>
+          <w:sz w:val="28"/>
+          <w:szCs w:val="28"/>
+        </w:rPr>
+        <w:t xml:space="preserve">и редактирование </w:t>
+      </w:r>
+      <w:r>
+        <w:rPr>
+          <w:rFonts w:ascii="Times New Roman" w:hAnsi="Times New Roman" w:cs="Times New Roman"/>
+          <w:sz w:val="28"/>
+          <w:szCs w:val="28"/>
+        </w:rPr>
+        <w:t>фильмов (для администратора)</w:t>
+      </w:r>
+      <w:bookmarkEnd w:id="9"/>
     </w:p>
     <w:p>
       <w:pPr>
@@ -2908,13 +3198,14 @@
           <w:szCs w:val="28"/>
         </w:rPr>
       </w:pPr>
-      <w:r>
-        <w:rPr>
-          <w:rFonts w:ascii="Times New Roman" w:hAnsi="Times New Roman" w:cs="Times New Roman"/>
-          <w:sz w:val="28"/>
-          <w:szCs w:val="28"/>
-        </w:rPr>
-        <w:t>Что видит пользователь:</w:t>
+      <w:bookmarkStart w:id="10" w:name="_Toc227272761"/>
+      <w:r>
+        <w:rPr>
+          <w:rFonts w:ascii="Times New Roman" w:hAnsi="Times New Roman" w:cs="Times New Roman"/>
+          <w:sz w:val="28"/>
+          <w:szCs w:val="28"/>
+        </w:rPr>
+        <w:t>Что видит пользователь-администратор:</w:t>
       </w:r>
     </w:p>
     <w:p>
@@ -2934,222 +3225,7 @@
           <w:sz w:val="28"/>
           <w:szCs w:val="28"/>
         </w:rPr>
-        <w:t xml:space="preserve">Строка поиска, в которую можно ввести название фильма. Также отображается история последних просмотров и блок персональных рекомендаций. </w:t>
-      </w:r>
-    </w:p>
-    <w:p>
-      <w:pPr>
-        <w:spacing w:after="0" w:line="360" w:lineRule="auto"/>
-        <w:ind w:firstLine="709"/>
-        <w:jc w:val="both"/>
-        <w:rPr>
-          <w:rFonts w:ascii="Times New Roman" w:hAnsi="Times New Roman" w:cs="Times New Roman"/>
-          <w:sz w:val="28"/>
-          <w:szCs w:val="28"/>
-        </w:rPr>
-      </w:pPr>
-      <w:r>
-        <w:rPr>
-          <w:rFonts w:ascii="Times New Roman" w:hAnsi="Times New Roman" w:cs="Times New Roman"/>
-          <w:sz w:val="28"/>
-          <w:szCs w:val="28"/>
-        </w:rPr>
-        <w:t>Что делает система:</w:t>
-      </w:r>
-    </w:p>
-    <w:p>
-      <w:pPr>
-        <w:spacing w:after="0" w:line="360" w:lineRule="auto"/>
-        <w:ind w:firstLine="709"/>
-        <w:jc w:val="both"/>
-        <w:rPr>
-          <w:rFonts w:ascii="Times New Roman" w:hAnsi="Times New Roman" w:cs="Times New Roman"/>
-          <w:sz w:val="28"/>
-          <w:szCs w:val="28"/>
-        </w:rPr>
-      </w:pPr>
-      <w:r>
-        <w:rPr>
-          <w:rFonts w:ascii="Times New Roman" w:hAnsi="Times New Roman" w:cs="Times New Roman"/>
-          <w:sz w:val="28"/>
-          <w:szCs w:val="28"/>
-        </w:rPr>
-        <w:t xml:space="preserve">Сравнивает введенный текст с названиями в каталоге и выводит совпадения. Анализирует историю просмотров и предлагает пользователю похожие фильмы тех же жанров. </w:t>
-      </w:r>
-    </w:p>
-    <w:p>
-      <w:pPr>
-        <w:spacing w:after="0" w:line="360" w:lineRule="auto"/>
-        <w:ind w:firstLine="709"/>
-        <w:jc w:val="both"/>
-        <w:rPr>
-          <w:rFonts w:ascii="Times New Roman" w:hAnsi="Times New Roman" w:cs="Times New Roman"/>
-          <w:sz w:val="28"/>
-          <w:szCs w:val="28"/>
-        </w:rPr>
-      </w:pPr>
-      <w:r>
-        <w:rPr>
-          <w:rFonts w:ascii="Times New Roman" w:hAnsi="Times New Roman" w:cs="Times New Roman"/>
-          <w:sz w:val="28"/>
-          <w:szCs w:val="28"/>
-        </w:rPr>
-        <w:t>Ошибки:</w:t>
-      </w:r>
-    </w:p>
-    <w:p>
-      <w:pPr>
-        <w:spacing w:after="0" w:line="360" w:lineRule="auto"/>
-        <w:ind w:firstLine="709"/>
-        <w:jc w:val="both"/>
-        <w:rPr>
-          <w:rFonts w:ascii="Times New Roman" w:hAnsi="Times New Roman" w:cs="Times New Roman"/>
-          <w:sz w:val="28"/>
-          <w:szCs w:val="28"/>
-        </w:rPr>
-      </w:pPr>
-      <w:r>
-        <w:rPr>
-          <w:rFonts w:ascii="Times New Roman" w:hAnsi="Times New Roman" w:cs="Times New Roman"/>
-          <w:sz w:val="28"/>
-          <w:szCs w:val="28"/>
-        </w:rPr>
-        <w:t>Если по запросу ничего не найдено → «По вашему запросу ничего не найдено».</w:t>
-      </w:r>
-    </w:p>
-    <w:p>
-      <w:pPr>
-        <w:spacing w:after="0" w:line="360" w:lineRule="auto"/>
-        <w:ind w:firstLine="709"/>
-        <w:jc w:val="both"/>
-        <w:rPr>
-          <w:rFonts w:ascii="Times New Roman" w:hAnsi="Times New Roman" w:cs="Times New Roman"/>
-          <w:sz w:val="28"/>
-          <w:szCs w:val="28"/>
-        </w:rPr>
-      </w:pPr>
-      <w:bookmarkStart w:id="9" w:name="_Toc227272760"/>
-      <w:r>
-        <w:rPr>
-          <w:rFonts w:ascii="Times New Roman" w:hAnsi="Times New Roman" w:cs="Times New Roman"/>
-          <w:sz w:val="28"/>
-          <w:szCs w:val="28"/>
-        </w:rPr>
-        <w:t>2.</w:t>
-      </w:r>
-      <w:r>
-        <w:rPr>
-          <w:rFonts w:ascii="Times New Roman" w:hAnsi="Times New Roman" w:cs="Times New Roman"/>
-          <w:sz w:val="28"/>
-          <w:szCs w:val="28"/>
-        </w:rPr>
-        <w:t>6</w:t>
-      </w:r>
-      <w:r>
-        <w:rPr>
-          <w:rFonts w:ascii="Times New Roman" w:hAnsi="Times New Roman" w:cs="Times New Roman"/>
-          <w:sz w:val="28"/>
-          <w:szCs w:val="28"/>
-        </w:rPr>
-        <w:t xml:space="preserve"> Требование №</w:t>
-      </w:r>
-      <w:r>
-        <w:rPr>
-          <w:rFonts w:ascii="Times New Roman" w:hAnsi="Times New Roman" w:cs="Times New Roman"/>
-          <w:sz w:val="28"/>
-          <w:szCs w:val="28"/>
-        </w:rPr>
-        <w:t>6</w:t>
-      </w:r>
-      <w:r>
-        <w:rPr>
-          <w:rFonts w:ascii="Times New Roman" w:hAnsi="Times New Roman" w:cs="Times New Roman"/>
-          <w:sz w:val="28"/>
-          <w:szCs w:val="28"/>
-        </w:rPr>
-        <w:t>. Добавление</w:t>
-      </w:r>
-      <w:r>
-        <w:rPr>
-          <w:rFonts w:ascii="Times New Roman" w:hAnsi="Times New Roman" w:cs="Times New Roman"/>
-          <w:sz w:val="28"/>
-          <w:szCs w:val="28"/>
-        </w:rPr>
-        <w:t>,</w:t>
-      </w:r>
-      <w:r>
-        <w:rPr>
-          <w:rFonts w:ascii="Times New Roman" w:hAnsi="Times New Roman" w:cs="Times New Roman"/>
-          <w:sz w:val="28"/>
-          <w:szCs w:val="28"/>
-        </w:rPr>
-        <w:t xml:space="preserve"> удаление</w:t>
-      </w:r>
-      <w:r>
-        <w:rPr>
-          <w:rFonts w:ascii="Times New Roman" w:hAnsi="Times New Roman" w:cs="Times New Roman"/>
-          <w:sz w:val="28"/>
-          <w:szCs w:val="28"/>
-        </w:rPr>
-        <w:t xml:space="preserve"> </w:t>
-      </w:r>
-      <w:r>
-        <w:rPr>
-          <w:rFonts w:ascii="Times New Roman" w:hAnsi="Times New Roman" w:cs="Times New Roman"/>
-          <w:sz w:val="28"/>
-          <w:szCs w:val="28"/>
-        </w:rPr>
-        <w:t xml:space="preserve">и редактирование </w:t>
-      </w:r>
-      <w:r>
-        <w:rPr>
-          <w:rFonts w:ascii="Times New Roman" w:hAnsi="Times New Roman" w:cs="Times New Roman"/>
-          <w:sz w:val="28"/>
-          <w:szCs w:val="28"/>
-        </w:rPr>
-        <w:t>фильмов (для администратора)</w:t>
-      </w:r>
-      <w:bookmarkEnd w:id="9"/>
-    </w:p>
-    <w:p>
-      <w:pPr>
-        <w:spacing w:after="0" w:line="360" w:lineRule="auto"/>
-        <w:ind w:firstLine="709"/>
-        <w:jc w:val="both"/>
-        <w:rPr>
-          <w:rFonts w:ascii="Times New Roman" w:hAnsi="Times New Roman" w:cs="Times New Roman"/>
-          <w:sz w:val="28"/>
-          <w:szCs w:val="28"/>
-        </w:rPr>
-      </w:pPr>
-      <w:bookmarkStart w:id="10" w:name="_Toc227272761"/>
-      <w:r>
-        <w:rPr>
-          <w:rFonts w:ascii="Times New Roman" w:hAnsi="Times New Roman" w:cs="Times New Roman"/>
-          <w:sz w:val="28"/>
-          <w:szCs w:val="28"/>
-        </w:rPr>
         <w:lastRenderedPageBreak/>
-        <w:t>Что видит пользователь-администратор:</w:t>
-      </w:r>
-    </w:p>
-    <w:p>
-      <w:pPr>
-        <w:spacing w:after="0" w:line="360" w:lineRule="auto"/>
-        <w:ind w:firstLine="709"/>
-        <w:jc w:val="both"/>
-        <w:rPr>
-          <w:rFonts w:ascii="Times New Roman" w:hAnsi="Times New Roman" w:cs="Times New Roman"/>
-          <w:sz w:val="28"/>
-          <w:szCs w:val="28"/>
-        </w:rPr>
-      </w:pPr>
-      <w:r>
-        <w:rPr>
-          <w:rFonts w:ascii="Times New Roman" w:hAnsi="Times New Roman" w:cs="Times New Roman"/>
-          <w:sz w:val="28"/>
-          <w:szCs w:val="28"/>
-        </w:rPr>
         <w:t>Специальные кнопки управления контентом. При нажатии «Добавить» или «Редактировать» открывается форма, где можно ввести/изменить название, описание, жанр, рейтинг, выбрать файл постера и видео. При нажатии «Удалить» появляется запрос на подтверждение.</w:t>
       </w:r>
     </w:p>
@@ -3436,7 +3512,7 @@
           <w:szCs w:val="28"/>
         </w:rPr>
       </w:pPr>
-      <w:bookmarkStart w:id="11" w:name="_Toc233582777"/>
+      <w:bookmarkStart w:id="11" w:name="_Toc233588278"/>
       <w:r>
         <w:rPr>
           <w:rFonts w:ascii="Times New Roman" w:hAnsi="Times New Roman" w:cs="Times New Roman"/>
@@ -3588,7 +3664,7 @@
             <v:imagedata r:id="rId6" o:title=""/>
             <w10:wrap type="topAndBottom"/>
           </v:shape>
-          <o:OLEObject Type="Embed" ProgID="Visio.Drawing.15" ShapeID="_x0000_s1029" DrawAspect="Content" ObjectID="_1844195546" r:id="rId7"/>
+          <o:OLEObject Type="Embed" ProgID="Visio.Drawing.15" ShapeID="_x0000_s1029" DrawAspect="Content" ObjectID="_1844201028" r:id="rId7"/>
         </w:object>
       </w:r>
     </w:p>
@@ -7292,7 +7368,7 @@
           <w:szCs w:val="28"/>
         </w:rPr>
       </w:pPr>
-      <w:bookmarkStart w:id="12" w:name="_Toc233582778"/>
+      <w:bookmarkStart w:id="12" w:name="_Toc233588279"/>
       <w:r>
         <w:rPr>
           <w:rFonts w:ascii="Times New Roman" w:hAnsi="Times New Roman" w:cs="Times New Roman"/>
@@ -8151,7 +8227,7 @@
           <w:szCs w:val="28"/>
         </w:rPr>
       </w:pPr>
-      <w:bookmarkStart w:id="13" w:name="_Toc233582779"/>
+      <w:bookmarkStart w:id="13" w:name="_Toc233588280"/>
       <w:r>
         <w:rPr>
           <w:rFonts w:ascii="Times New Roman" w:hAnsi="Times New Roman" w:cs="Times New Roman"/>
@@ -8175,6 +8251,7 @@
           <w:bCs/>
           <w:sz w:val="28"/>
           <w:szCs w:val="28"/>
+          <w:lang w:val="en-US"/>
         </w:rPr>
       </w:pPr>
       <w:r>
@@ -8184,19 +8261,55 @@
           <w:sz w:val="28"/>
           <w:szCs w:val="28"/>
         </w:rPr>
+        <w:t>В ходе выполнения проекта программное средство было разработано в среде Microsoft Visual Studio 2022 на языке программирования C# с использованием Windows Forms.</w:t>
+      </w:r>
+    </w:p>
+    <w:p>
+      <w:pPr>
+        <w:spacing w:after="0" w:line="360" w:lineRule="auto"/>
+        <w:ind w:firstLine="709"/>
+        <w:jc w:val="both"/>
+        <w:rPr>
+          <w:rFonts w:ascii="Times New Roman" w:hAnsi="Times New Roman" w:cs="Times New Roman"/>
+          <w:bCs/>
+          <w:sz w:val="28"/>
+          <w:szCs w:val="28"/>
+          <w:lang w:val="en-US"/>
+        </w:rPr>
+      </w:pPr>
+    </w:p>
+    <w:p>
+      <w:pPr>
+        <w:spacing w:after="0" w:line="360" w:lineRule="auto"/>
+        <w:ind w:firstLine="709"/>
+        <w:jc w:val="both"/>
+        <w:rPr>
+          <w:rFonts w:ascii="Times New Roman" w:hAnsi="Times New Roman" w:cs="Times New Roman"/>
+          <w:bCs/>
+          <w:sz w:val="28"/>
+          <w:szCs w:val="28"/>
+        </w:rPr>
+      </w:pPr>
+      <w:r>
+        <w:rPr>
+          <w:rFonts w:ascii="Times New Roman" w:hAnsi="Times New Roman" w:cs="Times New Roman"/>
+          <w:bCs/>
+          <w:sz w:val="28"/>
+          <w:szCs w:val="28"/>
+        </w:rPr>
         <w:drawing>
-          <wp:anchor distT="0" distB="0" distL="114300" distR="114300" simplePos="0" relativeHeight="251665408" behindDoc="0" locked="0" layoutInCell="1" allowOverlap="1" wp14:anchorId="4BE10156" wp14:editId="11777E4B">
+          <wp:anchor distT="0" distB="0" distL="114300" distR="114300" simplePos="0" relativeHeight="251671552" behindDoc="0" locked="0" layoutInCell="1" allowOverlap="1" wp14:anchorId="4DC2FB06" wp14:editId="78F80AEF">
             <wp:simplePos x="0" y="0"/>
-            <wp:positionH relativeFrom="margin">
-              <wp:align>right</wp:align>
+            <wp:positionH relativeFrom="column">
+              <wp:posOffset>701040</wp:posOffset>
             </wp:positionH>
             <wp:positionV relativeFrom="paragraph">
-              <wp:posOffset>318507</wp:posOffset>
+              <wp:posOffset>280035</wp:posOffset>
             </wp:positionV>
-            <wp:extent cx="5940425" cy="4547870"/>
-            <wp:effectExtent l="0" t="0" r="3175" b="5080"/>
+            <wp:extent cx="3819525" cy="4105275"/>
+            <wp:effectExtent l="0" t="0" r="9525" b="9525"/>
             <wp:wrapTopAndBottom/>
-            <wp:docPr id="3" name="Рисунок 3"/>
+            <wp:docPr id="9" name="Рисунок 9"/>
             <wp:cNvGraphicFramePr>
               <a:graphicFrameLocks xmlns:a="http://schemas.openxmlformats.org/drawingml/2006/main" noChangeAspect="1"/>
             </wp:cNvGraphicFramePr>
@@ -8222,6 +8335,177 @@
                   <pic:spPr>
                     <a:xfrm>
                       <a:off x="0" y="0"/>
+                      <a:ext cx="3819525" cy="4105275"/>
+                    </a:xfrm>
+                    <a:prstGeom prst="rect">
+                      <a:avLst/>
+                    </a:prstGeom>
+                  </pic:spPr>
+                </pic:pic>
+              </a:graphicData>
+            </a:graphic>
+          </wp:anchor>
+        </w:drawing>
+      </w:r>
+      <w:r>
+        <w:rPr>
+          <w:rFonts w:ascii="Times New Roman" w:hAnsi="Times New Roman" w:cs="Times New Roman"/>
+          <w:bCs/>
+          <w:sz w:val="28"/>
+          <w:szCs w:val="28"/>
+        </w:rPr>
+        <w:t>На рисунке 4 представлена форма</w:t>
+      </w:r>
+      <w:r>
+        <w:rPr>
+          <w:noProof/>
+        </w:rPr>
+        <w:t xml:space="preserve"> </w:t>
+      </w:r>
+      <w:r>
+        <w:rPr>
+          <w:rFonts w:ascii="Times New Roman" w:hAnsi="Times New Roman" w:cs="Times New Roman"/>
+          <w:bCs/>
+          <w:sz w:val="28"/>
+          <w:szCs w:val="28"/>
+        </w:rPr>
+        <w:t xml:space="preserve"> </w:t>
+      </w:r>
+      <w:r>
+        <w:rPr>
+          <w:rFonts w:ascii="Times New Roman" w:hAnsi="Times New Roman" w:cs="Times New Roman"/>
+          <w:bCs/>
+          <w:sz w:val="28"/>
+          <w:szCs w:val="28"/>
+          <w:lang w:val="en-US"/>
+        </w:rPr>
+        <w:t>HistoryForm</w:t>
+      </w:r>
+      <w:r>
+        <w:rPr>
+          <w:rFonts w:ascii="Times New Roman" w:hAnsi="Times New Roman" w:cs="Times New Roman"/>
+          <w:bCs/>
+          <w:sz w:val="28"/>
+          <w:szCs w:val="28"/>
+        </w:rPr>
+        <w:t>.</w:t>
+      </w:r>
+    </w:p>
+    <w:p>
+      <w:pPr>
+        <w:spacing w:after="0" w:line="360" w:lineRule="auto"/>
+        <w:ind w:firstLine="709"/>
+        <w:jc w:val="both"/>
+        <w:rPr>
+          <w:rFonts w:ascii="Times New Roman" w:hAnsi="Times New Roman" w:cs="Times New Roman"/>
+          <w:bCs/>
+          <w:sz w:val="28"/>
+          <w:szCs w:val="28"/>
+        </w:rPr>
+      </w:pPr>
+      <w:r>
+        <w:rPr>
+          <w:rFonts w:ascii="Times New Roman" w:hAnsi="Times New Roman" w:cs="Times New Roman"/>
+          <w:bCs/>
+          <w:sz w:val="28"/>
+          <w:szCs w:val="28"/>
+        </w:rPr>
+        <w:t xml:space="preserve">Рисунок 4 – </w:t>
+      </w:r>
+      <w:r>
+        <w:rPr>
+          <w:rFonts w:ascii="Times New Roman" w:hAnsi="Times New Roman" w:cs="Times New Roman"/>
+          <w:bCs/>
+          <w:sz w:val="28"/>
+          <w:szCs w:val="28"/>
+        </w:rPr>
+        <w:t>Ф</w:t>
+      </w:r>
+      <w:r>
+        <w:rPr>
+          <w:rFonts w:ascii="Times New Roman" w:hAnsi="Times New Roman" w:cs="Times New Roman"/>
+          <w:bCs/>
+          <w:sz w:val="28"/>
+          <w:szCs w:val="28"/>
+        </w:rPr>
+        <w:t xml:space="preserve">орма </w:t>
+      </w:r>
+      <w:r>
+        <w:rPr>
+          <w:rFonts w:ascii="Times New Roman" w:hAnsi="Times New Roman" w:cs="Times New Roman"/>
+          <w:bCs/>
+          <w:sz w:val="28"/>
+          <w:szCs w:val="28"/>
+          <w:lang w:val="en-US"/>
+        </w:rPr>
+        <w:t>HistoryForm</w:t>
+      </w:r>
+    </w:p>
+    <w:p>
+      <w:pPr>
+        <w:rPr>
+          <w:rFonts w:ascii="Times New Roman" w:hAnsi="Times New Roman" w:cs="Times New Roman"/>
+          <w:bCs/>
+          <w:sz w:val="28"/>
+          <w:szCs w:val="28"/>
+        </w:rPr>
+      </w:pPr>
+      <w:r>
+        <w:rPr>
+          <w:rFonts w:ascii="Times New Roman" w:hAnsi="Times New Roman" w:cs="Times New Roman"/>
+          <w:bCs/>
+          <w:sz w:val="28"/>
+          <w:szCs w:val="28"/>
+        </w:rPr>
+        <w:br w:type="page"/>
+      </w:r>
+      <w:r>
+        <w:rPr>
+          <w:rFonts w:ascii="Times New Roman" w:hAnsi="Times New Roman" w:cs="Times New Roman"/>
+          <w:bCs/>
+          <w:noProof/>
+          <w:sz w:val="28"/>
+          <w:szCs w:val="28"/>
+        </w:rPr>
+        <w:lastRenderedPageBreak/>
+        <w:drawing>
+          <wp:anchor distT="0" distB="0" distL="114300" distR="114300" simplePos="0" relativeHeight="251665408" behindDoc="0" locked="0" layoutInCell="1" allowOverlap="1" wp14:anchorId="4BE10156" wp14:editId="67937EB9">
+            <wp:simplePos x="0" y="0"/>
+            <wp:positionH relativeFrom="page">
+              <wp:align>center</wp:align>
+            </wp:positionH>
+            <wp:positionV relativeFrom="paragraph">
+              <wp:posOffset>352425</wp:posOffset>
+            </wp:positionV>
+            <wp:extent cx="5940425" cy="4547870"/>
+            <wp:effectExtent l="0" t="0" r="3175" b="5080"/>
+            <wp:wrapTopAndBottom/>
+            <wp:docPr id="3" name="Рисунок 3"/>
+            <wp:cNvGraphicFramePr>
+              <a:graphicFrameLocks xmlns:a="http://schemas.openxmlformats.org/drawingml/2006/main" noChangeAspect="1"/>
+            </wp:cNvGraphicFramePr>
+            <a:graphic xmlns:a="http://schemas.openxmlformats.org/drawingml/2006/main">
+              <a:graphicData uri="http://schemas.openxmlformats.org/drawingml/2006/picture">
+                <pic:pic xmlns:pic="http://schemas.openxmlformats.org/drawingml/2006/picture">
+                  <pic:nvPicPr>
+                    <pic:cNvPr id="1" name=""/>
+                    <pic:cNvPicPr/>
+                  </pic:nvPicPr>
+                  <pic:blipFill>
+                    <a:blip r:embed="rId11">
+                      <a:extLst>
+                        <a:ext uri="{28A0092B-C50C-407E-A947-70E740481C1C}">
+                          <a14:useLocalDpi xmlns:a14="http://schemas.microsoft.com/office/drawing/2010/main" val="0"/>
+                        </a:ext>
+                      </a:extLst>
+                    </a:blip>
+                    <a:stretch>
+                      <a:fillRect/>
+                    </a:stretch>
+                  </pic:blipFill>
+                  <pic:spPr>
+                    <a:xfrm>
+                      <a:off x="0" y="0"/>
                       <a:ext cx="5940425" cy="4547870"/>
                     </a:xfrm>
                     <a:prstGeom prst="rect">
@@ -8241,9 +8525,8 @@
           <w:sz w:val="28"/>
           <w:szCs w:val="28"/>
         </w:rPr>
-        <w:t xml:space="preserve">Программный код формы </w:t>
-      </w:r>
-      <w:proofErr w:type="spellStart"/>
+        <w:t xml:space="preserve">На рисунке 5 представлен код формы </w:t>
+      </w:r>
       <w:r>
         <w:rPr>
           <w:rFonts w:ascii="Times New Roman" w:hAnsi="Times New Roman" w:cs="Times New Roman"/>
@@ -8254,7 +8537,6 @@
         </w:rPr>
         <w:t>HistoryForm</w:t>
       </w:r>
-      <w:proofErr w:type="spellEnd"/>
       <w:r>
         <w:rPr>
           <w:rFonts w:ascii="Times New Roman" w:hAnsi="Times New Roman" w:cs="Times New Roman"/>
@@ -8262,7 +8544,7 @@
           <w:sz w:val="28"/>
           <w:szCs w:val="28"/>
         </w:rPr>
-        <w:t>:</w:t>
+        <w:t>.</w:t>
       </w:r>
     </w:p>
     <w:p>
@@ -8296,14 +8578,233 @@
           <w:sz w:val="28"/>
           <w:szCs w:val="28"/>
         </w:rPr>
+        <w:t xml:space="preserve">Рисунок 5 – </w:t>
+      </w:r>
+      <w:r>
+        <w:rPr>
+          <w:rFonts w:ascii="Times New Roman" w:hAnsi="Times New Roman" w:cs="Times New Roman"/>
+          <w:bCs/>
+          <w:sz w:val="28"/>
+          <w:szCs w:val="28"/>
+        </w:rPr>
+        <w:t>К</w:t>
+      </w:r>
+      <w:r>
+        <w:rPr>
+          <w:rFonts w:ascii="Times New Roman" w:hAnsi="Times New Roman" w:cs="Times New Roman"/>
+          <w:bCs/>
+          <w:sz w:val="28"/>
+          <w:szCs w:val="28"/>
+        </w:rPr>
+        <w:t xml:space="preserve">од формы </w:t>
+      </w:r>
+      <w:r>
+        <w:rPr>
+          <w:rFonts w:ascii="Times New Roman" w:hAnsi="Times New Roman" w:cs="Times New Roman"/>
+          <w:bCs/>
+          <w:sz w:val="28"/>
+          <w:szCs w:val="28"/>
+          <w:lang w:val="en-US"/>
+        </w:rPr>
+        <w:t>HistoryForm</w:t>
+      </w:r>
+    </w:p>
+    <w:p>
+      <w:pPr>
+        <w:rPr>
+          <w:rFonts w:ascii="Times New Roman" w:hAnsi="Times New Roman" w:cs="Times New Roman"/>
+          <w:bCs/>
+          <w:sz w:val="28"/>
+          <w:szCs w:val="28"/>
+        </w:rPr>
+      </w:pPr>
+      <w:r>
+        <w:rPr>
+          <w:rFonts w:ascii="Times New Roman" w:hAnsi="Times New Roman" w:cs="Times New Roman"/>
+          <w:bCs/>
+          <w:sz w:val="28"/>
+          <w:szCs w:val="28"/>
+        </w:rPr>
+        <w:br w:type="page"/>
+      </w:r>
+    </w:p>
+    <w:p>
+      <w:pPr>
+        <w:spacing w:after="0" w:line="360" w:lineRule="auto"/>
+        <w:ind w:firstLine="709"/>
+        <w:jc w:val="both"/>
+        <w:rPr>
+          <w:rFonts w:ascii="Times New Roman" w:hAnsi="Times New Roman" w:cs="Times New Roman"/>
+          <w:bCs/>
+          <w:sz w:val="28"/>
+          <w:szCs w:val="28"/>
+        </w:rPr>
+      </w:pPr>
+      <w:r>
+        <w:rPr>
+          <w:rFonts w:ascii="Times New Roman" w:hAnsi="Times New Roman" w:cs="Times New Roman"/>
+          <w:bCs/>
+          <w:sz w:val="28"/>
+          <w:szCs w:val="28"/>
+        </w:rPr>
+        <w:lastRenderedPageBreak/>
         <w:drawing>
-          <wp:anchor distT="0" distB="0" distL="114300" distR="114300" simplePos="0" relativeHeight="251666432" behindDoc="0" locked="0" layoutInCell="1" allowOverlap="1" wp14:anchorId="2566AD82" wp14:editId="52206092">
+          <wp:anchor distT="0" distB="0" distL="114300" distR="114300" simplePos="0" relativeHeight="251672576" behindDoc="0" locked="0" layoutInCell="1" allowOverlap="1" wp14:anchorId="00698527" wp14:editId="57A6E167">
             <wp:simplePos x="0" y="0"/>
             <wp:positionH relativeFrom="column">
-              <wp:posOffset>-71120</wp:posOffset>
+              <wp:posOffset>1110615</wp:posOffset>
             </wp:positionH>
             <wp:positionV relativeFrom="paragraph">
-              <wp:posOffset>325120</wp:posOffset>
+              <wp:posOffset>403860</wp:posOffset>
+            </wp:positionV>
+            <wp:extent cx="2857899" cy="1886213"/>
+            <wp:effectExtent l="0" t="0" r="0" b="0"/>
+            <wp:wrapTopAndBottom/>
+            <wp:docPr id="10" name="Рисунок 10"/>
+            <wp:cNvGraphicFramePr>
+              <a:graphicFrameLocks xmlns:a="http://schemas.openxmlformats.org/drawingml/2006/main" noChangeAspect="1"/>
+            </wp:cNvGraphicFramePr>
+            <a:graphic xmlns:a="http://schemas.openxmlformats.org/drawingml/2006/main">
+              <a:graphicData uri="http://schemas.openxmlformats.org/drawingml/2006/picture">
+                <pic:pic xmlns:pic="http://schemas.openxmlformats.org/drawingml/2006/picture">
+                  <pic:nvPicPr>
+                    <pic:cNvPr id="1" name=""/>
+                    <pic:cNvPicPr/>
+                  </pic:nvPicPr>
+                  <pic:blipFill>
+                    <a:blip r:embed="rId12">
+                      <a:extLst>
+                        <a:ext uri="{28A0092B-C50C-407E-A947-70E740481C1C}">
+                          <a14:useLocalDpi xmlns:a14="http://schemas.microsoft.com/office/drawing/2010/main" val="0"/>
+                        </a:ext>
+                      </a:extLst>
+                    </a:blip>
+                    <a:stretch>
+                      <a:fillRect/>
+                    </a:stretch>
+                  </pic:blipFill>
+                  <pic:spPr>
+                    <a:xfrm>
+                      <a:off x="0" y="0"/>
+                      <a:ext cx="2857899" cy="1886213"/>
+                    </a:xfrm>
+                    <a:prstGeom prst="rect">
+                      <a:avLst/>
+                    </a:prstGeom>
+                  </pic:spPr>
+                </pic:pic>
+              </a:graphicData>
+            </a:graphic>
+          </wp:anchor>
+        </w:drawing>
+      </w:r>
+      <w:r>
+        <w:rPr>
+          <w:rFonts w:ascii="Times New Roman" w:hAnsi="Times New Roman" w:cs="Times New Roman"/>
+          <w:bCs/>
+          <w:sz w:val="28"/>
+          <w:szCs w:val="28"/>
+        </w:rPr>
+        <w:t xml:space="preserve">На рисунке 6 представлена форма </w:t>
+      </w:r>
+      <w:r>
+        <w:rPr>
+          <w:rFonts w:ascii="Times New Roman" w:hAnsi="Times New Roman" w:cs="Times New Roman"/>
+          <w:bCs/>
+          <w:sz w:val="28"/>
+          <w:szCs w:val="28"/>
+          <w:lang w:val="en-US"/>
+        </w:rPr>
+        <w:t>LoginForm</w:t>
+      </w:r>
+      <w:r>
+        <w:rPr>
+          <w:rFonts w:ascii="Times New Roman" w:hAnsi="Times New Roman" w:cs="Times New Roman"/>
+          <w:bCs/>
+          <w:sz w:val="28"/>
+          <w:szCs w:val="28"/>
+        </w:rPr>
+        <w:t>.</w:t>
+      </w:r>
+    </w:p>
+    <w:p>
+      <w:pPr>
+        <w:spacing w:after="0" w:line="360" w:lineRule="auto"/>
+        <w:ind w:firstLine="709"/>
+        <w:jc w:val="both"/>
+        <w:rPr>
+          <w:rFonts w:ascii="Times New Roman" w:hAnsi="Times New Roman" w:cs="Times New Roman"/>
+          <w:bCs/>
+          <w:sz w:val="28"/>
+          <w:szCs w:val="28"/>
+        </w:rPr>
+      </w:pPr>
+      <w:r>
+        <w:rPr>
+          <w:rFonts w:ascii="Times New Roman" w:hAnsi="Times New Roman" w:cs="Times New Roman"/>
+          <w:bCs/>
+          <w:sz w:val="28"/>
+          <w:szCs w:val="28"/>
+        </w:rPr>
+        <w:t xml:space="preserve">Рисунок 6 – </w:t>
+      </w:r>
+      <w:r>
+        <w:rPr>
+          <w:rFonts w:ascii="Times New Roman" w:hAnsi="Times New Roman" w:cs="Times New Roman"/>
+          <w:bCs/>
+          <w:sz w:val="28"/>
+          <w:szCs w:val="28"/>
+        </w:rPr>
+        <w:t>Ф</w:t>
+      </w:r>
+      <w:r>
+        <w:rPr>
+          <w:rFonts w:ascii="Times New Roman" w:hAnsi="Times New Roman" w:cs="Times New Roman"/>
+          <w:bCs/>
+          <w:sz w:val="28"/>
+          <w:szCs w:val="28"/>
+        </w:rPr>
+        <w:t xml:space="preserve">орма </w:t>
+      </w:r>
+      <w:r>
+        <w:rPr>
+          <w:rFonts w:ascii="Times New Roman" w:hAnsi="Times New Roman" w:cs="Times New Roman"/>
+          <w:bCs/>
+          <w:sz w:val="28"/>
+          <w:szCs w:val="28"/>
+          <w:lang w:val="en-US"/>
+        </w:rPr>
+        <w:t>LoginForm</w:t>
+      </w:r>
+    </w:p>
+    <w:p>
+      <w:pPr>
+        <w:spacing w:after="0" w:line="360" w:lineRule="auto"/>
+        <w:ind w:firstLine="709"/>
+        <w:jc w:val="both"/>
+        <w:rPr>
+          <w:rFonts w:ascii="Times New Roman" w:hAnsi="Times New Roman" w:cs="Times New Roman"/>
+          <w:bCs/>
+          <w:sz w:val="28"/>
+          <w:szCs w:val="28"/>
+        </w:rPr>
+      </w:pPr>
+      <w:r>
+        <w:rPr>
+          <w:rFonts w:ascii="Times New Roman" w:hAnsi="Times New Roman" w:cs="Times New Roman"/>
+          <w:bCs/>
+          <w:noProof/>
+          <w:sz w:val="28"/>
+          <w:szCs w:val="28"/>
+        </w:rPr>
+        <w:drawing>
+          <wp:anchor distT="0" distB="0" distL="114300" distR="114300" simplePos="0" relativeHeight="251674624" behindDoc="0" locked="0" layoutInCell="1" allowOverlap="1" wp14:anchorId="34E85041" wp14:editId="199ABF69">
+            <wp:simplePos x="0" y="0"/>
+            <wp:positionH relativeFrom="margin">
+              <wp:align>right</wp:align>
+            </wp:positionH>
+            <wp:positionV relativeFrom="paragraph">
+              <wp:posOffset>429895</wp:posOffset>
             </wp:positionV>
             <wp:extent cx="5940425" cy="3432810"/>
             <wp:effectExtent l="0" t="0" r="3175" b="0"/>
@@ -8320,7 +8821,7 @@
                     <pic:cNvPicPr/>
                   </pic:nvPicPr>
                   <pic:blipFill>
-                    <a:blip r:embed="rId11">
+                    <a:blip r:embed="rId13">
                       <a:extLst>
                         <a:ext uri="{28A0092B-C50C-407E-A947-70E740481C1C}">
                           <a14:useLocalDpi xmlns:a14="http://schemas.microsoft.com/office/drawing/2010/main" val="0"/>
@@ -8356,7 +8857,7 @@
           <w:sz w:val="28"/>
           <w:szCs w:val="28"/>
         </w:rPr>
-        <w:t xml:space="preserve">Программный код формы </w:t>
+        <w:t xml:space="preserve">На рисунке 7 представлен код формы </w:t>
       </w:r>
       <w:r>
         <w:rPr>
@@ -8366,7 +8867,7 @@
           <w:szCs w:val="28"/>
           <w:lang w:val="en-US"/>
         </w:rPr>
-        <w:t>Login</w:t>
+        <w:t>LoginForm</w:t>
       </w:r>
       <w:r>
         <w:rPr>
@@ -8374,27 +8875,21 @@
           <w:bCs/>
           <w:sz w:val="28"/>
           <w:szCs w:val="28"/>
-          <w:lang w:val="en-US"/>
-        </w:rPr>
-        <w:t>Form</w:t>
-      </w:r>
-      <w:r>
+        </w:rPr>
+        <w:t>.</w:t>
+      </w:r>
+    </w:p>
+    <w:p>
+      <w:pPr>
+        <w:spacing w:after="0" w:line="360" w:lineRule="auto"/>
+        <w:ind w:firstLine="709"/>
+        <w:jc w:val="both"/>
         <w:rPr>
           <w:rFonts w:ascii="Times New Roman" w:hAnsi="Times New Roman" w:cs="Times New Roman"/>
           <w:bCs/>
           <w:sz w:val="28"/>
           <w:szCs w:val="28"/>
-        </w:rPr>
-        <w:t>:</w:t>
-      </w:r>
-    </w:p>
-    <w:p>
-      <w:pPr>
-        <w:spacing w:after="0" w:line="360" w:lineRule="auto"/>
-        <w:ind w:firstLine="709"/>
-        <w:jc w:val="both"/>
-        <w:rPr>
-          <w:noProof/>
+          <w:lang w:val="en-US"/>
         </w:rPr>
       </w:pPr>
       <w:r>
@@ -8403,250 +8898,102 @@
           <w:bCs/>
           <w:sz w:val="28"/>
           <w:szCs w:val="28"/>
+        </w:rPr>
+        <w:t xml:space="preserve">Рисунок 7 </w:t>
+      </w:r>
+      <w:r>
+        <w:rPr>
+          <w:rFonts w:ascii="Times New Roman" w:hAnsi="Times New Roman" w:cs="Times New Roman"/>
+          <w:bCs/>
+          <w:sz w:val="28"/>
+          <w:szCs w:val="28"/>
+        </w:rPr>
+        <w:t xml:space="preserve">- </w:t>
+      </w:r>
+      <w:r>
+        <w:rPr>
+          <w:rFonts w:ascii="Times New Roman" w:hAnsi="Times New Roman" w:cs="Times New Roman"/>
+          <w:bCs/>
+          <w:sz w:val="28"/>
+          <w:szCs w:val="28"/>
+        </w:rPr>
+        <w:t>К</w:t>
+      </w:r>
+      <w:r>
+        <w:rPr>
+          <w:rFonts w:ascii="Times New Roman" w:hAnsi="Times New Roman" w:cs="Times New Roman"/>
+          <w:bCs/>
+          <w:sz w:val="28"/>
+          <w:szCs w:val="28"/>
+        </w:rPr>
+        <w:t xml:space="preserve">од формы </w:t>
+      </w:r>
+      <w:r>
+        <w:rPr>
+          <w:rFonts w:ascii="Times New Roman" w:hAnsi="Times New Roman" w:cs="Times New Roman"/>
+          <w:bCs/>
+          <w:sz w:val="28"/>
+          <w:szCs w:val="28"/>
+          <w:lang w:val="en-US"/>
+        </w:rPr>
+        <w:t>LoginForm</w:t>
+      </w:r>
+    </w:p>
+    <w:p>
+      <w:pPr>
+        <w:rPr>
+          <w:rFonts w:ascii="Times New Roman" w:hAnsi="Times New Roman" w:cs="Times New Roman"/>
+          <w:bCs/>
+          <w:sz w:val="28"/>
+          <w:szCs w:val="28"/>
+          <w:lang w:val="en-US"/>
+        </w:rPr>
+      </w:pPr>
+      <w:r>
+        <w:rPr>
+          <w:rFonts w:ascii="Times New Roman" w:hAnsi="Times New Roman" w:cs="Times New Roman"/>
+          <w:bCs/>
+          <w:sz w:val="28"/>
+          <w:szCs w:val="28"/>
+          <w:lang w:val="en-US"/>
+        </w:rPr>
+        <w:br w:type="page"/>
+      </w:r>
+    </w:p>
+    <w:p>
+      <w:pPr>
+        <w:spacing w:after="0" w:line="360" w:lineRule="auto"/>
+        <w:ind w:firstLine="708"/>
+        <w:jc w:val="both"/>
+        <w:rPr>
+          <w:rFonts w:ascii="Times New Roman" w:hAnsi="Times New Roman" w:cs="Times New Roman"/>
+          <w:noProof/>
+          <w:sz w:val="28"/>
+          <w:szCs w:val="28"/>
+        </w:rPr>
+      </w:pPr>
+      <w:r>
+        <w:rPr>
+          <w:rFonts w:ascii="Times New Roman" w:hAnsi="Times New Roman" w:cs="Times New Roman"/>
+          <w:noProof/>
+          <w:sz w:val="28"/>
+          <w:szCs w:val="28"/>
+          <w:lang w:val="en-US"/>
         </w:rPr>
         <w:lastRenderedPageBreak/>
         <w:drawing>
-          <wp:anchor distT="0" distB="0" distL="114300" distR="114300" simplePos="0" relativeHeight="251667456" behindDoc="0" locked="0" layoutInCell="1" allowOverlap="1" wp14:anchorId="6B8BD90B" wp14:editId="3FC40BD1">
+          <wp:anchor distT="0" distB="0" distL="114300" distR="114300" simplePos="0" relativeHeight="251675648" behindDoc="0" locked="0" layoutInCell="1" allowOverlap="1" wp14:anchorId="29C5EB5E" wp14:editId="2081EB28">
             <wp:simplePos x="0" y="0"/>
             <wp:positionH relativeFrom="margin">
-              <wp:align>left</wp:align>
+              <wp:align>right</wp:align>
             </wp:positionH>
             <wp:positionV relativeFrom="paragraph">
-              <wp:posOffset>383540</wp:posOffset>
+              <wp:posOffset>289560</wp:posOffset>
             </wp:positionV>
-            <wp:extent cx="4923155" cy="8843645"/>
-            <wp:effectExtent l="0" t="0" r="0" b="0"/>
+            <wp:extent cx="5940425" cy="3856355"/>
+            <wp:effectExtent l="0" t="0" r="3175" b="0"/>
             <wp:wrapTopAndBottom/>
-            <wp:docPr id="5" name="Рисунок 5"/>
-            <wp:cNvGraphicFramePr>
-              <a:graphicFrameLocks xmlns:a="http://schemas.openxmlformats.org/drawingml/2006/main" noChangeAspect="1"/>
-            </wp:cNvGraphicFramePr>
-            <a:graphic xmlns:a="http://schemas.openxmlformats.org/drawingml/2006/main">
-              <a:graphicData uri="http://schemas.openxmlformats.org/drawingml/2006/picture">
-                <pic:pic xmlns:pic="http://schemas.openxmlformats.org/drawingml/2006/picture">
-                  <pic:nvPicPr>
-                    <pic:cNvPr id="1" name=""/>
-                    <pic:cNvPicPr/>
-                  </pic:nvPicPr>
-                  <pic:blipFill>
-                    <a:blip r:embed="rId12">
-                      <a:extLst>
-                        <a:ext uri="{28A0092B-C50C-407E-A947-70E740481C1C}">
-                          <a14:useLocalDpi xmlns:a14="http://schemas.microsoft.com/office/drawing/2010/main" val="0"/>
-                        </a:ext>
-                      </a:extLst>
-                    </a:blip>
-                    <a:stretch>
-                      <a:fillRect/>
-                    </a:stretch>
-                  </pic:blipFill>
-                  <pic:spPr>
-                    <a:xfrm>
-                      <a:off x="0" y="0"/>
-                      <a:ext cx="4923155" cy="8843645"/>
-                    </a:xfrm>
-                    <a:prstGeom prst="rect">
-                      <a:avLst/>
-                    </a:prstGeom>
-                  </pic:spPr>
-                </pic:pic>
-              </a:graphicData>
-            </a:graphic>
-            <wp14:sizeRelH relativeFrom="margin">
-              <wp14:pctWidth>0</wp14:pctWidth>
-            </wp14:sizeRelH>
-            <wp14:sizeRelV relativeFrom="margin">
-              <wp14:pctHeight>0</wp14:pctHeight>
-            </wp14:sizeRelV>
-          </wp:anchor>
-        </w:drawing>
-      </w:r>
-      <w:r>
-        <w:rPr>
-          <w:rFonts w:ascii="Times New Roman" w:hAnsi="Times New Roman" w:cs="Times New Roman"/>
-          <w:bCs/>
-          <w:sz w:val="28"/>
-          <w:szCs w:val="28"/>
-        </w:rPr>
-        <w:t xml:space="preserve">Программный код </w:t>
-      </w:r>
-      <w:r>
-        <w:rPr>
-          <w:rFonts w:ascii="Times New Roman" w:hAnsi="Times New Roman" w:cs="Times New Roman"/>
-          <w:bCs/>
-          <w:sz w:val="28"/>
-          <w:szCs w:val="28"/>
-        </w:rPr>
-        <w:t>класса</w:t>
-      </w:r>
-      <w:r>
-        <w:rPr>
-          <w:rFonts w:ascii="Times New Roman" w:hAnsi="Times New Roman" w:cs="Times New Roman"/>
-          <w:bCs/>
-          <w:sz w:val="28"/>
-          <w:szCs w:val="28"/>
-        </w:rPr>
-        <w:t xml:space="preserve"> </w:t>
-      </w:r>
-      <w:r>
-        <w:rPr>
-          <w:rFonts w:ascii="Times New Roman" w:hAnsi="Times New Roman" w:cs="Times New Roman"/>
-          <w:bCs/>
-          <w:sz w:val="28"/>
-          <w:szCs w:val="28"/>
-          <w:lang w:val="en-US"/>
-        </w:rPr>
-        <w:t>Movie</w:t>
-      </w:r>
-      <w:r>
-        <w:rPr>
-          <w:rFonts w:ascii="Times New Roman" w:hAnsi="Times New Roman" w:cs="Times New Roman"/>
-          <w:bCs/>
-          <w:sz w:val="28"/>
-          <w:szCs w:val="28"/>
-        </w:rPr>
-        <w:t>:</w:t>
-      </w:r>
-      <w:r>
-        <w:rPr>
-          <w:noProof/>
-        </w:rPr>
-        <w:t xml:space="preserve"> </w:t>
-      </w:r>
-    </w:p>
-    <w:p>
-      <w:pPr>
-        <w:spacing w:after="0" w:line="360" w:lineRule="auto"/>
-        <w:ind w:firstLine="709"/>
-        <w:jc w:val="both"/>
-        <w:rPr>
-          <w:rFonts w:ascii="Times New Roman" w:hAnsi="Times New Roman" w:cs="Times New Roman"/>
-          <w:bCs/>
-          <w:sz w:val="28"/>
-          <w:szCs w:val="28"/>
-        </w:rPr>
-      </w:pPr>
-      <w:r>
-        <w:rPr>
-          <w:rFonts w:ascii="Times New Roman" w:hAnsi="Times New Roman" w:cs="Times New Roman"/>
-          <w:bCs/>
-          <w:sz w:val="28"/>
-          <w:szCs w:val="28"/>
-          <w:lang w:val="en-US"/>
-        </w:rPr>
-        <w:lastRenderedPageBreak/>
-        <w:drawing>
-          <wp:anchor distT="0" distB="0" distL="114300" distR="114300" simplePos="0" relativeHeight="251668480" behindDoc="0" locked="0" layoutInCell="1" allowOverlap="1" wp14:anchorId="2E6FA3B9" wp14:editId="49930FE1">
-            <wp:simplePos x="0" y="0"/>
-            <wp:positionH relativeFrom="column">
-              <wp:posOffset>343428</wp:posOffset>
-            </wp:positionH>
-            <wp:positionV relativeFrom="paragraph">
-              <wp:posOffset>292915</wp:posOffset>
-            </wp:positionV>
-            <wp:extent cx="4020111" cy="4067743"/>
-            <wp:effectExtent l="0" t="0" r="0" b="9525"/>
-            <wp:wrapTopAndBottom/>
-            <wp:docPr id="6" name="Рисунок 6"/>
-            <wp:cNvGraphicFramePr>
-              <a:graphicFrameLocks xmlns:a="http://schemas.openxmlformats.org/drawingml/2006/main" noChangeAspect="1"/>
-            </wp:cNvGraphicFramePr>
-            <a:graphic xmlns:a="http://schemas.openxmlformats.org/drawingml/2006/main">
-              <a:graphicData uri="http://schemas.openxmlformats.org/drawingml/2006/picture">
-                <pic:pic xmlns:pic="http://schemas.openxmlformats.org/drawingml/2006/picture">
-                  <pic:nvPicPr>
-                    <pic:cNvPr id="1" name=""/>
-                    <pic:cNvPicPr/>
-                  </pic:nvPicPr>
-                  <pic:blipFill>
-                    <a:blip r:embed="rId13">
-                      <a:extLst>
-                        <a:ext uri="{28A0092B-C50C-407E-A947-70E740481C1C}">
-                          <a14:useLocalDpi xmlns:a14="http://schemas.microsoft.com/office/drawing/2010/main" val="0"/>
-                        </a:ext>
-                      </a:extLst>
-                    </a:blip>
-                    <a:stretch>
-                      <a:fillRect/>
-                    </a:stretch>
-                  </pic:blipFill>
-                  <pic:spPr>
-                    <a:xfrm>
-                      <a:off x="0" y="0"/>
-                      <a:ext cx="4020111" cy="4067743"/>
-                    </a:xfrm>
-                    <a:prstGeom prst="rect">
-                      <a:avLst/>
-                    </a:prstGeom>
-                  </pic:spPr>
-                </pic:pic>
-              </a:graphicData>
-            </a:graphic>
-          </wp:anchor>
-        </w:drawing>
-      </w:r>
-      <w:r>
-        <w:rPr>
-          <w:rFonts w:ascii="Times New Roman" w:hAnsi="Times New Roman" w:cs="Times New Roman"/>
-          <w:bCs/>
-          <w:sz w:val="28"/>
-          <w:szCs w:val="28"/>
-        </w:rPr>
-        <w:t xml:space="preserve">Программный код класса </w:t>
-      </w:r>
-      <w:r>
-        <w:rPr>
-          <w:rFonts w:ascii="Times New Roman" w:hAnsi="Times New Roman" w:cs="Times New Roman"/>
-          <w:bCs/>
-          <w:sz w:val="28"/>
-          <w:szCs w:val="28"/>
-          <w:lang w:val="en-US"/>
-        </w:rPr>
-        <w:t>User</w:t>
-      </w:r>
-      <w:r>
-        <w:rPr>
-          <w:rFonts w:ascii="Times New Roman" w:hAnsi="Times New Roman" w:cs="Times New Roman"/>
-          <w:bCs/>
-          <w:sz w:val="28"/>
-          <w:szCs w:val="28"/>
-        </w:rPr>
-        <w:t>:</w:t>
-      </w:r>
-    </w:p>
-    <w:p>
-      <w:pPr>
-        <w:spacing w:before="360" w:after="0" w:line="360" w:lineRule="auto"/>
-        <w:ind w:firstLine="709"/>
-        <w:jc w:val="both"/>
-        <w:rPr>
-          <w:rFonts w:ascii="Times New Roman" w:hAnsi="Times New Roman" w:cs="Times New Roman"/>
-          <w:bCs/>
-          <w:sz w:val="28"/>
-          <w:szCs w:val="28"/>
-        </w:rPr>
-      </w:pPr>
-      <w:r>
-        <w:rPr>
-          <w:rFonts w:ascii="Times New Roman" w:hAnsi="Times New Roman" w:cs="Times New Roman"/>
-          <w:bCs/>
-          <w:sz w:val="28"/>
-          <w:szCs w:val="28"/>
-          <w:lang w:val="en-US"/>
-        </w:rPr>
-        <w:drawing>
-          <wp:anchor distT="0" distB="0" distL="114300" distR="114300" simplePos="0" relativeHeight="251669504" behindDoc="0" locked="0" layoutInCell="1" allowOverlap="1" wp14:anchorId="2B7F3570" wp14:editId="39BCBBE4">
-            <wp:simplePos x="0" y="0"/>
-            <wp:positionH relativeFrom="margin">
-              <wp:posOffset>808355</wp:posOffset>
-            </wp:positionH>
-            <wp:positionV relativeFrom="paragraph">
-              <wp:posOffset>4612784</wp:posOffset>
-            </wp:positionV>
-            <wp:extent cx="3070860" cy="4329430"/>
-            <wp:effectExtent l="0" t="0" r="0" b="0"/>
-            <wp:wrapTopAndBottom/>
-            <wp:docPr id="7" name="Рисунок 7"/>
+            <wp:docPr id="11" name="Рисунок 11"/>
             <wp:cNvGraphicFramePr>
               <a:graphicFrameLocks xmlns:a="http://schemas.openxmlformats.org/drawingml/2006/main" noChangeAspect="1"/>
             </wp:cNvGraphicFramePr>
@@ -8672,7 +9019,7 @@
                   <pic:spPr>
                     <a:xfrm>
                       <a:off x="0" y="0"/>
-                      <a:ext cx="3070860" cy="4329430"/>
+                      <a:ext cx="5940425" cy="3856355"/>
                     </a:xfrm>
                     <a:prstGeom prst="rect">
                       <a:avLst/>
@@ -8681,42 +9028,66 @@
                 </pic:pic>
               </a:graphicData>
             </a:graphic>
-            <wp14:sizeRelH relativeFrom="margin">
-              <wp14:pctWidth>0</wp14:pctWidth>
-            </wp14:sizeRelH>
-            <wp14:sizeRelV relativeFrom="margin">
-              <wp14:pctHeight>0</wp14:pctHeight>
-            </wp14:sizeRelV>
           </wp:anchor>
         </w:drawing>
       </w:r>
       <w:r>
-        <w:rPr>
-          <w:rFonts w:ascii="Times New Roman" w:hAnsi="Times New Roman" w:cs="Times New Roman"/>
-          <w:bCs/>
-          <w:sz w:val="28"/>
-          <w:szCs w:val="28"/>
-        </w:rPr>
-        <w:t xml:space="preserve">Программный код класса </w:t>
-      </w:r>
-      <w:r>
-        <w:rPr>
-          <w:rFonts w:ascii="Times New Roman" w:hAnsi="Times New Roman" w:cs="Times New Roman"/>
-          <w:bCs/>
-          <w:sz w:val="28"/>
-          <w:szCs w:val="28"/>
-          <w:lang w:val="en-US"/>
-        </w:rPr>
-        <w:t>MovieManager</w:t>
-      </w:r>
-      <w:r>
-        <w:rPr>
-          <w:rFonts w:ascii="Times New Roman" w:hAnsi="Times New Roman" w:cs="Times New Roman"/>
-          <w:bCs/>
-          <w:sz w:val="28"/>
-          <w:szCs w:val="28"/>
-        </w:rPr>
-        <w:t>:</w:t>
+        <w:t xml:space="preserve"> </w:t>
+      </w:r>
+      <w:r>
+        <w:rPr>
+          <w:rFonts w:ascii="Times New Roman" w:hAnsi="Times New Roman" w:cs="Times New Roman"/>
+          <w:noProof/>
+          <w:sz w:val="28"/>
+          <w:szCs w:val="28"/>
+        </w:rPr>
+        <w:t xml:space="preserve">На рисунке </w:t>
+      </w:r>
+      <w:r>
+        <w:rPr>
+          <w:rFonts w:ascii="Times New Roman" w:hAnsi="Times New Roman" w:cs="Times New Roman"/>
+          <w:noProof/>
+          <w:sz w:val="28"/>
+          <w:szCs w:val="28"/>
+        </w:rPr>
+        <w:t>8</w:t>
+      </w:r>
+      <w:r>
+        <w:rPr>
+          <w:rFonts w:ascii="Times New Roman" w:hAnsi="Times New Roman" w:cs="Times New Roman"/>
+          <w:noProof/>
+          <w:sz w:val="28"/>
+          <w:szCs w:val="28"/>
+        </w:rPr>
+        <w:t xml:space="preserve"> представлена форма</w:t>
+      </w:r>
+      <w:r>
+        <w:rPr>
+          <w:rFonts w:ascii="Times New Roman" w:hAnsi="Times New Roman" w:cs="Times New Roman"/>
+          <w:noProof/>
+          <w:sz w:val="28"/>
+          <w:szCs w:val="28"/>
+        </w:rPr>
+        <w:t xml:space="preserve"> </w:t>
+      </w:r>
+      <w:r>
+        <w:rPr>
+          <w:rFonts w:ascii="Times New Roman" w:hAnsi="Times New Roman" w:cs="Times New Roman"/>
+          <w:noProof/>
+          <w:sz w:val="28"/>
+          <w:szCs w:val="28"/>
+          <w:lang w:val="en-US"/>
+        </w:rPr>
+        <w:t>MainForm</w:t>
+      </w:r>
+      <w:r>
+        <w:rPr>
+          <w:rFonts w:ascii="Times New Roman" w:hAnsi="Times New Roman" w:cs="Times New Roman"/>
+          <w:noProof/>
+          <w:sz w:val="28"/>
+          <w:szCs w:val="28"/>
+        </w:rPr>
+        <w:t>.</w:t>
       </w:r>
     </w:p>
     <w:p>
@@ -8726,34 +9097,104 @@
         <w:jc w:val="both"/>
         <w:rPr>
           <w:rFonts w:ascii="Times New Roman" w:hAnsi="Times New Roman" w:cs="Times New Roman"/>
-          <w:bCs/>
-          <w:sz w:val="28"/>
-          <w:szCs w:val="28"/>
-          <w:lang w:val="en-US"/>
-        </w:rPr>
-      </w:pPr>
-      <w:r>
-        <w:rPr>
-          <w:rFonts w:ascii="Times New Roman" w:hAnsi="Times New Roman" w:cs="Times New Roman"/>
-          <w:bCs/>
-          <w:sz w:val="28"/>
-          <w:szCs w:val="28"/>
-          <w:lang w:val="en-US"/>
+          <w:noProof/>
+          <w:sz w:val="28"/>
+          <w:szCs w:val="28"/>
+          <w:lang w:val="en-US"/>
+        </w:rPr>
+      </w:pPr>
+      <w:r>
+        <w:rPr>
+          <w:rFonts w:ascii="Times New Roman" w:hAnsi="Times New Roman" w:cs="Times New Roman"/>
+          <w:noProof/>
+          <w:sz w:val="28"/>
+          <w:szCs w:val="28"/>
+        </w:rPr>
+        <w:t xml:space="preserve">Рисунок 8 – </w:t>
+      </w:r>
+      <w:r>
+        <w:rPr>
+          <w:rFonts w:ascii="Times New Roman" w:hAnsi="Times New Roman" w:cs="Times New Roman"/>
+          <w:noProof/>
+          <w:sz w:val="28"/>
+          <w:szCs w:val="28"/>
+        </w:rPr>
+        <w:t>Ф</w:t>
+      </w:r>
+      <w:r>
+        <w:rPr>
+          <w:rFonts w:ascii="Times New Roman" w:hAnsi="Times New Roman" w:cs="Times New Roman"/>
+          <w:noProof/>
+          <w:sz w:val="28"/>
+          <w:szCs w:val="28"/>
+        </w:rPr>
+        <w:t xml:space="preserve">орма </w:t>
+      </w:r>
+      <w:r>
+        <w:rPr>
+          <w:rFonts w:ascii="Times New Roman" w:hAnsi="Times New Roman" w:cs="Times New Roman"/>
+          <w:noProof/>
+          <w:sz w:val="28"/>
+          <w:szCs w:val="28"/>
+          <w:lang w:val="en-US"/>
+        </w:rPr>
+        <w:t>MainForm</w:t>
+      </w:r>
+    </w:p>
+    <w:p>
+      <w:pPr>
+        <w:rPr>
+          <w:rFonts w:ascii="Times New Roman" w:hAnsi="Times New Roman" w:cs="Times New Roman"/>
+          <w:noProof/>
+          <w:sz w:val="28"/>
+          <w:szCs w:val="28"/>
+          <w:lang w:val="en-US"/>
+        </w:rPr>
+      </w:pPr>
+      <w:r>
+        <w:rPr>
+          <w:rFonts w:ascii="Times New Roman" w:hAnsi="Times New Roman" w:cs="Times New Roman"/>
+          <w:noProof/>
+          <w:sz w:val="28"/>
+          <w:szCs w:val="28"/>
+          <w:lang w:val="en-US"/>
+        </w:rPr>
+        <w:br w:type="page"/>
+      </w:r>
+    </w:p>
+    <w:p>
+      <w:pPr>
+        <w:spacing w:after="0" w:line="360" w:lineRule="auto"/>
+        <w:ind w:firstLine="708"/>
+        <w:jc w:val="both"/>
+        <w:rPr>
+          <w:rFonts w:ascii="Times New Roman" w:hAnsi="Times New Roman" w:cs="Times New Roman"/>
+          <w:noProof/>
+          <w:sz w:val="28"/>
+          <w:szCs w:val="28"/>
+        </w:rPr>
+      </w:pPr>
+      <w:r>
+        <w:rPr>
+          <w:rFonts w:ascii="Times New Roman" w:hAnsi="Times New Roman" w:cs="Times New Roman"/>
+          <w:noProof/>
+          <w:sz w:val="28"/>
+          <w:szCs w:val="28"/>
         </w:rPr>
         <w:lastRenderedPageBreak/>
         <w:drawing>
-          <wp:anchor distT="0" distB="0" distL="114300" distR="114300" simplePos="0" relativeHeight="251670528" behindDoc="0" locked="0" layoutInCell="1" allowOverlap="1" wp14:anchorId="1106AAEC" wp14:editId="008F2B04">
+          <wp:anchor distT="0" distB="0" distL="114300" distR="114300" simplePos="0" relativeHeight="251677696" behindDoc="0" locked="0" layoutInCell="1" allowOverlap="1" wp14:anchorId="273D6845" wp14:editId="1768EBC3">
             <wp:simplePos x="0" y="0"/>
             <wp:positionH relativeFrom="margin">
-              <wp:align>right</wp:align>
+              <wp:posOffset>234315</wp:posOffset>
             </wp:positionH>
             <wp:positionV relativeFrom="paragraph">
-              <wp:posOffset>298078</wp:posOffset>
+              <wp:posOffset>489585</wp:posOffset>
             </wp:positionV>
-            <wp:extent cx="5940425" cy="5897245"/>
-            <wp:effectExtent l="0" t="0" r="3175" b="8255"/>
+            <wp:extent cx="5067300" cy="7174865"/>
+            <wp:effectExtent l="0" t="0" r="0" b="6985"/>
             <wp:wrapTopAndBottom/>
-            <wp:docPr id="8" name="Рисунок 8"/>
+            <wp:docPr id="12" name="Рисунок 12"/>
             <wp:cNvGraphicFramePr>
               <a:graphicFrameLocks xmlns:a="http://schemas.openxmlformats.org/drawingml/2006/main" noChangeAspect="1"/>
             </wp:cNvGraphicFramePr>
@@ -8779,7 +9220,342 @@
                   <pic:spPr>
                     <a:xfrm>
                       <a:off x="0" y="0"/>
-                      <a:ext cx="5940425" cy="5897245"/>
+                      <a:ext cx="5067300" cy="7174865"/>
+                    </a:xfrm>
+                    <a:prstGeom prst="rect">
+                      <a:avLst/>
+                    </a:prstGeom>
+                  </pic:spPr>
+                </pic:pic>
+              </a:graphicData>
+            </a:graphic>
+            <wp14:sizeRelH relativeFrom="margin">
+              <wp14:pctWidth>0</wp14:pctWidth>
+            </wp14:sizeRelH>
+            <wp14:sizeRelV relativeFrom="margin">
+              <wp14:pctHeight>0</wp14:pctHeight>
+            </wp14:sizeRelV>
+          </wp:anchor>
+        </w:drawing>
+      </w:r>
+      <w:r>
+        <w:rPr>
+          <w:rFonts w:ascii="Times New Roman" w:hAnsi="Times New Roman" w:cs="Times New Roman"/>
+          <w:noProof/>
+          <w:sz w:val="28"/>
+          <w:szCs w:val="28"/>
+        </w:rPr>
+        <w:t xml:space="preserve">На рисунке 9 представлен код формы </w:t>
+      </w:r>
+      <w:r>
+        <w:rPr>
+          <w:rFonts w:ascii="Times New Roman" w:hAnsi="Times New Roman" w:cs="Times New Roman"/>
+          <w:noProof/>
+          <w:sz w:val="28"/>
+          <w:szCs w:val="28"/>
+          <w:lang w:val="en-US"/>
+        </w:rPr>
+        <w:t>Mainform</w:t>
+      </w:r>
+      <w:r>
+        <w:rPr>
+          <w:rFonts w:ascii="Times New Roman" w:hAnsi="Times New Roman" w:cs="Times New Roman"/>
+          <w:noProof/>
+          <w:sz w:val="28"/>
+          <w:szCs w:val="28"/>
+        </w:rPr>
+        <w:t>.</w:t>
+      </w:r>
+    </w:p>
+    <w:p>
+      <w:pPr>
+        <w:spacing w:after="0" w:line="360" w:lineRule="auto"/>
+        <w:ind w:firstLine="708"/>
+        <w:jc w:val="both"/>
+        <w:rPr>
+          <w:rFonts w:ascii="Times New Roman" w:hAnsi="Times New Roman" w:cs="Times New Roman"/>
+          <w:noProof/>
+          <w:sz w:val="28"/>
+          <w:szCs w:val="28"/>
+          <w:lang w:val="en-US"/>
+        </w:rPr>
+      </w:pPr>
+      <w:r>
+        <w:rPr>
+          <w:rFonts w:ascii="Times New Roman" w:hAnsi="Times New Roman" w:cs="Times New Roman"/>
+          <w:noProof/>
+          <w:sz w:val="28"/>
+          <w:szCs w:val="28"/>
+        </w:rPr>
+        <w:t xml:space="preserve">Рисунок 9 – </w:t>
+      </w:r>
+      <w:r>
+        <w:rPr>
+          <w:rFonts w:ascii="Times New Roman" w:hAnsi="Times New Roman" w:cs="Times New Roman"/>
+          <w:noProof/>
+          <w:sz w:val="28"/>
+          <w:szCs w:val="28"/>
+        </w:rPr>
+        <w:t>К</w:t>
+      </w:r>
+      <w:r>
+        <w:rPr>
+          <w:rFonts w:ascii="Times New Roman" w:hAnsi="Times New Roman" w:cs="Times New Roman"/>
+          <w:noProof/>
+          <w:sz w:val="28"/>
+          <w:szCs w:val="28"/>
+        </w:rPr>
+        <w:t xml:space="preserve">од формы </w:t>
+      </w:r>
+      <w:r>
+        <w:rPr>
+          <w:rFonts w:ascii="Times New Roman" w:hAnsi="Times New Roman" w:cs="Times New Roman"/>
+          <w:noProof/>
+          <w:sz w:val="28"/>
+          <w:szCs w:val="28"/>
+          <w:lang w:val="en-US"/>
+        </w:rPr>
+        <w:t>MainForm</w:t>
+      </w:r>
+    </w:p>
+    <w:p>
+      <w:pPr>
+        <w:rPr>
+          <w:rFonts w:ascii="Times New Roman" w:hAnsi="Times New Roman" w:cs="Times New Roman"/>
+          <w:noProof/>
+          <w:sz w:val="28"/>
+          <w:szCs w:val="28"/>
+          <w:lang w:val="en-US"/>
+        </w:rPr>
+      </w:pPr>
+      <w:r>
+        <w:rPr>
+          <w:rFonts w:ascii="Times New Roman" w:hAnsi="Times New Roman" w:cs="Times New Roman"/>
+          <w:noProof/>
+          <w:sz w:val="28"/>
+          <w:szCs w:val="28"/>
+          <w:lang w:val="en-US"/>
+        </w:rPr>
+        <w:br w:type="page"/>
+      </w:r>
+    </w:p>
+    <w:p>
+      <w:pPr>
+        <w:spacing w:after="0" w:line="360" w:lineRule="auto"/>
+        <w:ind w:firstLine="708"/>
+        <w:jc w:val="both"/>
+        <w:rPr>
+          <w:rFonts w:ascii="Times New Roman" w:hAnsi="Times New Roman" w:cs="Times New Roman"/>
+          <w:noProof/>
+          <w:sz w:val="28"/>
+          <w:szCs w:val="28"/>
+        </w:rPr>
+      </w:pPr>
+      <w:r>
+        <w:rPr>
+          <w:rFonts w:ascii="Times New Roman" w:hAnsi="Times New Roman" w:cs="Times New Roman"/>
+          <w:noProof/>
+          <w:sz w:val="28"/>
+          <w:szCs w:val="28"/>
+          <w:lang w:val="en-US"/>
+        </w:rPr>
+        <w:lastRenderedPageBreak/>
+        <w:drawing>
+          <wp:anchor distT="0" distB="0" distL="114300" distR="114300" simplePos="0" relativeHeight="251678720" behindDoc="0" locked="0" layoutInCell="1" allowOverlap="1" wp14:anchorId="3F5BF4FF" wp14:editId="3478DE74">
+            <wp:simplePos x="0" y="0"/>
+            <wp:positionH relativeFrom="page">
+              <wp:posOffset>1056640</wp:posOffset>
+            </wp:positionH>
+            <wp:positionV relativeFrom="paragraph">
+              <wp:posOffset>308610</wp:posOffset>
+            </wp:positionV>
+            <wp:extent cx="5610225" cy="6898640"/>
+            <wp:effectExtent l="0" t="0" r="9525" b="0"/>
+            <wp:wrapTopAndBottom/>
+            <wp:docPr id="13" name="Рисунок 13"/>
+            <wp:cNvGraphicFramePr>
+              <a:graphicFrameLocks xmlns:a="http://schemas.openxmlformats.org/drawingml/2006/main" noChangeAspect="1"/>
+            </wp:cNvGraphicFramePr>
+            <a:graphic xmlns:a="http://schemas.openxmlformats.org/drawingml/2006/main">
+              <a:graphicData uri="http://schemas.openxmlformats.org/drawingml/2006/picture">
+                <pic:pic xmlns:pic="http://schemas.openxmlformats.org/drawingml/2006/picture">
+                  <pic:nvPicPr>
+                    <pic:cNvPr id="1" name=""/>
+                    <pic:cNvPicPr/>
+                  </pic:nvPicPr>
+                  <pic:blipFill>
+                    <a:blip r:embed="rId16">
+                      <a:extLst>
+                        <a:ext uri="{28A0092B-C50C-407E-A947-70E740481C1C}">
+                          <a14:useLocalDpi xmlns:a14="http://schemas.microsoft.com/office/drawing/2010/main" val="0"/>
+                        </a:ext>
+                      </a:extLst>
+                    </a:blip>
+                    <a:stretch>
+                      <a:fillRect/>
+                    </a:stretch>
+                  </pic:blipFill>
+                  <pic:spPr>
+                    <a:xfrm>
+                      <a:off x="0" y="0"/>
+                      <a:ext cx="5610225" cy="6898640"/>
+                    </a:xfrm>
+                    <a:prstGeom prst="rect">
+                      <a:avLst/>
+                    </a:prstGeom>
+                  </pic:spPr>
+                </pic:pic>
+              </a:graphicData>
+            </a:graphic>
+            <wp14:sizeRelH relativeFrom="margin">
+              <wp14:pctWidth>0</wp14:pctWidth>
+            </wp14:sizeRelH>
+          </wp:anchor>
+        </w:drawing>
+      </w:r>
+      <w:r>
+        <w:rPr>
+          <w:rFonts w:ascii="Times New Roman" w:hAnsi="Times New Roman" w:cs="Times New Roman"/>
+          <w:noProof/>
+          <w:sz w:val="28"/>
+          <w:szCs w:val="28"/>
+        </w:rPr>
+        <w:t xml:space="preserve">На рисунке 10 показано продолжение кода </w:t>
+      </w:r>
+      <w:r>
+        <w:rPr>
+          <w:rFonts w:ascii="Times New Roman" w:hAnsi="Times New Roman" w:cs="Times New Roman"/>
+          <w:noProof/>
+          <w:sz w:val="28"/>
+          <w:szCs w:val="28"/>
+          <w:lang w:val="en-US"/>
+        </w:rPr>
+        <w:t>MainForm</w:t>
+      </w:r>
+      <w:r>
+        <w:rPr>
+          <w:rFonts w:ascii="Times New Roman" w:hAnsi="Times New Roman" w:cs="Times New Roman"/>
+          <w:noProof/>
+          <w:sz w:val="28"/>
+          <w:szCs w:val="28"/>
+        </w:rPr>
+        <w:t>.</w:t>
+      </w:r>
+    </w:p>
+    <w:p>
+      <w:pPr>
+        <w:spacing w:after="0" w:line="360" w:lineRule="auto"/>
+        <w:ind w:firstLine="708"/>
+        <w:jc w:val="both"/>
+        <w:rPr>
+          <w:rFonts w:ascii="Times New Roman" w:hAnsi="Times New Roman" w:cs="Times New Roman"/>
+          <w:noProof/>
+          <w:sz w:val="28"/>
+          <w:szCs w:val="28"/>
+          <w:lang w:val="en-US"/>
+        </w:rPr>
+      </w:pPr>
+      <w:r>
+        <w:rPr>
+          <w:rFonts w:ascii="Times New Roman" w:hAnsi="Times New Roman" w:cs="Times New Roman"/>
+          <w:noProof/>
+          <w:sz w:val="28"/>
+          <w:szCs w:val="28"/>
+        </w:rPr>
+        <w:t xml:space="preserve">Рисунок 10 – Продолжение кода </w:t>
+      </w:r>
+      <w:r>
+        <w:rPr>
+          <w:rFonts w:ascii="Times New Roman" w:hAnsi="Times New Roman" w:cs="Times New Roman"/>
+          <w:noProof/>
+          <w:sz w:val="28"/>
+          <w:szCs w:val="28"/>
+          <w:lang w:val="en-US"/>
+        </w:rPr>
+        <w:t>MainForm</w:t>
+      </w:r>
+    </w:p>
+    <w:p>
+      <w:pPr>
+        <w:rPr>
+          <w:rFonts w:ascii="Times New Roman" w:hAnsi="Times New Roman" w:cs="Times New Roman"/>
+          <w:noProof/>
+          <w:sz w:val="28"/>
+          <w:szCs w:val="28"/>
+          <w:lang w:val="en-US"/>
+        </w:rPr>
+      </w:pPr>
+      <w:r>
+        <w:rPr>
+          <w:rFonts w:ascii="Times New Roman" w:hAnsi="Times New Roman" w:cs="Times New Roman"/>
+          <w:noProof/>
+          <w:sz w:val="28"/>
+          <w:szCs w:val="28"/>
+          <w:lang w:val="en-US"/>
+        </w:rPr>
+        <w:br w:type="page"/>
+      </w:r>
+    </w:p>
+    <w:p>
+      <w:pPr>
+        <w:spacing w:after="0" w:line="360" w:lineRule="auto"/>
+        <w:ind w:firstLine="708"/>
+        <w:jc w:val="both"/>
+        <w:rPr>
+          <w:rFonts w:ascii="Times New Roman" w:hAnsi="Times New Roman" w:cs="Times New Roman"/>
+          <w:noProof/>
+          <w:sz w:val="28"/>
+          <w:szCs w:val="28"/>
+        </w:rPr>
+      </w:pPr>
+      <w:r>
+        <w:rPr>
+          <w:rFonts w:ascii="Times New Roman" w:hAnsi="Times New Roman" w:cs="Times New Roman"/>
+          <w:noProof/>
+          <w:sz w:val="28"/>
+          <w:szCs w:val="28"/>
+          <w:lang w:val="en-US"/>
+        </w:rPr>
+        <w:lastRenderedPageBreak/>
+        <w:drawing>
+          <wp:anchor distT="0" distB="0" distL="114300" distR="114300" simplePos="0" relativeHeight="251679744" behindDoc="0" locked="0" layoutInCell="1" allowOverlap="1" wp14:anchorId="24BE8B58" wp14:editId="69284BEC">
+            <wp:simplePos x="0" y="0"/>
+            <wp:positionH relativeFrom="margin">
+              <wp:align>right</wp:align>
+            </wp:positionH>
+            <wp:positionV relativeFrom="paragraph">
+              <wp:posOffset>270510</wp:posOffset>
+            </wp:positionV>
+            <wp:extent cx="5940425" cy="6331585"/>
+            <wp:effectExtent l="0" t="0" r="3175" b="0"/>
+            <wp:wrapTopAndBottom/>
+            <wp:docPr id="14" name="Рисунок 14"/>
+            <wp:cNvGraphicFramePr>
+              <a:graphicFrameLocks xmlns:a="http://schemas.openxmlformats.org/drawingml/2006/main" noChangeAspect="1"/>
+            </wp:cNvGraphicFramePr>
+            <a:graphic xmlns:a="http://schemas.openxmlformats.org/drawingml/2006/main">
+              <a:graphicData uri="http://schemas.openxmlformats.org/drawingml/2006/picture">
+                <pic:pic xmlns:pic="http://schemas.openxmlformats.org/drawingml/2006/picture">
+                  <pic:nvPicPr>
+                    <pic:cNvPr id="1" name=""/>
+                    <pic:cNvPicPr/>
+                  </pic:nvPicPr>
+                  <pic:blipFill>
+                    <a:blip r:embed="rId17">
+                      <a:extLst>
+                        <a:ext uri="{28A0092B-C50C-407E-A947-70E740481C1C}">
+                          <a14:useLocalDpi xmlns:a14="http://schemas.microsoft.com/office/drawing/2010/main" val="0"/>
+                        </a:ext>
+                      </a:extLst>
+                    </a:blip>
+                    <a:stretch>
+                      <a:fillRect/>
+                    </a:stretch>
+                  </pic:blipFill>
+                  <pic:spPr>
+                    <a:xfrm>
+                      <a:off x="0" y="0"/>
+                      <a:ext cx="5940425" cy="6331585"/>
                     </a:xfrm>
                     <a:prstGeom prst="rect">
                       <a:avLst/>
@@ -8794,55 +9570,3284 @@
       <w:r>
         <w:rPr>
           <w:rFonts w:ascii="Times New Roman" w:hAnsi="Times New Roman" w:cs="Times New Roman"/>
+          <w:noProof/>
+          <w:sz w:val="28"/>
+          <w:szCs w:val="28"/>
+        </w:rPr>
+        <w:t xml:space="preserve">На рисунке 12 показано продолжение кода </w:t>
+      </w:r>
+      <w:r>
+        <w:rPr>
+          <w:rFonts w:ascii="Times New Roman" w:hAnsi="Times New Roman" w:cs="Times New Roman"/>
+          <w:noProof/>
+          <w:sz w:val="28"/>
+          <w:szCs w:val="28"/>
+          <w:lang w:val="en-US"/>
+        </w:rPr>
+        <w:t>MainForm</w:t>
+      </w:r>
+      <w:r>
+        <w:rPr>
+          <w:rFonts w:ascii="Times New Roman" w:hAnsi="Times New Roman" w:cs="Times New Roman"/>
+          <w:noProof/>
+          <w:sz w:val="28"/>
+          <w:szCs w:val="28"/>
+        </w:rPr>
+        <w:t>.</w:t>
+      </w:r>
+    </w:p>
+    <w:p>
+      <w:pPr>
+        <w:spacing w:after="0" w:line="360" w:lineRule="auto"/>
+        <w:ind w:firstLine="708"/>
+        <w:jc w:val="both"/>
+        <w:rPr>
+          <w:rFonts w:ascii="Times New Roman" w:hAnsi="Times New Roman" w:cs="Times New Roman"/>
+          <w:noProof/>
+          <w:sz w:val="28"/>
+          <w:szCs w:val="28"/>
+          <w:lang w:val="en-US"/>
+        </w:rPr>
+      </w:pPr>
+      <w:r>
+        <w:rPr>
+          <w:rFonts w:ascii="Times New Roman" w:hAnsi="Times New Roman" w:cs="Times New Roman"/>
+          <w:noProof/>
+          <w:sz w:val="28"/>
+          <w:szCs w:val="28"/>
+        </w:rPr>
+        <w:t xml:space="preserve">Рисунок 12 – Продолжение кода </w:t>
+      </w:r>
+      <w:r>
+        <w:rPr>
+          <w:rFonts w:ascii="Times New Roman" w:hAnsi="Times New Roman" w:cs="Times New Roman"/>
+          <w:noProof/>
+          <w:sz w:val="28"/>
+          <w:szCs w:val="28"/>
+          <w:lang w:val="en-US"/>
+        </w:rPr>
+        <w:t>MainForm</w:t>
+      </w:r>
+    </w:p>
+    <w:p>
+      <w:pPr>
+        <w:rPr>
+          <w:rFonts w:ascii="Times New Roman" w:hAnsi="Times New Roman" w:cs="Times New Roman"/>
+          <w:noProof/>
+          <w:sz w:val="28"/>
+          <w:szCs w:val="28"/>
+          <w:lang w:val="en-US"/>
+        </w:rPr>
+      </w:pPr>
+      <w:r>
+        <w:rPr>
+          <w:rFonts w:ascii="Times New Roman" w:hAnsi="Times New Roman" w:cs="Times New Roman"/>
+          <w:noProof/>
+          <w:sz w:val="28"/>
+          <w:szCs w:val="28"/>
+          <w:lang w:val="en-US"/>
+        </w:rPr>
+        <w:br w:type="page"/>
+      </w:r>
+    </w:p>
+    <w:p>
+      <w:pPr>
+        <w:spacing w:after="0" w:line="360" w:lineRule="auto"/>
+        <w:ind w:firstLine="708"/>
+        <w:jc w:val="both"/>
+        <w:rPr>
+          <w:rFonts w:ascii="Times New Roman" w:hAnsi="Times New Roman" w:cs="Times New Roman"/>
+          <w:noProof/>
+          <w:sz w:val="28"/>
+          <w:szCs w:val="28"/>
+        </w:rPr>
+      </w:pPr>
+      <w:r>
+        <w:rPr>
+          <w:noProof/>
+        </w:rPr>
+        <w:lastRenderedPageBreak/>
+        <w:drawing>
+          <wp:anchor distT="0" distB="0" distL="114300" distR="114300" simplePos="0" relativeHeight="251680768" behindDoc="0" locked="0" layoutInCell="1" allowOverlap="1" wp14:anchorId="6DEE94D8" wp14:editId="79860214">
+            <wp:simplePos x="0" y="0"/>
+            <wp:positionH relativeFrom="column">
+              <wp:posOffset>-988695</wp:posOffset>
+            </wp:positionH>
+            <wp:positionV relativeFrom="paragraph">
+              <wp:posOffset>375285</wp:posOffset>
+            </wp:positionV>
+            <wp:extent cx="7393105" cy="3619500"/>
+            <wp:effectExtent l="0" t="0" r="0" b="0"/>
+            <wp:wrapTopAndBottom/>
+            <wp:docPr id="15" name="Рисунок 15"/>
+            <wp:cNvGraphicFramePr>
+              <a:graphicFrameLocks xmlns:a="http://schemas.openxmlformats.org/drawingml/2006/main" noChangeAspect="1"/>
+            </wp:cNvGraphicFramePr>
+            <a:graphic xmlns:a="http://schemas.openxmlformats.org/drawingml/2006/main">
+              <a:graphicData uri="http://schemas.openxmlformats.org/drawingml/2006/picture">
+                <pic:pic xmlns:pic="http://schemas.openxmlformats.org/drawingml/2006/picture">
+                  <pic:nvPicPr>
+                    <pic:cNvPr id="1" name=""/>
+                    <pic:cNvPicPr/>
+                  </pic:nvPicPr>
+                  <pic:blipFill>
+                    <a:blip r:embed="rId18">
+                      <a:extLst>
+                        <a:ext uri="{28A0092B-C50C-407E-A947-70E740481C1C}">
+                          <a14:useLocalDpi xmlns:a14="http://schemas.microsoft.com/office/drawing/2010/main" val="0"/>
+                        </a:ext>
+                      </a:extLst>
+                    </a:blip>
+                    <a:stretch>
+                      <a:fillRect/>
+                    </a:stretch>
+                  </pic:blipFill>
+                  <pic:spPr>
+                    <a:xfrm>
+                      <a:off x="0" y="0"/>
+                      <a:ext cx="7393105" cy="3619500"/>
+                    </a:xfrm>
+                    <a:prstGeom prst="rect">
+                      <a:avLst/>
+                    </a:prstGeom>
+                  </pic:spPr>
+                </pic:pic>
+              </a:graphicData>
+            </a:graphic>
+            <wp14:sizeRelH relativeFrom="margin">
+              <wp14:pctWidth>0</wp14:pctWidth>
+            </wp14:sizeRelH>
+            <wp14:sizeRelV relativeFrom="margin">
+              <wp14:pctHeight>0</wp14:pctHeight>
+            </wp14:sizeRelV>
+          </wp:anchor>
+        </w:drawing>
+      </w:r>
+      <w:r>
+        <w:rPr>
+          <w:rFonts w:ascii="Times New Roman" w:hAnsi="Times New Roman" w:cs="Times New Roman"/>
+          <w:noProof/>
+          <w:sz w:val="28"/>
+          <w:szCs w:val="28"/>
+        </w:rPr>
+        <w:t>На рисунке 1</w:t>
+      </w:r>
+      <w:r>
+        <w:rPr>
+          <w:rFonts w:ascii="Times New Roman" w:hAnsi="Times New Roman" w:cs="Times New Roman"/>
+          <w:noProof/>
+          <w:sz w:val="28"/>
+          <w:szCs w:val="28"/>
+        </w:rPr>
+        <w:t>3</w:t>
+      </w:r>
+      <w:r>
+        <w:rPr>
+          <w:rFonts w:ascii="Times New Roman" w:hAnsi="Times New Roman" w:cs="Times New Roman"/>
+          <w:noProof/>
+          <w:sz w:val="28"/>
+          <w:szCs w:val="28"/>
+        </w:rPr>
+        <w:t xml:space="preserve"> показано продолжение кода </w:t>
+      </w:r>
+      <w:r>
+        <w:rPr>
+          <w:rFonts w:ascii="Times New Roman" w:hAnsi="Times New Roman" w:cs="Times New Roman"/>
+          <w:noProof/>
+          <w:sz w:val="28"/>
+          <w:szCs w:val="28"/>
+          <w:lang w:val="en-US"/>
+        </w:rPr>
+        <w:t>MainForm</w:t>
+      </w:r>
+      <w:r>
+        <w:rPr>
+          <w:rFonts w:ascii="Times New Roman" w:hAnsi="Times New Roman" w:cs="Times New Roman"/>
+          <w:noProof/>
+          <w:sz w:val="28"/>
+          <w:szCs w:val="28"/>
+        </w:rPr>
+        <w:t>.</w:t>
+      </w:r>
+    </w:p>
+    <w:p>
+      <w:pPr>
+        <w:spacing w:after="0" w:line="360" w:lineRule="auto"/>
+        <w:ind w:firstLine="708"/>
+        <w:jc w:val="both"/>
+        <w:rPr>
+          <w:rFonts w:ascii="Times New Roman" w:hAnsi="Times New Roman" w:cs="Times New Roman"/>
+          <w:noProof/>
+          <w:sz w:val="28"/>
+          <w:szCs w:val="28"/>
+        </w:rPr>
+      </w:pPr>
+      <w:r>
+        <w:rPr>
+          <w:rFonts w:ascii="Times New Roman" w:hAnsi="Times New Roman" w:cs="Times New Roman"/>
+          <w:noProof/>
+          <w:sz w:val="28"/>
+          <w:szCs w:val="28"/>
+        </w:rPr>
+        <w:t>Рисунок 1</w:t>
+      </w:r>
+      <w:r>
+        <w:rPr>
+          <w:rFonts w:ascii="Times New Roman" w:hAnsi="Times New Roman" w:cs="Times New Roman"/>
+          <w:noProof/>
+          <w:sz w:val="28"/>
+          <w:szCs w:val="28"/>
+        </w:rPr>
+        <w:t>3</w:t>
+      </w:r>
+      <w:r>
+        <w:rPr>
+          <w:rFonts w:ascii="Times New Roman" w:hAnsi="Times New Roman" w:cs="Times New Roman"/>
+          <w:noProof/>
+          <w:sz w:val="28"/>
+          <w:szCs w:val="28"/>
+        </w:rPr>
+        <w:t xml:space="preserve"> – Продолжение кода </w:t>
+      </w:r>
+      <w:r>
+        <w:rPr>
+          <w:rFonts w:ascii="Times New Roman" w:hAnsi="Times New Roman" w:cs="Times New Roman"/>
+          <w:noProof/>
+          <w:sz w:val="28"/>
+          <w:szCs w:val="28"/>
+          <w:lang w:val="en-US"/>
+        </w:rPr>
+        <w:t>MainForm</w:t>
+      </w:r>
+    </w:p>
+    <w:p>
+      <w:pPr>
+        <w:spacing w:after="0" w:line="360" w:lineRule="auto"/>
+        <w:ind w:firstLine="708"/>
+        <w:jc w:val="both"/>
+        <w:rPr>
+          <w:noProof/>
+        </w:rPr>
+      </w:pPr>
+      <w:r>
+        <w:rPr>
+          <w:rFonts w:ascii="Times New Roman" w:hAnsi="Times New Roman" w:cs="Times New Roman"/>
+          <w:noProof/>
+          <w:sz w:val="28"/>
+          <w:szCs w:val="28"/>
+        </w:rPr>
+        <w:drawing>
+          <wp:anchor distT="0" distB="0" distL="114300" distR="114300" simplePos="0" relativeHeight="251681792" behindDoc="0" locked="0" layoutInCell="1" allowOverlap="1" wp14:anchorId="1F05DF1A" wp14:editId="5E77ECBD">
+            <wp:simplePos x="0" y="0"/>
+            <wp:positionH relativeFrom="margin">
+              <wp:posOffset>767080</wp:posOffset>
+            </wp:positionH>
+            <wp:positionV relativeFrom="paragraph">
+              <wp:posOffset>254635</wp:posOffset>
+            </wp:positionV>
+            <wp:extent cx="3438525" cy="4480560"/>
+            <wp:effectExtent l="0" t="0" r="9525" b="0"/>
+            <wp:wrapTopAndBottom/>
+            <wp:docPr id="17" name="Рисунок 17"/>
+            <wp:cNvGraphicFramePr>
+              <a:graphicFrameLocks xmlns:a="http://schemas.openxmlformats.org/drawingml/2006/main" noChangeAspect="1"/>
+            </wp:cNvGraphicFramePr>
+            <a:graphic xmlns:a="http://schemas.openxmlformats.org/drawingml/2006/main">
+              <a:graphicData uri="http://schemas.openxmlformats.org/drawingml/2006/picture">
+                <pic:pic xmlns:pic="http://schemas.openxmlformats.org/drawingml/2006/picture">
+                  <pic:nvPicPr>
+                    <pic:cNvPr id="1" name=""/>
+                    <pic:cNvPicPr/>
+                  </pic:nvPicPr>
+                  <pic:blipFill>
+                    <a:blip r:embed="rId19">
+                      <a:extLst>
+                        <a:ext uri="{28A0092B-C50C-407E-A947-70E740481C1C}">
+                          <a14:useLocalDpi xmlns:a14="http://schemas.microsoft.com/office/drawing/2010/main" val="0"/>
+                        </a:ext>
+                      </a:extLst>
+                    </a:blip>
+                    <a:stretch>
+                      <a:fillRect/>
+                    </a:stretch>
+                  </pic:blipFill>
+                  <pic:spPr>
+                    <a:xfrm>
+                      <a:off x="0" y="0"/>
+                      <a:ext cx="3438525" cy="4480560"/>
+                    </a:xfrm>
+                    <a:prstGeom prst="rect">
+                      <a:avLst/>
+                    </a:prstGeom>
+                  </pic:spPr>
+                </pic:pic>
+              </a:graphicData>
+            </a:graphic>
+            <wp14:sizeRelH relativeFrom="margin">
+              <wp14:pctWidth>0</wp14:pctWidth>
+            </wp14:sizeRelH>
+            <wp14:sizeRelV relativeFrom="margin">
+              <wp14:pctHeight>0</wp14:pctHeight>
+            </wp14:sizeRelV>
+          </wp:anchor>
+        </w:drawing>
+      </w:r>
+      <w:r>
+        <w:rPr>
+          <w:rFonts w:ascii="Times New Roman" w:hAnsi="Times New Roman" w:cs="Times New Roman"/>
+          <w:noProof/>
+          <w:sz w:val="28"/>
+          <w:szCs w:val="28"/>
+        </w:rPr>
+        <w:t>На рисунке 1</w:t>
+      </w:r>
+      <w:r>
+        <w:rPr>
+          <w:rFonts w:ascii="Times New Roman" w:hAnsi="Times New Roman" w:cs="Times New Roman"/>
+          <w:noProof/>
+          <w:sz w:val="28"/>
+          <w:szCs w:val="28"/>
+        </w:rPr>
+        <w:t>4</w:t>
+      </w:r>
+      <w:r>
+        <w:rPr>
+          <w:rFonts w:ascii="Times New Roman" w:hAnsi="Times New Roman" w:cs="Times New Roman"/>
+          <w:noProof/>
+          <w:sz w:val="28"/>
+          <w:szCs w:val="28"/>
+        </w:rPr>
+        <w:t xml:space="preserve"> показано продолжение кода </w:t>
+      </w:r>
+      <w:r>
+        <w:rPr>
+          <w:rFonts w:ascii="Times New Roman" w:hAnsi="Times New Roman" w:cs="Times New Roman"/>
+          <w:noProof/>
+          <w:sz w:val="28"/>
+          <w:szCs w:val="28"/>
+          <w:lang w:val="en-US"/>
+        </w:rPr>
+        <w:t>MainForm</w:t>
+      </w:r>
+      <w:r>
+        <w:rPr>
+          <w:rFonts w:ascii="Times New Roman" w:hAnsi="Times New Roman" w:cs="Times New Roman"/>
+          <w:noProof/>
+          <w:sz w:val="28"/>
+          <w:szCs w:val="28"/>
+        </w:rPr>
+        <w:t>.</w:t>
+      </w:r>
+      <w:r>
+        <w:rPr>
+          <w:noProof/>
+        </w:rPr>
+        <w:t xml:space="preserve"> </w:t>
+      </w:r>
+    </w:p>
+    <w:p>
+      <w:pPr>
+        <w:spacing w:after="0" w:line="360" w:lineRule="auto"/>
+        <w:ind w:firstLine="708"/>
+        <w:jc w:val="both"/>
+        <w:rPr>
+          <w:rFonts w:ascii="Times New Roman" w:hAnsi="Times New Roman" w:cs="Times New Roman"/>
+          <w:noProof/>
+          <w:sz w:val="28"/>
+          <w:szCs w:val="28"/>
+        </w:rPr>
+      </w:pPr>
+      <w:r>
+        <w:rPr>
+          <w:rFonts w:ascii="Times New Roman" w:hAnsi="Times New Roman" w:cs="Times New Roman"/>
+          <w:noProof/>
+          <w:sz w:val="28"/>
+          <w:szCs w:val="28"/>
+        </w:rPr>
+        <w:t>Рисунок 1</w:t>
+      </w:r>
+      <w:r>
+        <w:rPr>
+          <w:rFonts w:ascii="Times New Roman" w:hAnsi="Times New Roman" w:cs="Times New Roman"/>
+          <w:noProof/>
+          <w:sz w:val="28"/>
+          <w:szCs w:val="28"/>
+        </w:rPr>
+        <w:t>4</w:t>
+      </w:r>
+      <w:r>
+        <w:rPr>
+          <w:rFonts w:ascii="Times New Roman" w:hAnsi="Times New Roman" w:cs="Times New Roman"/>
+          <w:noProof/>
+          <w:sz w:val="28"/>
+          <w:szCs w:val="28"/>
+        </w:rPr>
+        <w:t xml:space="preserve"> – Продолжение кода </w:t>
+      </w:r>
+      <w:r>
+        <w:rPr>
+          <w:rFonts w:ascii="Times New Roman" w:hAnsi="Times New Roman" w:cs="Times New Roman"/>
+          <w:noProof/>
+          <w:sz w:val="28"/>
+          <w:szCs w:val="28"/>
+          <w:lang w:val="en-US"/>
+        </w:rPr>
+        <w:t>MainForm</w:t>
+      </w:r>
+    </w:p>
+    <w:p>
+      <w:pPr>
+        <w:spacing w:after="0" w:line="360" w:lineRule="auto"/>
+        <w:ind w:firstLine="708"/>
+        <w:jc w:val="both"/>
+        <w:rPr>
+          <w:rFonts w:ascii="Times New Roman" w:hAnsi="Times New Roman" w:cs="Times New Roman"/>
+          <w:noProof/>
+          <w:sz w:val="28"/>
+          <w:szCs w:val="28"/>
+        </w:rPr>
+      </w:pPr>
+      <w:r>
+        <w:rPr>
+          <w:rFonts w:ascii="Times New Roman" w:hAnsi="Times New Roman" w:cs="Times New Roman"/>
+          <w:noProof/>
+          <w:sz w:val="28"/>
+          <w:szCs w:val="28"/>
+          <w:lang w:val="en-US"/>
+        </w:rPr>
+        <w:lastRenderedPageBreak/>
+        <w:drawing>
+          <wp:anchor distT="0" distB="0" distL="114300" distR="114300" simplePos="0" relativeHeight="251682816" behindDoc="0" locked="0" layoutInCell="1" allowOverlap="1" wp14:anchorId="161AAEBA" wp14:editId="5775DE1E">
+            <wp:simplePos x="0" y="0"/>
+            <wp:positionH relativeFrom="column">
+              <wp:posOffset>481965</wp:posOffset>
+            </wp:positionH>
+            <wp:positionV relativeFrom="paragraph">
+              <wp:posOffset>308610</wp:posOffset>
+            </wp:positionV>
+            <wp:extent cx="3943900" cy="3467584"/>
+            <wp:effectExtent l="0" t="0" r="0" b="0"/>
+            <wp:wrapTopAndBottom/>
+            <wp:docPr id="18" name="Рисунок 18"/>
+            <wp:cNvGraphicFramePr>
+              <a:graphicFrameLocks xmlns:a="http://schemas.openxmlformats.org/drawingml/2006/main" noChangeAspect="1"/>
+            </wp:cNvGraphicFramePr>
+            <a:graphic xmlns:a="http://schemas.openxmlformats.org/drawingml/2006/main">
+              <a:graphicData uri="http://schemas.openxmlformats.org/drawingml/2006/picture">
+                <pic:pic xmlns:pic="http://schemas.openxmlformats.org/drawingml/2006/picture">
+                  <pic:nvPicPr>
+                    <pic:cNvPr id="1" name=""/>
+                    <pic:cNvPicPr/>
+                  </pic:nvPicPr>
+                  <pic:blipFill>
+                    <a:blip r:embed="rId20">
+                      <a:extLst>
+                        <a:ext uri="{28A0092B-C50C-407E-A947-70E740481C1C}">
+                          <a14:useLocalDpi xmlns:a14="http://schemas.microsoft.com/office/drawing/2010/main" val="0"/>
+                        </a:ext>
+                      </a:extLst>
+                    </a:blip>
+                    <a:stretch>
+                      <a:fillRect/>
+                    </a:stretch>
+                  </pic:blipFill>
+                  <pic:spPr>
+                    <a:xfrm>
+                      <a:off x="0" y="0"/>
+                      <a:ext cx="3943900" cy="3467584"/>
+                    </a:xfrm>
+                    <a:prstGeom prst="rect">
+                      <a:avLst/>
+                    </a:prstGeom>
+                  </pic:spPr>
+                </pic:pic>
+              </a:graphicData>
+            </a:graphic>
+          </wp:anchor>
+        </w:drawing>
+      </w:r>
+      <w:r>
+        <w:rPr>
+          <w:rFonts w:ascii="Times New Roman" w:hAnsi="Times New Roman" w:cs="Times New Roman"/>
+          <w:noProof/>
+          <w:sz w:val="28"/>
+          <w:szCs w:val="28"/>
+        </w:rPr>
+        <w:t xml:space="preserve">На рисунке 15 показана форма </w:t>
+      </w:r>
+      <w:r>
+        <w:rPr>
+          <w:rFonts w:ascii="Times New Roman" w:hAnsi="Times New Roman" w:cs="Times New Roman"/>
+          <w:noProof/>
+          <w:sz w:val="28"/>
+          <w:szCs w:val="28"/>
+          <w:lang w:val="en-US"/>
+        </w:rPr>
+        <w:t>MovieEditForm</w:t>
+      </w:r>
+      <w:r>
+        <w:rPr>
+          <w:rFonts w:ascii="Times New Roman" w:hAnsi="Times New Roman" w:cs="Times New Roman"/>
+          <w:noProof/>
+          <w:sz w:val="28"/>
+          <w:szCs w:val="28"/>
+        </w:rPr>
+        <w:t>.</w:t>
+      </w:r>
+    </w:p>
+    <w:p>
+      <w:pPr>
+        <w:spacing w:after="0" w:line="360" w:lineRule="auto"/>
+        <w:ind w:firstLine="708"/>
+        <w:jc w:val="both"/>
+        <w:rPr>
+          <w:rFonts w:ascii="Times New Roman" w:hAnsi="Times New Roman" w:cs="Times New Roman"/>
+          <w:noProof/>
+          <w:sz w:val="28"/>
+          <w:szCs w:val="28"/>
+        </w:rPr>
+      </w:pPr>
+      <w:r>
+        <w:rPr>
+          <w:rFonts w:ascii="Times New Roman" w:hAnsi="Times New Roman" w:cs="Times New Roman"/>
+          <w:noProof/>
+          <w:sz w:val="28"/>
+          <w:szCs w:val="28"/>
+        </w:rPr>
+        <w:t>Рисунок 15 – Форма</w:t>
+      </w:r>
+      <w:r>
+        <w:rPr>
+          <w:rFonts w:ascii="Times New Roman" w:hAnsi="Times New Roman" w:cs="Times New Roman"/>
+          <w:noProof/>
+          <w:sz w:val="28"/>
+          <w:szCs w:val="28"/>
+          <w:lang w:val="en-US"/>
+        </w:rPr>
+        <w:t xml:space="preserve"> MovieEditForm</w:t>
+      </w:r>
+    </w:p>
+    <w:p>
+      <w:pPr>
+        <w:spacing w:after="0" w:line="360" w:lineRule="auto"/>
+        <w:ind w:firstLine="708"/>
+        <w:jc w:val="both"/>
+        <w:rPr>
+          <w:rFonts w:ascii="Times New Roman" w:hAnsi="Times New Roman" w:cs="Times New Roman"/>
+          <w:noProof/>
+          <w:sz w:val="28"/>
+          <w:szCs w:val="28"/>
+        </w:rPr>
+      </w:pPr>
+      <w:r>
+        <w:rPr>
+          <w:rFonts w:ascii="Times New Roman" w:hAnsi="Times New Roman" w:cs="Times New Roman"/>
+          <w:noProof/>
+          <w:sz w:val="28"/>
+          <w:szCs w:val="28"/>
+          <w:lang w:val="en-US"/>
+        </w:rPr>
+        <w:drawing>
+          <wp:anchor distT="0" distB="0" distL="114300" distR="114300" simplePos="0" relativeHeight="251683840" behindDoc="0" locked="0" layoutInCell="1" allowOverlap="1" wp14:anchorId="565DA61D" wp14:editId="2EEBA812">
+            <wp:simplePos x="0" y="0"/>
+            <wp:positionH relativeFrom="margin">
+              <wp:posOffset>777240</wp:posOffset>
+            </wp:positionH>
+            <wp:positionV relativeFrom="paragraph">
+              <wp:posOffset>251460</wp:posOffset>
+            </wp:positionV>
+            <wp:extent cx="3408680" cy="4660265"/>
+            <wp:effectExtent l="0" t="0" r="1270" b="6985"/>
+            <wp:wrapTopAndBottom/>
+            <wp:docPr id="19" name="Рисунок 19"/>
+            <wp:cNvGraphicFramePr>
+              <a:graphicFrameLocks xmlns:a="http://schemas.openxmlformats.org/drawingml/2006/main" noChangeAspect="1"/>
+            </wp:cNvGraphicFramePr>
+            <a:graphic xmlns:a="http://schemas.openxmlformats.org/drawingml/2006/main">
+              <a:graphicData uri="http://schemas.openxmlformats.org/drawingml/2006/picture">
+                <pic:pic xmlns:pic="http://schemas.openxmlformats.org/drawingml/2006/picture">
+                  <pic:nvPicPr>
+                    <pic:cNvPr id="1" name=""/>
+                    <pic:cNvPicPr/>
+                  </pic:nvPicPr>
+                  <pic:blipFill>
+                    <a:blip r:embed="rId21">
+                      <a:extLst>
+                        <a:ext uri="{28A0092B-C50C-407E-A947-70E740481C1C}">
+                          <a14:useLocalDpi xmlns:a14="http://schemas.microsoft.com/office/drawing/2010/main" val="0"/>
+                        </a:ext>
+                      </a:extLst>
+                    </a:blip>
+                    <a:stretch>
+                      <a:fillRect/>
+                    </a:stretch>
+                  </pic:blipFill>
+                  <pic:spPr>
+                    <a:xfrm>
+                      <a:off x="0" y="0"/>
+                      <a:ext cx="3408680" cy="4660265"/>
+                    </a:xfrm>
+                    <a:prstGeom prst="rect">
+                      <a:avLst/>
+                    </a:prstGeom>
+                  </pic:spPr>
+                </pic:pic>
+              </a:graphicData>
+            </a:graphic>
+            <wp14:sizeRelH relativeFrom="margin">
+              <wp14:pctWidth>0</wp14:pctWidth>
+            </wp14:sizeRelH>
+            <wp14:sizeRelV relativeFrom="margin">
+              <wp14:pctHeight>0</wp14:pctHeight>
+            </wp14:sizeRelV>
+          </wp:anchor>
+        </w:drawing>
+      </w:r>
+      <w:r>
+        <w:rPr>
+          <w:rFonts w:ascii="Times New Roman" w:hAnsi="Times New Roman" w:cs="Times New Roman"/>
+          <w:noProof/>
+          <w:sz w:val="28"/>
+          <w:szCs w:val="28"/>
+        </w:rPr>
+        <w:t xml:space="preserve">На рисунке 16 показан код формы </w:t>
+      </w:r>
+      <w:r>
+        <w:rPr>
+          <w:rFonts w:ascii="Times New Roman" w:hAnsi="Times New Roman" w:cs="Times New Roman"/>
+          <w:noProof/>
+          <w:sz w:val="28"/>
+          <w:szCs w:val="28"/>
+          <w:lang w:val="en-US"/>
+        </w:rPr>
+        <w:t>MovieEditForm</w:t>
+      </w:r>
+      <w:r>
+        <w:rPr>
+          <w:rFonts w:ascii="Times New Roman" w:hAnsi="Times New Roman" w:cs="Times New Roman"/>
+          <w:noProof/>
+          <w:sz w:val="28"/>
+          <w:szCs w:val="28"/>
+        </w:rPr>
+        <w:t>.</w:t>
+      </w:r>
+    </w:p>
+    <w:p>
+      <w:pPr>
+        <w:spacing w:after="0" w:line="360" w:lineRule="auto"/>
+        <w:ind w:firstLine="708"/>
+        <w:jc w:val="both"/>
+        <w:rPr>
+          <w:rFonts w:ascii="Times New Roman" w:hAnsi="Times New Roman" w:cs="Times New Roman"/>
+          <w:noProof/>
+          <w:sz w:val="28"/>
+          <w:szCs w:val="28"/>
+          <w:lang w:val="en-US"/>
+        </w:rPr>
+      </w:pPr>
+      <w:r>
+        <w:rPr>
+          <w:rFonts w:ascii="Times New Roman" w:hAnsi="Times New Roman" w:cs="Times New Roman"/>
+          <w:noProof/>
+          <w:sz w:val="28"/>
+          <w:szCs w:val="28"/>
+        </w:rPr>
+        <w:t xml:space="preserve">Рисунок 16 – Код формы </w:t>
+      </w:r>
+      <w:r>
+        <w:rPr>
+          <w:rFonts w:ascii="Times New Roman" w:hAnsi="Times New Roman" w:cs="Times New Roman"/>
+          <w:noProof/>
+          <w:sz w:val="28"/>
+          <w:szCs w:val="28"/>
+          <w:lang w:val="en-US"/>
+        </w:rPr>
+        <w:t>MovieEditForm</w:t>
+      </w:r>
+    </w:p>
+    <w:p>
+      <w:pPr>
+        <w:spacing w:after="0" w:line="360" w:lineRule="auto"/>
+        <w:ind w:firstLine="708"/>
+        <w:jc w:val="both"/>
+        <w:rPr>
+          <w:rFonts w:ascii="Times New Roman" w:hAnsi="Times New Roman" w:cs="Times New Roman"/>
+          <w:noProof/>
+          <w:sz w:val="28"/>
+          <w:szCs w:val="28"/>
+        </w:rPr>
+      </w:pPr>
+      <w:r>
+        <w:rPr>
+          <w:rFonts w:ascii="Times New Roman" w:hAnsi="Times New Roman" w:cs="Times New Roman"/>
+          <w:noProof/>
+          <w:sz w:val="28"/>
+          <w:szCs w:val="28"/>
+        </w:rPr>
+        <w:lastRenderedPageBreak/>
+        <w:drawing>
+          <wp:anchor distT="0" distB="0" distL="114300" distR="114300" simplePos="0" relativeHeight="251684864" behindDoc="0" locked="0" layoutInCell="1" allowOverlap="1" wp14:anchorId="04BB5F61" wp14:editId="03E6E039">
+            <wp:simplePos x="0" y="0"/>
+            <wp:positionH relativeFrom="margin">
+              <wp:align>right</wp:align>
+            </wp:positionH>
+            <wp:positionV relativeFrom="paragraph">
+              <wp:posOffset>280035</wp:posOffset>
+            </wp:positionV>
+            <wp:extent cx="5940425" cy="7386320"/>
+            <wp:effectExtent l="0" t="0" r="3175" b="5080"/>
+            <wp:wrapTopAndBottom/>
+            <wp:docPr id="20" name="Рисунок 20"/>
+            <wp:cNvGraphicFramePr>
+              <a:graphicFrameLocks xmlns:a="http://schemas.openxmlformats.org/drawingml/2006/main" noChangeAspect="1"/>
+            </wp:cNvGraphicFramePr>
+            <a:graphic xmlns:a="http://schemas.openxmlformats.org/drawingml/2006/main">
+              <a:graphicData uri="http://schemas.openxmlformats.org/drawingml/2006/picture">
+                <pic:pic xmlns:pic="http://schemas.openxmlformats.org/drawingml/2006/picture">
+                  <pic:nvPicPr>
+                    <pic:cNvPr id="1" name=""/>
+                    <pic:cNvPicPr/>
+                  </pic:nvPicPr>
+                  <pic:blipFill>
+                    <a:blip r:embed="rId22">
+                      <a:extLst>
+                        <a:ext uri="{28A0092B-C50C-407E-A947-70E740481C1C}">
+                          <a14:useLocalDpi xmlns:a14="http://schemas.microsoft.com/office/drawing/2010/main" val="0"/>
+                        </a:ext>
+                      </a:extLst>
+                    </a:blip>
+                    <a:stretch>
+                      <a:fillRect/>
+                    </a:stretch>
+                  </pic:blipFill>
+                  <pic:spPr>
+                    <a:xfrm>
+                      <a:off x="0" y="0"/>
+                      <a:ext cx="5940425" cy="7386320"/>
+                    </a:xfrm>
+                    <a:prstGeom prst="rect">
+                      <a:avLst/>
+                    </a:prstGeom>
+                  </pic:spPr>
+                </pic:pic>
+              </a:graphicData>
+            </a:graphic>
+          </wp:anchor>
+        </w:drawing>
+      </w:r>
+      <w:r>
+        <w:rPr>
+          <w:rFonts w:ascii="Times New Roman" w:hAnsi="Times New Roman" w:cs="Times New Roman"/>
+          <w:noProof/>
+          <w:sz w:val="28"/>
+          <w:szCs w:val="28"/>
+        </w:rPr>
+        <w:t xml:space="preserve">На рисунке 17 показано продолжение кода формы </w:t>
+      </w:r>
+      <w:r>
+        <w:rPr>
+          <w:rFonts w:ascii="Times New Roman" w:hAnsi="Times New Roman" w:cs="Times New Roman"/>
+          <w:noProof/>
+          <w:sz w:val="28"/>
+          <w:szCs w:val="28"/>
+          <w:lang w:val="en-US"/>
+        </w:rPr>
+        <w:t>MovieEditForm</w:t>
+      </w:r>
+      <w:r>
+        <w:rPr>
+          <w:rFonts w:ascii="Times New Roman" w:hAnsi="Times New Roman" w:cs="Times New Roman"/>
+          <w:noProof/>
+          <w:sz w:val="28"/>
+          <w:szCs w:val="28"/>
+        </w:rPr>
+        <w:t>.</w:t>
+      </w:r>
+    </w:p>
+    <w:p>
+      <w:pPr>
+        <w:spacing w:after="0" w:line="360" w:lineRule="auto"/>
+        <w:ind w:firstLine="708"/>
+        <w:jc w:val="both"/>
+        <w:rPr>
+          <w:rFonts w:ascii="Times New Roman" w:hAnsi="Times New Roman" w:cs="Times New Roman"/>
+          <w:noProof/>
+          <w:sz w:val="28"/>
+          <w:szCs w:val="28"/>
+          <w:lang w:val="en-US"/>
+        </w:rPr>
+      </w:pPr>
+      <w:r>
+        <w:rPr>
+          <w:rFonts w:ascii="Times New Roman" w:hAnsi="Times New Roman" w:cs="Times New Roman"/>
+          <w:noProof/>
+          <w:sz w:val="28"/>
+          <w:szCs w:val="28"/>
+        </w:rPr>
+        <w:t xml:space="preserve">Рисунок 17 – Продолжение кода формы </w:t>
+      </w:r>
+      <w:r>
+        <w:rPr>
+          <w:rFonts w:ascii="Times New Roman" w:hAnsi="Times New Roman" w:cs="Times New Roman"/>
+          <w:noProof/>
+          <w:sz w:val="28"/>
+          <w:szCs w:val="28"/>
+          <w:lang w:val="en-US"/>
+        </w:rPr>
+        <w:t>MovieEditForm</w:t>
+      </w:r>
+    </w:p>
+    <w:p>
+      <w:pPr>
+        <w:rPr>
+          <w:rFonts w:ascii="Times New Roman" w:hAnsi="Times New Roman" w:cs="Times New Roman"/>
+          <w:noProof/>
+          <w:sz w:val="28"/>
+          <w:szCs w:val="28"/>
+          <w:lang w:val="en-US"/>
+        </w:rPr>
+      </w:pPr>
+      <w:r>
+        <w:rPr>
+          <w:rFonts w:ascii="Times New Roman" w:hAnsi="Times New Roman" w:cs="Times New Roman"/>
+          <w:noProof/>
+          <w:sz w:val="28"/>
+          <w:szCs w:val="28"/>
+          <w:lang w:val="en-US"/>
+        </w:rPr>
+        <w:br w:type="page"/>
+      </w:r>
+    </w:p>
+    <w:p>
+      <w:pPr>
+        <w:spacing w:after="0" w:line="360" w:lineRule="auto"/>
+        <w:ind w:firstLine="708"/>
+        <w:jc w:val="both"/>
+        <w:rPr>
+          <w:rFonts w:ascii="Times New Roman" w:hAnsi="Times New Roman" w:cs="Times New Roman"/>
+          <w:noProof/>
+          <w:sz w:val="28"/>
+          <w:szCs w:val="28"/>
+        </w:rPr>
+      </w:pPr>
+      <w:r>
+        <w:rPr>
+          <w:rFonts w:ascii="Times New Roman" w:hAnsi="Times New Roman" w:cs="Times New Roman"/>
+          <w:noProof/>
+          <w:sz w:val="28"/>
+          <w:szCs w:val="28"/>
+          <w:lang w:val="en-US"/>
+        </w:rPr>
+        <w:lastRenderedPageBreak/>
+        <w:drawing>
+          <wp:anchor distT="0" distB="0" distL="114300" distR="114300" simplePos="0" relativeHeight="251685888" behindDoc="0" locked="0" layoutInCell="1" allowOverlap="1" wp14:anchorId="3C7C8E07" wp14:editId="0C1433F8">
+            <wp:simplePos x="0" y="0"/>
+            <wp:positionH relativeFrom="column">
+              <wp:posOffset>939165</wp:posOffset>
+            </wp:positionH>
+            <wp:positionV relativeFrom="paragraph">
+              <wp:posOffset>318135</wp:posOffset>
+            </wp:positionV>
+            <wp:extent cx="3057952" cy="2191056"/>
+            <wp:effectExtent l="0" t="0" r="9525" b="0"/>
+            <wp:wrapTopAndBottom/>
+            <wp:docPr id="21" name="Рисунок 21"/>
+            <wp:cNvGraphicFramePr>
+              <a:graphicFrameLocks xmlns:a="http://schemas.openxmlformats.org/drawingml/2006/main" noChangeAspect="1"/>
+            </wp:cNvGraphicFramePr>
+            <a:graphic xmlns:a="http://schemas.openxmlformats.org/drawingml/2006/main">
+              <a:graphicData uri="http://schemas.openxmlformats.org/drawingml/2006/picture">
+                <pic:pic xmlns:pic="http://schemas.openxmlformats.org/drawingml/2006/picture">
+                  <pic:nvPicPr>
+                    <pic:cNvPr id="1" name=""/>
+                    <pic:cNvPicPr/>
+                  </pic:nvPicPr>
+                  <pic:blipFill>
+                    <a:blip r:embed="rId23">
+                      <a:extLst>
+                        <a:ext uri="{28A0092B-C50C-407E-A947-70E740481C1C}">
+                          <a14:useLocalDpi xmlns:a14="http://schemas.microsoft.com/office/drawing/2010/main" val="0"/>
+                        </a:ext>
+                      </a:extLst>
+                    </a:blip>
+                    <a:stretch>
+                      <a:fillRect/>
+                    </a:stretch>
+                  </pic:blipFill>
+                  <pic:spPr>
+                    <a:xfrm>
+                      <a:off x="0" y="0"/>
+                      <a:ext cx="3057952" cy="2191056"/>
+                    </a:xfrm>
+                    <a:prstGeom prst="rect">
+                      <a:avLst/>
+                    </a:prstGeom>
+                  </pic:spPr>
+                </pic:pic>
+              </a:graphicData>
+            </a:graphic>
+          </wp:anchor>
+        </w:drawing>
+      </w:r>
+      <w:r>
+        <w:rPr>
+          <w:rFonts w:ascii="Times New Roman" w:hAnsi="Times New Roman" w:cs="Times New Roman"/>
+          <w:noProof/>
+          <w:sz w:val="28"/>
+          <w:szCs w:val="28"/>
+        </w:rPr>
+        <w:t xml:space="preserve">На рисунке 18 показана форма </w:t>
+      </w:r>
+      <w:r>
+        <w:rPr>
+          <w:rFonts w:ascii="Times New Roman" w:hAnsi="Times New Roman" w:cs="Times New Roman"/>
+          <w:noProof/>
+          <w:sz w:val="28"/>
+          <w:szCs w:val="28"/>
+          <w:lang w:val="en-US"/>
+        </w:rPr>
+        <w:t>RegisterForm</w:t>
+      </w:r>
+    </w:p>
+    <w:p>
+      <w:pPr>
+        <w:spacing w:after="0" w:line="360" w:lineRule="auto"/>
+        <w:ind w:firstLine="708"/>
+        <w:jc w:val="both"/>
+        <w:rPr>
+          <w:rFonts w:ascii="Times New Roman" w:hAnsi="Times New Roman" w:cs="Times New Roman"/>
+          <w:noProof/>
+          <w:sz w:val="28"/>
+          <w:szCs w:val="28"/>
+          <w:lang w:val="en-US"/>
+        </w:rPr>
+      </w:pPr>
+      <w:r>
+        <w:rPr>
+          <w:rFonts w:ascii="Times New Roman" w:hAnsi="Times New Roman" w:cs="Times New Roman"/>
+          <w:noProof/>
+          <w:sz w:val="28"/>
+          <w:szCs w:val="28"/>
+        </w:rPr>
+        <w:t xml:space="preserve">Рисунок 18 – Форма </w:t>
+      </w:r>
+      <w:r>
+        <w:rPr>
+          <w:rFonts w:ascii="Times New Roman" w:hAnsi="Times New Roman" w:cs="Times New Roman"/>
+          <w:noProof/>
+          <w:sz w:val="28"/>
+          <w:szCs w:val="28"/>
+          <w:lang w:val="en-US"/>
+        </w:rPr>
+        <w:t>RegisterForm</w:t>
+      </w:r>
+    </w:p>
+    <w:p>
+      <w:pPr>
+        <w:spacing w:after="0" w:line="360" w:lineRule="auto"/>
+        <w:ind w:firstLine="708"/>
+        <w:jc w:val="both"/>
+        <w:rPr>
+          <w:rFonts w:ascii="Times New Roman" w:hAnsi="Times New Roman" w:cs="Times New Roman"/>
+          <w:noProof/>
+          <w:sz w:val="28"/>
+          <w:szCs w:val="28"/>
+        </w:rPr>
+      </w:pPr>
+    </w:p>
+    <w:p>
+      <w:pPr>
+        <w:spacing w:after="0" w:line="360" w:lineRule="auto"/>
+        <w:ind w:firstLine="708"/>
+        <w:jc w:val="both"/>
+        <w:rPr>
+          <w:rFonts w:ascii="Times New Roman" w:hAnsi="Times New Roman" w:cs="Times New Roman"/>
+          <w:noProof/>
+          <w:sz w:val="28"/>
+          <w:szCs w:val="28"/>
+        </w:rPr>
+      </w:pPr>
+      <w:r>
+        <w:rPr>
+          <w:rFonts w:ascii="Times New Roman" w:hAnsi="Times New Roman" w:cs="Times New Roman"/>
+          <w:noProof/>
+          <w:sz w:val="28"/>
+          <w:szCs w:val="28"/>
+        </w:rPr>
+        <w:drawing>
+          <wp:anchor distT="0" distB="0" distL="114300" distR="114300" simplePos="0" relativeHeight="251686912" behindDoc="0" locked="0" layoutInCell="1" allowOverlap="1" wp14:anchorId="228411C1" wp14:editId="61A34819">
+            <wp:simplePos x="0" y="0"/>
+            <wp:positionH relativeFrom="column">
+              <wp:posOffset>5715</wp:posOffset>
+            </wp:positionH>
+            <wp:positionV relativeFrom="paragraph">
+              <wp:posOffset>281940</wp:posOffset>
+            </wp:positionV>
+            <wp:extent cx="5940425" cy="3489960"/>
+            <wp:effectExtent l="0" t="0" r="3175" b="0"/>
+            <wp:wrapTopAndBottom/>
+            <wp:docPr id="23" name="Рисунок 23"/>
+            <wp:cNvGraphicFramePr>
+              <a:graphicFrameLocks xmlns:a="http://schemas.openxmlformats.org/drawingml/2006/main" noChangeAspect="1"/>
+            </wp:cNvGraphicFramePr>
+            <a:graphic xmlns:a="http://schemas.openxmlformats.org/drawingml/2006/main">
+              <a:graphicData uri="http://schemas.openxmlformats.org/drawingml/2006/picture">
+                <pic:pic xmlns:pic="http://schemas.openxmlformats.org/drawingml/2006/picture">
+                  <pic:nvPicPr>
+                    <pic:cNvPr id="1" name=""/>
+                    <pic:cNvPicPr/>
+                  </pic:nvPicPr>
+                  <pic:blipFill>
+                    <a:blip r:embed="rId24">
+                      <a:extLst>
+                        <a:ext uri="{28A0092B-C50C-407E-A947-70E740481C1C}">
+                          <a14:useLocalDpi xmlns:a14="http://schemas.microsoft.com/office/drawing/2010/main" val="0"/>
+                        </a:ext>
+                      </a:extLst>
+                    </a:blip>
+                    <a:stretch>
+                      <a:fillRect/>
+                    </a:stretch>
+                  </pic:blipFill>
+                  <pic:spPr>
+                    <a:xfrm>
+                      <a:off x="0" y="0"/>
+                      <a:ext cx="5940425" cy="3489960"/>
+                    </a:xfrm>
+                    <a:prstGeom prst="rect">
+                      <a:avLst/>
+                    </a:prstGeom>
+                  </pic:spPr>
+                </pic:pic>
+              </a:graphicData>
+            </a:graphic>
+          </wp:anchor>
+        </w:drawing>
+      </w:r>
+      <w:r>
+        <w:rPr>
+          <w:rFonts w:ascii="Times New Roman" w:hAnsi="Times New Roman" w:cs="Times New Roman"/>
+          <w:noProof/>
+          <w:sz w:val="28"/>
+          <w:szCs w:val="28"/>
+        </w:rPr>
+        <w:t xml:space="preserve"> </w:t>
+      </w:r>
+      <w:r>
+        <w:rPr>
+          <w:rFonts w:ascii="Times New Roman" w:hAnsi="Times New Roman" w:cs="Times New Roman"/>
+          <w:noProof/>
+          <w:sz w:val="28"/>
+          <w:szCs w:val="28"/>
+        </w:rPr>
+        <w:t xml:space="preserve">На рисунке 19 показан код формы </w:t>
+      </w:r>
+      <w:r>
+        <w:rPr>
+          <w:rFonts w:ascii="Times New Roman" w:hAnsi="Times New Roman" w:cs="Times New Roman"/>
+          <w:noProof/>
+          <w:sz w:val="28"/>
+          <w:szCs w:val="28"/>
+          <w:lang w:val="en-US"/>
+        </w:rPr>
+        <w:t>RegisterForm</w:t>
+      </w:r>
+      <w:r>
+        <w:rPr>
+          <w:rFonts w:ascii="Times New Roman" w:hAnsi="Times New Roman" w:cs="Times New Roman"/>
+          <w:noProof/>
+          <w:sz w:val="28"/>
+          <w:szCs w:val="28"/>
+        </w:rPr>
+        <w:t>.</w:t>
+      </w:r>
+    </w:p>
+    <w:p>
+      <w:pPr>
+        <w:spacing w:after="0" w:line="360" w:lineRule="auto"/>
+        <w:ind w:firstLine="708"/>
+        <w:jc w:val="both"/>
+        <w:rPr>
+          <w:rFonts w:ascii="Times New Roman" w:hAnsi="Times New Roman" w:cs="Times New Roman"/>
+          <w:noProof/>
+          <w:sz w:val="28"/>
+          <w:szCs w:val="28"/>
+          <w:lang w:val="en-US"/>
+        </w:rPr>
+      </w:pPr>
+      <w:r>
+        <w:rPr>
+          <w:rFonts w:ascii="Times New Roman" w:hAnsi="Times New Roman" w:cs="Times New Roman"/>
+          <w:noProof/>
+          <w:sz w:val="28"/>
+          <w:szCs w:val="28"/>
+        </w:rPr>
+        <w:t xml:space="preserve">Рисунок 19 – Код формы </w:t>
+      </w:r>
+      <w:r>
+        <w:rPr>
+          <w:rFonts w:ascii="Times New Roman" w:hAnsi="Times New Roman" w:cs="Times New Roman"/>
+          <w:noProof/>
+          <w:sz w:val="28"/>
+          <w:szCs w:val="28"/>
+          <w:lang w:val="en-US"/>
+        </w:rPr>
+        <w:t>RegisterForm</w:t>
+      </w:r>
+    </w:p>
+    <w:p>
+      <w:pPr>
+        <w:rPr>
+          <w:rFonts w:ascii="Times New Roman" w:hAnsi="Times New Roman" w:cs="Times New Roman"/>
+          <w:noProof/>
+          <w:sz w:val="28"/>
+          <w:szCs w:val="28"/>
+          <w:lang w:val="en-US"/>
+        </w:rPr>
+      </w:pPr>
+      <w:r>
+        <w:rPr>
+          <w:rFonts w:ascii="Times New Roman" w:hAnsi="Times New Roman" w:cs="Times New Roman"/>
+          <w:noProof/>
+          <w:sz w:val="28"/>
+          <w:szCs w:val="28"/>
+          <w:lang w:val="en-US"/>
+        </w:rPr>
+        <w:br w:type="page"/>
+      </w:r>
+    </w:p>
+    <w:p>
+      <w:pPr>
+        <w:spacing w:after="0" w:line="360" w:lineRule="auto"/>
+        <w:ind w:firstLine="708"/>
+        <w:jc w:val="both"/>
+        <w:rPr>
+          <w:rFonts w:ascii="Times New Roman" w:hAnsi="Times New Roman" w:cs="Times New Roman"/>
+          <w:noProof/>
+          <w:sz w:val="28"/>
+          <w:szCs w:val="28"/>
+        </w:rPr>
+      </w:pPr>
+      <w:r>
+        <w:rPr>
+          <w:rFonts w:ascii="Times New Roman" w:hAnsi="Times New Roman" w:cs="Times New Roman"/>
+          <w:noProof/>
+          <w:sz w:val="28"/>
+          <w:szCs w:val="28"/>
+          <w:lang w:val="en-US"/>
+        </w:rPr>
+        <w:lastRenderedPageBreak/>
+        <w:drawing>
+          <wp:anchor distT="0" distB="0" distL="114300" distR="114300" simplePos="0" relativeHeight="251687936" behindDoc="0" locked="0" layoutInCell="1" allowOverlap="1" wp14:anchorId="42643168" wp14:editId="716B4220">
+            <wp:simplePos x="0" y="0"/>
+            <wp:positionH relativeFrom="page">
+              <wp:align>center</wp:align>
+            </wp:positionH>
+            <wp:positionV relativeFrom="paragraph">
+              <wp:posOffset>318135</wp:posOffset>
+            </wp:positionV>
+            <wp:extent cx="5940425" cy="3571875"/>
+            <wp:effectExtent l="0" t="0" r="3175" b="9525"/>
+            <wp:wrapTopAndBottom/>
+            <wp:docPr id="24" name="Рисунок 24"/>
+            <wp:cNvGraphicFramePr>
+              <a:graphicFrameLocks xmlns:a="http://schemas.openxmlformats.org/drawingml/2006/main" noChangeAspect="1"/>
+            </wp:cNvGraphicFramePr>
+            <a:graphic xmlns:a="http://schemas.openxmlformats.org/drawingml/2006/main">
+              <a:graphicData uri="http://schemas.openxmlformats.org/drawingml/2006/picture">
+                <pic:pic xmlns:pic="http://schemas.openxmlformats.org/drawingml/2006/picture">
+                  <pic:nvPicPr>
+                    <pic:cNvPr id="1" name=""/>
+                    <pic:cNvPicPr/>
+                  </pic:nvPicPr>
+                  <pic:blipFill>
+                    <a:blip r:embed="rId25">
+                      <a:extLst>
+                        <a:ext uri="{28A0092B-C50C-407E-A947-70E740481C1C}">
+                          <a14:useLocalDpi xmlns:a14="http://schemas.microsoft.com/office/drawing/2010/main" val="0"/>
+                        </a:ext>
+                      </a:extLst>
+                    </a:blip>
+                    <a:stretch>
+                      <a:fillRect/>
+                    </a:stretch>
+                  </pic:blipFill>
+                  <pic:spPr>
+                    <a:xfrm>
+                      <a:off x="0" y="0"/>
+                      <a:ext cx="5940425" cy="3571875"/>
+                    </a:xfrm>
+                    <a:prstGeom prst="rect">
+                      <a:avLst/>
+                    </a:prstGeom>
+                  </pic:spPr>
+                </pic:pic>
+              </a:graphicData>
+            </a:graphic>
+          </wp:anchor>
+        </w:drawing>
+      </w:r>
+      <w:r>
+        <w:rPr>
+          <w:rFonts w:ascii="Times New Roman" w:hAnsi="Times New Roman" w:cs="Times New Roman"/>
+          <w:noProof/>
+          <w:sz w:val="28"/>
+          <w:szCs w:val="28"/>
+        </w:rPr>
+        <w:t xml:space="preserve">На рисунке 20 показана форма </w:t>
+      </w:r>
+      <w:r>
+        <w:rPr>
+          <w:rFonts w:ascii="Times New Roman" w:hAnsi="Times New Roman" w:cs="Times New Roman"/>
+          <w:noProof/>
+          <w:sz w:val="28"/>
+          <w:szCs w:val="28"/>
+          <w:lang w:val="en-US"/>
+        </w:rPr>
+        <w:t>VideoPlayerForm</w:t>
+      </w:r>
+      <w:r>
+        <w:rPr>
+          <w:rFonts w:ascii="Times New Roman" w:hAnsi="Times New Roman" w:cs="Times New Roman"/>
+          <w:noProof/>
+          <w:sz w:val="28"/>
+          <w:szCs w:val="28"/>
+        </w:rPr>
+        <w:t>.</w:t>
+      </w:r>
+    </w:p>
+    <w:p>
+      <w:pPr>
+        <w:spacing w:after="0" w:line="360" w:lineRule="auto"/>
+        <w:ind w:firstLine="708"/>
+        <w:jc w:val="both"/>
+        <w:rPr>
+          <w:rFonts w:ascii="Times New Roman" w:hAnsi="Times New Roman" w:cs="Times New Roman"/>
+          <w:noProof/>
+          <w:sz w:val="28"/>
+          <w:szCs w:val="28"/>
+        </w:rPr>
+      </w:pPr>
+      <w:r>
+        <w:rPr>
+          <w:rFonts w:ascii="Times New Roman" w:hAnsi="Times New Roman" w:cs="Times New Roman"/>
+          <w:noProof/>
+          <w:sz w:val="28"/>
+          <w:szCs w:val="28"/>
+        </w:rPr>
+        <w:t xml:space="preserve">Рисунок 20 – Форма </w:t>
+      </w:r>
+      <w:r>
+        <w:rPr>
+          <w:rFonts w:ascii="Times New Roman" w:hAnsi="Times New Roman" w:cs="Times New Roman"/>
+          <w:noProof/>
+          <w:sz w:val="28"/>
+          <w:szCs w:val="28"/>
+          <w:lang w:val="en-US"/>
+        </w:rPr>
+        <w:t>VideoPlayerForm</w:t>
+      </w:r>
+    </w:p>
+    <w:p>
+      <w:pPr>
+        <w:spacing w:after="0" w:line="360" w:lineRule="auto"/>
+        <w:ind w:firstLine="708"/>
+        <w:jc w:val="both"/>
+        <w:rPr>
+          <w:rFonts w:ascii="Times New Roman" w:hAnsi="Times New Roman" w:cs="Times New Roman"/>
+          <w:noProof/>
+          <w:sz w:val="28"/>
+          <w:szCs w:val="28"/>
+        </w:rPr>
+      </w:pPr>
+      <w:r>
+        <w:rPr>
+          <w:rFonts w:ascii="Times New Roman" w:hAnsi="Times New Roman" w:cs="Times New Roman"/>
+          <w:noProof/>
+          <w:sz w:val="28"/>
+          <w:szCs w:val="28"/>
+          <w:lang w:val="en-US"/>
+        </w:rPr>
+        <w:drawing>
+          <wp:anchor distT="0" distB="0" distL="114300" distR="114300" simplePos="0" relativeHeight="251688960" behindDoc="0" locked="0" layoutInCell="1" allowOverlap="1" wp14:anchorId="7E5295F9" wp14:editId="4C8108BC">
+            <wp:simplePos x="0" y="0"/>
+            <wp:positionH relativeFrom="margin">
+              <wp:posOffset>160020</wp:posOffset>
+            </wp:positionH>
+            <wp:positionV relativeFrom="paragraph">
+              <wp:posOffset>264795</wp:posOffset>
+            </wp:positionV>
+            <wp:extent cx="5277485" cy="3771900"/>
+            <wp:effectExtent l="0" t="0" r="0" b="0"/>
+            <wp:wrapTopAndBottom/>
+            <wp:docPr id="25" name="Рисунок 25"/>
+            <wp:cNvGraphicFramePr>
+              <a:graphicFrameLocks xmlns:a="http://schemas.openxmlformats.org/drawingml/2006/main" noChangeAspect="1"/>
+            </wp:cNvGraphicFramePr>
+            <a:graphic xmlns:a="http://schemas.openxmlformats.org/drawingml/2006/main">
+              <a:graphicData uri="http://schemas.openxmlformats.org/drawingml/2006/picture">
+                <pic:pic xmlns:pic="http://schemas.openxmlformats.org/drawingml/2006/picture">
+                  <pic:nvPicPr>
+                    <pic:cNvPr id="1" name=""/>
+                    <pic:cNvPicPr/>
+                  </pic:nvPicPr>
+                  <pic:blipFill>
+                    <a:blip r:embed="rId26">
+                      <a:extLst>
+                        <a:ext uri="{28A0092B-C50C-407E-A947-70E740481C1C}">
+                          <a14:useLocalDpi xmlns:a14="http://schemas.microsoft.com/office/drawing/2010/main" val="0"/>
+                        </a:ext>
+                      </a:extLst>
+                    </a:blip>
+                    <a:stretch>
+                      <a:fillRect/>
+                    </a:stretch>
+                  </pic:blipFill>
+                  <pic:spPr>
+                    <a:xfrm>
+                      <a:off x="0" y="0"/>
+                      <a:ext cx="5277485" cy="3771900"/>
+                    </a:xfrm>
+                    <a:prstGeom prst="rect">
+                      <a:avLst/>
+                    </a:prstGeom>
+                  </pic:spPr>
+                </pic:pic>
+              </a:graphicData>
+            </a:graphic>
+          </wp:anchor>
+        </w:drawing>
+      </w:r>
+      <w:r>
+        <w:rPr>
+          <w:rFonts w:ascii="Times New Roman" w:hAnsi="Times New Roman" w:cs="Times New Roman"/>
+          <w:noProof/>
+          <w:sz w:val="28"/>
+          <w:szCs w:val="28"/>
+        </w:rPr>
+        <w:t>На рисунке 21 показан код формы</w:t>
+      </w:r>
+      <w:r>
+        <w:rPr>
+          <w:rFonts w:ascii="Times New Roman" w:hAnsi="Times New Roman" w:cs="Times New Roman"/>
+          <w:noProof/>
+          <w:sz w:val="28"/>
+          <w:szCs w:val="28"/>
+        </w:rPr>
+        <w:t xml:space="preserve"> </w:t>
+      </w:r>
+      <w:r>
+        <w:rPr>
+          <w:rFonts w:ascii="Times New Roman" w:hAnsi="Times New Roman" w:cs="Times New Roman"/>
+          <w:noProof/>
+          <w:sz w:val="28"/>
+          <w:szCs w:val="28"/>
+          <w:lang w:val="en-US"/>
+        </w:rPr>
+        <w:t>VideoPlayerForm</w:t>
+      </w:r>
+      <w:r>
+        <w:rPr>
+          <w:rFonts w:ascii="Times New Roman" w:hAnsi="Times New Roman" w:cs="Times New Roman"/>
+          <w:noProof/>
+          <w:sz w:val="28"/>
+          <w:szCs w:val="28"/>
+        </w:rPr>
+        <w:t>.</w:t>
+      </w:r>
+    </w:p>
+    <w:p>
+      <w:pPr>
+        <w:spacing w:after="0" w:line="360" w:lineRule="auto"/>
+        <w:ind w:firstLine="708"/>
+        <w:jc w:val="both"/>
+        <w:rPr>
+          <w:rFonts w:ascii="Times New Roman" w:hAnsi="Times New Roman" w:cs="Times New Roman"/>
+          <w:noProof/>
+          <w:sz w:val="28"/>
+          <w:szCs w:val="28"/>
+        </w:rPr>
+      </w:pPr>
+      <w:r>
+        <w:rPr>
+          <w:rFonts w:ascii="Times New Roman" w:hAnsi="Times New Roman" w:cs="Times New Roman"/>
+          <w:noProof/>
+          <w:sz w:val="28"/>
+          <w:szCs w:val="28"/>
+        </w:rPr>
+        <w:t>Рисунок 21 – Код формы</w:t>
+      </w:r>
+      <w:r>
+        <w:rPr>
+          <w:rFonts w:ascii="Times New Roman" w:hAnsi="Times New Roman" w:cs="Times New Roman"/>
+          <w:noProof/>
+          <w:sz w:val="28"/>
+          <w:szCs w:val="28"/>
+          <w:lang w:val="en-US"/>
+        </w:rPr>
+        <w:t xml:space="preserve"> VideoPlayerForm</w:t>
+      </w:r>
+    </w:p>
+    <w:p>
+      <w:pPr>
+        <w:rPr>
+          <w:rFonts w:ascii="Times New Roman" w:hAnsi="Times New Roman" w:cs="Times New Roman"/>
+          <w:noProof/>
+          <w:sz w:val="28"/>
+          <w:szCs w:val="28"/>
+        </w:rPr>
+      </w:pPr>
+      <w:r>
+        <w:rPr>
+          <w:rFonts w:ascii="Times New Roman" w:hAnsi="Times New Roman" w:cs="Times New Roman"/>
+          <w:noProof/>
+          <w:sz w:val="28"/>
+          <w:szCs w:val="28"/>
+        </w:rPr>
+        <w:br w:type="page"/>
+      </w:r>
+    </w:p>
+    <w:p>
+      <w:pPr>
+        <w:spacing w:after="0" w:line="360" w:lineRule="auto"/>
+        <w:ind w:firstLine="708"/>
+        <w:jc w:val="both"/>
+        <w:rPr>
+          <w:rFonts w:ascii="Times New Roman" w:hAnsi="Times New Roman" w:cs="Times New Roman"/>
+          <w:noProof/>
+          <w:sz w:val="28"/>
+          <w:szCs w:val="28"/>
+        </w:rPr>
+      </w:pPr>
+      <w:r>
+        <w:rPr>
+          <w:rFonts w:ascii="Times New Roman" w:hAnsi="Times New Roman" w:cs="Times New Roman"/>
+          <w:noProof/>
+          <w:sz w:val="28"/>
+          <w:szCs w:val="28"/>
+          <w:lang w:val="en-US"/>
+        </w:rPr>
+        <w:lastRenderedPageBreak/>
+        <w:drawing>
+          <wp:anchor distT="0" distB="0" distL="114300" distR="114300" simplePos="0" relativeHeight="251689984" behindDoc="0" locked="0" layoutInCell="1" allowOverlap="1" wp14:anchorId="7E4B69A7" wp14:editId="637647CE">
+            <wp:simplePos x="0" y="0"/>
+            <wp:positionH relativeFrom="column">
+              <wp:posOffset>358140</wp:posOffset>
+            </wp:positionH>
+            <wp:positionV relativeFrom="paragraph">
+              <wp:posOffset>280035</wp:posOffset>
+            </wp:positionV>
+            <wp:extent cx="4401164" cy="7868748"/>
+            <wp:effectExtent l="0" t="0" r="0" b="0"/>
+            <wp:wrapTopAndBottom/>
+            <wp:docPr id="26" name="Рисунок 26"/>
+            <wp:cNvGraphicFramePr>
+              <a:graphicFrameLocks xmlns:a="http://schemas.openxmlformats.org/drawingml/2006/main" noChangeAspect="1"/>
+            </wp:cNvGraphicFramePr>
+            <a:graphic xmlns:a="http://schemas.openxmlformats.org/drawingml/2006/main">
+              <a:graphicData uri="http://schemas.openxmlformats.org/drawingml/2006/picture">
+                <pic:pic xmlns:pic="http://schemas.openxmlformats.org/drawingml/2006/picture">
+                  <pic:nvPicPr>
+                    <pic:cNvPr id="1" name=""/>
+                    <pic:cNvPicPr/>
+                  </pic:nvPicPr>
+                  <pic:blipFill>
+                    <a:blip r:embed="rId27">
+                      <a:extLst>
+                        <a:ext uri="{28A0092B-C50C-407E-A947-70E740481C1C}">
+                          <a14:useLocalDpi xmlns:a14="http://schemas.microsoft.com/office/drawing/2010/main" val="0"/>
+                        </a:ext>
+                      </a:extLst>
+                    </a:blip>
+                    <a:stretch>
+                      <a:fillRect/>
+                    </a:stretch>
+                  </pic:blipFill>
+                  <pic:spPr>
+                    <a:xfrm>
+                      <a:off x="0" y="0"/>
+                      <a:ext cx="4401164" cy="7868748"/>
+                    </a:xfrm>
+                    <a:prstGeom prst="rect">
+                      <a:avLst/>
+                    </a:prstGeom>
+                  </pic:spPr>
+                </pic:pic>
+              </a:graphicData>
+            </a:graphic>
+          </wp:anchor>
+        </w:drawing>
+      </w:r>
+      <w:r>
+        <w:rPr>
+          <w:rFonts w:ascii="Times New Roman" w:hAnsi="Times New Roman" w:cs="Times New Roman"/>
+          <w:noProof/>
+          <w:sz w:val="28"/>
+          <w:szCs w:val="28"/>
+        </w:rPr>
+        <w:t xml:space="preserve">На рисунке 22 показан код класса </w:t>
+      </w:r>
+      <w:r>
+        <w:rPr>
+          <w:rFonts w:ascii="Times New Roman" w:hAnsi="Times New Roman" w:cs="Times New Roman"/>
+          <w:noProof/>
+          <w:sz w:val="28"/>
+          <w:szCs w:val="28"/>
+          <w:lang w:val="en-US"/>
+        </w:rPr>
+        <w:t>Movie</w:t>
+      </w:r>
+      <w:r>
+        <w:rPr>
+          <w:rFonts w:ascii="Times New Roman" w:hAnsi="Times New Roman" w:cs="Times New Roman"/>
+          <w:noProof/>
+          <w:sz w:val="28"/>
+          <w:szCs w:val="28"/>
+        </w:rPr>
+        <w:t>.</w:t>
+      </w:r>
+    </w:p>
+    <w:p>
+      <w:pPr>
+        <w:spacing w:after="0" w:line="360" w:lineRule="auto"/>
+        <w:ind w:firstLine="708"/>
+        <w:jc w:val="both"/>
+        <w:rPr>
+          <w:rFonts w:ascii="Times New Roman" w:hAnsi="Times New Roman" w:cs="Times New Roman"/>
+          <w:noProof/>
+          <w:sz w:val="28"/>
+          <w:szCs w:val="28"/>
+          <w:lang w:val="en-US"/>
+        </w:rPr>
+      </w:pPr>
+      <w:r>
+        <w:rPr>
+          <w:rFonts w:ascii="Times New Roman" w:hAnsi="Times New Roman" w:cs="Times New Roman"/>
+          <w:noProof/>
+          <w:sz w:val="28"/>
+          <w:szCs w:val="28"/>
+        </w:rPr>
+        <w:t xml:space="preserve">Рисунок 22 – Код класса </w:t>
+      </w:r>
+      <w:r>
+        <w:rPr>
+          <w:rFonts w:ascii="Times New Roman" w:hAnsi="Times New Roman" w:cs="Times New Roman"/>
+          <w:noProof/>
+          <w:sz w:val="28"/>
+          <w:szCs w:val="28"/>
+          <w:lang w:val="en-US"/>
+        </w:rPr>
+        <w:t>Movie</w:t>
+      </w:r>
+    </w:p>
+    <w:p>
+      <w:pPr>
+        <w:rPr>
+          <w:rFonts w:ascii="Times New Roman" w:hAnsi="Times New Roman" w:cs="Times New Roman"/>
+          <w:noProof/>
+          <w:sz w:val="28"/>
+          <w:szCs w:val="28"/>
+          <w:lang w:val="en-US"/>
+        </w:rPr>
+      </w:pPr>
+      <w:r>
+        <w:rPr>
+          <w:rFonts w:ascii="Times New Roman" w:hAnsi="Times New Roman" w:cs="Times New Roman"/>
+          <w:noProof/>
+          <w:sz w:val="28"/>
+          <w:szCs w:val="28"/>
+          <w:lang w:val="en-US"/>
+        </w:rPr>
+        <w:br w:type="page"/>
+      </w:r>
+    </w:p>
+    <w:p>
+      <w:pPr>
+        <w:spacing w:after="0" w:line="360" w:lineRule="auto"/>
+        <w:ind w:firstLine="708"/>
+        <w:jc w:val="both"/>
+        <w:rPr>
+          <w:rFonts w:ascii="Times New Roman" w:hAnsi="Times New Roman" w:cs="Times New Roman"/>
+          <w:noProof/>
+          <w:sz w:val="28"/>
+          <w:szCs w:val="28"/>
+        </w:rPr>
+      </w:pPr>
+      <w:r>
+        <w:rPr>
+          <w:rFonts w:ascii="Times New Roman" w:hAnsi="Times New Roman" w:cs="Times New Roman"/>
+          <w:noProof/>
+          <w:sz w:val="28"/>
+          <w:szCs w:val="28"/>
+        </w:rPr>
+        <w:lastRenderedPageBreak/>
+        <w:drawing>
+          <wp:anchor distT="0" distB="0" distL="114300" distR="114300" simplePos="0" relativeHeight="251691008" behindDoc="0" locked="0" layoutInCell="1" allowOverlap="1" wp14:anchorId="5C9BE2D5" wp14:editId="663D4578">
+            <wp:simplePos x="0" y="0"/>
+            <wp:positionH relativeFrom="column">
+              <wp:posOffset>882015</wp:posOffset>
+            </wp:positionH>
+            <wp:positionV relativeFrom="paragraph">
+              <wp:posOffset>318135</wp:posOffset>
+            </wp:positionV>
+            <wp:extent cx="2867425" cy="2867425"/>
+            <wp:effectExtent l="0" t="0" r="9525" b="9525"/>
+            <wp:wrapTopAndBottom/>
+            <wp:docPr id="27" name="Рисунок 27"/>
+            <wp:cNvGraphicFramePr>
+              <a:graphicFrameLocks xmlns:a="http://schemas.openxmlformats.org/drawingml/2006/main" noChangeAspect="1"/>
+            </wp:cNvGraphicFramePr>
+            <a:graphic xmlns:a="http://schemas.openxmlformats.org/drawingml/2006/main">
+              <a:graphicData uri="http://schemas.openxmlformats.org/drawingml/2006/picture">
+                <pic:pic xmlns:pic="http://schemas.openxmlformats.org/drawingml/2006/picture">
+                  <pic:nvPicPr>
+                    <pic:cNvPr id="1" name=""/>
+                    <pic:cNvPicPr/>
+                  </pic:nvPicPr>
+                  <pic:blipFill>
+                    <a:blip r:embed="rId28">
+                      <a:extLst>
+                        <a:ext uri="{28A0092B-C50C-407E-A947-70E740481C1C}">
+                          <a14:useLocalDpi xmlns:a14="http://schemas.microsoft.com/office/drawing/2010/main" val="0"/>
+                        </a:ext>
+                      </a:extLst>
+                    </a:blip>
+                    <a:stretch>
+                      <a:fillRect/>
+                    </a:stretch>
+                  </pic:blipFill>
+                  <pic:spPr>
+                    <a:xfrm>
+                      <a:off x="0" y="0"/>
+                      <a:ext cx="2867425" cy="2867425"/>
+                    </a:xfrm>
+                    <a:prstGeom prst="rect">
+                      <a:avLst/>
+                    </a:prstGeom>
+                  </pic:spPr>
+                </pic:pic>
+              </a:graphicData>
+            </a:graphic>
+          </wp:anchor>
+        </w:drawing>
+      </w:r>
+      <w:r>
+        <w:rPr>
+          <w:rFonts w:ascii="Times New Roman" w:hAnsi="Times New Roman" w:cs="Times New Roman"/>
+          <w:noProof/>
+          <w:sz w:val="28"/>
+          <w:szCs w:val="28"/>
+        </w:rPr>
+        <w:t xml:space="preserve">На рисунке 23 показан код класса </w:t>
+      </w:r>
+      <w:r>
+        <w:rPr>
+          <w:rFonts w:ascii="Times New Roman" w:hAnsi="Times New Roman" w:cs="Times New Roman"/>
+          <w:noProof/>
+          <w:sz w:val="28"/>
+          <w:szCs w:val="28"/>
+          <w:lang w:val="en-US"/>
+        </w:rPr>
+        <w:t>User</w:t>
+      </w:r>
+      <w:r>
+        <w:rPr>
+          <w:rFonts w:ascii="Times New Roman" w:hAnsi="Times New Roman" w:cs="Times New Roman"/>
+          <w:noProof/>
+          <w:sz w:val="28"/>
+          <w:szCs w:val="28"/>
+        </w:rPr>
+        <w:t>.</w:t>
+      </w:r>
+    </w:p>
+    <w:p>
+      <w:pPr>
+        <w:spacing w:after="0" w:line="360" w:lineRule="auto"/>
+        <w:ind w:firstLine="708"/>
+        <w:jc w:val="both"/>
+        <w:rPr>
+          <w:rFonts w:ascii="Times New Roman" w:hAnsi="Times New Roman" w:cs="Times New Roman"/>
+          <w:noProof/>
+          <w:sz w:val="28"/>
+          <w:szCs w:val="28"/>
+        </w:rPr>
+      </w:pPr>
+      <w:r>
+        <w:rPr>
+          <w:rFonts w:ascii="Times New Roman" w:hAnsi="Times New Roman" w:cs="Times New Roman"/>
+          <w:noProof/>
+          <w:sz w:val="28"/>
+          <w:szCs w:val="28"/>
+        </w:rPr>
+        <w:t xml:space="preserve">Рисунок 23 – Код класса </w:t>
+      </w:r>
+      <w:r>
+        <w:rPr>
+          <w:rFonts w:ascii="Times New Roman" w:hAnsi="Times New Roman" w:cs="Times New Roman"/>
+          <w:noProof/>
+          <w:sz w:val="28"/>
+          <w:szCs w:val="28"/>
+          <w:lang w:val="en-US"/>
+        </w:rPr>
+        <w:t>User</w:t>
+      </w:r>
+    </w:p>
+    <w:p>
+      <w:pPr>
+        <w:spacing w:after="0" w:line="360" w:lineRule="auto"/>
+        <w:ind w:firstLine="708"/>
+        <w:jc w:val="both"/>
+        <w:rPr>
+          <w:rFonts w:ascii="Times New Roman" w:hAnsi="Times New Roman" w:cs="Times New Roman"/>
+          <w:noProof/>
+          <w:sz w:val="28"/>
+          <w:szCs w:val="28"/>
+        </w:rPr>
+      </w:pPr>
+      <w:r>
+        <w:rPr>
+          <w:rFonts w:ascii="Times New Roman" w:hAnsi="Times New Roman" w:cs="Times New Roman"/>
+          <w:noProof/>
+          <w:sz w:val="28"/>
+          <w:szCs w:val="28"/>
+        </w:rPr>
+        <w:drawing>
+          <wp:anchor distT="0" distB="0" distL="114300" distR="114300" simplePos="0" relativeHeight="251692032" behindDoc="0" locked="0" layoutInCell="1" allowOverlap="1" wp14:anchorId="1172370C" wp14:editId="759512E2">
+            <wp:simplePos x="0" y="0"/>
+            <wp:positionH relativeFrom="page">
+              <wp:align>center</wp:align>
+            </wp:positionH>
+            <wp:positionV relativeFrom="paragraph">
+              <wp:posOffset>274320</wp:posOffset>
+            </wp:positionV>
+            <wp:extent cx="5422265" cy="4787265"/>
+            <wp:effectExtent l="0" t="0" r="6985" b="0"/>
+            <wp:wrapTopAndBottom/>
+            <wp:docPr id="28" name="Рисунок 28"/>
+            <wp:cNvGraphicFramePr>
+              <a:graphicFrameLocks xmlns:a="http://schemas.openxmlformats.org/drawingml/2006/main" noChangeAspect="1"/>
+            </wp:cNvGraphicFramePr>
+            <a:graphic xmlns:a="http://schemas.openxmlformats.org/drawingml/2006/main">
+              <a:graphicData uri="http://schemas.openxmlformats.org/drawingml/2006/picture">
+                <pic:pic xmlns:pic="http://schemas.openxmlformats.org/drawingml/2006/picture">
+                  <pic:nvPicPr>
+                    <pic:cNvPr id="1" name=""/>
+                    <pic:cNvPicPr/>
+                  </pic:nvPicPr>
+                  <pic:blipFill>
+                    <a:blip r:embed="rId29">
+                      <a:extLst>
+                        <a:ext uri="{28A0092B-C50C-407E-A947-70E740481C1C}">
+                          <a14:useLocalDpi xmlns:a14="http://schemas.microsoft.com/office/drawing/2010/main" val="0"/>
+                        </a:ext>
+                      </a:extLst>
+                    </a:blip>
+                    <a:stretch>
+                      <a:fillRect/>
+                    </a:stretch>
+                  </pic:blipFill>
+                  <pic:spPr>
+                    <a:xfrm>
+                      <a:off x="0" y="0"/>
+                      <a:ext cx="5422265" cy="4787265"/>
+                    </a:xfrm>
+                    <a:prstGeom prst="rect">
+                      <a:avLst/>
+                    </a:prstGeom>
+                  </pic:spPr>
+                </pic:pic>
+              </a:graphicData>
+            </a:graphic>
+            <wp14:sizeRelH relativeFrom="margin">
+              <wp14:pctWidth>0</wp14:pctWidth>
+            </wp14:sizeRelH>
+            <wp14:sizeRelV relativeFrom="margin">
+              <wp14:pctHeight>0</wp14:pctHeight>
+            </wp14:sizeRelV>
+          </wp:anchor>
+        </w:drawing>
+      </w:r>
+      <w:r>
+        <w:rPr>
+          <w:rFonts w:ascii="Times New Roman" w:hAnsi="Times New Roman" w:cs="Times New Roman"/>
+          <w:noProof/>
+          <w:sz w:val="28"/>
+          <w:szCs w:val="28"/>
+        </w:rPr>
+        <w:t xml:space="preserve">На рисунке 24 показано код класса </w:t>
+      </w:r>
+      <w:r>
+        <w:rPr>
+          <w:rFonts w:ascii="Times New Roman" w:hAnsi="Times New Roman" w:cs="Times New Roman"/>
+          <w:noProof/>
+          <w:sz w:val="28"/>
+          <w:szCs w:val="28"/>
+          <w:lang w:val="en-US"/>
+        </w:rPr>
+        <w:t>MovieRepository</w:t>
+      </w:r>
+      <w:r>
+        <w:rPr>
+          <w:rFonts w:ascii="Times New Roman" w:hAnsi="Times New Roman" w:cs="Times New Roman"/>
+          <w:noProof/>
+          <w:sz w:val="28"/>
+          <w:szCs w:val="28"/>
+        </w:rPr>
+        <w:t>.</w:t>
+      </w:r>
+    </w:p>
+    <w:p>
+      <w:pPr>
+        <w:spacing w:after="0" w:line="360" w:lineRule="auto"/>
+        <w:ind w:firstLine="708"/>
+        <w:jc w:val="both"/>
+        <w:rPr>
+          <w:rFonts w:ascii="Times New Roman" w:hAnsi="Times New Roman" w:cs="Times New Roman"/>
+          <w:noProof/>
+          <w:sz w:val="28"/>
+          <w:szCs w:val="28"/>
+          <w:lang w:val="en-US"/>
+        </w:rPr>
+      </w:pPr>
+      <w:r>
+        <w:rPr>
+          <w:rFonts w:ascii="Times New Roman" w:hAnsi="Times New Roman" w:cs="Times New Roman"/>
+          <w:noProof/>
+          <w:sz w:val="28"/>
+          <w:szCs w:val="28"/>
+        </w:rPr>
+        <w:t xml:space="preserve">Рисунок 24 – Код класса </w:t>
+      </w:r>
+      <w:r>
+        <w:rPr>
+          <w:rFonts w:ascii="Times New Roman" w:hAnsi="Times New Roman" w:cs="Times New Roman"/>
+          <w:noProof/>
+          <w:sz w:val="28"/>
+          <w:szCs w:val="28"/>
+          <w:lang w:val="en-US"/>
+        </w:rPr>
+        <w:t>MovieRepository</w:t>
+      </w:r>
+    </w:p>
+    <w:p>
+      <w:pPr>
+        <w:rPr>
+          <w:rFonts w:ascii="Times New Roman" w:hAnsi="Times New Roman" w:cs="Times New Roman"/>
+          <w:noProof/>
+          <w:sz w:val="28"/>
+          <w:szCs w:val="28"/>
+          <w:lang w:val="en-US"/>
+        </w:rPr>
+      </w:pPr>
+      <w:r>
+        <w:rPr>
+          <w:rFonts w:ascii="Times New Roman" w:hAnsi="Times New Roman" w:cs="Times New Roman"/>
+          <w:noProof/>
+          <w:sz w:val="28"/>
+          <w:szCs w:val="28"/>
+          <w:lang w:val="en-US"/>
+        </w:rPr>
+        <w:br w:type="page"/>
+      </w:r>
+    </w:p>
+    <w:p>
+      <w:pPr>
+        <w:spacing w:after="0" w:line="360" w:lineRule="auto"/>
+        <w:ind w:firstLine="708"/>
+        <w:jc w:val="both"/>
+        <w:rPr>
+          <w:rFonts w:ascii="Times New Roman" w:hAnsi="Times New Roman" w:cs="Times New Roman"/>
+          <w:noProof/>
+          <w:sz w:val="28"/>
+          <w:szCs w:val="28"/>
+        </w:rPr>
+      </w:pPr>
+      <w:r>
+        <w:rPr>
+          <w:rFonts w:ascii="Times New Roman" w:hAnsi="Times New Roman" w:cs="Times New Roman"/>
+          <w:noProof/>
+          <w:sz w:val="28"/>
+          <w:szCs w:val="28"/>
+        </w:rPr>
+        <w:lastRenderedPageBreak/>
+        <w:drawing>
+          <wp:anchor distT="0" distB="0" distL="114300" distR="114300" simplePos="0" relativeHeight="251693056" behindDoc="0" locked="0" layoutInCell="1" allowOverlap="1" wp14:anchorId="66CE1086" wp14:editId="7719F3E9">
+            <wp:simplePos x="0" y="0"/>
+            <wp:positionH relativeFrom="column">
+              <wp:posOffset>15240</wp:posOffset>
+            </wp:positionH>
+            <wp:positionV relativeFrom="paragraph">
+              <wp:posOffset>308610</wp:posOffset>
+            </wp:positionV>
+            <wp:extent cx="5940425" cy="4830445"/>
+            <wp:effectExtent l="0" t="0" r="3175" b="8255"/>
+            <wp:wrapTopAndBottom/>
+            <wp:docPr id="29" name="Рисунок 29"/>
+            <wp:cNvGraphicFramePr>
+              <a:graphicFrameLocks xmlns:a="http://schemas.openxmlformats.org/drawingml/2006/main" noChangeAspect="1"/>
+            </wp:cNvGraphicFramePr>
+            <a:graphic xmlns:a="http://schemas.openxmlformats.org/drawingml/2006/main">
+              <a:graphicData uri="http://schemas.openxmlformats.org/drawingml/2006/picture">
+                <pic:pic xmlns:pic="http://schemas.openxmlformats.org/drawingml/2006/picture">
+                  <pic:nvPicPr>
+                    <pic:cNvPr id="1" name=""/>
+                    <pic:cNvPicPr/>
+                  </pic:nvPicPr>
+                  <pic:blipFill>
+                    <a:blip r:embed="rId30">
+                      <a:extLst>
+                        <a:ext uri="{28A0092B-C50C-407E-A947-70E740481C1C}">
+                          <a14:useLocalDpi xmlns:a14="http://schemas.microsoft.com/office/drawing/2010/main" val="0"/>
+                        </a:ext>
+                      </a:extLst>
+                    </a:blip>
+                    <a:stretch>
+                      <a:fillRect/>
+                    </a:stretch>
+                  </pic:blipFill>
+                  <pic:spPr>
+                    <a:xfrm>
+                      <a:off x="0" y="0"/>
+                      <a:ext cx="5940425" cy="4830445"/>
+                    </a:xfrm>
+                    <a:prstGeom prst="rect">
+                      <a:avLst/>
+                    </a:prstGeom>
+                  </pic:spPr>
+                </pic:pic>
+              </a:graphicData>
+            </a:graphic>
+          </wp:anchor>
+        </w:drawing>
+      </w:r>
+      <w:r>
+        <w:rPr>
+          <w:rFonts w:ascii="Times New Roman" w:hAnsi="Times New Roman" w:cs="Times New Roman"/>
+          <w:noProof/>
+          <w:sz w:val="28"/>
+          <w:szCs w:val="28"/>
+        </w:rPr>
+        <w:t xml:space="preserve">На рисунке 25 показано продолжение кода класса </w:t>
+      </w:r>
+      <w:r>
+        <w:rPr>
+          <w:rFonts w:ascii="Times New Roman" w:hAnsi="Times New Roman" w:cs="Times New Roman"/>
+          <w:noProof/>
+          <w:sz w:val="28"/>
+          <w:szCs w:val="28"/>
+          <w:lang w:val="en-US"/>
+        </w:rPr>
+        <w:t>MovieRepository</w:t>
+      </w:r>
+      <w:r>
+        <w:rPr>
+          <w:rFonts w:ascii="Times New Roman" w:hAnsi="Times New Roman" w:cs="Times New Roman"/>
+          <w:noProof/>
+          <w:sz w:val="28"/>
+          <w:szCs w:val="28"/>
+        </w:rPr>
+        <w:t>.</w:t>
+      </w:r>
+    </w:p>
+    <w:p>
+      <w:pPr>
+        <w:spacing w:after="0" w:line="360" w:lineRule="auto"/>
+        <w:ind w:firstLine="708"/>
+        <w:jc w:val="both"/>
+        <w:rPr>
+          <w:rFonts w:ascii="Times New Roman" w:hAnsi="Times New Roman" w:cs="Times New Roman"/>
+          <w:noProof/>
+          <w:sz w:val="28"/>
+          <w:szCs w:val="28"/>
+          <w:lang w:val="en-US"/>
+        </w:rPr>
+      </w:pPr>
+      <w:r>
+        <w:rPr>
+          <w:rFonts w:ascii="Times New Roman" w:hAnsi="Times New Roman" w:cs="Times New Roman"/>
+          <w:noProof/>
+          <w:sz w:val="28"/>
+          <w:szCs w:val="28"/>
+        </w:rPr>
+        <w:t xml:space="preserve">Рисунок 25 – Продолжение кода класса </w:t>
+      </w:r>
+      <w:r>
+        <w:rPr>
+          <w:rFonts w:ascii="Times New Roman" w:hAnsi="Times New Roman" w:cs="Times New Roman"/>
+          <w:noProof/>
+          <w:sz w:val="28"/>
+          <w:szCs w:val="28"/>
+          <w:lang w:val="en-US"/>
+        </w:rPr>
+        <w:t>MovieRepository</w:t>
+      </w:r>
+    </w:p>
+    <w:p>
+      <w:pPr>
+        <w:rPr>
+          <w:rFonts w:ascii="Times New Roman" w:hAnsi="Times New Roman" w:cs="Times New Roman"/>
+          <w:noProof/>
+          <w:sz w:val="28"/>
+          <w:szCs w:val="28"/>
+          <w:lang w:val="en-US"/>
+        </w:rPr>
+      </w:pPr>
+      <w:r>
+        <w:rPr>
+          <w:rFonts w:ascii="Times New Roman" w:hAnsi="Times New Roman" w:cs="Times New Roman"/>
+          <w:noProof/>
+          <w:sz w:val="28"/>
+          <w:szCs w:val="28"/>
+          <w:lang w:val="en-US"/>
+        </w:rPr>
+        <w:br w:type="page"/>
+      </w:r>
+    </w:p>
+    <w:p>
+      <w:pPr>
+        <w:spacing w:after="0" w:line="360" w:lineRule="auto"/>
+        <w:ind w:firstLine="708"/>
+        <w:jc w:val="both"/>
+        <w:rPr>
+          <w:rFonts w:ascii="Times New Roman" w:hAnsi="Times New Roman" w:cs="Times New Roman"/>
+          <w:noProof/>
+          <w:sz w:val="28"/>
+          <w:szCs w:val="28"/>
+        </w:rPr>
+      </w:pPr>
+      <w:r>
+        <w:rPr>
+          <w:rFonts w:ascii="Times New Roman" w:hAnsi="Times New Roman" w:cs="Times New Roman"/>
+          <w:noProof/>
+          <w:sz w:val="28"/>
+          <w:szCs w:val="28"/>
+        </w:rPr>
+        <w:lastRenderedPageBreak/>
+        <w:drawing>
+          <wp:anchor distT="0" distB="0" distL="114300" distR="114300" simplePos="0" relativeHeight="251694080" behindDoc="0" locked="0" layoutInCell="1" allowOverlap="1" wp14:anchorId="08E50BB3" wp14:editId="36F40250">
+            <wp:simplePos x="0" y="0"/>
+            <wp:positionH relativeFrom="column">
+              <wp:posOffset>100965</wp:posOffset>
+            </wp:positionH>
+            <wp:positionV relativeFrom="paragraph">
+              <wp:posOffset>232410</wp:posOffset>
+            </wp:positionV>
+            <wp:extent cx="5940425" cy="4596765"/>
+            <wp:effectExtent l="0" t="0" r="3175" b="0"/>
+            <wp:wrapTopAndBottom/>
+            <wp:docPr id="30" name="Рисунок 30"/>
+            <wp:cNvGraphicFramePr>
+              <a:graphicFrameLocks xmlns:a="http://schemas.openxmlformats.org/drawingml/2006/main" noChangeAspect="1"/>
+            </wp:cNvGraphicFramePr>
+            <a:graphic xmlns:a="http://schemas.openxmlformats.org/drawingml/2006/main">
+              <a:graphicData uri="http://schemas.openxmlformats.org/drawingml/2006/picture">
+                <pic:pic xmlns:pic="http://schemas.openxmlformats.org/drawingml/2006/picture">
+                  <pic:nvPicPr>
+                    <pic:cNvPr id="1" name=""/>
+                    <pic:cNvPicPr/>
+                  </pic:nvPicPr>
+                  <pic:blipFill>
+                    <a:blip r:embed="rId31">
+                      <a:extLst>
+                        <a:ext uri="{28A0092B-C50C-407E-A947-70E740481C1C}">
+                          <a14:useLocalDpi xmlns:a14="http://schemas.microsoft.com/office/drawing/2010/main" val="0"/>
+                        </a:ext>
+                      </a:extLst>
+                    </a:blip>
+                    <a:stretch>
+                      <a:fillRect/>
+                    </a:stretch>
+                  </pic:blipFill>
+                  <pic:spPr>
+                    <a:xfrm>
+                      <a:off x="0" y="0"/>
+                      <a:ext cx="5940425" cy="4596765"/>
+                    </a:xfrm>
+                    <a:prstGeom prst="rect">
+                      <a:avLst/>
+                    </a:prstGeom>
+                  </pic:spPr>
+                </pic:pic>
+              </a:graphicData>
+            </a:graphic>
+          </wp:anchor>
+        </w:drawing>
+      </w:r>
+      <w:r>
+        <w:rPr>
+          <w:rFonts w:ascii="Times New Roman" w:hAnsi="Times New Roman" w:cs="Times New Roman"/>
+          <w:noProof/>
+          <w:sz w:val="28"/>
+          <w:szCs w:val="28"/>
+        </w:rPr>
+        <w:t xml:space="preserve">На рисунке 26 представлено продолжение кода класса </w:t>
+      </w:r>
+      <w:r>
+        <w:rPr>
+          <w:rFonts w:ascii="Times New Roman" w:hAnsi="Times New Roman" w:cs="Times New Roman"/>
+          <w:noProof/>
+          <w:sz w:val="28"/>
+          <w:szCs w:val="28"/>
+          <w:lang w:val="en-US"/>
+        </w:rPr>
+        <w:t>MovieRepository</w:t>
+      </w:r>
+      <w:r>
+        <w:rPr>
+          <w:rFonts w:ascii="Times New Roman" w:hAnsi="Times New Roman" w:cs="Times New Roman"/>
+          <w:noProof/>
+          <w:sz w:val="28"/>
+          <w:szCs w:val="28"/>
+        </w:rPr>
+        <w:t>.</w:t>
+      </w:r>
+    </w:p>
+    <w:p>
+      <w:pPr>
+        <w:spacing w:after="0" w:line="360" w:lineRule="auto"/>
+        <w:ind w:firstLine="708"/>
+        <w:jc w:val="both"/>
+        <w:rPr>
+          <w:rFonts w:ascii="Times New Roman" w:hAnsi="Times New Roman" w:cs="Times New Roman"/>
+          <w:noProof/>
+          <w:sz w:val="28"/>
+          <w:szCs w:val="28"/>
+          <w:lang w:val="en-US"/>
+        </w:rPr>
+      </w:pPr>
+      <w:r>
+        <w:rPr>
+          <w:rFonts w:ascii="Times New Roman" w:hAnsi="Times New Roman" w:cs="Times New Roman"/>
+          <w:noProof/>
+          <w:sz w:val="28"/>
+          <w:szCs w:val="28"/>
+        </w:rPr>
+        <w:t xml:space="preserve">Рисунок 26 – Продолжение кода класса </w:t>
+      </w:r>
+      <w:r>
+        <w:rPr>
+          <w:rFonts w:ascii="Times New Roman" w:hAnsi="Times New Roman" w:cs="Times New Roman"/>
+          <w:noProof/>
+          <w:sz w:val="28"/>
+          <w:szCs w:val="28"/>
+          <w:lang w:val="en-US"/>
+        </w:rPr>
+        <w:t>MovieRepository</w:t>
+      </w:r>
+    </w:p>
+    <w:p>
+      <w:pPr>
+        <w:rPr>
+          <w:rFonts w:ascii="Times New Roman" w:hAnsi="Times New Roman" w:cs="Times New Roman"/>
+          <w:noProof/>
+          <w:sz w:val="28"/>
+          <w:szCs w:val="28"/>
+          <w:lang w:val="en-US"/>
+        </w:rPr>
+      </w:pPr>
+      <w:r>
+        <w:rPr>
+          <w:rFonts w:ascii="Times New Roman" w:hAnsi="Times New Roman" w:cs="Times New Roman"/>
+          <w:noProof/>
+          <w:sz w:val="28"/>
+          <w:szCs w:val="28"/>
+          <w:lang w:val="en-US"/>
+        </w:rPr>
+        <w:br w:type="page"/>
+      </w:r>
+    </w:p>
+    <w:p>
+      <w:pPr>
+        <w:spacing w:after="0" w:line="360" w:lineRule="auto"/>
+        <w:ind w:firstLine="708"/>
+        <w:jc w:val="both"/>
+        <w:rPr>
+          <w:rFonts w:ascii="Times New Roman" w:hAnsi="Times New Roman" w:cs="Times New Roman"/>
+          <w:noProof/>
+          <w:sz w:val="28"/>
+          <w:szCs w:val="28"/>
+        </w:rPr>
+      </w:pPr>
+      <w:r>
+        <w:rPr>
+          <w:rFonts w:ascii="Times New Roman" w:hAnsi="Times New Roman" w:cs="Times New Roman"/>
+          <w:noProof/>
+          <w:sz w:val="28"/>
+          <w:szCs w:val="28"/>
+        </w:rPr>
+        <w:lastRenderedPageBreak/>
+        <w:drawing>
+          <wp:anchor distT="0" distB="0" distL="114300" distR="114300" simplePos="0" relativeHeight="251695104" behindDoc="0" locked="0" layoutInCell="1" allowOverlap="1" wp14:anchorId="3CC8EE6F" wp14:editId="6388E839">
+            <wp:simplePos x="0" y="0"/>
+            <wp:positionH relativeFrom="margin">
+              <wp:align>right</wp:align>
+            </wp:positionH>
+            <wp:positionV relativeFrom="paragraph">
+              <wp:posOffset>260985</wp:posOffset>
+            </wp:positionV>
+            <wp:extent cx="5940425" cy="6911975"/>
+            <wp:effectExtent l="0" t="0" r="3175" b="3175"/>
+            <wp:wrapTopAndBottom/>
+            <wp:docPr id="31" name="Рисунок 31"/>
+            <wp:cNvGraphicFramePr>
+              <a:graphicFrameLocks xmlns:a="http://schemas.openxmlformats.org/drawingml/2006/main" noChangeAspect="1"/>
+            </wp:cNvGraphicFramePr>
+            <a:graphic xmlns:a="http://schemas.openxmlformats.org/drawingml/2006/main">
+              <a:graphicData uri="http://schemas.openxmlformats.org/drawingml/2006/picture">
+                <pic:pic xmlns:pic="http://schemas.openxmlformats.org/drawingml/2006/picture">
+                  <pic:nvPicPr>
+                    <pic:cNvPr id="1" name=""/>
+                    <pic:cNvPicPr/>
+                  </pic:nvPicPr>
+                  <pic:blipFill>
+                    <a:blip r:embed="rId32">
+                      <a:extLst>
+                        <a:ext uri="{28A0092B-C50C-407E-A947-70E740481C1C}">
+                          <a14:useLocalDpi xmlns:a14="http://schemas.microsoft.com/office/drawing/2010/main" val="0"/>
+                        </a:ext>
+                      </a:extLst>
+                    </a:blip>
+                    <a:stretch>
+                      <a:fillRect/>
+                    </a:stretch>
+                  </pic:blipFill>
+                  <pic:spPr>
+                    <a:xfrm>
+                      <a:off x="0" y="0"/>
+                      <a:ext cx="5940425" cy="6911975"/>
+                    </a:xfrm>
+                    <a:prstGeom prst="rect">
+                      <a:avLst/>
+                    </a:prstGeom>
+                  </pic:spPr>
+                </pic:pic>
+              </a:graphicData>
+            </a:graphic>
+          </wp:anchor>
+        </w:drawing>
+      </w:r>
+      <w:r>
+        <w:rPr>
+          <w:rFonts w:ascii="Times New Roman" w:hAnsi="Times New Roman" w:cs="Times New Roman"/>
+          <w:noProof/>
+          <w:sz w:val="28"/>
+          <w:szCs w:val="28"/>
+        </w:rPr>
+        <w:t xml:space="preserve">На рисунке 27 представлен код класса </w:t>
+      </w:r>
+      <w:r>
+        <w:rPr>
+          <w:rFonts w:ascii="Times New Roman" w:hAnsi="Times New Roman" w:cs="Times New Roman"/>
+          <w:noProof/>
+          <w:sz w:val="28"/>
+          <w:szCs w:val="28"/>
+          <w:lang w:val="en-US"/>
+        </w:rPr>
+        <w:t>UserRepository</w:t>
+      </w:r>
+      <w:r>
+        <w:rPr>
+          <w:rFonts w:ascii="Times New Roman" w:hAnsi="Times New Roman" w:cs="Times New Roman"/>
+          <w:noProof/>
+          <w:sz w:val="28"/>
+          <w:szCs w:val="28"/>
+        </w:rPr>
+        <w:t>.</w:t>
+      </w:r>
+    </w:p>
+    <w:p>
+      <w:pPr>
+        <w:spacing w:after="0" w:line="360" w:lineRule="auto"/>
+        <w:ind w:firstLine="708"/>
+        <w:jc w:val="both"/>
+        <w:rPr>
+          <w:rFonts w:ascii="Times New Roman" w:hAnsi="Times New Roman" w:cs="Times New Roman"/>
+          <w:noProof/>
+          <w:sz w:val="28"/>
+          <w:szCs w:val="28"/>
+          <w:lang w:val="en-US"/>
+        </w:rPr>
+      </w:pPr>
+      <w:r>
+        <w:rPr>
+          <w:rFonts w:ascii="Times New Roman" w:hAnsi="Times New Roman" w:cs="Times New Roman"/>
+          <w:noProof/>
+          <w:sz w:val="28"/>
+          <w:szCs w:val="28"/>
+        </w:rPr>
+        <w:t xml:space="preserve">Рисунок 27 – Код класса </w:t>
+      </w:r>
+      <w:r>
+        <w:rPr>
+          <w:rFonts w:ascii="Times New Roman" w:hAnsi="Times New Roman" w:cs="Times New Roman"/>
+          <w:noProof/>
+          <w:sz w:val="28"/>
+          <w:szCs w:val="28"/>
+          <w:lang w:val="en-US"/>
+        </w:rPr>
+        <w:t>UserRepository</w:t>
+      </w:r>
+    </w:p>
+    <w:p>
+      <w:pPr>
+        <w:rPr>
+          <w:rFonts w:ascii="Times New Roman" w:hAnsi="Times New Roman" w:cs="Times New Roman"/>
+          <w:noProof/>
+          <w:sz w:val="28"/>
+          <w:szCs w:val="28"/>
+          <w:lang w:val="en-US"/>
+        </w:rPr>
+      </w:pPr>
+      <w:r>
+        <w:rPr>
+          <w:rFonts w:ascii="Times New Roman" w:hAnsi="Times New Roman" w:cs="Times New Roman"/>
+          <w:noProof/>
+          <w:sz w:val="28"/>
+          <w:szCs w:val="28"/>
+          <w:lang w:val="en-US"/>
+        </w:rPr>
+        <w:br w:type="page"/>
+      </w:r>
+    </w:p>
+    <w:p>
+      <w:pPr>
+        <w:spacing w:after="0" w:line="360" w:lineRule="auto"/>
+        <w:ind w:firstLine="708"/>
+        <w:jc w:val="both"/>
+        <w:rPr>
+          <w:rFonts w:ascii="Times New Roman" w:hAnsi="Times New Roman" w:cs="Times New Roman"/>
+          <w:noProof/>
+          <w:sz w:val="28"/>
+          <w:szCs w:val="28"/>
+        </w:rPr>
+      </w:pPr>
+      <w:r>
+        <w:rPr>
+          <w:rFonts w:ascii="Times New Roman" w:hAnsi="Times New Roman" w:cs="Times New Roman"/>
+          <w:noProof/>
+          <w:sz w:val="28"/>
+          <w:szCs w:val="28"/>
+          <w:lang w:val="en-US"/>
+        </w:rPr>
+        <w:lastRenderedPageBreak/>
+        <w:drawing>
+          <wp:anchor distT="0" distB="0" distL="114300" distR="114300" simplePos="0" relativeHeight="251696128" behindDoc="0" locked="0" layoutInCell="1" allowOverlap="1" wp14:anchorId="162E2E7A" wp14:editId="21E6805B">
+            <wp:simplePos x="0" y="0"/>
+            <wp:positionH relativeFrom="margin">
+              <wp:align>right</wp:align>
+            </wp:positionH>
+            <wp:positionV relativeFrom="paragraph">
+              <wp:posOffset>260985</wp:posOffset>
+            </wp:positionV>
+            <wp:extent cx="5940425" cy="3842385"/>
+            <wp:effectExtent l="0" t="0" r="3175" b="5715"/>
+            <wp:wrapTopAndBottom/>
+            <wp:docPr id="32" name="Рисунок 32"/>
+            <wp:cNvGraphicFramePr>
+              <a:graphicFrameLocks xmlns:a="http://schemas.openxmlformats.org/drawingml/2006/main" noChangeAspect="1"/>
+            </wp:cNvGraphicFramePr>
+            <a:graphic xmlns:a="http://schemas.openxmlformats.org/drawingml/2006/main">
+              <a:graphicData uri="http://schemas.openxmlformats.org/drawingml/2006/picture">
+                <pic:pic xmlns:pic="http://schemas.openxmlformats.org/drawingml/2006/picture">
+                  <pic:nvPicPr>
+                    <pic:cNvPr id="1" name=""/>
+                    <pic:cNvPicPr/>
+                  </pic:nvPicPr>
+                  <pic:blipFill>
+                    <a:blip r:embed="rId33">
+                      <a:extLst>
+                        <a:ext uri="{28A0092B-C50C-407E-A947-70E740481C1C}">
+                          <a14:useLocalDpi xmlns:a14="http://schemas.microsoft.com/office/drawing/2010/main" val="0"/>
+                        </a:ext>
+                      </a:extLst>
+                    </a:blip>
+                    <a:stretch>
+                      <a:fillRect/>
+                    </a:stretch>
+                  </pic:blipFill>
+                  <pic:spPr>
+                    <a:xfrm>
+                      <a:off x="0" y="0"/>
+                      <a:ext cx="5940425" cy="3842385"/>
+                    </a:xfrm>
+                    <a:prstGeom prst="rect">
+                      <a:avLst/>
+                    </a:prstGeom>
+                  </pic:spPr>
+                </pic:pic>
+              </a:graphicData>
+            </a:graphic>
+          </wp:anchor>
+        </w:drawing>
+      </w:r>
+      <w:r>
+        <w:rPr>
+          <w:rFonts w:ascii="Times New Roman" w:hAnsi="Times New Roman" w:cs="Times New Roman"/>
+          <w:noProof/>
+          <w:sz w:val="28"/>
+          <w:szCs w:val="28"/>
+        </w:rPr>
+        <w:t xml:space="preserve">На рисунке 28 представлено продолжение кода класса </w:t>
+      </w:r>
+      <w:r>
+        <w:rPr>
+          <w:rFonts w:ascii="Times New Roman" w:hAnsi="Times New Roman" w:cs="Times New Roman"/>
+          <w:noProof/>
+          <w:sz w:val="28"/>
+          <w:szCs w:val="28"/>
+          <w:lang w:val="en-US"/>
+        </w:rPr>
+        <w:t>UserRepository</w:t>
+      </w:r>
+      <w:r>
+        <w:rPr>
+          <w:rFonts w:ascii="Times New Roman" w:hAnsi="Times New Roman" w:cs="Times New Roman"/>
+          <w:noProof/>
+          <w:sz w:val="28"/>
+          <w:szCs w:val="28"/>
+        </w:rPr>
+        <w:t>.</w:t>
+      </w:r>
+    </w:p>
+    <w:p>
+      <w:pPr>
+        <w:spacing w:after="0" w:line="360" w:lineRule="auto"/>
+        <w:ind w:firstLine="708"/>
+        <w:jc w:val="both"/>
+        <w:rPr>
+          <w:rFonts w:ascii="Times New Roman" w:hAnsi="Times New Roman" w:cs="Times New Roman"/>
+          <w:noProof/>
+          <w:sz w:val="28"/>
+          <w:szCs w:val="28"/>
+        </w:rPr>
+      </w:pPr>
+      <w:r>
+        <w:rPr>
+          <w:rFonts w:ascii="Times New Roman" w:hAnsi="Times New Roman" w:cs="Times New Roman"/>
+          <w:noProof/>
+          <w:sz w:val="28"/>
+          <w:szCs w:val="28"/>
+        </w:rPr>
+        <w:t xml:space="preserve">Рисунок 28 – Продолжение кода класса </w:t>
+      </w:r>
+      <w:r>
+        <w:rPr>
+          <w:rFonts w:ascii="Times New Roman" w:hAnsi="Times New Roman" w:cs="Times New Roman"/>
+          <w:noProof/>
+          <w:sz w:val="28"/>
+          <w:szCs w:val="28"/>
+          <w:lang w:val="en-US"/>
+        </w:rPr>
+        <w:t>UserRepository</w:t>
+      </w:r>
+    </w:p>
+    <w:p>
+      <w:pPr>
+        <w:spacing w:after="0" w:line="360" w:lineRule="auto"/>
+        <w:ind w:firstLine="708"/>
+        <w:jc w:val="both"/>
+        <w:rPr>
+          <w:noProof/>
+        </w:rPr>
+      </w:pPr>
+      <w:r>
+        <w:rPr>
+          <w:rFonts w:ascii="Times New Roman" w:hAnsi="Times New Roman" w:cs="Times New Roman"/>
+          <w:noProof/>
+          <w:sz w:val="28"/>
+          <w:szCs w:val="28"/>
+        </w:rPr>
+        <w:drawing>
+          <wp:anchor distT="0" distB="0" distL="114300" distR="114300" simplePos="0" relativeHeight="251697152" behindDoc="0" locked="0" layoutInCell="1" allowOverlap="1" wp14:anchorId="5FAD0C37" wp14:editId="6F320102">
+            <wp:simplePos x="0" y="0"/>
+            <wp:positionH relativeFrom="margin">
+              <wp:align>right</wp:align>
+            </wp:positionH>
+            <wp:positionV relativeFrom="paragraph">
+              <wp:posOffset>438150</wp:posOffset>
+            </wp:positionV>
+            <wp:extent cx="5940425" cy="2866390"/>
+            <wp:effectExtent l="0" t="0" r="3175" b="0"/>
+            <wp:wrapTopAndBottom/>
+            <wp:docPr id="33" name="Рисунок 33"/>
+            <wp:cNvGraphicFramePr>
+              <a:graphicFrameLocks xmlns:a="http://schemas.openxmlformats.org/drawingml/2006/main" noChangeAspect="1"/>
+            </wp:cNvGraphicFramePr>
+            <a:graphic xmlns:a="http://schemas.openxmlformats.org/drawingml/2006/main">
+              <a:graphicData uri="http://schemas.openxmlformats.org/drawingml/2006/picture">
+                <pic:pic xmlns:pic="http://schemas.openxmlformats.org/drawingml/2006/picture">
+                  <pic:nvPicPr>
+                    <pic:cNvPr id="1" name=""/>
+                    <pic:cNvPicPr/>
+                  </pic:nvPicPr>
+                  <pic:blipFill>
+                    <a:blip r:embed="rId34">
+                      <a:extLst>
+                        <a:ext uri="{28A0092B-C50C-407E-A947-70E740481C1C}">
+                          <a14:useLocalDpi xmlns:a14="http://schemas.microsoft.com/office/drawing/2010/main" val="0"/>
+                        </a:ext>
+                      </a:extLst>
+                    </a:blip>
+                    <a:stretch>
+                      <a:fillRect/>
+                    </a:stretch>
+                  </pic:blipFill>
+                  <pic:spPr>
+                    <a:xfrm>
+                      <a:off x="0" y="0"/>
+                      <a:ext cx="5940425" cy="2866390"/>
+                    </a:xfrm>
+                    <a:prstGeom prst="rect">
+                      <a:avLst/>
+                    </a:prstGeom>
+                  </pic:spPr>
+                </pic:pic>
+              </a:graphicData>
+            </a:graphic>
+          </wp:anchor>
+        </w:drawing>
+      </w:r>
+      <w:r>
+        <w:rPr>
+          <w:rFonts w:ascii="Times New Roman" w:hAnsi="Times New Roman" w:cs="Times New Roman"/>
+          <w:noProof/>
+          <w:sz w:val="28"/>
+          <w:szCs w:val="28"/>
+        </w:rPr>
+        <w:t>На рисунке 2</w:t>
+      </w:r>
+      <w:r>
+        <w:rPr>
+          <w:rFonts w:ascii="Times New Roman" w:hAnsi="Times New Roman" w:cs="Times New Roman"/>
+          <w:noProof/>
+          <w:sz w:val="28"/>
+          <w:szCs w:val="28"/>
+        </w:rPr>
+        <w:t>9</w:t>
+      </w:r>
+      <w:r>
+        <w:rPr>
+          <w:rFonts w:ascii="Times New Roman" w:hAnsi="Times New Roman" w:cs="Times New Roman"/>
+          <w:noProof/>
+          <w:sz w:val="28"/>
+          <w:szCs w:val="28"/>
+        </w:rPr>
+        <w:t xml:space="preserve"> представлено продолжение кода класса </w:t>
+      </w:r>
+      <w:r>
+        <w:rPr>
+          <w:rFonts w:ascii="Times New Roman" w:hAnsi="Times New Roman" w:cs="Times New Roman"/>
+          <w:noProof/>
+          <w:sz w:val="28"/>
+          <w:szCs w:val="28"/>
+          <w:lang w:val="en-US"/>
+        </w:rPr>
+        <w:t>UserRepository</w:t>
+      </w:r>
+      <w:r>
+        <w:rPr>
+          <w:rFonts w:ascii="Times New Roman" w:hAnsi="Times New Roman" w:cs="Times New Roman"/>
+          <w:noProof/>
+          <w:sz w:val="28"/>
+          <w:szCs w:val="28"/>
+        </w:rPr>
+        <w:t>.</w:t>
+      </w:r>
+      <w:r>
+        <w:rPr>
+          <w:noProof/>
+        </w:rPr>
+        <w:t xml:space="preserve"> </w:t>
+      </w:r>
+    </w:p>
+    <w:p>
+      <w:pPr>
+        <w:spacing w:after="0" w:line="360" w:lineRule="auto"/>
+        <w:ind w:firstLine="708"/>
+        <w:jc w:val="both"/>
+        <w:rPr>
+          <w:rFonts w:ascii="Times New Roman" w:hAnsi="Times New Roman" w:cs="Times New Roman"/>
+          <w:noProof/>
+          <w:sz w:val="28"/>
+          <w:szCs w:val="28"/>
+        </w:rPr>
+      </w:pPr>
+      <w:r>
+        <w:rPr>
+          <w:rFonts w:ascii="Times New Roman" w:hAnsi="Times New Roman" w:cs="Times New Roman"/>
+          <w:noProof/>
+          <w:sz w:val="28"/>
+          <w:szCs w:val="28"/>
+        </w:rPr>
+        <w:t xml:space="preserve">Рисунок 29 – Продолжение кода класса </w:t>
+      </w:r>
+      <w:r>
+        <w:rPr>
+          <w:rFonts w:ascii="Times New Roman" w:hAnsi="Times New Roman" w:cs="Times New Roman"/>
+          <w:noProof/>
+          <w:sz w:val="28"/>
+          <w:szCs w:val="28"/>
+          <w:lang w:val="en-US"/>
+        </w:rPr>
+        <w:t>UserRepository</w:t>
+      </w:r>
+    </w:p>
+    <w:p>
+      <w:pPr>
+        <w:rPr>
+          <w:rFonts w:ascii="Times New Roman" w:hAnsi="Times New Roman" w:cs="Times New Roman"/>
+          <w:noProof/>
+          <w:sz w:val="28"/>
+          <w:szCs w:val="28"/>
+        </w:rPr>
+      </w:pPr>
+      <w:r>
+        <w:rPr>
+          <w:rFonts w:ascii="Times New Roman" w:hAnsi="Times New Roman" w:cs="Times New Roman"/>
+          <w:noProof/>
+          <w:sz w:val="28"/>
+          <w:szCs w:val="28"/>
+        </w:rPr>
+        <w:br w:type="page"/>
+      </w:r>
+    </w:p>
+    <w:p>
+      <w:pPr>
+        <w:spacing w:after="0" w:line="360" w:lineRule="auto"/>
+        <w:ind w:firstLine="708"/>
+        <w:jc w:val="both"/>
+        <w:rPr>
+          <w:rFonts w:ascii="Times New Roman" w:hAnsi="Times New Roman" w:cs="Times New Roman"/>
+          <w:noProof/>
+          <w:sz w:val="28"/>
+          <w:szCs w:val="28"/>
+        </w:rPr>
+      </w:pPr>
+      <w:r>
+        <w:rPr>
+          <w:rFonts w:ascii="Times New Roman" w:hAnsi="Times New Roman" w:cs="Times New Roman"/>
+          <w:noProof/>
+          <w:sz w:val="28"/>
+          <w:szCs w:val="28"/>
+          <w:lang w:val="en-US"/>
+        </w:rPr>
+        <w:lastRenderedPageBreak/>
+        <w:drawing>
+          <wp:anchor distT="0" distB="0" distL="114300" distR="114300" simplePos="0" relativeHeight="251698176" behindDoc="0" locked="0" layoutInCell="1" allowOverlap="1" wp14:anchorId="78389689" wp14:editId="38B8E42A">
+            <wp:simplePos x="0" y="0"/>
+            <wp:positionH relativeFrom="column">
+              <wp:posOffset>443865</wp:posOffset>
+            </wp:positionH>
+            <wp:positionV relativeFrom="paragraph">
+              <wp:posOffset>365760</wp:posOffset>
+            </wp:positionV>
+            <wp:extent cx="4696480" cy="6916115"/>
+            <wp:effectExtent l="0" t="0" r="8890" b="0"/>
+            <wp:wrapTopAndBottom/>
+            <wp:docPr id="34" name="Рисунок 34"/>
+            <wp:cNvGraphicFramePr>
+              <a:graphicFrameLocks xmlns:a="http://schemas.openxmlformats.org/drawingml/2006/main" noChangeAspect="1"/>
+            </wp:cNvGraphicFramePr>
+            <a:graphic xmlns:a="http://schemas.openxmlformats.org/drawingml/2006/main">
+              <a:graphicData uri="http://schemas.openxmlformats.org/drawingml/2006/picture">
+                <pic:pic xmlns:pic="http://schemas.openxmlformats.org/drawingml/2006/picture">
+                  <pic:nvPicPr>
+                    <pic:cNvPr id="1" name=""/>
+                    <pic:cNvPicPr/>
+                  </pic:nvPicPr>
+                  <pic:blipFill>
+                    <a:blip r:embed="rId35">
+                      <a:extLst>
+                        <a:ext uri="{28A0092B-C50C-407E-A947-70E740481C1C}">
+                          <a14:useLocalDpi xmlns:a14="http://schemas.microsoft.com/office/drawing/2010/main" val="0"/>
+                        </a:ext>
+                      </a:extLst>
+                    </a:blip>
+                    <a:stretch>
+                      <a:fillRect/>
+                    </a:stretch>
+                  </pic:blipFill>
+                  <pic:spPr>
+                    <a:xfrm>
+                      <a:off x="0" y="0"/>
+                      <a:ext cx="4696480" cy="6916115"/>
+                    </a:xfrm>
+                    <a:prstGeom prst="rect">
+                      <a:avLst/>
+                    </a:prstGeom>
+                  </pic:spPr>
+                </pic:pic>
+              </a:graphicData>
+            </a:graphic>
+          </wp:anchor>
+        </w:drawing>
+      </w:r>
+      <w:r>
+        <w:rPr>
+          <w:rFonts w:ascii="Times New Roman" w:hAnsi="Times New Roman" w:cs="Times New Roman"/>
+          <w:noProof/>
+          <w:sz w:val="28"/>
+          <w:szCs w:val="28"/>
+        </w:rPr>
+        <w:t xml:space="preserve">На рисунке 30 представлен код класса </w:t>
+      </w:r>
+      <w:r>
+        <w:rPr>
+          <w:rFonts w:ascii="Times New Roman" w:hAnsi="Times New Roman" w:cs="Times New Roman"/>
+          <w:noProof/>
+          <w:sz w:val="28"/>
+          <w:szCs w:val="28"/>
+          <w:lang w:val="en-US"/>
+        </w:rPr>
+        <w:t>MovieManager</w:t>
+      </w:r>
+      <w:r>
+        <w:rPr>
+          <w:rFonts w:ascii="Times New Roman" w:hAnsi="Times New Roman" w:cs="Times New Roman"/>
+          <w:noProof/>
+          <w:sz w:val="28"/>
+          <w:szCs w:val="28"/>
+        </w:rPr>
+        <w:t>.</w:t>
+      </w:r>
+    </w:p>
+    <w:p>
+      <w:pPr>
+        <w:spacing w:after="0" w:line="360" w:lineRule="auto"/>
+        <w:ind w:firstLine="708"/>
+        <w:jc w:val="both"/>
+        <w:rPr>
+          <w:rFonts w:ascii="Times New Roman" w:hAnsi="Times New Roman" w:cs="Times New Roman"/>
+          <w:noProof/>
+          <w:sz w:val="28"/>
+          <w:szCs w:val="28"/>
+          <w:lang w:val="en-US"/>
+        </w:rPr>
+      </w:pPr>
+      <w:r>
+        <w:rPr>
+          <w:rFonts w:ascii="Times New Roman" w:hAnsi="Times New Roman" w:cs="Times New Roman"/>
+          <w:noProof/>
+          <w:sz w:val="28"/>
+          <w:szCs w:val="28"/>
+        </w:rPr>
+        <w:t xml:space="preserve">Рисунок 30 – Код класса </w:t>
+      </w:r>
+      <w:r>
+        <w:rPr>
+          <w:rFonts w:ascii="Times New Roman" w:hAnsi="Times New Roman" w:cs="Times New Roman"/>
+          <w:noProof/>
+          <w:sz w:val="28"/>
+          <w:szCs w:val="28"/>
+          <w:lang w:val="en-US"/>
+        </w:rPr>
+        <w:t>MovieManager</w:t>
+      </w:r>
+    </w:p>
+    <w:p>
+      <w:pPr>
+        <w:rPr>
+          <w:rFonts w:ascii="Times New Roman" w:hAnsi="Times New Roman" w:cs="Times New Roman"/>
+          <w:noProof/>
+          <w:sz w:val="28"/>
+          <w:szCs w:val="28"/>
+          <w:lang w:val="en-US"/>
+        </w:rPr>
+      </w:pPr>
+      <w:r>
+        <w:rPr>
+          <w:rFonts w:ascii="Times New Roman" w:hAnsi="Times New Roman" w:cs="Times New Roman"/>
+          <w:noProof/>
+          <w:sz w:val="28"/>
+          <w:szCs w:val="28"/>
+          <w:lang w:val="en-US"/>
+        </w:rPr>
+        <w:br w:type="page"/>
+      </w:r>
+    </w:p>
+    <w:p>
+      <w:pPr>
+        <w:spacing w:after="0" w:line="360" w:lineRule="auto"/>
+        <w:ind w:firstLine="708"/>
+        <w:jc w:val="both"/>
+        <w:rPr>
+          <w:noProof/>
+          <w:lang w:val="en-US"/>
+        </w:rPr>
+      </w:pPr>
+      <w:r>
+        <w:rPr>
+          <w:rFonts w:ascii="Times New Roman" w:hAnsi="Times New Roman" w:cs="Times New Roman"/>
+          <w:noProof/>
+          <w:sz w:val="28"/>
+          <w:szCs w:val="28"/>
+        </w:rPr>
+        <w:lastRenderedPageBreak/>
+        <w:drawing>
+          <wp:anchor distT="0" distB="0" distL="114300" distR="114300" simplePos="0" relativeHeight="251699200" behindDoc="0" locked="0" layoutInCell="1" allowOverlap="1" wp14:anchorId="3B4D0660" wp14:editId="55A8FF32">
+            <wp:simplePos x="0" y="0"/>
+            <wp:positionH relativeFrom="column">
+              <wp:posOffset>-80010</wp:posOffset>
+            </wp:positionH>
+            <wp:positionV relativeFrom="paragraph">
+              <wp:posOffset>299085</wp:posOffset>
+            </wp:positionV>
+            <wp:extent cx="5940425" cy="5966460"/>
+            <wp:effectExtent l="0" t="0" r="3175" b="0"/>
+            <wp:wrapTopAndBottom/>
+            <wp:docPr id="35" name="Рисунок 35"/>
+            <wp:cNvGraphicFramePr>
+              <a:graphicFrameLocks xmlns:a="http://schemas.openxmlformats.org/drawingml/2006/main" noChangeAspect="1"/>
+            </wp:cNvGraphicFramePr>
+            <a:graphic xmlns:a="http://schemas.openxmlformats.org/drawingml/2006/main">
+              <a:graphicData uri="http://schemas.openxmlformats.org/drawingml/2006/picture">
+                <pic:pic xmlns:pic="http://schemas.openxmlformats.org/drawingml/2006/picture">
+                  <pic:nvPicPr>
+                    <pic:cNvPr id="1" name=""/>
+                    <pic:cNvPicPr/>
+                  </pic:nvPicPr>
+                  <pic:blipFill>
+                    <a:blip r:embed="rId36">
+                      <a:extLst>
+                        <a:ext uri="{28A0092B-C50C-407E-A947-70E740481C1C}">
+                          <a14:useLocalDpi xmlns:a14="http://schemas.microsoft.com/office/drawing/2010/main" val="0"/>
+                        </a:ext>
+                      </a:extLst>
+                    </a:blip>
+                    <a:stretch>
+                      <a:fillRect/>
+                    </a:stretch>
+                  </pic:blipFill>
+                  <pic:spPr>
+                    <a:xfrm>
+                      <a:off x="0" y="0"/>
+                      <a:ext cx="5940425" cy="5966460"/>
+                    </a:xfrm>
+                    <a:prstGeom prst="rect">
+                      <a:avLst/>
+                    </a:prstGeom>
+                  </pic:spPr>
+                </pic:pic>
+              </a:graphicData>
+            </a:graphic>
+          </wp:anchor>
+        </w:drawing>
+      </w:r>
+      <w:r>
+        <w:rPr>
+          <w:rFonts w:ascii="Times New Roman" w:hAnsi="Times New Roman" w:cs="Times New Roman"/>
+          <w:noProof/>
+          <w:sz w:val="28"/>
+          <w:szCs w:val="28"/>
+        </w:rPr>
+        <w:t>На рисунке 3</w:t>
+      </w:r>
+      <w:r>
+        <w:rPr>
+          <w:rFonts w:ascii="Times New Roman" w:hAnsi="Times New Roman" w:cs="Times New Roman"/>
+          <w:noProof/>
+          <w:sz w:val="28"/>
+          <w:szCs w:val="28"/>
+        </w:rPr>
+        <w:t>1</w:t>
+      </w:r>
+      <w:r>
+        <w:rPr>
+          <w:rFonts w:ascii="Times New Roman" w:hAnsi="Times New Roman" w:cs="Times New Roman"/>
+          <w:noProof/>
+          <w:sz w:val="28"/>
+          <w:szCs w:val="28"/>
+        </w:rPr>
+        <w:t xml:space="preserve"> представлен код класса </w:t>
+      </w:r>
+      <w:r>
+        <w:rPr>
+          <w:rFonts w:ascii="Times New Roman" w:hAnsi="Times New Roman" w:cs="Times New Roman"/>
+          <w:noProof/>
+          <w:sz w:val="28"/>
+          <w:szCs w:val="28"/>
+          <w:lang w:val="en-US"/>
+        </w:rPr>
+        <w:t>User</w:t>
+      </w:r>
+      <w:r>
+        <w:rPr>
+          <w:rFonts w:ascii="Times New Roman" w:hAnsi="Times New Roman" w:cs="Times New Roman"/>
+          <w:noProof/>
+          <w:sz w:val="28"/>
+          <w:szCs w:val="28"/>
+          <w:lang w:val="en-US"/>
+        </w:rPr>
+        <w:t>Manager</w:t>
+      </w:r>
+      <w:r>
+        <w:rPr>
+          <w:rFonts w:ascii="Times New Roman" w:hAnsi="Times New Roman" w:cs="Times New Roman"/>
+          <w:noProof/>
+          <w:sz w:val="28"/>
+          <w:szCs w:val="28"/>
+        </w:rPr>
+        <w:t>.</w:t>
+      </w:r>
+      <w:r>
+        <w:rPr>
+          <w:noProof/>
+        </w:rPr>
+        <w:t xml:space="preserve"> </w:t>
+      </w:r>
+    </w:p>
+    <w:p>
+      <w:pPr>
+        <w:spacing w:after="0" w:line="360" w:lineRule="auto"/>
+        <w:ind w:firstLine="708"/>
+        <w:jc w:val="both"/>
+        <w:rPr>
+          <w:rFonts w:ascii="Times New Roman" w:hAnsi="Times New Roman" w:cs="Times New Roman"/>
+          <w:noProof/>
+          <w:sz w:val="28"/>
+          <w:szCs w:val="28"/>
+          <w:lang w:val="en-US"/>
+        </w:rPr>
+      </w:pPr>
+      <w:r>
+        <w:rPr>
+          <w:rFonts w:ascii="Times New Roman" w:hAnsi="Times New Roman" w:cs="Times New Roman"/>
+          <w:noProof/>
+          <w:sz w:val="28"/>
+          <w:szCs w:val="28"/>
+        </w:rPr>
+        <w:t>Рисунок 31 – Код класса</w:t>
+      </w:r>
+      <w:r>
+        <w:rPr>
+          <w:rFonts w:ascii="Times New Roman" w:hAnsi="Times New Roman" w:cs="Times New Roman"/>
+          <w:noProof/>
+          <w:sz w:val="28"/>
+          <w:szCs w:val="28"/>
+          <w:lang w:val="en-US"/>
+        </w:rPr>
+        <w:t xml:space="preserve"> UserManager</w:t>
+      </w:r>
+    </w:p>
+    <w:p>
+      <w:pPr>
+        <w:rPr>
+          <w:rFonts w:ascii="Times New Roman" w:hAnsi="Times New Roman" w:cs="Times New Roman"/>
+          <w:noProof/>
+          <w:sz w:val="28"/>
+          <w:szCs w:val="28"/>
+          <w:lang w:val="en-US"/>
+        </w:rPr>
+      </w:pPr>
+      <w:r>
+        <w:rPr>
+          <w:rFonts w:ascii="Times New Roman" w:hAnsi="Times New Roman" w:cs="Times New Roman"/>
+          <w:noProof/>
+          <w:sz w:val="28"/>
+          <w:szCs w:val="28"/>
+          <w:lang w:val="en-US"/>
+        </w:rPr>
+        <w:br w:type="page"/>
+      </w:r>
+    </w:p>
+    <w:p>
+      <w:pPr>
+        <w:spacing w:after="0" w:line="360" w:lineRule="auto"/>
+        <w:ind w:firstLine="709"/>
+        <w:jc w:val="both"/>
+        <w:outlineLvl w:val="0"/>
+        <w:rPr>
+          <w:rFonts w:ascii="Times New Roman" w:hAnsi="Times New Roman" w:cs="Times New Roman"/>
+          <w:b/>
           <w:bCs/>
-          <w:sz w:val="28"/>
-          <w:szCs w:val="28"/>
-        </w:rPr>
-        <w:t xml:space="preserve">Программный код класса </w:t>
-      </w:r>
-      <w:r>
-        <w:rPr>
-          <w:rFonts w:ascii="Times New Roman" w:hAnsi="Times New Roman" w:cs="Times New Roman"/>
+          <w:caps/>
+          <w:noProof/>
+          <w:sz w:val="28"/>
+          <w:szCs w:val="28"/>
+        </w:rPr>
+      </w:pPr>
+      <w:bookmarkStart w:id="14" w:name="_Toc233588281"/>
+      <w:r>
+        <w:rPr>
+          <w:rFonts w:ascii="Times New Roman" w:hAnsi="Times New Roman" w:cs="Times New Roman"/>
+          <w:b/>
           <w:bCs/>
-          <w:sz w:val="28"/>
-          <w:szCs w:val="28"/>
-          <w:lang w:val="en-US"/>
-        </w:rPr>
-        <w:t>User</w:t>
-      </w:r>
-      <w:r>
+          <w:caps/>
+          <w:noProof/>
+          <w:sz w:val="28"/>
+          <w:szCs w:val="28"/>
+        </w:rPr>
+        <w:lastRenderedPageBreak/>
+        <w:t>Заключение</w:t>
+      </w:r>
+      <w:bookmarkEnd w:id="14"/>
+    </w:p>
+    <w:p>
+      <w:pPr>
+        <w:spacing w:after="0" w:line="360" w:lineRule="auto"/>
+        <w:ind w:firstLine="709"/>
+        <w:jc w:val="both"/>
         <w:rPr>
           <w:rFonts w:ascii="Times New Roman" w:hAnsi="Times New Roman" w:cs="Times New Roman"/>
           <w:bCs/>
-          <w:sz w:val="28"/>
-          <w:szCs w:val="28"/>
-          <w:lang w:val="en-US"/>
-        </w:rPr>
-        <w:t>Manager</w:t>
-      </w:r>
+          <w:noProof/>
+          <w:sz w:val="28"/>
+          <w:szCs w:val="28"/>
+        </w:rPr>
+      </w:pPr>
       <w:r>
         <w:rPr>
           <w:rFonts w:ascii="Times New Roman" w:hAnsi="Times New Roman" w:cs="Times New Roman"/>
           <w:bCs/>
-          <w:sz w:val="28"/>
-          <w:szCs w:val="28"/>
-        </w:rPr>
-        <w:t>:</w:t>
-      </w:r>
-    </w:p>
-    <w:p>
-      <w:pPr>
-        <w:spacing w:after="0" w:line="360" w:lineRule="auto"/>
-        <w:ind w:firstLine="708"/>
+          <w:noProof/>
+          <w:sz w:val="28"/>
+          <w:szCs w:val="28"/>
+        </w:rPr>
+        <w:t>В результате выполнения проекта разработано программное средство для автоматизации работы онлайн-кинотеатра и персонального учета просмотров. В ходе работы были успешно реализованы все запланированные функции:</w:t>
+      </w:r>
+    </w:p>
+    <w:p>
+      <w:pPr>
+        <w:numPr>
+          <w:ilvl w:val="0"/>
+          <w:numId w:val="37"/>
+        </w:numPr>
+        <w:spacing w:after="0" w:line="360" w:lineRule="auto"/>
+        <w:ind w:left="0" w:firstLine="709"/>
         <w:jc w:val="both"/>
         <w:rPr>
           <w:rFonts w:ascii="Times New Roman" w:hAnsi="Times New Roman" w:cs="Times New Roman"/>
           <w:bCs/>
-          <w:sz w:val="28"/>
-          <w:szCs w:val="28"/>
-          <w:lang w:val="en-US"/>
-        </w:rPr>
-      </w:pPr>
+          <w:noProof/>
+          <w:sz w:val="28"/>
+          <w:szCs w:val="28"/>
+        </w:rPr>
+      </w:pPr>
+      <w:r>
+        <w:rPr>
+          <w:rFonts w:ascii="Times New Roman" w:hAnsi="Times New Roman" w:cs="Times New Roman"/>
+          <w:bCs/>
+          <w:noProof/>
+          <w:sz w:val="28"/>
+          <w:szCs w:val="28"/>
+        </w:rPr>
+        <w:t>Авторизация и регистрация пользователей;</w:t>
+      </w:r>
+    </w:p>
+    <w:p>
+      <w:pPr>
+        <w:numPr>
+          <w:ilvl w:val="0"/>
+          <w:numId w:val="37"/>
+        </w:numPr>
+        <w:spacing w:after="0" w:line="360" w:lineRule="auto"/>
+        <w:ind w:left="0" w:firstLine="709"/>
+        <w:jc w:val="both"/>
+        <w:rPr>
+          <w:rFonts w:ascii="Times New Roman" w:hAnsi="Times New Roman" w:cs="Times New Roman"/>
+          <w:bCs/>
+          <w:noProof/>
+          <w:sz w:val="28"/>
+          <w:szCs w:val="28"/>
+        </w:rPr>
+      </w:pPr>
+      <w:r>
+        <w:rPr>
+          <w:rFonts w:ascii="Times New Roman" w:hAnsi="Times New Roman" w:cs="Times New Roman"/>
+          <w:bCs/>
+          <w:noProof/>
+          <w:sz w:val="28"/>
+          <w:szCs w:val="28"/>
+        </w:rPr>
+        <w:t>Управление каталогом кинолент (добавление новых фильмов, редактирование метаданных и жанров через удобные элементы управления, удаление);</w:t>
+      </w:r>
+    </w:p>
+    <w:p>
+      <w:pPr>
+        <w:numPr>
+          <w:ilvl w:val="0"/>
+          <w:numId w:val="37"/>
+        </w:numPr>
+        <w:spacing w:after="0" w:line="360" w:lineRule="auto"/>
+        <w:ind w:left="0" w:firstLine="709"/>
+        <w:jc w:val="both"/>
+        <w:rPr>
+          <w:rFonts w:ascii="Times New Roman" w:hAnsi="Times New Roman" w:cs="Times New Roman"/>
+          <w:bCs/>
+          <w:noProof/>
+          <w:sz w:val="28"/>
+          <w:szCs w:val="28"/>
+        </w:rPr>
+      </w:pPr>
+      <w:r>
+        <w:rPr>
+          <w:rFonts w:ascii="Times New Roman" w:hAnsi="Times New Roman" w:cs="Times New Roman"/>
+          <w:bCs/>
+          <w:noProof/>
+          <w:sz w:val="28"/>
+          <w:szCs w:val="28"/>
+        </w:rPr>
+        <w:t>Интеллектуальный выбор качества видео (480p, 720p, 1080p) с автоматической системой проверки доступности медиафайлов и отказоустойчивым переключением на альтернативное разрешение;</w:t>
+      </w:r>
+    </w:p>
+    <w:p>
+      <w:pPr>
+        <w:numPr>
+          <w:ilvl w:val="0"/>
+          <w:numId w:val="37"/>
+        </w:numPr>
+        <w:spacing w:after="0" w:line="360" w:lineRule="auto"/>
+        <w:ind w:left="0" w:firstLine="709"/>
+        <w:jc w:val="both"/>
+        <w:rPr>
+          <w:rFonts w:ascii="Times New Roman" w:hAnsi="Times New Roman" w:cs="Times New Roman"/>
+          <w:bCs/>
+          <w:noProof/>
+          <w:sz w:val="28"/>
+          <w:szCs w:val="28"/>
+        </w:rPr>
+      </w:pPr>
+      <w:r>
+        <w:rPr>
+          <w:rFonts w:ascii="Times New Roman" w:hAnsi="Times New Roman" w:cs="Times New Roman"/>
+          <w:bCs/>
+          <w:noProof/>
+          <w:sz w:val="28"/>
+          <w:szCs w:val="28"/>
+        </w:rPr>
+        <w:t>Интегрированный медиаплеер для воспроизведения выбранного контента в реальном времени;</w:t>
+      </w:r>
+    </w:p>
+    <w:p>
+      <w:pPr>
+        <w:numPr>
+          <w:ilvl w:val="0"/>
+          <w:numId w:val="37"/>
+        </w:numPr>
+        <w:spacing w:after="0" w:line="360" w:lineRule="auto"/>
+        <w:ind w:left="0" w:firstLine="709"/>
+        <w:jc w:val="both"/>
+        <w:rPr>
+          <w:rFonts w:ascii="Times New Roman" w:hAnsi="Times New Roman" w:cs="Times New Roman"/>
+          <w:bCs/>
+          <w:noProof/>
+          <w:sz w:val="28"/>
+          <w:szCs w:val="28"/>
+        </w:rPr>
+      </w:pPr>
+      <w:r>
+        <w:rPr>
+          <w:rFonts w:ascii="Times New Roman" w:hAnsi="Times New Roman" w:cs="Times New Roman"/>
+          <w:bCs/>
+          <w:noProof/>
+          <w:sz w:val="28"/>
+          <w:szCs w:val="28"/>
+        </w:rPr>
+        <w:t>Система учета истории просмотров с сохранением данных в СУБД для каждого конкретного пользователя;</w:t>
+      </w:r>
+    </w:p>
+    <w:p>
+      <w:pPr>
+        <w:numPr>
+          <w:ilvl w:val="0"/>
+          <w:numId w:val="37"/>
+        </w:numPr>
+        <w:spacing w:after="0" w:line="360" w:lineRule="auto"/>
+        <w:ind w:left="0" w:firstLine="709"/>
+        <w:jc w:val="both"/>
+        <w:rPr>
+          <w:rFonts w:ascii="Times New Roman" w:hAnsi="Times New Roman" w:cs="Times New Roman"/>
+          <w:bCs/>
+          <w:noProof/>
+          <w:sz w:val="28"/>
+          <w:szCs w:val="28"/>
+        </w:rPr>
+      </w:pPr>
+      <w:r>
+        <w:rPr>
+          <w:rFonts w:ascii="Times New Roman" w:hAnsi="Times New Roman" w:cs="Times New Roman"/>
+          <w:bCs/>
+          <w:noProof/>
+          <w:sz w:val="28"/>
+          <w:szCs w:val="28"/>
+        </w:rPr>
+        <w:t>Формирование персональных рекомендаций на основе жанровых предпочтений и истории активности;</w:t>
+      </w:r>
+    </w:p>
+    <w:p>
+      <w:pPr>
+        <w:numPr>
+          <w:ilvl w:val="0"/>
+          <w:numId w:val="37"/>
+        </w:numPr>
+        <w:spacing w:after="0" w:line="360" w:lineRule="auto"/>
+        <w:ind w:left="0" w:firstLine="709"/>
+        <w:jc w:val="both"/>
+        <w:rPr>
+          <w:rFonts w:ascii="Times New Roman" w:hAnsi="Times New Roman" w:cs="Times New Roman"/>
+          <w:bCs/>
+          <w:noProof/>
+          <w:sz w:val="28"/>
+          <w:szCs w:val="28"/>
+        </w:rPr>
+      </w:pPr>
+      <w:r>
+        <w:rPr>
+          <w:rFonts w:ascii="Times New Roman" w:hAnsi="Times New Roman" w:cs="Times New Roman"/>
+          <w:bCs/>
+          <w:noProof/>
+          <w:sz w:val="28"/>
+          <w:szCs w:val="28"/>
+        </w:rPr>
+        <w:t>Информативный интерфейс каталога с динамической индикацией отсутствия результатов при поиске или сбоях связи с базой данных.</w:t>
+      </w:r>
+    </w:p>
+    <w:p>
+      <w:pPr>
+        <w:spacing w:after="0" w:line="360" w:lineRule="auto"/>
+        <w:ind w:firstLine="709"/>
+        <w:jc w:val="both"/>
+        <w:rPr>
+          <w:rFonts w:ascii="Times New Roman" w:hAnsi="Times New Roman" w:cs="Times New Roman"/>
+          <w:bCs/>
+          <w:noProof/>
+          <w:sz w:val="28"/>
+          <w:szCs w:val="28"/>
+        </w:rPr>
+      </w:pPr>
+      <w:r>
+        <w:rPr>
+          <w:rFonts w:ascii="Times New Roman" w:hAnsi="Times New Roman" w:cs="Times New Roman"/>
+          <w:bCs/>
+          <w:noProof/>
+          <w:sz w:val="28"/>
+          <w:szCs w:val="28"/>
+        </w:rPr>
+        <w:t>Программа имеет интуитивно понятный интерфейс</w:t>
+      </w:r>
+      <w:r>
+        <w:rPr>
+          <w:rFonts w:ascii="Times New Roman" w:hAnsi="Times New Roman" w:cs="Times New Roman"/>
+          <w:bCs/>
+          <w:noProof/>
+          <w:sz w:val="28"/>
+          <w:szCs w:val="28"/>
+        </w:rPr>
+        <w:t>,</w:t>
+      </w:r>
+      <w:r>
+        <w:t xml:space="preserve"> </w:t>
+      </w:r>
+      <w:r>
+        <w:rPr>
+          <w:rFonts w:ascii="Times New Roman" w:hAnsi="Times New Roman" w:cs="Times New Roman"/>
+          <w:bCs/>
+          <w:noProof/>
+          <w:sz w:val="28"/>
+          <w:szCs w:val="28"/>
+        </w:rPr>
+        <w:t>обеспечивает контроль целостности данных при взаимодействии с СУБД PostgreSQL и позволяет эффективно организовать процесс индивидуального просмотра медиаконтента.</w:t>
+      </w:r>
     </w:p>
     <w:sectPr>
       <w:pgSz w:w="11906" w:h="16838"/>
@@ -13820,6 +17825,155 @@
     </w:lvl>
   </w:abstractNum>
   <w:abstractNum w:abstractNumId="35" w15:restartNumberingAfterBreak="0">
+    <w:nsid w:val="73F01F8C"/>
+    <w:multiLevelType w:val="multilevel"/>
+    <w:tmpl w:val="0BECDC6A"/>
+    <w:lvl w:ilvl="0">
+      <w:start w:val="1"/>
+      <w:numFmt w:val="bullet"/>
+      <w:lvlText w:val=""/>
+      <w:lvlJc w:val="left"/>
+      <w:pPr>
+        <w:tabs>
+          <w:tab w:val="num" w:pos="720"/>
+        </w:tabs>
+        <w:ind w:left="720" w:hanging="360"/>
+      </w:pPr>
+      <w:rPr>
+        <w:rFonts w:ascii="Symbol" w:hAnsi="Symbol" w:hint="default"/>
+        <w:sz w:val="20"/>
+      </w:rPr>
+    </w:lvl>
+    <w:lvl w:ilvl="1" w:tentative="1">
+      <w:start w:val="1"/>
+      <w:numFmt w:val="bullet"/>
+      <w:lvlText w:val="o"/>
+      <w:lvlJc w:val="left"/>
+      <w:pPr>
+        <w:tabs>
+          <w:tab w:val="num" w:pos="1440"/>
+        </w:tabs>
+        <w:ind w:left="1440" w:hanging="360"/>
+      </w:pPr>
+      <w:rPr>
+        <w:rFonts w:ascii="Courier New" w:hAnsi="Courier New" w:hint="default"/>
+        <w:sz w:val="20"/>
+      </w:rPr>
+    </w:lvl>
+    <w:lvl w:ilvl="2" w:tentative="1">
+      <w:start w:val="1"/>
+      <w:numFmt w:val="bullet"/>
+      <w:lvlText w:val=""/>
+      <w:lvlJc w:val="left"/>
+      <w:pPr>
+        <w:tabs>
+          <w:tab w:val="num" w:pos="2160"/>
+        </w:tabs>
+        <w:ind w:left="2160" w:hanging="360"/>
+      </w:pPr>
+      <w:rPr>
+        <w:rFonts w:ascii="Wingdings" w:hAnsi="Wingdings" w:hint="default"/>
+        <w:sz w:val="20"/>
+      </w:rPr>
+    </w:lvl>
+    <w:lvl w:ilvl="3" w:tentative="1">
+      <w:start w:val="1"/>
+      <w:numFmt w:val="bullet"/>
+      <w:lvlText w:val=""/>
+      <w:lvlJc w:val="left"/>
+      <w:pPr>
+        <w:tabs>
+          <w:tab w:val="num" w:pos="2880"/>
+        </w:tabs>
+        <w:ind w:left="2880" w:hanging="360"/>
+      </w:pPr>
+      <w:rPr>
+        <w:rFonts w:ascii="Wingdings" w:hAnsi="Wingdings" w:hint="default"/>
+        <w:sz w:val="20"/>
+      </w:rPr>
+    </w:lvl>
+    <w:lvl w:ilvl="4" w:tentative="1">
+      <w:start w:val="1"/>
+      <w:numFmt w:val="bullet"/>
+      <w:lvlText w:val=""/>
+      <w:lvlJc w:val="left"/>
+      <w:pPr>
+        <w:tabs>
+          <w:tab w:val="num" w:pos="3600"/>
+        </w:tabs>
+        <w:ind w:left="3600" w:hanging="360"/>
+      </w:pPr>
+      <w:rPr>
+        <w:rFonts w:ascii="Wingdings" w:hAnsi="Wingdings" w:hint="default"/>
+        <w:sz w:val="20"/>
+      </w:rPr>
+    </w:lvl>
+    <w:lvl w:ilvl="5" w:tentative="1">
+      <w:start w:val="1"/>
+      <w:numFmt w:val="bullet"/>
+      <w:lvlText w:val=""/>
+      <w:lvlJc w:val="left"/>
+      <w:pPr>
+        <w:tabs>
+          <w:tab w:val="num" w:pos="4320"/>
+        </w:tabs>
+        <w:ind w:left="4320" w:hanging="360"/>
+      </w:pPr>
+      <w:rPr>
+        <w:rFonts w:ascii="Wingdings" w:hAnsi="Wingdings" w:hint="default"/>
+        <w:sz w:val="20"/>
+      </w:rPr>
+    </w:lvl>
+    <w:lvl w:ilvl="6" w:tentative="1">
+      <w:start w:val="1"/>
+      <w:numFmt w:val="bullet"/>
+      <w:lvlText w:val=""/>
+      <w:lvlJc w:val="left"/>
+      <w:pPr>
+        <w:tabs>
+          <w:tab w:val="num" w:pos="5040"/>
+        </w:tabs>
+        <w:ind w:left="5040" w:hanging="360"/>
+      </w:pPr>
+      <w:rPr>
+        <w:rFonts w:ascii="Wingdings" w:hAnsi="Wingdings" w:hint="default"/>
+        <w:sz w:val="20"/>
+      </w:rPr>
+    </w:lvl>
+    <w:lvl w:ilvl="7" w:tentative="1">
+      <w:start w:val="1"/>
+      <w:numFmt w:val="bullet"/>
+      <w:lvlText w:val=""/>
+      <w:lvlJc w:val="left"/>
+      <w:pPr>
+        <w:tabs>
+          <w:tab w:val="num" w:pos="5760"/>
+        </w:tabs>
+        <w:ind w:left="5760" w:hanging="360"/>
+      </w:pPr>
+      <w:rPr>
+        <w:rFonts w:ascii="Wingdings" w:hAnsi="Wingdings" w:hint="default"/>
+        <w:sz w:val="20"/>
+      </w:rPr>
+    </w:lvl>
+    <w:lvl w:ilvl="8" w:tentative="1">
+      <w:start w:val="1"/>
+      <w:numFmt w:val="bullet"/>
+      <w:lvlText w:val=""/>
+      <w:lvlJc w:val="left"/>
+      <w:pPr>
+        <w:tabs>
+          <w:tab w:val="num" w:pos="6480"/>
+        </w:tabs>
+        <w:ind w:left="6480" w:hanging="360"/>
+      </w:pPr>
+      <w:rPr>
+        <w:rFonts w:ascii="Wingdings" w:hAnsi="Wingdings" w:hint="default"/>
+        <w:sz w:val="20"/>
+      </w:rPr>
+    </w:lvl>
+  </w:abstractNum>
+  <w:abstractNum w:abstractNumId="36" w15:restartNumberingAfterBreak="0">
     <w:nsid w:val="7820348D"/>
     <w:multiLevelType w:val="multilevel"/>
     <w:tmpl w:val="F3E07404"/>
@@ -14035,7 +18189,7 @@
     <w:abstractNumId w:val="6"/>
   </w:num>
   <w:num w:numId="23" w16cid:durableId="1467548499">
-    <w:abstractNumId w:val="35"/>
+    <w:abstractNumId w:val="36"/>
   </w:num>
   <w:num w:numId="24" w16cid:durableId="1884706100">
     <w:abstractNumId w:val="31"/>
@@ -14075,6 +18229,9 @@
   </w:num>
   <w:num w:numId="36" w16cid:durableId="1426878043">
     <w:abstractNumId w:val="1"/>
+  </w:num>
+  <w:num w:numId="37" w16cid:durableId="877622522">
+    <w:abstractNumId w:val="35"/>
   </w:num>
 </w:numbering>
 </file>
@@ -14479,6 +18636,7 @@
   <w:style w:type="paragraph" w:default="1" w:styleId="a">
     <w:name w:val="Normal"/>
     <w:qFormat/>
+    <w:rsid w:val="001D029A"/>
   </w:style>
   <w:style w:type="paragraph" w:styleId="1">
     <w:name w:val="heading 1"/>
@@ -14682,7 +18840,6 @@
   <w:style w:type="character" w:default="1" w:styleId="a0">
     <w:name w:val="Default Paragraph Font"/>
     <w:uiPriority w:val="1"/>
-    <w:semiHidden/>
     <w:unhideWhenUsed/>
   </w:style>
   <w:style w:type="table" w:default="1" w:styleId="a1">

--- a/Кинотеатр.docx
+++ b/Кинотеатр.docx
@@ -1,6 +1,6 @@
 
 <file path=word/document.xml><?xml version="1.0" encoding="utf-8"?>
-<w:document xmlns:wpc="http://schemas.microsoft.com/office/word/2010/wordprocessingCanvas" xmlns:cx="http://schemas.microsoft.com/office/drawing/2014/chartex" xmlns:cx1="http://schemas.microsoft.com/office/drawing/2015/9/8/chartex" xmlns:cx2="http://schemas.microsoft.com/office/drawing/2015/10/21/chartex" xmlns:cx3="http://schemas.microsoft.com/office/drawing/2016/5/9/chartex" xmlns:cx4="http://schemas.microsoft.com/office/drawing/2016/5/10/chartex" xmlns:cx5="http://schemas.microsoft.com/office/drawing/2016/5/11/chartex" xmlns:cx6="http://schemas.microsoft.com/office/drawing/2016/5/12/chartex" xmlns:cx7="http://schemas.microsoft.com/office/drawing/2016/5/13/chartex" xmlns:cx8="http://schemas.microsoft.com/office/drawing/2016/5/14/chartex" xmlns:mc="http://schemas.openxmlformats.org/markup-compatibility/2006" xmlns:aink="http://schemas.microsoft.com/office/drawing/2016/ink" xmlns:am3d="http://schemas.microsoft.com/office/drawing/2017/model3d" xmlns:o="urn:schemas-microsoft-com:office:office" xmlns:oel="http://schemas.microsoft.com/office/2019/extlst" xmlns:r="http://schemas.openxmlformats.org/officeDocument/2006/relationships" xmlns:m="http://schemas.openxmlformats.org/officeDocument/2006/math" xmlns:v="urn:schemas-microsoft-com:vml" xmlns:wp14="http://schemas.microsoft.com/office/word/2010/wordprocessingDrawing" xmlns:wp="http://schemas.openxmlformats.org/drawingml/2006/wordprocessingDrawing" xmlns:w10="urn:schemas-microsoft-com:office:word" xmlns:w="http://schemas.openxmlformats.org/wordprocessingml/2006/main" xmlns:w14="http://schemas.microsoft.com/office/word/2010/wordml" xmlns:w15="http://schemas.microsoft.com/office/word/2012/wordml" xmlns:w16cex="http://schemas.microsoft.com/office/word/2018/wordml/cex" xmlns:w16cid="http://schemas.microsoft.com/office/word/2016/wordml/cid" xmlns:w16="http://schemas.microsoft.com/office/word/2018/wordml" xmlns:w16sdtdh="http://schemas.microsoft.com/office/word/2020/wordml/sdtdatahash" xmlns:w16se="http://schemas.microsoft.com/office/word/2015/wordml/symex" xmlns:wpg="http://schemas.microsoft.com/office/word/2010/wordprocessingGroup" xmlns:wpi="http://schemas.microsoft.com/office/word/2010/wordprocessingInk" xmlns:wne="http://schemas.microsoft.com/office/word/2006/wordml" xmlns:wps="http://schemas.microsoft.com/office/word/2010/wordprocessingShape" mc:Ignorable="w14 w15 w16se w16cid w16 w16cex w16sdtdh wp14">
+<w:document xmlns:wpc="http://schemas.microsoft.com/office/word/2010/wordprocessingCanvas" xmlns:cx="http://schemas.microsoft.com/office/drawing/2014/chartex" xmlns:cx1="http://schemas.microsoft.com/office/drawing/2015/9/8/chartex" xmlns:cx2="http://schemas.microsoft.com/office/drawing/2015/10/21/chartex" xmlns:cx3="http://schemas.microsoft.com/office/drawing/2016/5/9/chartex" xmlns:cx4="http://schemas.microsoft.com/office/drawing/2016/5/10/chartex" xmlns:cx5="http://schemas.microsoft.com/office/drawing/2016/5/11/chartex" xmlns:cx6="http://schemas.microsoft.com/office/drawing/2016/5/12/chartex" xmlns:cx7="http://schemas.microsoft.com/office/drawing/2016/5/13/chartex" xmlns:cx8="http://schemas.microsoft.com/office/drawing/2016/5/14/chartex" xmlns:mc="http://schemas.openxmlformats.org/markup-compatibility/2006" xmlns:aink="http://schemas.microsoft.com/office/drawing/2016/ink" xmlns:am3d="http://schemas.microsoft.com/office/drawing/2017/model3d" xmlns:o="urn:schemas-microsoft-com:office:office" xmlns:oel="http://schemas.microsoft.com/office/2019/extlst" xmlns:r="http://schemas.openxmlformats.org/officeDocument/2006/relationships" xmlns:m="http://schemas.openxmlformats.org/officeDocument/2006/math" xmlns:v="urn:schemas-microsoft-com:vml" xmlns:wp14="http://schemas.microsoft.com/office/word/2010/wordprocessingDrawing" xmlns:wp="http://schemas.openxmlformats.org/drawingml/2006/wordprocessingDrawing" xmlns:w10="urn:schemas-microsoft-com:office:word" xmlns:w="http://schemas.openxmlformats.org/wordprocessingml/2006/main" xmlns:w14="http://schemas.microsoft.com/office/word/2010/wordml" xmlns:w15="http://schemas.microsoft.com/office/word/2012/wordml" xmlns:w16cex="http://schemas.microsoft.com/office/word/2018/wordml/cex" xmlns:w16cid="http://schemas.microsoft.com/office/word/2016/wordml/cid" xmlns:w16="http://schemas.microsoft.com/office/word/2018/wordml" xmlns:w16du="http://schemas.microsoft.com/office/word/2023/wordml/word16du" xmlns:w16sdtdh="http://schemas.microsoft.com/office/word/2020/wordml/sdtdatahash" xmlns:w16sdtfl="http://schemas.microsoft.com/office/word/2024/wordml/sdtformatlock" xmlns:w16se="http://schemas.microsoft.com/office/word/2015/wordml/symex" xmlns:wpg="http://schemas.microsoft.com/office/word/2010/wordprocessingGroup" xmlns:wpi="http://schemas.microsoft.com/office/word/2010/wordprocessingInk" xmlns:wne="http://schemas.microsoft.com/office/word/2006/wordml" xmlns:wps="http://schemas.microsoft.com/office/word/2010/wordprocessingShape" mc:Ignorable="w14 w15 w16se w16cid w16 w16cex w16sdtdh w16sdtfl w16du wp14">
   <w:body>
     <w:p>
       <w:pPr>
@@ -3596,9 +3596,11 @@
         <w:ind w:firstLine="709"/>
         <w:jc w:val="both"/>
         <w:sectPr>
+          <w:footerReference w:type="default" r:id="rId8"/>
           <w:pgSz w:w="11906" w:h="16838"/>
           <w:pgMar w:top="1134" w:right="850" w:bottom="1134" w:left="1701" w:header="708" w:footer="708" w:gutter="0"/>
           <w:cols w:space="708"/>
+          <w:titlePg/>
           <w:docGrid w:linePitch="360"/>
         </w:sectPr>
       </w:pPr>
@@ -3661,10 +3663,10 @@
             <o:lock v:ext="edit" aspectratio="t"/>
           </v:shapetype>
           <v:shape id="_x0000_s1029" type="#_x0000_t75" style="position:absolute;left:0;text-align:left;margin-left:129.25pt;margin-top:.15pt;width:504.6pt;height:466.95pt;z-index:251664384;mso-position-horizontal-relative:text;mso-position-vertical-relative:text;mso-width-relative:page;mso-height-relative:page">
-            <v:imagedata r:id="rId6" o:title=""/>
+            <v:imagedata r:id="rId9" o:title=""/>
             <w10:wrap type="topAndBottom"/>
           </v:shape>
-          <o:OLEObject Type="Embed" ProgID="Visio.Drawing.15" ShapeID="_x0000_s1029" DrawAspect="Content" ObjectID="_1844201028" r:id="rId7"/>
+          <o:OLEObject Type="Embed" ProgID="Visio.Drawing.15" ShapeID="_x0000_s1029" DrawAspect="Content" ObjectID="_1844230604" r:id="rId10"/>
         </w:object>
       </w:r>
     </w:p>
@@ -4431,7 +4433,6 @@
         </w:rPr>
         <w:t xml:space="preserve"> </w:t>
       </w:r>
-      <w:proofErr w:type="spellStart"/>
       <w:r>
         <w:rPr>
           <w:rFonts w:ascii="Times New Roman" w:hAnsi="Times New Roman" w:cs="Times New Roman"/>
@@ -4441,7 +4442,6 @@
         </w:rPr>
         <w:t>RenderRecomendations</w:t>
       </w:r>
-      <w:proofErr w:type="spellEnd"/>
       <w:r>
         <w:rPr>
           <w:rFonts w:ascii="Times New Roman" w:hAnsi="Times New Roman" w:cs="Times New Roman"/>
@@ -4832,7 +4832,6 @@
         </w:rPr>
         <w:t xml:space="preserve"> </w:t>
       </w:r>
-      <w:proofErr w:type="spellStart"/>
       <w:r>
         <w:rPr>
           <w:rFonts w:ascii="Times New Roman" w:hAnsi="Times New Roman" w:cs="Times New Roman"/>
@@ -4842,7 +4841,6 @@
         </w:rPr>
         <w:t>videoPath</w:t>
       </w:r>
-      <w:proofErr w:type="spellEnd"/>
       <w:r>
         <w:rPr>
           <w:rFonts w:ascii="Times New Roman" w:hAnsi="Times New Roman" w:cs="Times New Roman"/>
@@ -4990,7 +4988,6 @@
         </w:rPr>
         <w:t xml:space="preserve"> </w:t>
       </w:r>
-      <w:proofErr w:type="spellStart"/>
       <w:r>
         <w:rPr>
           <w:rFonts w:ascii="Times New Roman" w:hAnsi="Times New Roman" w:cs="Times New Roman"/>
@@ -5000,7 +4997,6 @@
         </w:rPr>
         <w:t>videoPath</w:t>
       </w:r>
-      <w:proofErr w:type="spellEnd"/>
       <w:r>
         <w:rPr>
           <w:rFonts w:ascii="Times New Roman" w:hAnsi="Times New Roman" w:cs="Times New Roman"/>
@@ -7708,7 +7704,7 @@
                     <pic:cNvPicPr/>
                   </pic:nvPicPr>
                   <pic:blipFill>
-                    <a:blip r:embed="rId8">
+                    <a:blip r:embed="rId11">
                       <a:extLst>
                         <a:ext uri="{28A0092B-C50C-407E-A947-70E740481C1C}">
                           <a14:useLocalDpi xmlns:a14="http://schemas.microsoft.com/office/drawing/2010/main" val="0"/>
@@ -8106,7 +8102,7 @@
                     <pic:cNvPicPr/>
                   </pic:nvPicPr>
                   <pic:blipFill>
-                    <a:blip r:embed="rId9">
+                    <a:blip r:embed="rId12">
                       <a:extLst>
                         <a:ext uri="{28A0092B-C50C-407E-A947-70E740481C1C}">
                           <a14:useLocalDpi xmlns:a14="http://schemas.microsoft.com/office/drawing/2010/main" val="0"/>
@@ -8294,6 +8290,7 @@
         <w:rPr>
           <w:rFonts w:ascii="Times New Roman" w:hAnsi="Times New Roman" w:cs="Times New Roman"/>
           <w:bCs/>
+          <w:noProof/>
           <w:sz w:val="28"/>
           <w:szCs w:val="28"/>
         </w:rPr>
@@ -8321,7 +8318,7 @@
                     <pic:cNvPicPr/>
                   </pic:nvPicPr>
                   <pic:blipFill>
-                    <a:blip r:embed="rId10">
+                    <a:blip r:embed="rId13">
                       <a:extLst>
                         <a:ext uri="{28A0092B-C50C-407E-A947-70E740481C1C}">
                           <a14:useLocalDpi xmlns:a14="http://schemas.microsoft.com/office/drawing/2010/main" val="0"/>
@@ -8492,7 +8489,7 @@
                     <pic:cNvPicPr/>
                   </pic:nvPicPr>
                   <pic:blipFill>
-                    <a:blip r:embed="rId11">
+                    <a:blip r:embed="rId14">
                       <a:extLst>
                         <a:ext uri="{28A0092B-C50C-407E-A947-70E740481C1C}">
                           <a14:useLocalDpi xmlns:a14="http://schemas.microsoft.com/office/drawing/2010/main" val="0"/>
@@ -8644,6 +8641,7 @@
         <w:rPr>
           <w:rFonts w:ascii="Times New Roman" w:hAnsi="Times New Roman" w:cs="Times New Roman"/>
           <w:bCs/>
+          <w:noProof/>
           <w:sz w:val="28"/>
           <w:szCs w:val="28"/>
         </w:rPr>
@@ -8672,7 +8670,7 @@
                     <pic:cNvPicPr/>
                   </pic:nvPicPr>
                   <pic:blipFill>
-                    <a:blip r:embed="rId12">
+                    <a:blip r:embed="rId15">
                       <a:extLst>
                         <a:ext uri="{28A0092B-C50C-407E-A947-70E740481C1C}">
                           <a14:useLocalDpi xmlns:a14="http://schemas.microsoft.com/office/drawing/2010/main" val="0"/>
@@ -8821,7 +8819,7 @@
                     <pic:cNvPicPr/>
                   </pic:nvPicPr>
                   <pic:blipFill>
-                    <a:blip r:embed="rId13">
+                    <a:blip r:embed="rId16">
                       <a:extLst>
                         <a:ext uri="{28A0092B-C50C-407E-A947-70E740481C1C}">
                           <a14:useLocalDpi xmlns:a14="http://schemas.microsoft.com/office/drawing/2010/main" val="0"/>
@@ -9005,7 +9003,7 @@
                     <pic:cNvPicPr/>
                   </pic:nvPicPr>
                   <pic:blipFill>
-                    <a:blip r:embed="rId14">
+                    <a:blip r:embed="rId17">
                       <a:extLst>
                         <a:ext uri="{28A0092B-C50C-407E-A947-70E740481C1C}">
                           <a14:useLocalDpi xmlns:a14="http://schemas.microsoft.com/office/drawing/2010/main" val="0"/>
@@ -9041,34 +9039,7 @@
           <w:sz w:val="28"/>
           <w:szCs w:val="28"/>
         </w:rPr>
-        <w:t xml:space="preserve">На рисунке </w:t>
-      </w:r>
-      <w:r>
-        <w:rPr>
-          <w:rFonts w:ascii="Times New Roman" w:hAnsi="Times New Roman" w:cs="Times New Roman"/>
-          <w:noProof/>
-          <w:sz w:val="28"/>
-          <w:szCs w:val="28"/>
-        </w:rPr>
-        <w:t>8</w:t>
-      </w:r>
-      <w:r>
-        <w:rPr>
-          <w:rFonts w:ascii="Times New Roman" w:hAnsi="Times New Roman" w:cs="Times New Roman"/>
-          <w:noProof/>
-          <w:sz w:val="28"/>
-          <w:szCs w:val="28"/>
-        </w:rPr>
-        <w:t xml:space="preserve"> представлена форма</w:t>
-      </w:r>
-      <w:r>
-        <w:rPr>
-          <w:rFonts w:ascii="Times New Roman" w:hAnsi="Times New Roman" w:cs="Times New Roman"/>
-          <w:noProof/>
-          <w:sz w:val="28"/>
-          <w:szCs w:val="28"/>
-        </w:rPr>
-        <w:t xml:space="preserve"> </w:t>
+        <w:t xml:space="preserve">На рисунке 8 представлена форма </w:t>
       </w:r>
       <w:r>
         <w:rPr>
@@ -9206,7 +9177,7 @@
                     <pic:cNvPicPr/>
                   </pic:nvPicPr>
                   <pic:blipFill>
-                    <a:blip r:embed="rId15">
+                    <a:blip r:embed="rId18">
                       <a:extLst>
                         <a:ext uri="{28A0092B-C50C-407E-A947-70E740481C1C}">
                           <a14:useLocalDpi xmlns:a14="http://schemas.microsoft.com/office/drawing/2010/main" val="0"/>
@@ -9384,7 +9355,7 @@
                     <pic:cNvPicPr/>
                   </pic:nvPicPr>
                   <pic:blipFill>
-                    <a:blip r:embed="rId16">
+                    <a:blip r:embed="rId19">
                       <a:extLst>
                         <a:ext uri="{28A0092B-C50C-407E-A947-70E740481C1C}">
                           <a14:useLocalDpi xmlns:a14="http://schemas.microsoft.com/office/drawing/2010/main" val="0"/>
@@ -9541,7 +9512,7 @@
                     <pic:cNvPicPr/>
                   </pic:nvPicPr>
                   <pic:blipFill>
-                    <a:blip r:embed="rId17">
+                    <a:blip r:embed="rId20">
                       <a:extLst>
                         <a:ext uri="{28A0092B-C50C-407E-A947-70E740481C1C}">
                           <a14:useLocalDpi xmlns:a14="http://schemas.microsoft.com/office/drawing/2010/main" val="0"/>
@@ -9691,7 +9662,7 @@
                     <pic:cNvPicPr/>
                   </pic:nvPicPr>
                   <pic:blipFill>
-                    <a:blip r:embed="rId18">
+                    <a:blip r:embed="rId21">
                       <a:extLst>
                         <a:ext uri="{28A0092B-C50C-407E-A947-70E740481C1C}">
                           <a14:useLocalDpi xmlns:a14="http://schemas.microsoft.com/office/drawing/2010/main" val="0"/>
@@ -9730,25 +9701,7 @@
           <w:sz w:val="28"/>
           <w:szCs w:val="28"/>
         </w:rPr>
-        <w:t>На рисунке 1</w:t>
-      </w:r>
-      <w:r>
-        <w:rPr>
-          <w:rFonts w:ascii="Times New Roman" w:hAnsi="Times New Roman" w:cs="Times New Roman"/>
-          <w:noProof/>
-          <w:sz w:val="28"/>
-          <w:szCs w:val="28"/>
-        </w:rPr>
-        <w:t>3</w:t>
-      </w:r>
-      <w:r>
-        <w:rPr>
-          <w:rFonts w:ascii="Times New Roman" w:hAnsi="Times New Roman" w:cs="Times New Roman"/>
-          <w:noProof/>
-          <w:sz w:val="28"/>
-          <w:szCs w:val="28"/>
-        </w:rPr>
-        <w:t xml:space="preserve"> показано продолжение кода </w:t>
+        <w:t xml:space="preserve">На рисунке 13 показано продолжение кода </w:t>
       </w:r>
       <w:r>
         <w:rPr>
@@ -9789,25 +9742,7 @@
           <w:sz w:val="28"/>
           <w:szCs w:val="28"/>
         </w:rPr>
-        <w:t>Рисунок 1</w:t>
-      </w:r>
-      <w:r>
-        <w:rPr>
-          <w:rFonts w:ascii="Times New Roman" w:hAnsi="Times New Roman" w:cs="Times New Roman"/>
-          <w:noProof/>
-          <w:sz w:val="28"/>
-          <w:szCs w:val="28"/>
-        </w:rPr>
-        <w:t>3</w:t>
-      </w:r>
-      <w:r>
-        <w:rPr>
-          <w:rFonts w:ascii="Times New Roman" w:hAnsi="Times New Roman" w:cs="Times New Roman"/>
-          <w:noProof/>
-          <w:sz w:val="28"/>
-          <w:szCs w:val="28"/>
-        </w:rPr>
-        <w:t xml:space="preserve"> – Продолжение кода </w:t>
+        <w:t xml:space="preserve">Рисунок 13 – Продолжение кода </w:t>
       </w:r>
       <w:r>
         <w:rPr>
@@ -9860,7 +9795,7 @@
                     <pic:cNvPicPr/>
                   </pic:nvPicPr>
                   <pic:blipFill>
-                    <a:blip r:embed="rId19">
+                    <a:blip r:embed="rId22">
                       <a:extLst>
                         <a:ext uri="{28A0092B-C50C-407E-A947-70E740481C1C}">
                           <a14:useLocalDpi xmlns:a14="http://schemas.microsoft.com/office/drawing/2010/main" val="0"/>
@@ -9899,25 +9834,7 @@
           <w:sz w:val="28"/>
           <w:szCs w:val="28"/>
         </w:rPr>
-        <w:t>На рисунке 1</w:t>
-      </w:r>
-      <w:r>
-        <w:rPr>
-          <w:rFonts w:ascii="Times New Roman" w:hAnsi="Times New Roman" w:cs="Times New Roman"/>
-          <w:noProof/>
-          <w:sz w:val="28"/>
-          <w:szCs w:val="28"/>
-        </w:rPr>
-        <w:t>4</w:t>
-      </w:r>
-      <w:r>
-        <w:rPr>
-          <w:rFonts w:ascii="Times New Roman" w:hAnsi="Times New Roman" w:cs="Times New Roman"/>
-          <w:noProof/>
-          <w:sz w:val="28"/>
-          <w:szCs w:val="28"/>
-        </w:rPr>
-        <w:t xml:space="preserve"> показано продолжение кода </w:t>
+        <w:t xml:space="preserve">На рисунке 14 показано продолжение кода </w:t>
       </w:r>
       <w:r>
         <w:rPr>
@@ -9964,25 +9881,8 @@
           <w:sz w:val="28"/>
           <w:szCs w:val="28"/>
         </w:rPr>
-        <w:t>Рисунок 1</w:t>
-      </w:r>
-      <w:r>
-        <w:rPr>
-          <w:rFonts w:ascii="Times New Roman" w:hAnsi="Times New Roman" w:cs="Times New Roman"/>
-          <w:noProof/>
-          <w:sz w:val="28"/>
-          <w:szCs w:val="28"/>
-        </w:rPr>
-        <w:t>4</w:t>
-      </w:r>
-      <w:r>
-        <w:rPr>
-          <w:rFonts w:ascii="Times New Roman" w:hAnsi="Times New Roman" w:cs="Times New Roman"/>
-          <w:noProof/>
-          <w:sz w:val="28"/>
-          <w:szCs w:val="28"/>
-        </w:rPr>
-        <w:t xml:space="preserve"> – Продолжение кода </w:t>
+        <w:lastRenderedPageBreak/>
+        <w:t xml:space="preserve">Рисунок 14 – Продолжение кода </w:t>
       </w:r>
       <w:r>
         <w:rPr>
@@ -10015,7 +9915,6 @@
           <w:szCs w:val="28"/>
           <w:lang w:val="en-US"/>
         </w:rPr>
-        <w:lastRenderedPageBreak/>
         <w:drawing>
           <wp:anchor distT="0" distB="0" distL="114300" distR="114300" simplePos="0" relativeHeight="251682816" behindDoc="0" locked="0" layoutInCell="1" allowOverlap="1" wp14:anchorId="161AAEBA" wp14:editId="5775DE1E">
             <wp:simplePos x="0" y="0"/>
@@ -10040,7 +9939,7 @@
                     <pic:cNvPicPr/>
                   </pic:nvPicPr>
                   <pic:blipFill>
-                    <a:blip r:embed="rId20">
+                    <a:blip r:embed="rId23">
                       <a:extLst>
                         <a:ext uri="{28A0092B-C50C-407E-A947-70E740481C1C}">
                           <a14:useLocalDpi xmlns:a14="http://schemas.microsoft.com/office/drawing/2010/main" val="0"/>
@@ -10147,6 +10046,7 @@
           <w:szCs w:val="28"/>
           <w:lang w:val="en-US"/>
         </w:rPr>
+        <w:lastRenderedPageBreak/>
         <w:drawing>
           <wp:anchor distT="0" distB="0" distL="114300" distR="114300" simplePos="0" relativeHeight="251683840" behindDoc="0" locked="0" layoutInCell="1" allowOverlap="1" wp14:anchorId="565DA61D" wp14:editId="2EEBA812">
             <wp:simplePos x="0" y="0"/>
@@ -10171,7 +10071,7 @@
                     <pic:cNvPicPr/>
                   </pic:nvPicPr>
                   <pic:blipFill>
-                    <a:blip r:embed="rId21">
+                    <a:blip r:embed="rId24">
                       <a:extLst>
                         <a:ext uri="{28A0092B-C50C-407E-A947-70E740481C1C}">
                           <a14:useLocalDpi xmlns:a14="http://schemas.microsoft.com/office/drawing/2010/main" val="0"/>
@@ -10309,7 +10209,7 @@
                     <pic:cNvPicPr/>
                   </pic:nvPicPr>
                   <pic:blipFill>
-                    <a:blip r:embed="rId22">
+                    <a:blip r:embed="rId25">
                       <a:extLst>
                         <a:ext uri="{28A0092B-C50C-407E-A947-70E740481C1C}">
                           <a14:useLocalDpi xmlns:a14="http://schemas.microsoft.com/office/drawing/2010/main" val="0"/>
@@ -10463,7 +10363,7 @@
                     <pic:cNvPicPr/>
                   </pic:nvPicPr>
                   <pic:blipFill>
-                    <a:blip r:embed="rId23">
+                    <a:blip r:embed="rId26">
                       <a:extLst>
                         <a:ext uri="{28A0092B-C50C-407E-A947-70E740481C1C}">
                           <a14:useLocalDpi xmlns:a14="http://schemas.microsoft.com/office/drawing/2010/main" val="0"/>
@@ -10598,7 +10498,7 @@
                     <pic:cNvPicPr/>
                   </pic:nvPicPr>
                   <pic:blipFill>
-                    <a:blip r:embed="rId24">
+                    <a:blip r:embed="rId27">
                       <a:extLst>
                         <a:ext uri="{28A0092B-C50C-407E-A947-70E740481C1C}">
                           <a14:useLocalDpi xmlns:a14="http://schemas.microsoft.com/office/drawing/2010/main" val="0"/>
@@ -10761,7 +10661,7 @@
                     <pic:cNvPicPr/>
                   </pic:nvPicPr>
                   <pic:blipFill>
-                    <a:blip r:embed="rId25">
+                    <a:blip r:embed="rId28">
                       <a:extLst>
                         <a:ext uri="{28A0092B-C50C-407E-A947-70E740481C1C}">
                           <a14:useLocalDpi xmlns:a14="http://schemas.microsoft.com/office/drawing/2010/main" val="0"/>
@@ -10892,7 +10792,7 @@
                     <pic:cNvPicPr/>
                   </pic:nvPicPr>
                   <pic:blipFill>
-                    <a:blip r:embed="rId26">
+                    <a:blip r:embed="rId29">
                       <a:extLst>
                         <a:ext uri="{28A0092B-C50C-407E-A947-70E740481C1C}">
                           <a14:useLocalDpi xmlns:a14="http://schemas.microsoft.com/office/drawing/2010/main" val="0"/>
@@ -11052,7 +10952,7 @@
                     <pic:cNvPicPr/>
                   </pic:nvPicPr>
                   <pic:blipFill>
-                    <a:blip r:embed="rId27">
+                    <a:blip r:embed="rId30">
                       <a:extLst>
                         <a:ext uri="{28A0092B-C50C-407E-A947-70E740481C1C}">
                           <a14:useLocalDpi xmlns:a14="http://schemas.microsoft.com/office/drawing/2010/main" val="0"/>
@@ -11205,7 +11105,7 @@
                     <pic:cNvPicPr/>
                   </pic:nvPicPr>
                   <pic:blipFill>
-                    <a:blip r:embed="rId28">
+                    <a:blip r:embed="rId31">
                       <a:extLst>
                         <a:ext uri="{28A0092B-C50C-407E-A947-70E740481C1C}">
                           <a14:useLocalDpi xmlns:a14="http://schemas.microsoft.com/office/drawing/2010/main" val="0"/>
@@ -11335,7 +11235,7 @@
                     <pic:cNvPicPr/>
                   </pic:nvPicPr>
                   <pic:blipFill>
-                    <a:blip r:embed="rId29">
+                    <a:blip r:embed="rId32">
                       <a:extLst>
                         <a:ext uri="{28A0092B-C50C-407E-A947-70E740481C1C}">
                           <a14:useLocalDpi xmlns:a14="http://schemas.microsoft.com/office/drawing/2010/main" val="0"/>
@@ -11494,7 +11394,7 @@
                     <pic:cNvPicPr/>
                   </pic:nvPicPr>
                   <pic:blipFill>
-                    <a:blip r:embed="rId30">
+                    <a:blip r:embed="rId33">
                       <a:extLst>
                         <a:ext uri="{28A0092B-C50C-407E-A947-70E740481C1C}">
                           <a14:useLocalDpi xmlns:a14="http://schemas.microsoft.com/office/drawing/2010/main" val="0"/>
@@ -11647,7 +11547,7 @@
                     <pic:cNvPicPr/>
                   </pic:nvPicPr>
                   <pic:blipFill>
-                    <a:blip r:embed="rId31">
+                    <a:blip r:embed="rId34">
                       <a:extLst>
                         <a:ext uri="{28A0092B-C50C-407E-A947-70E740481C1C}">
                           <a14:useLocalDpi xmlns:a14="http://schemas.microsoft.com/office/drawing/2010/main" val="0"/>
@@ -11800,7 +11700,7 @@
                     <pic:cNvPicPr/>
                   </pic:nvPicPr>
                   <pic:blipFill>
-                    <a:blip r:embed="rId32">
+                    <a:blip r:embed="rId35">
                       <a:extLst>
                         <a:ext uri="{28A0092B-C50C-407E-A947-70E740481C1C}">
                           <a14:useLocalDpi xmlns:a14="http://schemas.microsoft.com/office/drawing/2010/main" val="0"/>
@@ -11954,7 +11854,7 @@
                     <pic:cNvPicPr/>
                   </pic:nvPicPr>
                   <pic:blipFill>
-                    <a:blip r:embed="rId33">
+                    <a:blip r:embed="rId36">
                       <a:extLst>
                         <a:ext uri="{28A0092B-C50C-407E-A947-70E740481C1C}">
                           <a14:useLocalDpi xmlns:a14="http://schemas.microsoft.com/office/drawing/2010/main" val="0"/>
@@ -12081,7 +11981,7 @@
                     <pic:cNvPicPr/>
                   </pic:nvPicPr>
                   <pic:blipFill>
-                    <a:blip r:embed="rId34">
+                    <a:blip r:embed="rId37">
                       <a:extLst>
                         <a:ext uri="{28A0092B-C50C-407E-A947-70E740481C1C}">
                           <a14:useLocalDpi xmlns:a14="http://schemas.microsoft.com/office/drawing/2010/main" val="0"/>
@@ -12114,25 +12014,7 @@
           <w:sz w:val="28"/>
           <w:szCs w:val="28"/>
         </w:rPr>
-        <w:t>На рисунке 2</w:t>
-      </w:r>
-      <w:r>
-        <w:rPr>
-          <w:rFonts w:ascii="Times New Roman" w:hAnsi="Times New Roman" w:cs="Times New Roman"/>
-          <w:noProof/>
-          <w:sz w:val="28"/>
-          <w:szCs w:val="28"/>
-        </w:rPr>
-        <w:t>9</w:t>
-      </w:r>
-      <w:r>
-        <w:rPr>
-          <w:rFonts w:ascii="Times New Roman" w:hAnsi="Times New Roman" w:cs="Times New Roman"/>
-          <w:noProof/>
-          <w:sz w:val="28"/>
-          <w:szCs w:val="28"/>
-        </w:rPr>
-        <w:t xml:space="preserve"> представлено продолжение кода класса </w:t>
+        <w:t xml:space="preserve">На рисунке 29 представлено продолжение кода класса </w:t>
       </w:r>
       <w:r>
         <w:rPr>
@@ -12256,7 +12138,7 @@
                     <pic:cNvPicPr/>
                   </pic:nvPicPr>
                   <pic:blipFill>
-                    <a:blip r:embed="rId35">
+                    <a:blip r:embed="rId38">
                       <a:extLst>
                         <a:ext uri="{28A0092B-C50C-407E-A947-70E740481C1C}">
                           <a14:useLocalDpi xmlns:a14="http://schemas.microsoft.com/office/drawing/2010/main" val="0"/>
@@ -12407,7 +12289,7 @@
                     <pic:cNvPicPr/>
                   </pic:nvPicPr>
                   <pic:blipFill>
-                    <a:blip r:embed="rId36">
+                    <a:blip r:embed="rId39">
                       <a:extLst>
                         <a:ext uri="{28A0092B-C50C-407E-A947-70E740481C1C}">
                           <a14:useLocalDpi xmlns:a14="http://schemas.microsoft.com/office/drawing/2010/main" val="0"/>
@@ -12440,45 +12322,17 @@
           <w:sz w:val="28"/>
           <w:szCs w:val="28"/>
         </w:rPr>
-        <w:t>На рисунке 3</w:t>
-      </w:r>
-      <w:r>
-        <w:rPr>
-          <w:rFonts w:ascii="Times New Roman" w:hAnsi="Times New Roman" w:cs="Times New Roman"/>
-          <w:noProof/>
-          <w:sz w:val="28"/>
-          <w:szCs w:val="28"/>
-        </w:rPr>
-        <w:t>1</w:t>
-      </w:r>
-      <w:r>
-        <w:rPr>
-          <w:rFonts w:ascii="Times New Roman" w:hAnsi="Times New Roman" w:cs="Times New Roman"/>
-          <w:noProof/>
-          <w:sz w:val="28"/>
-          <w:szCs w:val="28"/>
-        </w:rPr>
-        <w:t xml:space="preserve"> представлен код класса </w:t>
-      </w:r>
-      <w:r>
-        <w:rPr>
-          <w:rFonts w:ascii="Times New Roman" w:hAnsi="Times New Roman" w:cs="Times New Roman"/>
-          <w:noProof/>
-          <w:sz w:val="28"/>
-          <w:szCs w:val="28"/>
-          <w:lang w:val="en-US"/>
-        </w:rPr>
-        <w:t>User</w:t>
-      </w:r>
-      <w:r>
-        <w:rPr>
-          <w:rFonts w:ascii="Times New Roman" w:hAnsi="Times New Roman" w:cs="Times New Roman"/>
-          <w:noProof/>
-          <w:sz w:val="28"/>
-          <w:szCs w:val="28"/>
-          <w:lang w:val="en-US"/>
-        </w:rPr>
-        <w:t>Manager</w:t>
+        <w:t xml:space="preserve">На рисунке 31 представлен код класса </w:t>
+      </w:r>
+      <w:r>
+        <w:rPr>
+          <w:rFonts w:ascii="Times New Roman" w:hAnsi="Times New Roman" w:cs="Times New Roman"/>
+          <w:noProof/>
+          <w:sz w:val="28"/>
+          <w:szCs w:val="28"/>
+          <w:lang w:val="en-US"/>
+        </w:rPr>
+        <w:t>UserManager</w:t>
       </w:r>
       <w:r>
         <w:rPr>
@@ -12859,8 +12713,100 @@
 </w:document>
 </file>
 
+<file path=word/endnotes.xml><?xml version="1.0" encoding="utf-8"?>
+<w:endnotes xmlns:wpc="http://schemas.microsoft.com/office/word/2010/wordprocessingCanvas" xmlns:cx="http://schemas.microsoft.com/office/drawing/2014/chartex" xmlns:cx1="http://schemas.microsoft.com/office/drawing/2015/9/8/chartex" xmlns:cx2="http://schemas.microsoft.com/office/drawing/2015/10/21/chartex" xmlns:cx3="http://schemas.microsoft.com/office/drawing/2016/5/9/chartex" xmlns:cx4="http://schemas.microsoft.com/office/drawing/2016/5/10/chartex" xmlns:cx5="http://schemas.microsoft.com/office/drawing/2016/5/11/chartex" xmlns:cx6="http://schemas.microsoft.com/office/drawing/2016/5/12/chartex" xmlns:cx7="http://schemas.microsoft.com/office/drawing/2016/5/13/chartex" xmlns:cx8="http://schemas.microsoft.com/office/drawing/2016/5/14/chartex" xmlns:mc="http://schemas.openxmlformats.org/markup-compatibility/2006" xmlns:aink="http://schemas.microsoft.com/office/drawing/2016/ink" xmlns:am3d="http://schemas.microsoft.com/office/drawing/2017/model3d" xmlns:o="urn:schemas-microsoft-com:office:office" xmlns:oel="http://schemas.microsoft.com/office/2019/extlst" xmlns:r="http://schemas.openxmlformats.org/officeDocument/2006/relationships" xmlns:m="http://schemas.openxmlformats.org/officeDocument/2006/math" xmlns:v="urn:schemas-microsoft-com:vml" xmlns:wp14="http://schemas.microsoft.com/office/word/2010/wordprocessingDrawing" xmlns:wp="http://schemas.openxmlformats.org/drawingml/2006/wordprocessingDrawing" xmlns:w10="urn:schemas-microsoft-com:office:word" xmlns:w="http://schemas.openxmlformats.org/wordprocessingml/2006/main" xmlns:w14="http://schemas.microsoft.com/office/word/2010/wordml" xmlns:w15="http://schemas.microsoft.com/office/word/2012/wordml" xmlns:w16cex="http://schemas.microsoft.com/office/word/2018/wordml/cex" xmlns:w16cid="http://schemas.microsoft.com/office/word/2016/wordml/cid" xmlns:w16="http://schemas.microsoft.com/office/word/2018/wordml" xmlns:w16du="http://schemas.microsoft.com/office/word/2023/wordml/word16du" xmlns:w16sdtdh="http://schemas.microsoft.com/office/word/2020/wordml/sdtdatahash" xmlns:w16sdtfl="http://schemas.microsoft.com/office/word/2024/wordml/sdtformatlock" xmlns:w16se="http://schemas.microsoft.com/office/word/2015/wordml/symex" xmlns:wpg="http://schemas.microsoft.com/office/word/2010/wordprocessingGroup" xmlns:wpi="http://schemas.microsoft.com/office/word/2010/wordprocessingInk" xmlns:wne="http://schemas.microsoft.com/office/word/2006/wordml" xmlns:wps="http://schemas.microsoft.com/office/word/2010/wordprocessingShape" mc:Ignorable="w14 w15 w16se w16cid w16 w16cex w16sdtdh w16sdtfl w16du wp14">
+  <w:endnote w:type="separator" w:id="-1">
+    <w:p>
+      <w:pPr>
+        <w:spacing w:after="0" w:line="240" w:lineRule="auto"/>
+      </w:pPr>
+      <w:r>
+        <w:separator/>
+      </w:r>
+    </w:p>
+  </w:endnote>
+  <w:endnote w:type="continuationSeparator" w:id="0">
+    <w:p>
+      <w:pPr>
+        <w:spacing w:after="0" w:line="240" w:lineRule="auto"/>
+      </w:pPr>
+      <w:r>
+        <w:continuationSeparator/>
+      </w:r>
+    </w:p>
+  </w:endnote>
+</w:endnotes>
+</file>
+
+<file path=word/footer1.xml><?xml version="1.0" encoding="utf-8"?>
+<w:ftr xmlns:wpc="http://schemas.microsoft.com/office/word/2010/wordprocessingCanvas" xmlns:cx="http://schemas.microsoft.com/office/drawing/2014/chartex" xmlns:cx1="http://schemas.microsoft.com/office/drawing/2015/9/8/chartex" xmlns:cx2="http://schemas.microsoft.com/office/drawing/2015/10/21/chartex" xmlns:cx3="http://schemas.microsoft.com/office/drawing/2016/5/9/chartex" xmlns:cx4="http://schemas.microsoft.com/office/drawing/2016/5/10/chartex" xmlns:cx5="http://schemas.microsoft.com/office/drawing/2016/5/11/chartex" xmlns:cx6="http://schemas.microsoft.com/office/drawing/2016/5/12/chartex" xmlns:cx7="http://schemas.microsoft.com/office/drawing/2016/5/13/chartex" xmlns:cx8="http://schemas.microsoft.com/office/drawing/2016/5/14/chartex" xmlns:mc="http://schemas.openxmlformats.org/markup-compatibility/2006" xmlns:aink="http://schemas.microsoft.com/office/drawing/2016/ink" xmlns:am3d="http://schemas.microsoft.com/office/drawing/2017/model3d" xmlns:o="urn:schemas-microsoft-com:office:office" xmlns:oel="http://schemas.microsoft.com/office/2019/extlst" xmlns:r="http://schemas.openxmlformats.org/officeDocument/2006/relationships" xmlns:m="http://schemas.openxmlformats.org/officeDocument/2006/math" xmlns:v="urn:schemas-microsoft-com:vml" xmlns:wp14="http://schemas.microsoft.com/office/word/2010/wordprocessingDrawing" xmlns:wp="http://schemas.openxmlformats.org/drawingml/2006/wordprocessingDrawing" xmlns:w10="urn:schemas-microsoft-com:office:word" xmlns:w="http://schemas.openxmlformats.org/wordprocessingml/2006/main" xmlns:w14="http://schemas.microsoft.com/office/word/2010/wordml" xmlns:w15="http://schemas.microsoft.com/office/word/2012/wordml" xmlns:w16cex="http://schemas.microsoft.com/office/word/2018/wordml/cex" xmlns:w16cid="http://schemas.microsoft.com/office/word/2016/wordml/cid" xmlns:w16="http://schemas.microsoft.com/office/word/2018/wordml" xmlns:w16du="http://schemas.microsoft.com/office/word/2023/wordml/word16du" xmlns:w16sdtdh="http://schemas.microsoft.com/office/word/2020/wordml/sdtdatahash" xmlns:w16sdtfl="http://schemas.microsoft.com/office/word/2024/wordml/sdtformatlock" xmlns:w16se="http://schemas.microsoft.com/office/word/2015/wordml/symex" xmlns:wpg="http://schemas.microsoft.com/office/word/2010/wordprocessingGroup" xmlns:wpi="http://schemas.microsoft.com/office/word/2010/wordprocessingInk" xmlns:wne="http://schemas.microsoft.com/office/word/2006/wordml" xmlns:wps="http://schemas.microsoft.com/office/word/2010/wordprocessingShape" mc:Ignorable="w14 w15 w16se w16cid w16 w16cex w16sdtdh w16sdtfl w16du wp14">
+  <w:sdt>
+    <w:sdtPr>
+      <w:id w:val="-803621265"/>
+      <w:docPartObj>
+        <w:docPartGallery w:val="Page Numbers (Bottom of Page)"/>
+        <w:docPartUnique/>
+      </w:docPartObj>
+    </w:sdtPr>
+    <w:sdtContent>
+      <w:p>
+        <w:pPr>
+          <w:pStyle w:val="af4"/>
+          <w:jc w:val="right"/>
+        </w:pPr>
+        <w:r>
+          <w:fldChar w:fldCharType="begin"/>
+        </w:r>
+        <w:r>
+          <w:instrText>PAGE   \* MERGEFORMAT</w:instrText>
+        </w:r>
+        <w:r>
+          <w:fldChar w:fldCharType="separate"/>
+        </w:r>
+        <w:r>
+          <w:t>2</w:t>
+        </w:r>
+        <w:r>
+          <w:fldChar w:fldCharType="end"/>
+        </w:r>
+      </w:p>
+    </w:sdtContent>
+  </w:sdt>
+  <w:p>
+    <w:pPr>
+      <w:pStyle w:val="af4"/>
+    </w:pPr>
+  </w:p>
+</w:ftr>
+</file>
+
+<file path=word/footnotes.xml><?xml version="1.0" encoding="utf-8"?>
+<w:footnotes xmlns:wpc="http://schemas.microsoft.com/office/word/2010/wordprocessingCanvas" xmlns:cx="http://schemas.microsoft.com/office/drawing/2014/chartex" xmlns:cx1="http://schemas.microsoft.com/office/drawing/2015/9/8/chartex" xmlns:cx2="http://schemas.microsoft.com/office/drawing/2015/10/21/chartex" xmlns:cx3="http://schemas.microsoft.com/office/drawing/2016/5/9/chartex" xmlns:cx4="http://schemas.microsoft.com/office/drawing/2016/5/10/chartex" xmlns:cx5="http://schemas.microsoft.com/office/drawing/2016/5/11/chartex" xmlns:cx6="http://schemas.microsoft.com/office/drawing/2016/5/12/chartex" xmlns:cx7="http://schemas.microsoft.com/office/drawing/2016/5/13/chartex" xmlns:cx8="http://schemas.microsoft.com/office/drawing/2016/5/14/chartex" xmlns:mc="http://schemas.openxmlformats.org/markup-compatibility/2006" xmlns:aink="http://schemas.microsoft.com/office/drawing/2016/ink" xmlns:am3d="http://schemas.microsoft.com/office/drawing/2017/model3d" xmlns:o="urn:schemas-microsoft-com:office:office" xmlns:oel="http://schemas.microsoft.com/office/2019/extlst" xmlns:r="http://schemas.openxmlformats.org/officeDocument/2006/relationships" xmlns:m="http://schemas.openxmlformats.org/officeDocument/2006/math" xmlns:v="urn:schemas-microsoft-com:vml" xmlns:wp14="http://schemas.microsoft.com/office/word/2010/wordprocessingDrawing" xmlns:wp="http://schemas.openxmlformats.org/drawingml/2006/wordprocessingDrawing" xmlns:w10="urn:schemas-microsoft-com:office:word" xmlns:w="http://schemas.openxmlformats.org/wordprocessingml/2006/main" xmlns:w14="http://schemas.microsoft.com/office/word/2010/wordml" xmlns:w15="http://schemas.microsoft.com/office/word/2012/wordml" xmlns:w16cex="http://schemas.microsoft.com/office/word/2018/wordml/cex" xmlns:w16cid="http://schemas.microsoft.com/office/word/2016/wordml/cid" xmlns:w16="http://schemas.microsoft.com/office/word/2018/wordml" xmlns:w16du="http://schemas.microsoft.com/office/word/2023/wordml/word16du" xmlns:w16sdtdh="http://schemas.microsoft.com/office/word/2020/wordml/sdtdatahash" xmlns:w16sdtfl="http://schemas.microsoft.com/office/word/2024/wordml/sdtformatlock" xmlns:w16se="http://schemas.microsoft.com/office/word/2015/wordml/symex" xmlns:wpg="http://schemas.microsoft.com/office/word/2010/wordprocessingGroup" xmlns:wpi="http://schemas.microsoft.com/office/word/2010/wordprocessingInk" xmlns:wne="http://schemas.microsoft.com/office/word/2006/wordml" xmlns:wps="http://schemas.microsoft.com/office/word/2010/wordprocessingShape" mc:Ignorable="w14 w15 w16se w16cid w16 w16cex w16sdtdh w16sdtfl w16du wp14">
+  <w:footnote w:type="separator" w:id="-1">
+    <w:p>
+      <w:pPr>
+        <w:spacing w:after="0" w:line="240" w:lineRule="auto"/>
+      </w:pPr>
+      <w:r>
+        <w:separator/>
+      </w:r>
+    </w:p>
+  </w:footnote>
+  <w:footnote w:type="continuationSeparator" w:id="0">
+    <w:p>
+      <w:pPr>
+        <w:spacing w:after="0" w:line="240" w:lineRule="auto"/>
+      </w:pPr>
+      <w:r>
+        <w:continuationSeparator/>
+      </w:r>
+    </w:p>
+  </w:footnote>
+</w:footnotes>
+</file>
+
 <file path=word/numbering.xml><?xml version="1.0" encoding="utf-8"?>
-<w:numbering xmlns:wpc="http://schemas.microsoft.com/office/word/2010/wordprocessingCanvas" xmlns:cx="http://schemas.microsoft.com/office/drawing/2014/chartex" xmlns:cx1="http://schemas.microsoft.com/office/drawing/2015/9/8/chartex" xmlns:cx2="http://schemas.microsoft.com/office/drawing/2015/10/21/chartex" xmlns:cx3="http://schemas.microsoft.com/office/drawing/2016/5/9/chartex" xmlns:cx4="http://schemas.microsoft.com/office/drawing/2016/5/10/chartex" xmlns:cx5="http://schemas.microsoft.com/office/drawing/2016/5/11/chartex" xmlns:cx6="http://schemas.microsoft.com/office/drawing/2016/5/12/chartex" xmlns:cx7="http://schemas.microsoft.com/office/drawing/2016/5/13/chartex" xmlns:cx8="http://schemas.microsoft.com/office/drawing/2016/5/14/chartex" xmlns:mc="http://schemas.openxmlformats.org/markup-compatibility/2006" xmlns:aink="http://schemas.microsoft.com/office/drawing/2016/ink" xmlns:am3d="http://schemas.microsoft.com/office/drawing/2017/model3d" xmlns:o="urn:schemas-microsoft-com:office:office" xmlns:oel="http://schemas.microsoft.com/office/2019/extlst" xmlns:r="http://schemas.openxmlformats.org/officeDocument/2006/relationships" xmlns:m="http://schemas.openxmlformats.org/officeDocument/2006/math" xmlns:v="urn:schemas-microsoft-com:vml" xmlns:wp14="http://schemas.microsoft.com/office/word/2010/wordprocessingDrawing" xmlns:wp="http://schemas.openxmlformats.org/drawingml/2006/wordprocessingDrawing" xmlns:w10="urn:schemas-microsoft-com:office:word" xmlns:w="http://schemas.openxmlformats.org/wordprocessingml/2006/main" xmlns:w14="http://schemas.microsoft.com/office/word/2010/wordml" xmlns:w15="http://schemas.microsoft.com/office/word/2012/wordml" xmlns:w16cex="http://schemas.microsoft.com/office/word/2018/wordml/cex" xmlns:w16cid="http://schemas.microsoft.com/office/word/2016/wordml/cid" xmlns:w16="http://schemas.microsoft.com/office/word/2018/wordml" xmlns:w16sdtdh="http://schemas.microsoft.com/office/word/2020/wordml/sdtdatahash" xmlns:w16se="http://schemas.microsoft.com/office/word/2015/wordml/symex" xmlns:wpg="http://schemas.microsoft.com/office/word/2010/wordprocessingGroup" xmlns:wpi="http://schemas.microsoft.com/office/word/2010/wordprocessingInk" xmlns:wne="http://schemas.microsoft.com/office/word/2006/wordml" xmlns:wps="http://schemas.microsoft.com/office/word/2010/wordprocessingShape" mc:Ignorable="w14 w15 w16se w16cid w16 w16cex w16sdtdh wp14">
+<w:numbering xmlns:wpc="http://schemas.microsoft.com/office/word/2010/wordprocessingCanvas" xmlns:cx="http://schemas.microsoft.com/office/drawing/2014/chartex" xmlns:cx1="http://schemas.microsoft.com/office/drawing/2015/9/8/chartex" xmlns:cx2="http://schemas.microsoft.com/office/drawing/2015/10/21/chartex" xmlns:cx3="http://schemas.microsoft.com/office/drawing/2016/5/9/chartex" xmlns:cx4="http://schemas.microsoft.com/office/drawing/2016/5/10/chartex" xmlns:cx5="http://schemas.microsoft.com/office/drawing/2016/5/11/chartex" xmlns:cx6="http://schemas.microsoft.com/office/drawing/2016/5/12/chartex" xmlns:cx7="http://schemas.microsoft.com/office/drawing/2016/5/13/chartex" xmlns:cx8="http://schemas.microsoft.com/office/drawing/2016/5/14/chartex" xmlns:mc="http://schemas.openxmlformats.org/markup-compatibility/2006" xmlns:aink="http://schemas.microsoft.com/office/drawing/2016/ink" xmlns:am3d="http://schemas.microsoft.com/office/drawing/2017/model3d" xmlns:o="urn:schemas-microsoft-com:office:office" xmlns:oel="http://schemas.microsoft.com/office/2019/extlst" xmlns:r="http://schemas.openxmlformats.org/officeDocument/2006/relationships" xmlns:m="http://schemas.openxmlformats.org/officeDocument/2006/math" xmlns:v="urn:schemas-microsoft-com:vml" xmlns:wp14="http://schemas.microsoft.com/office/word/2010/wordprocessingDrawing" xmlns:wp="http://schemas.openxmlformats.org/drawingml/2006/wordprocessingDrawing" xmlns:w10="urn:schemas-microsoft-com:office:word" xmlns:w="http://schemas.openxmlformats.org/wordprocessingml/2006/main" xmlns:w14="http://schemas.microsoft.com/office/word/2010/wordml" xmlns:w15="http://schemas.microsoft.com/office/word/2012/wordml" xmlns:w16cex="http://schemas.microsoft.com/office/word/2018/wordml/cex" xmlns:w16cid="http://schemas.microsoft.com/office/word/2016/wordml/cid" xmlns:w16="http://schemas.microsoft.com/office/word/2018/wordml" xmlns:w16du="http://schemas.microsoft.com/office/word/2023/wordml/word16du" xmlns:w16sdtdh="http://schemas.microsoft.com/office/word/2020/wordml/sdtdatahash" xmlns:w16sdtfl="http://schemas.microsoft.com/office/word/2024/wordml/sdtformatlock" xmlns:w16se="http://schemas.microsoft.com/office/word/2015/wordml/symex" xmlns:wpg="http://schemas.microsoft.com/office/word/2010/wordprocessingGroup" xmlns:wpi="http://schemas.microsoft.com/office/word/2010/wordprocessingInk" xmlns:wne="http://schemas.microsoft.com/office/word/2006/wordml" xmlns:wps="http://schemas.microsoft.com/office/word/2010/wordprocessingShape" mc:Ignorable="w14 w15 w16se w16cid w16 w16cex w16sdtdh w16sdtfl w16du wp14">
   <w:abstractNum w:abstractNumId="0" w15:restartNumberingAfterBreak="0">
     <w:nsid w:val="01E56C36"/>
     <w:multiLevelType w:val="multilevel"/>
@@ -18237,7 +18183,7 @@
 </file>
 
 <file path=word/styles.xml><?xml version="1.0" encoding="utf-8"?>
-<w:styles xmlns:mc="http://schemas.openxmlformats.org/markup-compatibility/2006" xmlns:r="http://schemas.openxmlformats.org/officeDocument/2006/relationships" xmlns:w="http://schemas.openxmlformats.org/wordprocessingml/2006/main" xmlns:w14="http://schemas.microsoft.com/office/word/2010/wordml" xmlns:w15="http://schemas.microsoft.com/office/word/2012/wordml" xmlns:w16cex="http://schemas.microsoft.com/office/word/2018/wordml/cex" xmlns:w16cid="http://schemas.microsoft.com/office/word/2016/wordml/cid" xmlns:w16="http://schemas.microsoft.com/office/word/2018/wordml" xmlns:w16sdtdh="http://schemas.microsoft.com/office/word/2020/wordml/sdtdatahash" xmlns:w16se="http://schemas.microsoft.com/office/word/2015/wordml/symex" mc:Ignorable="w14 w15 w16se w16cid w16 w16cex w16sdtdh">
+<w:styles xmlns:mc="http://schemas.openxmlformats.org/markup-compatibility/2006" xmlns:r="http://schemas.openxmlformats.org/officeDocument/2006/relationships" xmlns:w="http://schemas.openxmlformats.org/wordprocessingml/2006/main" xmlns:w14="http://schemas.microsoft.com/office/word/2010/wordml" xmlns:w15="http://schemas.microsoft.com/office/word/2012/wordml" xmlns:w16cex="http://schemas.microsoft.com/office/word/2018/wordml/cex" xmlns:w16cid="http://schemas.microsoft.com/office/word/2016/wordml/cid" xmlns:w16="http://schemas.microsoft.com/office/word/2018/wordml" xmlns:w16du="http://schemas.microsoft.com/office/word/2023/wordml/word16du" xmlns:w16sdtdh="http://schemas.microsoft.com/office/word/2020/wordml/sdtdatahash" xmlns:w16sdtfl="http://schemas.microsoft.com/office/word/2024/wordml/sdtformatlock" xmlns:w16se="http://schemas.microsoft.com/office/word/2015/wordml/symex" mc:Ignorable="w14 w15 w16se w16cid w16 w16cex w16sdtdh w16sdtfl w16du">
   <w:docDefaults>
     <w:rPrDefault>
       <w:rPr>
@@ -18840,6 +18786,7 @@
   <w:style w:type="character" w:default="1" w:styleId="a0">
     <w:name w:val="Default Paragraph Font"/>
     <w:uiPriority w:val="1"/>
+    <w:semiHidden/>
     <w:unhideWhenUsed/>
   </w:style>
   <w:style w:type="table" w:default="1" w:styleId="a1">
@@ -19281,6 +19228,50 @@
       <w:rFonts w:ascii="Times New Roman" w:hAnsi="Times New Roman" w:cs="Times New Roman"/>
     </w:rPr>
   </w:style>
+  <w:style w:type="paragraph" w:styleId="af2">
+    <w:name w:val="header"/>
+    <w:basedOn w:val="a"/>
+    <w:link w:val="af3"/>
+    <w:uiPriority w:val="99"/>
+    <w:unhideWhenUsed/>
+    <w:rsid w:val="00F24C77"/>
+    <w:pPr>
+      <w:tabs>
+        <w:tab w:val="center" w:pos="4677"/>
+        <w:tab w:val="right" w:pos="9355"/>
+      </w:tabs>
+      <w:spacing w:after="0" w:line="240" w:lineRule="auto"/>
+    </w:pPr>
+  </w:style>
+  <w:style w:type="character" w:customStyle="1" w:styleId="af3">
+    <w:name w:val="Верхний колонтитул Знак"/>
+    <w:basedOn w:val="a0"/>
+    <w:link w:val="af2"/>
+    <w:uiPriority w:val="99"/>
+    <w:rsid w:val="00F24C77"/>
+  </w:style>
+  <w:style w:type="paragraph" w:styleId="af4">
+    <w:name w:val="footer"/>
+    <w:basedOn w:val="a"/>
+    <w:link w:val="af5"/>
+    <w:uiPriority w:val="99"/>
+    <w:unhideWhenUsed/>
+    <w:rsid w:val="00F24C77"/>
+    <w:pPr>
+      <w:tabs>
+        <w:tab w:val="center" w:pos="4677"/>
+        <w:tab w:val="right" w:pos="9355"/>
+      </w:tabs>
+      <w:spacing w:after="0" w:line="240" w:lineRule="auto"/>
+    </w:pPr>
+  </w:style>
+  <w:style w:type="character" w:customStyle="1" w:styleId="af5">
+    <w:name w:val="Нижний колонтитул Знак"/>
+    <w:basedOn w:val="a0"/>
+    <w:link w:val="af4"/>
+    <w:uiPriority w:val="99"/>
+    <w:rsid w:val="00F24C77"/>
+  </w:style>
 </w:styles>
 </file>
 
